--- a/pc_package/PCP-003_bioreactor.docx
+++ b/pc_package/PCP-003_bioreactor.docx
@@ -53,7 +53,7 @@
         <w:p>
           <w:r>
             <w:fldChar w:fldCharType="begin" w:dirty="true"/>
-            <w:instrText xml:space="preserve">TOC \o "1-2" \h \z \u</w:instrText>
+            <w:instrText xml:space="preserve">TOC \o "1-3" \h \z \u</w:instrText>
             <w:fldChar w:fldCharType="separate"/>
             <w:fldChar w:fldCharType="end"/>
           </w:r>
@@ -369,257 +369,13 @@
         <w:t xml:space="preserve">case study (CMC Biotech Working Group, 2009). Novacyte Biologics and all sites, SOP/AMV numbers and signatories are fictional. For NLP corpus development only; not for any regulated use.</w:t>
       </w:r>
     </w:p>
-    <w:p>
-      <w:r>
-        <w:br w:type="page"/>
-      </w:r>
-    </w:p>
-    <w:bookmarkStart w:id="20" w:name="purpose-and-scope"/>
+    <w:bookmarkStart w:id="21" w:name="approvals"/>
     <w:p>
       <w:pPr>
-        <w:pStyle w:val="Heading1"/>
+        <w:pStyle w:val="Heading2"/>
       </w:pPr>
       <w:r>
-        <w:t xml:space="preserve">1. Purpose and scope</w:t>
-      </w:r>
-    </w:p>
-    <w:p>
-      <w:pPr>
-        <w:pStyle w:val="FirstParagraph"/>
-      </w:pPr>
-      <w:r>
-        <w:t xml:space="preserve">This Process Characterization Plan (</w:t>
-      </w:r>
-      <w:r>
-        <w:rPr>
-          <w:b/>
-          <w:bCs/>
-        </w:rPr>
-        <w:t xml:space="preserve">PCP-003</w:t>
-      </w:r>
-      <w:r>
-        <w:t xml:space="preserve">) defines the Stage 1 (Process</w:t>
-      </w:r>
-      <w:r>
-        <w:t xml:space="preserve"> </w:t>
-      </w:r>
-      <w:r>
-        <w:t xml:space="preserve">Design) characterization of the</w:t>
-      </w:r>
-      <w:r>
-        <w:t xml:space="preserve"> </w:t>
-      </w:r>
-      <w:r>
-        <w:rPr>
-          <w:b/>
-          <w:bCs/>
-        </w:rPr>
-        <w:t xml:space="preserve">A-Mab production bioreactor (Step 3)</w:t>
-      </w:r>
-      <w:r>
-        <w:t xml:space="preserve">, the</w:t>
-      </w:r>
-      <w:r>
-        <w:t xml:space="preserve"> </w:t>
-      </w:r>
-      <w:r>
-        <w:t xml:space="preserve">fed-batch cell-culture operation that establishes the glycosylation,</w:t>
-      </w:r>
-      <w:r>
-        <w:t xml:space="preserve"> </w:t>
-      </w:r>
-      <w:r>
-        <w:t xml:space="preserve">charge-variant and initial size-variant and process-impurity profile of the</w:t>
-      </w:r>
-      <w:r>
-        <w:t xml:space="preserve"> </w:t>
-      </w:r>
-      <w:r>
-        <w:t xml:space="preserve">drug substance. The plan specifies the quality attributes in scope, the process</w:t>
-      </w:r>
-      <w:r>
-        <w:t xml:space="preserve"> </w:t>
-      </w:r>
-      <w:r>
-        <w:t xml:space="preserve">parameters and ranges to be studied, the experimental designs, the analytical</w:t>
-      </w:r>
-      <w:r>
-        <w:t xml:space="preserve"> </w:t>
-      </w:r>
-      <w:r>
-        <w:t xml:space="preserve">methods, and the acceptance and decision criteria by which each parameter will be</w:t>
-      </w:r>
-      <w:r>
-        <w:t xml:space="preserve"> </w:t>
-      </w:r>
-      <w:r>
-        <w:t xml:space="preserve">classified and a design space established.</w:t>
-      </w:r>
-    </w:p>
-    <w:p>
-      <w:pPr>
-        <w:pStyle w:val="BodyText"/>
-      </w:pPr>
-      <w:r>
-        <w:rPr>
-          <w:b/>
-          <w:bCs/>
-        </w:rPr>
-        <w:t xml:space="preserve">Scope.</w:t>
-      </w:r>
-      <w:r>
-        <w:t xml:space="preserve"> </w:t>
-      </w:r>
-      <w:r>
-        <w:t xml:space="preserve">The 15,000-L commercial-scale</w:t>
-      </w:r>
-      <w:r>
-        <w:t xml:space="preserve"> </w:t>
-      </w:r>
-      <w:r>
-        <w:t xml:space="preserve">production bioreactor, characterized on a qualified 2 L scale-down model (SDM).</w:t>
-      </w:r>
-      <w:r>
-        <w:t xml:space="preserve"> </w:t>
-      </w:r>
-      <w:r>
-        <w:t xml:space="preserve">Seed-train expansion (Steps 1–2) and harvest (Step 4) are addressed only where</w:t>
-      </w:r>
-      <w:r>
-        <w:t xml:space="preserve"> </w:t>
-      </w:r>
-      <w:r>
-        <w:t xml:space="preserve">they affect the production culture; their characterization is out of scope of</w:t>
-      </w:r>
-      <w:r>
-        <w:t xml:space="preserve"> </w:t>
-      </w:r>
-      <w:r>
-        <w:t xml:space="preserve">this plan. This plan governs execution only — the results are reported in the</w:t>
-      </w:r>
-      <w:r>
-        <w:t xml:space="preserve"> </w:t>
-      </w:r>
-      <w:r>
-        <w:t xml:space="preserve">paired</w:t>
-      </w:r>
-      <w:r>
-        <w:t xml:space="preserve"> </w:t>
-      </w:r>
-      <w:r>
-        <w:rPr>
-          <w:b/>
-          <w:bCs/>
-        </w:rPr>
-        <w:t xml:space="preserve">Process Characterization Report (PCR-003)</w:t>
-      </w:r>
-      <w:r>
-        <w:t xml:space="preserve">.</w:t>
-      </w:r>
-    </w:p>
-    <w:p>
-      <w:pPr>
-        <w:pStyle w:val="BodyText"/>
-      </w:pPr>
-      <w:r>
-        <w:rPr>
-          <w:b/>
-          <w:bCs/>
-        </w:rPr>
-        <w:t xml:space="preserve">Basis.</w:t>
-      </w:r>
-      <w:r>
-        <w:t xml:space="preserve"> </w:t>
-      </w:r>
-      <w:r>
-        <w:t xml:space="preserve">The unit-operation model, quality-attribute framework and risk</w:t>
-      </w:r>
-      <w:r>
-        <w:t xml:space="preserve"> </w:t>
-      </w:r>
-      <w:r>
-        <w:t xml:space="preserve">methodology follow the A-Mab case study</w:t>
-      </w:r>
-      <w:r>
-        <w:t xml:space="preserve"> </w:t>
-      </w:r>
-      <w:r>
-        <w:t xml:space="preserve">(CMC Biotech Working Group 2009)</w:t>
-      </w:r>
-      <w:r>
-        <w:t xml:space="preserve">; the Stage 1 approach and</w:t>
-      </w:r>
-      <w:r>
-        <w:t xml:space="preserve"> </w:t>
-      </w:r>
-      <w:r>
-        <w:t xml:space="preserve">report structure follow PDA Technical Report 60</w:t>
-      </w:r>
-      <w:r>
-        <w:t xml:space="preserve"> </w:t>
-      </w:r>
-      <w:r>
-        <w:t xml:space="preserve">(Parenteral Drug Association 2013)</w:t>
-      </w:r>
-      <w:r>
-        <w:t xml:space="preserve"> </w:t>
-      </w:r>
-      <w:r>
-        <w:t xml:space="preserve">and the ISPE Good</w:t>
-      </w:r>
-      <w:r>
-        <w:t xml:space="preserve"> </w:t>
-      </w:r>
-      <w:r>
-        <w:t xml:space="preserve">Practice Guide</w:t>
-      </w:r>
-      <w:r>
-        <w:t xml:space="preserve"> </w:t>
-      </w:r>
-      <w:r>
-        <w:t xml:space="preserve">(International Society for Pharmaceutical Engineering 2023)</w:t>
-      </w:r>
-      <w:r>
-        <w:t xml:space="preserve">; the Quality-by-Design framework follows ICH Q8,</w:t>
-      </w:r>
-      <w:r>
-        <w:t xml:space="preserve"> </w:t>
-      </w:r>
-      <w:r>
-        <w:t xml:space="preserve">Q9 and Q11</w:t>
-      </w:r>
-      <w:r>
-        <w:t xml:space="preserve"> </w:t>
-      </w:r>
-      <w:r>
-        <w:t xml:space="preserve">(International Council for Harmonisation 2009, 2023, 2012)</w:t>
-      </w:r>
-      <w:r>
-        <w:t xml:space="preserve">.</w:t>
-      </w:r>
-    </w:p>
-    <w:bookmarkEnd w:id="20"/>
-    <w:bookmarkStart w:id="23" w:name="related-documents"/>
-    <w:p>
-      <w:pPr>
-        <w:pStyle w:val="Heading1"/>
-      </w:pPr>
-      <w:r>
-        <w:t xml:space="preserve">2. Related documents</w:t>
-      </w:r>
-    </w:p>
-    <w:p>
-      <w:pPr>
-        <w:pStyle w:val="FirstParagraph"/>
-      </w:pPr>
-      <w:r>
-        <w:t xml:space="preserve">This plan is executed under the master documents below and is paired with its</w:t>
-      </w:r>
-      <w:r>
-        <w:t xml:space="preserve"> </w:t>
-      </w:r>
-      <w:r>
-        <w:t xml:space="preserve">report; the full package is cross-referenced for traceability.</w:t>
+        <w:t xml:space="preserve">Approvals</w:t>
       </w:r>
     </w:p>
     <w:tbl>
@@ -635,7 +391,7 @@
       <w:tr>
         <w:tc>
           <w:tcPr/>
-          <w:bookmarkStart w:id="21" w:name="tbl-rel"/>
+          <w:bookmarkStart w:id="20" w:name="tbl-appr"/>
           <w:p>
             <w:pPr>
               <w:jc w:val="center"/>
@@ -646,7 +402,846 @@
               <w:pStyle w:val="ImageCaption"/>
             </w:pPr>
             <w:r>
-              <w:t xml:space="preserve">Table 1: Related documents in the A-Mab process-characterization package.</w:t>
+              <w:t xml:space="preserve">Table 1: Approval record (synthetic; signatures not applied).</w:t>
+            </w:r>
+          </w:p>
+          <w:tbl>
+            <w:tblPr>
+              <w:tblStyle w:val="Table"/>
+              <w:tblW w:type="auto" w:w="0"/>
+              <w:tblLook w:firstRow="1" w:lastRow="0" w:firstColumn="0" w:lastColumn="0" w:noHBand="0" w:noVBand="0" w:val="0020"/>
+            </w:tblPr>
+            <w:tblGrid>
+              <w:gridCol w:w="1584"/>
+              <w:gridCol w:w="1584"/>
+              <w:gridCol w:w="1584"/>
+              <w:gridCol w:w="1584"/>
+              <w:gridCol w:w="1584"/>
+            </w:tblGrid>
+            <w:tr>
+              <w:trPr>
+                <w:tblHeader w:val="on"/>
+              </w:trPr>
+              <w:tc>
+                <w:tcPr/>
+                <w:p>
+                  <w:pPr>
+                    <w:pStyle w:val="Compact"/>
+                    <w:jc w:val="center"/>
+                  </w:pPr>
+                  <w:r>
+                    <w:t xml:space="preserve">Role</w:t>
+                  </w:r>
+                </w:p>
+              </w:tc>
+              <w:tc>
+                <w:tcPr/>
+                <w:p>
+                  <w:pPr>
+                    <w:pStyle w:val="Compact"/>
+                    <w:jc w:val="center"/>
+                  </w:pPr>
+                  <w:r>
+                    <w:t xml:space="preserve">Function</w:t>
+                  </w:r>
+                </w:p>
+              </w:tc>
+              <w:tc>
+                <w:tcPr/>
+                <w:p>
+                  <w:pPr>
+                    <w:pStyle w:val="Compact"/>
+                    <w:jc w:val="center"/>
+                  </w:pPr>
+                  <w:r>
+                    <w:t xml:space="preserve">Name (synthetic)</w:t>
+                  </w:r>
+                </w:p>
+              </w:tc>
+              <w:tc>
+                <w:tcPr/>
+                <w:p>
+                  <w:pPr>
+                    <w:pStyle w:val="Compact"/>
+                    <w:jc w:val="center"/>
+                  </w:pPr>
+                  <w:r>
+                    <w:t xml:space="preserve">Signature</w:t>
+                  </w:r>
+                </w:p>
+              </w:tc>
+              <w:tc>
+                <w:tcPr/>
+                <w:p>
+                  <w:pPr>
+                    <w:pStyle w:val="Compact"/>
+                    <w:jc w:val="center"/>
+                  </w:pPr>
+                  <w:r>
+                    <w:t xml:space="preserve">Date</w:t>
+                  </w:r>
+                </w:p>
+              </w:tc>
+            </w:tr>
+            <w:tr>
+              <w:tc>
+                <w:tcPr/>
+                <w:p>
+                  <w:pPr>
+                    <w:pStyle w:val="Compact"/>
+                    <w:jc w:val="center"/>
+                  </w:pPr>
+                  <w:r>
+                    <w:t xml:space="preserve">Author</w:t>
+                  </w:r>
+                </w:p>
+              </w:tc>
+              <w:tc>
+                <w:tcPr/>
+                <w:p>
+                  <w:pPr>
+                    <w:pStyle w:val="Compact"/>
+                    <w:jc w:val="center"/>
+                  </w:pPr>
+                  <w:r>
+                    <w:t xml:space="preserve">Process Development / MSAT</w:t>
+                  </w:r>
+                </w:p>
+              </w:tc>
+              <w:tc>
+                <w:tcPr/>
+                <w:p>
+                  <w:pPr>
+                    <w:pStyle w:val="Compact"/>
+                    <w:jc w:val="center"/>
+                  </w:pPr>
+                  <w:r>
+                    <w:t xml:space="preserve">—</w:t>
+                  </w:r>
+                </w:p>
+              </w:tc>
+              <w:tc>
+                <w:tcPr/>
+                <w:p>
+                  <w:pPr>
+                    <w:pStyle w:val="Compact"/>
+                    <w:jc w:val="center"/>
+                  </w:pPr>
+                  <w:r>
+                    <w:t xml:space="preserve">—</w:t>
+                  </w:r>
+                </w:p>
+              </w:tc>
+              <w:tc>
+                <w:tcPr/>
+                <w:p>
+                  <w:pPr>
+                    <w:pStyle w:val="Compact"/>
+                    <w:jc w:val="center"/>
+                  </w:pPr>
+                  <w:r>
+                    <w:t xml:space="preserve">—</w:t>
+                  </w:r>
+                </w:p>
+              </w:tc>
+            </w:tr>
+            <w:tr>
+              <w:tc>
+                <w:tcPr/>
+                <w:p>
+                  <w:pPr>
+                    <w:pStyle w:val="Compact"/>
+                    <w:jc w:val="center"/>
+                  </w:pPr>
+                  <w:r>
+                    <w:t xml:space="preserve">Reviewer</w:t>
+                  </w:r>
+                </w:p>
+              </w:tc>
+              <w:tc>
+                <w:tcPr/>
+                <w:p>
+                  <w:pPr>
+                    <w:pStyle w:val="Compact"/>
+                    <w:jc w:val="center"/>
+                  </w:pPr>
+                  <w:r>
+                    <w:t xml:space="preserve">Analytical Development</w:t>
+                  </w:r>
+                </w:p>
+              </w:tc>
+              <w:tc>
+                <w:tcPr/>
+                <w:p>
+                  <w:pPr>
+                    <w:pStyle w:val="Compact"/>
+                    <w:jc w:val="center"/>
+                  </w:pPr>
+                  <w:r>
+                    <w:t xml:space="preserve">—</w:t>
+                  </w:r>
+                </w:p>
+              </w:tc>
+              <w:tc>
+                <w:tcPr/>
+                <w:p>
+                  <w:pPr>
+                    <w:pStyle w:val="Compact"/>
+                    <w:jc w:val="center"/>
+                  </w:pPr>
+                  <w:r>
+                    <w:t xml:space="preserve">—</w:t>
+                  </w:r>
+                </w:p>
+              </w:tc>
+              <w:tc>
+                <w:tcPr/>
+                <w:p>
+                  <w:pPr>
+                    <w:pStyle w:val="Compact"/>
+                    <w:jc w:val="center"/>
+                  </w:pPr>
+                  <w:r>
+                    <w:t xml:space="preserve">—</w:t>
+                  </w:r>
+                </w:p>
+              </w:tc>
+            </w:tr>
+            <w:tr>
+              <w:tc>
+                <w:tcPr/>
+                <w:p>
+                  <w:pPr>
+                    <w:pStyle w:val="Compact"/>
+                    <w:jc w:val="center"/>
+                  </w:pPr>
+                  <w:r>
+                    <w:t xml:space="preserve">Reviewer</w:t>
+                  </w:r>
+                </w:p>
+              </w:tc>
+              <w:tc>
+                <w:tcPr/>
+                <w:p>
+                  <w:pPr>
+                    <w:pStyle w:val="Compact"/>
+                    <w:jc w:val="center"/>
+                  </w:pPr>
+                  <w:r>
+                    <w:t xml:space="preserve">Manufacturing Science</w:t>
+                  </w:r>
+                </w:p>
+              </w:tc>
+              <w:tc>
+                <w:tcPr/>
+                <w:p>
+                  <w:pPr>
+                    <w:pStyle w:val="Compact"/>
+                    <w:jc w:val="center"/>
+                  </w:pPr>
+                  <w:r>
+                    <w:t xml:space="preserve">—</w:t>
+                  </w:r>
+                </w:p>
+              </w:tc>
+              <w:tc>
+                <w:tcPr/>
+                <w:p>
+                  <w:pPr>
+                    <w:pStyle w:val="Compact"/>
+                    <w:jc w:val="center"/>
+                  </w:pPr>
+                  <w:r>
+                    <w:t xml:space="preserve">—</w:t>
+                  </w:r>
+                </w:p>
+              </w:tc>
+              <w:tc>
+                <w:tcPr/>
+                <w:p>
+                  <w:pPr>
+                    <w:pStyle w:val="Compact"/>
+                    <w:jc w:val="center"/>
+                  </w:pPr>
+                  <w:r>
+                    <w:t xml:space="preserve">—</w:t>
+                  </w:r>
+                </w:p>
+              </w:tc>
+            </w:tr>
+            <w:tr>
+              <w:tc>
+                <w:tcPr/>
+                <w:p>
+                  <w:pPr>
+                    <w:pStyle w:val="Compact"/>
+                    <w:jc w:val="center"/>
+                  </w:pPr>
+                  <w:r>
+                    <w:t xml:space="preserve">Reviewer</w:t>
+                  </w:r>
+                </w:p>
+              </w:tc>
+              <w:tc>
+                <w:tcPr/>
+                <w:p>
+                  <w:pPr>
+                    <w:pStyle w:val="Compact"/>
+                    <w:jc w:val="center"/>
+                  </w:pPr>
+                  <w:r>
+                    <w:t xml:space="preserve">Statistics</w:t>
+                  </w:r>
+                </w:p>
+              </w:tc>
+              <w:tc>
+                <w:tcPr/>
+                <w:p>
+                  <w:pPr>
+                    <w:pStyle w:val="Compact"/>
+                    <w:jc w:val="center"/>
+                  </w:pPr>
+                  <w:r>
+                    <w:t xml:space="preserve">—</w:t>
+                  </w:r>
+                </w:p>
+              </w:tc>
+              <w:tc>
+                <w:tcPr/>
+                <w:p>
+                  <w:pPr>
+                    <w:pStyle w:val="Compact"/>
+                    <w:jc w:val="center"/>
+                  </w:pPr>
+                  <w:r>
+                    <w:t xml:space="preserve">—</w:t>
+                  </w:r>
+                </w:p>
+              </w:tc>
+              <w:tc>
+                <w:tcPr/>
+                <w:p>
+                  <w:pPr>
+                    <w:pStyle w:val="Compact"/>
+                    <w:jc w:val="center"/>
+                  </w:pPr>
+                  <w:r>
+                    <w:t xml:space="preserve">—</w:t>
+                  </w:r>
+                </w:p>
+              </w:tc>
+            </w:tr>
+            <w:tr>
+              <w:tc>
+                <w:tcPr/>
+                <w:p>
+                  <w:pPr>
+                    <w:pStyle w:val="Compact"/>
+                    <w:jc w:val="center"/>
+                  </w:pPr>
+                  <w:r>
+                    <w:t xml:space="preserve">Approver</w:t>
+                  </w:r>
+                </w:p>
+              </w:tc>
+              <w:tc>
+                <w:tcPr/>
+                <w:p>
+                  <w:pPr>
+                    <w:pStyle w:val="Compact"/>
+                    <w:jc w:val="center"/>
+                  </w:pPr>
+                  <w:r>
+                    <w:t xml:space="preserve">Quality Assurance</w:t>
+                  </w:r>
+                </w:p>
+              </w:tc>
+              <w:tc>
+                <w:tcPr/>
+                <w:p>
+                  <w:pPr>
+                    <w:pStyle w:val="Compact"/>
+                    <w:jc w:val="center"/>
+                  </w:pPr>
+                  <w:r>
+                    <w:t xml:space="preserve">—</w:t>
+                  </w:r>
+                </w:p>
+              </w:tc>
+              <w:tc>
+                <w:tcPr/>
+                <w:p>
+                  <w:pPr>
+                    <w:pStyle w:val="Compact"/>
+                    <w:jc w:val="center"/>
+                  </w:pPr>
+                  <w:r>
+                    <w:t xml:space="preserve">—</w:t>
+                  </w:r>
+                </w:p>
+              </w:tc>
+              <w:tc>
+                <w:tcPr/>
+                <w:p>
+                  <w:pPr>
+                    <w:pStyle w:val="Compact"/>
+                    <w:jc w:val="center"/>
+                  </w:pPr>
+                  <w:r>
+                    <w:t xml:space="preserve">—</w:t>
+                  </w:r>
+                </w:p>
+              </w:tc>
+            </w:tr>
+          </w:tbl>
+          <w:bookmarkEnd w:id="20"/>
+          <w:p/>
+        </w:tc>
+      </w:tr>
+    </w:tbl>
+    <w:bookmarkEnd w:id="21"/>
+    <w:bookmarkStart w:id="22" w:name="abbreviations"/>
+    <w:p>
+      <w:pPr>
+        <w:pStyle w:val="Heading2"/>
+      </w:pPr>
+      <w:r>
+        <w:t xml:space="preserve">Abbreviations</w:t>
+      </w:r>
+    </w:p>
+    <w:p>
+      <w:pPr>
+        <w:pStyle w:val="FirstParagraph"/>
+      </w:pPr>
+      <w:r>
+        <w:t xml:space="preserve">ANOVA, analysis of variance · CCD, central-composite design · CPP, critical process</w:t>
+      </w:r>
+      <w:r>
+        <w:t xml:space="preserve"> </w:t>
+      </w:r>
+      <w:r>
+        <w:t xml:space="preserve">parameter · CQA, critical quality attribute · DoE, design of experiments · DS, drug</w:t>
+      </w:r>
+      <w:r>
+        <w:t xml:space="preserve"> </w:t>
+      </w:r>
+      <w:r>
+        <w:t xml:space="preserve">substance · GPP, general process parameter · HCP, host-cell protein · ICH,</w:t>
+      </w:r>
+      <w:r>
+        <w:t xml:space="preserve"> </w:t>
+      </w:r>
+      <w:r>
+        <w:t xml:space="preserve">International Council for Harmonisation · KPP, key process parameter · MSAT,</w:t>
+      </w:r>
+      <w:r>
+        <w:t xml:space="preserve"> </w:t>
+      </w:r>
+      <w:r>
+        <w:t xml:space="preserve">Manufacturing Science and Technology · NOR, normal operating range · PAR, proven</w:t>
+      </w:r>
+      <w:r>
+        <w:t xml:space="preserve"> </w:t>
+      </w:r>
+      <w:r>
+        <w:t xml:space="preserve">acceptable range · PPQ, process performance qualification · QbD, Quality by Design ·</w:t>
+      </w:r>
+      <w:r>
+        <w:t xml:space="preserve"> </w:t>
+      </w:r>
+      <w:r>
+        <w:t xml:space="preserve">RRF, risk ranking and filtering · RSM, response-surface methodology · SDM, scale-down</w:t>
+      </w:r>
+      <w:r>
+        <w:t xml:space="preserve"> </w:t>
+      </w:r>
+      <w:r>
+        <w:t xml:space="preserve">model · SEC, size-exclusion chromatography · VCD, viable cell density · WC-CPP,</w:t>
+      </w:r>
+      <w:r>
+        <w:t xml:space="preserve"> </w:t>
+      </w:r>
+      <w:r>
+        <w:t xml:space="preserve">well-controlled CPP.</w:t>
+      </w:r>
+    </w:p>
+    <w:p>
+      <w:r>
+        <w:br w:type="page"/>
+      </w:r>
+    </w:p>
+    <w:bookmarkEnd w:id="22"/>
+    <w:bookmarkStart w:id="23" w:name="purpose-and-scope"/>
+    <w:p>
+      <w:pPr>
+        <w:pStyle w:val="Heading1"/>
+      </w:pPr>
+      <w:r>
+        <w:t xml:space="preserve">1. Purpose and scope</w:t>
+      </w:r>
+    </w:p>
+    <w:p>
+      <w:pPr>
+        <w:pStyle w:val="FirstParagraph"/>
+      </w:pPr>
+      <w:r>
+        <w:t xml:space="preserve">This Process Characterization Plan (</w:t>
+      </w:r>
+      <w:r>
+        <w:rPr>
+          <w:b/>
+          <w:bCs/>
+        </w:rPr>
+        <w:t xml:space="preserve">PCP-003</w:t>
+      </w:r>
+      <w:r>
+        <w:t xml:space="preserve">) defines the Stage 1 (Process</w:t>
+      </w:r>
+      <w:r>
+        <w:t xml:space="preserve"> </w:t>
+      </w:r>
+      <w:r>
+        <w:t xml:space="preserve">Design) characterization of the A-Mab production bioreactor (Step 3), the fed-batch</w:t>
+      </w:r>
+      <w:r>
+        <w:t xml:space="preserve"> </w:t>
+      </w:r>
+      <w:r>
+        <w:t xml:space="preserve">cell-culture operation that establishes the N-glycosylation, charge-variant and</w:t>
+      </w:r>
+      <w:r>
+        <w:t xml:space="preserve"> </w:t>
+      </w:r>
+      <w:r>
+        <w:t xml:space="preserve">initial size-variant and process-impurity profile of the drug substance. The plan</w:t>
+      </w:r>
+      <w:r>
+        <w:t xml:space="preserve"> </w:t>
+      </w:r>
+      <w:r>
+        <w:t xml:space="preserve">specifies the objectives, the quality attributes in scope, the process parameters</w:t>
+      </w:r>
+      <w:r>
+        <w:t xml:space="preserve"> </w:t>
+      </w:r>
+      <w:r>
+        <w:t xml:space="preserve">and ranges to be characterized, the experimental designs, the analytical methods,</w:t>
+      </w:r>
+      <w:r>
+        <w:t xml:space="preserve"> </w:t>
+      </w:r>
+      <w:r>
+        <w:t xml:space="preserve">the sampling plan, the statistical-analysis approach, and the acceptance and decision</w:t>
+      </w:r>
+      <w:r>
+        <w:t xml:space="preserve"> </w:t>
+      </w:r>
+      <w:r>
+        <w:t xml:space="preserve">criteria by which each parameter will be classified and a design space established.</w:t>
+      </w:r>
+    </w:p>
+    <w:p>
+      <w:pPr>
+        <w:pStyle w:val="BodyText"/>
+      </w:pPr>
+      <w:r>
+        <w:rPr>
+          <w:b/>
+          <w:bCs/>
+        </w:rPr>
+        <w:t xml:space="preserve">Scope.</w:t>
+      </w:r>
+      <w:r>
+        <w:t xml:space="preserve"> </w:t>
+      </w:r>
+      <w:r>
+        <w:t xml:space="preserve">The 15,000-L commercial-scale</w:t>
+      </w:r>
+      <w:r>
+        <w:t xml:space="preserve"> </w:t>
+      </w:r>
+      <w:r>
+        <w:t xml:space="preserve">production bioreactor, characterized on a qualified 2 L scale-down model (SDM).</w:t>
+      </w:r>
+      <w:r>
+        <w:t xml:space="preserve"> </w:t>
+      </w:r>
+      <w:r>
+        <w:t xml:space="preserve">Seed-train expansion (Steps 1–2) and harvest (Step 4) are addressed only where they</w:t>
+      </w:r>
+      <w:r>
+        <w:t xml:space="preserve"> </w:t>
+      </w:r>
+      <w:r>
+        <w:t xml:space="preserve">affect the production culture; their characterization is out of scope. This plan</w:t>
+      </w:r>
+      <w:r>
+        <w:t xml:space="preserve"> </w:t>
+      </w:r>
+      <w:r>
+        <w:t xml:space="preserve">governs execution only — the results are reported in the paired Process</w:t>
+      </w:r>
+      <w:r>
+        <w:t xml:space="preserve"> </w:t>
+      </w:r>
+      <w:r>
+        <w:t xml:space="preserve">Characterization Report (</w:t>
+      </w:r>
+      <w:r>
+        <w:rPr>
+          <w:b/>
+          <w:bCs/>
+        </w:rPr>
+        <w:t xml:space="preserve">PCR-003</w:t>
+      </w:r>
+      <w:r>
+        <w:t xml:space="preserve">).</w:t>
+      </w:r>
+    </w:p>
+    <w:p>
+      <w:pPr>
+        <w:pStyle w:val="BodyText"/>
+      </w:pPr>
+      <w:r>
+        <w:rPr>
+          <w:b/>
+          <w:bCs/>
+        </w:rPr>
+        <w:t xml:space="preserve">Basis.</w:t>
+      </w:r>
+      <w:r>
+        <w:t xml:space="preserve"> </w:t>
+      </w:r>
+      <w:r>
+        <w:t xml:space="preserve">The unit-operation model, quality-attribute framework and risk</w:t>
+      </w:r>
+      <w:r>
+        <w:t xml:space="preserve"> </w:t>
+      </w:r>
+      <w:r>
+        <w:t xml:space="preserve">methodology follow the A-Mab case study</w:t>
+      </w:r>
+      <w:r>
+        <w:t xml:space="preserve"> </w:t>
+      </w:r>
+      <w:r>
+        <w:t xml:space="preserve">(CMC Biotech Working Group 2009)</w:t>
+      </w:r>
+      <w:r>
+        <w:t xml:space="preserve">; the Stage 1 approach and report</w:t>
+      </w:r>
+      <w:r>
+        <w:t xml:space="preserve"> </w:t>
+      </w:r>
+      <w:r>
+        <w:t xml:space="preserve">structure follow PDA TR 60</w:t>
+      </w:r>
+      <w:r>
+        <w:t xml:space="preserve"> </w:t>
+      </w:r>
+      <w:r>
+        <w:t xml:space="preserve">(Parenteral Drug Association 2013)</w:t>
+      </w:r>
+      <w:r>
+        <w:t xml:space="preserve"> </w:t>
+      </w:r>
+      <w:r>
+        <w:t xml:space="preserve">and the ISPE Good Practice Guide</w:t>
+      </w:r>
+      <w:r>
+        <w:t xml:space="preserve"> </w:t>
+      </w:r>
+      <w:r>
+        <w:t xml:space="preserve">(International Society for Pharmaceutical Engineering 2023)</w:t>
+      </w:r>
+      <w:r>
+        <w:t xml:space="preserve">; the QbD framework follows ICH Q8, Q9 and Q11</w:t>
+      </w:r>
+      <w:r>
+        <w:t xml:space="preserve"> </w:t>
+      </w:r>
+      <w:r>
+        <w:t xml:space="preserve">(International Council for Harmonisation 2009, 2023, 2012)</w:t>
+      </w:r>
+      <w:r>
+        <w:t xml:space="preserve"> </w:t>
+      </w:r>
+      <w:r>
+        <w:t xml:space="preserve">and the lifecycle approach of the FDA 2011 guidance</w:t>
+      </w:r>
+      <w:r>
+        <w:t xml:space="preserve"> </w:t>
+      </w:r>
+      <w:r>
+        <w:t xml:space="preserve">(U.S. Food and Drug Administration 2011)</w:t>
+      </w:r>
+      <w:r>
+        <w:t xml:space="preserve">.</w:t>
+      </w:r>
+    </w:p>
+    <w:bookmarkEnd w:id="23"/>
+    <w:bookmarkStart w:id="24" w:name="objectives"/>
+    <w:p>
+      <w:pPr>
+        <w:pStyle w:val="Heading1"/>
+      </w:pPr>
+      <w:r>
+        <w:t xml:space="preserve">2. Objectives</w:t>
+      </w:r>
+    </w:p>
+    <w:p>
+      <w:pPr>
+        <w:pStyle w:val="FirstParagraph"/>
+      </w:pPr>
+      <w:r>
+        <w:t xml:space="preserve">The characterization will:</w:t>
+      </w:r>
+    </w:p>
+    <w:p>
+      <w:pPr>
+        <w:pStyle w:val="Compact"/>
+        <w:numPr>
+          <w:ilvl w:val="0"/>
+          <w:numId w:val="1001"/>
+        </w:numPr>
+      </w:pPr>
+      <w:r>
+        <w:t xml:space="preserve">establish the quantitative relationships between the production-bioreactor</w:t>
+      </w:r>
+      <w:r>
+        <w:t xml:space="preserve"> </w:t>
+      </w:r>
+      <w:r>
+        <w:t xml:space="preserve">process parameters and the cell-culture CQAs;</w:t>
+      </w:r>
+    </w:p>
+    <w:p>
+      <w:pPr>
+        <w:pStyle w:val="Compact"/>
+        <w:numPr>
+          <w:ilvl w:val="0"/>
+          <w:numId w:val="1001"/>
+        </w:numPr>
+      </w:pPr>
+      <w:r>
+        <w:t xml:space="preserve">identify the significant main effects, two-factor interactions and curvature;</w:t>
+      </w:r>
+    </w:p>
+    <w:p>
+      <w:pPr>
+        <w:pStyle w:val="Compact"/>
+        <w:numPr>
+          <w:ilvl w:val="0"/>
+          <w:numId w:val="1001"/>
+        </w:numPr>
+      </w:pPr>
+      <w:r>
+        <w:t xml:space="preserve">define the multivariate design space over which all CQAs are met simultaneously;</w:t>
+      </w:r>
+    </w:p>
+    <w:p>
+      <w:pPr>
+        <w:pStyle w:val="Compact"/>
+        <w:numPr>
+          <w:ilvl w:val="0"/>
+          <w:numId w:val="1001"/>
+        </w:numPr>
+      </w:pPr>
+      <w:r>
+        <w:t xml:space="preserve">establish proven acceptable ranges (PARs) and confirm normal operating ranges</w:t>
+      </w:r>
+      <w:r>
+        <w:t xml:space="preserve"> </w:t>
+      </w:r>
+      <w:r>
+        <w:t xml:space="preserve">(NORs) for each parameter;</w:t>
+      </w:r>
+    </w:p>
+    <w:p>
+      <w:pPr>
+        <w:pStyle w:val="Compact"/>
+        <w:numPr>
+          <w:ilvl w:val="0"/>
+          <w:numId w:val="1001"/>
+        </w:numPr>
+      </w:pPr>
+      <w:r>
+        <w:t xml:space="preserve">classify each parameter for its risk of impact to CQAs and to process</w:t>
+      </w:r>
+      <w:r>
+        <w:t xml:space="preserve"> </w:t>
+      </w:r>
+      <w:r>
+        <w:t xml:space="preserve">performance (CPP / WC-CPP / KPP / GPP); and</w:t>
+      </w:r>
+    </w:p>
+    <w:p>
+      <w:pPr>
+        <w:pStyle w:val="Compact"/>
+        <w:numPr>
+          <w:ilvl w:val="0"/>
+          <w:numId w:val="1001"/>
+        </w:numPr>
+      </w:pPr>
+      <w:r>
+        <w:t xml:space="preserve">provide the process understanding and ranges that justify the Stage 2 operating</w:t>
+      </w:r>
+      <w:r>
+        <w:t xml:space="preserve"> </w:t>
+      </w:r>
+      <w:r>
+        <w:t xml:space="preserve">conditions and the drug-substance control strategy.</w:t>
+      </w:r>
+    </w:p>
+    <w:bookmarkEnd w:id="24"/>
+    <w:bookmarkStart w:id="27" w:name="related-documents"/>
+    <w:p>
+      <w:pPr>
+        <w:pStyle w:val="Heading1"/>
+      </w:pPr>
+      <w:r>
+        <w:t xml:space="preserve">3. Related documents</w:t>
+      </w:r>
+    </w:p>
+    <w:p>
+      <w:pPr>
+        <w:pStyle w:val="FirstParagraph"/>
+      </w:pPr>
+      <w:r>
+        <w:t xml:space="preserve">This plan is executed under the master documents below and is paired with its</w:t>
+      </w:r>
+      <w:r>
+        <w:t xml:space="preserve"> </w:t>
+      </w:r>
+      <w:r>
+        <w:t xml:space="preserve">report; the full package is cross-referenced for traceability.</w:t>
+      </w:r>
+    </w:p>
+    <w:tbl>
+      <w:tblPr>
+        <w:tblStyle w:val="Table"/>
+        <w:tblW w:type="pct" w:w="5000"/>
+        <w:tblLayout w:type="fixed"/>
+        <w:tblLook w:firstRow="0" w:lastRow="0" w:firstColumn="0" w:lastColumn="0" w:noHBand="0" w:noVBand="0" w:val="0000"/>
+      </w:tblPr>
+      <w:tblGrid>
+        <w:gridCol w:w="7920"/>
+      </w:tblGrid>
+      <w:tr>
+        <w:tc>
+          <w:tcPr/>
+          <w:bookmarkStart w:id="25" w:name="tbl-rel"/>
+          <w:p>
+            <w:pPr>
+              <w:jc w:val="center"/>
+            </w:pPr>
+            <w:pPr>
+              <w:jc w:val="start"/>
+              <w:spacing w:before="200"/>
+              <w:pStyle w:val="ImageCaption"/>
+            </w:pPr>
+            <w:r>
+              <w:t xml:space="preserve">Table 2: Related documents in the A-Mab process-characterization package.</w:t>
             </w:r>
           </w:p>
           <w:tbl>
@@ -911,7 +1506,7 @@
               </w:tc>
             </w:tr>
           </w:tbl>
-          <w:bookmarkEnd w:id="21"/>
+          <w:bookmarkEnd w:id="25"/>
           <w:p/>
         </w:tc>
       </w:tr>
@@ -921,13 +1516,13 @@
         <w:pStyle w:val="BodyText"/>
       </w:pPr>
       <w:r>
-        <w:t xml:space="preserve">The governing procedures and validated analytical methods referenced by this</w:t>
-      </w:r>
-      <w:r>
-        <w:t xml:space="preserve"> </w:t>
-      </w:r>
-      <w:r>
-        <w:t xml:space="preserve">plan are listed in</w:t>
+        <w:t xml:space="preserve">The governing procedures and validated analytical methods referenced by this plan</w:t>
+      </w:r>
+      <w:r>
+        <w:t xml:space="preserve"> </w:t>
+      </w:r>
+      <w:r>
+        <w:t xml:space="preserve">are listed in</w:t>
       </w:r>
       <w:r>
         <w:t xml:space="preserve"> </w:t>
@@ -937,7 +1532,7 @@
           <w:rPr>
             <w:rStyle w:val="Hyperlink"/>
           </w:rPr>
-          <w:t xml:space="preserve">Table 2</w:t>
+          <w:t xml:space="preserve">Table 3</w:t>
         </w:r>
       </w:hyperlink>
       <w:r>
@@ -960,7 +1555,7 @@
       <w:tr>
         <w:tc>
           <w:tcPr/>
-          <w:bookmarkStart w:id="22" w:name="tbl-sop"/>
+          <w:bookmarkStart w:id="26" w:name="tbl-sop"/>
           <w:p>
             <w:pPr>
               <w:jc w:val="center"/>
@@ -971,7 +1566,7 @@
               <w:pStyle w:val="ImageCaption"/>
             </w:pPr>
             <w:r>
-              <w:t xml:space="preserve">Table 2: Referenced standard operating procedures and analytical method validations.</w:t>
+              <w:t xml:space="preserve">Table 3: Referenced standard operating procedures and analytical method validations.</w:t>
             </w:r>
           </w:p>
           <w:tbl>
@@ -1646,19 +2241,28 @@
               </w:tc>
             </w:tr>
           </w:tbl>
-          <w:bookmarkEnd w:id="22"/>
+          <w:bookmarkEnd w:id="26"/>
           <w:p/>
         </w:tc>
       </w:tr>
     </w:tbl>
-    <w:bookmarkEnd w:id="23"/>
-    <w:bookmarkStart w:id="28" w:name="unit-operation-description"/>
+    <w:bookmarkEnd w:id="27"/>
+    <w:bookmarkStart w:id="32" w:name="prior-knowledge-and-quality-risk-basis"/>
     <w:p>
       <w:pPr>
         <w:pStyle w:val="Heading1"/>
       </w:pPr>
       <w:r>
-        <w:t xml:space="preserve">3. Unit-operation description</w:t>
+        <w:t xml:space="preserve">4. Prior knowledge and quality risk basis</w:t>
+      </w:r>
+    </w:p>
+    <w:bookmarkStart w:id="28" w:name="Xfc9d08e28ad3e20206826e1b5e1507b6461f659"/>
+    <w:p>
+      <w:pPr>
+        <w:pStyle w:val="Heading2"/>
+      </w:pPr>
+      <w:r>
+        <w:t xml:space="preserve">4.1 Unit-operation description and prior knowledge</w:t>
       </w:r>
     </w:p>
     <w:p>
@@ -1672,19 +2276,19 @@
         <w:t xml:space="preserve"> </w:t>
       </w:r>
       <w:r>
-        <w:t xml:space="preserve">15,000 L working volume. It is the only</w:t>
-      </w:r>
-      <w:r>
-        <w:t xml:space="preserve"> </w:t>
-      </w:r>
-      <w:r>
-        <w:t xml:space="preserve">upstream operation that forms product-quality CQAs and therefore the only</w:t>
-      </w:r>
-      <w:r>
-        <w:t xml:space="preserve"> </w:t>
-      </w:r>
-      <w:r>
-        <w:t xml:space="preserve">upstream step used to define the upstream design space</w:t>
+        <w:t xml:space="preserve">15,000 L working volume. It is the only upstream</w:t>
+      </w:r>
+      <w:r>
+        <w:t xml:space="preserve"> </w:t>
+      </w:r>
+      <w:r>
+        <w:t xml:space="preserve">operation that forms product-quality CQAs and is therefore the sole upstream step</w:t>
+      </w:r>
+      <w:r>
+        <w:t xml:space="preserve"> </w:t>
+      </w:r>
+      <w:r>
+        <w:t xml:space="preserve">used to define the upstream design space</w:t>
       </w:r>
       <w:r>
         <w:t xml:space="preserve"> </w:t>
@@ -1693,48 +2297,103 @@
         <w:t xml:space="preserve">(CMC Biotech Working Group 2009)</w:t>
       </w:r>
       <w:r>
-        <w:t xml:space="preserve">; the seed</w:t>
-      </w:r>
-      <w:r>
-        <w:t xml:space="preserve"> </w:t>
-      </w:r>
-      <w:r>
-        <w:t xml:space="preserve">expansion and harvest steps affect titer and process consistency but not product</w:t>
-      </w:r>
-      <w:r>
-        <w:t xml:space="preserve"> </w:t>
-      </w:r>
-      <w:r>
-        <w:t xml:space="preserve">quality. Product quality established here — N-glycosylation (afucosylation, high</w:t>
-      </w:r>
-      <w:r>
-        <w:t xml:space="preserve"> </w:t>
-      </w:r>
-      <w:r>
-        <w:t xml:space="preserve">mannose, galactosylation), charge variants, aggregate, and the host-cell protein</w:t>
-      </w:r>
-      <w:r>
-        <w:t xml:space="preserve"> </w:t>
-      </w:r>
-      <w:r>
-        <w:t xml:space="preserve">(HCP) and DNA impurity load — is the input to the purification train</w:t>
-      </w:r>
-      <w:r>
-        <w:t xml:space="preserve"> </w:t>
-      </w:r>
-      <w:r>
-        <w:t xml:space="preserve">(</w:t>
-      </w:r>
-      <w:hyperlink w:anchor="fig-flow-ptp">
+        <w:t xml:space="preserve">. Platform knowledge from related</w:t>
+      </w:r>
+      <w:r>
+        <w:t xml:space="preserve"> </w:t>
+      </w:r>
+      <w:r>
+        <w:t xml:space="preserve">humanized IgG1 antibodies and A-Mab development experience established that Fc</w:t>
+      </w:r>
+      <w:r>
+        <w:t xml:space="preserve"> </w:t>
+      </w:r>
+      <w:r>
+        <w:t xml:space="preserve">glycosylation governs ADCC/CDC potency and is set in culture, that aggregate formed</w:t>
+      </w:r>
+      <w:r>
+        <w:t xml:space="preserve"> </w:t>
+      </w:r>
+      <w:r>
+        <w:t xml:space="preserve">in culture is polished downstream, and that the harvest HCP and DNA burden is</w:t>
+      </w:r>
+      <w:r>
+        <w:t xml:space="preserve"> </w:t>
+      </w:r>
+      <w:r>
+        <w:t xml:space="preserve">generated upstream and cleared by the purification train. This knowledge frames the</w:t>
+      </w:r>
+      <w:r>
+        <w:t xml:space="preserve"> </w:t>
+      </w:r>
+      <w:r>
+        <w:t xml:space="preserve">CQAs in scope and the prioritization of parameters for characterization.</w:t>
+      </w:r>
+    </w:p>
+    <w:bookmarkEnd w:id="28"/>
+    <w:bookmarkStart w:id="30" w:name="quality-attributes-in-scope"/>
+    <w:p>
+      <w:pPr>
+        <w:pStyle w:val="Heading2"/>
+      </w:pPr>
+      <w:r>
+        <w:t xml:space="preserve">4.2 Quality attributes in scope</w:t>
+      </w:r>
+    </w:p>
+    <w:p>
+      <w:pPr>
+        <w:pStyle w:val="FirstParagraph"/>
+      </w:pPr>
+      <w:r>
+        <w:t xml:space="preserve">The characterization targets the CQAs set or principally controlled by the production</w:t>
+      </w:r>
+      <w:r>
+        <w:t xml:space="preserve"> </w:t>
+      </w:r>
+      <w:r>
+        <w:t xml:space="preserve">bioreactor (</w:t>
+      </w:r>
+      <w:hyperlink w:anchor="tbl-cqa">
         <w:r>
           <w:rPr>
             <w:rStyle w:val="Hyperlink"/>
           </w:rPr>
-          <w:t xml:space="preserve">Figure 1</w:t>
+          <w:t xml:space="preserve">Table 4</w:t>
         </w:r>
       </w:hyperlink>
       <w:r>
-        <w:t xml:space="preserve">).</w:t>
+        <w:t xml:space="preserve">). Criticality is scored on the A-Mab continuum using Tool #1</w:t>
+      </w:r>
+      <w:r>
+        <w:t xml:space="preserve"> </w:t>
+      </w:r>
+      <w:r>
+        <w:t xml:space="preserve">(Risk Score = Impact × Uncertainty); attributes rated High (H) or Very High (VH) are</w:t>
+      </w:r>
+      <w:r>
+        <w:t xml:space="preserve"> </w:t>
+      </w:r>
+      <w:r>
+        <w:t xml:space="preserve">treated as</w:t>
+      </w:r>
+      <w:r>
+        <w:t xml:space="preserve"> </w:t>
+      </w:r>
+      <w:r>
+        <w:rPr>
+          <w:i/>
+          <w:iCs/>
+        </w:rPr>
+        <w:t xml:space="preserve">Critical</w:t>
+      </w:r>
+      <w:r>
+        <w:t xml:space="preserve"> </w:t>
+      </w:r>
+      <w:r>
+        <w:t xml:space="preserve">(CMC Biotech Working Group 2009; International Council for Harmonisation 2023)</w:t>
+      </w:r>
+      <w:r>
+        <w:t xml:space="preserve">.</w:t>
       </w:r>
     </w:p>
     <w:tbl>
@@ -1750,55 +2409,7 @@
       <w:tr>
         <w:tc>
           <w:tcPr/>
-          <w:bookmarkStart w:id="27" w:name="fig-flow-ptp"/>
-          <w:p>
-            <w:pPr>
-              <w:pStyle w:val="Compact"/>
-              <w:jc w:val="center"/>
-            </w:pPr>
-            <w:r>
-              <w:drawing>
-                <wp:inline>
-                  <wp:extent cx="5334000" cy="1605814"/>
-                  <wp:effectExtent b="0" l="0" r="0" t="0"/>
-                  <wp:docPr descr="" title="" id="25" name="Picture"/>
-                  <a:graphic>
-                    <a:graphicData uri="http://schemas.openxmlformats.org/drawingml/2006/picture">
-                      <pic:pic>
-                        <pic:nvPicPr>
-                          <pic:cNvPr descr="../outputs/figures/fig_process_flow.png" id="26" name="Picture"/>
-                          <pic:cNvPicPr>
-                            <a:picLocks noChangeArrowheads="1" noChangeAspect="1"/>
-                          </pic:cNvPicPr>
-                        </pic:nvPicPr>
-                        <pic:blipFill>
-                          <a:blip r:embed="rId24"/>
-                          <a:stretch>
-                            <a:fillRect/>
-                          </a:stretch>
-                        </pic:blipFill>
-                        <pic:spPr bwMode="auto">
-                          <a:xfrm>
-                            <a:off x="0" y="0"/>
-                            <a:ext cx="5334000" cy="1605814"/>
-                          </a:xfrm>
-                          <a:prstGeom prst="rect">
-                            <a:avLst/>
-                          </a:prstGeom>
-                          <a:noFill/>
-                          <a:ln w="9525">
-                            <a:noFill/>
-                            <a:headEnd/>
-                            <a:tailEnd/>
-                          </a:ln>
-                        </pic:spPr>
-                      </pic:pic>
-                    </a:graphicData>
-                  </a:graphic>
-                </wp:inline>
-              </w:drawing>
-            </w:r>
-          </w:p>
+          <w:bookmarkStart w:id="29" w:name="tbl-cqa"/>
           <w:p>
             <w:pPr>
               <w:jc w:val="center"/>
@@ -1809,116 +2420,7 @@
               <w:pStyle w:val="ImageCaption"/>
             </w:pPr>
             <w:r>
-              <w:t xml:space="preserve">Figure 1: A-Mab drug-substance process flow (Steps 3–10); the production bioreactor (Step 3) forms the product-quality attributes characterized in this plan.</w:t>
-            </w:r>
-          </w:p>
-          <w:bookmarkEnd w:id="27"/>
-        </w:tc>
-      </w:tr>
-    </w:tbl>
-    <w:bookmarkEnd w:id="28"/>
-    <w:bookmarkStart w:id="30" w:name="quality-attributes-in-scope"/>
-    <w:p>
-      <w:pPr>
-        <w:pStyle w:val="Heading1"/>
-      </w:pPr>
-      <w:r>
-        <w:t xml:space="preserve">4. Quality attributes in scope</w:t>
-      </w:r>
-    </w:p>
-    <w:p>
-      <w:pPr>
-        <w:pStyle w:val="FirstParagraph"/>
-      </w:pPr>
-      <w:r>
-        <w:t xml:space="preserve">The characterization targets the CQAs that are set or principally controlled by</w:t>
-      </w:r>
-      <w:r>
-        <w:t xml:space="preserve"> </w:t>
-      </w:r>
-      <w:r>
-        <w:t xml:space="preserve">the production bioreactor (</w:t>
-      </w:r>
-      <w:hyperlink w:anchor="tbl-cqa-ptp">
-        <w:r>
-          <w:rPr>
-            <w:rStyle w:val="Hyperlink"/>
-          </w:rPr>
-          <w:t xml:space="preserve">Table 3</w:t>
-        </w:r>
-      </w:hyperlink>
-      <w:r>
-        <w:t xml:space="preserve">). Criticality is assessed on the A-Mab</w:t>
-      </w:r>
-      <w:r>
-        <w:t xml:space="preserve"> </w:t>
-      </w:r>
-      <w:r>
-        <w:t xml:space="preserve">continuum using Tool #1 (Risk Score = Impact × Uncertainty); attributes rated</w:t>
-      </w:r>
-      <w:r>
-        <w:t xml:space="preserve"> </w:t>
-      </w:r>
-      <w:r>
-        <w:t xml:space="preserve">High (H) or Very High (VH) are treated as</w:t>
-      </w:r>
-      <w:r>
-        <w:t xml:space="preserve"> </w:t>
-      </w:r>
-      <w:r>
-        <w:rPr>
-          <w:i/>
-          <w:iCs/>
-        </w:rPr>
-        <w:t xml:space="preserve">Critical</w:t>
-      </w:r>
-      <w:r>
-        <w:t xml:space="preserve"> </w:t>
-      </w:r>
-      <w:r>
-        <w:t xml:space="preserve">(CMC Biotech Working Group 2009; International Council for Harmonisation 2023)</w:t>
-      </w:r>
-      <w:r>
-        <w:t xml:space="preserve">.</w:t>
-      </w:r>
-      <w:r>
-        <w:t xml:space="preserve"> </w:t>
-      </w:r>
-      <w:r>
-        <w:t xml:space="preserve">Acceptance criteria are the drug-substance ranges carried from the CQA</w:t>
-      </w:r>
-      <w:r>
-        <w:t xml:space="preserve"> </w:t>
-      </w:r>
-      <w:r>
-        <w:t xml:space="preserve">assessment and are the pass/fail basis for the study responses.</w:t>
-      </w:r>
-    </w:p>
-    <w:tbl>
-      <w:tblPr>
-        <w:tblStyle w:val="Table"/>
-        <w:tblW w:type="pct" w:w="5000"/>
-        <w:tblLayout w:type="fixed"/>
-        <w:tblLook w:firstRow="0" w:lastRow="0" w:firstColumn="0" w:lastColumn="0" w:noHBand="0" w:noVBand="0" w:val="0000"/>
-      </w:tblPr>
-      <w:tblGrid>
-        <w:gridCol w:w="7920"/>
-      </w:tblGrid>
-      <w:tr>
-        <w:tc>
-          <w:tcPr/>
-          <w:bookmarkStart w:id="29" w:name="tbl-cqa-ptp"/>
-          <w:p>
-            <w:pPr>
-              <w:jc w:val="center"/>
-            </w:pPr>
-            <w:pPr>
-              <w:jc w:val="start"/>
-              <w:spacing w:before="200"/>
-              <w:pStyle w:val="ImageCaption"/>
-            </w:pPr>
-            <w:r>
-              <w:t xml:space="preserve">Table 3: CQAs in scope for the production-bioreactor characterization, with acceptance criteria and criticality (Tool #1 = Impact × Uncertainty).</w:t>
+              <w:t xml:space="preserve">Table 4: CQAs in scope, with acceptance criteria and criticality (Tool #1 = Impact × Uncertainty).</w:t>
             </w:r>
           </w:p>
           <w:tbl>
@@ -2480,40 +2982,14 @@
         </w:tc>
       </w:tr>
     </w:tbl>
+    <w:bookmarkEnd w:id="30"/>
+    <w:bookmarkStart w:id="31" w:name="risk-based-prioritization-of-parameters"/>
     <w:p>
       <w:pPr>
-        <w:pStyle w:val="BodyText"/>
+        <w:pStyle w:val="Heading2"/>
       </w:pPr>
       <w:r>
-        <w:t xml:space="preserve">The study responses measured for these CQAs are afucosylation, galactosylation,</w:t>
-      </w:r>
-      <w:r>
-        <w:t xml:space="preserve"> </w:t>
-      </w:r>
-      <w:r>
-        <w:t xml:space="preserve">high mannose and acidic charge variants (released assays), and aggregate (SEC);</w:t>
-      </w:r>
-      <w:r>
-        <w:t xml:space="preserve"> </w:t>
-      </w:r>
-      <w:r>
-        <w:t xml:space="preserve">the harvest HCP and DNA impurity load is followed as a performance response since</w:t>
-      </w:r>
-      <w:r>
-        <w:t xml:space="preserve"> </w:t>
-      </w:r>
-      <w:r>
-        <w:t xml:space="preserve">it is cleared downstream.</w:t>
-      </w:r>
-    </w:p>
-    <w:bookmarkEnd w:id="30"/>
-    <w:bookmarkStart w:id="32" w:name="Xb97e04fb2215171ab355b710407dbd7e42d8de8"/>
-    <w:p>
-      <w:pPr>
-        <w:pStyle w:val="Heading1"/>
-      </w:pPr>
-      <w:r>
-        <w:t xml:space="preserve">5. Parameters and ranges to be characterized</w:t>
+        <w:t xml:space="preserve">4.3 Risk-based prioritization of parameters</w:t>
       </w:r>
     </w:p>
     <w:p>
@@ -2521,54 +2997,19 @@
         <w:pStyle w:val="FirstParagraph"/>
       </w:pPr>
       <w:r>
-        <w:t xml:space="preserve">Nine process parameters are in scope (</w:t>
-      </w:r>
-      <w:hyperlink w:anchor="tbl-param-ptp">
-        <w:r>
-          <w:rPr>
-            <w:rStyle w:val="Hyperlink"/>
-          </w:rPr>
-          <w:t xml:space="preserve">Table 4</w:t>
-        </w:r>
-      </w:hyperlink>
-      <w:r>
-        <w:t xml:space="preserve">). Each is studied across the</w:t>
-      </w:r>
-      <w:r>
-        <w:t xml:space="preserve"> </w:t>
-      </w:r>
-      <w:r>
-        <w:t xml:space="preserve">range shown (</w:t>
-      </w:r>
-      <w:r>
-        <w:t xml:space="preserve">“Range studied”</w:t>
-      </w:r>
-      <w:r>
-        <w:t xml:space="preserve">), which becomes the basis for the proven acceptable</w:t>
-      </w:r>
-      <w:r>
-        <w:t xml:space="preserve"> </w:t>
-      </w:r>
-      <w:r>
-        <w:t xml:space="preserve">range (PAR); the normal operating range (NOR) is the tighter range at which the</w:t>
-      </w:r>
-      <w:r>
-        <w:t xml:space="preserve"> </w:t>
-      </w:r>
-      <w:r>
-        <w:t xml:space="preserve">parameter will be controlled in routine manufacturing. The study type</w:t>
-      </w:r>
-      <w:r>
-        <w:t xml:space="preserve"> </w:t>
-      </w:r>
-      <w:r>
-        <w:t xml:space="preserve">(multivariate vs univariate) is assigned by the risk-ranking-and-filtering screen</w:t>
-      </w:r>
-      <w:r>
-        <w:t xml:space="preserve"> </w:t>
-      </w:r>
-      <w:r>
-        <w:t xml:space="preserve">of the Pre-Characterization Process Risk Assessment (</w:t>
+        <w:t xml:space="preserve">Consistent with the A-Mab lifecycle of iterative risk assessments and the risk flow</w:t>
+      </w:r>
+      <w:r>
+        <w:t xml:space="preserve"> </w:t>
+      </w:r>
+      <w:r>
+        <w:t xml:space="preserve">of PDA TR 60, the study scope is set by the Pre-Characterization Process Risk</w:t>
+      </w:r>
+      <w:r>
+        <w:t xml:space="preserve"> </w:t>
+      </w:r>
+      <w:r>
+        <w:t xml:space="preserve">Assessment (</w:t>
       </w:r>
       <w:r>
         <w:rPr>
@@ -2578,25 +3019,37 @@
         <w:t xml:space="preserve">RA-001</w:t>
       </w:r>
       <w:r>
-        <w:t xml:space="preserve">): parameters with</w:t>
-      </w:r>
-      <w:r>
-        <w:t xml:space="preserve"> </w:t>
-      </w:r>
-      <w:r>
-        <w:t xml:space="preserve">a credible main-effect and interaction risk to CQAs are studied multivariately;</w:t>
-      </w:r>
-      <w:r>
-        <w:t xml:space="preserve"> </w:t>
-      </w:r>
-      <w:r>
-        <w:t xml:space="preserve">parameters expected to affect only performance are studied univariately or held</w:t>
-      </w:r>
-      <w:r>
-        <w:t xml:space="preserve"> </w:t>
-      </w:r>
-      <w:r>
-        <w:t xml:space="preserve">at their set-point</w:t>
+        <w:t xml:space="preserve">). A risk-ranking-and-filtering (RRF) screen scores each</w:t>
+      </w:r>
+      <w:r>
+        <w:t xml:space="preserve"> </w:t>
+      </w:r>
+      <w:r>
+        <w:t xml:space="preserve">parameter for its potential main-effect and interaction impact on the CQAs and</w:t>
+      </w:r>
+      <w:r>
+        <w:t xml:space="preserve"> </w:t>
+      </w:r>
+      <w:r>
+        <w:t xml:space="preserve">assigns the study type accordingly: parameters with a credible multivariate risk are</w:t>
+      </w:r>
+      <w:r>
+        <w:t xml:space="preserve"> </w:t>
+      </w:r>
+      <w:r>
+        <w:t xml:space="preserve">studied in the multivariate DoE; parameters expected to affect only process</w:t>
+      </w:r>
+      <w:r>
+        <w:t xml:space="preserve"> </w:t>
+      </w:r>
+      <w:r>
+        <w:t xml:space="preserve">performance are studied univariately or held at their set-point; parameters with no</w:t>
+      </w:r>
+      <w:r>
+        <w:t xml:space="preserve"> </w:t>
+      </w:r>
+      <w:r>
+        <w:t xml:space="preserve">credible impact over a wide range are not formally studied</w:t>
       </w:r>
       <w:r>
         <w:t xml:space="preserve"> </w:t>
@@ -2605,7 +3058,274 @@
         <w:t xml:space="preserve">(CMC Biotech Working Group 2009)</w:t>
       </w:r>
       <w:r>
+        <w:t xml:space="preserve">. The resulting</w:t>
+      </w:r>
+      <w:r>
+        <w:t xml:space="preserve"> </w:t>
+      </w:r>
+      <w:r>
+        <w:t xml:space="preserve">parameter set and study-type assignment are given in</w:t>
+      </w:r>
+      <w:r>
+        <w:t xml:space="preserve"> </w:t>
+      </w:r>
+      <w:hyperlink w:anchor="tbl-param">
+        <w:r>
+          <w:rPr>
+            <w:rStyle w:val="Hyperlink"/>
+          </w:rPr>
+          <w:t xml:space="preserve">Table 6</w:t>
+        </w:r>
+      </w:hyperlink>
+      <w:r>
         <w:t xml:space="preserve">.</w:t>
+      </w:r>
+    </w:p>
+    <w:bookmarkEnd w:id="31"/>
+    <w:bookmarkEnd w:id="32"/>
+    <w:bookmarkStart w:id="39" w:name="materials-and-methods"/>
+    <w:p>
+      <w:pPr>
+        <w:pStyle w:val="Heading1"/>
+      </w:pPr>
+      <w:r>
+        <w:t xml:space="preserve">5. Materials and methods</w:t>
+      </w:r>
+    </w:p>
+    <w:bookmarkStart w:id="33" w:name="scale-down-model-and-its-qualification"/>
+    <w:p>
+      <w:pPr>
+        <w:pStyle w:val="Heading2"/>
+      </w:pPr>
+      <w:r>
+        <w:t xml:space="preserve">5.1 Scale-down model and its qualification</w:t>
+      </w:r>
+    </w:p>
+    <w:p>
+      <w:pPr>
+        <w:pStyle w:val="FirstParagraph"/>
+      </w:pPr>
+      <w:r>
+        <w:t xml:space="preserve">Characterization will be performed on a 2 L bench-scale bioreactor operated at the</w:t>
+      </w:r>
+      <w:r>
+        <w:t xml:space="preserve"> </w:t>
+      </w:r>
+      <w:r>
+        <w:t xml:space="preserve">commercial working-volume equivalent for pH, temperature, dissolved oxygen and CO₂</w:t>
+      </w:r>
+      <w:r>
+        <w:t xml:space="preserve"> </w:t>
+      </w:r>
+      <w:r>
+        <w:t xml:space="preserve">control, gas sparging, agitation power per unit volume and feeding strategy</w:t>
+      </w:r>
+      <w:r>
+        <w:t xml:space="preserve"> </w:t>
+      </w:r>
+      <w:r>
+        <w:t xml:space="preserve">(</w:t>
+      </w:r>
+      <w:r>
+        <w:rPr>
+          <w:b/>
+          <w:bCs/>
+        </w:rPr>
+        <w:t xml:space="preserve">SOP-2003</w:t>
+      </w:r>
+      <w:r>
+        <w:t xml:space="preserve">,</w:t>
+      </w:r>
+      <w:r>
+        <w:t xml:space="preserve"> </w:t>
+      </w:r>
+      <w:r>
+        <w:rPr>
+          <w:b/>
+          <w:bCs/>
+        </w:rPr>
+        <w:t xml:space="preserve">SOP-2004</w:t>
+      </w:r>
+      <w:r>
+        <w:t xml:space="preserve">). Prior to characterization the SDM will be qualified</w:t>
+      </w:r>
+      <w:r>
+        <w:t xml:space="preserve"> </w:t>
+      </w:r>
+      <w:r>
+        <w:t xml:space="preserve">against at-scale reference data (</w:t>
+      </w:r>
+      <w:r>
+        <w:rPr>
+          <w:b/>
+          <w:bCs/>
+        </w:rPr>
+        <w:t xml:space="preserve">SOP-1001</w:t>
+      </w:r>
+      <w:r>
+        <w:t xml:space="preserve">) by comparing the operational</w:t>
+      </w:r>
+      <w:r>
+        <w:t xml:space="preserve"> </w:t>
+      </w:r>
+      <w:r>
+        <w:t xml:space="preserve">parameters and, critically, the input and output quality attributes — viable cell</w:t>
+      </w:r>
+      <w:r>
+        <w:t xml:space="preserve"> </w:t>
+      </w:r>
+      <w:r>
+        <w:t xml:space="preserve">density, viability, titer and the glycan, charge-variant, aggregate, HCP and DNA</w:t>
+      </w:r>
+      <w:r>
+        <w:t xml:space="preserve"> </w:t>
+      </w:r>
+      <w:r>
+        <w:t xml:space="preserve">profiles — to confirm the model is representative and suitable to support design-space</w:t>
+      </w:r>
+      <w:r>
+        <w:t xml:space="preserve"> </w:t>
+      </w:r>
+      <w:r>
+        <w:t xml:space="preserve">and PAR claims</w:t>
+      </w:r>
+      <w:r>
+        <w:t xml:space="preserve"> </w:t>
+      </w:r>
+      <w:r>
+        <w:t xml:space="preserve">(Parenteral Drug Association 2013)</w:t>
+      </w:r>
+      <w:r>
+        <w:t xml:space="preserve">. The center-point replicates of each design provide an</w:t>
+      </w:r>
+      <w:r>
+        <w:t xml:space="preserve"> </w:t>
+      </w:r>
+      <w:r>
+        <w:t xml:space="preserve">in-study estimate of model reproducibility (pure error) used in the lack-of-fit</w:t>
+      </w:r>
+      <w:r>
+        <w:t xml:space="preserve"> </w:t>
+      </w:r>
+      <w:r>
+        <w:t xml:space="preserve">assessment.</w:t>
+      </w:r>
+    </w:p>
+    <w:bookmarkEnd w:id="33"/>
+    <w:bookmarkStart w:id="34" w:name="cell-line-media-and-culture-operation"/>
+    <w:p>
+      <w:pPr>
+        <w:pStyle w:val="Heading2"/>
+      </w:pPr>
+      <w:r>
+        <w:t xml:space="preserve">5.2 Cell line, media and culture operation</w:t>
+      </w:r>
+    </w:p>
+    <w:p>
+      <w:pPr>
+        <w:pStyle w:val="FirstParagraph"/>
+      </w:pPr>
+      <w:r>
+        <w:t xml:space="preserve">The production culture is a fed-batch process inoculated from the N-1 seed</w:t>
+      </w:r>
+      <w:r>
+        <w:t xml:space="preserve"> </w:t>
+      </w:r>
+      <w:r>
+        <w:t xml:space="preserve">bioreactor at the target initial viable cell concentration, using platform basal</w:t>
+      </w:r>
+      <w:r>
+        <w:t xml:space="preserve"> </w:t>
+      </w:r>
+      <w:r>
+        <w:t xml:space="preserve">medium and a bolus nutrient feed (</w:t>
+      </w:r>
+      <w:r>
+        <w:rPr>
+          <w:b/>
+          <w:bCs/>
+        </w:rPr>
+        <w:t xml:space="preserve">SOP-2004</w:t>
+      </w:r>
+      <w:r>
+        <w:t xml:space="preserve">). Culture pH, temperature, dissolved</w:t>
+      </w:r>
+      <w:r>
+        <w:t xml:space="preserve"> </w:t>
+      </w:r>
+      <w:r>
+        <w:t xml:space="preserve">oxygen and dissolved CO₂ are controlled to set-point; osmolality is a monitored</w:t>
+      </w:r>
+      <w:r>
+        <w:t xml:space="preserve"> </w:t>
+      </w:r>
+      <w:r>
+        <w:t xml:space="preserve">attribute governed by feed and base addition; the culture is harvested on the nominal</w:t>
+      </w:r>
+      <w:r>
+        <w:t xml:space="preserve"> </w:t>
+      </w:r>
+      <w:r>
+        <w:t xml:space="preserve">duration criterion. Raw materials and media are controlled to platform specifications</w:t>
+      </w:r>
+      <w:r>
+        <w:t xml:space="preserve"> </w:t>
+      </w:r>
+      <w:r>
+        <w:t xml:space="preserve">and are treated as identity/quality-controlled inputs rather than characterized</w:t>
+      </w:r>
+      <w:r>
+        <w:t xml:space="preserve"> </w:t>
+      </w:r>
+      <w:r>
+        <w:t xml:space="preserve">variables</w:t>
+      </w:r>
+      <w:r>
+        <w:t xml:space="preserve"> </w:t>
+      </w:r>
+      <w:r>
+        <w:t xml:space="preserve">(CMC Biotech Working Group 2009)</w:t>
+      </w:r>
+      <w:r>
+        <w:t xml:space="preserve">.</w:t>
+      </w:r>
+    </w:p>
+    <w:bookmarkEnd w:id="34"/>
+    <w:bookmarkStart w:id="36" w:name="analytical-methods"/>
+    <w:p>
+      <w:pPr>
+        <w:pStyle w:val="Heading2"/>
+      </w:pPr>
+      <w:r>
+        <w:t xml:space="preserve">5.3 Analytical methods</w:t>
+      </w:r>
+    </w:p>
+    <w:p>
+      <w:pPr>
+        <w:pStyle w:val="FirstParagraph"/>
+      </w:pPr>
+      <w:r>
+        <w:t xml:space="preserve">CQAs will be measured by the validated methods in</w:t>
+      </w:r>
+      <w:r>
+        <w:t xml:space="preserve"> </w:t>
+      </w:r>
+      <w:hyperlink w:anchor="tbl-methods">
+        <w:r>
+          <w:rPr>
+            <w:rStyle w:val="Hyperlink"/>
+          </w:rPr>
+          <w:t xml:space="preserve">Table 5</w:t>
+        </w:r>
+      </w:hyperlink>
+      <w:r>
+        <w:t xml:space="preserve">; method performance</w:t>
+      </w:r>
+      <w:r>
+        <w:t xml:space="preserve"> </w:t>
+      </w:r>
+      <w:r>
+        <w:t xml:space="preserve">characteristics are per the cited validation reports.</w:t>
       </w:r>
     </w:p>
     <w:tbl>
@@ -2621,7 +3341,7 @@
       <w:tr>
         <w:tc>
           <w:tcPr/>
-          <w:bookmarkStart w:id="31" w:name="tbl-param-ptp"/>
+          <w:bookmarkStart w:id="35" w:name="tbl-methods"/>
           <w:p>
             <w:pPr>
               <w:jc w:val="center"/>
@@ -2632,7 +3352,525 @@
               <w:pStyle w:val="ImageCaption"/>
             </w:pPr>
             <w:r>
-              <w:t xml:space="preserve">Table 4: Production-bioreactor process parameters, set-points, characterization ranges and study type. Classification is an output of the study and is reported in PCR-003.</w:t>
+              <w:t xml:space="preserve">Table 5: Validated analytical methods for the characterization.</w:t>
+            </w:r>
+          </w:p>
+          <w:tbl>
+            <w:tblPr>
+              <w:tblStyle w:val="Table"/>
+              <w:tblW w:type="auto" w:w="0"/>
+              <w:tblLook w:firstRow="1" w:lastRow="0" w:firstColumn="0" w:lastColumn="0" w:noHBand="0" w:noVBand="0" w:val="0020"/>
+            </w:tblPr>
+            <w:tblGrid>
+              <w:gridCol w:w="2640"/>
+              <w:gridCol w:w="2640"/>
+              <w:gridCol w:w="2640"/>
+            </w:tblGrid>
+            <w:tr>
+              <w:trPr>
+                <w:tblHeader w:val="on"/>
+              </w:trPr>
+              <w:tc>
+                <w:tcPr/>
+                <w:p>
+                  <w:pPr>
+                    <w:pStyle w:val="Compact"/>
+                    <w:jc w:val="left"/>
+                    <w:jc w:val="center"/>
+                  </w:pPr>
+                  <w:r>
+                    <w:t xml:space="preserve">Reference</w:t>
+                  </w:r>
+                </w:p>
+              </w:tc>
+              <w:tc>
+                <w:tcPr/>
+                <w:p>
+                  <w:pPr>
+                    <w:pStyle w:val="Compact"/>
+                    <w:jc w:val="left"/>
+                    <w:jc w:val="center"/>
+                  </w:pPr>
+                  <w:r>
+                    <w:t xml:space="preserve">Title</w:t>
+                  </w:r>
+                </w:p>
+              </w:tc>
+              <w:tc>
+                <w:tcPr/>
+                <w:p>
+                  <w:pPr>
+                    <w:pStyle w:val="Compact"/>
+                    <w:jc w:val="left"/>
+                    <w:jc w:val="center"/>
+                  </w:pPr>
+                  <w:r>
+                    <w:t xml:space="preserve">Type</w:t>
+                  </w:r>
+                </w:p>
+              </w:tc>
+            </w:tr>
+            <w:tr>
+              <w:tc>
+                <w:tcPr/>
+                <w:p>
+                  <w:pPr>
+                    <w:pStyle w:val="Compact"/>
+                    <w:jc w:val="left"/>
+                    <w:jc w:val="center"/>
+                  </w:pPr>
+                  <w:r>
+                    <w:t xml:space="preserve">AMV-3010</w:t>
+                  </w:r>
+                </w:p>
+              </w:tc>
+              <w:tc>
+                <w:tcPr/>
+                <w:p>
+                  <w:pPr>
+                    <w:pStyle w:val="Compact"/>
+                    <w:jc w:val="left"/>
+                    <w:jc w:val="center"/>
+                  </w:pPr>
+                  <w:r>
+                    <w:t xml:space="preserve">N-Glycan Map (2-AB HILIC-UPLC)</w:t>
+                  </w:r>
+                </w:p>
+              </w:tc>
+              <w:tc>
+                <w:tcPr/>
+                <w:p>
+                  <w:pPr>
+                    <w:pStyle w:val="Compact"/>
+                    <w:jc w:val="left"/>
+                    <w:jc w:val="center"/>
+                  </w:pPr>
+                  <w:r>
+                    <w:t xml:space="preserve">Method validation</w:t>
+                  </w:r>
+                </w:p>
+              </w:tc>
+            </w:tr>
+            <w:tr>
+              <w:tc>
+                <w:tcPr/>
+                <w:p>
+                  <w:pPr>
+                    <w:pStyle w:val="Compact"/>
+                    <w:jc w:val="left"/>
+                    <w:jc w:val="center"/>
+                  </w:pPr>
+                  <w:r>
+                    <w:t xml:space="preserve">AMV-3011</w:t>
+                  </w:r>
+                </w:p>
+              </w:tc>
+              <w:tc>
+                <w:tcPr/>
+                <w:p>
+                  <w:pPr>
+                    <w:pStyle w:val="Compact"/>
+                    <w:jc w:val="left"/>
+                    <w:jc w:val="center"/>
+                  </w:pPr>
+                  <w:r>
+                    <w:t xml:space="preserve">Size-Variants (SEC-HPLC)</w:t>
+                  </w:r>
+                </w:p>
+              </w:tc>
+              <w:tc>
+                <w:tcPr/>
+                <w:p>
+                  <w:pPr>
+                    <w:pStyle w:val="Compact"/>
+                    <w:jc w:val="left"/>
+                    <w:jc w:val="center"/>
+                  </w:pPr>
+                  <w:r>
+                    <w:t xml:space="preserve">Method validation</w:t>
+                  </w:r>
+                </w:p>
+              </w:tc>
+            </w:tr>
+            <w:tr>
+              <w:tc>
+                <w:tcPr/>
+                <w:p>
+                  <w:pPr>
+                    <w:pStyle w:val="Compact"/>
+                    <w:jc w:val="left"/>
+                    <w:jc w:val="center"/>
+                  </w:pPr>
+                  <w:r>
+                    <w:t xml:space="preserve">AMV-3012</w:t>
+                  </w:r>
+                </w:p>
+              </w:tc>
+              <w:tc>
+                <w:tcPr/>
+                <w:p>
+                  <w:pPr>
+                    <w:pStyle w:val="Compact"/>
+                    <w:jc w:val="left"/>
+                    <w:jc w:val="center"/>
+                  </w:pPr>
+                  <w:r>
+                    <w:t xml:space="preserve">Host-Cell Protein ELISA</w:t>
+                  </w:r>
+                </w:p>
+              </w:tc>
+              <w:tc>
+                <w:tcPr/>
+                <w:p>
+                  <w:pPr>
+                    <w:pStyle w:val="Compact"/>
+                    <w:jc w:val="left"/>
+                    <w:jc w:val="center"/>
+                  </w:pPr>
+                  <w:r>
+                    <w:t xml:space="preserve">Method validation</w:t>
+                  </w:r>
+                </w:p>
+              </w:tc>
+            </w:tr>
+            <w:tr>
+              <w:tc>
+                <w:tcPr/>
+                <w:p>
+                  <w:pPr>
+                    <w:pStyle w:val="Compact"/>
+                    <w:jc w:val="left"/>
+                    <w:jc w:val="center"/>
+                  </w:pPr>
+                  <w:r>
+                    <w:t xml:space="preserve">AMV-3013</w:t>
+                  </w:r>
+                </w:p>
+              </w:tc>
+              <w:tc>
+                <w:tcPr/>
+                <w:p>
+                  <w:pPr>
+                    <w:pStyle w:val="Compact"/>
+                    <w:jc w:val="left"/>
+                    <w:jc w:val="center"/>
+                  </w:pPr>
+                  <w:r>
+                    <w:t xml:space="preserve">Charge Variants (icIEF)</w:t>
+                  </w:r>
+                </w:p>
+              </w:tc>
+              <w:tc>
+                <w:tcPr/>
+                <w:p>
+                  <w:pPr>
+                    <w:pStyle w:val="Compact"/>
+                    <w:jc w:val="left"/>
+                    <w:jc w:val="center"/>
+                  </w:pPr>
+                  <w:r>
+                    <w:t xml:space="preserve">Method validation</w:t>
+                  </w:r>
+                </w:p>
+              </w:tc>
+            </w:tr>
+            <w:tr>
+              <w:tc>
+                <w:tcPr/>
+                <w:p>
+                  <w:pPr>
+                    <w:pStyle w:val="Compact"/>
+                    <w:jc w:val="left"/>
+                    <w:jc w:val="center"/>
+                  </w:pPr>
+                  <w:r>
+                    <w:t xml:space="preserve">AMV-3014</w:t>
+                  </w:r>
+                </w:p>
+              </w:tc>
+              <w:tc>
+                <w:tcPr/>
+                <w:p>
+                  <w:pPr>
+                    <w:pStyle w:val="Compact"/>
+                    <w:jc w:val="left"/>
+                    <w:jc w:val="center"/>
+                  </w:pPr>
+                  <w:r>
+                    <w:t xml:space="preserve">Residual DNA (qPCR)</w:t>
+                  </w:r>
+                </w:p>
+              </w:tc>
+              <w:tc>
+                <w:tcPr/>
+                <w:p>
+                  <w:pPr>
+                    <w:pStyle w:val="Compact"/>
+                    <w:jc w:val="left"/>
+                    <w:jc w:val="center"/>
+                  </w:pPr>
+                  <w:r>
+                    <w:t xml:space="preserve">Method validation</w:t>
+                  </w:r>
+                </w:p>
+              </w:tc>
+            </w:tr>
+          </w:tbl>
+          <w:bookmarkEnd w:id="35"/>
+          <w:p/>
+        </w:tc>
+      </w:tr>
+    </w:tbl>
+    <w:bookmarkEnd w:id="36"/>
+    <w:bookmarkStart w:id="37" w:name="sampling-plan"/>
+    <w:p>
+      <w:pPr>
+        <w:pStyle w:val="Heading2"/>
+      </w:pPr>
+      <w:r>
+        <w:t xml:space="preserve">5.4 Sampling plan</w:t>
+      </w:r>
+    </w:p>
+    <w:p>
+      <w:pPr>
+        <w:pStyle w:val="FirstParagraph"/>
+      </w:pPr>
+      <w:r>
+        <w:t xml:space="preserve">Each DoE run will be sampled at harvest for the released CQAs (glycan map, charge</w:t>
+      </w:r>
+      <w:r>
+        <w:t xml:space="preserve"> </w:t>
+      </w:r>
+      <w:r>
+        <w:t xml:space="preserve">variants, aggregate) and for the harvest HCP and residual-DNA load; daily process</w:t>
+      </w:r>
+      <w:r>
+        <w:t xml:space="preserve"> </w:t>
+      </w:r>
+      <w:r>
+        <w:t xml:space="preserve">samples (viable cell density, viability, metabolites, pH/pCO₂ verification) will</w:t>
+      </w:r>
+      <w:r>
+        <w:t xml:space="preserve"> </w:t>
+      </w:r>
+      <w:r>
+        <w:t xml:space="preserve">confirm the culture trajectory. Center-point runs are replicated within each design</w:t>
+      </w:r>
+      <w:r>
+        <w:t xml:space="preserve"> </w:t>
+      </w:r>
+      <w:r>
+        <w:t xml:space="preserve">(three in screening, four in the response-surface design) to quantify reproducibility</w:t>
+      </w:r>
+      <w:r>
+        <w:t xml:space="preserve"> </w:t>
+      </w:r>
+      <w:r>
+        <w:t xml:space="preserve">and pure error.</w:t>
+      </w:r>
+    </w:p>
+    <w:bookmarkEnd w:id="37"/>
+    <w:bookmarkStart w:id="38" w:name="statistical-methods"/>
+    <w:p>
+      <w:pPr>
+        <w:pStyle w:val="Heading2"/>
+      </w:pPr>
+      <w:r>
+        <w:t xml:space="preserve">5.5 Statistical methods</w:t>
+      </w:r>
+    </w:p>
+    <w:p>
+      <w:pPr>
+        <w:pStyle w:val="FirstParagraph"/>
+      </w:pPr>
+      <w:r>
+        <w:t xml:space="preserve">Designs will be constructed and analyzed in coded factors, with each parameter’s</w:t>
+      </w:r>
+      <w:r>
+        <w:t xml:space="preserve"> </w:t>
+      </w:r>
+      <w:r>
+        <w:t xml:space="preserve">characterization range mapped so that the set-point is 0 and the range edges are</w:t>
+      </w:r>
+      <w:r>
+        <w:t xml:space="preserve"> </w:t>
+      </w:r>
+      <w:r>
+        <w:t xml:space="preserve">±1 (</w:t>
+      </w:r>
+      <w:r>
+        <w:rPr>
+          <w:b/>
+          <w:bCs/>
+        </w:rPr>
+        <w:t xml:space="preserve">SOP-1002</w:t>
+      </w:r>
+      <w:r>
+        <w:t xml:space="preserve">). Screening data will be analyzed by ordinary-least-squares</w:t>
+      </w:r>
+      <w:r>
+        <w:t xml:space="preserve"> </w:t>
+      </w:r>
+      <w:r>
+        <w:t xml:space="preserve">regression of each response on the main effects and all two-factor interactions;</w:t>
+      </w:r>
+      <w:r>
+        <w:t xml:space="preserve"> </w:t>
+      </w:r>
+      <w:r>
+        <w:t xml:space="preserve">factor effects are reported as twice the coded coefficient. Response-surface data</w:t>
+      </w:r>
+      <w:r>
+        <w:t xml:space="preserve"> </w:t>
+      </w:r>
+      <w:r>
+        <w:t xml:space="preserve">will be analyzed with the full quadratic model (main effects, two-factor</w:t>
+      </w:r>
+      <w:r>
+        <w:t xml:space="preserve"> </w:t>
+      </w:r>
+      <w:r>
+        <w:t xml:space="preserve">interactions and pure-quadratic terms). Significance will be assessed at α = 0.05.</w:t>
+      </w:r>
+      <w:r>
+        <w:t xml:space="preserve"> </w:t>
+      </w:r>
+      <w:r>
+        <w:t xml:space="preserve">Model adequacy will be judged by R², adjusted R², predicted R² (from the PRESS</w:t>
+      </w:r>
+      <w:r>
+        <w:t xml:space="preserve"> </w:t>
+      </w:r>
+      <w:r>
+        <w:t xml:space="preserve">statistic), the overall model F-test, and an ANOVA lack-of-fit test against the</w:t>
+      </w:r>
+      <w:r>
+        <w:t xml:space="preserve"> </w:t>
+      </w:r>
+      <w:r>
+        <w:t xml:space="preserve">center-point pure error. The design space will be defined as the multivariate region</w:t>
+      </w:r>
+      <w:r>
+        <w:t xml:space="preserve"> </w:t>
+      </w:r>
+      <w:r>
+        <w:t xml:space="preserve">over which all CQA responses satisfy their acceptance criteria simultaneously, and</w:t>
+      </w:r>
+      <w:r>
+        <w:t xml:space="preserve"> </w:t>
+      </w:r>
+      <w:r>
+        <w:t xml:space="preserve">commercial-scale capability will be estimated by Monte-Carlo simulation with each</w:t>
+      </w:r>
+      <w:r>
+        <w:t xml:space="preserve"> </w:t>
+      </w:r>
+      <w:r>
+        <w:t xml:space="preserve">parameter varied within its NOR.</w:t>
+      </w:r>
+    </w:p>
+    <w:bookmarkEnd w:id="38"/>
+    <w:bookmarkEnd w:id="39"/>
+    <w:bookmarkStart w:id="46" w:name="study-design"/>
+    <w:p>
+      <w:pPr>
+        <w:pStyle w:val="Heading1"/>
+      </w:pPr>
+      <w:r>
+        <w:t xml:space="preserve">6. Study design</w:t>
+      </w:r>
+    </w:p>
+    <w:bookmarkStart w:id="42" w:name="factors-ranges-and-study-type"/>
+    <w:p>
+      <w:pPr>
+        <w:pStyle w:val="Heading2"/>
+      </w:pPr>
+      <w:r>
+        <w:t xml:space="preserve">6.1 Factors, ranges and study type</w:t>
+      </w:r>
+    </w:p>
+    <w:p>
+      <w:pPr>
+        <w:pStyle w:val="FirstParagraph"/>
+      </w:pPr>
+      <w:r>
+        <w:t xml:space="preserve">Nine parameters are in scope (</w:t>
+      </w:r>
+      <w:hyperlink w:anchor="tbl-param">
+        <w:r>
+          <w:rPr>
+            <w:rStyle w:val="Hyperlink"/>
+          </w:rPr>
+          <w:t xml:space="preserve">Table 6</w:t>
+        </w:r>
+      </w:hyperlink>
+      <w:r>
+        <w:t xml:space="preserve">). The characterization range of each factor</w:t>
+      </w:r>
+      <w:r>
+        <w:t xml:space="preserve"> </w:t>
+      </w:r>
+      <w:r>
+        <w:t xml:space="preserve">(</w:t>
+      </w:r>
+      <w:r>
+        <w:t xml:space="preserve">“Range studied”</w:t>
+      </w:r>
+      <w:r>
+        <w:t xml:space="preserve">) defines the edges of the explored knowledge space and the basis of</w:t>
+      </w:r>
+      <w:r>
+        <w:t xml:space="preserve"> </w:t>
+      </w:r>
+      <w:r>
+        <w:t xml:space="preserve">the PAR; the NOR is the tighter routine-control range. Classification is an output of</w:t>
+      </w:r>
+      <w:r>
+        <w:t xml:space="preserve"> </w:t>
+      </w:r>
+      <w:r>
+        <w:t xml:space="preserve">the study and is reported in PCR-003. The DoE factor coding is given in</w:t>
+      </w:r>
+      <w:r>
+        <w:t xml:space="preserve"> </w:t>
+      </w:r>
+      <w:hyperlink w:anchor="tbl-legend">
+        <w:r>
+          <w:rPr>
+            <w:rStyle w:val="Hyperlink"/>
+          </w:rPr>
+          <w:t xml:space="preserve">Table 7</w:t>
+        </w:r>
+      </w:hyperlink>
+      <w:r>
+        <w:t xml:space="preserve">.</w:t>
+      </w:r>
+    </w:p>
+    <w:tbl>
+      <w:tblPr>
+        <w:tblStyle w:val="Table"/>
+        <w:tblW w:type="pct" w:w="5000"/>
+        <w:tblLayout w:type="fixed"/>
+        <w:tblLook w:firstRow="0" w:lastRow="0" w:firstColumn="0" w:lastColumn="0" w:noHBand="0" w:noVBand="0" w:val="0000"/>
+      </w:tblPr>
+      <w:tblGrid>
+        <w:gridCol w:w="7920"/>
+      </w:tblGrid>
+      <w:tr>
+        <w:tc>
+          <w:tcPr/>
+          <w:bookmarkStart w:id="40" w:name="tbl-param"/>
+          <w:p>
+            <w:pPr>
+              <w:jc w:val="center"/>
+            </w:pPr>
+            <w:pPr>
+              <w:jc w:val="start"/>
+              <w:spacing w:before="200"/>
+              <w:pStyle w:val="ImageCaption"/>
+            </w:pPr>
+            <w:r>
+              <w:t xml:space="preserve">Table 6: Production-bioreactor parameters, set-points, characterization ranges and planned study type.</w:t>
             </w:r>
           </w:p>
           <w:tbl>
@@ -3454,7 +4692,7 @@
               </w:tc>
             </w:tr>
           </w:tbl>
-          <w:bookmarkEnd w:id="31"/>
+          <w:bookmarkEnd w:id="40"/>
           <w:p/>
         </w:tc>
       </w:tr>
@@ -3464,599 +4702,7 @@
         <w:pStyle w:val="BodyText"/>
       </w:pPr>
       <w:r>
-        <w:t xml:space="preserve">Culture pH, temperature, dissolved CO₂, osmolality and culture duration are</w:t>
-      </w:r>
-      <w:r>
-        <w:t xml:space="preserve"> </w:t>
-      </w:r>
-      <w:r>
-        <w:t xml:space="preserve">carried into the multivariate design as the parameters with the greatest</w:t>
-      </w:r>
-      <w:r>
-        <w:t xml:space="preserve"> </w:t>
-      </w:r>
-      <w:r>
-        <w:t xml:space="preserve">prior-knowledge risk to the glycan and charge-variant CQAs. Dissolved oxygen,</w:t>
-      </w:r>
-      <w:r>
-        <w:t xml:space="preserve"> </w:t>
-      </w:r>
-      <w:r>
-        <w:t xml:space="preserve">initial viable cell concentration and nutrient feed-1 volume are assessed for</w:t>
-      </w:r>
-      <w:r>
-        <w:t xml:space="preserve"> </w:t>
-      </w:r>
-      <w:r>
-        <w:t xml:space="preserve">their effect on process performance (peak viable cell density, titer, viability);</w:t>
-      </w:r>
-      <w:r>
-        <w:t xml:space="preserve"> </w:t>
-      </w:r>
-      <w:r>
-        <w:t xml:space="preserve">basal medium concentration is studied over a wide range as a general parameter.</w:t>
-      </w:r>
-    </w:p>
-    <w:bookmarkEnd w:id="32"/>
-    <w:bookmarkStart w:id="33" w:name="study-design"/>
-    <w:p>
-      <w:pPr>
-        <w:pStyle w:val="Heading1"/>
-      </w:pPr>
-      <w:r>
-        <w:t xml:space="preserve">6. Study design</w:t>
-      </w:r>
-    </w:p>
-    <w:p>
-      <w:pPr>
-        <w:pStyle w:val="FirstParagraph"/>
-      </w:pPr>
-      <w:r>
-        <w:t xml:space="preserve">Characterization uses a sequential design-of-experiments (DoE) strategy executed</w:t>
-      </w:r>
-      <w:r>
-        <w:t xml:space="preserve"> </w:t>
-      </w:r>
-      <w:r>
-        <w:t xml:space="preserve">on the qualified 2 L SDM under</w:t>
-      </w:r>
-      <w:r>
-        <w:t xml:space="preserve"> </w:t>
-      </w:r>
-      <w:r>
-        <w:rPr>
-          <w:b/>
-          <w:bCs/>
-        </w:rPr>
-        <w:t xml:space="preserve">SOP-1002</w:t>
-      </w:r>
-      <w:r>
-        <w:t xml:space="preserve">, with the SDM qualified against</w:t>
-      </w:r>
-      <w:r>
-        <w:t xml:space="preserve"> </w:t>
-      </w:r>
-      <w:r>
-        <w:t xml:space="preserve">at-scale reference data under</w:t>
-      </w:r>
-      <w:r>
-        <w:t xml:space="preserve"> </w:t>
-      </w:r>
-      <w:r>
-        <w:rPr>
-          <w:b/>
-          <w:bCs/>
-        </w:rPr>
-        <w:t xml:space="preserve">SOP-1001</w:t>
-      </w:r>
-      <w:r>
-        <w:t xml:space="preserve">:</w:t>
-      </w:r>
-    </w:p>
-    <w:p>
-      <w:pPr>
-        <w:pStyle w:val="Compact"/>
-        <w:numPr>
-          <w:ilvl w:val="0"/>
-          <w:numId w:val="1001"/>
-        </w:numPr>
-      </w:pPr>
-      <w:r>
-        <w:rPr>
-          <w:b/>
-          <w:bCs/>
-        </w:rPr>
-        <w:t xml:space="preserve">Screening design</w:t>
-      </w:r>
-      <w:r>
-        <w:t xml:space="preserve"> </w:t>
-      </w:r>
-      <w:r>
-        <w:t xml:space="preserve">— a resolution-V two-level fractional factorial in the</w:t>
-      </w:r>
-      <w:r>
-        <w:t xml:space="preserve"> </w:t>
-      </w:r>
-      <w:r>
-        <w:t xml:space="preserve">five multivariate factors (culture pH, temperature, dissolved CO₂, osmolality</w:t>
-      </w:r>
-      <w:r>
-        <w:t xml:space="preserve"> </w:t>
-      </w:r>
-      <w:r>
-        <w:t xml:space="preserve">and culture duration) with centre points,</w:t>
-      </w:r>
-      <w:r>
-        <w:t xml:space="preserve"> </w:t>
-      </w:r>
-      <w:r>
-        <w:rPr>
-          <w:b/>
-          <w:bCs/>
-        </w:rPr>
-        <w:t xml:space="preserve">19 runs total</w:t>
-      </w:r>
-      <w:r>
-        <w:t xml:space="preserve">,</w:t>
-      </w:r>
-      <w:r>
-        <w:t xml:space="preserve"> </w:t>
-      </w:r>
-      <w:r>
-        <w:t xml:space="preserve">to identify the parameters and interactions with significant effects on the</w:t>
-      </w:r>
-      <w:r>
-        <w:t xml:space="preserve"> </w:t>
-      </w:r>
-      <w:r>
-        <w:t xml:space="preserve">glycan, charge-variant and aggregate responses.</w:t>
-      </w:r>
-    </w:p>
-    <w:p>
-      <w:pPr>
-        <w:pStyle w:val="Compact"/>
-        <w:numPr>
-          <w:ilvl w:val="0"/>
-          <w:numId w:val="1001"/>
-        </w:numPr>
-      </w:pPr>
-      <w:r>
-        <w:rPr>
-          <w:b/>
-          <w:bCs/>
-        </w:rPr>
-        <w:t xml:space="preserve">Response-surface design</w:t>
-      </w:r>
-      <w:r>
-        <w:t xml:space="preserve"> </w:t>
-      </w:r>
-      <w:r>
-        <w:t xml:space="preserve">— a face-centred central-composite design in the</w:t>
-      </w:r>
-      <w:r>
-        <w:t xml:space="preserve"> </w:t>
-      </w:r>
-      <w:r>
-        <w:t xml:space="preserve">dominant factors carried forward from screening (culture pH, temperature,</w:t>
-      </w:r>
-      <w:r>
-        <w:t xml:space="preserve"> </w:t>
-      </w:r>
-      <w:r>
-        <w:t xml:space="preserve">culture duration and dissolved CO₂),</w:t>
-      </w:r>
-      <w:r>
-        <w:t xml:space="preserve"> </w:t>
-      </w:r>
-      <w:r>
-        <w:rPr>
-          <w:b/>
-          <w:bCs/>
-        </w:rPr>
-        <w:t xml:space="preserve">28 runs total</w:t>
-      </w:r>
-      <w:r>
-        <w:t xml:space="preserve">, to</w:t>
-      </w:r>
-      <w:r>
-        <w:t xml:space="preserve"> </w:t>
-      </w:r>
-      <w:r>
-        <w:t xml:space="preserve">quantify main effects, two-factor interactions and curvature and to define the</w:t>
-      </w:r>
-      <w:r>
-        <w:t xml:space="preserve"> </w:t>
-      </w:r>
-      <w:r>
-        <w:t xml:space="preserve">multivariate design space.</w:t>
-      </w:r>
-    </w:p>
-    <w:p>
-      <w:pPr>
-        <w:pStyle w:val="Compact"/>
-        <w:numPr>
-          <w:ilvl w:val="0"/>
-          <w:numId w:val="1001"/>
-        </w:numPr>
-      </w:pPr>
-      <w:r>
-        <w:rPr>
-          <w:b/>
-          <w:bCs/>
-        </w:rPr>
-        <w:t xml:space="preserve">Univariate assessment</w:t>
-      </w:r>
-      <w:r>
-        <w:t xml:space="preserve"> </w:t>
-      </w:r>
-      <w:r>
-        <w:t xml:space="preserve">— initial viable cell concentration is evaluated one</w:t>
-      </w:r>
-      <w:r>
-        <w:t xml:space="preserve"> </w:t>
-      </w:r>
-      <w:r>
-        <w:t xml:space="preserve">factor at a time for its effect on process performance.</w:t>
-      </w:r>
-    </w:p>
-    <w:p>
-      <w:pPr>
-        <w:pStyle w:val="FirstParagraph"/>
-      </w:pPr>
-      <w:r>
-        <w:t xml:space="preserve">All runs are executed on the SDM at the commercial working volume equivalent and</w:t>
-      </w:r>
-      <w:r>
-        <w:t xml:space="preserve"> </w:t>
-      </w:r>
-      <w:r>
-        <w:t xml:space="preserve">harvested on the nominal culture-duration criterion. Responses are measured by</w:t>
-      </w:r>
-      <w:r>
-        <w:t xml:space="preserve"> </w:t>
-      </w:r>
-      <w:r>
-        <w:t xml:space="preserve">the validated methods in</w:t>
-      </w:r>
-      <w:r>
-        <w:t xml:space="preserve"> </w:t>
-      </w:r>
-      <w:hyperlink w:anchor="tbl-sop">
-        <w:r>
-          <w:rPr>
-            <w:rStyle w:val="Hyperlink"/>
-          </w:rPr>
-          <w:t xml:space="preserve">Table 2</w:t>
-        </w:r>
-      </w:hyperlink>
-      <w:r>
-        <w:t xml:space="preserve">: released N-glycan map (afucosylation, high</w:t>
-      </w:r>
-      <w:r>
-        <w:t xml:space="preserve"> </w:t>
-      </w:r>
-      <w:r>
-        <w:t xml:space="preserve">mannose, galactosylation) under</w:t>
-      </w:r>
-      <w:r>
-        <w:t xml:space="preserve"> </w:t>
-      </w:r>
-      <w:r>
-        <w:rPr>
-          <w:b/>
-          <w:bCs/>
-        </w:rPr>
-        <w:t xml:space="preserve">AMV-3010</w:t>
-      </w:r>
-      <w:r>
-        <w:t xml:space="preserve">, charge variants (acidic variants)</w:t>
-      </w:r>
-      <w:r>
-        <w:t xml:space="preserve"> </w:t>
-      </w:r>
-      <w:r>
-        <w:t xml:space="preserve">under</w:t>
-      </w:r>
-      <w:r>
-        <w:t xml:space="preserve"> </w:t>
-      </w:r>
-      <w:r>
-        <w:rPr>
-          <w:b/>
-          <w:bCs/>
-        </w:rPr>
-        <w:t xml:space="preserve">AMV-3013</w:t>
-      </w:r>
-      <w:r>
-        <w:t xml:space="preserve">, aggregate (SEC) under</w:t>
-      </w:r>
-      <w:r>
-        <w:t xml:space="preserve"> </w:t>
-      </w:r>
-      <w:r>
-        <w:rPr>
-          <w:b/>
-          <w:bCs/>
-        </w:rPr>
-        <w:t xml:space="preserve">AMV-3011</w:t>
-      </w:r>
-      <w:r>
-        <w:t xml:space="preserve">, and the harvest HCP and</w:t>
-      </w:r>
-      <w:r>
-        <w:t xml:space="preserve"> </w:t>
-      </w:r>
-      <w:r>
-        <w:t xml:space="preserve">residual-DNA load under</w:t>
-      </w:r>
-      <w:r>
-        <w:t xml:space="preserve"> </w:t>
-      </w:r>
-      <w:r>
-        <w:rPr>
-          <w:b/>
-          <w:bCs/>
-        </w:rPr>
-        <w:t xml:space="preserve">AMV-3012</w:t>
-      </w:r>
-      <w:r>
-        <w:t xml:space="preserve"> </w:t>
-      </w:r>
-      <w:r>
-        <w:t xml:space="preserve">and</w:t>
-      </w:r>
-      <w:r>
-        <w:t xml:space="preserve"> </w:t>
-      </w:r>
-      <w:r>
-        <w:rPr>
-          <w:b/>
-          <w:bCs/>
-        </w:rPr>
-        <w:t xml:space="preserve">AMV-3014</w:t>
-      </w:r>
-      <w:r>
-        <w:t xml:space="preserve">.</w:t>
-      </w:r>
-    </w:p>
-    <w:bookmarkEnd w:id="33"/>
-    <w:bookmarkStart w:id="34" w:name="acceptance-and-decision-criteria"/>
-    <w:p>
-      <w:pPr>
-        <w:pStyle w:val="Heading1"/>
-      </w:pPr>
-      <w:r>
-        <w:t xml:space="preserve">7. Acceptance and decision criteria</w:t>
-      </w:r>
-    </w:p>
-    <w:p>
-      <w:pPr>
-        <w:pStyle w:val="FirstParagraph"/>
-      </w:pPr>
-      <w:r>
-        <w:t xml:space="preserve">The study is acceptable when the fitted response-surface models are adequate</w:t>
-      </w:r>
-      <w:r>
-        <w:t xml:space="preserve"> </w:t>
-      </w:r>
-      <w:r>
-        <w:t xml:space="preserve">(coefficient of determination and residual diagnostics per</w:t>
-      </w:r>
-      <w:r>
-        <w:t xml:space="preserve"> </w:t>
-      </w:r>
-      <w:r>
-        <w:rPr>
-          <w:b/>
-          <w:bCs/>
-        </w:rPr>
-        <w:t xml:space="preserve">SOP-1002</w:t>
-      </w:r>
-      <w:r>
-        <w:t xml:space="preserve">) and the</w:t>
-      </w:r>
-      <w:r>
-        <w:t xml:space="preserve"> </w:t>
-      </w:r>
-      <w:r>
-        <w:t xml:space="preserve">design space satisfies every in-scope CQA simultaneously at the set-point and</w:t>
-      </w:r>
-      <w:r>
-        <w:t xml:space="preserve"> </w:t>
-      </w:r>
-      <w:r>
-        <w:t xml:space="preserve">across the NOR. Each parameter is then classified per the A-Mab continuum</w:t>
-      </w:r>
-      <w:r>
-        <w:t xml:space="preserve"> </w:t>
-      </w:r>
-      <w:r>
-        <w:t xml:space="preserve">(CMC Biotech Working Group 2009)</w:t>
-      </w:r>
-      <w:r>
-        <w:t xml:space="preserve">, consistent with the rule applied in the post-characterization risk</w:t>
-      </w:r>
-      <w:r>
-        <w:t xml:space="preserve"> </w:t>
-      </w:r>
-      <w:r>
-        <w:t xml:space="preserve">assessment:</w:t>
-      </w:r>
-    </w:p>
-    <w:p>
-      <w:pPr>
-        <w:pStyle w:val="Compact"/>
-        <w:numPr>
-          <w:ilvl w:val="0"/>
-          <w:numId w:val="1002"/>
-        </w:numPr>
-      </w:pPr>
-      <w:r>
-        <w:t xml:space="preserve">A parameter whose variability significantly impacts a CQA is a</w:t>
-      </w:r>
-      <w:r>
-        <w:t xml:space="preserve"> </w:t>
-      </w:r>
-      <w:r>
-        <w:rPr>
-          <w:b/>
-          <w:bCs/>
-        </w:rPr>
-        <w:t xml:space="preserve">critical</w:t>
-      </w:r>
-      <w:r>
-        <w:rPr>
-          <w:b/>
-          <w:bCs/>
-        </w:rPr>
-        <w:t xml:space="preserve"> </w:t>
-      </w:r>
-      <w:r>
-        <w:rPr>
-          <w:b/>
-          <w:bCs/>
-        </w:rPr>
-        <w:t xml:space="preserve">process parameter (CPP)</w:t>
-      </w:r>
-      <w:r>
-        <w:t xml:space="preserve">; where the impact is reliably controlled within the</w:t>
-      </w:r>
-      <w:r>
-        <w:t xml:space="preserve"> </w:t>
-      </w:r>
-      <w:r>
-        <w:t xml:space="preserve">design space (low risk of leaving it) the parameter is a</w:t>
-      </w:r>
-      <w:r>
-        <w:t xml:space="preserve"> </w:t>
-      </w:r>
-      <w:r>
-        <w:rPr>
-          <w:b/>
-          <w:bCs/>
-        </w:rPr>
-        <w:t xml:space="preserve">well-controlled CPP</w:t>
-      </w:r>
-      <w:r>
-        <w:rPr>
-          <w:b/>
-          <w:bCs/>
-        </w:rPr>
-        <w:t xml:space="preserve"> </w:t>
-      </w:r>
-      <w:r>
-        <w:rPr>
-          <w:b/>
-          <w:bCs/>
-        </w:rPr>
-        <w:t xml:space="preserve">(WC-CPP)</w:t>
-      </w:r>
-      <w:r>
-        <w:t xml:space="preserve">.</w:t>
-      </w:r>
-    </w:p>
-    <w:p>
-      <w:pPr>
-        <w:pStyle w:val="Compact"/>
-        <w:numPr>
-          <w:ilvl w:val="0"/>
-          <w:numId w:val="1002"/>
-        </w:numPr>
-      </w:pPr>
-      <w:r>
-        <w:t xml:space="preserve">A parameter that does not significantly impact a CQA but affects process</w:t>
-      </w:r>
-      <w:r>
-        <w:t xml:space="preserve"> </w:t>
-      </w:r>
-      <w:r>
-        <w:t xml:space="preserve">performance or consistency is a</w:t>
-      </w:r>
-      <w:r>
-        <w:t xml:space="preserve"> </w:t>
-      </w:r>
-      <w:r>
-        <w:rPr>
-          <w:b/>
-          <w:bCs/>
-        </w:rPr>
-        <w:t xml:space="preserve">key process parameter (KPP)</w:t>
-      </w:r>
-      <w:r>
-        <w:t xml:space="preserve">; otherwise it is</w:t>
-      </w:r>
-      <w:r>
-        <w:t xml:space="preserve"> </w:t>
-      </w:r>
-      <w:r>
-        <w:t xml:space="preserve">a</w:t>
-      </w:r>
-      <w:r>
-        <w:t xml:space="preserve"> </w:t>
-      </w:r>
-      <w:r>
-        <w:rPr>
-          <w:b/>
-          <w:bCs/>
-        </w:rPr>
-        <w:t xml:space="preserve">general process parameter (GPP)</w:t>
-      </w:r>
-      <w:r>
-        <w:t xml:space="preserve">.</w:t>
-      </w:r>
-    </w:p>
-    <w:p>
-      <w:pPr>
-        <w:pStyle w:val="Compact"/>
-        <w:numPr>
-          <w:ilvl w:val="0"/>
-          <w:numId w:val="1002"/>
-        </w:numPr>
-      </w:pPr>
-      <w:r>
-        <w:t xml:space="preserve">Consistent with the FMEA convention, a parameter that affects a CQA with</w:t>
-      </w:r>
-      <w:r>
-        <w:t xml:space="preserve"> </w:t>
-      </w:r>
-      <w:r>
-        <w:t xml:space="preserve">Severity ≥ 8, or that carries an initial risk priority number &gt; 72, is</w:t>
-      </w:r>
-      <w:r>
-        <w:t xml:space="preserve"> </w:t>
-      </w:r>
-      <w:r>
-        <w:t xml:space="preserve">designated a CPP before mitigation by the control strategy.</w:t>
-      </w:r>
-    </w:p>
-    <w:p>
-      <w:pPr>
-        <w:pStyle w:val="FirstParagraph"/>
-      </w:pPr>
-      <w:r>
-        <w:t xml:space="preserve">The design space, parameter classification and the proven acceptable ranges</w:t>
-      </w:r>
-      <w:r>
-        <w:t xml:space="preserve"> </w:t>
-      </w:r>
-      <w:r>
-        <w:t xml:space="preserve">established here provide the justification for the Stage 2 (PPQ) operating ranges</w:t>
-      </w:r>
-      <w:r>
-        <w:t xml:space="preserve"> </w:t>
-      </w:r>
-      <w:r>
-        <w:t xml:space="preserve">and feed the overall control strategy.</w:t>
-      </w:r>
-    </w:p>
-    <w:bookmarkEnd w:id="34"/>
-    <w:bookmarkStart w:id="36" w:name="roles-and-responsibilities"/>
-    <w:p>
-      <w:pPr>
-        <w:pStyle w:val="Heading1"/>
-      </w:pPr>
-      <w:r>
-        <w:t xml:space="preserve">8. Roles and responsibilities</w:t>
+        <w:t xml:space="preserve"> </w:t>
       </w:r>
     </w:p>
     <w:tbl>
@@ -4072,7 +4718,7 @@
       <w:tr>
         <w:tc>
           <w:tcPr/>
-          <w:bookmarkStart w:id="35" w:name="tbl-roles"/>
+          <w:bookmarkStart w:id="41" w:name="tbl-legend"/>
           <w:p>
             <w:pPr>
               <w:jc w:val="center"/>
@@ -4083,259 +4729,7 @@
               <w:pStyle w:val="ImageCaption"/>
             </w:pPr>
             <w:r>
-              <w:t xml:space="preserve">Table 5: Roles and responsibilities for the production-bioreactor characterization.</w:t>
-            </w:r>
-          </w:p>
-          <w:tbl>
-            <w:tblPr>
-              <w:tblStyle w:val="Table"/>
-              <w:tblW w:type="pct" w:w="5000"/>
-              <w:tblLayout w:type="fixed"/>
-              <w:tblLook w:firstRow="1" w:lastRow="0" w:firstColumn="0" w:lastColumn="0" w:noHBand="0" w:noVBand="0" w:val="0020"/>
-            </w:tblPr>
-            <w:tblGrid>
-              <w:gridCol w:w="3960"/>
-              <w:gridCol w:w="3960"/>
-            </w:tblGrid>
-            <w:tr>
-              <w:trPr>
-                <w:tblHeader w:val="on"/>
-              </w:trPr>
-              <w:tc>
-                <w:tcPr/>
-                <w:p>
-                  <w:pPr>
-                    <w:pStyle w:val="Compact"/>
-                    <w:jc w:val="center"/>
-                  </w:pPr>
-                  <w:r>
-                    <w:t xml:space="preserve">Function</w:t>
-                  </w:r>
-                </w:p>
-              </w:tc>
-              <w:tc>
-                <w:tcPr/>
-                <w:p>
-                  <w:pPr>
-                    <w:pStyle w:val="Compact"/>
-                    <w:jc w:val="center"/>
-                  </w:pPr>
-                  <w:r>
-                    <w:t xml:space="preserve">Responsibility</w:t>
-                  </w:r>
-                </w:p>
-              </w:tc>
-            </w:tr>
-            <w:tr>
-              <w:tc>
-                <w:tcPr/>
-                <w:p>
-                  <w:pPr>
-                    <w:pStyle w:val="Compact"/>
-                    <w:jc w:val="center"/>
-                  </w:pPr>
-                  <w:r>
-                    <w:t xml:space="preserve">Process Development / MSAT</w:t>
-                  </w:r>
-                </w:p>
-              </w:tc>
-              <w:tc>
-                <w:tcPr/>
-                <w:p>
-                  <w:pPr>
-                    <w:pStyle w:val="Compact"/>
-                    <w:jc w:val="center"/>
-                  </w:pPr>
-                  <w:r>
-                    <w:t xml:space="preserve">Author the plan; design, execute and analyze the DoE; author PCR-003</w:t>
-                  </w:r>
-                </w:p>
-              </w:tc>
-            </w:tr>
-            <w:tr>
-              <w:tc>
-                <w:tcPr/>
-                <w:p>
-                  <w:pPr>
-                    <w:pStyle w:val="Compact"/>
-                    <w:jc w:val="center"/>
-                  </w:pPr>
-                  <w:r>
-                    <w:t xml:space="preserve">Analytical Development</w:t>
-                  </w:r>
-                </w:p>
-              </w:tc>
-              <w:tc>
-                <w:tcPr/>
-                <w:p>
-                  <w:pPr>
-                    <w:pStyle w:val="Compact"/>
-                    <w:jc w:val="center"/>
-                  </w:pPr>
-                  <w:r>
-                    <w:t xml:space="preserve">Perform released and in-process testing under the referenced AMV methods</w:t>
-                  </w:r>
-                </w:p>
-              </w:tc>
-            </w:tr>
-            <w:tr>
-              <w:tc>
-                <w:tcPr/>
-                <w:p>
-                  <w:pPr>
-                    <w:pStyle w:val="Compact"/>
-                    <w:jc w:val="center"/>
-                  </w:pPr>
-                  <w:r>
-                    <w:t xml:space="preserve">Manufacturing Science</w:t>
-                  </w:r>
-                </w:p>
-              </w:tc>
-              <w:tc>
-                <w:tcPr/>
-                <w:p>
-                  <w:pPr>
-                    <w:pStyle w:val="Compact"/>
-                    <w:jc w:val="center"/>
-                  </w:pPr>
-                  <w:r>
-                    <w:t xml:space="preserve">Qualify the scale-down model; confirm commercial-scale representativeness</w:t>
-                  </w:r>
-                </w:p>
-              </w:tc>
-            </w:tr>
-            <w:tr>
-              <w:tc>
-                <w:tcPr/>
-                <w:p>
-                  <w:pPr>
-                    <w:pStyle w:val="Compact"/>
-                    <w:jc w:val="center"/>
-                  </w:pPr>
-                  <w:r>
-                    <w:t xml:space="preserve">Quality Assurance</w:t>
-                  </w:r>
-                </w:p>
-              </w:tc>
-              <w:tc>
-                <w:tcPr/>
-                <w:p>
-                  <w:pPr>
-                    <w:pStyle w:val="Compact"/>
-                    <w:jc w:val="center"/>
-                  </w:pPr>
-                  <w:r>
-                    <w:t xml:space="preserve">Approve the plan and the report; confirm parameter classifications</w:t>
-                  </w:r>
-                </w:p>
-              </w:tc>
-            </w:tr>
-          </w:tbl>
-          <w:bookmarkEnd w:id="35"/>
-          <w:p/>
-        </w:tc>
-      </w:tr>
-    </w:tbl>
-    <w:bookmarkEnd w:id="36"/>
-    <w:bookmarkStart w:id="37" w:name="deliverables"/>
-    <w:p>
-      <w:pPr>
-        <w:pStyle w:val="Heading1"/>
-      </w:pPr>
-      <w:r>
-        <w:t xml:space="preserve">9. Deliverables</w:t>
-      </w:r>
-    </w:p>
-    <w:p>
-      <w:pPr>
-        <w:pStyle w:val="FirstParagraph"/>
-      </w:pPr>
-      <w:r>
-        <w:t xml:space="preserve">The deliverable of this plan is the</w:t>
-      </w:r>
-      <w:r>
-        <w:t xml:space="preserve"> </w:t>
-      </w:r>
-      <w:r>
-        <w:rPr>
-          <w:b/>
-          <w:bCs/>
-        </w:rPr>
-        <w:t xml:space="preserve">Process Characterization Report (PCR-003)</w:t>
-      </w:r>
-      <w:r>
-        <w:t xml:space="preserve">,</w:t>
-      </w:r>
-      <w:r>
-        <w:t xml:space="preserve"> </w:t>
-      </w:r>
-      <w:r>
-        <w:t xml:space="preserve">which reports the executed designs, the significant effects, the design space, the</w:t>
-      </w:r>
-      <w:r>
-        <w:t xml:space="preserve"> </w:t>
-      </w:r>
-      <w:r>
-        <w:t xml:space="preserve">parameter classification and the CQA outcomes. PCR-003 rolls up into the Process</w:t>
-      </w:r>
-      <w:r>
-        <w:t xml:space="preserve"> </w:t>
-      </w:r>
-      <w:r>
-        <w:t xml:space="preserve">Characterization Master Report (</w:t>
-      </w:r>
-      <w:r>
-        <w:rPr>
-          <w:b/>
-          <w:bCs/>
-        </w:rPr>
-        <w:t xml:space="preserve">PCMR-001</w:t>
-      </w:r>
-      <w:r>
-        <w:t xml:space="preserve">) and provides the parameter risk</w:t>
-      </w:r>
-      <w:r>
-        <w:t xml:space="preserve"> </w:t>
-      </w:r>
-      <w:r>
-        <w:t xml:space="preserve">basis for the post-characterization process risk assessment.</w:t>
-      </w:r>
-    </w:p>
-    <w:bookmarkEnd w:id="37"/>
-    <w:bookmarkStart w:id="39" w:name="approvals"/>
-    <w:p>
-      <w:pPr>
-        <w:pStyle w:val="Heading1"/>
-      </w:pPr>
-      <w:r>
-        <w:t xml:space="preserve">10. Approvals</w:t>
-      </w:r>
-    </w:p>
-    <w:tbl>
-      <w:tblPr>
-        <w:tblStyle w:val="Table"/>
-        <w:tblW w:type="pct" w:w="5000"/>
-        <w:tblLayout w:type="fixed"/>
-        <w:tblLook w:firstRow="0" w:lastRow="0" w:firstColumn="0" w:lastColumn="0" w:noHBand="0" w:noVBand="0" w:val="0000"/>
-      </w:tblPr>
-      <w:tblGrid>
-        <w:gridCol w:w="7920"/>
-      </w:tblGrid>
-      <w:tr>
-        <w:tc>
-          <w:tcPr/>
-          <w:bookmarkStart w:id="38" w:name="tbl-appr"/>
-          <w:p>
-            <w:pPr>
-              <w:jc w:val="center"/>
-            </w:pPr>
-            <w:pPr>
-              <w:jc w:val="start"/>
-              <w:spacing w:before="200"/>
-              <w:pStyle w:val="ImageCaption"/>
-            </w:pPr>
-            <w:r>
-              <w:t xml:space="preserve">Table 6: Approval record (synthetic; signatures not applied).</w:t>
+              <w:t xml:space="preserve">Table 7: Design-of-experiments factor legend (coded A–E).</w:t>
             </w:r>
           </w:p>
           <w:tbl>
@@ -4359,46 +4753,50 @@
                 <w:p>
                   <w:pPr>
                     <w:pStyle w:val="Compact"/>
-                    <w:jc w:val="center"/>
-                  </w:pPr>
-                  <w:r>
-                    <w:t xml:space="preserve">Role</w:t>
-                  </w:r>
-                </w:p>
-              </w:tc>
-              <w:tc>
-                <w:tcPr/>
-                <w:p>
-                  <w:pPr>
-                    <w:pStyle w:val="Compact"/>
-                    <w:jc w:val="center"/>
-                  </w:pPr>
-                  <w:r>
-                    <w:t xml:space="preserve">Name (synthetic)</w:t>
-                  </w:r>
-                </w:p>
-              </w:tc>
-              <w:tc>
-                <w:tcPr/>
-                <w:p>
-                  <w:pPr>
-                    <w:pStyle w:val="Compact"/>
-                    <w:jc w:val="center"/>
-                  </w:pPr>
-                  <w:r>
-                    <w:t xml:space="preserve">Signature</w:t>
-                  </w:r>
-                </w:p>
-              </w:tc>
-              <w:tc>
-                <w:tcPr/>
-                <w:p>
-                  <w:pPr>
-                    <w:pStyle w:val="Compact"/>
-                    <w:jc w:val="center"/>
-                  </w:pPr>
-                  <w:r>
-                    <w:t xml:space="preserve">Date</w:t>
+                    <w:jc w:val="left"/>
+                    <w:jc w:val="center"/>
+                  </w:pPr>
+                  <w:r>
+                    <w:t xml:space="preserve">Code</w:t>
+                  </w:r>
+                </w:p>
+              </w:tc>
+              <w:tc>
+                <w:tcPr/>
+                <w:p>
+                  <w:pPr>
+                    <w:pStyle w:val="Compact"/>
+                    <w:jc w:val="left"/>
+                    <w:jc w:val="center"/>
+                  </w:pPr>
+                  <w:r>
+                    <w:t xml:space="preserve">Factor</w:t>
+                  </w:r>
+                </w:p>
+              </w:tc>
+              <w:tc>
+                <w:tcPr/>
+                <w:p>
+                  <w:pPr>
+                    <w:pStyle w:val="Compact"/>
+                    <w:jc w:val="left"/>
+                    <w:jc w:val="center"/>
+                  </w:pPr>
+                  <w:r>
+                    <w:t xml:space="preserve">Unit</w:t>
+                  </w:r>
+                </w:p>
+              </w:tc>
+              <w:tc>
+                <w:tcPr/>
+                <w:p>
+                  <w:pPr>
+                    <w:pStyle w:val="Compact"/>
+                    <w:jc w:val="left"/>
+                    <w:jc w:val="center"/>
+                  </w:pPr>
+                  <w:r>
+                    <w:t xml:space="preserve">Studied in</w:t>
                   </w:r>
                 </w:p>
               </w:tc>
@@ -4409,46 +4807,50 @@
                 <w:p>
                   <w:pPr>
                     <w:pStyle w:val="Compact"/>
-                    <w:jc w:val="center"/>
-                  </w:pPr>
-                  <w:r>
-                    <w:t xml:space="preserve">Author — MSAT</w:t>
-                  </w:r>
-                </w:p>
-              </w:tc>
-              <w:tc>
-                <w:tcPr/>
-                <w:p>
-                  <w:pPr>
-                    <w:pStyle w:val="Compact"/>
-                    <w:jc w:val="center"/>
-                  </w:pPr>
-                  <w:r>
-                    <w:t xml:space="preserve">—</w:t>
-                  </w:r>
-                </w:p>
-              </w:tc>
-              <w:tc>
-                <w:tcPr/>
-                <w:p>
-                  <w:pPr>
-                    <w:pStyle w:val="Compact"/>
-                    <w:jc w:val="center"/>
-                  </w:pPr>
-                  <w:r>
-                    <w:t xml:space="preserve">—</w:t>
-                  </w:r>
-                </w:p>
-              </w:tc>
-              <w:tc>
-                <w:tcPr/>
-                <w:p>
-                  <w:pPr>
-                    <w:pStyle w:val="Compact"/>
-                    <w:jc w:val="center"/>
-                  </w:pPr>
-                  <w:r>
-                    <w:t xml:space="preserve">—</w:t>
+                    <w:jc w:val="left"/>
+                    <w:jc w:val="center"/>
+                  </w:pPr>
+                  <w:r>
+                    <w:t xml:space="preserve">A</w:t>
+                  </w:r>
+                </w:p>
+              </w:tc>
+              <w:tc>
+                <w:tcPr/>
+                <w:p>
+                  <w:pPr>
+                    <w:pStyle w:val="Compact"/>
+                    <w:jc w:val="left"/>
+                    <w:jc w:val="center"/>
+                  </w:pPr>
+                  <w:r>
+                    <w:t xml:space="preserve">Culture pH</w:t>
+                  </w:r>
+                </w:p>
+              </w:tc>
+              <w:tc>
+                <w:tcPr/>
+                <w:p>
+                  <w:pPr>
+                    <w:pStyle w:val="Compact"/>
+                    <w:jc w:val="left"/>
+                    <w:jc w:val="center"/>
+                  </w:pPr>
+                  <w:r>
+                    <w:t xml:space="preserve">pH</w:t>
+                  </w:r>
+                </w:p>
+              </w:tc>
+              <w:tc>
+                <w:tcPr/>
+                <w:p>
+                  <w:pPr>
+                    <w:pStyle w:val="Compact"/>
+                    <w:jc w:val="left"/>
+                    <w:jc w:val="center"/>
+                  </w:pPr>
+                  <w:r>
+                    <w:t xml:space="preserve">screening + RSM</w:t>
                   </w:r>
                 </w:p>
               </w:tc>
@@ -4459,46 +4861,50 @@
                 <w:p>
                   <w:pPr>
                     <w:pStyle w:val="Compact"/>
-                    <w:jc w:val="center"/>
-                  </w:pPr>
-                  <w:r>
-                    <w:t xml:space="preserve">Reviewer — Analytical Development</w:t>
-                  </w:r>
-                </w:p>
-              </w:tc>
-              <w:tc>
-                <w:tcPr/>
-                <w:p>
-                  <w:pPr>
-                    <w:pStyle w:val="Compact"/>
-                    <w:jc w:val="center"/>
-                  </w:pPr>
-                  <w:r>
-                    <w:t xml:space="preserve">—</w:t>
-                  </w:r>
-                </w:p>
-              </w:tc>
-              <w:tc>
-                <w:tcPr/>
-                <w:p>
-                  <w:pPr>
-                    <w:pStyle w:val="Compact"/>
-                    <w:jc w:val="center"/>
-                  </w:pPr>
-                  <w:r>
-                    <w:t xml:space="preserve">—</w:t>
-                  </w:r>
-                </w:p>
-              </w:tc>
-              <w:tc>
-                <w:tcPr/>
-                <w:p>
-                  <w:pPr>
-                    <w:pStyle w:val="Compact"/>
-                    <w:jc w:val="center"/>
-                  </w:pPr>
-                  <w:r>
-                    <w:t xml:space="preserve">—</w:t>
+                    <w:jc w:val="left"/>
+                    <w:jc w:val="center"/>
+                  </w:pPr>
+                  <w:r>
+                    <w:t xml:space="preserve">B</w:t>
+                  </w:r>
+                </w:p>
+              </w:tc>
+              <w:tc>
+                <w:tcPr/>
+                <w:p>
+                  <w:pPr>
+                    <w:pStyle w:val="Compact"/>
+                    <w:jc w:val="left"/>
+                    <w:jc w:val="center"/>
+                  </w:pPr>
+                  <w:r>
+                    <w:t xml:space="preserve">Culture temperature</w:t>
+                  </w:r>
+                </w:p>
+              </w:tc>
+              <w:tc>
+                <w:tcPr/>
+                <w:p>
+                  <w:pPr>
+                    <w:pStyle w:val="Compact"/>
+                    <w:jc w:val="left"/>
+                    <w:jc w:val="center"/>
+                  </w:pPr>
+                  <w:r>
+                    <w:t xml:space="preserve">°C</w:t>
+                  </w:r>
+                </w:p>
+              </w:tc>
+              <w:tc>
+                <w:tcPr/>
+                <w:p>
+                  <w:pPr>
+                    <w:pStyle w:val="Compact"/>
+                    <w:jc w:val="left"/>
+                    <w:jc w:val="center"/>
+                  </w:pPr>
+                  <w:r>
+                    <w:t xml:space="preserve">screening + RSM</w:t>
                   </w:r>
                 </w:p>
               </w:tc>
@@ -4509,46 +4915,50 @@
                 <w:p>
                   <w:pPr>
                     <w:pStyle w:val="Compact"/>
-                    <w:jc w:val="center"/>
-                  </w:pPr>
-                  <w:r>
-                    <w:t xml:space="preserve">Reviewer — Manufacturing Science</w:t>
-                  </w:r>
-                </w:p>
-              </w:tc>
-              <w:tc>
-                <w:tcPr/>
-                <w:p>
-                  <w:pPr>
-                    <w:pStyle w:val="Compact"/>
-                    <w:jc w:val="center"/>
-                  </w:pPr>
-                  <w:r>
-                    <w:t xml:space="preserve">—</w:t>
-                  </w:r>
-                </w:p>
-              </w:tc>
-              <w:tc>
-                <w:tcPr/>
-                <w:p>
-                  <w:pPr>
-                    <w:pStyle w:val="Compact"/>
-                    <w:jc w:val="center"/>
-                  </w:pPr>
-                  <w:r>
-                    <w:t xml:space="preserve">—</w:t>
-                  </w:r>
-                </w:p>
-              </w:tc>
-              <w:tc>
-                <w:tcPr/>
-                <w:p>
-                  <w:pPr>
-                    <w:pStyle w:val="Compact"/>
-                    <w:jc w:val="center"/>
-                  </w:pPr>
-                  <w:r>
-                    <w:t xml:space="preserve">—</w:t>
+                    <w:jc w:val="left"/>
+                    <w:jc w:val="center"/>
+                  </w:pPr>
+                  <w:r>
+                    <w:t xml:space="preserve">C</w:t>
+                  </w:r>
+                </w:p>
+              </w:tc>
+              <w:tc>
+                <w:tcPr/>
+                <w:p>
+                  <w:pPr>
+                    <w:pStyle w:val="Compact"/>
+                    <w:jc w:val="left"/>
+                    <w:jc w:val="center"/>
+                  </w:pPr>
+                  <w:r>
+                    <w:t xml:space="preserve">Dissolved CO2 (pCO2)</w:t>
+                  </w:r>
+                </w:p>
+              </w:tc>
+              <w:tc>
+                <w:tcPr/>
+                <w:p>
+                  <w:pPr>
+                    <w:pStyle w:val="Compact"/>
+                    <w:jc w:val="left"/>
+                    <w:jc w:val="center"/>
+                  </w:pPr>
+                  <w:r>
+                    <w:t xml:space="preserve">mmHg</w:t>
+                  </w:r>
+                </w:p>
+              </w:tc>
+              <w:tc>
+                <w:tcPr/>
+                <w:p>
+                  <w:pPr>
+                    <w:pStyle w:val="Compact"/>
+                    <w:jc w:val="left"/>
+                    <w:jc w:val="center"/>
+                  </w:pPr>
+                  <w:r>
+                    <w:t xml:space="preserve">screening + RSM</w:t>
                   </w:r>
                 </w:p>
               </w:tc>
@@ -4559,68 +4969,893 @@
                 <w:p>
                   <w:pPr>
                     <w:pStyle w:val="Compact"/>
-                    <w:jc w:val="center"/>
-                  </w:pPr>
-                  <w:r>
-                    <w:t xml:space="preserve">Approver — Quality Assurance</w:t>
-                  </w:r>
-                </w:p>
-              </w:tc>
-              <w:tc>
-                <w:tcPr/>
-                <w:p>
-                  <w:pPr>
-                    <w:pStyle w:val="Compact"/>
-                    <w:jc w:val="center"/>
-                  </w:pPr>
-                  <w:r>
-                    <w:t xml:space="preserve">—</w:t>
-                  </w:r>
-                </w:p>
-              </w:tc>
-              <w:tc>
-                <w:tcPr/>
-                <w:p>
-                  <w:pPr>
-                    <w:pStyle w:val="Compact"/>
-                    <w:jc w:val="center"/>
-                  </w:pPr>
-                  <w:r>
-                    <w:t xml:space="preserve">—</w:t>
-                  </w:r>
-                </w:p>
-              </w:tc>
-              <w:tc>
-                <w:tcPr/>
-                <w:p>
-                  <w:pPr>
-                    <w:pStyle w:val="Compact"/>
-                    <w:jc w:val="center"/>
-                  </w:pPr>
-                  <w:r>
-                    <w:t xml:space="preserve">—</w:t>
+                    <w:jc w:val="left"/>
+                    <w:jc w:val="center"/>
+                  </w:pPr>
+                  <w:r>
+                    <w:t xml:space="preserve">D</w:t>
+                  </w:r>
+                </w:p>
+              </w:tc>
+              <w:tc>
+                <w:tcPr/>
+                <w:p>
+                  <w:pPr>
+                    <w:pStyle w:val="Compact"/>
+                    <w:jc w:val="left"/>
+                    <w:jc w:val="center"/>
+                  </w:pPr>
+                  <w:r>
+                    <w:t xml:space="preserve">Osmolality</w:t>
+                  </w:r>
+                </w:p>
+              </w:tc>
+              <w:tc>
+                <w:tcPr/>
+                <w:p>
+                  <w:pPr>
+                    <w:pStyle w:val="Compact"/>
+                    <w:jc w:val="left"/>
+                    <w:jc w:val="center"/>
+                  </w:pPr>
+                  <w:r>
+                    <w:t xml:space="preserve">mOsm</w:t>
+                  </w:r>
+                </w:p>
+              </w:tc>
+              <w:tc>
+                <w:tcPr/>
+                <w:p>
+                  <w:pPr>
+                    <w:pStyle w:val="Compact"/>
+                    <w:jc w:val="left"/>
+                    <w:jc w:val="center"/>
+                  </w:pPr>
+                  <w:r>
+                    <w:t xml:space="preserve">screening</w:t>
+                  </w:r>
+                </w:p>
+              </w:tc>
+            </w:tr>
+            <w:tr>
+              <w:tc>
+                <w:tcPr/>
+                <w:p>
+                  <w:pPr>
+                    <w:pStyle w:val="Compact"/>
+                    <w:jc w:val="left"/>
+                    <w:jc w:val="center"/>
+                  </w:pPr>
+                  <w:r>
+                    <w:t xml:space="preserve">E</w:t>
+                  </w:r>
+                </w:p>
+              </w:tc>
+              <w:tc>
+                <w:tcPr/>
+                <w:p>
+                  <w:pPr>
+                    <w:pStyle w:val="Compact"/>
+                    <w:jc w:val="left"/>
+                    <w:jc w:val="center"/>
+                  </w:pPr>
+                  <w:r>
+                    <w:t xml:space="preserve">Culture duration</w:t>
+                  </w:r>
+                </w:p>
+              </w:tc>
+              <w:tc>
+                <w:tcPr/>
+                <w:p>
+                  <w:pPr>
+                    <w:pStyle w:val="Compact"/>
+                    <w:jc w:val="left"/>
+                    <w:jc w:val="center"/>
+                  </w:pPr>
+                  <w:r>
+                    <w:t xml:space="preserve">days</w:t>
+                  </w:r>
+                </w:p>
+              </w:tc>
+              <w:tc>
+                <w:tcPr/>
+                <w:p>
+                  <w:pPr>
+                    <w:pStyle w:val="Compact"/>
+                    <w:jc w:val="left"/>
+                    <w:jc w:val="center"/>
+                  </w:pPr>
+                  <w:r>
+                    <w:t xml:space="preserve">screening + RSM</w:t>
                   </w:r>
                 </w:p>
               </w:tc>
             </w:tr>
           </w:tbl>
-          <w:bookmarkEnd w:id="38"/>
+          <w:bookmarkEnd w:id="41"/>
           <w:p/>
         </w:tc>
       </w:tr>
     </w:tbl>
-    <w:bookmarkEnd w:id="39"/>
-    <w:bookmarkStart w:id="47" w:name="references"/>
+    <w:bookmarkEnd w:id="42"/>
+    <w:bookmarkStart w:id="43" w:name="screening-design"/>
+    <w:p>
+      <w:pPr>
+        <w:pStyle w:val="Heading2"/>
+      </w:pPr>
+      <w:r>
+        <w:t xml:space="preserve">6.2 Screening design</w:t>
+      </w:r>
+    </w:p>
+    <w:p>
+      <w:pPr>
+        <w:pStyle w:val="FirstParagraph"/>
+      </w:pPr>
+      <w:r>
+        <w:t xml:space="preserve">Factor screening will use a resolution-V two-level fractional factorial in the five</w:t>
+      </w:r>
+      <w:r>
+        <w:t xml:space="preserve"> </w:t>
+      </w:r>
+      <w:r>
+        <w:t xml:space="preserve">multivariate factors (A–E) with three center-point replicates, 19 runs</w:t>
+      </w:r>
+      <w:r>
+        <w:t xml:space="preserve"> </w:t>
+      </w:r>
+      <w:r>
+        <w:t xml:space="preserve">in total. At resolution V, main effects are unconfounded with one another and with</w:t>
+      </w:r>
+      <w:r>
+        <w:t xml:space="preserve"> </w:t>
+      </w:r>
+      <w:r>
+        <w:t xml:space="preserve">two-factor interactions, permitting clean estimation of both. Five responses will be</w:t>
+      </w:r>
+      <w:r>
+        <w:t xml:space="preserve"> </w:t>
+      </w:r>
+      <w:r>
+        <w:t xml:space="preserve">recorded for each run (afucosylation, galactosylation, high mannose, acidic charge</w:t>
+      </w:r>
+      <w:r>
+        <w:t xml:space="preserve"> </w:t>
+      </w:r>
+      <w:r>
+        <w:t xml:space="preserve">variants and aggregate). The planned coded design is given in Appendix A.</w:t>
+      </w:r>
+    </w:p>
+    <w:bookmarkEnd w:id="43"/>
+    <w:bookmarkStart w:id="44" w:name="response-surface-design"/>
+    <w:p>
+      <w:pPr>
+        <w:pStyle w:val="Heading2"/>
+      </w:pPr>
+      <w:r>
+        <w:t xml:space="preserve">6.3 Response-surface design</w:t>
+      </w:r>
+    </w:p>
+    <w:p>
+      <w:pPr>
+        <w:pStyle w:val="FirstParagraph"/>
+      </w:pPr>
+      <w:r>
+        <w:t xml:space="preserve">The dominant factors carried forward from screening (anticipated to be culture pH,</w:t>
+      </w:r>
+      <w:r>
+        <w:t xml:space="preserve"> </w:t>
+      </w:r>
+      <w:r>
+        <w:t xml:space="preserve">temperature, culture duration and dissolved CO₂) will be studied in a face-centred</w:t>
+      </w:r>
+      <w:r>
+        <w:t xml:space="preserve"> </w:t>
+      </w:r>
+      <w:r>
+        <w:t xml:space="preserve">central-composite design with four center-point replicates, 28 runs in</w:t>
+      </w:r>
+      <w:r>
+        <w:t xml:space="preserve"> </w:t>
+      </w:r>
+      <w:r>
+        <w:t xml:space="preserve">total, enabling estimation of curvature in addition to main effects and interactions.</w:t>
+      </w:r>
+      <w:r>
+        <w:t xml:space="preserve"> </w:t>
+      </w:r>
+      <w:r>
+        <w:t xml:space="preserve">The planned coded design is given in Appendix B.</w:t>
+      </w:r>
+    </w:p>
+    <w:bookmarkEnd w:id="44"/>
+    <w:bookmarkStart w:id="45" w:name="univariate-assessment"/>
+    <w:p>
+      <w:pPr>
+        <w:pStyle w:val="Heading2"/>
+      </w:pPr>
+      <w:r>
+        <w:t xml:space="preserve">6.4 Univariate assessment</w:t>
+      </w:r>
+    </w:p>
+    <w:p>
+      <w:pPr>
+        <w:pStyle w:val="FirstParagraph"/>
+      </w:pPr>
+      <w:r>
+        <w:t xml:space="preserve">Initial viable cell concentration will be evaluated one factor at a time across its</w:t>
+      </w:r>
+      <w:r>
+        <w:t xml:space="preserve"> </w:t>
+      </w:r>
+      <w:r>
+        <w:t xml:space="preserve">characterization range for its effect on peak viable cell density, titer and culture</w:t>
+      </w:r>
+      <w:r>
+        <w:t xml:space="preserve"> </w:t>
+      </w:r>
+      <w:r>
+        <w:t xml:space="preserve">trajectory.</w:t>
+      </w:r>
+    </w:p>
+    <w:bookmarkEnd w:id="45"/>
+    <w:bookmarkEnd w:id="46"/>
+    <w:bookmarkStart w:id="47" w:name="acceptance-and-decision-criteria"/>
     <w:p>
       <w:pPr>
         <w:pStyle w:val="Heading1"/>
       </w:pPr>
       <w:r>
+        <w:t xml:space="preserve">7. Acceptance and decision criteria</w:t>
+      </w:r>
+    </w:p>
+    <w:p>
+      <w:pPr>
+        <w:pStyle w:val="FirstParagraph"/>
+      </w:pPr>
+      <w:r>
+        <w:t xml:space="preserve">The study is acceptable when:</w:t>
+      </w:r>
+    </w:p>
+    <w:p>
+      <w:pPr>
+        <w:pStyle w:val="Compact"/>
+        <w:numPr>
+          <w:ilvl w:val="0"/>
+          <w:numId w:val="1002"/>
+        </w:numPr>
+      </w:pPr>
+      <w:r>
+        <w:t xml:space="preserve">the SDM qualification confirms representativeness of commercial scale</w:t>
+      </w:r>
+      <w:r>
+        <w:t xml:space="preserve"> </w:t>
+      </w:r>
+      <w:r>
+        <w:t xml:space="preserve">(</w:t>
+      </w:r>
+      <w:r>
+        <w:rPr>
+          <w:b/>
+          <w:bCs/>
+        </w:rPr>
+        <w:t xml:space="preserve">SOP-1001</w:t>
+      </w:r>
+      <w:r>
+        <w:t xml:space="preserve">);</w:t>
+      </w:r>
+    </w:p>
+    <w:p>
+      <w:pPr>
+        <w:pStyle w:val="Compact"/>
+        <w:numPr>
+          <w:ilvl w:val="0"/>
+          <w:numId w:val="1002"/>
+        </w:numPr>
+      </w:pPr>
+      <w:r>
+        <w:t xml:space="preserve">the fitted response-surface models are adequate — target R² ≥ 0.90, adjusted</w:t>
+      </w:r>
+      <w:r>
+        <w:t xml:space="preserve"> </w:t>
+      </w:r>
+      <w:r>
+        <w:t xml:space="preserve">R² ≥ 0.80, no significant lack of fit (p &gt; 0.05 against the center-point pure</w:t>
+      </w:r>
+      <w:r>
+        <w:t xml:space="preserve"> </w:t>
+      </w:r>
+      <w:r>
+        <w:t xml:space="preserve">error), and residual diagnostics without systematic structure; and</w:t>
+      </w:r>
+    </w:p>
+    <w:p>
+      <w:pPr>
+        <w:pStyle w:val="Compact"/>
+        <w:numPr>
+          <w:ilvl w:val="0"/>
+          <w:numId w:val="1002"/>
+        </w:numPr>
+      </w:pPr>
+      <w:r>
+        <w:t xml:space="preserve">a design space exists over which every in-scope CQA is satisfied simultaneously at</w:t>
+      </w:r>
+      <w:r>
+        <w:t xml:space="preserve"> </w:t>
+      </w:r>
+      <w:r>
+        <w:t xml:space="preserve">the set-point and across each parameter’s NOR.</w:t>
+      </w:r>
+    </w:p>
+    <w:p>
+      <w:pPr>
+        <w:pStyle w:val="FirstParagraph"/>
+      </w:pPr>
+      <w:r>
+        <w:t xml:space="preserve">Each parameter will then be classified per the A-Mab continuum</w:t>
+      </w:r>
+      <w:r>
+        <w:t xml:space="preserve"> </w:t>
+      </w:r>
+      <w:r>
+        <w:t xml:space="preserve">(CMC Biotech Working Group 2009)</w:t>
+      </w:r>
+      <w:r>
+        <w:t xml:space="preserve">:</w:t>
+      </w:r>
+    </w:p>
+    <w:p>
+      <w:pPr>
+        <w:pStyle w:val="Compact"/>
+        <w:numPr>
+          <w:ilvl w:val="0"/>
+          <w:numId w:val="1003"/>
+        </w:numPr>
+      </w:pPr>
+      <w:r>
+        <w:t xml:space="preserve">a parameter whose variability significantly impacts a CQA is a</w:t>
+      </w:r>
+      <w:r>
+        <w:t xml:space="preserve"> </w:t>
+      </w:r>
+      <w:r>
+        <w:rPr>
+          <w:b/>
+          <w:bCs/>
+        </w:rPr>
+        <w:t xml:space="preserve">CPP</w:t>
+      </w:r>
+      <w:r>
+        <w:t xml:space="preserve">; where the</w:t>
+      </w:r>
+      <w:r>
+        <w:t xml:space="preserve"> </w:t>
+      </w:r>
+      <w:r>
+        <w:t xml:space="preserve">impact is reliably controlled within the design space (low risk of leaving it) the</w:t>
+      </w:r>
+      <w:r>
+        <w:t xml:space="preserve"> </w:t>
+      </w:r>
+      <w:r>
+        <w:t xml:space="preserve">parameter is a</w:t>
+      </w:r>
+      <w:r>
+        <w:t xml:space="preserve"> </w:t>
+      </w:r>
+      <w:r>
+        <w:rPr>
+          <w:b/>
+          <w:bCs/>
+        </w:rPr>
+        <w:t xml:space="preserve">well-controlled CPP (WC-CPP)</w:t>
+      </w:r>
+      <w:r>
+        <w:t xml:space="preserve">;</w:t>
+      </w:r>
+    </w:p>
+    <w:p>
+      <w:pPr>
+        <w:pStyle w:val="Compact"/>
+        <w:numPr>
+          <w:ilvl w:val="0"/>
+          <w:numId w:val="1003"/>
+        </w:numPr>
+      </w:pPr>
+      <w:r>
+        <w:t xml:space="preserve">a parameter that does not significantly impact a CQA but affects process</w:t>
+      </w:r>
+      <w:r>
+        <w:t xml:space="preserve"> </w:t>
+      </w:r>
+      <w:r>
+        <w:t xml:space="preserve">performance or consistency is a</w:t>
+      </w:r>
+      <w:r>
+        <w:t xml:space="preserve"> </w:t>
+      </w:r>
+      <w:r>
+        <w:rPr>
+          <w:b/>
+          <w:bCs/>
+        </w:rPr>
+        <w:t xml:space="preserve">KPP</w:t>
+      </w:r>
+      <w:r>
+        <w:t xml:space="preserve">; otherwise it is a</w:t>
+      </w:r>
+      <w:r>
+        <w:t xml:space="preserve"> </w:t>
+      </w:r>
+      <w:r>
+        <w:rPr>
+          <w:b/>
+          <w:bCs/>
+        </w:rPr>
+        <w:t xml:space="preserve">GPP</w:t>
+      </w:r>
+      <w:r>
+        <w:t xml:space="preserve">;</w:t>
+      </w:r>
+    </w:p>
+    <w:p>
+      <w:pPr>
+        <w:pStyle w:val="Compact"/>
+        <w:numPr>
+          <w:ilvl w:val="0"/>
+          <w:numId w:val="1003"/>
+        </w:numPr>
+      </w:pPr>
+      <w:r>
+        <w:t xml:space="preserve">consistent with the post-characterization FMEA convention, a parameter that affects</w:t>
+      </w:r>
+      <w:r>
+        <w:t xml:space="preserve"> </w:t>
+      </w:r>
+      <w:r>
+        <w:t xml:space="preserve">a CQA with Severity ≥ 8, or that carries an initial (pre-mitigation) risk priority</w:t>
+      </w:r>
+      <w:r>
+        <w:t xml:space="preserve"> </w:t>
+      </w:r>
+      <w:r>
+        <w:t xml:space="preserve">number &gt; 72, is designated a CPP before mitigation by the control strategy.</w:t>
+      </w:r>
+    </w:p>
+    <w:p>
+      <w:pPr>
+        <w:pStyle w:val="FirstParagraph"/>
+      </w:pPr>
+      <w:r>
+        <w:t xml:space="preserve">The design space, classifications and PARs established here will justify the Stage 2</w:t>
+      </w:r>
+      <w:r>
+        <w:t xml:space="preserve"> </w:t>
+      </w:r>
+      <w:r>
+        <w:t xml:space="preserve">operating ranges and feed the drug-substance control strategy.</w:t>
+      </w:r>
+    </w:p>
+    <w:bookmarkEnd w:id="47"/>
+    <w:bookmarkStart w:id="48" w:name="data-management-and-integrity"/>
+    <w:p>
+      <w:pPr>
+        <w:pStyle w:val="Heading1"/>
+      </w:pPr>
+      <w:r>
+        <w:t xml:space="preserve">8. Data management and integrity</w:t>
+      </w:r>
+    </w:p>
+    <w:p>
+      <w:pPr>
+        <w:pStyle w:val="FirstParagraph"/>
+      </w:pPr>
+      <w:r>
+        <w:t xml:space="preserve">All raw data, DoE designs, analytical results and statistical analyses will be</w:t>
+      </w:r>
+      <w:r>
+        <w:t xml:space="preserve"> </w:t>
+      </w:r>
+      <w:r>
+        <w:t xml:space="preserve">recorded and retained under the site data-integrity procedures (ALCOA+). Analyses</w:t>
+      </w:r>
+      <w:r>
+        <w:t xml:space="preserve"> </w:t>
+      </w:r>
+      <w:r>
+        <w:t xml:space="preserve">will be performed with version-controlled scripts and reviewed by a second analyst;</w:t>
+      </w:r>
+      <w:r>
+        <w:t xml:space="preserve"> </w:t>
+      </w:r>
+      <w:r>
+        <w:t xml:space="preserve">designs, models and derived design spaces will be archived with the report. Any</w:t>
+      </w:r>
+      <w:r>
+        <w:t xml:space="preserve"> </w:t>
+      </w:r>
+      <w:r>
+        <w:t xml:space="preserve">deviation from this plan will be documented and assessed for impact in PCR-003.</w:t>
+      </w:r>
+    </w:p>
+    <w:bookmarkEnd w:id="48"/>
+    <w:bookmarkStart w:id="50" w:name="roles-and-responsibilities"/>
+    <w:p>
+      <w:pPr>
+        <w:pStyle w:val="Heading1"/>
+      </w:pPr>
+      <w:r>
+        <w:t xml:space="preserve">9. Roles and responsibilities</w:t>
+      </w:r>
+    </w:p>
+    <w:tbl>
+      <w:tblPr>
+        <w:tblStyle w:val="Table"/>
+        <w:tblW w:type="pct" w:w="5000"/>
+        <w:tblLayout w:type="fixed"/>
+        <w:tblLook w:firstRow="0" w:lastRow="0" w:firstColumn="0" w:lastColumn="0" w:noHBand="0" w:noVBand="0" w:val="0000"/>
+      </w:tblPr>
+      <w:tblGrid>
+        <w:gridCol w:w="7920"/>
+      </w:tblGrid>
+      <w:tr>
+        <w:tc>
+          <w:tcPr/>
+          <w:bookmarkStart w:id="49" w:name="tbl-roles"/>
+          <w:p>
+            <w:pPr>
+              <w:jc w:val="center"/>
+            </w:pPr>
+            <w:pPr>
+              <w:jc w:val="start"/>
+              <w:spacing w:before="200"/>
+              <w:pStyle w:val="ImageCaption"/>
+            </w:pPr>
+            <w:r>
+              <w:t xml:space="preserve">Table 8: Roles and responsibilities.</w:t>
+            </w:r>
+          </w:p>
+          <w:tbl>
+            <w:tblPr>
+              <w:tblStyle w:val="Table"/>
+              <w:tblW w:type="pct" w:w="5000"/>
+              <w:tblLayout w:type="fixed"/>
+              <w:tblLook w:firstRow="1" w:lastRow="0" w:firstColumn="0" w:lastColumn="0" w:noHBand="0" w:noVBand="0" w:val="0020"/>
+            </w:tblPr>
+            <w:tblGrid>
+              <w:gridCol w:w="3960"/>
+              <w:gridCol w:w="3960"/>
+            </w:tblGrid>
+            <w:tr>
+              <w:trPr>
+                <w:tblHeader w:val="on"/>
+              </w:trPr>
+              <w:tc>
+                <w:tcPr/>
+                <w:p>
+                  <w:pPr>
+                    <w:pStyle w:val="Compact"/>
+                    <w:jc w:val="center"/>
+                  </w:pPr>
+                  <w:r>
+                    <w:t xml:space="preserve">Function</w:t>
+                  </w:r>
+                </w:p>
+              </w:tc>
+              <w:tc>
+                <w:tcPr/>
+                <w:p>
+                  <w:pPr>
+                    <w:pStyle w:val="Compact"/>
+                    <w:jc w:val="center"/>
+                  </w:pPr>
+                  <w:r>
+                    <w:t xml:space="preserve">Responsibility</w:t>
+                  </w:r>
+                </w:p>
+              </w:tc>
+            </w:tr>
+            <w:tr>
+              <w:tc>
+                <w:tcPr/>
+                <w:p>
+                  <w:pPr>
+                    <w:pStyle w:val="Compact"/>
+                    <w:jc w:val="center"/>
+                  </w:pPr>
+                  <w:r>
+                    <w:t xml:space="preserve">Process Development / MSAT</w:t>
+                  </w:r>
+                </w:p>
+              </w:tc>
+              <w:tc>
+                <w:tcPr/>
+                <w:p>
+                  <w:pPr>
+                    <w:pStyle w:val="Compact"/>
+                    <w:jc w:val="center"/>
+                  </w:pPr>
+                  <w:r>
+                    <w:t xml:space="preserve">Author the plan; design, execute and analyze the DoE; author PCR-003</w:t>
+                  </w:r>
+                </w:p>
+              </w:tc>
+            </w:tr>
+            <w:tr>
+              <w:tc>
+                <w:tcPr/>
+                <w:p>
+                  <w:pPr>
+                    <w:pStyle w:val="Compact"/>
+                    <w:jc w:val="center"/>
+                  </w:pPr>
+                  <w:r>
+                    <w:t xml:space="preserve">Analytical Development</w:t>
+                  </w:r>
+                </w:p>
+              </w:tc>
+              <w:tc>
+                <w:tcPr/>
+                <w:p>
+                  <w:pPr>
+                    <w:pStyle w:val="Compact"/>
+                    <w:jc w:val="center"/>
+                  </w:pPr>
+                  <w:r>
+                    <w:t xml:space="preserve">Perform released and in-process testing under the referenced AMV methods</w:t>
+                  </w:r>
+                </w:p>
+              </w:tc>
+            </w:tr>
+            <w:tr>
+              <w:tc>
+                <w:tcPr/>
+                <w:p>
+                  <w:pPr>
+                    <w:pStyle w:val="Compact"/>
+                    <w:jc w:val="center"/>
+                  </w:pPr>
+                  <w:r>
+                    <w:t xml:space="preserve">Manufacturing Science</w:t>
+                  </w:r>
+                </w:p>
+              </w:tc>
+              <w:tc>
+                <w:tcPr/>
+                <w:p>
+                  <w:pPr>
+                    <w:pStyle w:val="Compact"/>
+                    <w:jc w:val="center"/>
+                  </w:pPr>
+                  <w:r>
+                    <w:t xml:space="preserve">Qualify the scale-down model; confirm commercial-scale representativeness</w:t>
+                  </w:r>
+                </w:p>
+              </w:tc>
+            </w:tr>
+            <w:tr>
+              <w:tc>
+                <w:tcPr/>
+                <w:p>
+                  <w:pPr>
+                    <w:pStyle w:val="Compact"/>
+                    <w:jc w:val="center"/>
+                  </w:pPr>
+                  <w:r>
+                    <w:t xml:space="preserve">Statistics</w:t>
+                  </w:r>
+                </w:p>
+              </w:tc>
+              <w:tc>
+                <w:tcPr/>
+                <w:p>
+                  <w:pPr>
+                    <w:pStyle w:val="Compact"/>
+                    <w:jc w:val="center"/>
+                  </w:pPr>
+                  <w:r>
+                    <w:t xml:space="preserve">Review the design, the statistical analysis and the design-space definition</w:t>
+                  </w:r>
+                </w:p>
+              </w:tc>
+            </w:tr>
+            <w:tr>
+              <w:tc>
+                <w:tcPr/>
+                <w:p>
+                  <w:pPr>
+                    <w:pStyle w:val="Compact"/>
+                    <w:jc w:val="center"/>
+                  </w:pPr>
+                  <w:r>
+                    <w:t xml:space="preserve">Quality Assurance</w:t>
+                  </w:r>
+                </w:p>
+              </w:tc>
+              <w:tc>
+                <w:tcPr/>
+                <w:p>
+                  <w:pPr>
+                    <w:pStyle w:val="Compact"/>
+                    <w:jc w:val="center"/>
+                  </w:pPr>
+                  <w:r>
+                    <w:t xml:space="preserve">Approve the plan and the report; confirm parameter classifications</w:t>
+                  </w:r>
+                </w:p>
+              </w:tc>
+            </w:tr>
+          </w:tbl>
+          <w:bookmarkEnd w:id="49"/>
+          <w:p/>
+        </w:tc>
+      </w:tr>
+    </w:tbl>
+    <w:bookmarkEnd w:id="50"/>
+    <w:bookmarkStart w:id="51" w:name="deliverables-and-schedule"/>
+    <w:p>
+      <w:pPr>
+        <w:pStyle w:val="Heading1"/>
+      </w:pPr>
+      <w:r>
+        <w:t xml:space="preserve">10. Deliverables and schedule</w:t>
+      </w:r>
+    </w:p>
+    <w:p>
+      <w:pPr>
+        <w:pStyle w:val="FirstParagraph"/>
+      </w:pPr>
+      <w:r>
+        <w:t xml:space="preserve">The deliverable of this plan is the Process Characterization Report (</w:t>
+      </w:r>
+      <w:r>
+        <w:rPr>
+          <w:b/>
+          <w:bCs/>
+        </w:rPr>
+        <w:t xml:space="preserve">PCR-003</w:t>
+      </w:r>
+      <w:r>
+        <w:t xml:space="preserve">),</w:t>
+      </w:r>
+      <w:r>
+        <w:t xml:space="preserve"> </w:t>
+      </w:r>
+      <w:r>
+        <w:t xml:space="preserve">reporting the executed designs, the significant effects, the design space, the</w:t>
+      </w:r>
+      <w:r>
+        <w:t xml:space="preserve"> </w:t>
+      </w:r>
+      <w:r>
+        <w:t xml:space="preserve">parameter classification and the CQA outcomes. PCR-003 rolls up into the Process</w:t>
+      </w:r>
+      <w:r>
+        <w:t xml:space="preserve"> </w:t>
+      </w:r>
+      <w:r>
+        <w:t xml:space="preserve">Characterization Master Report (</w:t>
+      </w:r>
+      <w:r>
+        <w:rPr>
+          <w:b/>
+          <w:bCs/>
+        </w:rPr>
+        <w:t xml:space="preserve">PCMR-001</w:t>
+      </w:r>
+      <w:r>
+        <w:t xml:space="preserve">) and provides the parameter risk basis</w:t>
+      </w:r>
+      <w:r>
+        <w:t xml:space="preserve"> </w:t>
+      </w:r>
+      <w:r>
+        <w:t xml:space="preserve">for the post-characterization process risk assessment. Execution follows SDM</w:t>
+      </w:r>
+      <w:r>
+        <w:t xml:space="preserve"> </w:t>
+      </w:r>
+      <w:r>
+        <w:t xml:space="preserve">qualification and precedes the Stage 2 PPQ campaign.</w:t>
+      </w:r>
+    </w:p>
+    <w:bookmarkEnd w:id="51"/>
+    <w:bookmarkStart w:id="52" w:name="risks-and-assumptions"/>
+    <w:p>
+      <w:pPr>
+        <w:pStyle w:val="Heading1"/>
+      </w:pPr>
+      <w:r>
+        <w:t xml:space="preserve">11. Risks and assumptions</w:t>
+      </w:r>
+    </w:p>
+    <w:p>
+      <w:pPr>
+        <w:pStyle w:val="FirstParagraph"/>
+      </w:pPr>
+      <w:r>
+        <w:t xml:space="preserve">The plan assumes the SDM is representative of commercial scale (confirmed by</w:t>
+      </w:r>
+      <w:r>
+        <w:t xml:space="preserve"> </w:t>
+      </w:r>
+      <w:r>
+        <w:t xml:space="preserve">qualification) and that the platform analytical methods are validated and in control.</w:t>
+      </w:r>
+      <w:r>
+        <w:t xml:space="preserve"> </w:t>
+      </w:r>
+      <w:r>
+        <w:t xml:space="preserve">The principal risk is that absolute CQA values or the harvest impurity load shift at</w:t>
+      </w:r>
+      <w:r>
+        <w:t xml:space="preserve"> </w:t>
+      </w:r>
+      <w:r>
+        <w:t xml:space="preserve">commercial scale; this is mitigated by defining the design space on the qualified SDM,</w:t>
+      </w:r>
+      <w:r>
+        <w:t xml:space="preserve"> </w:t>
+      </w:r>
+      <w:r>
+        <w:t xml:space="preserve">confirming it at scale in Stage 2, and carrying the WC-CPP ranges forward with</w:t>
+      </w:r>
+      <w:r>
+        <w:t xml:space="preserve"> </w:t>
+      </w:r>
+      <w:r>
+        <w:t xml:space="preserve">in-process monitoring.</w:t>
+      </w:r>
+    </w:p>
+    <w:bookmarkEnd w:id="52"/>
+    <w:bookmarkStart w:id="53" w:name="approvals-1"/>
+    <w:p>
+      <w:pPr>
+        <w:pStyle w:val="Heading1"/>
+      </w:pPr>
+      <w:r>
+        <w:t xml:space="preserve">12. Approvals</w:t>
+      </w:r>
+    </w:p>
+    <w:p>
+      <w:pPr>
+        <w:pStyle w:val="FirstParagraph"/>
+      </w:pPr>
+      <w:r>
+        <w:t xml:space="preserve">Approval of this plan authorizes execution of the characterization described herein.</w:t>
+      </w:r>
+      <w:r>
+        <w:t xml:space="preserve"> </w:t>
+      </w:r>
+      <w:r>
+        <w:t xml:space="preserve">Signatures are recorded in</w:t>
+      </w:r>
+      <w:r>
+        <w:t xml:space="preserve"> </w:t>
+      </w:r>
+      <w:hyperlink w:anchor="tbl-appr">
+        <w:r>
+          <w:rPr>
+            <w:rStyle w:val="Hyperlink"/>
+          </w:rPr>
+          <w:t xml:space="preserve">Table 1</w:t>
+        </w:r>
+      </w:hyperlink>
+      <w:r>
+        <w:t xml:space="preserve">.</w:t>
+      </w:r>
+    </w:p>
+    <w:bookmarkEnd w:id="53"/>
+    <w:bookmarkStart w:id="62" w:name="references"/>
+    <w:p>
+      <w:pPr>
+        <w:pStyle w:val="Heading1"/>
+      </w:pPr>
+      <w:r>
         <w:t xml:space="preserve">References</w:t>
       </w:r>
     </w:p>
-    <w:bookmarkStart w:id="46" w:name="refs"/>
-    <w:bookmarkStart w:id="40" w:name="ref-amab2009"/>
+    <w:bookmarkStart w:id="61" w:name="refs"/>
+    <w:bookmarkStart w:id="54" w:name="ref-amab2009"/>
     <w:p>
       <w:pPr>
         <w:pStyle w:val="Bibliography"/>
@@ -4641,8 +5876,8 @@
         <w:t xml:space="preserve">CASSS.</w:t>
       </w:r>
     </w:p>
-    <w:bookmarkEnd w:id="40"/>
-    <w:bookmarkStart w:id="41" w:name="ref-ichq8"/>
+    <w:bookmarkEnd w:id="54"/>
+    <w:bookmarkStart w:id="55" w:name="ref-ichq8"/>
     <w:p>
       <w:pPr>
         <w:pStyle w:val="Bibliography"/>
@@ -4663,8 +5898,8 @@
         <w:t xml:space="preserve">ICH.</w:t>
       </w:r>
     </w:p>
-    <w:bookmarkEnd w:id="41"/>
-    <w:bookmarkStart w:id="42" w:name="ref-ichq11"/>
+    <w:bookmarkEnd w:id="55"/>
+    <w:bookmarkStart w:id="56" w:name="ref-ichq11"/>
     <w:p>
       <w:pPr>
         <w:pStyle w:val="Bibliography"/>
@@ -4685,8 +5920,8 @@
         <w:t xml:space="preserve">ICH.</w:t>
       </w:r>
     </w:p>
-    <w:bookmarkEnd w:id="42"/>
-    <w:bookmarkStart w:id="43" w:name="ref-ichq9"/>
+    <w:bookmarkEnd w:id="56"/>
+    <w:bookmarkStart w:id="57" w:name="ref-ichq9"/>
     <w:p>
       <w:pPr>
         <w:pStyle w:val="Bibliography"/>
@@ -4707,8 +5942,8 @@
         <w:t xml:space="preserve">ICH.</w:t>
       </w:r>
     </w:p>
-    <w:bookmarkEnd w:id="43"/>
-    <w:bookmarkStart w:id="44" w:name="ref-ispegpg2023"/>
+    <w:bookmarkEnd w:id="57"/>
+    <w:bookmarkStart w:id="58" w:name="ref-ispegpg2023"/>
     <w:p>
       <w:pPr>
         <w:pStyle w:val="Bibliography"/>
@@ -4729,8 +5964,8 @@
         <w:t xml:space="preserve">ISPE.</w:t>
       </w:r>
     </w:p>
-    <w:bookmarkEnd w:id="44"/>
-    <w:bookmarkStart w:id="45" w:name="ref-pdatr60"/>
+    <w:bookmarkEnd w:id="58"/>
+    <w:bookmarkStart w:id="59" w:name="ref-pdatr60"/>
     <w:p>
       <w:pPr>
         <w:pStyle w:val="Bibliography"/>
@@ -4751,9 +5986,4384 @@
         <w:t xml:space="preserve">PDA.</w:t>
       </w:r>
     </w:p>
-    <w:bookmarkEnd w:id="45"/>
-    <w:bookmarkEnd w:id="46"/>
-    <w:bookmarkEnd w:id="47"/>
+    <w:bookmarkEnd w:id="59"/>
+    <w:bookmarkStart w:id="60" w:name="ref-fda2011"/>
+    <w:p>
+      <w:pPr>
+        <w:pStyle w:val="Bibliography"/>
+      </w:pPr>
+      <w:r>
+        <w:t xml:space="preserve">U.S. Food and Drug Administration. 2011.</w:t>
+      </w:r>
+      <w:r>
+        <w:t xml:space="preserve"> </w:t>
+      </w:r>
+      <w:r>
+        <w:t xml:space="preserve">“Guidance for Industry: Process Validation — General Principles and Practices.”</w:t>
+      </w:r>
+      <w:r>
+        <w:t xml:space="preserve"> </w:t>
+      </w:r>
+      <w:r>
+        <w:t xml:space="preserve">FDA.</w:t>
+      </w:r>
+    </w:p>
+    <w:bookmarkEnd w:id="60"/>
+    <w:bookmarkEnd w:id="61"/>
+    <w:p>
+      <w:r>
+        <w:br w:type="page"/>
+      </w:r>
+    </w:p>
+    <w:bookmarkEnd w:id="62"/>
+    <w:bookmarkStart w:id="64" w:name="appendix-a-planned-screening-design"/>
+    <w:p>
+      <w:pPr>
+        <w:pStyle w:val="Heading1"/>
+      </w:pPr>
+      <w:r>
+        <w:t xml:space="preserve">Appendix A — Planned screening design</w:t>
+      </w:r>
+    </w:p>
+    <w:p>
+      <w:pPr>
+        <w:pStyle w:val="FirstParagraph"/>
+      </w:pPr>
+      <w:r>
+        <w:t xml:space="preserve">Coded resolution-V fractional-factorial design (factors A–E per</w:t>
+      </w:r>
+      <w:r>
+        <w:t xml:space="preserve"> </w:t>
+      </w:r>
+      <w:hyperlink w:anchor="tbl-legend">
+        <w:r>
+          <w:rPr>
+            <w:rStyle w:val="Hyperlink"/>
+          </w:rPr>
+          <w:t xml:space="preserve">Table 7</w:t>
+        </w:r>
+      </w:hyperlink>
+      <w:r>
+        <w:t xml:space="preserve">; coded</w:t>
+      </w:r>
+      <w:r>
+        <w:t xml:space="preserve"> </w:t>
+      </w:r>
+      <w:r>
+        <w:t xml:space="preserve">levels −1/0/+1). Responses will be recorded at execution and reported in PCR-003.</w:t>
+      </w:r>
+    </w:p>
+    <w:tbl>
+      <w:tblPr>
+        <w:tblStyle w:val="Table"/>
+        <w:tblW w:type="pct" w:w="5000"/>
+        <w:tblLayout w:type="fixed"/>
+        <w:tblLook w:firstRow="0" w:lastRow="0" w:firstColumn="0" w:lastColumn="0" w:noHBand="0" w:noVBand="0" w:val="0000"/>
+      </w:tblPr>
+      <w:tblGrid>
+        <w:gridCol w:w="7920"/>
+      </w:tblGrid>
+      <w:tr>
+        <w:tc>
+          <w:tcPr/>
+          <w:bookmarkStart w:id="63" w:name="tbl-appA"/>
+          <w:p>
+            <w:pPr>
+              <w:jc w:val="center"/>
+            </w:pPr>
+            <w:pPr>
+              <w:jc w:val="start"/>
+              <w:spacing w:before="200"/>
+              <w:pStyle w:val="ImageCaption"/>
+            </w:pPr>
+            <w:r>
+              <w:t xml:space="preserve">Table 9: Appendix A — planned screening design (coded factor settings).</w:t>
+            </w:r>
+          </w:p>
+          <w:tbl>
+            <w:tblPr>
+              <w:tblStyle w:val="Table"/>
+              <w:tblW w:type="auto" w:w="0"/>
+              <w:tblLook w:firstRow="1" w:lastRow="0" w:firstColumn="0" w:lastColumn="0" w:noHBand="0" w:noVBand="0" w:val="0020"/>
+            </w:tblPr>
+            <w:tblGrid>
+              <w:gridCol w:w="1131"/>
+              <w:gridCol w:w="1131"/>
+              <w:gridCol w:w="1131"/>
+              <w:gridCol w:w="1131"/>
+              <w:gridCol w:w="1131"/>
+              <w:gridCol w:w="1131"/>
+              <w:gridCol w:w="1131"/>
+            </w:tblGrid>
+            <w:tr>
+              <w:trPr>
+                <w:tblHeader w:val="on"/>
+              </w:trPr>
+              <w:tc>
+                <w:tcPr/>
+                <w:p>
+                  <w:pPr>
+                    <w:pStyle w:val="Compact"/>
+                    <w:jc w:val="right"/>
+                    <w:jc w:val="center"/>
+                  </w:pPr>
+                  <w:r>
+                    <w:t xml:space="preserve">Run</w:t>
+                  </w:r>
+                </w:p>
+              </w:tc>
+              <w:tc>
+                <w:tcPr/>
+                <w:p>
+                  <w:pPr>
+                    <w:pStyle w:val="Compact"/>
+                    <w:jc w:val="left"/>
+                    <w:jc w:val="center"/>
+                  </w:pPr>
+                  <w:r>
+                    <w:t xml:space="preserve">Type</w:t>
+                  </w:r>
+                </w:p>
+              </w:tc>
+              <w:tc>
+                <w:tcPr/>
+                <w:p>
+                  <w:pPr>
+                    <w:pStyle w:val="Compact"/>
+                    <w:jc w:val="right"/>
+                    <w:jc w:val="center"/>
+                  </w:pPr>
+                  <w:r>
+                    <w:t xml:space="preserve">A</w:t>
+                  </w:r>
+                </w:p>
+              </w:tc>
+              <w:tc>
+                <w:tcPr/>
+                <w:p>
+                  <w:pPr>
+                    <w:pStyle w:val="Compact"/>
+                    <w:jc w:val="right"/>
+                    <w:jc w:val="center"/>
+                  </w:pPr>
+                  <w:r>
+                    <w:t xml:space="preserve">B</w:t>
+                  </w:r>
+                </w:p>
+              </w:tc>
+              <w:tc>
+                <w:tcPr/>
+                <w:p>
+                  <w:pPr>
+                    <w:pStyle w:val="Compact"/>
+                    <w:jc w:val="right"/>
+                    <w:jc w:val="center"/>
+                  </w:pPr>
+                  <w:r>
+                    <w:t xml:space="preserve">C</w:t>
+                  </w:r>
+                </w:p>
+              </w:tc>
+              <w:tc>
+                <w:tcPr/>
+                <w:p>
+                  <w:pPr>
+                    <w:pStyle w:val="Compact"/>
+                    <w:jc w:val="right"/>
+                    <w:jc w:val="center"/>
+                  </w:pPr>
+                  <w:r>
+                    <w:t xml:space="preserve">D</w:t>
+                  </w:r>
+                </w:p>
+              </w:tc>
+              <w:tc>
+                <w:tcPr/>
+                <w:p>
+                  <w:pPr>
+                    <w:pStyle w:val="Compact"/>
+                    <w:jc w:val="right"/>
+                    <w:jc w:val="center"/>
+                  </w:pPr>
+                  <w:r>
+                    <w:t xml:space="preserve">E</w:t>
+                  </w:r>
+                </w:p>
+              </w:tc>
+            </w:tr>
+            <w:tr>
+              <w:tc>
+                <w:tcPr/>
+                <w:p>
+                  <w:pPr>
+                    <w:pStyle w:val="Compact"/>
+                    <w:jc w:val="right"/>
+                    <w:jc w:val="center"/>
+                  </w:pPr>
+                  <w:r>
+                    <w:t xml:space="preserve">1</w:t>
+                  </w:r>
+                </w:p>
+              </w:tc>
+              <w:tc>
+                <w:tcPr/>
+                <w:p>
+                  <w:pPr>
+                    <w:pStyle w:val="Compact"/>
+                    <w:jc w:val="left"/>
+                    <w:jc w:val="center"/>
+                  </w:pPr>
+                  <w:r>
+                    <w:t xml:space="preserve">factorial</w:t>
+                  </w:r>
+                </w:p>
+              </w:tc>
+              <w:tc>
+                <w:tcPr/>
+                <w:p>
+                  <w:pPr>
+                    <w:pStyle w:val="Compact"/>
+                    <w:jc w:val="right"/>
+                    <w:jc w:val="center"/>
+                  </w:pPr>
+                  <w:r>
+                    <w:t xml:space="preserve">-1</w:t>
+                  </w:r>
+                </w:p>
+              </w:tc>
+              <w:tc>
+                <w:tcPr/>
+                <w:p>
+                  <w:pPr>
+                    <w:pStyle w:val="Compact"/>
+                    <w:jc w:val="right"/>
+                    <w:jc w:val="center"/>
+                  </w:pPr>
+                  <w:r>
+                    <w:t xml:space="preserve">-1</w:t>
+                  </w:r>
+                </w:p>
+              </w:tc>
+              <w:tc>
+                <w:tcPr/>
+                <w:p>
+                  <w:pPr>
+                    <w:pStyle w:val="Compact"/>
+                    <w:jc w:val="right"/>
+                    <w:jc w:val="center"/>
+                  </w:pPr>
+                  <w:r>
+                    <w:t xml:space="preserve">-1</w:t>
+                  </w:r>
+                </w:p>
+              </w:tc>
+              <w:tc>
+                <w:tcPr/>
+                <w:p>
+                  <w:pPr>
+                    <w:pStyle w:val="Compact"/>
+                    <w:jc w:val="right"/>
+                    <w:jc w:val="center"/>
+                  </w:pPr>
+                  <w:r>
+                    <w:t xml:space="preserve">-1</w:t>
+                  </w:r>
+                </w:p>
+              </w:tc>
+              <w:tc>
+                <w:tcPr/>
+                <w:p>
+                  <w:pPr>
+                    <w:pStyle w:val="Compact"/>
+                    <w:jc w:val="right"/>
+                    <w:jc w:val="center"/>
+                  </w:pPr>
+                  <w:r>
+                    <w:t xml:space="preserve">1</w:t>
+                  </w:r>
+                </w:p>
+              </w:tc>
+            </w:tr>
+            <w:tr>
+              <w:tc>
+                <w:tcPr/>
+                <w:p>
+                  <w:pPr>
+                    <w:pStyle w:val="Compact"/>
+                    <w:jc w:val="right"/>
+                    <w:jc w:val="center"/>
+                  </w:pPr>
+                  <w:r>
+                    <w:t xml:space="preserve">2</w:t>
+                  </w:r>
+                </w:p>
+              </w:tc>
+              <w:tc>
+                <w:tcPr/>
+                <w:p>
+                  <w:pPr>
+                    <w:pStyle w:val="Compact"/>
+                    <w:jc w:val="left"/>
+                    <w:jc w:val="center"/>
+                  </w:pPr>
+                  <w:r>
+                    <w:t xml:space="preserve">factorial</w:t>
+                  </w:r>
+                </w:p>
+              </w:tc>
+              <w:tc>
+                <w:tcPr/>
+                <w:p>
+                  <w:pPr>
+                    <w:pStyle w:val="Compact"/>
+                    <w:jc w:val="right"/>
+                    <w:jc w:val="center"/>
+                  </w:pPr>
+                  <w:r>
+                    <w:t xml:space="preserve">-1</w:t>
+                  </w:r>
+                </w:p>
+              </w:tc>
+              <w:tc>
+                <w:tcPr/>
+                <w:p>
+                  <w:pPr>
+                    <w:pStyle w:val="Compact"/>
+                    <w:jc w:val="right"/>
+                    <w:jc w:val="center"/>
+                  </w:pPr>
+                  <w:r>
+                    <w:t xml:space="preserve">-1</w:t>
+                  </w:r>
+                </w:p>
+              </w:tc>
+              <w:tc>
+                <w:tcPr/>
+                <w:p>
+                  <w:pPr>
+                    <w:pStyle w:val="Compact"/>
+                    <w:jc w:val="right"/>
+                    <w:jc w:val="center"/>
+                  </w:pPr>
+                  <w:r>
+                    <w:t xml:space="preserve">-1</w:t>
+                  </w:r>
+                </w:p>
+              </w:tc>
+              <w:tc>
+                <w:tcPr/>
+                <w:p>
+                  <w:pPr>
+                    <w:pStyle w:val="Compact"/>
+                    <w:jc w:val="right"/>
+                    <w:jc w:val="center"/>
+                  </w:pPr>
+                  <w:r>
+                    <w:t xml:space="preserve">1</w:t>
+                  </w:r>
+                </w:p>
+              </w:tc>
+              <w:tc>
+                <w:tcPr/>
+                <w:p>
+                  <w:pPr>
+                    <w:pStyle w:val="Compact"/>
+                    <w:jc w:val="right"/>
+                    <w:jc w:val="center"/>
+                  </w:pPr>
+                  <w:r>
+                    <w:t xml:space="preserve">-1</w:t>
+                  </w:r>
+                </w:p>
+              </w:tc>
+            </w:tr>
+            <w:tr>
+              <w:tc>
+                <w:tcPr/>
+                <w:p>
+                  <w:pPr>
+                    <w:pStyle w:val="Compact"/>
+                    <w:jc w:val="right"/>
+                    <w:jc w:val="center"/>
+                  </w:pPr>
+                  <w:r>
+                    <w:t xml:space="preserve">3</w:t>
+                  </w:r>
+                </w:p>
+              </w:tc>
+              <w:tc>
+                <w:tcPr/>
+                <w:p>
+                  <w:pPr>
+                    <w:pStyle w:val="Compact"/>
+                    <w:jc w:val="left"/>
+                    <w:jc w:val="center"/>
+                  </w:pPr>
+                  <w:r>
+                    <w:t xml:space="preserve">factorial</w:t>
+                  </w:r>
+                </w:p>
+              </w:tc>
+              <w:tc>
+                <w:tcPr/>
+                <w:p>
+                  <w:pPr>
+                    <w:pStyle w:val="Compact"/>
+                    <w:jc w:val="right"/>
+                    <w:jc w:val="center"/>
+                  </w:pPr>
+                  <w:r>
+                    <w:t xml:space="preserve">-1</w:t>
+                  </w:r>
+                </w:p>
+              </w:tc>
+              <w:tc>
+                <w:tcPr/>
+                <w:p>
+                  <w:pPr>
+                    <w:pStyle w:val="Compact"/>
+                    <w:jc w:val="right"/>
+                    <w:jc w:val="center"/>
+                  </w:pPr>
+                  <w:r>
+                    <w:t xml:space="preserve">-1</w:t>
+                  </w:r>
+                </w:p>
+              </w:tc>
+              <w:tc>
+                <w:tcPr/>
+                <w:p>
+                  <w:pPr>
+                    <w:pStyle w:val="Compact"/>
+                    <w:jc w:val="right"/>
+                    <w:jc w:val="center"/>
+                  </w:pPr>
+                  <w:r>
+                    <w:t xml:space="preserve">1</w:t>
+                  </w:r>
+                </w:p>
+              </w:tc>
+              <w:tc>
+                <w:tcPr/>
+                <w:p>
+                  <w:pPr>
+                    <w:pStyle w:val="Compact"/>
+                    <w:jc w:val="right"/>
+                    <w:jc w:val="center"/>
+                  </w:pPr>
+                  <w:r>
+                    <w:t xml:space="preserve">-1</w:t>
+                  </w:r>
+                </w:p>
+              </w:tc>
+              <w:tc>
+                <w:tcPr/>
+                <w:p>
+                  <w:pPr>
+                    <w:pStyle w:val="Compact"/>
+                    <w:jc w:val="right"/>
+                    <w:jc w:val="center"/>
+                  </w:pPr>
+                  <w:r>
+                    <w:t xml:space="preserve">-1</w:t>
+                  </w:r>
+                </w:p>
+              </w:tc>
+            </w:tr>
+            <w:tr>
+              <w:tc>
+                <w:tcPr/>
+                <w:p>
+                  <w:pPr>
+                    <w:pStyle w:val="Compact"/>
+                    <w:jc w:val="right"/>
+                    <w:jc w:val="center"/>
+                  </w:pPr>
+                  <w:r>
+                    <w:t xml:space="preserve">4</w:t>
+                  </w:r>
+                </w:p>
+              </w:tc>
+              <w:tc>
+                <w:tcPr/>
+                <w:p>
+                  <w:pPr>
+                    <w:pStyle w:val="Compact"/>
+                    <w:jc w:val="left"/>
+                    <w:jc w:val="center"/>
+                  </w:pPr>
+                  <w:r>
+                    <w:t xml:space="preserve">factorial</w:t>
+                  </w:r>
+                </w:p>
+              </w:tc>
+              <w:tc>
+                <w:tcPr/>
+                <w:p>
+                  <w:pPr>
+                    <w:pStyle w:val="Compact"/>
+                    <w:jc w:val="right"/>
+                    <w:jc w:val="center"/>
+                  </w:pPr>
+                  <w:r>
+                    <w:t xml:space="preserve">-1</w:t>
+                  </w:r>
+                </w:p>
+              </w:tc>
+              <w:tc>
+                <w:tcPr/>
+                <w:p>
+                  <w:pPr>
+                    <w:pStyle w:val="Compact"/>
+                    <w:jc w:val="right"/>
+                    <w:jc w:val="center"/>
+                  </w:pPr>
+                  <w:r>
+                    <w:t xml:space="preserve">-1</w:t>
+                  </w:r>
+                </w:p>
+              </w:tc>
+              <w:tc>
+                <w:tcPr/>
+                <w:p>
+                  <w:pPr>
+                    <w:pStyle w:val="Compact"/>
+                    <w:jc w:val="right"/>
+                    <w:jc w:val="center"/>
+                  </w:pPr>
+                  <w:r>
+                    <w:t xml:space="preserve">1</w:t>
+                  </w:r>
+                </w:p>
+              </w:tc>
+              <w:tc>
+                <w:tcPr/>
+                <w:p>
+                  <w:pPr>
+                    <w:pStyle w:val="Compact"/>
+                    <w:jc w:val="right"/>
+                    <w:jc w:val="center"/>
+                  </w:pPr>
+                  <w:r>
+                    <w:t xml:space="preserve">1</w:t>
+                  </w:r>
+                </w:p>
+              </w:tc>
+              <w:tc>
+                <w:tcPr/>
+                <w:p>
+                  <w:pPr>
+                    <w:pStyle w:val="Compact"/>
+                    <w:jc w:val="right"/>
+                    <w:jc w:val="center"/>
+                  </w:pPr>
+                  <w:r>
+                    <w:t xml:space="preserve">1</w:t>
+                  </w:r>
+                </w:p>
+              </w:tc>
+            </w:tr>
+            <w:tr>
+              <w:tc>
+                <w:tcPr/>
+                <w:p>
+                  <w:pPr>
+                    <w:pStyle w:val="Compact"/>
+                    <w:jc w:val="right"/>
+                    <w:jc w:val="center"/>
+                  </w:pPr>
+                  <w:r>
+                    <w:t xml:space="preserve">5</w:t>
+                  </w:r>
+                </w:p>
+              </w:tc>
+              <w:tc>
+                <w:tcPr/>
+                <w:p>
+                  <w:pPr>
+                    <w:pStyle w:val="Compact"/>
+                    <w:jc w:val="left"/>
+                    <w:jc w:val="center"/>
+                  </w:pPr>
+                  <w:r>
+                    <w:t xml:space="preserve">factorial</w:t>
+                  </w:r>
+                </w:p>
+              </w:tc>
+              <w:tc>
+                <w:tcPr/>
+                <w:p>
+                  <w:pPr>
+                    <w:pStyle w:val="Compact"/>
+                    <w:jc w:val="right"/>
+                    <w:jc w:val="center"/>
+                  </w:pPr>
+                  <w:r>
+                    <w:t xml:space="preserve">-1</w:t>
+                  </w:r>
+                </w:p>
+              </w:tc>
+              <w:tc>
+                <w:tcPr/>
+                <w:p>
+                  <w:pPr>
+                    <w:pStyle w:val="Compact"/>
+                    <w:jc w:val="right"/>
+                    <w:jc w:val="center"/>
+                  </w:pPr>
+                  <w:r>
+                    <w:t xml:space="preserve">1</w:t>
+                  </w:r>
+                </w:p>
+              </w:tc>
+              <w:tc>
+                <w:tcPr/>
+                <w:p>
+                  <w:pPr>
+                    <w:pStyle w:val="Compact"/>
+                    <w:jc w:val="right"/>
+                    <w:jc w:val="center"/>
+                  </w:pPr>
+                  <w:r>
+                    <w:t xml:space="preserve">-1</w:t>
+                  </w:r>
+                </w:p>
+              </w:tc>
+              <w:tc>
+                <w:tcPr/>
+                <w:p>
+                  <w:pPr>
+                    <w:pStyle w:val="Compact"/>
+                    <w:jc w:val="right"/>
+                    <w:jc w:val="center"/>
+                  </w:pPr>
+                  <w:r>
+                    <w:t xml:space="preserve">-1</w:t>
+                  </w:r>
+                </w:p>
+              </w:tc>
+              <w:tc>
+                <w:tcPr/>
+                <w:p>
+                  <w:pPr>
+                    <w:pStyle w:val="Compact"/>
+                    <w:jc w:val="right"/>
+                    <w:jc w:val="center"/>
+                  </w:pPr>
+                  <w:r>
+                    <w:t xml:space="preserve">-1</w:t>
+                  </w:r>
+                </w:p>
+              </w:tc>
+            </w:tr>
+            <w:tr>
+              <w:tc>
+                <w:tcPr/>
+                <w:p>
+                  <w:pPr>
+                    <w:pStyle w:val="Compact"/>
+                    <w:jc w:val="right"/>
+                    <w:jc w:val="center"/>
+                  </w:pPr>
+                  <w:r>
+                    <w:t xml:space="preserve">6</w:t>
+                  </w:r>
+                </w:p>
+              </w:tc>
+              <w:tc>
+                <w:tcPr/>
+                <w:p>
+                  <w:pPr>
+                    <w:pStyle w:val="Compact"/>
+                    <w:jc w:val="left"/>
+                    <w:jc w:val="center"/>
+                  </w:pPr>
+                  <w:r>
+                    <w:t xml:space="preserve">factorial</w:t>
+                  </w:r>
+                </w:p>
+              </w:tc>
+              <w:tc>
+                <w:tcPr/>
+                <w:p>
+                  <w:pPr>
+                    <w:pStyle w:val="Compact"/>
+                    <w:jc w:val="right"/>
+                    <w:jc w:val="center"/>
+                  </w:pPr>
+                  <w:r>
+                    <w:t xml:space="preserve">-1</w:t>
+                  </w:r>
+                </w:p>
+              </w:tc>
+              <w:tc>
+                <w:tcPr/>
+                <w:p>
+                  <w:pPr>
+                    <w:pStyle w:val="Compact"/>
+                    <w:jc w:val="right"/>
+                    <w:jc w:val="center"/>
+                  </w:pPr>
+                  <w:r>
+                    <w:t xml:space="preserve">1</w:t>
+                  </w:r>
+                </w:p>
+              </w:tc>
+              <w:tc>
+                <w:tcPr/>
+                <w:p>
+                  <w:pPr>
+                    <w:pStyle w:val="Compact"/>
+                    <w:jc w:val="right"/>
+                    <w:jc w:val="center"/>
+                  </w:pPr>
+                  <w:r>
+                    <w:t xml:space="preserve">-1</w:t>
+                  </w:r>
+                </w:p>
+              </w:tc>
+              <w:tc>
+                <w:tcPr/>
+                <w:p>
+                  <w:pPr>
+                    <w:pStyle w:val="Compact"/>
+                    <w:jc w:val="right"/>
+                    <w:jc w:val="center"/>
+                  </w:pPr>
+                  <w:r>
+                    <w:t xml:space="preserve">1</w:t>
+                  </w:r>
+                </w:p>
+              </w:tc>
+              <w:tc>
+                <w:tcPr/>
+                <w:p>
+                  <w:pPr>
+                    <w:pStyle w:val="Compact"/>
+                    <w:jc w:val="right"/>
+                    <w:jc w:val="center"/>
+                  </w:pPr>
+                  <w:r>
+                    <w:t xml:space="preserve">1</w:t>
+                  </w:r>
+                </w:p>
+              </w:tc>
+            </w:tr>
+            <w:tr>
+              <w:tc>
+                <w:tcPr/>
+                <w:p>
+                  <w:pPr>
+                    <w:pStyle w:val="Compact"/>
+                    <w:jc w:val="right"/>
+                    <w:jc w:val="center"/>
+                  </w:pPr>
+                  <w:r>
+                    <w:t xml:space="preserve">7</w:t>
+                  </w:r>
+                </w:p>
+              </w:tc>
+              <w:tc>
+                <w:tcPr/>
+                <w:p>
+                  <w:pPr>
+                    <w:pStyle w:val="Compact"/>
+                    <w:jc w:val="left"/>
+                    <w:jc w:val="center"/>
+                  </w:pPr>
+                  <w:r>
+                    <w:t xml:space="preserve">factorial</w:t>
+                  </w:r>
+                </w:p>
+              </w:tc>
+              <w:tc>
+                <w:tcPr/>
+                <w:p>
+                  <w:pPr>
+                    <w:pStyle w:val="Compact"/>
+                    <w:jc w:val="right"/>
+                    <w:jc w:val="center"/>
+                  </w:pPr>
+                  <w:r>
+                    <w:t xml:space="preserve">-1</w:t>
+                  </w:r>
+                </w:p>
+              </w:tc>
+              <w:tc>
+                <w:tcPr/>
+                <w:p>
+                  <w:pPr>
+                    <w:pStyle w:val="Compact"/>
+                    <w:jc w:val="right"/>
+                    <w:jc w:val="center"/>
+                  </w:pPr>
+                  <w:r>
+                    <w:t xml:space="preserve">1</w:t>
+                  </w:r>
+                </w:p>
+              </w:tc>
+              <w:tc>
+                <w:tcPr/>
+                <w:p>
+                  <w:pPr>
+                    <w:pStyle w:val="Compact"/>
+                    <w:jc w:val="right"/>
+                    <w:jc w:val="center"/>
+                  </w:pPr>
+                  <w:r>
+                    <w:t xml:space="preserve">1</w:t>
+                  </w:r>
+                </w:p>
+              </w:tc>
+              <w:tc>
+                <w:tcPr/>
+                <w:p>
+                  <w:pPr>
+                    <w:pStyle w:val="Compact"/>
+                    <w:jc w:val="right"/>
+                    <w:jc w:val="center"/>
+                  </w:pPr>
+                  <w:r>
+                    <w:t xml:space="preserve">-1</w:t>
+                  </w:r>
+                </w:p>
+              </w:tc>
+              <w:tc>
+                <w:tcPr/>
+                <w:p>
+                  <w:pPr>
+                    <w:pStyle w:val="Compact"/>
+                    <w:jc w:val="right"/>
+                    <w:jc w:val="center"/>
+                  </w:pPr>
+                  <w:r>
+                    <w:t xml:space="preserve">1</w:t>
+                  </w:r>
+                </w:p>
+              </w:tc>
+            </w:tr>
+            <w:tr>
+              <w:tc>
+                <w:tcPr/>
+                <w:p>
+                  <w:pPr>
+                    <w:pStyle w:val="Compact"/>
+                    <w:jc w:val="right"/>
+                    <w:jc w:val="center"/>
+                  </w:pPr>
+                  <w:r>
+                    <w:t xml:space="preserve">8</w:t>
+                  </w:r>
+                </w:p>
+              </w:tc>
+              <w:tc>
+                <w:tcPr/>
+                <w:p>
+                  <w:pPr>
+                    <w:pStyle w:val="Compact"/>
+                    <w:jc w:val="left"/>
+                    <w:jc w:val="center"/>
+                  </w:pPr>
+                  <w:r>
+                    <w:t xml:space="preserve">factorial</w:t>
+                  </w:r>
+                </w:p>
+              </w:tc>
+              <w:tc>
+                <w:tcPr/>
+                <w:p>
+                  <w:pPr>
+                    <w:pStyle w:val="Compact"/>
+                    <w:jc w:val="right"/>
+                    <w:jc w:val="center"/>
+                  </w:pPr>
+                  <w:r>
+                    <w:t xml:space="preserve">-1</w:t>
+                  </w:r>
+                </w:p>
+              </w:tc>
+              <w:tc>
+                <w:tcPr/>
+                <w:p>
+                  <w:pPr>
+                    <w:pStyle w:val="Compact"/>
+                    <w:jc w:val="right"/>
+                    <w:jc w:val="center"/>
+                  </w:pPr>
+                  <w:r>
+                    <w:t xml:space="preserve">1</w:t>
+                  </w:r>
+                </w:p>
+              </w:tc>
+              <w:tc>
+                <w:tcPr/>
+                <w:p>
+                  <w:pPr>
+                    <w:pStyle w:val="Compact"/>
+                    <w:jc w:val="right"/>
+                    <w:jc w:val="center"/>
+                  </w:pPr>
+                  <w:r>
+                    <w:t xml:space="preserve">1</w:t>
+                  </w:r>
+                </w:p>
+              </w:tc>
+              <w:tc>
+                <w:tcPr/>
+                <w:p>
+                  <w:pPr>
+                    <w:pStyle w:val="Compact"/>
+                    <w:jc w:val="right"/>
+                    <w:jc w:val="center"/>
+                  </w:pPr>
+                  <w:r>
+                    <w:t xml:space="preserve">1</w:t>
+                  </w:r>
+                </w:p>
+              </w:tc>
+              <w:tc>
+                <w:tcPr/>
+                <w:p>
+                  <w:pPr>
+                    <w:pStyle w:val="Compact"/>
+                    <w:jc w:val="right"/>
+                    <w:jc w:val="center"/>
+                  </w:pPr>
+                  <w:r>
+                    <w:t xml:space="preserve">-1</w:t>
+                  </w:r>
+                </w:p>
+              </w:tc>
+            </w:tr>
+            <w:tr>
+              <w:tc>
+                <w:tcPr/>
+                <w:p>
+                  <w:pPr>
+                    <w:pStyle w:val="Compact"/>
+                    <w:jc w:val="right"/>
+                    <w:jc w:val="center"/>
+                  </w:pPr>
+                  <w:r>
+                    <w:t xml:space="preserve">9</w:t>
+                  </w:r>
+                </w:p>
+              </w:tc>
+              <w:tc>
+                <w:tcPr/>
+                <w:p>
+                  <w:pPr>
+                    <w:pStyle w:val="Compact"/>
+                    <w:jc w:val="left"/>
+                    <w:jc w:val="center"/>
+                  </w:pPr>
+                  <w:r>
+                    <w:t xml:space="preserve">factorial</w:t>
+                  </w:r>
+                </w:p>
+              </w:tc>
+              <w:tc>
+                <w:tcPr/>
+                <w:p>
+                  <w:pPr>
+                    <w:pStyle w:val="Compact"/>
+                    <w:jc w:val="right"/>
+                    <w:jc w:val="center"/>
+                  </w:pPr>
+                  <w:r>
+                    <w:t xml:space="preserve">1</w:t>
+                  </w:r>
+                </w:p>
+              </w:tc>
+              <w:tc>
+                <w:tcPr/>
+                <w:p>
+                  <w:pPr>
+                    <w:pStyle w:val="Compact"/>
+                    <w:jc w:val="right"/>
+                    <w:jc w:val="center"/>
+                  </w:pPr>
+                  <w:r>
+                    <w:t xml:space="preserve">-1</w:t>
+                  </w:r>
+                </w:p>
+              </w:tc>
+              <w:tc>
+                <w:tcPr/>
+                <w:p>
+                  <w:pPr>
+                    <w:pStyle w:val="Compact"/>
+                    <w:jc w:val="right"/>
+                    <w:jc w:val="center"/>
+                  </w:pPr>
+                  <w:r>
+                    <w:t xml:space="preserve">-1</w:t>
+                  </w:r>
+                </w:p>
+              </w:tc>
+              <w:tc>
+                <w:tcPr/>
+                <w:p>
+                  <w:pPr>
+                    <w:pStyle w:val="Compact"/>
+                    <w:jc w:val="right"/>
+                    <w:jc w:val="center"/>
+                  </w:pPr>
+                  <w:r>
+                    <w:t xml:space="preserve">-1</w:t>
+                  </w:r>
+                </w:p>
+              </w:tc>
+              <w:tc>
+                <w:tcPr/>
+                <w:p>
+                  <w:pPr>
+                    <w:pStyle w:val="Compact"/>
+                    <w:jc w:val="right"/>
+                    <w:jc w:val="center"/>
+                  </w:pPr>
+                  <w:r>
+                    <w:t xml:space="preserve">-1</w:t>
+                  </w:r>
+                </w:p>
+              </w:tc>
+            </w:tr>
+            <w:tr>
+              <w:tc>
+                <w:tcPr/>
+                <w:p>
+                  <w:pPr>
+                    <w:pStyle w:val="Compact"/>
+                    <w:jc w:val="right"/>
+                    <w:jc w:val="center"/>
+                  </w:pPr>
+                  <w:r>
+                    <w:t xml:space="preserve">10</w:t>
+                  </w:r>
+                </w:p>
+              </w:tc>
+              <w:tc>
+                <w:tcPr/>
+                <w:p>
+                  <w:pPr>
+                    <w:pStyle w:val="Compact"/>
+                    <w:jc w:val="left"/>
+                    <w:jc w:val="center"/>
+                  </w:pPr>
+                  <w:r>
+                    <w:t xml:space="preserve">factorial</w:t>
+                  </w:r>
+                </w:p>
+              </w:tc>
+              <w:tc>
+                <w:tcPr/>
+                <w:p>
+                  <w:pPr>
+                    <w:pStyle w:val="Compact"/>
+                    <w:jc w:val="right"/>
+                    <w:jc w:val="center"/>
+                  </w:pPr>
+                  <w:r>
+                    <w:t xml:space="preserve">1</w:t>
+                  </w:r>
+                </w:p>
+              </w:tc>
+              <w:tc>
+                <w:tcPr/>
+                <w:p>
+                  <w:pPr>
+                    <w:pStyle w:val="Compact"/>
+                    <w:jc w:val="right"/>
+                    <w:jc w:val="center"/>
+                  </w:pPr>
+                  <w:r>
+                    <w:t xml:space="preserve">-1</w:t>
+                  </w:r>
+                </w:p>
+              </w:tc>
+              <w:tc>
+                <w:tcPr/>
+                <w:p>
+                  <w:pPr>
+                    <w:pStyle w:val="Compact"/>
+                    <w:jc w:val="right"/>
+                    <w:jc w:val="center"/>
+                  </w:pPr>
+                  <w:r>
+                    <w:t xml:space="preserve">-1</w:t>
+                  </w:r>
+                </w:p>
+              </w:tc>
+              <w:tc>
+                <w:tcPr/>
+                <w:p>
+                  <w:pPr>
+                    <w:pStyle w:val="Compact"/>
+                    <w:jc w:val="right"/>
+                    <w:jc w:val="center"/>
+                  </w:pPr>
+                  <w:r>
+                    <w:t xml:space="preserve">1</w:t>
+                  </w:r>
+                </w:p>
+              </w:tc>
+              <w:tc>
+                <w:tcPr/>
+                <w:p>
+                  <w:pPr>
+                    <w:pStyle w:val="Compact"/>
+                    <w:jc w:val="right"/>
+                    <w:jc w:val="center"/>
+                  </w:pPr>
+                  <w:r>
+                    <w:t xml:space="preserve">1</w:t>
+                  </w:r>
+                </w:p>
+              </w:tc>
+            </w:tr>
+            <w:tr>
+              <w:tc>
+                <w:tcPr/>
+                <w:p>
+                  <w:pPr>
+                    <w:pStyle w:val="Compact"/>
+                    <w:jc w:val="right"/>
+                    <w:jc w:val="center"/>
+                  </w:pPr>
+                  <w:r>
+                    <w:t xml:space="preserve">11</w:t>
+                  </w:r>
+                </w:p>
+              </w:tc>
+              <w:tc>
+                <w:tcPr/>
+                <w:p>
+                  <w:pPr>
+                    <w:pStyle w:val="Compact"/>
+                    <w:jc w:val="left"/>
+                    <w:jc w:val="center"/>
+                  </w:pPr>
+                  <w:r>
+                    <w:t xml:space="preserve">factorial</w:t>
+                  </w:r>
+                </w:p>
+              </w:tc>
+              <w:tc>
+                <w:tcPr/>
+                <w:p>
+                  <w:pPr>
+                    <w:pStyle w:val="Compact"/>
+                    <w:jc w:val="right"/>
+                    <w:jc w:val="center"/>
+                  </w:pPr>
+                  <w:r>
+                    <w:t xml:space="preserve">1</w:t>
+                  </w:r>
+                </w:p>
+              </w:tc>
+              <w:tc>
+                <w:tcPr/>
+                <w:p>
+                  <w:pPr>
+                    <w:pStyle w:val="Compact"/>
+                    <w:jc w:val="right"/>
+                    <w:jc w:val="center"/>
+                  </w:pPr>
+                  <w:r>
+                    <w:t xml:space="preserve">-1</w:t>
+                  </w:r>
+                </w:p>
+              </w:tc>
+              <w:tc>
+                <w:tcPr/>
+                <w:p>
+                  <w:pPr>
+                    <w:pStyle w:val="Compact"/>
+                    <w:jc w:val="right"/>
+                    <w:jc w:val="center"/>
+                  </w:pPr>
+                  <w:r>
+                    <w:t xml:space="preserve">1</w:t>
+                  </w:r>
+                </w:p>
+              </w:tc>
+              <w:tc>
+                <w:tcPr/>
+                <w:p>
+                  <w:pPr>
+                    <w:pStyle w:val="Compact"/>
+                    <w:jc w:val="right"/>
+                    <w:jc w:val="center"/>
+                  </w:pPr>
+                  <w:r>
+                    <w:t xml:space="preserve">-1</w:t>
+                  </w:r>
+                </w:p>
+              </w:tc>
+              <w:tc>
+                <w:tcPr/>
+                <w:p>
+                  <w:pPr>
+                    <w:pStyle w:val="Compact"/>
+                    <w:jc w:val="right"/>
+                    <w:jc w:val="center"/>
+                  </w:pPr>
+                  <w:r>
+                    <w:t xml:space="preserve">1</w:t>
+                  </w:r>
+                </w:p>
+              </w:tc>
+            </w:tr>
+            <w:tr>
+              <w:tc>
+                <w:tcPr/>
+                <w:p>
+                  <w:pPr>
+                    <w:pStyle w:val="Compact"/>
+                    <w:jc w:val="right"/>
+                    <w:jc w:val="center"/>
+                  </w:pPr>
+                  <w:r>
+                    <w:t xml:space="preserve">12</w:t>
+                  </w:r>
+                </w:p>
+              </w:tc>
+              <w:tc>
+                <w:tcPr/>
+                <w:p>
+                  <w:pPr>
+                    <w:pStyle w:val="Compact"/>
+                    <w:jc w:val="left"/>
+                    <w:jc w:val="center"/>
+                  </w:pPr>
+                  <w:r>
+                    <w:t xml:space="preserve">factorial</w:t>
+                  </w:r>
+                </w:p>
+              </w:tc>
+              <w:tc>
+                <w:tcPr/>
+                <w:p>
+                  <w:pPr>
+                    <w:pStyle w:val="Compact"/>
+                    <w:jc w:val="right"/>
+                    <w:jc w:val="center"/>
+                  </w:pPr>
+                  <w:r>
+                    <w:t xml:space="preserve">1</w:t>
+                  </w:r>
+                </w:p>
+              </w:tc>
+              <w:tc>
+                <w:tcPr/>
+                <w:p>
+                  <w:pPr>
+                    <w:pStyle w:val="Compact"/>
+                    <w:jc w:val="right"/>
+                    <w:jc w:val="center"/>
+                  </w:pPr>
+                  <w:r>
+                    <w:t xml:space="preserve">-1</w:t>
+                  </w:r>
+                </w:p>
+              </w:tc>
+              <w:tc>
+                <w:tcPr/>
+                <w:p>
+                  <w:pPr>
+                    <w:pStyle w:val="Compact"/>
+                    <w:jc w:val="right"/>
+                    <w:jc w:val="center"/>
+                  </w:pPr>
+                  <w:r>
+                    <w:t xml:space="preserve">1</w:t>
+                  </w:r>
+                </w:p>
+              </w:tc>
+              <w:tc>
+                <w:tcPr/>
+                <w:p>
+                  <w:pPr>
+                    <w:pStyle w:val="Compact"/>
+                    <w:jc w:val="right"/>
+                    <w:jc w:val="center"/>
+                  </w:pPr>
+                  <w:r>
+                    <w:t xml:space="preserve">1</w:t>
+                  </w:r>
+                </w:p>
+              </w:tc>
+              <w:tc>
+                <w:tcPr/>
+                <w:p>
+                  <w:pPr>
+                    <w:pStyle w:val="Compact"/>
+                    <w:jc w:val="right"/>
+                    <w:jc w:val="center"/>
+                  </w:pPr>
+                  <w:r>
+                    <w:t xml:space="preserve">-1</w:t>
+                  </w:r>
+                </w:p>
+              </w:tc>
+            </w:tr>
+            <w:tr>
+              <w:tc>
+                <w:tcPr/>
+                <w:p>
+                  <w:pPr>
+                    <w:pStyle w:val="Compact"/>
+                    <w:jc w:val="right"/>
+                    <w:jc w:val="center"/>
+                  </w:pPr>
+                  <w:r>
+                    <w:t xml:space="preserve">13</w:t>
+                  </w:r>
+                </w:p>
+              </w:tc>
+              <w:tc>
+                <w:tcPr/>
+                <w:p>
+                  <w:pPr>
+                    <w:pStyle w:val="Compact"/>
+                    <w:jc w:val="left"/>
+                    <w:jc w:val="center"/>
+                  </w:pPr>
+                  <w:r>
+                    <w:t xml:space="preserve">factorial</w:t>
+                  </w:r>
+                </w:p>
+              </w:tc>
+              <w:tc>
+                <w:tcPr/>
+                <w:p>
+                  <w:pPr>
+                    <w:pStyle w:val="Compact"/>
+                    <w:jc w:val="right"/>
+                    <w:jc w:val="center"/>
+                  </w:pPr>
+                  <w:r>
+                    <w:t xml:space="preserve">1</w:t>
+                  </w:r>
+                </w:p>
+              </w:tc>
+              <w:tc>
+                <w:tcPr/>
+                <w:p>
+                  <w:pPr>
+                    <w:pStyle w:val="Compact"/>
+                    <w:jc w:val="right"/>
+                    <w:jc w:val="center"/>
+                  </w:pPr>
+                  <w:r>
+                    <w:t xml:space="preserve">1</w:t>
+                  </w:r>
+                </w:p>
+              </w:tc>
+              <w:tc>
+                <w:tcPr/>
+                <w:p>
+                  <w:pPr>
+                    <w:pStyle w:val="Compact"/>
+                    <w:jc w:val="right"/>
+                    <w:jc w:val="center"/>
+                  </w:pPr>
+                  <w:r>
+                    <w:t xml:space="preserve">-1</w:t>
+                  </w:r>
+                </w:p>
+              </w:tc>
+              <w:tc>
+                <w:tcPr/>
+                <w:p>
+                  <w:pPr>
+                    <w:pStyle w:val="Compact"/>
+                    <w:jc w:val="right"/>
+                    <w:jc w:val="center"/>
+                  </w:pPr>
+                  <w:r>
+                    <w:t xml:space="preserve">-1</w:t>
+                  </w:r>
+                </w:p>
+              </w:tc>
+              <w:tc>
+                <w:tcPr/>
+                <w:p>
+                  <w:pPr>
+                    <w:pStyle w:val="Compact"/>
+                    <w:jc w:val="right"/>
+                    <w:jc w:val="center"/>
+                  </w:pPr>
+                  <w:r>
+                    <w:t xml:space="preserve">1</w:t>
+                  </w:r>
+                </w:p>
+              </w:tc>
+            </w:tr>
+            <w:tr>
+              <w:tc>
+                <w:tcPr/>
+                <w:p>
+                  <w:pPr>
+                    <w:pStyle w:val="Compact"/>
+                    <w:jc w:val="right"/>
+                    <w:jc w:val="center"/>
+                  </w:pPr>
+                  <w:r>
+                    <w:t xml:space="preserve">14</w:t>
+                  </w:r>
+                </w:p>
+              </w:tc>
+              <w:tc>
+                <w:tcPr/>
+                <w:p>
+                  <w:pPr>
+                    <w:pStyle w:val="Compact"/>
+                    <w:jc w:val="left"/>
+                    <w:jc w:val="center"/>
+                  </w:pPr>
+                  <w:r>
+                    <w:t xml:space="preserve">factorial</w:t>
+                  </w:r>
+                </w:p>
+              </w:tc>
+              <w:tc>
+                <w:tcPr/>
+                <w:p>
+                  <w:pPr>
+                    <w:pStyle w:val="Compact"/>
+                    <w:jc w:val="right"/>
+                    <w:jc w:val="center"/>
+                  </w:pPr>
+                  <w:r>
+                    <w:t xml:space="preserve">1</w:t>
+                  </w:r>
+                </w:p>
+              </w:tc>
+              <w:tc>
+                <w:tcPr/>
+                <w:p>
+                  <w:pPr>
+                    <w:pStyle w:val="Compact"/>
+                    <w:jc w:val="right"/>
+                    <w:jc w:val="center"/>
+                  </w:pPr>
+                  <w:r>
+                    <w:t xml:space="preserve">1</w:t>
+                  </w:r>
+                </w:p>
+              </w:tc>
+              <w:tc>
+                <w:tcPr/>
+                <w:p>
+                  <w:pPr>
+                    <w:pStyle w:val="Compact"/>
+                    <w:jc w:val="right"/>
+                    <w:jc w:val="center"/>
+                  </w:pPr>
+                  <w:r>
+                    <w:t xml:space="preserve">-1</w:t>
+                  </w:r>
+                </w:p>
+              </w:tc>
+              <w:tc>
+                <w:tcPr/>
+                <w:p>
+                  <w:pPr>
+                    <w:pStyle w:val="Compact"/>
+                    <w:jc w:val="right"/>
+                    <w:jc w:val="center"/>
+                  </w:pPr>
+                  <w:r>
+                    <w:t xml:space="preserve">1</w:t>
+                  </w:r>
+                </w:p>
+              </w:tc>
+              <w:tc>
+                <w:tcPr/>
+                <w:p>
+                  <w:pPr>
+                    <w:pStyle w:val="Compact"/>
+                    <w:jc w:val="right"/>
+                    <w:jc w:val="center"/>
+                  </w:pPr>
+                  <w:r>
+                    <w:t xml:space="preserve">-1</w:t>
+                  </w:r>
+                </w:p>
+              </w:tc>
+            </w:tr>
+            <w:tr>
+              <w:tc>
+                <w:tcPr/>
+                <w:p>
+                  <w:pPr>
+                    <w:pStyle w:val="Compact"/>
+                    <w:jc w:val="right"/>
+                    <w:jc w:val="center"/>
+                  </w:pPr>
+                  <w:r>
+                    <w:t xml:space="preserve">15</w:t>
+                  </w:r>
+                </w:p>
+              </w:tc>
+              <w:tc>
+                <w:tcPr/>
+                <w:p>
+                  <w:pPr>
+                    <w:pStyle w:val="Compact"/>
+                    <w:jc w:val="left"/>
+                    <w:jc w:val="center"/>
+                  </w:pPr>
+                  <w:r>
+                    <w:t xml:space="preserve">factorial</w:t>
+                  </w:r>
+                </w:p>
+              </w:tc>
+              <w:tc>
+                <w:tcPr/>
+                <w:p>
+                  <w:pPr>
+                    <w:pStyle w:val="Compact"/>
+                    <w:jc w:val="right"/>
+                    <w:jc w:val="center"/>
+                  </w:pPr>
+                  <w:r>
+                    <w:t xml:space="preserve">1</w:t>
+                  </w:r>
+                </w:p>
+              </w:tc>
+              <w:tc>
+                <w:tcPr/>
+                <w:p>
+                  <w:pPr>
+                    <w:pStyle w:val="Compact"/>
+                    <w:jc w:val="right"/>
+                    <w:jc w:val="center"/>
+                  </w:pPr>
+                  <w:r>
+                    <w:t xml:space="preserve">1</w:t>
+                  </w:r>
+                </w:p>
+              </w:tc>
+              <w:tc>
+                <w:tcPr/>
+                <w:p>
+                  <w:pPr>
+                    <w:pStyle w:val="Compact"/>
+                    <w:jc w:val="right"/>
+                    <w:jc w:val="center"/>
+                  </w:pPr>
+                  <w:r>
+                    <w:t xml:space="preserve">1</w:t>
+                  </w:r>
+                </w:p>
+              </w:tc>
+              <w:tc>
+                <w:tcPr/>
+                <w:p>
+                  <w:pPr>
+                    <w:pStyle w:val="Compact"/>
+                    <w:jc w:val="right"/>
+                    <w:jc w:val="center"/>
+                  </w:pPr>
+                  <w:r>
+                    <w:t xml:space="preserve">-1</w:t>
+                  </w:r>
+                </w:p>
+              </w:tc>
+              <w:tc>
+                <w:tcPr/>
+                <w:p>
+                  <w:pPr>
+                    <w:pStyle w:val="Compact"/>
+                    <w:jc w:val="right"/>
+                    <w:jc w:val="center"/>
+                  </w:pPr>
+                  <w:r>
+                    <w:t xml:space="preserve">-1</w:t>
+                  </w:r>
+                </w:p>
+              </w:tc>
+            </w:tr>
+            <w:tr>
+              <w:tc>
+                <w:tcPr/>
+                <w:p>
+                  <w:pPr>
+                    <w:pStyle w:val="Compact"/>
+                    <w:jc w:val="right"/>
+                    <w:jc w:val="center"/>
+                  </w:pPr>
+                  <w:r>
+                    <w:t xml:space="preserve">16</w:t>
+                  </w:r>
+                </w:p>
+              </w:tc>
+              <w:tc>
+                <w:tcPr/>
+                <w:p>
+                  <w:pPr>
+                    <w:pStyle w:val="Compact"/>
+                    <w:jc w:val="left"/>
+                    <w:jc w:val="center"/>
+                  </w:pPr>
+                  <w:r>
+                    <w:t xml:space="preserve">factorial</w:t>
+                  </w:r>
+                </w:p>
+              </w:tc>
+              <w:tc>
+                <w:tcPr/>
+                <w:p>
+                  <w:pPr>
+                    <w:pStyle w:val="Compact"/>
+                    <w:jc w:val="right"/>
+                    <w:jc w:val="center"/>
+                  </w:pPr>
+                  <w:r>
+                    <w:t xml:space="preserve">1</w:t>
+                  </w:r>
+                </w:p>
+              </w:tc>
+              <w:tc>
+                <w:tcPr/>
+                <w:p>
+                  <w:pPr>
+                    <w:pStyle w:val="Compact"/>
+                    <w:jc w:val="right"/>
+                    <w:jc w:val="center"/>
+                  </w:pPr>
+                  <w:r>
+                    <w:t xml:space="preserve">1</w:t>
+                  </w:r>
+                </w:p>
+              </w:tc>
+              <w:tc>
+                <w:tcPr/>
+                <w:p>
+                  <w:pPr>
+                    <w:pStyle w:val="Compact"/>
+                    <w:jc w:val="right"/>
+                    <w:jc w:val="center"/>
+                  </w:pPr>
+                  <w:r>
+                    <w:t xml:space="preserve">1</w:t>
+                  </w:r>
+                </w:p>
+              </w:tc>
+              <w:tc>
+                <w:tcPr/>
+                <w:p>
+                  <w:pPr>
+                    <w:pStyle w:val="Compact"/>
+                    <w:jc w:val="right"/>
+                    <w:jc w:val="center"/>
+                  </w:pPr>
+                  <w:r>
+                    <w:t xml:space="preserve">1</w:t>
+                  </w:r>
+                </w:p>
+              </w:tc>
+              <w:tc>
+                <w:tcPr/>
+                <w:p>
+                  <w:pPr>
+                    <w:pStyle w:val="Compact"/>
+                    <w:jc w:val="right"/>
+                    <w:jc w:val="center"/>
+                  </w:pPr>
+                  <w:r>
+                    <w:t xml:space="preserve">1</w:t>
+                  </w:r>
+                </w:p>
+              </w:tc>
+            </w:tr>
+            <w:tr>
+              <w:tc>
+                <w:tcPr/>
+                <w:p>
+                  <w:pPr>
+                    <w:pStyle w:val="Compact"/>
+                    <w:jc w:val="right"/>
+                    <w:jc w:val="center"/>
+                  </w:pPr>
+                  <w:r>
+                    <w:t xml:space="preserve">17</w:t>
+                  </w:r>
+                </w:p>
+              </w:tc>
+              <w:tc>
+                <w:tcPr/>
+                <w:p>
+                  <w:pPr>
+                    <w:pStyle w:val="Compact"/>
+                    <w:jc w:val="left"/>
+                    <w:jc w:val="center"/>
+                  </w:pPr>
+                  <w:r>
+                    <w:t xml:space="preserve">center</w:t>
+                  </w:r>
+                </w:p>
+              </w:tc>
+              <w:tc>
+                <w:tcPr/>
+                <w:p>
+                  <w:pPr>
+                    <w:pStyle w:val="Compact"/>
+                    <w:jc w:val="right"/>
+                    <w:jc w:val="center"/>
+                  </w:pPr>
+                  <w:r>
+                    <w:t xml:space="preserve">0</w:t>
+                  </w:r>
+                </w:p>
+              </w:tc>
+              <w:tc>
+                <w:tcPr/>
+                <w:p>
+                  <w:pPr>
+                    <w:pStyle w:val="Compact"/>
+                    <w:jc w:val="right"/>
+                    <w:jc w:val="center"/>
+                  </w:pPr>
+                  <w:r>
+                    <w:t xml:space="preserve">0</w:t>
+                  </w:r>
+                </w:p>
+              </w:tc>
+              <w:tc>
+                <w:tcPr/>
+                <w:p>
+                  <w:pPr>
+                    <w:pStyle w:val="Compact"/>
+                    <w:jc w:val="right"/>
+                    <w:jc w:val="center"/>
+                  </w:pPr>
+                  <w:r>
+                    <w:t xml:space="preserve">0</w:t>
+                  </w:r>
+                </w:p>
+              </w:tc>
+              <w:tc>
+                <w:tcPr/>
+                <w:p>
+                  <w:pPr>
+                    <w:pStyle w:val="Compact"/>
+                    <w:jc w:val="right"/>
+                    <w:jc w:val="center"/>
+                  </w:pPr>
+                  <w:r>
+                    <w:t xml:space="preserve">0</w:t>
+                  </w:r>
+                </w:p>
+              </w:tc>
+              <w:tc>
+                <w:tcPr/>
+                <w:p>
+                  <w:pPr>
+                    <w:pStyle w:val="Compact"/>
+                    <w:jc w:val="right"/>
+                    <w:jc w:val="center"/>
+                  </w:pPr>
+                  <w:r>
+                    <w:t xml:space="preserve">0</w:t>
+                  </w:r>
+                </w:p>
+              </w:tc>
+            </w:tr>
+            <w:tr>
+              <w:tc>
+                <w:tcPr/>
+                <w:p>
+                  <w:pPr>
+                    <w:pStyle w:val="Compact"/>
+                    <w:jc w:val="right"/>
+                    <w:jc w:val="center"/>
+                  </w:pPr>
+                  <w:r>
+                    <w:t xml:space="preserve">18</w:t>
+                  </w:r>
+                </w:p>
+              </w:tc>
+              <w:tc>
+                <w:tcPr/>
+                <w:p>
+                  <w:pPr>
+                    <w:pStyle w:val="Compact"/>
+                    <w:jc w:val="left"/>
+                    <w:jc w:val="center"/>
+                  </w:pPr>
+                  <w:r>
+                    <w:t xml:space="preserve">center</w:t>
+                  </w:r>
+                </w:p>
+              </w:tc>
+              <w:tc>
+                <w:tcPr/>
+                <w:p>
+                  <w:pPr>
+                    <w:pStyle w:val="Compact"/>
+                    <w:jc w:val="right"/>
+                    <w:jc w:val="center"/>
+                  </w:pPr>
+                  <w:r>
+                    <w:t xml:space="preserve">0</w:t>
+                  </w:r>
+                </w:p>
+              </w:tc>
+              <w:tc>
+                <w:tcPr/>
+                <w:p>
+                  <w:pPr>
+                    <w:pStyle w:val="Compact"/>
+                    <w:jc w:val="right"/>
+                    <w:jc w:val="center"/>
+                  </w:pPr>
+                  <w:r>
+                    <w:t xml:space="preserve">0</w:t>
+                  </w:r>
+                </w:p>
+              </w:tc>
+              <w:tc>
+                <w:tcPr/>
+                <w:p>
+                  <w:pPr>
+                    <w:pStyle w:val="Compact"/>
+                    <w:jc w:val="right"/>
+                    <w:jc w:val="center"/>
+                  </w:pPr>
+                  <w:r>
+                    <w:t xml:space="preserve">0</w:t>
+                  </w:r>
+                </w:p>
+              </w:tc>
+              <w:tc>
+                <w:tcPr/>
+                <w:p>
+                  <w:pPr>
+                    <w:pStyle w:val="Compact"/>
+                    <w:jc w:val="right"/>
+                    <w:jc w:val="center"/>
+                  </w:pPr>
+                  <w:r>
+                    <w:t xml:space="preserve">0</w:t>
+                  </w:r>
+                </w:p>
+              </w:tc>
+              <w:tc>
+                <w:tcPr/>
+                <w:p>
+                  <w:pPr>
+                    <w:pStyle w:val="Compact"/>
+                    <w:jc w:val="right"/>
+                    <w:jc w:val="center"/>
+                  </w:pPr>
+                  <w:r>
+                    <w:t xml:space="preserve">0</w:t>
+                  </w:r>
+                </w:p>
+              </w:tc>
+            </w:tr>
+            <w:tr>
+              <w:tc>
+                <w:tcPr/>
+                <w:p>
+                  <w:pPr>
+                    <w:pStyle w:val="Compact"/>
+                    <w:jc w:val="right"/>
+                    <w:jc w:val="center"/>
+                  </w:pPr>
+                  <w:r>
+                    <w:t xml:space="preserve">19</w:t>
+                  </w:r>
+                </w:p>
+              </w:tc>
+              <w:tc>
+                <w:tcPr/>
+                <w:p>
+                  <w:pPr>
+                    <w:pStyle w:val="Compact"/>
+                    <w:jc w:val="left"/>
+                    <w:jc w:val="center"/>
+                  </w:pPr>
+                  <w:r>
+                    <w:t xml:space="preserve">center</w:t>
+                  </w:r>
+                </w:p>
+              </w:tc>
+              <w:tc>
+                <w:tcPr/>
+                <w:p>
+                  <w:pPr>
+                    <w:pStyle w:val="Compact"/>
+                    <w:jc w:val="right"/>
+                    <w:jc w:val="center"/>
+                  </w:pPr>
+                  <w:r>
+                    <w:t xml:space="preserve">0</w:t>
+                  </w:r>
+                </w:p>
+              </w:tc>
+              <w:tc>
+                <w:tcPr/>
+                <w:p>
+                  <w:pPr>
+                    <w:pStyle w:val="Compact"/>
+                    <w:jc w:val="right"/>
+                    <w:jc w:val="center"/>
+                  </w:pPr>
+                  <w:r>
+                    <w:t xml:space="preserve">0</w:t>
+                  </w:r>
+                </w:p>
+              </w:tc>
+              <w:tc>
+                <w:tcPr/>
+                <w:p>
+                  <w:pPr>
+                    <w:pStyle w:val="Compact"/>
+                    <w:jc w:val="right"/>
+                    <w:jc w:val="center"/>
+                  </w:pPr>
+                  <w:r>
+                    <w:t xml:space="preserve">0</w:t>
+                  </w:r>
+                </w:p>
+              </w:tc>
+              <w:tc>
+                <w:tcPr/>
+                <w:p>
+                  <w:pPr>
+                    <w:pStyle w:val="Compact"/>
+                    <w:jc w:val="right"/>
+                    <w:jc w:val="center"/>
+                  </w:pPr>
+                  <w:r>
+                    <w:t xml:space="preserve">0</w:t>
+                  </w:r>
+                </w:p>
+              </w:tc>
+              <w:tc>
+                <w:tcPr/>
+                <w:p>
+                  <w:pPr>
+                    <w:pStyle w:val="Compact"/>
+                    <w:jc w:val="right"/>
+                    <w:jc w:val="center"/>
+                  </w:pPr>
+                  <w:r>
+                    <w:t xml:space="preserve">0</w:t>
+                  </w:r>
+                </w:p>
+              </w:tc>
+            </w:tr>
+          </w:tbl>
+          <w:bookmarkEnd w:id="63"/>
+          <w:p/>
+        </w:tc>
+      </w:tr>
+    </w:tbl>
+    <w:p>
+      <w:r>
+        <w:br w:type="page"/>
+      </w:r>
+    </w:p>
+    <w:bookmarkEnd w:id="64"/>
+    <w:bookmarkStart w:id="66" w:name="X3978fd0e1f4921f866c945eb6c5168c0afc9cb9"/>
+    <w:p>
+      <w:pPr>
+        <w:pStyle w:val="Heading1"/>
+      </w:pPr>
+      <w:r>
+        <w:t xml:space="preserve">Appendix B — Planned response-surface design</w:t>
+      </w:r>
+    </w:p>
+    <w:p>
+      <w:pPr>
+        <w:pStyle w:val="FirstParagraph"/>
+      </w:pPr>
+      <w:r>
+        <w:t xml:space="preserve">Coded face-centred central-composite design (factors A, B, C, E; coded levels</w:t>
+      </w:r>
+      <w:r>
+        <w:t xml:space="preserve"> </w:t>
+      </w:r>
+      <w:r>
+        <w:t xml:space="preserve">−1/0/+1).</w:t>
+      </w:r>
+    </w:p>
+    <w:tbl>
+      <w:tblPr>
+        <w:tblStyle w:val="Table"/>
+        <w:tblW w:type="pct" w:w="5000"/>
+        <w:tblLayout w:type="fixed"/>
+        <w:tblLook w:firstRow="0" w:lastRow="0" w:firstColumn="0" w:lastColumn="0" w:noHBand="0" w:noVBand="0" w:val="0000"/>
+      </w:tblPr>
+      <w:tblGrid>
+        <w:gridCol w:w="7920"/>
+      </w:tblGrid>
+      <w:tr>
+        <w:tc>
+          <w:tcPr/>
+          <w:bookmarkStart w:id="65" w:name="tbl-appB"/>
+          <w:p>
+            <w:pPr>
+              <w:jc w:val="center"/>
+            </w:pPr>
+            <w:pPr>
+              <w:jc w:val="start"/>
+              <w:spacing w:before="200"/>
+              <w:pStyle w:val="ImageCaption"/>
+            </w:pPr>
+            <w:r>
+              <w:t xml:space="preserve">Table 10: Appendix B — planned response-surface design (coded factor settings).</w:t>
+            </w:r>
+          </w:p>
+          <w:tbl>
+            <w:tblPr>
+              <w:tblStyle w:val="Table"/>
+              <w:tblW w:type="auto" w:w="0"/>
+              <w:tblLook w:firstRow="1" w:lastRow="0" w:firstColumn="0" w:lastColumn="0" w:noHBand="0" w:noVBand="0" w:val="0020"/>
+            </w:tblPr>
+            <w:tblGrid>
+              <w:gridCol w:w="1320"/>
+              <w:gridCol w:w="1320"/>
+              <w:gridCol w:w="1320"/>
+              <w:gridCol w:w="1320"/>
+              <w:gridCol w:w="1320"/>
+              <w:gridCol w:w="1320"/>
+            </w:tblGrid>
+            <w:tr>
+              <w:trPr>
+                <w:tblHeader w:val="on"/>
+              </w:trPr>
+              <w:tc>
+                <w:tcPr/>
+                <w:p>
+                  <w:pPr>
+                    <w:pStyle w:val="Compact"/>
+                    <w:jc w:val="right"/>
+                    <w:jc w:val="center"/>
+                  </w:pPr>
+                  <w:r>
+                    <w:t xml:space="preserve">Run</w:t>
+                  </w:r>
+                </w:p>
+              </w:tc>
+              <w:tc>
+                <w:tcPr/>
+                <w:p>
+                  <w:pPr>
+                    <w:pStyle w:val="Compact"/>
+                    <w:jc w:val="left"/>
+                    <w:jc w:val="center"/>
+                  </w:pPr>
+                  <w:r>
+                    <w:t xml:space="preserve">Type</w:t>
+                  </w:r>
+                </w:p>
+              </w:tc>
+              <w:tc>
+                <w:tcPr/>
+                <w:p>
+                  <w:pPr>
+                    <w:pStyle w:val="Compact"/>
+                    <w:jc w:val="right"/>
+                    <w:jc w:val="center"/>
+                  </w:pPr>
+                  <w:r>
+                    <w:t xml:space="preserve">A</w:t>
+                  </w:r>
+                </w:p>
+              </w:tc>
+              <w:tc>
+                <w:tcPr/>
+                <w:p>
+                  <w:pPr>
+                    <w:pStyle w:val="Compact"/>
+                    <w:jc w:val="right"/>
+                    <w:jc w:val="center"/>
+                  </w:pPr>
+                  <w:r>
+                    <w:t xml:space="preserve">B</w:t>
+                  </w:r>
+                </w:p>
+              </w:tc>
+              <w:tc>
+                <w:tcPr/>
+                <w:p>
+                  <w:pPr>
+                    <w:pStyle w:val="Compact"/>
+                    <w:jc w:val="right"/>
+                    <w:jc w:val="center"/>
+                  </w:pPr>
+                  <w:r>
+                    <w:t xml:space="preserve">C</w:t>
+                  </w:r>
+                </w:p>
+              </w:tc>
+              <w:tc>
+                <w:tcPr/>
+                <w:p>
+                  <w:pPr>
+                    <w:pStyle w:val="Compact"/>
+                    <w:jc w:val="right"/>
+                    <w:jc w:val="center"/>
+                  </w:pPr>
+                  <w:r>
+                    <w:t xml:space="preserve">E</w:t>
+                  </w:r>
+                </w:p>
+              </w:tc>
+            </w:tr>
+            <w:tr>
+              <w:tc>
+                <w:tcPr/>
+                <w:p>
+                  <w:pPr>
+                    <w:pStyle w:val="Compact"/>
+                    <w:jc w:val="right"/>
+                    <w:jc w:val="center"/>
+                  </w:pPr>
+                  <w:r>
+                    <w:t xml:space="preserve">1</w:t>
+                  </w:r>
+                </w:p>
+              </w:tc>
+              <w:tc>
+                <w:tcPr/>
+                <w:p>
+                  <w:pPr>
+                    <w:pStyle w:val="Compact"/>
+                    <w:jc w:val="left"/>
+                    <w:jc w:val="center"/>
+                  </w:pPr>
+                  <w:r>
+                    <w:t xml:space="preserve">factorial</w:t>
+                  </w:r>
+                </w:p>
+              </w:tc>
+              <w:tc>
+                <w:tcPr/>
+                <w:p>
+                  <w:pPr>
+                    <w:pStyle w:val="Compact"/>
+                    <w:jc w:val="right"/>
+                    <w:jc w:val="center"/>
+                  </w:pPr>
+                  <w:r>
+                    <w:t xml:space="preserve">-1</w:t>
+                  </w:r>
+                </w:p>
+              </w:tc>
+              <w:tc>
+                <w:tcPr/>
+                <w:p>
+                  <w:pPr>
+                    <w:pStyle w:val="Compact"/>
+                    <w:jc w:val="right"/>
+                    <w:jc w:val="center"/>
+                  </w:pPr>
+                  <w:r>
+                    <w:t xml:space="preserve">-1</w:t>
+                  </w:r>
+                </w:p>
+              </w:tc>
+              <w:tc>
+                <w:tcPr/>
+                <w:p>
+                  <w:pPr>
+                    <w:pStyle w:val="Compact"/>
+                    <w:jc w:val="right"/>
+                    <w:jc w:val="center"/>
+                  </w:pPr>
+                  <w:r>
+                    <w:t xml:space="preserve">-1</w:t>
+                  </w:r>
+                </w:p>
+              </w:tc>
+              <w:tc>
+                <w:tcPr/>
+                <w:p>
+                  <w:pPr>
+                    <w:pStyle w:val="Compact"/>
+                    <w:jc w:val="right"/>
+                    <w:jc w:val="center"/>
+                  </w:pPr>
+                  <w:r>
+                    <w:t xml:space="preserve">-1</w:t>
+                  </w:r>
+                </w:p>
+              </w:tc>
+            </w:tr>
+            <w:tr>
+              <w:tc>
+                <w:tcPr/>
+                <w:p>
+                  <w:pPr>
+                    <w:pStyle w:val="Compact"/>
+                    <w:jc w:val="right"/>
+                    <w:jc w:val="center"/>
+                  </w:pPr>
+                  <w:r>
+                    <w:t xml:space="preserve">2</w:t>
+                  </w:r>
+                </w:p>
+              </w:tc>
+              <w:tc>
+                <w:tcPr/>
+                <w:p>
+                  <w:pPr>
+                    <w:pStyle w:val="Compact"/>
+                    <w:jc w:val="left"/>
+                    <w:jc w:val="center"/>
+                  </w:pPr>
+                  <w:r>
+                    <w:t xml:space="preserve">factorial</w:t>
+                  </w:r>
+                </w:p>
+              </w:tc>
+              <w:tc>
+                <w:tcPr/>
+                <w:p>
+                  <w:pPr>
+                    <w:pStyle w:val="Compact"/>
+                    <w:jc w:val="right"/>
+                    <w:jc w:val="center"/>
+                  </w:pPr>
+                  <w:r>
+                    <w:t xml:space="preserve">-1</w:t>
+                  </w:r>
+                </w:p>
+              </w:tc>
+              <w:tc>
+                <w:tcPr/>
+                <w:p>
+                  <w:pPr>
+                    <w:pStyle w:val="Compact"/>
+                    <w:jc w:val="right"/>
+                    <w:jc w:val="center"/>
+                  </w:pPr>
+                  <w:r>
+                    <w:t xml:space="preserve">-1</w:t>
+                  </w:r>
+                </w:p>
+              </w:tc>
+              <w:tc>
+                <w:tcPr/>
+                <w:p>
+                  <w:pPr>
+                    <w:pStyle w:val="Compact"/>
+                    <w:jc w:val="right"/>
+                    <w:jc w:val="center"/>
+                  </w:pPr>
+                  <w:r>
+                    <w:t xml:space="preserve">1</w:t>
+                  </w:r>
+                </w:p>
+              </w:tc>
+              <w:tc>
+                <w:tcPr/>
+                <w:p>
+                  <w:pPr>
+                    <w:pStyle w:val="Compact"/>
+                    <w:jc w:val="right"/>
+                    <w:jc w:val="center"/>
+                  </w:pPr>
+                  <w:r>
+                    <w:t xml:space="preserve">-1</w:t>
+                  </w:r>
+                </w:p>
+              </w:tc>
+            </w:tr>
+            <w:tr>
+              <w:tc>
+                <w:tcPr/>
+                <w:p>
+                  <w:pPr>
+                    <w:pStyle w:val="Compact"/>
+                    <w:jc w:val="right"/>
+                    <w:jc w:val="center"/>
+                  </w:pPr>
+                  <w:r>
+                    <w:t xml:space="preserve">3</w:t>
+                  </w:r>
+                </w:p>
+              </w:tc>
+              <w:tc>
+                <w:tcPr/>
+                <w:p>
+                  <w:pPr>
+                    <w:pStyle w:val="Compact"/>
+                    <w:jc w:val="left"/>
+                    <w:jc w:val="center"/>
+                  </w:pPr>
+                  <w:r>
+                    <w:t xml:space="preserve">factorial</w:t>
+                  </w:r>
+                </w:p>
+              </w:tc>
+              <w:tc>
+                <w:tcPr/>
+                <w:p>
+                  <w:pPr>
+                    <w:pStyle w:val="Compact"/>
+                    <w:jc w:val="right"/>
+                    <w:jc w:val="center"/>
+                  </w:pPr>
+                  <w:r>
+                    <w:t xml:space="preserve">-1</w:t>
+                  </w:r>
+                </w:p>
+              </w:tc>
+              <w:tc>
+                <w:tcPr/>
+                <w:p>
+                  <w:pPr>
+                    <w:pStyle w:val="Compact"/>
+                    <w:jc w:val="right"/>
+                    <w:jc w:val="center"/>
+                  </w:pPr>
+                  <w:r>
+                    <w:t xml:space="preserve">-1</w:t>
+                  </w:r>
+                </w:p>
+              </w:tc>
+              <w:tc>
+                <w:tcPr/>
+                <w:p>
+                  <w:pPr>
+                    <w:pStyle w:val="Compact"/>
+                    <w:jc w:val="right"/>
+                    <w:jc w:val="center"/>
+                  </w:pPr>
+                  <w:r>
+                    <w:t xml:space="preserve">-1</w:t>
+                  </w:r>
+                </w:p>
+              </w:tc>
+              <w:tc>
+                <w:tcPr/>
+                <w:p>
+                  <w:pPr>
+                    <w:pStyle w:val="Compact"/>
+                    <w:jc w:val="right"/>
+                    <w:jc w:val="center"/>
+                  </w:pPr>
+                  <w:r>
+                    <w:t xml:space="preserve">1</w:t>
+                  </w:r>
+                </w:p>
+              </w:tc>
+            </w:tr>
+            <w:tr>
+              <w:tc>
+                <w:tcPr/>
+                <w:p>
+                  <w:pPr>
+                    <w:pStyle w:val="Compact"/>
+                    <w:jc w:val="right"/>
+                    <w:jc w:val="center"/>
+                  </w:pPr>
+                  <w:r>
+                    <w:t xml:space="preserve">4</w:t>
+                  </w:r>
+                </w:p>
+              </w:tc>
+              <w:tc>
+                <w:tcPr/>
+                <w:p>
+                  <w:pPr>
+                    <w:pStyle w:val="Compact"/>
+                    <w:jc w:val="left"/>
+                    <w:jc w:val="center"/>
+                  </w:pPr>
+                  <w:r>
+                    <w:t xml:space="preserve">factorial</w:t>
+                  </w:r>
+                </w:p>
+              </w:tc>
+              <w:tc>
+                <w:tcPr/>
+                <w:p>
+                  <w:pPr>
+                    <w:pStyle w:val="Compact"/>
+                    <w:jc w:val="right"/>
+                    <w:jc w:val="center"/>
+                  </w:pPr>
+                  <w:r>
+                    <w:t xml:space="preserve">-1</w:t>
+                  </w:r>
+                </w:p>
+              </w:tc>
+              <w:tc>
+                <w:tcPr/>
+                <w:p>
+                  <w:pPr>
+                    <w:pStyle w:val="Compact"/>
+                    <w:jc w:val="right"/>
+                    <w:jc w:val="center"/>
+                  </w:pPr>
+                  <w:r>
+                    <w:t xml:space="preserve">-1</w:t>
+                  </w:r>
+                </w:p>
+              </w:tc>
+              <w:tc>
+                <w:tcPr/>
+                <w:p>
+                  <w:pPr>
+                    <w:pStyle w:val="Compact"/>
+                    <w:jc w:val="right"/>
+                    <w:jc w:val="center"/>
+                  </w:pPr>
+                  <w:r>
+                    <w:t xml:space="preserve">1</w:t>
+                  </w:r>
+                </w:p>
+              </w:tc>
+              <w:tc>
+                <w:tcPr/>
+                <w:p>
+                  <w:pPr>
+                    <w:pStyle w:val="Compact"/>
+                    <w:jc w:val="right"/>
+                    <w:jc w:val="center"/>
+                  </w:pPr>
+                  <w:r>
+                    <w:t xml:space="preserve">1</w:t>
+                  </w:r>
+                </w:p>
+              </w:tc>
+            </w:tr>
+            <w:tr>
+              <w:tc>
+                <w:tcPr/>
+                <w:p>
+                  <w:pPr>
+                    <w:pStyle w:val="Compact"/>
+                    <w:jc w:val="right"/>
+                    <w:jc w:val="center"/>
+                  </w:pPr>
+                  <w:r>
+                    <w:t xml:space="preserve">5</w:t>
+                  </w:r>
+                </w:p>
+              </w:tc>
+              <w:tc>
+                <w:tcPr/>
+                <w:p>
+                  <w:pPr>
+                    <w:pStyle w:val="Compact"/>
+                    <w:jc w:val="left"/>
+                    <w:jc w:val="center"/>
+                  </w:pPr>
+                  <w:r>
+                    <w:t xml:space="preserve">factorial</w:t>
+                  </w:r>
+                </w:p>
+              </w:tc>
+              <w:tc>
+                <w:tcPr/>
+                <w:p>
+                  <w:pPr>
+                    <w:pStyle w:val="Compact"/>
+                    <w:jc w:val="right"/>
+                    <w:jc w:val="center"/>
+                  </w:pPr>
+                  <w:r>
+                    <w:t xml:space="preserve">-1</w:t>
+                  </w:r>
+                </w:p>
+              </w:tc>
+              <w:tc>
+                <w:tcPr/>
+                <w:p>
+                  <w:pPr>
+                    <w:pStyle w:val="Compact"/>
+                    <w:jc w:val="right"/>
+                    <w:jc w:val="center"/>
+                  </w:pPr>
+                  <w:r>
+                    <w:t xml:space="preserve">1</w:t>
+                  </w:r>
+                </w:p>
+              </w:tc>
+              <w:tc>
+                <w:tcPr/>
+                <w:p>
+                  <w:pPr>
+                    <w:pStyle w:val="Compact"/>
+                    <w:jc w:val="right"/>
+                    <w:jc w:val="center"/>
+                  </w:pPr>
+                  <w:r>
+                    <w:t xml:space="preserve">-1</w:t>
+                  </w:r>
+                </w:p>
+              </w:tc>
+              <w:tc>
+                <w:tcPr/>
+                <w:p>
+                  <w:pPr>
+                    <w:pStyle w:val="Compact"/>
+                    <w:jc w:val="right"/>
+                    <w:jc w:val="center"/>
+                  </w:pPr>
+                  <w:r>
+                    <w:t xml:space="preserve">-1</w:t>
+                  </w:r>
+                </w:p>
+              </w:tc>
+            </w:tr>
+            <w:tr>
+              <w:tc>
+                <w:tcPr/>
+                <w:p>
+                  <w:pPr>
+                    <w:pStyle w:val="Compact"/>
+                    <w:jc w:val="right"/>
+                    <w:jc w:val="center"/>
+                  </w:pPr>
+                  <w:r>
+                    <w:t xml:space="preserve">6</w:t>
+                  </w:r>
+                </w:p>
+              </w:tc>
+              <w:tc>
+                <w:tcPr/>
+                <w:p>
+                  <w:pPr>
+                    <w:pStyle w:val="Compact"/>
+                    <w:jc w:val="left"/>
+                    <w:jc w:val="center"/>
+                  </w:pPr>
+                  <w:r>
+                    <w:t xml:space="preserve">factorial</w:t>
+                  </w:r>
+                </w:p>
+              </w:tc>
+              <w:tc>
+                <w:tcPr/>
+                <w:p>
+                  <w:pPr>
+                    <w:pStyle w:val="Compact"/>
+                    <w:jc w:val="right"/>
+                    <w:jc w:val="center"/>
+                  </w:pPr>
+                  <w:r>
+                    <w:t xml:space="preserve">-1</w:t>
+                  </w:r>
+                </w:p>
+              </w:tc>
+              <w:tc>
+                <w:tcPr/>
+                <w:p>
+                  <w:pPr>
+                    <w:pStyle w:val="Compact"/>
+                    <w:jc w:val="right"/>
+                    <w:jc w:val="center"/>
+                  </w:pPr>
+                  <w:r>
+                    <w:t xml:space="preserve">1</w:t>
+                  </w:r>
+                </w:p>
+              </w:tc>
+              <w:tc>
+                <w:tcPr/>
+                <w:p>
+                  <w:pPr>
+                    <w:pStyle w:val="Compact"/>
+                    <w:jc w:val="right"/>
+                    <w:jc w:val="center"/>
+                  </w:pPr>
+                  <w:r>
+                    <w:t xml:space="preserve">1</w:t>
+                  </w:r>
+                </w:p>
+              </w:tc>
+              <w:tc>
+                <w:tcPr/>
+                <w:p>
+                  <w:pPr>
+                    <w:pStyle w:val="Compact"/>
+                    <w:jc w:val="right"/>
+                    <w:jc w:val="center"/>
+                  </w:pPr>
+                  <w:r>
+                    <w:t xml:space="preserve">-1</w:t>
+                  </w:r>
+                </w:p>
+              </w:tc>
+            </w:tr>
+            <w:tr>
+              <w:tc>
+                <w:tcPr/>
+                <w:p>
+                  <w:pPr>
+                    <w:pStyle w:val="Compact"/>
+                    <w:jc w:val="right"/>
+                    <w:jc w:val="center"/>
+                  </w:pPr>
+                  <w:r>
+                    <w:t xml:space="preserve">7</w:t>
+                  </w:r>
+                </w:p>
+              </w:tc>
+              <w:tc>
+                <w:tcPr/>
+                <w:p>
+                  <w:pPr>
+                    <w:pStyle w:val="Compact"/>
+                    <w:jc w:val="left"/>
+                    <w:jc w:val="center"/>
+                  </w:pPr>
+                  <w:r>
+                    <w:t xml:space="preserve">factorial</w:t>
+                  </w:r>
+                </w:p>
+              </w:tc>
+              <w:tc>
+                <w:tcPr/>
+                <w:p>
+                  <w:pPr>
+                    <w:pStyle w:val="Compact"/>
+                    <w:jc w:val="right"/>
+                    <w:jc w:val="center"/>
+                  </w:pPr>
+                  <w:r>
+                    <w:t xml:space="preserve">-1</w:t>
+                  </w:r>
+                </w:p>
+              </w:tc>
+              <w:tc>
+                <w:tcPr/>
+                <w:p>
+                  <w:pPr>
+                    <w:pStyle w:val="Compact"/>
+                    <w:jc w:val="right"/>
+                    <w:jc w:val="center"/>
+                  </w:pPr>
+                  <w:r>
+                    <w:t xml:space="preserve">1</w:t>
+                  </w:r>
+                </w:p>
+              </w:tc>
+              <w:tc>
+                <w:tcPr/>
+                <w:p>
+                  <w:pPr>
+                    <w:pStyle w:val="Compact"/>
+                    <w:jc w:val="right"/>
+                    <w:jc w:val="center"/>
+                  </w:pPr>
+                  <w:r>
+                    <w:t xml:space="preserve">-1</w:t>
+                  </w:r>
+                </w:p>
+              </w:tc>
+              <w:tc>
+                <w:tcPr/>
+                <w:p>
+                  <w:pPr>
+                    <w:pStyle w:val="Compact"/>
+                    <w:jc w:val="right"/>
+                    <w:jc w:val="center"/>
+                  </w:pPr>
+                  <w:r>
+                    <w:t xml:space="preserve">1</w:t>
+                  </w:r>
+                </w:p>
+              </w:tc>
+            </w:tr>
+            <w:tr>
+              <w:tc>
+                <w:tcPr/>
+                <w:p>
+                  <w:pPr>
+                    <w:pStyle w:val="Compact"/>
+                    <w:jc w:val="right"/>
+                    <w:jc w:val="center"/>
+                  </w:pPr>
+                  <w:r>
+                    <w:t xml:space="preserve">8</w:t>
+                  </w:r>
+                </w:p>
+              </w:tc>
+              <w:tc>
+                <w:tcPr/>
+                <w:p>
+                  <w:pPr>
+                    <w:pStyle w:val="Compact"/>
+                    <w:jc w:val="left"/>
+                    <w:jc w:val="center"/>
+                  </w:pPr>
+                  <w:r>
+                    <w:t xml:space="preserve">factorial</w:t>
+                  </w:r>
+                </w:p>
+              </w:tc>
+              <w:tc>
+                <w:tcPr/>
+                <w:p>
+                  <w:pPr>
+                    <w:pStyle w:val="Compact"/>
+                    <w:jc w:val="right"/>
+                    <w:jc w:val="center"/>
+                  </w:pPr>
+                  <w:r>
+                    <w:t xml:space="preserve">-1</w:t>
+                  </w:r>
+                </w:p>
+              </w:tc>
+              <w:tc>
+                <w:tcPr/>
+                <w:p>
+                  <w:pPr>
+                    <w:pStyle w:val="Compact"/>
+                    <w:jc w:val="right"/>
+                    <w:jc w:val="center"/>
+                  </w:pPr>
+                  <w:r>
+                    <w:t xml:space="preserve">1</w:t>
+                  </w:r>
+                </w:p>
+              </w:tc>
+              <w:tc>
+                <w:tcPr/>
+                <w:p>
+                  <w:pPr>
+                    <w:pStyle w:val="Compact"/>
+                    <w:jc w:val="right"/>
+                    <w:jc w:val="center"/>
+                  </w:pPr>
+                  <w:r>
+                    <w:t xml:space="preserve">1</w:t>
+                  </w:r>
+                </w:p>
+              </w:tc>
+              <w:tc>
+                <w:tcPr/>
+                <w:p>
+                  <w:pPr>
+                    <w:pStyle w:val="Compact"/>
+                    <w:jc w:val="right"/>
+                    <w:jc w:val="center"/>
+                  </w:pPr>
+                  <w:r>
+                    <w:t xml:space="preserve">1</w:t>
+                  </w:r>
+                </w:p>
+              </w:tc>
+            </w:tr>
+            <w:tr>
+              <w:tc>
+                <w:tcPr/>
+                <w:p>
+                  <w:pPr>
+                    <w:pStyle w:val="Compact"/>
+                    <w:jc w:val="right"/>
+                    <w:jc w:val="center"/>
+                  </w:pPr>
+                  <w:r>
+                    <w:t xml:space="preserve">9</w:t>
+                  </w:r>
+                </w:p>
+              </w:tc>
+              <w:tc>
+                <w:tcPr/>
+                <w:p>
+                  <w:pPr>
+                    <w:pStyle w:val="Compact"/>
+                    <w:jc w:val="left"/>
+                    <w:jc w:val="center"/>
+                  </w:pPr>
+                  <w:r>
+                    <w:t xml:space="preserve">factorial</w:t>
+                  </w:r>
+                </w:p>
+              </w:tc>
+              <w:tc>
+                <w:tcPr/>
+                <w:p>
+                  <w:pPr>
+                    <w:pStyle w:val="Compact"/>
+                    <w:jc w:val="right"/>
+                    <w:jc w:val="center"/>
+                  </w:pPr>
+                  <w:r>
+                    <w:t xml:space="preserve">1</w:t>
+                  </w:r>
+                </w:p>
+              </w:tc>
+              <w:tc>
+                <w:tcPr/>
+                <w:p>
+                  <w:pPr>
+                    <w:pStyle w:val="Compact"/>
+                    <w:jc w:val="right"/>
+                    <w:jc w:val="center"/>
+                  </w:pPr>
+                  <w:r>
+                    <w:t xml:space="preserve">-1</w:t>
+                  </w:r>
+                </w:p>
+              </w:tc>
+              <w:tc>
+                <w:tcPr/>
+                <w:p>
+                  <w:pPr>
+                    <w:pStyle w:val="Compact"/>
+                    <w:jc w:val="right"/>
+                    <w:jc w:val="center"/>
+                  </w:pPr>
+                  <w:r>
+                    <w:t xml:space="preserve">-1</w:t>
+                  </w:r>
+                </w:p>
+              </w:tc>
+              <w:tc>
+                <w:tcPr/>
+                <w:p>
+                  <w:pPr>
+                    <w:pStyle w:val="Compact"/>
+                    <w:jc w:val="right"/>
+                    <w:jc w:val="center"/>
+                  </w:pPr>
+                  <w:r>
+                    <w:t xml:space="preserve">-1</w:t>
+                  </w:r>
+                </w:p>
+              </w:tc>
+            </w:tr>
+            <w:tr>
+              <w:tc>
+                <w:tcPr/>
+                <w:p>
+                  <w:pPr>
+                    <w:pStyle w:val="Compact"/>
+                    <w:jc w:val="right"/>
+                    <w:jc w:val="center"/>
+                  </w:pPr>
+                  <w:r>
+                    <w:t xml:space="preserve">10</w:t>
+                  </w:r>
+                </w:p>
+              </w:tc>
+              <w:tc>
+                <w:tcPr/>
+                <w:p>
+                  <w:pPr>
+                    <w:pStyle w:val="Compact"/>
+                    <w:jc w:val="left"/>
+                    <w:jc w:val="center"/>
+                  </w:pPr>
+                  <w:r>
+                    <w:t xml:space="preserve">factorial</w:t>
+                  </w:r>
+                </w:p>
+              </w:tc>
+              <w:tc>
+                <w:tcPr/>
+                <w:p>
+                  <w:pPr>
+                    <w:pStyle w:val="Compact"/>
+                    <w:jc w:val="right"/>
+                    <w:jc w:val="center"/>
+                  </w:pPr>
+                  <w:r>
+                    <w:t xml:space="preserve">1</w:t>
+                  </w:r>
+                </w:p>
+              </w:tc>
+              <w:tc>
+                <w:tcPr/>
+                <w:p>
+                  <w:pPr>
+                    <w:pStyle w:val="Compact"/>
+                    <w:jc w:val="right"/>
+                    <w:jc w:val="center"/>
+                  </w:pPr>
+                  <w:r>
+                    <w:t xml:space="preserve">-1</w:t>
+                  </w:r>
+                </w:p>
+              </w:tc>
+              <w:tc>
+                <w:tcPr/>
+                <w:p>
+                  <w:pPr>
+                    <w:pStyle w:val="Compact"/>
+                    <w:jc w:val="right"/>
+                    <w:jc w:val="center"/>
+                  </w:pPr>
+                  <w:r>
+                    <w:t xml:space="preserve">1</w:t>
+                  </w:r>
+                </w:p>
+              </w:tc>
+              <w:tc>
+                <w:tcPr/>
+                <w:p>
+                  <w:pPr>
+                    <w:pStyle w:val="Compact"/>
+                    <w:jc w:val="right"/>
+                    <w:jc w:val="center"/>
+                  </w:pPr>
+                  <w:r>
+                    <w:t xml:space="preserve">-1</w:t>
+                  </w:r>
+                </w:p>
+              </w:tc>
+            </w:tr>
+            <w:tr>
+              <w:tc>
+                <w:tcPr/>
+                <w:p>
+                  <w:pPr>
+                    <w:pStyle w:val="Compact"/>
+                    <w:jc w:val="right"/>
+                    <w:jc w:val="center"/>
+                  </w:pPr>
+                  <w:r>
+                    <w:t xml:space="preserve">11</w:t>
+                  </w:r>
+                </w:p>
+              </w:tc>
+              <w:tc>
+                <w:tcPr/>
+                <w:p>
+                  <w:pPr>
+                    <w:pStyle w:val="Compact"/>
+                    <w:jc w:val="left"/>
+                    <w:jc w:val="center"/>
+                  </w:pPr>
+                  <w:r>
+                    <w:t xml:space="preserve">factorial</w:t>
+                  </w:r>
+                </w:p>
+              </w:tc>
+              <w:tc>
+                <w:tcPr/>
+                <w:p>
+                  <w:pPr>
+                    <w:pStyle w:val="Compact"/>
+                    <w:jc w:val="right"/>
+                    <w:jc w:val="center"/>
+                  </w:pPr>
+                  <w:r>
+                    <w:t xml:space="preserve">1</w:t>
+                  </w:r>
+                </w:p>
+              </w:tc>
+              <w:tc>
+                <w:tcPr/>
+                <w:p>
+                  <w:pPr>
+                    <w:pStyle w:val="Compact"/>
+                    <w:jc w:val="right"/>
+                    <w:jc w:val="center"/>
+                  </w:pPr>
+                  <w:r>
+                    <w:t xml:space="preserve">-1</w:t>
+                  </w:r>
+                </w:p>
+              </w:tc>
+              <w:tc>
+                <w:tcPr/>
+                <w:p>
+                  <w:pPr>
+                    <w:pStyle w:val="Compact"/>
+                    <w:jc w:val="right"/>
+                    <w:jc w:val="center"/>
+                  </w:pPr>
+                  <w:r>
+                    <w:t xml:space="preserve">-1</w:t>
+                  </w:r>
+                </w:p>
+              </w:tc>
+              <w:tc>
+                <w:tcPr/>
+                <w:p>
+                  <w:pPr>
+                    <w:pStyle w:val="Compact"/>
+                    <w:jc w:val="right"/>
+                    <w:jc w:val="center"/>
+                  </w:pPr>
+                  <w:r>
+                    <w:t xml:space="preserve">1</w:t>
+                  </w:r>
+                </w:p>
+              </w:tc>
+            </w:tr>
+            <w:tr>
+              <w:tc>
+                <w:tcPr/>
+                <w:p>
+                  <w:pPr>
+                    <w:pStyle w:val="Compact"/>
+                    <w:jc w:val="right"/>
+                    <w:jc w:val="center"/>
+                  </w:pPr>
+                  <w:r>
+                    <w:t xml:space="preserve">12</w:t>
+                  </w:r>
+                </w:p>
+              </w:tc>
+              <w:tc>
+                <w:tcPr/>
+                <w:p>
+                  <w:pPr>
+                    <w:pStyle w:val="Compact"/>
+                    <w:jc w:val="left"/>
+                    <w:jc w:val="center"/>
+                  </w:pPr>
+                  <w:r>
+                    <w:t xml:space="preserve">factorial</w:t>
+                  </w:r>
+                </w:p>
+              </w:tc>
+              <w:tc>
+                <w:tcPr/>
+                <w:p>
+                  <w:pPr>
+                    <w:pStyle w:val="Compact"/>
+                    <w:jc w:val="right"/>
+                    <w:jc w:val="center"/>
+                  </w:pPr>
+                  <w:r>
+                    <w:t xml:space="preserve">1</w:t>
+                  </w:r>
+                </w:p>
+              </w:tc>
+              <w:tc>
+                <w:tcPr/>
+                <w:p>
+                  <w:pPr>
+                    <w:pStyle w:val="Compact"/>
+                    <w:jc w:val="right"/>
+                    <w:jc w:val="center"/>
+                  </w:pPr>
+                  <w:r>
+                    <w:t xml:space="preserve">-1</w:t>
+                  </w:r>
+                </w:p>
+              </w:tc>
+              <w:tc>
+                <w:tcPr/>
+                <w:p>
+                  <w:pPr>
+                    <w:pStyle w:val="Compact"/>
+                    <w:jc w:val="right"/>
+                    <w:jc w:val="center"/>
+                  </w:pPr>
+                  <w:r>
+                    <w:t xml:space="preserve">1</w:t>
+                  </w:r>
+                </w:p>
+              </w:tc>
+              <w:tc>
+                <w:tcPr/>
+                <w:p>
+                  <w:pPr>
+                    <w:pStyle w:val="Compact"/>
+                    <w:jc w:val="right"/>
+                    <w:jc w:val="center"/>
+                  </w:pPr>
+                  <w:r>
+                    <w:t xml:space="preserve">1</w:t>
+                  </w:r>
+                </w:p>
+              </w:tc>
+            </w:tr>
+            <w:tr>
+              <w:tc>
+                <w:tcPr/>
+                <w:p>
+                  <w:pPr>
+                    <w:pStyle w:val="Compact"/>
+                    <w:jc w:val="right"/>
+                    <w:jc w:val="center"/>
+                  </w:pPr>
+                  <w:r>
+                    <w:t xml:space="preserve">13</w:t>
+                  </w:r>
+                </w:p>
+              </w:tc>
+              <w:tc>
+                <w:tcPr/>
+                <w:p>
+                  <w:pPr>
+                    <w:pStyle w:val="Compact"/>
+                    <w:jc w:val="left"/>
+                    <w:jc w:val="center"/>
+                  </w:pPr>
+                  <w:r>
+                    <w:t xml:space="preserve">factorial</w:t>
+                  </w:r>
+                </w:p>
+              </w:tc>
+              <w:tc>
+                <w:tcPr/>
+                <w:p>
+                  <w:pPr>
+                    <w:pStyle w:val="Compact"/>
+                    <w:jc w:val="right"/>
+                    <w:jc w:val="center"/>
+                  </w:pPr>
+                  <w:r>
+                    <w:t xml:space="preserve">1</w:t>
+                  </w:r>
+                </w:p>
+              </w:tc>
+              <w:tc>
+                <w:tcPr/>
+                <w:p>
+                  <w:pPr>
+                    <w:pStyle w:val="Compact"/>
+                    <w:jc w:val="right"/>
+                    <w:jc w:val="center"/>
+                  </w:pPr>
+                  <w:r>
+                    <w:t xml:space="preserve">1</w:t>
+                  </w:r>
+                </w:p>
+              </w:tc>
+              <w:tc>
+                <w:tcPr/>
+                <w:p>
+                  <w:pPr>
+                    <w:pStyle w:val="Compact"/>
+                    <w:jc w:val="right"/>
+                    <w:jc w:val="center"/>
+                  </w:pPr>
+                  <w:r>
+                    <w:t xml:space="preserve">-1</w:t>
+                  </w:r>
+                </w:p>
+              </w:tc>
+              <w:tc>
+                <w:tcPr/>
+                <w:p>
+                  <w:pPr>
+                    <w:pStyle w:val="Compact"/>
+                    <w:jc w:val="right"/>
+                    <w:jc w:val="center"/>
+                  </w:pPr>
+                  <w:r>
+                    <w:t xml:space="preserve">-1</w:t>
+                  </w:r>
+                </w:p>
+              </w:tc>
+            </w:tr>
+            <w:tr>
+              <w:tc>
+                <w:tcPr/>
+                <w:p>
+                  <w:pPr>
+                    <w:pStyle w:val="Compact"/>
+                    <w:jc w:val="right"/>
+                    <w:jc w:val="center"/>
+                  </w:pPr>
+                  <w:r>
+                    <w:t xml:space="preserve">14</w:t>
+                  </w:r>
+                </w:p>
+              </w:tc>
+              <w:tc>
+                <w:tcPr/>
+                <w:p>
+                  <w:pPr>
+                    <w:pStyle w:val="Compact"/>
+                    <w:jc w:val="left"/>
+                    <w:jc w:val="center"/>
+                  </w:pPr>
+                  <w:r>
+                    <w:t xml:space="preserve">factorial</w:t>
+                  </w:r>
+                </w:p>
+              </w:tc>
+              <w:tc>
+                <w:tcPr/>
+                <w:p>
+                  <w:pPr>
+                    <w:pStyle w:val="Compact"/>
+                    <w:jc w:val="right"/>
+                    <w:jc w:val="center"/>
+                  </w:pPr>
+                  <w:r>
+                    <w:t xml:space="preserve">1</w:t>
+                  </w:r>
+                </w:p>
+              </w:tc>
+              <w:tc>
+                <w:tcPr/>
+                <w:p>
+                  <w:pPr>
+                    <w:pStyle w:val="Compact"/>
+                    <w:jc w:val="right"/>
+                    <w:jc w:val="center"/>
+                  </w:pPr>
+                  <w:r>
+                    <w:t xml:space="preserve">1</w:t>
+                  </w:r>
+                </w:p>
+              </w:tc>
+              <w:tc>
+                <w:tcPr/>
+                <w:p>
+                  <w:pPr>
+                    <w:pStyle w:val="Compact"/>
+                    <w:jc w:val="right"/>
+                    <w:jc w:val="center"/>
+                  </w:pPr>
+                  <w:r>
+                    <w:t xml:space="preserve">1</w:t>
+                  </w:r>
+                </w:p>
+              </w:tc>
+              <w:tc>
+                <w:tcPr/>
+                <w:p>
+                  <w:pPr>
+                    <w:pStyle w:val="Compact"/>
+                    <w:jc w:val="right"/>
+                    <w:jc w:val="center"/>
+                  </w:pPr>
+                  <w:r>
+                    <w:t xml:space="preserve">-1</w:t>
+                  </w:r>
+                </w:p>
+              </w:tc>
+            </w:tr>
+            <w:tr>
+              <w:tc>
+                <w:tcPr/>
+                <w:p>
+                  <w:pPr>
+                    <w:pStyle w:val="Compact"/>
+                    <w:jc w:val="right"/>
+                    <w:jc w:val="center"/>
+                  </w:pPr>
+                  <w:r>
+                    <w:t xml:space="preserve">15</w:t>
+                  </w:r>
+                </w:p>
+              </w:tc>
+              <w:tc>
+                <w:tcPr/>
+                <w:p>
+                  <w:pPr>
+                    <w:pStyle w:val="Compact"/>
+                    <w:jc w:val="left"/>
+                    <w:jc w:val="center"/>
+                  </w:pPr>
+                  <w:r>
+                    <w:t xml:space="preserve">factorial</w:t>
+                  </w:r>
+                </w:p>
+              </w:tc>
+              <w:tc>
+                <w:tcPr/>
+                <w:p>
+                  <w:pPr>
+                    <w:pStyle w:val="Compact"/>
+                    <w:jc w:val="right"/>
+                    <w:jc w:val="center"/>
+                  </w:pPr>
+                  <w:r>
+                    <w:t xml:space="preserve">1</w:t>
+                  </w:r>
+                </w:p>
+              </w:tc>
+              <w:tc>
+                <w:tcPr/>
+                <w:p>
+                  <w:pPr>
+                    <w:pStyle w:val="Compact"/>
+                    <w:jc w:val="right"/>
+                    <w:jc w:val="center"/>
+                  </w:pPr>
+                  <w:r>
+                    <w:t xml:space="preserve">1</w:t>
+                  </w:r>
+                </w:p>
+              </w:tc>
+              <w:tc>
+                <w:tcPr/>
+                <w:p>
+                  <w:pPr>
+                    <w:pStyle w:val="Compact"/>
+                    <w:jc w:val="right"/>
+                    <w:jc w:val="center"/>
+                  </w:pPr>
+                  <w:r>
+                    <w:t xml:space="preserve">-1</w:t>
+                  </w:r>
+                </w:p>
+              </w:tc>
+              <w:tc>
+                <w:tcPr/>
+                <w:p>
+                  <w:pPr>
+                    <w:pStyle w:val="Compact"/>
+                    <w:jc w:val="right"/>
+                    <w:jc w:val="center"/>
+                  </w:pPr>
+                  <w:r>
+                    <w:t xml:space="preserve">1</w:t>
+                  </w:r>
+                </w:p>
+              </w:tc>
+            </w:tr>
+            <w:tr>
+              <w:tc>
+                <w:tcPr/>
+                <w:p>
+                  <w:pPr>
+                    <w:pStyle w:val="Compact"/>
+                    <w:jc w:val="right"/>
+                    <w:jc w:val="center"/>
+                  </w:pPr>
+                  <w:r>
+                    <w:t xml:space="preserve">16</w:t>
+                  </w:r>
+                </w:p>
+              </w:tc>
+              <w:tc>
+                <w:tcPr/>
+                <w:p>
+                  <w:pPr>
+                    <w:pStyle w:val="Compact"/>
+                    <w:jc w:val="left"/>
+                    <w:jc w:val="center"/>
+                  </w:pPr>
+                  <w:r>
+                    <w:t xml:space="preserve">factorial</w:t>
+                  </w:r>
+                </w:p>
+              </w:tc>
+              <w:tc>
+                <w:tcPr/>
+                <w:p>
+                  <w:pPr>
+                    <w:pStyle w:val="Compact"/>
+                    <w:jc w:val="right"/>
+                    <w:jc w:val="center"/>
+                  </w:pPr>
+                  <w:r>
+                    <w:t xml:space="preserve">1</w:t>
+                  </w:r>
+                </w:p>
+              </w:tc>
+              <w:tc>
+                <w:tcPr/>
+                <w:p>
+                  <w:pPr>
+                    <w:pStyle w:val="Compact"/>
+                    <w:jc w:val="right"/>
+                    <w:jc w:val="center"/>
+                  </w:pPr>
+                  <w:r>
+                    <w:t xml:space="preserve">1</w:t>
+                  </w:r>
+                </w:p>
+              </w:tc>
+              <w:tc>
+                <w:tcPr/>
+                <w:p>
+                  <w:pPr>
+                    <w:pStyle w:val="Compact"/>
+                    <w:jc w:val="right"/>
+                    <w:jc w:val="center"/>
+                  </w:pPr>
+                  <w:r>
+                    <w:t xml:space="preserve">1</w:t>
+                  </w:r>
+                </w:p>
+              </w:tc>
+              <w:tc>
+                <w:tcPr/>
+                <w:p>
+                  <w:pPr>
+                    <w:pStyle w:val="Compact"/>
+                    <w:jc w:val="right"/>
+                    <w:jc w:val="center"/>
+                  </w:pPr>
+                  <w:r>
+                    <w:t xml:space="preserve">1</w:t>
+                  </w:r>
+                </w:p>
+              </w:tc>
+            </w:tr>
+            <w:tr>
+              <w:tc>
+                <w:tcPr/>
+                <w:p>
+                  <w:pPr>
+                    <w:pStyle w:val="Compact"/>
+                    <w:jc w:val="right"/>
+                    <w:jc w:val="center"/>
+                  </w:pPr>
+                  <w:r>
+                    <w:t xml:space="preserve">17</w:t>
+                  </w:r>
+                </w:p>
+              </w:tc>
+              <w:tc>
+                <w:tcPr/>
+                <w:p>
+                  <w:pPr>
+                    <w:pStyle w:val="Compact"/>
+                    <w:jc w:val="left"/>
+                    <w:jc w:val="center"/>
+                  </w:pPr>
+                  <w:r>
+                    <w:t xml:space="preserve">axial</w:t>
+                  </w:r>
+                </w:p>
+              </w:tc>
+              <w:tc>
+                <w:tcPr/>
+                <w:p>
+                  <w:pPr>
+                    <w:pStyle w:val="Compact"/>
+                    <w:jc w:val="right"/>
+                    <w:jc w:val="center"/>
+                  </w:pPr>
+                  <w:r>
+                    <w:t xml:space="preserve">-1</w:t>
+                  </w:r>
+                </w:p>
+              </w:tc>
+              <w:tc>
+                <w:tcPr/>
+                <w:p>
+                  <w:pPr>
+                    <w:pStyle w:val="Compact"/>
+                    <w:jc w:val="right"/>
+                    <w:jc w:val="center"/>
+                  </w:pPr>
+                  <w:r>
+                    <w:t xml:space="preserve">0</w:t>
+                  </w:r>
+                </w:p>
+              </w:tc>
+              <w:tc>
+                <w:tcPr/>
+                <w:p>
+                  <w:pPr>
+                    <w:pStyle w:val="Compact"/>
+                    <w:jc w:val="right"/>
+                    <w:jc w:val="center"/>
+                  </w:pPr>
+                  <w:r>
+                    <w:t xml:space="preserve">0</w:t>
+                  </w:r>
+                </w:p>
+              </w:tc>
+              <w:tc>
+                <w:tcPr/>
+                <w:p>
+                  <w:pPr>
+                    <w:pStyle w:val="Compact"/>
+                    <w:jc w:val="right"/>
+                    <w:jc w:val="center"/>
+                  </w:pPr>
+                  <w:r>
+                    <w:t xml:space="preserve">0</w:t>
+                  </w:r>
+                </w:p>
+              </w:tc>
+            </w:tr>
+            <w:tr>
+              <w:tc>
+                <w:tcPr/>
+                <w:p>
+                  <w:pPr>
+                    <w:pStyle w:val="Compact"/>
+                    <w:jc w:val="right"/>
+                    <w:jc w:val="center"/>
+                  </w:pPr>
+                  <w:r>
+                    <w:t xml:space="preserve">18</w:t>
+                  </w:r>
+                </w:p>
+              </w:tc>
+              <w:tc>
+                <w:tcPr/>
+                <w:p>
+                  <w:pPr>
+                    <w:pStyle w:val="Compact"/>
+                    <w:jc w:val="left"/>
+                    <w:jc w:val="center"/>
+                  </w:pPr>
+                  <w:r>
+                    <w:t xml:space="preserve">axial</w:t>
+                  </w:r>
+                </w:p>
+              </w:tc>
+              <w:tc>
+                <w:tcPr/>
+                <w:p>
+                  <w:pPr>
+                    <w:pStyle w:val="Compact"/>
+                    <w:jc w:val="right"/>
+                    <w:jc w:val="center"/>
+                  </w:pPr>
+                  <w:r>
+                    <w:t xml:space="preserve">1</w:t>
+                  </w:r>
+                </w:p>
+              </w:tc>
+              <w:tc>
+                <w:tcPr/>
+                <w:p>
+                  <w:pPr>
+                    <w:pStyle w:val="Compact"/>
+                    <w:jc w:val="right"/>
+                    <w:jc w:val="center"/>
+                  </w:pPr>
+                  <w:r>
+                    <w:t xml:space="preserve">0</w:t>
+                  </w:r>
+                </w:p>
+              </w:tc>
+              <w:tc>
+                <w:tcPr/>
+                <w:p>
+                  <w:pPr>
+                    <w:pStyle w:val="Compact"/>
+                    <w:jc w:val="right"/>
+                    <w:jc w:val="center"/>
+                  </w:pPr>
+                  <w:r>
+                    <w:t xml:space="preserve">0</w:t>
+                  </w:r>
+                </w:p>
+              </w:tc>
+              <w:tc>
+                <w:tcPr/>
+                <w:p>
+                  <w:pPr>
+                    <w:pStyle w:val="Compact"/>
+                    <w:jc w:val="right"/>
+                    <w:jc w:val="center"/>
+                  </w:pPr>
+                  <w:r>
+                    <w:t xml:space="preserve">0</w:t>
+                  </w:r>
+                </w:p>
+              </w:tc>
+            </w:tr>
+            <w:tr>
+              <w:tc>
+                <w:tcPr/>
+                <w:p>
+                  <w:pPr>
+                    <w:pStyle w:val="Compact"/>
+                    <w:jc w:val="right"/>
+                    <w:jc w:val="center"/>
+                  </w:pPr>
+                  <w:r>
+                    <w:t xml:space="preserve">19</w:t>
+                  </w:r>
+                </w:p>
+              </w:tc>
+              <w:tc>
+                <w:tcPr/>
+                <w:p>
+                  <w:pPr>
+                    <w:pStyle w:val="Compact"/>
+                    <w:jc w:val="left"/>
+                    <w:jc w:val="center"/>
+                  </w:pPr>
+                  <w:r>
+                    <w:t xml:space="preserve">axial</w:t>
+                  </w:r>
+                </w:p>
+              </w:tc>
+              <w:tc>
+                <w:tcPr/>
+                <w:p>
+                  <w:pPr>
+                    <w:pStyle w:val="Compact"/>
+                    <w:jc w:val="right"/>
+                    <w:jc w:val="center"/>
+                  </w:pPr>
+                  <w:r>
+                    <w:t xml:space="preserve">0</w:t>
+                  </w:r>
+                </w:p>
+              </w:tc>
+              <w:tc>
+                <w:tcPr/>
+                <w:p>
+                  <w:pPr>
+                    <w:pStyle w:val="Compact"/>
+                    <w:jc w:val="right"/>
+                    <w:jc w:val="center"/>
+                  </w:pPr>
+                  <w:r>
+                    <w:t xml:space="preserve">-1</w:t>
+                  </w:r>
+                </w:p>
+              </w:tc>
+              <w:tc>
+                <w:tcPr/>
+                <w:p>
+                  <w:pPr>
+                    <w:pStyle w:val="Compact"/>
+                    <w:jc w:val="right"/>
+                    <w:jc w:val="center"/>
+                  </w:pPr>
+                  <w:r>
+                    <w:t xml:space="preserve">0</w:t>
+                  </w:r>
+                </w:p>
+              </w:tc>
+              <w:tc>
+                <w:tcPr/>
+                <w:p>
+                  <w:pPr>
+                    <w:pStyle w:val="Compact"/>
+                    <w:jc w:val="right"/>
+                    <w:jc w:val="center"/>
+                  </w:pPr>
+                  <w:r>
+                    <w:t xml:space="preserve">0</w:t>
+                  </w:r>
+                </w:p>
+              </w:tc>
+            </w:tr>
+            <w:tr>
+              <w:tc>
+                <w:tcPr/>
+                <w:p>
+                  <w:pPr>
+                    <w:pStyle w:val="Compact"/>
+                    <w:jc w:val="right"/>
+                    <w:jc w:val="center"/>
+                  </w:pPr>
+                  <w:r>
+                    <w:t xml:space="preserve">20</w:t>
+                  </w:r>
+                </w:p>
+              </w:tc>
+              <w:tc>
+                <w:tcPr/>
+                <w:p>
+                  <w:pPr>
+                    <w:pStyle w:val="Compact"/>
+                    <w:jc w:val="left"/>
+                    <w:jc w:val="center"/>
+                  </w:pPr>
+                  <w:r>
+                    <w:t xml:space="preserve">axial</w:t>
+                  </w:r>
+                </w:p>
+              </w:tc>
+              <w:tc>
+                <w:tcPr/>
+                <w:p>
+                  <w:pPr>
+                    <w:pStyle w:val="Compact"/>
+                    <w:jc w:val="right"/>
+                    <w:jc w:val="center"/>
+                  </w:pPr>
+                  <w:r>
+                    <w:t xml:space="preserve">0</w:t>
+                  </w:r>
+                </w:p>
+              </w:tc>
+              <w:tc>
+                <w:tcPr/>
+                <w:p>
+                  <w:pPr>
+                    <w:pStyle w:val="Compact"/>
+                    <w:jc w:val="right"/>
+                    <w:jc w:val="center"/>
+                  </w:pPr>
+                  <w:r>
+                    <w:t xml:space="preserve">1</w:t>
+                  </w:r>
+                </w:p>
+              </w:tc>
+              <w:tc>
+                <w:tcPr/>
+                <w:p>
+                  <w:pPr>
+                    <w:pStyle w:val="Compact"/>
+                    <w:jc w:val="right"/>
+                    <w:jc w:val="center"/>
+                  </w:pPr>
+                  <w:r>
+                    <w:t xml:space="preserve">0</w:t>
+                  </w:r>
+                </w:p>
+              </w:tc>
+              <w:tc>
+                <w:tcPr/>
+                <w:p>
+                  <w:pPr>
+                    <w:pStyle w:val="Compact"/>
+                    <w:jc w:val="right"/>
+                    <w:jc w:val="center"/>
+                  </w:pPr>
+                  <w:r>
+                    <w:t xml:space="preserve">0</w:t>
+                  </w:r>
+                </w:p>
+              </w:tc>
+            </w:tr>
+            <w:tr>
+              <w:tc>
+                <w:tcPr/>
+                <w:p>
+                  <w:pPr>
+                    <w:pStyle w:val="Compact"/>
+                    <w:jc w:val="right"/>
+                    <w:jc w:val="center"/>
+                  </w:pPr>
+                  <w:r>
+                    <w:t xml:space="preserve">21</w:t>
+                  </w:r>
+                </w:p>
+              </w:tc>
+              <w:tc>
+                <w:tcPr/>
+                <w:p>
+                  <w:pPr>
+                    <w:pStyle w:val="Compact"/>
+                    <w:jc w:val="left"/>
+                    <w:jc w:val="center"/>
+                  </w:pPr>
+                  <w:r>
+                    <w:t xml:space="preserve">axial</w:t>
+                  </w:r>
+                </w:p>
+              </w:tc>
+              <w:tc>
+                <w:tcPr/>
+                <w:p>
+                  <w:pPr>
+                    <w:pStyle w:val="Compact"/>
+                    <w:jc w:val="right"/>
+                    <w:jc w:val="center"/>
+                  </w:pPr>
+                  <w:r>
+                    <w:t xml:space="preserve">0</w:t>
+                  </w:r>
+                </w:p>
+              </w:tc>
+              <w:tc>
+                <w:tcPr/>
+                <w:p>
+                  <w:pPr>
+                    <w:pStyle w:val="Compact"/>
+                    <w:jc w:val="right"/>
+                    <w:jc w:val="center"/>
+                  </w:pPr>
+                  <w:r>
+                    <w:t xml:space="preserve">0</w:t>
+                  </w:r>
+                </w:p>
+              </w:tc>
+              <w:tc>
+                <w:tcPr/>
+                <w:p>
+                  <w:pPr>
+                    <w:pStyle w:val="Compact"/>
+                    <w:jc w:val="right"/>
+                    <w:jc w:val="center"/>
+                  </w:pPr>
+                  <w:r>
+                    <w:t xml:space="preserve">0</w:t>
+                  </w:r>
+                </w:p>
+              </w:tc>
+              <w:tc>
+                <w:tcPr/>
+                <w:p>
+                  <w:pPr>
+                    <w:pStyle w:val="Compact"/>
+                    <w:jc w:val="right"/>
+                    <w:jc w:val="center"/>
+                  </w:pPr>
+                  <w:r>
+                    <w:t xml:space="preserve">-1</w:t>
+                  </w:r>
+                </w:p>
+              </w:tc>
+            </w:tr>
+            <w:tr>
+              <w:tc>
+                <w:tcPr/>
+                <w:p>
+                  <w:pPr>
+                    <w:pStyle w:val="Compact"/>
+                    <w:jc w:val="right"/>
+                    <w:jc w:val="center"/>
+                  </w:pPr>
+                  <w:r>
+                    <w:t xml:space="preserve">22</w:t>
+                  </w:r>
+                </w:p>
+              </w:tc>
+              <w:tc>
+                <w:tcPr/>
+                <w:p>
+                  <w:pPr>
+                    <w:pStyle w:val="Compact"/>
+                    <w:jc w:val="left"/>
+                    <w:jc w:val="center"/>
+                  </w:pPr>
+                  <w:r>
+                    <w:t xml:space="preserve">axial</w:t>
+                  </w:r>
+                </w:p>
+              </w:tc>
+              <w:tc>
+                <w:tcPr/>
+                <w:p>
+                  <w:pPr>
+                    <w:pStyle w:val="Compact"/>
+                    <w:jc w:val="right"/>
+                    <w:jc w:val="center"/>
+                  </w:pPr>
+                  <w:r>
+                    <w:t xml:space="preserve">0</w:t>
+                  </w:r>
+                </w:p>
+              </w:tc>
+              <w:tc>
+                <w:tcPr/>
+                <w:p>
+                  <w:pPr>
+                    <w:pStyle w:val="Compact"/>
+                    <w:jc w:val="right"/>
+                    <w:jc w:val="center"/>
+                  </w:pPr>
+                  <w:r>
+                    <w:t xml:space="preserve">0</w:t>
+                  </w:r>
+                </w:p>
+              </w:tc>
+              <w:tc>
+                <w:tcPr/>
+                <w:p>
+                  <w:pPr>
+                    <w:pStyle w:val="Compact"/>
+                    <w:jc w:val="right"/>
+                    <w:jc w:val="center"/>
+                  </w:pPr>
+                  <w:r>
+                    <w:t xml:space="preserve">0</w:t>
+                  </w:r>
+                </w:p>
+              </w:tc>
+              <w:tc>
+                <w:tcPr/>
+                <w:p>
+                  <w:pPr>
+                    <w:pStyle w:val="Compact"/>
+                    <w:jc w:val="right"/>
+                    <w:jc w:val="center"/>
+                  </w:pPr>
+                  <w:r>
+                    <w:t xml:space="preserve">1</w:t>
+                  </w:r>
+                </w:p>
+              </w:tc>
+            </w:tr>
+            <w:tr>
+              <w:tc>
+                <w:tcPr/>
+                <w:p>
+                  <w:pPr>
+                    <w:pStyle w:val="Compact"/>
+                    <w:jc w:val="right"/>
+                    <w:jc w:val="center"/>
+                  </w:pPr>
+                  <w:r>
+                    <w:t xml:space="preserve">23</w:t>
+                  </w:r>
+                </w:p>
+              </w:tc>
+              <w:tc>
+                <w:tcPr/>
+                <w:p>
+                  <w:pPr>
+                    <w:pStyle w:val="Compact"/>
+                    <w:jc w:val="left"/>
+                    <w:jc w:val="center"/>
+                  </w:pPr>
+                  <w:r>
+                    <w:t xml:space="preserve">axial</w:t>
+                  </w:r>
+                </w:p>
+              </w:tc>
+              <w:tc>
+                <w:tcPr/>
+                <w:p>
+                  <w:pPr>
+                    <w:pStyle w:val="Compact"/>
+                    <w:jc w:val="right"/>
+                    <w:jc w:val="center"/>
+                  </w:pPr>
+                  <w:r>
+                    <w:t xml:space="preserve">0</w:t>
+                  </w:r>
+                </w:p>
+              </w:tc>
+              <w:tc>
+                <w:tcPr/>
+                <w:p>
+                  <w:pPr>
+                    <w:pStyle w:val="Compact"/>
+                    <w:jc w:val="right"/>
+                    <w:jc w:val="center"/>
+                  </w:pPr>
+                  <w:r>
+                    <w:t xml:space="preserve">0</w:t>
+                  </w:r>
+                </w:p>
+              </w:tc>
+              <w:tc>
+                <w:tcPr/>
+                <w:p>
+                  <w:pPr>
+                    <w:pStyle w:val="Compact"/>
+                    <w:jc w:val="right"/>
+                    <w:jc w:val="center"/>
+                  </w:pPr>
+                  <w:r>
+                    <w:t xml:space="preserve">-1</w:t>
+                  </w:r>
+                </w:p>
+              </w:tc>
+              <w:tc>
+                <w:tcPr/>
+                <w:p>
+                  <w:pPr>
+                    <w:pStyle w:val="Compact"/>
+                    <w:jc w:val="right"/>
+                    <w:jc w:val="center"/>
+                  </w:pPr>
+                  <w:r>
+                    <w:t xml:space="preserve">0</w:t>
+                  </w:r>
+                </w:p>
+              </w:tc>
+            </w:tr>
+            <w:tr>
+              <w:tc>
+                <w:tcPr/>
+                <w:p>
+                  <w:pPr>
+                    <w:pStyle w:val="Compact"/>
+                    <w:jc w:val="right"/>
+                    <w:jc w:val="center"/>
+                  </w:pPr>
+                  <w:r>
+                    <w:t xml:space="preserve">24</w:t>
+                  </w:r>
+                </w:p>
+              </w:tc>
+              <w:tc>
+                <w:tcPr/>
+                <w:p>
+                  <w:pPr>
+                    <w:pStyle w:val="Compact"/>
+                    <w:jc w:val="left"/>
+                    <w:jc w:val="center"/>
+                  </w:pPr>
+                  <w:r>
+                    <w:t xml:space="preserve">axial</w:t>
+                  </w:r>
+                </w:p>
+              </w:tc>
+              <w:tc>
+                <w:tcPr/>
+                <w:p>
+                  <w:pPr>
+                    <w:pStyle w:val="Compact"/>
+                    <w:jc w:val="right"/>
+                    <w:jc w:val="center"/>
+                  </w:pPr>
+                  <w:r>
+                    <w:t xml:space="preserve">0</w:t>
+                  </w:r>
+                </w:p>
+              </w:tc>
+              <w:tc>
+                <w:tcPr/>
+                <w:p>
+                  <w:pPr>
+                    <w:pStyle w:val="Compact"/>
+                    <w:jc w:val="right"/>
+                    <w:jc w:val="center"/>
+                  </w:pPr>
+                  <w:r>
+                    <w:t xml:space="preserve">0</w:t>
+                  </w:r>
+                </w:p>
+              </w:tc>
+              <w:tc>
+                <w:tcPr/>
+                <w:p>
+                  <w:pPr>
+                    <w:pStyle w:val="Compact"/>
+                    <w:jc w:val="right"/>
+                    <w:jc w:val="center"/>
+                  </w:pPr>
+                  <w:r>
+                    <w:t xml:space="preserve">1</w:t>
+                  </w:r>
+                </w:p>
+              </w:tc>
+              <w:tc>
+                <w:tcPr/>
+                <w:p>
+                  <w:pPr>
+                    <w:pStyle w:val="Compact"/>
+                    <w:jc w:val="right"/>
+                    <w:jc w:val="center"/>
+                  </w:pPr>
+                  <w:r>
+                    <w:t xml:space="preserve">0</w:t>
+                  </w:r>
+                </w:p>
+              </w:tc>
+            </w:tr>
+            <w:tr>
+              <w:tc>
+                <w:tcPr/>
+                <w:p>
+                  <w:pPr>
+                    <w:pStyle w:val="Compact"/>
+                    <w:jc w:val="right"/>
+                    <w:jc w:val="center"/>
+                  </w:pPr>
+                  <w:r>
+                    <w:t xml:space="preserve">25</w:t>
+                  </w:r>
+                </w:p>
+              </w:tc>
+              <w:tc>
+                <w:tcPr/>
+                <w:p>
+                  <w:pPr>
+                    <w:pStyle w:val="Compact"/>
+                    <w:jc w:val="left"/>
+                    <w:jc w:val="center"/>
+                  </w:pPr>
+                  <w:r>
+                    <w:t xml:space="preserve">center</w:t>
+                  </w:r>
+                </w:p>
+              </w:tc>
+              <w:tc>
+                <w:tcPr/>
+                <w:p>
+                  <w:pPr>
+                    <w:pStyle w:val="Compact"/>
+                    <w:jc w:val="right"/>
+                    <w:jc w:val="center"/>
+                  </w:pPr>
+                  <w:r>
+                    <w:t xml:space="preserve">0</w:t>
+                  </w:r>
+                </w:p>
+              </w:tc>
+              <w:tc>
+                <w:tcPr/>
+                <w:p>
+                  <w:pPr>
+                    <w:pStyle w:val="Compact"/>
+                    <w:jc w:val="right"/>
+                    <w:jc w:val="center"/>
+                  </w:pPr>
+                  <w:r>
+                    <w:t xml:space="preserve">0</w:t>
+                  </w:r>
+                </w:p>
+              </w:tc>
+              <w:tc>
+                <w:tcPr/>
+                <w:p>
+                  <w:pPr>
+                    <w:pStyle w:val="Compact"/>
+                    <w:jc w:val="right"/>
+                    <w:jc w:val="center"/>
+                  </w:pPr>
+                  <w:r>
+                    <w:t xml:space="preserve">0</w:t>
+                  </w:r>
+                </w:p>
+              </w:tc>
+              <w:tc>
+                <w:tcPr/>
+                <w:p>
+                  <w:pPr>
+                    <w:pStyle w:val="Compact"/>
+                    <w:jc w:val="right"/>
+                    <w:jc w:val="center"/>
+                  </w:pPr>
+                  <w:r>
+                    <w:t xml:space="preserve">0</w:t>
+                  </w:r>
+                </w:p>
+              </w:tc>
+            </w:tr>
+            <w:tr>
+              <w:tc>
+                <w:tcPr/>
+                <w:p>
+                  <w:pPr>
+                    <w:pStyle w:val="Compact"/>
+                    <w:jc w:val="right"/>
+                    <w:jc w:val="center"/>
+                  </w:pPr>
+                  <w:r>
+                    <w:t xml:space="preserve">26</w:t>
+                  </w:r>
+                </w:p>
+              </w:tc>
+              <w:tc>
+                <w:tcPr/>
+                <w:p>
+                  <w:pPr>
+                    <w:pStyle w:val="Compact"/>
+                    <w:jc w:val="left"/>
+                    <w:jc w:val="center"/>
+                  </w:pPr>
+                  <w:r>
+                    <w:t xml:space="preserve">center</w:t>
+                  </w:r>
+                </w:p>
+              </w:tc>
+              <w:tc>
+                <w:tcPr/>
+                <w:p>
+                  <w:pPr>
+                    <w:pStyle w:val="Compact"/>
+                    <w:jc w:val="right"/>
+                    <w:jc w:val="center"/>
+                  </w:pPr>
+                  <w:r>
+                    <w:t xml:space="preserve">0</w:t>
+                  </w:r>
+                </w:p>
+              </w:tc>
+              <w:tc>
+                <w:tcPr/>
+                <w:p>
+                  <w:pPr>
+                    <w:pStyle w:val="Compact"/>
+                    <w:jc w:val="right"/>
+                    <w:jc w:val="center"/>
+                  </w:pPr>
+                  <w:r>
+                    <w:t xml:space="preserve">0</w:t>
+                  </w:r>
+                </w:p>
+              </w:tc>
+              <w:tc>
+                <w:tcPr/>
+                <w:p>
+                  <w:pPr>
+                    <w:pStyle w:val="Compact"/>
+                    <w:jc w:val="right"/>
+                    <w:jc w:val="center"/>
+                  </w:pPr>
+                  <w:r>
+                    <w:t xml:space="preserve">0</w:t>
+                  </w:r>
+                </w:p>
+              </w:tc>
+              <w:tc>
+                <w:tcPr/>
+                <w:p>
+                  <w:pPr>
+                    <w:pStyle w:val="Compact"/>
+                    <w:jc w:val="right"/>
+                    <w:jc w:val="center"/>
+                  </w:pPr>
+                  <w:r>
+                    <w:t xml:space="preserve">0</w:t>
+                  </w:r>
+                </w:p>
+              </w:tc>
+            </w:tr>
+            <w:tr>
+              <w:tc>
+                <w:tcPr/>
+                <w:p>
+                  <w:pPr>
+                    <w:pStyle w:val="Compact"/>
+                    <w:jc w:val="right"/>
+                    <w:jc w:val="center"/>
+                  </w:pPr>
+                  <w:r>
+                    <w:t xml:space="preserve">27</w:t>
+                  </w:r>
+                </w:p>
+              </w:tc>
+              <w:tc>
+                <w:tcPr/>
+                <w:p>
+                  <w:pPr>
+                    <w:pStyle w:val="Compact"/>
+                    <w:jc w:val="left"/>
+                    <w:jc w:val="center"/>
+                  </w:pPr>
+                  <w:r>
+                    <w:t xml:space="preserve">center</w:t>
+                  </w:r>
+                </w:p>
+              </w:tc>
+              <w:tc>
+                <w:tcPr/>
+                <w:p>
+                  <w:pPr>
+                    <w:pStyle w:val="Compact"/>
+                    <w:jc w:val="right"/>
+                    <w:jc w:val="center"/>
+                  </w:pPr>
+                  <w:r>
+                    <w:t xml:space="preserve">0</w:t>
+                  </w:r>
+                </w:p>
+              </w:tc>
+              <w:tc>
+                <w:tcPr/>
+                <w:p>
+                  <w:pPr>
+                    <w:pStyle w:val="Compact"/>
+                    <w:jc w:val="right"/>
+                    <w:jc w:val="center"/>
+                  </w:pPr>
+                  <w:r>
+                    <w:t xml:space="preserve">0</w:t>
+                  </w:r>
+                </w:p>
+              </w:tc>
+              <w:tc>
+                <w:tcPr/>
+                <w:p>
+                  <w:pPr>
+                    <w:pStyle w:val="Compact"/>
+                    <w:jc w:val="right"/>
+                    <w:jc w:val="center"/>
+                  </w:pPr>
+                  <w:r>
+                    <w:t xml:space="preserve">0</w:t>
+                  </w:r>
+                </w:p>
+              </w:tc>
+              <w:tc>
+                <w:tcPr/>
+                <w:p>
+                  <w:pPr>
+                    <w:pStyle w:val="Compact"/>
+                    <w:jc w:val="right"/>
+                    <w:jc w:val="center"/>
+                  </w:pPr>
+                  <w:r>
+                    <w:t xml:space="preserve">0</w:t>
+                  </w:r>
+                </w:p>
+              </w:tc>
+            </w:tr>
+            <w:tr>
+              <w:tc>
+                <w:tcPr/>
+                <w:p>
+                  <w:pPr>
+                    <w:pStyle w:val="Compact"/>
+                    <w:jc w:val="right"/>
+                    <w:jc w:val="center"/>
+                  </w:pPr>
+                  <w:r>
+                    <w:t xml:space="preserve">28</w:t>
+                  </w:r>
+                </w:p>
+              </w:tc>
+              <w:tc>
+                <w:tcPr/>
+                <w:p>
+                  <w:pPr>
+                    <w:pStyle w:val="Compact"/>
+                    <w:jc w:val="left"/>
+                    <w:jc w:val="center"/>
+                  </w:pPr>
+                  <w:r>
+                    <w:t xml:space="preserve">center</w:t>
+                  </w:r>
+                </w:p>
+              </w:tc>
+              <w:tc>
+                <w:tcPr/>
+                <w:p>
+                  <w:pPr>
+                    <w:pStyle w:val="Compact"/>
+                    <w:jc w:val="right"/>
+                    <w:jc w:val="center"/>
+                  </w:pPr>
+                  <w:r>
+                    <w:t xml:space="preserve">0</w:t>
+                  </w:r>
+                </w:p>
+              </w:tc>
+              <w:tc>
+                <w:tcPr/>
+                <w:p>
+                  <w:pPr>
+                    <w:pStyle w:val="Compact"/>
+                    <w:jc w:val="right"/>
+                    <w:jc w:val="center"/>
+                  </w:pPr>
+                  <w:r>
+                    <w:t xml:space="preserve">0</w:t>
+                  </w:r>
+                </w:p>
+              </w:tc>
+              <w:tc>
+                <w:tcPr/>
+                <w:p>
+                  <w:pPr>
+                    <w:pStyle w:val="Compact"/>
+                    <w:jc w:val="right"/>
+                    <w:jc w:val="center"/>
+                  </w:pPr>
+                  <w:r>
+                    <w:t xml:space="preserve">0</w:t>
+                  </w:r>
+                </w:p>
+              </w:tc>
+              <w:tc>
+                <w:tcPr/>
+                <w:p>
+                  <w:pPr>
+                    <w:pStyle w:val="Compact"/>
+                    <w:jc w:val="right"/>
+                    <w:jc w:val="center"/>
+                  </w:pPr>
+                  <w:r>
+                    <w:t xml:space="preserve">0</w:t>
+                  </w:r>
+                </w:p>
+              </w:tc>
+            </w:tr>
+          </w:tbl>
+          <w:bookmarkEnd w:id="65"/>
+          <w:p/>
+        </w:tc>
+      </w:tr>
+    </w:tbl>
+    <w:bookmarkEnd w:id="66"/>
     <w:sectPr>
       <w:footnotePr>
         <w:numRestart w:val="eachSect"/>
@@ -5086,6 +10696,36 @@
     </w:lvlOverride>
   </w:num>
   <w:num w:numId="1002">
+    <w:abstractNumId w:val="99411"/>
+    <w:lvlOverride w:ilvl="0">
+      <w:startOverride w:val="1"/>
+    </w:lvlOverride>
+    <w:lvlOverride w:ilvl="1">
+      <w:startOverride w:val="1"/>
+    </w:lvlOverride>
+    <w:lvlOverride w:ilvl="2">
+      <w:startOverride w:val="1"/>
+    </w:lvlOverride>
+    <w:lvlOverride w:ilvl="3">
+      <w:startOverride w:val="1"/>
+    </w:lvlOverride>
+    <w:lvlOverride w:ilvl="4">
+      <w:startOverride w:val="1"/>
+    </w:lvlOverride>
+    <w:lvlOverride w:ilvl="5">
+      <w:startOverride w:val="1"/>
+    </w:lvlOverride>
+    <w:lvlOverride w:ilvl="6">
+      <w:startOverride w:val="1"/>
+    </w:lvlOverride>
+    <w:lvlOverride w:ilvl="7">
+      <w:startOverride w:val="1"/>
+    </w:lvlOverride>
+    <w:lvlOverride w:ilvl="8">
+      <w:startOverride w:val="1"/>
+    </w:lvlOverride>
+  </w:num>
+  <w:num w:numId="1003">
     <w:abstractNumId w:val="991"/>
   </w:num>
 </w:numbering>

--- a/pc_package/PCP-003_bioreactor.docx
+++ b/pc_package/PCP-003_bioreactor.docx
@@ -369,7 +369,7 @@
         <w:t xml:space="preserve">case study (CMC Biotech Working Group, 2009). Novacyte Biologics and all sites, SOP/AMV numbers and signatories are fictional. For NLP corpus development only; not for any regulated use.</w:t>
       </w:r>
     </w:p>
-    <w:bookmarkStart w:id="21" w:name="approvals"/>
+    <w:bookmarkStart w:id="10" w:name="approvals"/>
     <w:p>
       <w:pPr>
         <w:pStyle w:val="Heading2"/>
@@ -391,13 +391,13 @@
       <w:tr>
         <w:tc>
           <w:tcPr/>
-          <w:bookmarkStart w:id="20" w:name="tbl-appr"/>
+          <w:bookmarkStart w:id="9" w:name="tbl-appr"/>
           <w:p>
             <w:pPr>
               <w:jc w:val="center"/>
             </w:pPr>
             <w:pPr>
-              <w:jc w:val="start"/>
+              <w:jc w:val="left"/>
               <w:spacing w:before="200"/>
               <w:pStyle w:val="ImageCaption"/>
             </w:pPr>
@@ -794,13 +794,13 @@
               </w:tc>
             </w:tr>
           </w:tbl>
-          <w:bookmarkEnd w:id="20"/>
+          <w:bookmarkEnd w:id="9"/>
           <w:p/>
         </w:tc>
       </w:tr>
     </w:tbl>
-    <w:bookmarkEnd w:id="21"/>
-    <w:bookmarkStart w:id="22" w:name="abbreviations"/>
+    <w:bookmarkEnd w:id="10"/>
+    <w:bookmarkStart w:id="11" w:name="abbreviations"/>
     <w:p>
       <w:pPr>
         <w:pStyle w:val="Heading2"/>
@@ -870,8 +870,8 @@
         <w:br w:type="page"/>
       </w:r>
     </w:p>
-    <w:bookmarkEnd w:id="22"/>
-    <w:bookmarkStart w:id="23" w:name="purpose-and-scope"/>
+    <w:bookmarkEnd w:id="11"/>
+    <w:bookmarkStart w:id="12" w:name="purpose-and-scope"/>
     <w:p>
       <w:pPr>
         <w:pStyle w:val="Heading1"/>
@@ -1079,8 +1079,8 @@
         <w:t xml:space="preserve">.</w:t>
       </w:r>
     </w:p>
-    <w:bookmarkEnd w:id="23"/>
-    <w:bookmarkStart w:id="24" w:name="objectives"/>
+    <w:bookmarkEnd w:id="12"/>
+    <w:bookmarkStart w:id="13" w:name="objectives"/>
     <w:p>
       <w:pPr>
         <w:pStyle w:val="Heading1"/>
@@ -1193,8 +1193,8 @@
         <w:t xml:space="preserve">conditions and the drug-substance control strategy.</w:t>
       </w:r>
     </w:p>
-    <w:bookmarkEnd w:id="24"/>
-    <w:bookmarkStart w:id="27" w:name="related-documents"/>
+    <w:bookmarkEnd w:id="13"/>
+    <w:bookmarkStart w:id="16" w:name="related-documents"/>
     <w:p>
       <w:pPr>
         <w:pStyle w:val="Heading1"/>
@@ -1230,13 +1230,13 @@
       <w:tr>
         <w:tc>
           <w:tcPr/>
-          <w:bookmarkStart w:id="25" w:name="tbl-rel"/>
+          <w:bookmarkStart w:id="14" w:name="tbl-rel"/>
           <w:p>
             <w:pPr>
               <w:jc w:val="center"/>
             </w:pPr>
             <w:pPr>
-              <w:jc w:val="start"/>
+              <w:jc w:val="left"/>
               <w:spacing w:before="200"/>
               <w:pStyle w:val="ImageCaption"/>
             </w:pPr>
@@ -1506,7 +1506,7 @@
               </w:tc>
             </w:tr>
           </w:tbl>
-          <w:bookmarkEnd w:id="25"/>
+          <w:bookmarkEnd w:id="14"/>
           <w:p/>
         </w:tc>
       </w:tr>
@@ -1555,13 +1555,13 @@
       <w:tr>
         <w:tc>
           <w:tcPr/>
-          <w:bookmarkStart w:id="26" w:name="tbl-sop"/>
+          <w:bookmarkStart w:id="15" w:name="tbl-sop"/>
           <w:p>
             <w:pPr>
               <w:jc w:val="center"/>
             </w:pPr>
             <w:pPr>
-              <w:jc w:val="start"/>
+              <w:jc w:val="left"/>
               <w:spacing w:before="200"/>
               <w:pStyle w:val="ImageCaption"/>
             </w:pPr>
@@ -2241,13 +2241,13 @@
               </w:tc>
             </w:tr>
           </w:tbl>
-          <w:bookmarkEnd w:id="26"/>
+          <w:bookmarkEnd w:id="15"/>
           <w:p/>
         </w:tc>
       </w:tr>
     </w:tbl>
-    <w:bookmarkEnd w:id="27"/>
-    <w:bookmarkStart w:id="32" w:name="prior-knowledge-and-quality-risk-basis"/>
+    <w:bookmarkEnd w:id="16"/>
+    <w:bookmarkStart w:id="21" w:name="prior-knowledge-and-quality-risk-basis"/>
     <w:p>
       <w:pPr>
         <w:pStyle w:val="Heading1"/>
@@ -2256,7 +2256,7 @@
         <w:t xml:space="preserve">4. Prior knowledge and quality risk basis</w:t>
       </w:r>
     </w:p>
-    <w:bookmarkStart w:id="28" w:name="Xfc9d08e28ad3e20206826e1b5e1507b6461f659"/>
+    <w:bookmarkStart w:id="17" w:name="Xfc9d08e28ad3e20206826e1b5e1507b6461f659"/>
     <w:p>
       <w:pPr>
         <w:pStyle w:val="Heading2"/>
@@ -2330,8 +2330,8 @@
         <w:t xml:space="preserve">CQAs in scope and the prioritization of parameters for characterization.</w:t>
       </w:r>
     </w:p>
-    <w:bookmarkEnd w:id="28"/>
-    <w:bookmarkStart w:id="30" w:name="quality-attributes-in-scope"/>
+    <w:bookmarkEnd w:id="17"/>
+    <w:bookmarkStart w:id="19" w:name="quality-attributes-in-scope"/>
     <w:p>
       <w:pPr>
         <w:pStyle w:val="Heading2"/>
@@ -2409,13 +2409,13 @@
       <w:tr>
         <w:tc>
           <w:tcPr/>
-          <w:bookmarkStart w:id="29" w:name="tbl-cqa"/>
+          <w:bookmarkStart w:id="18" w:name="tbl-cqa"/>
           <w:p>
             <w:pPr>
               <w:jc w:val="center"/>
             </w:pPr>
             <w:pPr>
-              <w:jc w:val="start"/>
+              <w:jc w:val="left"/>
               <w:spacing w:before="200"/>
               <w:pStyle w:val="ImageCaption"/>
             </w:pPr>
@@ -2977,13 +2977,13 @@
               </w:tc>
             </w:tr>
           </w:tbl>
-          <w:bookmarkEnd w:id="29"/>
+          <w:bookmarkEnd w:id="18"/>
           <w:p/>
         </w:tc>
       </w:tr>
     </w:tbl>
-    <w:bookmarkEnd w:id="30"/>
-    <w:bookmarkStart w:id="31" w:name="risk-based-prioritization-of-parameters"/>
+    <w:bookmarkEnd w:id="19"/>
+    <w:bookmarkStart w:id="20" w:name="risk-based-prioritization-of-parameters"/>
     <w:p>
       <w:pPr>
         <w:pStyle w:val="Heading2"/>
@@ -3081,9 +3081,9 @@
         <w:t xml:space="preserve">.</w:t>
       </w:r>
     </w:p>
-    <w:bookmarkEnd w:id="31"/>
-    <w:bookmarkEnd w:id="32"/>
-    <w:bookmarkStart w:id="39" w:name="materials-and-methods"/>
+    <w:bookmarkEnd w:id="20"/>
+    <w:bookmarkEnd w:id="21"/>
+    <w:bookmarkStart w:id="28" w:name="materials-and-methods"/>
     <w:p>
       <w:pPr>
         <w:pStyle w:val="Heading1"/>
@@ -3092,7 +3092,7 @@
         <w:t xml:space="preserve">5. Materials and methods</w:t>
       </w:r>
     </w:p>
-    <w:bookmarkStart w:id="33" w:name="scale-down-model-and-its-qualification"/>
+    <w:bookmarkStart w:id="22" w:name="scale-down-model-and-its-qualification"/>
     <w:p>
       <w:pPr>
         <w:pStyle w:val="Heading2"/>
@@ -3211,8 +3211,8 @@
         <w:t xml:space="preserve">assessment.</w:t>
       </w:r>
     </w:p>
-    <w:bookmarkEnd w:id="33"/>
-    <w:bookmarkStart w:id="34" w:name="cell-line-media-and-culture-operation"/>
+    <w:bookmarkEnd w:id="22"/>
+    <w:bookmarkStart w:id="23" w:name="cell-line-media-and-culture-operation"/>
     <w:p>
       <w:pPr>
         <w:pStyle w:val="Heading2"/>
@@ -3290,8 +3290,8 @@
         <w:t xml:space="preserve">.</w:t>
       </w:r>
     </w:p>
-    <w:bookmarkEnd w:id="34"/>
-    <w:bookmarkStart w:id="36" w:name="analytical-methods"/>
+    <w:bookmarkEnd w:id="23"/>
+    <w:bookmarkStart w:id="25" w:name="analytical-methods"/>
     <w:p>
       <w:pPr>
         <w:pStyle w:val="Heading2"/>
@@ -3341,13 +3341,13 @@
       <w:tr>
         <w:tc>
           <w:tcPr/>
-          <w:bookmarkStart w:id="35" w:name="tbl-methods"/>
+          <w:bookmarkStart w:id="24" w:name="tbl-methods"/>
           <w:p>
             <w:pPr>
               <w:jc w:val="center"/>
             </w:pPr>
             <w:pPr>
-              <w:jc w:val="start"/>
+              <w:jc w:val="left"/>
               <w:spacing w:before="200"/>
               <w:pStyle w:val="ImageCaption"/>
             </w:pPr>
@@ -3616,13 +3616,13 @@
               </w:tc>
             </w:tr>
           </w:tbl>
-          <w:bookmarkEnd w:id="35"/>
+          <w:bookmarkEnd w:id="24"/>
           <w:p/>
         </w:tc>
       </w:tr>
     </w:tbl>
-    <w:bookmarkEnd w:id="36"/>
-    <w:bookmarkStart w:id="37" w:name="sampling-plan"/>
+    <w:bookmarkEnd w:id="25"/>
+    <w:bookmarkStart w:id="26" w:name="sampling-plan"/>
     <w:p>
       <w:pPr>
         <w:pStyle w:val="Heading2"/>
@@ -3669,8 +3669,8 @@
         <w:t xml:space="preserve">and pure error.</w:t>
       </w:r>
     </w:p>
-    <w:bookmarkEnd w:id="37"/>
-    <w:bookmarkStart w:id="38" w:name="statistical-methods"/>
+    <w:bookmarkEnd w:id="26"/>
+    <w:bookmarkStart w:id="27" w:name="statistical-methods"/>
     <w:p>
       <w:pPr>
         <w:pStyle w:val="Heading2"/>
@@ -3769,9 +3769,9 @@
         <w:t xml:space="preserve">parameter varied within its NOR.</w:t>
       </w:r>
     </w:p>
-    <w:bookmarkEnd w:id="38"/>
-    <w:bookmarkEnd w:id="39"/>
-    <w:bookmarkStart w:id="46" w:name="study-design"/>
+    <w:bookmarkEnd w:id="27"/>
+    <w:bookmarkEnd w:id="28"/>
+    <w:bookmarkStart w:id="35" w:name="study-design"/>
     <w:p>
       <w:pPr>
         <w:pStyle w:val="Heading1"/>
@@ -3780,7 +3780,7 @@
         <w:t xml:space="preserve">6. Study design</w:t>
       </w:r>
     </w:p>
-    <w:bookmarkStart w:id="42" w:name="factors-ranges-and-study-type"/>
+    <w:bookmarkStart w:id="31" w:name="factors-ranges-and-study-type"/>
     <w:p>
       <w:pPr>
         <w:pStyle w:val="Heading2"/>
@@ -3859,13 +3859,13 @@
       <w:tr>
         <w:tc>
           <w:tcPr/>
-          <w:bookmarkStart w:id="40" w:name="tbl-param"/>
+          <w:bookmarkStart w:id="29" w:name="tbl-param"/>
           <w:p>
             <w:pPr>
               <w:jc w:val="center"/>
             </w:pPr>
             <w:pPr>
-              <w:jc w:val="start"/>
+              <w:jc w:val="left"/>
               <w:spacing w:before="200"/>
               <w:pStyle w:val="ImageCaption"/>
             </w:pPr>
@@ -4692,7 +4692,7 @@
               </w:tc>
             </w:tr>
           </w:tbl>
-          <w:bookmarkEnd w:id="40"/>
+          <w:bookmarkEnd w:id="29"/>
           <w:p/>
         </w:tc>
       </w:tr>
@@ -4718,13 +4718,13 @@
       <w:tr>
         <w:tc>
           <w:tcPr/>
-          <w:bookmarkStart w:id="41" w:name="tbl-legend"/>
+          <w:bookmarkStart w:id="30" w:name="tbl-legend"/>
           <w:p>
             <w:pPr>
               <w:jc w:val="center"/>
             </w:pPr>
             <w:pPr>
-              <w:jc w:val="start"/>
+              <w:jc w:val="left"/>
               <w:spacing w:before="200"/>
               <w:pStyle w:val="ImageCaption"/>
             </w:pPr>
@@ -5072,13 +5072,13 @@
               </w:tc>
             </w:tr>
           </w:tbl>
-          <w:bookmarkEnd w:id="41"/>
+          <w:bookmarkEnd w:id="30"/>
           <w:p/>
         </w:tc>
       </w:tr>
     </w:tbl>
-    <w:bookmarkEnd w:id="42"/>
-    <w:bookmarkStart w:id="43" w:name="screening-design"/>
+    <w:bookmarkEnd w:id="31"/>
+    <w:bookmarkStart w:id="32" w:name="screening-design"/>
     <w:p>
       <w:pPr>
         <w:pStyle w:val="Heading2"/>
@@ -5125,8 +5125,8 @@
         <w:t xml:space="preserve">variants and aggregate). The planned coded design is given in Appendix A.</w:t>
       </w:r>
     </w:p>
-    <w:bookmarkEnd w:id="43"/>
-    <w:bookmarkStart w:id="44" w:name="response-surface-design"/>
+    <w:bookmarkEnd w:id="32"/>
+    <w:bookmarkStart w:id="33" w:name="response-surface-design"/>
     <w:p>
       <w:pPr>
         <w:pStyle w:val="Heading2"/>
@@ -5167,8 +5167,8 @@
         <w:t xml:space="preserve">The planned coded design is given in Appendix B.</w:t>
       </w:r>
     </w:p>
-    <w:bookmarkEnd w:id="44"/>
-    <w:bookmarkStart w:id="45" w:name="univariate-assessment"/>
+    <w:bookmarkEnd w:id="33"/>
+    <w:bookmarkStart w:id="34" w:name="univariate-assessment"/>
     <w:p>
       <w:pPr>
         <w:pStyle w:val="Heading2"/>
@@ -5197,9 +5197,9 @@
         <w:t xml:space="preserve">trajectory.</w:t>
       </w:r>
     </w:p>
-    <w:bookmarkEnd w:id="45"/>
-    <w:bookmarkEnd w:id="46"/>
-    <w:bookmarkStart w:id="47" w:name="acceptance-and-decision-criteria"/>
+    <w:bookmarkEnd w:id="34"/>
+    <w:bookmarkEnd w:id="35"/>
+    <w:bookmarkStart w:id="36" w:name="acceptance-and-decision-criteria"/>
     <w:p>
       <w:pPr>
         <w:pStyle w:val="Heading1"/>
@@ -5435,8 +5435,8 @@
         <w:t xml:space="preserve">operating ranges and feed the drug-substance control strategy.</w:t>
       </w:r>
     </w:p>
-    <w:bookmarkEnd w:id="47"/>
-    <w:bookmarkStart w:id="48" w:name="data-management-and-integrity"/>
+    <w:bookmarkEnd w:id="36"/>
+    <w:bookmarkStart w:id="37" w:name="data-management-and-integrity"/>
     <w:p>
       <w:pPr>
         <w:pStyle w:val="Heading1"/>
@@ -5477,8 +5477,8 @@
         <w:t xml:space="preserve">deviation from this plan will be documented and assessed for impact in PCR-003.</w:t>
       </w:r>
     </w:p>
-    <w:bookmarkEnd w:id="48"/>
-    <w:bookmarkStart w:id="50" w:name="roles-and-responsibilities"/>
+    <w:bookmarkEnd w:id="37"/>
+    <w:bookmarkStart w:id="39" w:name="roles-and-responsibilities"/>
     <w:p>
       <w:pPr>
         <w:pStyle w:val="Heading1"/>
@@ -5500,13 +5500,13 @@
       <w:tr>
         <w:tc>
           <w:tcPr/>
-          <w:bookmarkStart w:id="49" w:name="tbl-roles"/>
+          <w:bookmarkStart w:id="38" w:name="tbl-roles"/>
           <w:p>
             <w:pPr>
               <w:jc w:val="center"/>
             </w:pPr>
             <w:pPr>
-              <w:jc w:val="start"/>
+              <w:jc w:val="left"/>
               <w:spacing w:before="200"/>
               <w:pStyle w:val="ImageCaption"/>
             </w:pPr>
@@ -5685,13 +5685,13 @@
               </w:tc>
             </w:tr>
           </w:tbl>
-          <w:bookmarkEnd w:id="49"/>
+          <w:bookmarkEnd w:id="38"/>
           <w:p/>
         </w:tc>
       </w:tr>
     </w:tbl>
-    <w:bookmarkEnd w:id="50"/>
-    <w:bookmarkStart w:id="51" w:name="deliverables-and-schedule"/>
+    <w:bookmarkEnd w:id="39"/>
+    <w:bookmarkStart w:id="40" w:name="deliverables-and-schedule"/>
     <w:p>
       <w:pPr>
         <w:pStyle w:val="Heading1"/>
@@ -5758,8 +5758,8 @@
         <w:t xml:space="preserve">qualification and precedes the Stage 2 PPQ campaign.</w:t>
       </w:r>
     </w:p>
-    <w:bookmarkEnd w:id="51"/>
-    <w:bookmarkStart w:id="52" w:name="risks-and-assumptions"/>
+    <w:bookmarkEnd w:id="40"/>
+    <w:bookmarkStart w:id="41" w:name="risks-and-assumptions"/>
     <w:p>
       <w:pPr>
         <w:pStyle w:val="Heading1"/>
@@ -5806,8 +5806,8 @@
         <w:t xml:space="preserve">in-process monitoring.</w:t>
       </w:r>
     </w:p>
-    <w:bookmarkEnd w:id="52"/>
-    <w:bookmarkStart w:id="53" w:name="approvals-1"/>
+    <w:bookmarkEnd w:id="41"/>
+    <w:bookmarkStart w:id="42" w:name="approvals-1"/>
     <w:p>
       <w:pPr>
         <w:pStyle w:val="Heading1"/>
@@ -5844,8 +5844,8 @@
         <w:t xml:space="preserve">.</w:t>
       </w:r>
     </w:p>
-    <w:bookmarkEnd w:id="53"/>
-    <w:bookmarkStart w:id="62" w:name="references"/>
+    <w:bookmarkEnd w:id="42"/>
+    <w:bookmarkStart w:id="51" w:name="references"/>
     <w:p>
       <w:pPr>
         <w:pStyle w:val="Heading1"/>
@@ -5854,8 +5854,8 @@
         <w:t xml:space="preserve">References</w:t>
       </w:r>
     </w:p>
-    <w:bookmarkStart w:id="61" w:name="refs"/>
-    <w:bookmarkStart w:id="54" w:name="ref-amab2009"/>
+    <w:bookmarkStart w:id="50" w:name="refs"/>
+    <w:bookmarkStart w:id="43" w:name="ref-amab2009"/>
     <w:p>
       <w:pPr>
         <w:pStyle w:val="Bibliography"/>
@@ -5867,17 +5867,18 @@
         <w:t xml:space="preserve"> </w:t>
       </w:r>
       <w:r>
-        <w:t xml:space="preserve">“A-Mab: A Case Study in Bioprocess Development.”</w:t>
-      </w:r>
-      <w:r>
-        <w:t xml:space="preserve"> </w:t>
-      </w:r>
-      <w:r>
-        <w:t xml:space="preserve">CASSS.</w:t>
+        <w:rPr>
+          <w:i/>
+          <w:iCs/>
+        </w:rPr>
+        <w:t xml:space="preserve">A-Mab: A Case Study in Bioprocess Development</w:t>
+      </w:r>
+      <w:r>
+        <w:t xml:space="preserve">. CASSS.</w:t>
       </w:r>
     </w:p>
-    <w:bookmarkEnd w:id="54"/>
-    <w:bookmarkStart w:id="55" w:name="ref-ichq8"/>
+    <w:bookmarkEnd w:id="43"/>
+    <w:bookmarkStart w:id="44" w:name="ref-ichq8"/>
     <w:p>
       <w:pPr>
         <w:pStyle w:val="Bibliography"/>
@@ -5889,61 +5890,64 @@
         <w:t xml:space="preserve"> </w:t>
       </w:r>
       <w:r>
-        <w:t xml:space="preserve">“ICH Q8(R2): Pharmaceutical Development.”</w:t>
-      </w:r>
-      <w:r>
-        <w:t xml:space="preserve"> </w:t>
-      </w:r>
-      <w:r>
-        <w:t xml:space="preserve">ICH.</w:t>
+        <w:rPr>
+          <w:i/>
+          <w:iCs/>
+        </w:rPr>
+        <w:t xml:space="preserve">ICH Q8(R2): Pharmaceutical Development</w:t>
+      </w:r>
+      <w:r>
+        <w:t xml:space="preserve">. ICH.</w:t>
       </w:r>
     </w:p>
-    <w:bookmarkEnd w:id="55"/>
-    <w:bookmarkStart w:id="56" w:name="ref-ichq11"/>
+    <w:bookmarkEnd w:id="44"/>
+    <w:bookmarkStart w:id="45" w:name="ref-ichq11"/>
     <w:p>
       <w:pPr>
         <w:pStyle w:val="Bibliography"/>
       </w:pPr>
       <w:r>
-        <w:t xml:space="preserve">———. 2012.</w:t>
-      </w:r>
-      <w:r>
-        <w:t xml:space="preserve"> </w:t>
-      </w:r>
-      <w:r>
-        <w:t xml:space="preserve">“ICH Q11: Development and Manufacture of Drug Substances.”</w:t>
-      </w:r>
-      <w:r>
-        <w:t xml:space="preserve"> </w:t>
-      </w:r>
-      <w:r>
-        <w:t xml:space="preserve">ICH.</w:t>
+        <w:t xml:space="preserve">International Council for Harmonisation. 2012.</w:t>
+      </w:r>
+      <w:r>
+        <w:t xml:space="preserve"> </w:t>
+      </w:r>
+      <w:r>
+        <w:rPr>
+          <w:i/>
+          <w:iCs/>
+        </w:rPr>
+        <w:t xml:space="preserve">ICH Q11: Development and Manufacture of Drug Substances</w:t>
+      </w:r>
+      <w:r>
+        <w:t xml:space="preserve">. ICH.</w:t>
       </w:r>
     </w:p>
-    <w:bookmarkEnd w:id="56"/>
-    <w:bookmarkStart w:id="57" w:name="ref-ichq9"/>
+    <w:bookmarkEnd w:id="45"/>
+    <w:bookmarkStart w:id="46" w:name="ref-ichq9"/>
     <w:p>
       <w:pPr>
         <w:pStyle w:val="Bibliography"/>
       </w:pPr>
       <w:r>
-        <w:t xml:space="preserve">———. 2023.</w:t>
-      </w:r>
-      <w:r>
-        <w:t xml:space="preserve"> </w:t>
-      </w:r>
-      <w:r>
-        <w:t xml:space="preserve">“ICH Q9(R1): Quality Risk Management.”</w:t>
-      </w:r>
-      <w:r>
-        <w:t xml:space="preserve"> </w:t>
-      </w:r>
-      <w:r>
-        <w:t xml:space="preserve">ICH.</w:t>
+        <w:t xml:space="preserve">International Council for Harmonisation. 2023.</w:t>
+      </w:r>
+      <w:r>
+        <w:t xml:space="preserve"> </w:t>
+      </w:r>
+      <w:r>
+        <w:rPr>
+          <w:i/>
+          <w:iCs/>
+        </w:rPr>
+        <w:t xml:space="preserve">ICH Q9(R1): Quality Risk Management</w:t>
+      </w:r>
+      <w:r>
+        <w:t xml:space="preserve">. ICH.</w:t>
       </w:r>
     </w:p>
-    <w:bookmarkEnd w:id="57"/>
-    <w:bookmarkStart w:id="58" w:name="ref-ispegpg2023"/>
+    <w:bookmarkEnd w:id="46"/>
+    <w:bookmarkStart w:id="47" w:name="ref-ispegpg2023"/>
     <w:p>
       <w:pPr>
         <w:pStyle w:val="Bibliography"/>
@@ -5955,17 +5959,18 @@
         <w:t xml:space="preserve"> </w:t>
       </w:r>
       <w:r>
-        <w:t xml:space="preserve">“Good Practice Guide: Practical Implementation of the Lifecycle Approach to Process Validation.”</w:t>
-      </w:r>
-      <w:r>
-        <w:t xml:space="preserve"> </w:t>
-      </w:r>
-      <w:r>
-        <w:t xml:space="preserve">ISPE.</w:t>
+        <w:rPr>
+          <w:i/>
+          <w:iCs/>
+        </w:rPr>
+        <w:t xml:space="preserve">Good Practice Guide: Practical Implementation of the Lifecycle Approach to Process Validation</w:t>
+      </w:r>
+      <w:r>
+        <w:t xml:space="preserve">. ISPE.</w:t>
       </w:r>
     </w:p>
-    <w:bookmarkEnd w:id="58"/>
-    <w:bookmarkStart w:id="59" w:name="ref-pdatr60"/>
+    <w:bookmarkEnd w:id="47"/>
+    <w:bookmarkStart w:id="48" w:name="ref-pdatr60"/>
     <w:p>
       <w:pPr>
         <w:pStyle w:val="Bibliography"/>
@@ -5977,17 +5982,18 @@
         <w:t xml:space="preserve"> </w:t>
       </w:r>
       <w:r>
-        <w:t xml:space="preserve">“Technical Report No. 60: Process Validation — a Lifecycle Approach.”</w:t>
-      </w:r>
-      <w:r>
-        <w:t xml:space="preserve"> </w:t>
-      </w:r>
-      <w:r>
-        <w:t xml:space="preserve">PDA.</w:t>
+        <w:rPr>
+          <w:i/>
+          <w:iCs/>
+        </w:rPr>
+        <w:t xml:space="preserve">Technical Report No. 60: Process Validation — a Lifecycle Approach</w:t>
+      </w:r>
+      <w:r>
+        <w:t xml:space="preserve">. PDA.</w:t>
       </w:r>
     </w:p>
-    <w:bookmarkEnd w:id="59"/>
-    <w:bookmarkStart w:id="60" w:name="ref-fda2011"/>
+    <w:bookmarkEnd w:id="48"/>
+    <w:bookmarkStart w:id="49" w:name="ref-fda2011"/>
     <w:p>
       <w:pPr>
         <w:pStyle w:val="Bibliography"/>
@@ -5999,24 +6005,25 @@
         <w:t xml:space="preserve"> </w:t>
       </w:r>
       <w:r>
-        <w:t xml:space="preserve">“Guidance for Industry: Process Validation — General Principles and Practices.”</w:t>
-      </w:r>
-      <w:r>
-        <w:t xml:space="preserve"> </w:t>
-      </w:r>
-      <w:r>
-        <w:t xml:space="preserve">FDA.</w:t>
+        <w:rPr>
+          <w:i/>
+          <w:iCs/>
+        </w:rPr>
+        <w:t xml:space="preserve">Guidance for Industry: Process Validation — General Principles and Practices</w:t>
+      </w:r>
+      <w:r>
+        <w:t xml:space="preserve">. FDA.</w:t>
       </w:r>
     </w:p>
-    <w:bookmarkEnd w:id="60"/>
-    <w:bookmarkEnd w:id="61"/>
+    <w:bookmarkEnd w:id="49"/>
+    <w:bookmarkEnd w:id="50"/>
     <w:p>
       <w:r>
         <w:br w:type="page"/>
       </w:r>
     </w:p>
-    <w:bookmarkEnd w:id="62"/>
-    <w:bookmarkStart w:id="64" w:name="appendix-a-planned-screening-design"/>
+    <w:bookmarkEnd w:id="51"/>
+    <w:bookmarkStart w:id="53" w:name="appendix-a-planned-screening-design"/>
     <w:p>
       <w:pPr>
         <w:pStyle w:val="Heading1"/>
@@ -6066,13 +6073,13 @@
       <w:tr>
         <w:tc>
           <w:tcPr/>
-          <w:bookmarkStart w:id="63" w:name="tbl-appA"/>
+          <w:bookmarkStart w:id="52" w:name="tbl-appA"/>
           <w:p>
             <w:pPr>
               <w:jc w:val="center"/>
             </w:pPr>
             <w:pPr>
-              <w:jc w:val="start"/>
+              <w:jc w:val="left"/>
               <w:spacing w:before="200"/>
               <w:pStyle w:val="ImageCaption"/>
             </w:pPr>
@@ -7959,7 +7966,7 @@
               </w:tc>
             </w:tr>
           </w:tbl>
-          <w:bookmarkEnd w:id="63"/>
+          <w:bookmarkEnd w:id="52"/>
           <w:p/>
         </w:tc>
       </w:tr>
@@ -7969,8 +7976,8 @@
         <w:br w:type="page"/>
       </w:r>
     </w:p>
-    <w:bookmarkEnd w:id="64"/>
-    <w:bookmarkStart w:id="66" w:name="X3978fd0e1f4921f866c945eb6c5168c0afc9cb9"/>
+    <w:bookmarkEnd w:id="53"/>
+    <w:bookmarkStart w:id="55" w:name="X3978fd0e1f4921f866c945eb6c5168c0afc9cb9"/>
     <w:p>
       <w:pPr>
         <w:pStyle w:val="Heading1"/>
@@ -8006,13 +8013,13 @@
       <w:tr>
         <w:tc>
           <w:tcPr/>
-          <w:bookmarkStart w:id="65" w:name="tbl-appB"/>
+          <w:bookmarkStart w:id="54" w:name="tbl-appB"/>
           <w:p>
             <w:pPr>
               <w:jc w:val="center"/>
             </w:pPr>
             <w:pPr>
-              <w:jc w:val="start"/>
+              <w:jc w:val="left"/>
               <w:spacing w:before="200"/>
               <w:pStyle w:val="ImageCaption"/>
             </w:pPr>
@@ -10358,12 +10365,12 @@
               </w:tc>
             </w:tr>
           </w:tbl>
-          <w:bookmarkEnd w:id="65"/>
+          <w:bookmarkEnd w:id="54"/>
           <w:p/>
         </w:tc>
       </w:tr>
     </w:tbl>
-    <w:bookmarkEnd w:id="66"/>
+    <w:bookmarkEnd w:id="55"/>
     <w:sectPr>
       <w:footnotePr>
         <w:numRestart w:val="eachSect"/>

--- a/pc_package/PCP-003_bioreactor.docx
+++ b/pc_package/PCP-003_bioreactor.docx
@@ -1034,25 +1034,13 @@
         <w:t xml:space="preserve"> </w:t>
       </w:r>
       <w:r>
-        <w:t xml:space="preserve">structure follow PDA TR 60</w:t>
-      </w:r>
-      <w:r>
-        <w:t xml:space="preserve"> </w:t>
-      </w:r>
-      <w:r>
-        <w:t xml:space="preserve">(Parenteral Drug Association 2013)</w:t>
-      </w:r>
-      <w:r>
-        <w:t xml:space="preserve"> </w:t>
-      </w:r>
-      <w:r>
-        <w:t xml:space="preserve">and the ISPE Good Practice Guide</w:t>
-      </w:r>
-      <w:r>
-        <w:t xml:space="preserve"> </w:t>
-      </w:r>
-      <w:r>
-        <w:t xml:space="preserve">(International Society for Pharmaceutical Engineering 2023)</w:t>
+        <w:t xml:space="preserve">structure follow the lifecycle approach of the FDA 2011 process-validation guidance</w:t>
+      </w:r>
+      <w:r>
+        <w:t xml:space="preserve"> </w:t>
+      </w:r>
+      <w:r>
+        <w:t xml:space="preserve">(U.S. Food and Drug Administration 2011)</w:t>
       </w:r>
       <w:r>
         <w:t xml:space="preserve">; the QbD framework follows ICH Q8, Q9 and Q11</w:t>
@@ -1062,18 +1050,6 @@
       </w:r>
       <w:r>
         <w:t xml:space="preserve">(International Council for Harmonisation 2009, 2023, 2012)</w:t>
-      </w:r>
-      <w:r>
-        <w:t xml:space="preserve"> </w:t>
-      </w:r>
-      <w:r>
-        <w:t xml:space="preserve">and the lifecycle approach of the FDA 2011 guidance</w:t>
-      </w:r>
-      <w:r>
-        <w:t xml:space="preserve"> </w:t>
-      </w:r>
-      <w:r>
-        <w:t xml:space="preserve">(U.S. Food and Drug Administration 2011)</w:t>
       </w:r>
       <w:r>
         <w:t xml:space="preserve">.</w:t>
@@ -2997,13 +2973,13 @@
         <w:pStyle w:val="FirstParagraph"/>
       </w:pPr>
       <w:r>
-        <w:t xml:space="preserve">Consistent with the A-Mab lifecycle of iterative risk assessments and the risk flow</w:t>
-      </w:r>
-      <w:r>
-        <w:t xml:space="preserve"> </w:t>
-      </w:r>
-      <w:r>
-        <w:t xml:space="preserve">of PDA TR 60, the study scope is set by the Pre-Characterization Process Risk</w:t>
+        <w:t xml:space="preserve">Consistent with the A-Mab lifecycle of iterative risk assessments, the study scope is</w:t>
+      </w:r>
+      <w:r>
+        <w:t xml:space="preserve"> </w:t>
+      </w:r>
+      <w:r>
+        <w:t xml:space="preserve">set by the Pre-Characterization Process Risk</w:t>
       </w:r>
       <w:r>
         <w:t xml:space="preserve"> </w:t>
@@ -3193,7 +3169,7 @@
         <w:t xml:space="preserve"> </w:t>
       </w:r>
       <w:r>
-        <w:t xml:space="preserve">(Parenteral Drug Association 2013)</w:t>
+        <w:t xml:space="preserve">(U.S. Food and Drug Administration 2011)</w:t>
       </w:r>
       <w:r>
         <w:t xml:space="preserve">. The center-point replicates of each design provide an</w:t>
@@ -5845,7 +5821,7 @@
       </w:r>
     </w:p>
     <w:bookmarkEnd w:id="42"/>
-    <w:bookmarkStart w:id="51" w:name="references"/>
+    <w:bookmarkStart w:id="49" w:name="references"/>
     <w:p>
       <w:pPr>
         <w:pStyle w:val="Heading1"/>
@@ -5854,7 +5830,7 @@
         <w:t xml:space="preserve">References</w:t>
       </w:r>
     </w:p>
-    <w:bookmarkStart w:id="50" w:name="refs"/>
+    <w:bookmarkStart w:id="48" w:name="refs"/>
     <w:bookmarkStart w:id="43" w:name="ref-amab2009"/>
     <w:p>
       <w:pPr>
@@ -5947,53 +5923,7 @@
       </w:r>
     </w:p>
     <w:bookmarkEnd w:id="46"/>
-    <w:bookmarkStart w:id="47" w:name="ref-ispegpg2023"/>
-    <w:p>
-      <w:pPr>
-        <w:pStyle w:val="Bibliography"/>
-      </w:pPr>
-      <w:r>
-        <w:t xml:space="preserve">International Society for Pharmaceutical Engineering. 2023.</w:t>
-      </w:r>
-      <w:r>
-        <w:t xml:space="preserve"> </w:t>
-      </w:r>
-      <w:r>
-        <w:rPr>
-          <w:i/>
-          <w:iCs/>
-        </w:rPr>
-        <w:t xml:space="preserve">Good Practice Guide: Practical Implementation of the Lifecycle Approach to Process Validation</w:t>
-      </w:r>
-      <w:r>
-        <w:t xml:space="preserve">. ISPE.</w:t>
-      </w:r>
-    </w:p>
-    <w:bookmarkEnd w:id="47"/>
-    <w:bookmarkStart w:id="48" w:name="ref-pdatr60"/>
-    <w:p>
-      <w:pPr>
-        <w:pStyle w:val="Bibliography"/>
-      </w:pPr>
-      <w:r>
-        <w:t xml:space="preserve">Parenteral Drug Association. 2013.</w:t>
-      </w:r>
-      <w:r>
-        <w:t xml:space="preserve"> </w:t>
-      </w:r>
-      <w:r>
-        <w:rPr>
-          <w:i/>
-          <w:iCs/>
-        </w:rPr>
-        <w:t xml:space="preserve">Technical Report No. 60: Process Validation — a Lifecycle Approach</w:t>
-      </w:r>
-      <w:r>
-        <w:t xml:space="preserve">. PDA.</w:t>
-      </w:r>
-    </w:p>
-    <w:bookmarkEnd w:id="48"/>
-    <w:bookmarkStart w:id="49" w:name="ref-fda2011"/>
+    <w:bookmarkStart w:id="47" w:name="ref-fda2011"/>
     <w:p>
       <w:pPr>
         <w:pStyle w:val="Bibliography"/>
@@ -6015,15 +5945,15 @@
         <w:t xml:space="preserve">. FDA.</w:t>
       </w:r>
     </w:p>
+    <w:bookmarkEnd w:id="47"/>
+    <w:bookmarkEnd w:id="48"/>
+    <w:p>
+      <w:r>
+        <w:br w:type="page"/>
+      </w:r>
+    </w:p>
     <w:bookmarkEnd w:id="49"/>
-    <w:bookmarkEnd w:id="50"/>
-    <w:p>
-      <w:r>
-        <w:br w:type="page"/>
-      </w:r>
-    </w:p>
-    <w:bookmarkEnd w:id="51"/>
-    <w:bookmarkStart w:id="53" w:name="appendix-a-planned-screening-design"/>
+    <w:bookmarkStart w:id="51" w:name="appendix-a-planned-screening-design"/>
     <w:p>
       <w:pPr>
         <w:pStyle w:val="Heading1"/>
@@ -6073,7 +6003,7 @@
       <w:tr>
         <w:tc>
           <w:tcPr/>
-          <w:bookmarkStart w:id="52" w:name="tbl-appA"/>
+          <w:bookmarkStart w:id="50" w:name="tbl-appA"/>
           <w:p>
             <w:pPr>
               <w:jc w:val="center"/>
@@ -7966,7 +7896,7 @@
               </w:tc>
             </w:tr>
           </w:tbl>
-          <w:bookmarkEnd w:id="52"/>
+          <w:bookmarkEnd w:id="50"/>
           <w:p/>
         </w:tc>
       </w:tr>
@@ -7976,8 +7906,8 @@
         <w:br w:type="page"/>
       </w:r>
     </w:p>
-    <w:bookmarkEnd w:id="53"/>
-    <w:bookmarkStart w:id="55" w:name="X3978fd0e1f4921f866c945eb6c5168c0afc9cb9"/>
+    <w:bookmarkEnd w:id="51"/>
+    <w:bookmarkStart w:id="53" w:name="X3978fd0e1f4921f866c945eb6c5168c0afc9cb9"/>
     <w:p>
       <w:pPr>
         <w:pStyle w:val="Heading1"/>
@@ -8013,7 +7943,7 @@
       <w:tr>
         <w:tc>
           <w:tcPr/>
-          <w:bookmarkStart w:id="54" w:name="tbl-appB"/>
+          <w:bookmarkStart w:id="52" w:name="tbl-appB"/>
           <w:p>
             <w:pPr>
               <w:jc w:val="center"/>
@@ -10365,12 +10295,12 @@
               </w:tc>
             </w:tr>
           </w:tbl>
-          <w:bookmarkEnd w:id="54"/>
+          <w:bookmarkEnd w:id="52"/>
           <w:p/>
         </w:tc>
       </w:tr>
     </w:tbl>
-    <w:bookmarkEnd w:id="55"/>
+    <w:bookmarkEnd w:id="53"/>
     <w:sectPr>
       <w:footnotePr>
         <w:numRestart w:val="eachSect"/>

--- a/pc_package/PCP-003_bioreactor.docx
+++ b/pc_package/PCP-003_bioreactor.docx
@@ -5822,16 +5822,13 @@
         <w:pStyle w:val="BodyText"/>
       </w:pPr>
       <w:r>
-        <w:t xml:space="preserve">Dissolved oxygen, basal medium concentration and nutrient feed volume are also assigned</w:t>
-      </w:r>
-      <w:r>
-        <w:t xml:space="preserve"> </w:t>
-      </w:r>
-      <w:r>
-        <w:t xml:space="preserve">to multivariate study in</w:t>
-      </w:r>
-      <w:r>
-        <w:t xml:space="preserve"> </w:t>
+        <w:t xml:space="preserve">Dissolved oxygen, basal medium concentration and nutrient feed volume are held at their</w:t>
+      </w:r>
+      <w:r>
+        <w:t xml:space="preserve"> </w:t>
+      </w:r>
+      <w:r>
+        <w:t xml:space="preserve">set-points in the designs described here, and are assessed univariately (</w:t>
       </w:r>
       <w:hyperlink w:anchor="tbl-params">
         <w:r>
@@ -5842,31 +5839,31 @@
         </w:r>
       </w:hyperlink>
       <w:r>
-        <w:t xml:space="preserve">, but they are held at their set-points in the</w:t>
-      </w:r>
-      <w:r>
-        <w:t xml:space="preserve"> </w:t>
-      </w:r>
-      <w:r>
-        <w:t xml:space="preserve">designs described here. Their ranges rest on the platform characterization carried out on</w:t>
-      </w:r>
-      <w:r>
-        <w:t xml:space="preserve"> </w:t>
-      </w:r>
-      <w:r>
-        <w:t xml:space="preserve">the prior products, in vessels of the same design and with the same medium system. If the</w:t>
-      </w:r>
-      <w:r>
-        <w:t xml:space="preserve"> </w:t>
-      </w:r>
-      <w:r>
-        <w:t xml:space="preserve">screening results show that this platform claim does not transfer to A-Mab, the three</w:t>
-      </w:r>
-      <w:r>
-        <w:t xml:space="preserve"> </w:t>
-      </w:r>
-      <w:r>
-        <w:t xml:space="preserve">parameters will be added to a further design under a numbered amendment to this plan.</w:t>
+        <w:t xml:space="preserve">).</w:t>
+      </w:r>
+      <w:r>
+        <w:t xml:space="preserve"> </w:t>
+      </w:r>
+      <w:r>
+        <w:t xml:space="preserve">Their ranges rest on the platform characterization carried out on the prior products, in</w:t>
+      </w:r>
+      <w:r>
+        <w:t xml:space="preserve"> </w:t>
+      </w:r>
+      <w:r>
+        <w:t xml:space="preserve">vessels of the same design and with the same medium system. If the screening results show</w:t>
+      </w:r>
+      <w:r>
+        <w:t xml:space="preserve"> </w:t>
+      </w:r>
+      <w:r>
+        <w:t xml:space="preserve">that this platform claim does not transfer to A-Mab, the three parameters will be added to</w:t>
+      </w:r>
+      <w:r>
+        <w:t xml:space="preserve"> </w:t>
+      </w:r>
+      <w:r>
+        <w:t xml:space="preserve">a further design under a numbered amendment to this plan.</w:t>
       </w:r>
     </w:p>
     <w:p>

--- a/pc_package/PCP-003_bioreactor.docx
+++ b/pc_package/PCP-003_bioreactor.docx
@@ -3459,7 +3459,7 @@
         <w:t xml:space="preserve"> </w:t>
       </w:r>
       <w:r>
-        <w:t xml:space="preserve">8 are assigned to multivariate study and 1 to</w:t>
+        <w:t xml:space="preserve">5 are assigned to multivariate study and 4 to</w:t>
       </w:r>
       <w:r>
         <w:t xml:space="preserve"> </w:t>
@@ -5148,7 +5148,7 @@
                     <w:jc w:val="center"/>
                   </w:pPr>
                   <w:r>
-                    <w:t xml:space="preserve">multivariate</w:t>
+                    <w:t xml:space="preserve">univariate</w:t>
                   </w:r>
                 </w:p>
               </w:tc>
@@ -5308,7 +5308,7 @@
                     <w:jc w:val="center"/>
                   </w:pPr>
                   <w:r>
-                    <w:t xml:space="preserve">multivariate</w:t>
+                    <w:t xml:space="preserve">univariate</w:t>
                   </w:r>
                 </w:p>
               </w:tc>
@@ -5388,7 +5388,7 @@
                     <w:jc w:val="center"/>
                   </w:pPr>
                   <w:r>
-                    <w:t xml:space="preserve">multivariate</w:t>
+                    <w:t xml:space="preserve">univariate</w:t>
                   </w:r>
                 </w:p>
               </w:tc>
@@ -5404,13 +5404,13 @@
         <w:pStyle w:val="BodyText"/>
       </w:pPr>
       <w:r>
-        <w:t xml:space="preserve">Of the 9 parameters in scope, 8 are assigned to</w:t>
-      </w:r>
-      <w:r>
-        <w:t xml:space="preserve"> </w:t>
-      </w:r>
-      <w:r>
-        <w:t xml:space="preserve">multivariate study and 1 to univariate assessment. The designed</w:t>
+        <w:t xml:space="preserve">Of the 9 parameters in scope, 5 are assigned to</w:t>
+      </w:r>
+      <w:r>
+        <w:t xml:space="preserve"> </w:t>
+      </w:r>
+      <w:r>
+        <w:t xml:space="preserve">multivariate study and 4 to univariate assessment. The designed</w:t>
       </w:r>
       <w:r>
         <w:t xml:space="preserve"> </w:t>

--- a/pc_package/PCP-003_bioreactor.docx
+++ b/pc_package/PCP-003_bioreactor.docx
@@ -814,37 +814,31 @@
         <w:pStyle w:val="FirstParagraph"/>
       </w:pPr>
       <w:r>
-        <w:t xml:space="preserve">2-AB, 2-aminobenzamide; ADCC, antibody-dependent cell-mediated cytotoxicity; ALCOA+,</w:t>
-      </w:r>
-      <w:r>
-        <w:t xml:space="preserve"> </w:t>
-      </w:r>
-      <w:r>
-        <w:t xml:space="preserve">attributable, legible, contemporaneous, original and accurate, plus complete, consistent,</w:t>
-      </w:r>
-      <w:r>
-        <w:t xml:space="preserve"> </w:t>
-      </w:r>
-      <w:r>
-        <w:t xml:space="preserve">enduring and available; AMV, analytical method validation; CCD, central composite design;</w:t>
-      </w:r>
-      <w:r>
-        <w:t xml:space="preserve"> </w:t>
-      </w:r>
-      <w:r>
-        <w:t xml:space="preserve">CHO, Chinese hamster ovary; CPP, critical process parameter; CQA, critical quality</w:t>
-      </w:r>
-      <w:r>
-        <w:t xml:space="preserve"> </w:t>
-      </w:r>
-      <w:r>
-        <w:t xml:space="preserve">attribute; DO, dissolved oxygen; DoE, design of experiments; ELISA, enzyme-linked</w:t>
-      </w:r>
-      <w:r>
-        <w:t xml:space="preserve"> </w:t>
-      </w:r>
-      <w:r>
-        <w:t xml:space="preserve">immunosorbent assay; ELN, electronic laboratory notebook; GPP, general process parameter;</w:t>
+        <w:t xml:space="preserve">2-AB, 2-aminobenzamide; ALCOA+, attributable, legible, contemporaneous, original,</w:t>
+      </w:r>
+      <w:r>
+        <w:t xml:space="preserve"> </w:t>
+      </w:r>
+      <w:r>
+        <w:t xml:space="preserve">accurate, complete, consistent, enduring and available; AMV, analytical method validation;</w:t>
+      </w:r>
+      <w:r>
+        <w:t xml:space="preserve"> </w:t>
+      </w:r>
+      <w:r>
+        <w:t xml:space="preserve">CHO, Chinese hamster ovary; CO2, carbon dioxide; CPP, critical process parameter; Cpk,</w:t>
+      </w:r>
+      <w:r>
+        <w:t xml:space="preserve"> </w:t>
+      </w:r>
+      <w:r>
+        <w:t xml:space="preserve">one-sided process capability index; CQA, critical quality attribute; DoE, design of</w:t>
+      </w:r>
+      <w:r>
+        <w:t xml:space="preserve"> </w:t>
+      </w:r>
+      <w:r>
+        <w:t xml:space="preserve">experiments; ELISA, enzyme-linked immunosorbent assay; GPP, general process parameter;</w:t>
       </w:r>
       <w:r>
         <w:t xml:space="preserve"> </w:t>
@@ -856,61 +850,43 @@
         <w:t xml:space="preserve"> </w:t>
       </w:r>
       <w:r>
-        <w:t xml:space="preserve">molecular weight; icIEF, imaged capillary isoelectric focusing; IgG1, immunoglobulin G</w:t>
-      </w:r>
-      <w:r>
-        <w:t xml:space="preserve"> </w:t>
-      </w:r>
-      <w:r>
-        <w:t xml:space="preserve">subclass 1; iVCC, initial viable cell concentration; KPP, key process parameter; LIMS,</w:t>
-      </w:r>
-      <w:r>
-        <w:t xml:space="preserve"> </w:t>
-      </w:r>
-      <w:r>
-        <w:t xml:space="preserve">laboratory information management system; MSAT, Manufacturing Science and Technology; NOR,</w:t>
-      </w:r>
-      <w:r>
-        <w:t xml:space="preserve"> </w:t>
-      </w:r>
-      <w:r>
-        <w:t xml:space="preserve">normal operating range; OLS, ordinary least squares; PAR, proven acceptable range; pCO₂,</w:t>
-      </w:r>
-      <w:r>
-        <w:t xml:space="preserve"> </w:t>
-      </w:r>
-      <w:r>
-        <w:t xml:space="preserve">partial pressure of dissolved carbon dioxide; PPQ, process performance qualification;</w:t>
-      </w:r>
-      <w:r>
-        <w:t xml:space="preserve"> </w:t>
-      </w:r>
-      <w:r>
-        <w:t xml:space="preserve">PRESS, predicted residual error sum of squares; qPCR, quantitative polymerase chain</w:t>
-      </w:r>
-      <w:r>
-        <w:t xml:space="preserve"> </w:t>
-      </w:r>
-      <w:r>
-        <w:t xml:space="preserve">reaction; RSM, response-surface methodology; SDM, scale-down model; SEC-HPLC,</w:t>
-      </w:r>
-      <w:r>
-        <w:t xml:space="preserve"> </w:t>
-      </w:r>
-      <w:r>
-        <w:t xml:space="preserve">size-exclusion high-performance liquid chromatography; SOP, standard operating procedure;</w:t>
-      </w:r>
-      <w:r>
-        <w:t xml:space="preserve"> </w:t>
-      </w:r>
-      <w:r>
-        <w:t xml:space="preserve">UPLC, ultra-performance liquid chromatography; VCD, viable cell density; WC-CPP,</w:t>
-      </w:r>
-      <w:r>
-        <w:t xml:space="preserve"> </w:t>
-      </w:r>
-      <w:r>
-        <w:t xml:space="preserve">well-controlled critical process parameter.</w:t>
+        <w:t xml:space="preserve">molecular weight; HPLC, high performance liquid chromatography; icIEF, imaged capillary</w:t>
+      </w:r>
+      <w:r>
+        <w:t xml:space="preserve"> </w:t>
+      </w:r>
+      <w:r>
+        <w:t xml:space="preserve">isoelectric focusing; KPP, key process parameter; MSAT, Manufacturing Science and</w:t>
+      </w:r>
+      <w:r>
+        <w:t xml:space="preserve"> </w:t>
+      </w:r>
+      <w:r>
+        <w:t xml:space="preserve">Technology; NOR, normal operating range; PAR, proven acceptable range; pCO2, partial</w:t>
+      </w:r>
+      <w:r>
+        <w:t xml:space="preserve"> </w:t>
+      </w:r>
+      <w:r>
+        <w:t xml:space="preserve">pressure of dissolved carbon dioxide; PRESS, prediction error sum of squares; qPCR,</w:t>
+      </w:r>
+      <w:r>
+        <w:t xml:space="preserve"> </w:t>
+      </w:r>
+      <w:r>
+        <w:t xml:space="preserve">quantitative polymerase chain reaction; RSM, response surface methodology; SDM, scale-down</w:t>
+      </w:r>
+      <w:r>
+        <w:t xml:space="preserve"> </w:t>
+      </w:r>
+      <w:r>
+        <w:t xml:space="preserve">model; SEC, size exclusion chromatography; SOP, standard operating procedure; UPLC, ultra</w:t>
+      </w:r>
+      <w:r>
+        <w:t xml:space="preserve"> </w:t>
+      </w:r>
+      <w:r>
+        <w:t xml:space="preserve">performance liquid chromatography; WC-CPP, well-controlled critical process parameter.</w:t>
       </w:r>
     </w:p>
     <w:p>
@@ -933,61 +909,37 @@
         <w:pStyle w:val="FirstParagraph"/>
       </w:pPr>
       <w:r>
-        <w:t xml:space="preserve">The production bioreactor is the step at which A-Mab acquires most of the quality</w:t>
-      </w:r>
-      <w:r>
-        <w:t xml:space="preserve"> </w:t>
-      </w:r>
-      <w:r>
-        <w:t xml:space="preserve">attributes the drug substance must meet. Fed-batch culture forms the glycan distribution,</w:t>
-      </w:r>
-      <w:r>
-        <w:t xml:space="preserve"> </w:t>
-      </w:r>
-      <w:r>
-        <w:t xml:space="preserve">the charge variant distribution and the aggregate content of the harvested material, and</w:t>
-      </w:r>
-      <w:r>
-        <w:t xml:space="preserve"> </w:t>
-      </w:r>
-      <w:r>
-        <w:t xml:space="preserve">the platform purification train that follows (Protein A capture, low-pH inactivation,</w:t>
-      </w:r>
-      <w:r>
-        <w:t xml:space="preserve"> </w:t>
-      </w:r>
-      <w:r>
-        <w:t xml:space="preserve">cation exchange, anion exchange, virus filtration and formulation) modifies neither the</w:t>
-      </w:r>
-      <w:r>
-        <w:t xml:space="preserve"> </w:t>
-      </w:r>
-      <w:r>
-        <w:t xml:space="preserve">glycan nor the charge variant distribution. Experience with the platform establishes how a</w:t>
-      </w:r>
-      <w:r>
-        <w:t xml:space="preserve"> </w:t>
-      </w:r>
-      <w:r>
-        <w:t xml:space="preserve">humanized IgG1 culture behaves, but it does not fix the ranges over which A-Mab may be</w:t>
-      </w:r>
-      <w:r>
-        <w:t xml:space="preserve"> </w:t>
-      </w:r>
-      <w:r>
-        <w:t xml:space="preserve">operated at the receiving site. RA-001 ranked this step as the largest single source of</w:t>
-      </w:r>
-      <w:r>
-        <w:t xml:space="preserve"> </w:t>
-      </w:r>
-      <w:r>
-        <w:t xml:space="preserve">risk to product quality in the drug substance process, and assigned it the widest</w:t>
-      </w:r>
-      <w:r>
-        <w:t xml:space="preserve"> </w:t>
-      </w:r>
-      <w:r>
-        <w:t xml:space="preserve">characterization scope in the campaign.</w:t>
+        <w:t xml:space="preserve">The production bioreactor is the step at which the glycan, charge variant and aggregate</w:t>
+      </w:r>
+      <w:r>
+        <w:t xml:space="preserve"> </w:t>
+      </w:r>
+      <w:r>
+        <w:t xml:space="preserve">quality attributes of A-Mab are formed. The purification train that follows carries those</w:t>
+      </w:r>
+      <w:r>
+        <w:t xml:space="preserve"> </w:t>
+      </w:r>
+      <w:r>
+        <w:t xml:space="preserve">attributes through with little modification, and no step downstream of the harvest reforms</w:t>
+      </w:r>
+      <w:r>
+        <w:t xml:space="preserve"> </w:t>
+      </w:r>
+      <w:r>
+        <w:t xml:space="preserve">a glycan or reverses a deamidation. For this reason the bioreactor is the step at which the</w:t>
+      </w:r>
+      <w:r>
+        <w:t xml:space="preserve"> </w:t>
+      </w:r>
+      <w:r>
+        <w:t xml:space="preserve">design space for product quality is defined, and this plan sets out the studies that will</w:t>
+      </w:r>
+      <w:r>
+        <w:t xml:space="preserve"> </w:t>
+      </w:r>
+      <w:r>
+        <w:t xml:space="preserve">define it.</w:t>
       </w:r>
     </w:p>
     <w:p>
@@ -995,43 +947,31 @@
         <w:pStyle w:val="BodyText"/>
       </w:pPr>
       <w:r>
-        <w:t xml:space="preserve">This plan defines the studies that close that gap, and it defines them before they are</w:t>
-      </w:r>
-      <w:r>
-        <w:t xml:space="preserve"> </w:t>
-      </w:r>
-      <w:r>
-        <w:t xml:space="preserve">executed. It states which parameters will be varied and over what ranges, how the cultures</w:t>
-      </w:r>
-      <w:r>
-        <w:t xml:space="preserve"> </w:t>
-      </w:r>
-      <w:r>
-        <w:t xml:space="preserve">will be run and sampled, which validated methods will measure each attribute, and by what</w:t>
-      </w:r>
-      <w:r>
-        <w:t xml:space="preserve"> </w:t>
-      </w:r>
-      <w:r>
-        <w:t xml:space="preserve">criteria the operating region, the proven acceptable ranges and the parameter</w:t>
-      </w:r>
-      <w:r>
-        <w:t xml:space="preserve"> </w:t>
-      </w:r>
-      <w:r>
-        <w:t xml:space="preserve">classifications will be decided. The studies will be executed on a qualified scale-down</w:t>
-      </w:r>
-      <w:r>
-        <w:t xml:space="preserve"> </w:t>
-      </w:r>
-      <w:r>
-        <w:t xml:space="preserve">model of the commercial production bioreactor (§5.1), and the results, the classifications</w:t>
-      </w:r>
-      <w:r>
-        <w:t xml:space="preserve"> </w:t>
-      </w:r>
-      <w:r>
-        <w:t xml:space="preserve">and the resulting contribution to the control strategy will be reported in PCR-003.</w:t>
+        <w:t xml:space="preserve">The commercial process operates at 15,000 L of culture, a scale at which</w:t>
+      </w:r>
+      <w:r>
+        <w:t xml:space="preserve"> </w:t>
+      </w:r>
+      <w:r>
+        <w:t xml:space="preserve">the number of runs a designed experiment needs cannot be supplied, and the studies will</w:t>
+      </w:r>
+      <w:r>
+        <w:t xml:space="preserve"> </w:t>
+      </w:r>
+      <w:r>
+        <w:t xml:space="preserve">therefore be executed on a qualified scale-down model of that vessel. The plan states what</w:t>
+      </w:r>
+      <w:r>
+        <w:t xml:space="preserve"> </w:t>
+      </w:r>
+      <w:r>
+        <w:t xml:space="preserve">will be studied, how the study will be run and how the results will be judged. The findings</w:t>
+      </w:r>
+      <w:r>
+        <w:t xml:space="preserve"> </w:t>
+      </w:r>
+      <w:r>
+        <w:t xml:space="preserve">themselves belong to the paired report (PCR-003) and are not anticipated here.</w:t>
       </w:r>
     </w:p>
     <w:p>
@@ -1039,55 +979,128 @@
         <w:pStyle w:val="BodyText"/>
       </w:pPr>
       <w:r>
-        <w:t xml:space="preserve">The plan covers the 9 process parameters listed in §6.1 and the</w:t>
-      </w:r>
-      <w:r>
-        <w:t xml:space="preserve"> </w:t>
-      </w:r>
-      <w:r>
-        <w:t xml:space="preserve">7 quality attributes the register assigns to this step. Four topics fall</w:t>
-      </w:r>
-      <w:r>
-        <w:t xml:space="preserve"> </w:t>
-      </w:r>
-      <w:r>
-        <w:t xml:space="preserve">outside it. Seed expansion up to and including the N-1 bioreactor is not characterized,</w:t>
-      </w:r>
-      <w:r>
-        <w:t xml:space="preserve"> </w:t>
-      </w:r>
-      <w:r>
-        <w:t xml:space="preserve">because RA-001 assessed it as a low risk to product quality, and the transfer of those</w:t>
-      </w:r>
-      <w:r>
-        <w:t xml:space="preserve"> </w:t>
-      </w:r>
-      <w:r>
-        <w:t xml:space="preserve">steps is covered by the parent transfer plan (PTP-001). Harvest and clarification are</w:t>
-      </w:r>
-      <w:r>
-        <w:t xml:space="preserve"> </w:t>
-      </w:r>
-      <w:r>
-        <w:t xml:space="preserve">covered by PCP-004, and no viral clearance is claimed for this step, so no spiking study is</w:t>
-      </w:r>
-      <w:r>
-        <w:t xml:space="preserve"> </w:t>
-      </w:r>
-      <w:r>
-        <w:t xml:space="preserve">planned here. Confirmation at commercial scale belongs to Stage 2 and to the</w:t>
-      </w:r>
-      <w:r>
-        <w:t xml:space="preserve"> </w:t>
-      </w:r>
-      <w:r>
-        <w:t xml:space="preserve">5 process performance qualification batches, so nothing in this plan should</w:t>
-      </w:r>
-      <w:r>
-        <w:t xml:space="preserve"> </w:t>
-      </w:r>
-      <w:r>
-        <w:t xml:space="preserve">be read as a claim about performance at 15,000 L.</w:t>
+        <w:t xml:space="preserve">The scope covers the 9 process parameters of the production bioreactor</w:t>
+      </w:r>
+      <w:r>
+        <w:t xml:space="preserve"> </w:t>
+      </w:r>
+      <w:r>
+        <w:t xml:space="preserve">listed in</w:t>
+      </w:r>
+      <w:r>
+        <w:t xml:space="preserve"> </w:t>
+      </w:r>
+      <w:hyperlink w:anchor="tbl-params">
+        <w:r>
+          <w:rPr>
+            <w:rStyle w:val="Hyperlink"/>
+          </w:rPr>
+          <w:t xml:space="preserve">Table 5</w:t>
+        </w:r>
+      </w:hyperlink>
+      <w:r>
+        <w:t xml:space="preserve">, the 5 quality attributes that will be measured as</w:t>
+      </w:r>
+      <w:r>
+        <w:t xml:space="preserve"> </w:t>
+      </w:r>
+      <w:r>
+        <w:t xml:space="preserve">responses, and the analytical methods that support them. The work is a Stage 1 process</w:t>
+      </w:r>
+      <w:r>
+        <w:t xml:space="preserve"> </w:t>
+      </w:r>
+      <w:r>
+        <w:t xml:space="preserve">design activity in the sense of the lifecycle approach</w:t>
+      </w:r>
+      <w:r>
+        <w:t xml:space="preserve"> </w:t>
+      </w:r>
+      <w:r>
+        <w:t xml:space="preserve">(U.S. Food and Drug Administration 2011)</w:t>
+      </w:r>
+      <w:r>
+        <w:t xml:space="preserve">, carried out under the</w:t>
+      </w:r>
+      <w:r>
+        <w:t xml:space="preserve"> </w:t>
+      </w:r>
+      <w:r>
+        <w:t xml:space="preserve">enhanced development approach</w:t>
+      </w:r>
+      <w:r>
+        <w:t xml:space="preserve"> </w:t>
+      </w:r>
+      <w:r>
+        <w:t xml:space="preserve">(International Council for Harmonisation 2009, 2012)</w:t>
+      </w:r>
+      <w:r>
+        <w:t xml:space="preserve">, and criticality is treated throughout as a</w:t>
+      </w:r>
+      <w:r>
+        <w:t xml:space="preserve"> </w:t>
+      </w:r>
+      <w:r>
+        <w:t xml:space="preserve">continuum and not as a binary split into critical and non-critical attributes</w:t>
+      </w:r>
+      <w:r>
+        <w:t xml:space="preserve"> </w:t>
+      </w:r>
+      <w:r>
+        <w:t xml:space="preserve">(International Council for Harmonisation 2023)</w:t>
+      </w:r>
+      <w:r>
+        <w:t xml:space="preserve">.</w:t>
+      </w:r>
+      <w:r>
+        <w:t xml:space="preserve"> </w:t>
+      </w:r>
+      <w:r>
+        <w:t xml:space="preserve">Seed expansion up to the N-1 stage lies outside the scope, since prior platform knowledge</w:t>
+      </w:r>
+      <w:r>
+        <w:t xml:space="preserve"> </w:t>
+      </w:r>
+      <w:r>
+        <w:t xml:space="preserve">covers it and PTP-001 records that position. The same scope excludes harvest and</w:t>
+      </w:r>
+      <w:r>
+        <w:t xml:space="preserve"> </w:t>
+      </w:r>
+      <w:r>
+        <w:t xml:space="preserve">clarification, which PCP-004 covers.</w:t>
+      </w:r>
+    </w:p>
+    <w:p>
+      <w:pPr>
+        <w:pStyle w:val="BodyText"/>
+      </w:pPr>
+      <w:r>
+        <w:t xml:space="preserve">Two limits apply to this plan. The first limit is that it does not qualify the scale-down</w:t>
+      </w:r>
+      <w:r>
+        <w:t xml:space="preserve"> </w:t>
+      </w:r>
+      <w:r>
+        <w:t xml:space="preserve">model, which is qualified under SOP-1001 and reported separately. The second limit is that</w:t>
+      </w:r>
+      <w:r>
+        <w:t xml:space="preserve"> </w:t>
+      </w:r>
+      <w:r>
+        <w:t xml:space="preserve">it does not by itself define the commercial control strategy, because host cell protein and</w:t>
+      </w:r>
+      <w:r>
+        <w:t xml:space="preserve"> </w:t>
+      </w:r>
+      <w:r>
+        <w:t xml:space="preserve">residual DNA are formed in the bioreactor and cleared by later steps (PCP-005, PCP-007 and</w:t>
+      </w:r>
+      <w:r>
+        <w:t xml:space="preserve"> </w:t>
+      </w:r>
+      <w:r>
+        <w:t xml:space="preserve">PCP-008).</w:t>
       </w:r>
     </w:p>
     <w:bookmarkEnd w:id="12"/>
@@ -1105,103 +1118,162 @@
         <w:pStyle w:val="FirstParagraph"/>
       </w:pPr>
       <w:r>
-        <w:t xml:space="preserve">The studies described in this plan have five objectives.</w:t>
+        <w:t xml:space="preserve">The study has five objectives, and each one produces a defined output in PCR-003 and a</w:t>
+      </w:r>
+      <w:r>
+        <w:t xml:space="preserve"> </w:t>
+      </w:r>
+      <w:r>
+        <w:t xml:space="preserve">defined input to the control strategy the transfer will hand to the receiving site.</w:t>
       </w:r>
     </w:p>
     <w:p>
       <w:pPr>
-        <w:pStyle w:val="Compact"/>
         <w:numPr>
           <w:ilvl w:val="0"/>
           <w:numId w:val="1001"/>
         </w:numPr>
       </w:pPr>
       <w:r>
-        <w:t xml:space="preserve">Quantify the effect of each characterized process parameter on each quality attribute</w:t>
-      </w:r>
-      <w:r>
-        <w:t xml:space="preserve"> </w:t>
-      </w:r>
-      <w:r>
-        <w:t xml:space="preserve">the production bioreactor forms, over the characterization ranges given in §6.1.</w:t>
+        <w:t xml:space="preserve">Quantify the effect of each parameter in</w:t>
+      </w:r>
+      <w:r>
+        <w:t xml:space="preserve"> </w:t>
+      </w:r>
+      <w:hyperlink w:anchor="tbl-params">
+        <w:r>
+          <w:rPr>
+            <w:rStyle w:val="Hyperlink"/>
+          </w:rPr>
+          <w:t xml:space="preserve">Table 5</w:t>
+        </w:r>
+      </w:hyperlink>
+      <w:r>
+        <w:t xml:space="preserve"> </w:t>
+      </w:r>
+      <w:r>
+        <w:t xml:space="preserve">on the 5 quality</w:t>
+      </w:r>
+      <w:r>
+        <w:t xml:space="preserve"> </w:t>
+      </w:r>
+      <w:r>
+        <w:t xml:space="preserve">attributes the production bioreactor forms, over ranges deliberately wider than the ranges</w:t>
+      </w:r>
+      <w:r>
+        <w:t xml:space="preserve"> </w:t>
+      </w:r>
+      <w:r>
+        <w:t xml:space="preserve">the commercial process will use, and estimate the interactions between the parameters</w:t>
+      </w:r>
+      <w:r>
+        <w:t xml:space="preserve"> </w:t>
+      </w:r>
+      <w:r>
+        <w:t xml:space="preserve">studied together.</w:t>
       </w:r>
     </w:p>
     <w:p>
       <w:pPr>
-        <w:pStyle w:val="Compact"/>
         <w:numPr>
           <w:ilvl w:val="0"/>
           <w:numId w:val="1001"/>
         </w:numPr>
       </w:pPr>
       <w:r>
-        <w:t xml:space="preserve">Define a multivariate operating region in the well-controlled culture parameters within</w:t>
-      </w:r>
-      <w:r>
-        <w:t xml:space="preserve"> </w:t>
-      </w:r>
-      <w:r>
-        <w:t xml:space="preserve">which every attribute in scope is predicted to meet acceptance.</w:t>
+        <w:t xml:space="preserve">Define a multivariate operating region in the well-controlled culture parameters over</w:t>
+      </w:r>
+      <w:r>
+        <w:t xml:space="preserve"> </w:t>
+      </w:r>
+      <w:r>
+        <w:t xml:space="preserve">which every attribute the step governs is predicted to meet acceptance, and locate the</w:t>
+      </w:r>
+      <w:r>
+        <w:t xml:space="preserve"> </w:t>
+      </w:r>
+      <w:r>
+        <w:t xml:space="preserve">normal operating ranges of</w:t>
+      </w:r>
+      <w:r>
+        <w:t xml:space="preserve"> </w:t>
+      </w:r>
+      <w:hyperlink w:anchor="tbl-params">
+        <w:r>
+          <w:rPr>
+            <w:rStyle w:val="Hyperlink"/>
+          </w:rPr>
+          <w:t xml:space="preserve">Table 5</w:t>
+        </w:r>
+      </w:hyperlink>
+      <w:r>
+        <w:t xml:space="preserve"> </w:t>
+      </w:r>
+      <w:r>
+        <w:t xml:space="preserve">inside that region.</w:t>
       </w:r>
     </w:p>
     <w:p>
       <w:pPr>
-        <w:pStyle w:val="Compact"/>
         <w:numPr>
           <w:ilvl w:val="0"/>
           <w:numId w:val="1001"/>
         </w:numPr>
       </w:pPr>
       <w:r>
-        <w:t xml:space="preserve">Establish a proven acceptable range for every parameter and attribute pair the</w:t>
-      </w:r>
-      <w:r>
-        <w:t xml:space="preserve"> </w:t>
-      </w:r>
-      <w:r>
-        <w:t xml:space="preserve">response-surface model covers, and determine whether the normal operating range falls</w:t>
-      </w:r>
-      <w:r>
-        <w:t xml:space="preserve"> </w:t>
-      </w:r>
-      <w:r>
-        <w:t xml:space="preserve">inside each one.</w:t>
+        <w:t xml:space="preserve">Establish a proven acceptable range for each parameter that governs an attribute,</w:t>
+      </w:r>
+      <w:r>
+        <w:t xml:space="preserve"> </w:t>
+      </w:r>
+      <w:r>
+        <w:t xml:space="preserve">under both of the analyses described in §8, and state for each range the acceptance</w:t>
+      </w:r>
+      <w:r>
+        <w:t xml:space="preserve"> </w:t>
+      </w:r>
+      <w:r>
+        <w:t xml:space="preserve">criterion it was judged against.</w:t>
       </w:r>
     </w:p>
     <w:p>
       <w:pPr>
-        <w:pStyle w:val="Compact"/>
         <w:numPr>
           <w:ilvl w:val="0"/>
           <w:numId w:val="1001"/>
         </w:numPr>
       </w:pPr>
       <w:r>
-        <w:t xml:space="preserve">Classify every parameter in scope under SOP-4001, including any parameter for which no</w:t>
-      </w:r>
-      <w:r>
-        <w:t xml:space="preserve"> </w:t>
-      </w:r>
-      <w:r>
-        <w:t xml:space="preserve">effect is found.</w:t>
+        <w:t xml:space="preserve">Classify every parameter as a critical, well-controlled critical, key or general</w:t>
+      </w:r>
+      <w:r>
+        <w:t xml:space="preserve"> </w:t>
+      </w:r>
+      <w:r>
+        <w:t xml:space="preserve">process parameter, using the decision logic of SOP-4001 together with the control</w:t>
+      </w:r>
+      <w:r>
+        <w:t xml:space="preserve"> </w:t>
+      </w:r>
+      <w:r>
+        <w:t xml:space="preserve">capability the receiving site can demonstrate for that parameter.</w:t>
       </w:r>
     </w:p>
     <w:p>
       <w:pPr>
-        <w:pStyle w:val="Compact"/>
         <w:numPr>
           <w:ilvl w:val="0"/>
           <w:numId w:val="1001"/>
         </w:numPr>
       </w:pPr>
       <w:r>
-        <w:t xml:space="preserve">Deliver the ranges, in-process controls and monitoring requirements that the control</w:t>
-      </w:r>
-      <w:r>
-        <w:t xml:space="preserve"> </w:t>
-      </w:r>
-      <w:r>
-        <w:t xml:space="preserve">strategy and the Stage 2 qualification will rely on.</w:t>
+        <w:t xml:space="preserve">Provide the ranges, the in-process controls and the monitoring commitments that the</w:t>
+      </w:r>
+      <w:r>
+        <w:t xml:space="preserve"> </w:t>
+      </w:r>
+      <w:r>
+        <w:t xml:space="preserve">Stage 2 control strategy will carry for this step, with the evidence for each of them.</w:t>
       </w:r>
     </w:p>
     <w:p>
@@ -1209,19 +1281,19 @@
         <w:pStyle w:val="FirstParagraph"/>
       </w:pPr>
       <w:r>
-        <w:t xml:space="preserve">The first three objectives are quantitative and depend on the studies succeeding, while the</w:t>
-      </w:r>
-      <w:r>
-        <w:t xml:space="preserve"> </w:t>
-      </w:r>
-      <w:r>
-        <w:t xml:space="preserve">last two are decisions, and §7 fixes in advance the rules by which those decisions will be</w:t>
-      </w:r>
-      <w:r>
-        <w:t xml:space="preserve"> </w:t>
-      </w:r>
-      <w:r>
-        <w:t xml:space="preserve">made.</w:t>
+        <w:t xml:space="preserve">Objectives (i) to (iii) rest on the designed experiments in §6, while objective (iv) rests</w:t>
+      </w:r>
+      <w:r>
+        <w:t xml:space="preserve"> </w:t>
+      </w:r>
+      <w:r>
+        <w:t xml:space="preserve">on those experiments together with the equipment capability the transfer confirms.</w:t>
+      </w:r>
+      <w:r>
+        <w:t xml:space="preserve"> </w:t>
+      </w:r>
+      <w:r>
+        <w:t xml:space="preserve">Objective (v) is the output the transfer needs, and the first four objectives support it.</w:t>
       </w:r>
     </w:p>
     <w:bookmarkEnd w:id="13"/>
@@ -1238,7 +1310,19 @@
       <w:pPr>
         <w:pStyle w:val="FirstParagraph"/>
       </w:pPr>
-      <w:hyperlink w:anchor="tbl-rel">
+      <w:r>
+        <w:t xml:space="preserve">The documents that govern this plan and the documents that consume the results are listed</w:t>
+      </w:r>
+      <w:r>
+        <w:t xml:space="preserve"> </w:t>
+      </w:r>
+      <w:r>
+        <w:t xml:space="preserve">in</w:t>
+      </w:r>
+      <w:r>
+        <w:t xml:space="preserve"> </w:t>
+      </w:r>
+      <w:hyperlink w:anchor="tbl-related">
         <w:r>
           <w:rPr>
             <w:rStyle w:val="Hyperlink"/>
@@ -1247,34 +1331,7 @@
         </w:r>
       </w:hyperlink>
       <w:r>
-        <w:t xml:space="preserve"> </w:t>
-      </w:r>
-      <w:r>
-        <w:t xml:space="preserve">lists the documents this plan depends on and the documents it feeds. PTP-001</w:t>
-      </w:r>
-      <w:r>
-        <w:t xml:space="preserve"> </w:t>
-      </w:r>
-      <w:r>
-        <w:t xml:space="preserve">frames the transfer of the drug substance process between sites, RA-001 sets the scope of</w:t>
-      </w:r>
-      <w:r>
-        <w:t xml:space="preserve"> </w:t>
-      </w:r>
-      <w:r>
-        <w:t xml:space="preserve">what is characterized here, and PCMP-001 states the campaign-wide conventions that this</w:t>
-      </w:r>
-      <w:r>
-        <w:t xml:space="preserve"> </w:t>
-      </w:r>
-      <w:r>
-        <w:t xml:space="preserve">plan instantiates for Step 3. PCR-003 will report the executed studies, and PCMR-001 will</w:t>
-      </w:r>
-      <w:r>
-        <w:t xml:space="preserve"> </w:t>
-      </w:r>
-      <w:r>
-        <w:t xml:space="preserve">consolidate them with the rest of the train.</w:t>
+        <w:t xml:space="preserve">.</w:t>
       </w:r>
     </w:p>
     <w:tbl>
@@ -1290,7 +1347,7 @@
       <w:tr>
         <w:tc>
           <w:tcPr/>
-          <w:bookmarkStart w:id="14" w:name="tbl-rel"/>
+          <w:bookmarkStart w:id="14" w:name="tbl-related"/>
           <w:p>
             <w:pPr>
               <w:jc w:val="center"/>
@@ -1301,7 +1358,7 @@
               <w:pStyle w:val="ImageCaption"/>
             </w:pPr>
             <w:r>
-              <w:t xml:space="preserve">Table 2: Related documents in the A-Mab characterization package.</w:t>
+              <w:t xml:space="preserve">Table 2: Documents related to this plan.</w:t>
             </w:r>
           </w:p>
           <w:tbl>
@@ -1575,6 +1632,12 @@
       <w:pPr>
         <w:pStyle w:val="BodyText"/>
       </w:pPr>
+      <w:r>
+        <w:t xml:space="preserve">The controlled documents the study will follow are listed in</w:t>
+      </w:r>
+      <w:r>
+        <w:t xml:space="preserve"> </w:t>
+      </w:r>
       <w:hyperlink w:anchor="tbl-sop">
         <w:r>
           <w:rPr>
@@ -1584,16 +1647,19 @@
         </w:r>
       </w:hyperlink>
       <w:r>
-        <w:t xml:space="preserve"> </w:t>
-      </w:r>
-      <w:r>
-        <w:t xml:space="preserve">lists the controlled procedures and the validated analytical methods cited in this</w:t>
-      </w:r>
-      <w:r>
-        <w:t xml:space="preserve"> </w:t>
-      </w:r>
-      <w:r>
-        <w:t xml:space="preserve">plan, and each method is matched in §5.3 to the attribute it measures.</w:t>
+        <w:t xml:space="preserve">, where each modelled</w:t>
+      </w:r>
+      <w:r>
+        <w:t xml:space="preserve"> </w:t>
+      </w:r>
+      <w:r>
+        <w:t xml:space="preserve">attribute has one validated analytical method and the validation report for that method</w:t>
+      </w:r>
+      <w:r>
+        <w:t xml:space="preserve"> </w:t>
+      </w:r>
+      <w:r>
+        <w:t xml:space="preserve">holds the performance data.</w:t>
       </w:r>
     </w:p>
     <w:tbl>
@@ -1620,7 +1686,7 @@
               <w:pStyle w:val="ImageCaption"/>
             </w:pPr>
             <w:r>
-              <w:t xml:space="preserve">Table 3: Controlled procedures and validated analytical methods for this study.</w:t>
+              <w:t xml:space="preserve">Table 3: Controlled procedures and validated analytical methods.</w:t>
             </w:r>
           </w:p>
           <w:tbl>
@@ -2324,43 +2390,31 @@
         <w:pStyle w:val="FirstParagraph"/>
       </w:pPr>
       <w:r>
-        <w:t xml:space="preserve">The production bioreactor is a fed-batch culture of a recombinant CHO cell line in a</w:t>
-      </w:r>
-      <w:r>
-        <w:t xml:space="preserve"> </w:t>
-      </w:r>
-      <w:r>
-        <w:t xml:space="preserve">stirred tank vessel, inoculated from the N-1 seed bioreactor and harvested after</w:t>
-      </w:r>
-      <w:r>
-        <w:t xml:space="preserve"> </w:t>
-      </w:r>
-      <w:r>
-        <w:t xml:space="preserve">17 days at the set-point condition. Culture pH is held by carbon</w:t>
-      </w:r>
-      <w:r>
-        <w:t xml:space="preserve"> </w:t>
-      </w:r>
-      <w:r>
-        <w:t xml:space="preserve">dioxide sparging and base addition, temperature by the vessel jacket, and dissolved oxygen</w:t>
-      </w:r>
-      <w:r>
-        <w:t xml:space="preserve"> </w:t>
-      </w:r>
-      <w:r>
-        <w:t xml:space="preserve">by sparged air and oxygen, and bolus nutrient feeds are added on a fixed schedule. At</w:t>
-      </w:r>
-      <w:r>
-        <w:t xml:space="preserve"> </w:t>
-      </w:r>
-      <w:r>
-        <w:t xml:space="preserve">commercial scale the vessel is operated at 15,000 L working volume</w:t>
-      </w:r>
-      <w:r>
-        <w:t xml:space="preserve"> </w:t>
-      </w:r>
-      <w:r>
-        <w:t xml:space="preserve">(SOP-2003). At bench scale it is operated on the qualified model described in §5.1.</w:t>
+        <w:t xml:space="preserve">A-Mab is produced by fed-batch culture of a recombinant Chinese hamster ovary cell line in</w:t>
+      </w:r>
+      <w:r>
+        <w:t xml:space="preserve"> </w:t>
+      </w:r>
+      <w:r>
+        <w:t xml:space="preserve">a stirred tank bioreactor. The culture is inoculated from the N-1 seed bioreactor, held at</w:t>
+      </w:r>
+      <w:r>
+        <w:t xml:space="preserve"> </w:t>
+      </w:r>
+      <w:r>
+        <w:t xml:space="preserve">set-points for pH, temperature, dissolved oxygen and dissolved CO2, and fed on a fixed</w:t>
+      </w:r>
+      <w:r>
+        <w:t xml:space="preserve"> </w:t>
+      </w:r>
+      <w:r>
+        <w:t xml:space="preserve">schedule until the harvest criterion is met. Operation follows SOP-2003, and medium and</w:t>
+      </w:r>
+      <w:r>
+        <w:t xml:space="preserve"> </w:t>
+      </w:r>
+      <w:r>
+        <w:t xml:space="preserve">feed are prepared under SOP-2004.</w:t>
       </w:r>
     </w:p>
     <w:p>
@@ -2368,73 +2422,43 @@
         <w:pStyle w:val="BodyText"/>
       </w:pPr>
       <w:r>
-        <w:t xml:space="preserve">Four mechanisms shape what the studies expect to find, and the ranges in §6.1 follow from</w:t>
-      </w:r>
-      <w:r>
-        <w:t xml:space="preserve"> </w:t>
-      </w:r>
-      <w:r>
-        <w:t xml:space="preserve">them. Galactosylation depends on the activity of the Golgi galactosyltransferase and on the</w:t>
-      </w:r>
-      <w:r>
-        <w:t xml:space="preserve"> </w:t>
-      </w:r>
-      <w:r>
-        <w:t xml:space="preserve">supply of the nucleotide sugar donor (UDP-galactose), both of which fall as a culture ages</w:t>
-      </w:r>
-      <w:r>
-        <w:t xml:space="preserve"> </w:t>
-      </w:r>
-      <w:r>
-        <w:t xml:space="preserve">and as the extracellular environment acidifies. High mannose is set earlier in the same</w:t>
-      </w:r>
-      <w:r>
-        <w:t xml:space="preserve"> </w:t>
-      </w:r>
-      <w:r>
-        <w:t xml:space="preserve">pathway, by how far mannosidase trimming has progressed before the antibody is secreted,</w:t>
-      </w:r>
-      <w:r>
-        <w:t xml:space="preserve"> </w:t>
-      </w:r>
-      <w:r>
-        <w:t xml:space="preserve">which makes it sensitive to lumenal pH and to temperature. Afucosylation reflects a</w:t>
-      </w:r>
-      <w:r>
-        <w:t xml:space="preserve"> </w:t>
-      </w:r>
-      <w:r>
-        <w:t xml:space="preserve">competition instead. Core fucosyltransferase acts on the antibody while it transits the</w:t>
-      </w:r>
-      <w:r>
-        <w:t xml:space="preserve"> </w:t>
-      </w:r>
-      <w:r>
-        <w:t xml:space="preserve">Golgi, so a condition that slows transit raises the fucosylated fraction and lowers</w:t>
-      </w:r>
-      <w:r>
-        <w:t xml:space="preserve"> </w:t>
-      </w:r>
-      <w:r>
-        <w:t xml:space="preserve">afucosylation. Deamidation and aggregation are not enzymatic at all, and both accumulate</w:t>
-      </w:r>
-      <w:r>
-        <w:t xml:space="preserve"> </w:t>
-      </w:r>
-      <w:r>
-        <w:t xml:space="preserve">with the time the secreted antibody spends in an ageing broth, which is why culture</w:t>
-      </w:r>
-      <w:r>
-        <w:t xml:space="preserve"> </w:t>
-      </w:r>
-      <w:r>
-        <w:t xml:space="preserve">duration is carried as a factor of both multivariate designs (§6) and is expected to act on</w:t>
-      </w:r>
-      <w:r>
-        <w:t xml:space="preserve"> </w:t>
-      </w:r>
-      <w:r>
-        <w:t xml:space="preserve">several attributes at once.</w:t>
+        <w:t xml:space="preserve">The platform is not new: three earlier humanized IgG1 products (X-Mab, Y-Mab and Z-Mab)</w:t>
+      </w:r>
+      <w:r>
+        <w:t xml:space="preserve"> </w:t>
+      </w:r>
+      <w:r>
+        <w:t xml:space="preserve">have been manufactured on it at commercial scale, and A-Mab itself has been produced</w:t>
+      </w:r>
+      <w:r>
+        <w:t xml:space="preserve"> </w:t>
+      </w:r>
+      <w:r>
+        <w:t xml:space="preserve">through clinical supply and through engineering runs. That experience establishes the</w:t>
+      </w:r>
+      <w:r>
+        <w:t xml:space="preserve"> </w:t>
+      </w:r>
+      <w:r>
+        <w:t xml:space="preserve">mechanisms the study expects to see. The study therefore confirms and bounds behaviour at</w:t>
+      </w:r>
+      <w:r>
+        <w:t xml:space="preserve"> </w:t>
+      </w:r>
+      <w:r>
+        <w:t xml:space="preserve">this step instead of discovering it. Several A-Mab acceptance limits were themselves set</w:t>
+      </w:r>
+      <w:r>
+        <w:t xml:space="preserve"> </w:t>
+      </w:r>
+      <w:r>
+        <w:t xml:space="preserve">from X-Mab clinical experience on the same platform. Therefore, the platform is the source</w:t>
+      </w:r>
+      <w:r>
+        <w:t xml:space="preserve"> </w:t>
+      </w:r>
+      <w:r>
+        <w:t xml:space="preserve">of some of the acceptance criteria as well as of the mechanistic expectations.</w:t>
       </w:r>
     </w:p>
     <w:p>
@@ -2442,19 +2466,117 @@
         <w:pStyle w:val="BodyText"/>
       </w:pPr>
       <w:r>
-        <w:t xml:space="preserve">Prior product knowledge supports this framing without replacing it. The platform has</w:t>
-      </w:r>
-      <w:r>
-        <w:t xml:space="preserve"> </w:t>
-      </w:r>
-      <w:r>
-        <w:t xml:space="preserve">produced three earlier humanized IgG1 antibodies (X-Mab, Y-Mab and Z-Mab) in the same</w:t>
-      </w:r>
-      <w:r>
-        <w:t xml:space="preserve"> </w:t>
-      </w:r>
-      <w:r>
-        <w:t xml:space="preserve">medium and feed system, and several of the A-Mab acceptance criteria in</w:t>
+        <w:t xml:space="preserve">Three of the five modelled attributes are enzymatic in origin: galactosylation, high</w:t>
+      </w:r>
+      <w:r>
+        <w:t xml:space="preserve"> </w:t>
+      </w:r>
+      <w:r>
+        <w:t xml:space="preserve">mannose and afucosylation. Galactosylation follows the activity of the Golgi</w:t>
+      </w:r>
+      <w:r>
+        <w:t xml:space="preserve"> </w:t>
+      </w:r>
+      <w:r>
+        <w:t xml:space="preserve">galactosyltransferase and the supply of the nucleotide sugar donor, both of which decline</w:t>
+      </w:r>
+      <w:r>
+        <w:t xml:space="preserve"> </w:t>
+      </w:r>
+      <w:r>
+        <w:t xml:space="preserve">as a culture ages and the intracellular environment deteriorates. High mannose reports how</w:t>
+      </w:r>
+      <w:r>
+        <w:t xml:space="preserve"> </w:t>
+      </w:r>
+      <w:r>
+        <w:t xml:space="preserve">completely mannosidase trimming has run, which makes the attribute sensitive to lumenal pH</w:t>
+      </w:r>
+      <w:r>
+        <w:t xml:space="preserve"> </w:t>
+      </w:r>
+      <w:r>
+        <w:t xml:space="preserve">and to temperature (the two parameters that set enzyme activity most directly).</w:t>
+      </w:r>
+      <w:r>
+        <w:t xml:space="preserve"> </w:t>
+      </w:r>
+      <w:r>
+        <w:t xml:space="preserve">Afucosylation is the one attribute of the three set by a competition, between core</w:t>
+      </w:r>
+      <w:r>
+        <w:t xml:space="preserve"> </w:t>
+      </w:r>
+      <w:r>
+        <w:t xml:space="preserve">fucosyltransferase activity and the rate at which antibody leaves the Golgi, and the level</w:t>
+      </w:r>
+      <w:r>
+        <w:t xml:space="preserve"> </w:t>
+      </w:r>
+      <w:r>
+        <w:t xml:space="preserve">is expected to fall as a culture is extended.</w:t>
+      </w:r>
+    </w:p>
+    <w:p>
+      <w:pPr>
+        <w:pStyle w:val="BodyText"/>
+      </w:pPr>
+      <w:r>
+        <w:t xml:space="preserve">The other two modelled attributes are chemical in origin, and both are expected to depend</w:t>
+      </w:r>
+      <w:r>
+        <w:t xml:space="preserve"> </w:t>
+      </w:r>
+      <w:r>
+        <w:t xml:space="preserve">on culture duration more than on any other parameter. Acidic charge variants arise mainly</w:t>
+      </w:r>
+      <w:r>
+        <w:t xml:space="preserve"> </w:t>
+      </w:r>
+      <w:r>
+        <w:t xml:space="preserve">from deamidation of product already secreted into the broth, which proceeds faster at</w:t>
+      </w:r>
+      <w:r>
+        <w:t xml:space="preserve"> </w:t>
+      </w:r>
+      <w:r>
+        <w:t xml:space="preserve">higher pH and accumulates over a longer culture. Aggregate has the same character, because</w:t>
+      </w:r>
+      <w:r>
+        <w:t xml:space="preserve"> </w:t>
+      </w:r>
+      <w:r>
+        <w:t xml:space="preserve">antibody that sits longer in an ageing broth aggregates more. Both expectations point at</w:t>
+      </w:r>
+      <w:r>
+        <w:t xml:space="preserve"> </w:t>
+      </w:r>
+      <w:r>
+        <w:t xml:space="preserve">culture duration as the parameter to bound. They are tested and quantified by the designed</w:t>
+      </w:r>
+      <w:r>
+        <w:t xml:space="preserve"> </w:t>
+      </w:r>
+      <w:r>
+        <w:t xml:space="preserve">experiments in §6.</w:t>
+      </w:r>
+    </w:p>
+    <w:bookmarkEnd w:id="17"/>
+    <w:bookmarkStart w:id="19" w:name="quality-attributes-in-scope"/>
+    <w:p>
+      <w:pPr>
+        <w:pStyle w:val="Heading2"/>
+      </w:pPr>
+      <w:r>
+        <w:t xml:space="preserve">4.2 Quality attributes in scope</w:t>
+      </w:r>
+    </w:p>
+    <w:p>
+      <w:pPr>
+        <w:pStyle w:val="FirstParagraph"/>
+      </w:pPr>
+      <w:r>
+        <w:t xml:space="preserve">The quality attributes the production bioreactor sets are listed in</w:t>
       </w:r>
       <w:r>
         <w:t xml:space="preserve"> </w:t>
@@ -2471,13 +2593,19 @@
         <w:t xml:space="preserve"> </w:t>
       </w:r>
       <w:r>
-        <w:t xml:space="preserve">were set</w:t>
-      </w:r>
-      <w:r>
-        <w:t xml:space="preserve"> </w:t>
-      </w:r>
-      <w:r>
-        <w:t xml:space="preserve">from X-Mab clinical experience</w:t>
+        <w:t xml:space="preserve">with the</w:t>
+      </w:r>
+      <w:r>
+        <w:t xml:space="preserve"> </w:t>
+      </w:r>
+      <w:r>
+        <w:t xml:space="preserve">acceptance criterion and the criticality of each, and the score in the last column is the</w:t>
+      </w:r>
+      <w:r>
+        <w:t xml:space="preserve"> </w:t>
+      </w:r>
+      <w:r>
+        <w:t xml:space="preserve">Tool #1 impact and uncertainty score of the A-Mab risk methodology</w:t>
       </w:r>
       <w:r>
         <w:t xml:space="preserve"> </w:t>
@@ -2486,93 +2614,7 @@
         <w:t xml:space="preserve">(CMC Biotech Working Group 2009)</w:t>
       </w:r>
       <w:r>
-        <w:t xml:space="preserve">. Since the mechanisms above are properties of</w:t>
-      </w:r>
-      <w:r>
-        <w:t xml:space="preserve"> </w:t>
-      </w:r>
-      <w:r>
-        <w:t xml:space="preserve">the host cell line and of the culture chemistry, they may be carried across products. The</w:t>
-      </w:r>
-      <w:r>
-        <w:t xml:space="preserve"> </w:t>
-      </w:r>
-      <w:r>
-        <w:t xml:space="preserve">effect sizes may not. They depend on the specific productivity and the glycan profile of</w:t>
-      </w:r>
-      <w:r>
-        <w:t xml:space="preserve"> </w:t>
-      </w:r>
-      <w:r>
-        <w:t xml:space="preserve">the individual clone, so the studies characterize A-Mab directly, and prior knowledge is</w:t>
-      </w:r>
-      <w:r>
-        <w:t xml:space="preserve"> </w:t>
-      </w:r>
-      <w:r>
-        <w:t xml:space="preserve">used only to justify the factor set and the ranges.</w:t>
-      </w:r>
-    </w:p>
-    <w:bookmarkEnd w:id="17"/>
-    <w:bookmarkStart w:id="19" w:name="quality-attributes-in-scope"/>
-    <w:p>
-      <w:pPr>
-        <w:pStyle w:val="Heading2"/>
-      </w:pPr>
-      <w:r>
-        <w:t xml:space="preserve">4.2 Quality attributes in scope</w:t>
-      </w:r>
-    </w:p>
-    <w:p>
-      <w:pPr>
-        <w:pStyle w:val="FirstParagraph"/>
-      </w:pPr>
-      <w:hyperlink w:anchor="tbl-cqa">
-        <w:r>
-          <w:rPr>
-            <w:rStyle w:val="Hyperlink"/>
-          </w:rPr>
-          <w:t xml:space="preserve">Table 4</w:t>
-        </w:r>
-      </w:hyperlink>
-      <w:r>
-        <w:t xml:space="preserve"> </w:t>
-      </w:r>
-      <w:r>
-        <w:t xml:space="preserve">lists the quality attributes the register assigns to this step, each with an</w:t>
-      </w:r>
-      <w:r>
-        <w:t xml:space="preserve"> </w:t>
-      </w:r>
-      <w:r>
-        <w:t xml:space="preserve">acceptance criterion, a level of criticality and a Tool #1 score. Criticality is treated as</w:t>
-      </w:r>
-      <w:r>
-        <w:t xml:space="preserve"> </w:t>
-      </w:r>
-      <w:r>
-        <w:t xml:space="preserve">a continuum and not as a binary classification</w:t>
-      </w:r>
-      <w:r>
-        <w:t xml:space="preserve"> </w:t>
-      </w:r>
-      <w:r>
-        <w:t xml:space="preserve">(International Council for Harmonisation 2023; CMC Biotech Working Group 2009)</w:t>
-      </w:r>
-      <w:r>
-        <w:t xml:space="preserve">. The Tool #1 score is</w:t>
-      </w:r>
-      <w:r>
-        <w:t xml:space="preserve"> </w:t>
-      </w:r>
-      <w:r>
-        <w:t xml:space="preserve">the product of the impact of an attribute on safety or efficacy and the uncertainty in that</w:t>
-      </w:r>
-      <w:r>
-        <w:t xml:space="preserve"> </w:t>
-      </w:r>
-      <w:r>
-        <w:t xml:space="preserve">impact, and attributes at high or very high criticality (H or VH) are treated as critical.</w:t>
+        <w:t xml:space="preserve">.</w:t>
       </w:r>
     </w:p>
     <w:tbl>
@@ -2599,7 +2641,7 @@
               <w:pStyle w:val="ImageCaption"/>
             </w:pPr>
             <w:r>
-              <w:t xml:space="preserve">Table 4: Quality attributes formed at the production bioreactor, with acceptance criteria, criticality and Tool #1 score.</w:t>
+              <w:t xml:space="preserve">Table 4: Quality attributes set by the production bioreactor.</w:t>
             </w:r>
           </w:p>
           <w:tbl>
@@ -3166,13 +3208,7 @@
         <w:pStyle w:val="BodyText"/>
       </w:pPr>
       <w:r>
-        <w:t xml:space="preserve">High mannose is the only attribute of very high criticality and carries the highest Tool #1</w:t>
-      </w:r>
-      <w:r>
-        <w:t xml:space="preserve"> </w:t>
-      </w:r>
-      <w:r>
-        <w:t xml:space="preserve">score in</w:t>
+        <w:t xml:space="preserve">The highest score of the seven attributes in</w:t>
       </w:r>
       <w:r>
         <w:t xml:space="preserve"> </w:t>
@@ -3186,43 +3222,58 @@
         </w:r>
       </w:hyperlink>
       <w:r>
-        <w:t xml:space="preserve">, so it is treated as the governing attribute of the step and the</w:t>
-      </w:r>
-      <w:r>
-        <w:t xml:space="preserve"> </w:t>
-      </w:r>
-      <w:r>
-        <w:t xml:space="preserve">operating region will be judged against it first. Afucosylation and galactosylation come</w:t>
-      </w:r>
-      <w:r>
-        <w:t xml:space="preserve"> </w:t>
-      </w:r>
-      <w:r>
-        <w:t xml:space="preserve">next, both linked to antibody-dependent cell-mediated cytotoxicity (ADCC), which is the</w:t>
-      </w:r>
-      <w:r>
-        <w:t xml:space="preserve"> </w:t>
-      </w:r>
-      <w:r>
-        <w:t xml:space="preserve">primary mechanism of action of A-Mab, and both formed only in the bioreactor. Aggregate is</w:t>
-      </w:r>
-      <w:r>
-        <w:t xml:space="preserve"> </w:t>
-      </w:r>
-      <w:r>
-        <w:t xml:space="preserve">also of high criticality. However, this step shares control of aggregate with cation</w:t>
-      </w:r>
-      <w:r>
-        <w:t xml:space="preserve"> </w:t>
-      </w:r>
-      <w:r>
-        <w:t xml:space="preserve">exchange (PCR-007), so a harvest level inside acceptance is necessary and is not</w:t>
-      </w:r>
-      <w:r>
-        <w:t xml:space="preserve"> </w:t>
-      </w:r>
-      <w:r>
-        <w:t xml:space="preserve">sufficient.</w:t>
+        <w:t xml:space="preserve"> </w:t>
+      </w:r>
+      <w:r>
+        <w:t xml:space="preserve">belongs to high mannose, at</w:t>
+      </w:r>
+      <w:r>
+        <w:t xml:space="preserve"> </w:t>
+      </w:r>
+      <w:r>
+        <w:t xml:space="preserve">80, which is also the only one of very</w:t>
+      </w:r>
+      <w:r>
+        <w:t xml:space="preserve"> </w:t>
+      </w:r>
+      <w:r>
+        <w:t xml:space="preserve">high criticality. Afucosylation and galactosylation follow, both of high criticality and</w:t>
+      </w:r>
+      <w:r>
+        <w:t xml:space="preserve"> </w:t>
+      </w:r>
+      <w:r>
+        <w:t xml:space="preserve">both linked to the effector function that carries the mechanism of action. The same</w:t>
+      </w:r>
+      <w:r>
+        <w:t xml:space="preserve"> </w:t>
+      </w:r>
+      <w:r>
+        <w:t xml:space="preserve">criticality applies to aggregates, which are the one attribute in the group that a later</w:t>
+      </w:r>
+      <w:r>
+        <w:t xml:space="preserve"> </w:t>
+      </w:r>
+      <w:r>
+        <w:t xml:space="preserve">step reduces (PCP-007). Acidic charge variants sit at the other end of the register at</w:t>
+      </w:r>
+      <w:r>
+        <w:t xml:space="preserve"> </w:t>
+      </w:r>
+      <w:r>
+        <w:t xml:space="preserve">4, of very low</w:t>
+      </w:r>
+      <w:r>
+        <w:t xml:space="preserve"> </w:t>
+      </w:r>
+      <w:r>
+        <w:t xml:space="preserve">criticality, and enter the study because the culture conditions move them and not because</w:t>
+      </w:r>
+      <w:r>
+        <w:t xml:space="preserve"> </w:t>
+      </w:r>
+      <w:r>
+        <w:t xml:space="preserve">the drug substance is at risk from them.</w:t>
       </w:r>
     </w:p>
     <w:p>
@@ -3230,57 +3281,31 @@
         <w:pStyle w:val="BodyText"/>
       </w:pPr>
       <w:r>
-        <w:t xml:space="preserve">Acidic charge variants sit at the other end of the range, at very low criticality. The</w:t>
-      </w:r>
-      <w:r>
-        <w:t xml:space="preserve"> </w:t>
-      </w:r>
-      <w:r>
-        <w:t xml:space="preserve">attribute is measured on every run nonetheless, since deamidation is a stability-indicating</w:t>
-      </w:r>
-      <w:r>
-        <w:t xml:space="preserve"> </w:t>
-      </w:r>
-      <w:r>
-        <w:t xml:space="preserve">change and a large shift would be informative even where the acceptance criterion is as</w:t>
-      </w:r>
-      <w:r>
-        <w:t xml:space="preserve"> </w:t>
-      </w:r>
-      <w:r>
-        <w:t xml:space="preserve">wide as this one.</w:t>
-      </w:r>
-    </w:p>
-    <w:p>
-      <w:pPr>
-        <w:pStyle w:val="BodyText"/>
-      </w:pPr>
-      <w:r>
-        <w:t xml:space="preserve">Host cell protein and residual DNA are formed here and cleared downstream, and this step</w:t>
-      </w:r>
-      <w:r>
-        <w:t xml:space="preserve"> </w:t>
-      </w:r>
-      <w:r>
-        <w:t xml:space="preserve">sets the load that the capture column will see, so both will be measured on the harvest of</w:t>
-      </w:r>
-      <w:r>
-        <w:t xml:space="preserve"> </w:t>
-      </w:r>
-      <w:r>
-        <w:t xml:space="preserve">every run to characterize that load. Neither is a response of the designed experiments. The</w:t>
-      </w:r>
-      <w:r>
-        <w:t xml:space="preserve"> </w:t>
-      </w:r>
-      <w:r>
-        <w:t xml:space="preserve">clearance credit for both belongs to Protein A capture (PCR-005), cation exchange</w:t>
-      </w:r>
-      <w:r>
-        <w:t xml:space="preserve"> </w:t>
-      </w:r>
-      <w:r>
-        <w:t xml:space="preserve">(PCR-007) and anion exchange (PCR-008), and PCMR-001 consolidates it across the train.</w:t>
+        <w:t xml:space="preserve">Host cell protein and residual DNA are the two attributes formed in the bioreactor that are</w:t>
+      </w:r>
+      <w:r>
+        <w:t xml:space="preserve"> </w:t>
+      </w:r>
+      <w:r>
+        <w:t xml:space="preserve">not modelled here, although both will be measured in the harvest of every run, because the</w:t>
+      </w:r>
+      <w:r>
+        <w:t xml:space="preserve"> </w:t>
+      </w:r>
+      <w:r>
+        <w:t xml:space="preserve">load the purification train receives is an input to the clearance claims in PCR-005,</w:t>
+      </w:r>
+      <w:r>
+        <w:t xml:space="preserve"> </w:t>
+      </w:r>
+      <w:r>
+        <w:t xml:space="preserve">PCR-007 and PCR-008. The 5 attributes that are modelled are the ones this</w:t>
+      </w:r>
+      <w:r>
+        <w:t xml:space="preserve"> </w:t>
+      </w:r>
+      <w:r>
+        <w:t xml:space="preserve">step both forms and hands on unchanged.</w:t>
       </w:r>
     </w:p>
     <w:bookmarkEnd w:id="19"/>
@@ -3298,25 +3323,19 @@
         <w:pStyle w:val="FirstParagraph"/>
       </w:pPr>
       <w:r>
-        <w:t xml:space="preserve">RA-001 assessed every process parameter of this step by risk ranking and filtering. Each</w:t>
-      </w:r>
-      <w:r>
-        <w:t xml:space="preserve"> </w:t>
-      </w:r>
-      <w:r>
-        <w:t xml:space="preserve">parameter received one score for the potential to affect a critical quality attribute and a</w:t>
-      </w:r>
-      <w:r>
-        <w:t xml:space="preserve"> </w:t>
-      </w:r>
-      <w:r>
-        <w:t xml:space="preserve">second for the potential to interact with other parameters, and the two scores together</w:t>
-      </w:r>
-      <w:r>
-        <w:t xml:space="preserve"> </w:t>
-      </w:r>
-      <w:r>
-        <w:t xml:space="preserve">decided the study type</w:t>
+        <w:t xml:space="preserve">RA-001 set the scope of this study, scoring each parameter on the potential impact of</w:t>
+      </w:r>
+      <w:r>
+        <w:t xml:space="preserve"> </w:t>
+      </w:r>
+      <w:r>
+        <w:t xml:space="preserve">variation on a quality attribute and on the potential for interaction with other</w:t>
+      </w:r>
+      <w:r>
+        <w:t xml:space="preserve"> </w:t>
+      </w:r>
+      <w:r>
+        <w:t xml:space="preserve">parameters, and deriving a study type from the combined score</w:t>
       </w:r>
       <w:r>
         <w:t xml:space="preserve"> </w:t>
@@ -3325,47 +3344,18 @@
         <w:t xml:space="preserve">(CMC Biotech Working Group 2009)</w:t>
       </w:r>
       <w:r>
-        <w:t xml:space="preserve">. Parameters scoring high on both went into the</w:t>
-      </w:r>
-      <w:r>
-        <w:t xml:space="preserve"> </w:t>
-      </w:r>
-      <w:r>
-        <w:t xml:space="preserve">multivariate design, since an interaction can only be estimated when the interacting</w:t>
-      </w:r>
-      <w:r>
-        <w:t xml:space="preserve"> </w:t>
-      </w:r>
-      <w:r>
-        <w:t xml:space="preserve">parameters are varied together. Parameters with a credible main effect and little</w:t>
-      </w:r>
-      <w:r>
-        <w:t xml:space="preserve"> </w:t>
-      </w:r>
-      <w:r>
-        <w:t xml:space="preserve">interaction potential were assigned to univariate assessment. No parameter of this step was</w:t>
-      </w:r>
-      <w:r>
-        <w:t xml:space="preserve"> </w:t>
-      </w:r>
-      <w:r>
-        <w:t xml:space="preserve">left unstudied.</w:t>
-      </w:r>
-    </w:p>
-    <w:p>
-      <w:pPr>
-        <w:pStyle w:val="BodyText"/>
-      </w:pPr>
-      <w:r>
-        <w:t xml:space="preserve">5 of the 9 parameters are therefore studied multivariately and</w:t>
-      </w:r>
-      <w:r>
-        <w:t xml:space="preserve"> </w:t>
-      </w:r>
-      <w:r>
-        <w:t xml:space="preserve">4 univariately (</w:t>
-      </w:r>
-      <w:hyperlink w:anchor="tbl-par">
+        <w:t xml:space="preserve">. Of the</w:t>
+      </w:r>
+      <w:r>
+        <w:t xml:space="preserve"> </w:t>
+      </w:r>
+      <w:r>
+        <w:t xml:space="preserve">9 parameters in</w:t>
+      </w:r>
+      <w:r>
+        <w:t xml:space="preserve"> </w:t>
+      </w:r>
+      <w:hyperlink w:anchor="tbl-params">
         <w:r>
           <w:rPr>
             <w:rStyle w:val="Hyperlink"/>
@@ -3374,25 +3364,19 @@
         </w:r>
       </w:hyperlink>
       <w:r>
-        <w:t xml:space="preserve">). The split is not a statement about which</w:t>
-      </w:r>
-      <w:r>
-        <w:t xml:space="preserve"> </w:t>
-      </w:r>
-      <w:r>
-        <w:t xml:space="preserve">parameters matter, which is what the studies exist to determine. It is a statement about</w:t>
-      </w:r>
-      <w:r>
-        <w:t xml:space="preserve"> </w:t>
-      </w:r>
-      <w:r>
-        <w:t xml:space="preserve">which parameters are expected to act through the same chemistry and so have to be varied</w:t>
-      </w:r>
-      <w:r>
-        <w:t xml:space="preserve"> </w:t>
-      </w:r>
-      <w:r>
-        <w:t xml:space="preserve">together.</w:t>
+        <w:t xml:space="preserve">, 5 were assigned to the</w:t>
+      </w:r>
+      <w:r>
+        <w:t xml:space="preserve"> </w:t>
+      </w:r>
+      <w:r>
+        <w:t xml:space="preserve">multivariate design and 4 to univariate assessment, and this plan executes</w:t>
+      </w:r>
+      <w:r>
+        <w:t xml:space="preserve"> </w:t>
+      </w:r>
+      <w:r>
+        <w:t xml:space="preserve">that assignment without revisiting it.</w:t>
       </w:r>
     </w:p>
     <w:p>
@@ -3400,51 +3384,94 @@
         <w:pStyle w:val="BodyText"/>
       </w:pPr>
       <w:r>
-        <w:t xml:space="preserve">The characterization ranges are wider than the normal operating ranges throughout, by</w:t>
-      </w:r>
-      <w:r>
-        <w:t xml:space="preserve"> </w:t>
-      </w:r>
-      <w:r>
-        <w:t xml:space="preserve">factors between 1.5 and 2.5. Two</w:t>
-      </w:r>
-      <w:r>
-        <w:t xml:space="preserve"> </w:t>
-      </w:r>
-      <w:r>
-        <w:t xml:space="preserve">considerations set that width: a range has to be wide enough for a real effect to be</w:t>
-      </w:r>
-      <w:r>
-        <w:t xml:space="preserve"> </w:t>
-      </w:r>
-      <w:r>
-        <w:t xml:space="preserve">resolved above assay and process noise, and wide enough to bound a knowledge space that can</w:t>
-      </w:r>
-      <w:r>
-        <w:t xml:space="preserve"> </w:t>
-      </w:r>
-      <w:r>
-        <w:t xml:space="preserve">support later movement within the design space without new studies. It also has to stay</w:t>
-      </w:r>
-      <w:r>
-        <w:t xml:space="preserve"> </w:t>
-      </w:r>
-      <w:r>
-        <w:t xml:space="preserve">inside what the equipment can deliver and inside conditions the culture survives. Dissolved</w:t>
-      </w:r>
-      <w:r>
-        <w:t xml:space="preserve"> </w:t>
-      </w:r>
-      <w:r>
-        <w:t xml:space="preserve">carbon dioxide is varied over a range that is wide in proportion to the set-point</w:t>
-      </w:r>
-      <w:r>
-        <w:t xml:space="preserve"> </w:t>
-      </w:r>
-      <w:r>
-        <w:t xml:space="preserve">(</w:t>
-      </w:r>
-      <w:hyperlink w:anchor="tbl-par">
+        <w:t xml:space="preserve">The 5 multivariate parameters are culture pH, culture temperature, dissolved</w:t>
+      </w:r>
+      <w:r>
+        <w:t xml:space="preserve"> </w:t>
+      </w:r>
+      <w:r>
+        <w:t xml:space="preserve">CO2, osmolality and culture duration, and each of them has a mechanism on at least one</w:t>
+      </w:r>
+      <w:r>
+        <w:t xml:space="preserve"> </w:t>
+      </w:r>
+      <w:r>
+        <w:t xml:space="preserve">glycan or charge attribute together with a plausible interaction with at least one of the</w:t>
+      </w:r>
+      <w:r>
+        <w:t xml:space="preserve"> </w:t>
+      </w:r>
+      <w:r>
+        <w:t xml:space="preserve">others. Culture pH and culture temperature act on the same enzymatic steps, which is the</w:t>
+      </w:r>
+      <w:r>
+        <w:t xml:space="preserve"> </w:t>
+      </w:r>
+      <w:r>
+        <w:t xml:space="preserve">clearest interaction the design has to resolve. Culture duration multiplies the exposure of</w:t>
+      </w:r>
+      <w:r>
+        <w:t xml:space="preserve"> </w:t>
+      </w:r>
+      <w:r>
+        <w:t xml:space="preserve">every attribute to the conditions the other four parameters set, which makes an interaction</w:t>
+      </w:r>
+      <w:r>
+        <w:t xml:space="preserve"> </w:t>
+      </w:r>
+      <w:r>
+        <w:t xml:space="preserve">with duration plausible in each case.</w:t>
+      </w:r>
+    </w:p>
+    <w:p>
+      <w:pPr>
+        <w:pStyle w:val="BodyText"/>
+      </w:pPr>
+      <w:r>
+        <w:t xml:space="preserve">The 4 univariate parameters are dissolved oxygen, initial viable cell</w:t>
+      </w:r>
+      <w:r>
+        <w:t xml:space="preserve"> </w:t>
+      </w:r>
+      <w:r>
+        <w:t xml:space="preserve">concentration, basal medium concentration and nutrient feed-1 volume, and these four act on</w:t>
+      </w:r>
+      <w:r>
+        <w:t xml:space="preserve"> </w:t>
+      </w:r>
+      <w:r>
+        <w:t xml:space="preserve">cell growth and on process performance, where platform experience across the three earlier</w:t>
+      </w:r>
+      <w:r>
+        <w:t xml:space="preserve"> </w:t>
+      </w:r>
+      <w:r>
+        <w:t xml:space="preserve">products shows the effect on product quality to be small over the ranges proposed. A</w:t>
+      </w:r>
+      <w:r>
+        <w:t xml:space="preserve"> </w:t>
+      </w:r>
+      <w:r>
+        <w:t xml:space="preserve">univariate assessment is adequate where a parameter has no plausible interaction with the</w:t>
+      </w:r>
+      <w:r>
+        <w:t xml:space="preserve"> </w:t>
+      </w:r>
+      <w:r>
+        <w:t xml:space="preserve">multivariate set, and RA-001 found none for these four.</w:t>
+      </w:r>
+    </w:p>
+    <w:p>
+      <w:pPr>
+        <w:pStyle w:val="BodyText"/>
+      </w:pPr>
+      <w:r>
+        <w:t xml:space="preserve">The ranges in</w:t>
+      </w:r>
+      <w:r>
+        <w:t xml:space="preserve"> </w:t>
+      </w:r>
+      <w:hyperlink w:anchor="tbl-params">
         <w:r>
           <w:rPr>
             <w:rStyle w:val="Hyperlink"/>
@@ -3453,13 +3480,55 @@
         </w:r>
       </w:hyperlink>
       <w:r>
-        <w:t xml:space="preserve">), because it accumulates at commercial scale in a way a bench vessel does not</w:t>
-      </w:r>
-      <w:r>
-        <w:t xml:space="preserve"> </w:t>
-      </w:r>
-      <w:r>
-        <w:t xml:space="preserve">reproduce without deliberate control.</w:t>
+        <w:t xml:space="preserve"> </w:t>
+      </w:r>
+      <w:r>
+        <w:t xml:space="preserve">are the knowledge space and not the operating ranges, and each</w:t>
+      </w:r>
+      <w:r>
+        <w:t xml:space="preserve"> </w:t>
+      </w:r>
+      <w:r>
+        <w:t xml:space="preserve">characterization range spans 1.6 to 2.5 times the</w:t>
+      </w:r>
+      <w:r>
+        <w:t xml:space="preserve"> </w:t>
+      </w:r>
+      <w:r>
+        <w:t xml:space="preserve">width of the matching normal operating range. The extra width serves two purposes. It puts</w:t>
+      </w:r>
+      <w:r>
+        <w:t xml:space="preserve"> </w:t>
+      </w:r>
+      <w:r>
+        <w:t xml:space="preserve">real distance between the design edges and the range the plant will use, which is what</w:t>
+      </w:r>
+      <w:r>
+        <w:t xml:space="preserve"> </w:t>
+      </w:r>
+      <w:r>
+        <w:t xml:space="preserve">turns an effect estimate into a bound on operation. In addition, it leaves room for later</w:t>
+      </w:r>
+      <w:r>
+        <w:t xml:space="preserve"> </w:t>
+      </w:r>
+      <w:r>
+        <w:t xml:space="preserve">process improvement inside a region that has already been studied</w:t>
+      </w:r>
+      <w:r>
+        <w:t xml:space="preserve"> </w:t>
+      </w:r>
+      <w:r>
+        <w:t xml:space="preserve">(CMC Biotech Working Group 2009)</w:t>
+      </w:r>
+      <w:r>
+        <w:t xml:space="preserve">. No range</w:t>
+      </w:r>
+      <w:r>
+        <w:t xml:space="preserve"> </w:t>
+      </w:r>
+      <w:r>
+        <w:t xml:space="preserve">extends into conditions under which the culture is known to fail.</w:t>
       </w:r>
     </w:p>
     <w:bookmarkEnd w:id="20"/>
@@ -3487,25 +3556,49 @@
         <w:pStyle w:val="FirstParagraph"/>
       </w:pPr>
       <w:r>
-        <w:t xml:space="preserve">The studies will be executed in bench-scale stirred tank bioreactors qualified as a model</w:t>
-      </w:r>
-      <w:r>
-        <w:t xml:space="preserve"> </w:t>
-      </w:r>
-      <w:r>
-        <w:t xml:space="preserve">of the commercial vessel (SOP-1001). Qualification is a precondition of execution and not</w:t>
-      </w:r>
-      <w:r>
-        <w:t xml:space="preserve"> </w:t>
-      </w:r>
-      <w:r>
-        <w:t xml:space="preserve">an outcome of it, so no characterization run may start before the qualification report is</w:t>
-      </w:r>
-      <w:r>
-        <w:t xml:space="preserve"> </w:t>
-      </w:r>
-      <w:r>
-        <w:t xml:space="preserve">approved.</w:t>
+        <w:t xml:space="preserve">Execution will use bench-scale stirred tank bioreactors of equivalent design to the</w:t>
+      </w:r>
+      <w:r>
+        <w:t xml:space="preserve"> </w:t>
+      </w:r>
+      <w:r>
+        <w:t xml:space="preserve">commercial vessels, operated under SOP-2003. The scale-independent parameters (pH,</w:t>
+      </w:r>
+      <w:r>
+        <w:t xml:space="preserve"> </w:t>
+      </w:r>
+      <w:r>
+        <w:t xml:space="preserve">temperature, dissolved oxygen, initial viable cell concentration and culture duration) will</w:t>
+      </w:r>
+      <w:r>
+        <w:t xml:space="preserve"> </w:t>
+      </w:r>
+      <w:r>
+        <w:t xml:space="preserve">be set to the values the commercial process uses. The scale-dependent parameters</w:t>
+      </w:r>
+      <w:r>
+        <w:t xml:space="preserve"> </w:t>
+      </w:r>
+      <w:r>
+        <w:t xml:space="preserve">(agitation, gas flow rates, headspace pressure and working volume) will be set so that the</w:t>
+      </w:r>
+      <w:r>
+        <w:t xml:space="preserve"> </w:t>
+      </w:r>
+      <w:r>
+        <w:t xml:space="preserve">bench system matches commercial process performance. Matching the commercial hardware</w:t>
+      </w:r>
+      <w:r>
+        <w:t xml:space="preserve"> </w:t>
+      </w:r>
+      <w:r>
+        <w:t xml:space="preserve">settings themselves would not reproduce the culture environment, because the relation</w:t>
+      </w:r>
+      <w:r>
+        <w:t xml:space="preserve"> </w:t>
+      </w:r>
+      <w:r>
+        <w:t xml:space="preserve">between an agitation rate and the shear a cell experiences changes with vessel geometry.</w:t>
       </w:r>
     </w:p>
     <w:p>
@@ -3513,58 +3606,37 @@
         <w:pStyle w:val="BodyText"/>
       </w:pPr>
       <w:r>
-        <w:t xml:space="preserve">The model rests on a standard division between scale-independent and scale-dependent</w:t>
-      </w:r>
-      <w:r>
-        <w:t xml:space="preserve"> </w:t>
-      </w:r>
-      <w:r>
-        <w:t xml:space="preserve">variables: the first are set to the values the commercial process will use, and the second</w:t>
-      </w:r>
-      <w:r>
-        <w:t xml:space="preserve"> </w:t>
-      </w:r>
-      <w:r>
-        <w:t xml:space="preserve">are set so that performance matches across scales</w:t>
-      </w:r>
-      <w:r>
-        <w:t xml:space="preserve"> </w:t>
-      </w:r>
-      <w:r>
-        <w:t xml:space="preserve">(CMC Biotech Working Group 2009)</w:t>
-      </w:r>
-      <w:r>
-        <w:t xml:space="preserve">. Culture pH, temperature,</w:t>
-      </w:r>
-      <w:r>
-        <w:t xml:space="preserve"> </w:t>
-      </w:r>
-      <w:r>
-        <w:t xml:space="preserve">dissolved oxygen, initial viable cell concentration, feed schedule and culture duration are</w:t>
-      </w:r>
-      <w:r>
-        <w:t xml:space="preserve"> </w:t>
-      </w:r>
-      <w:r>
-        <w:t xml:space="preserve">scale-independent, and the bench vessels will run them at commercial target values.</w:t>
-      </w:r>
-      <w:r>
-        <w:t xml:space="preserve"> </w:t>
-      </w:r>
-      <w:r>
-        <w:t xml:space="preserve">Agitation, gas flow rates, headspace pressure and working volume are scale-dependent, and</w:t>
-      </w:r>
-      <w:r>
-        <w:t xml:space="preserve"> </w:t>
-      </w:r>
-      <w:r>
-        <w:t xml:space="preserve">each will be set to match the commercial vessel on volumetric mass transfer coefficient,</w:t>
-      </w:r>
-      <w:r>
-        <w:t xml:space="preserve"> </w:t>
-      </w:r>
-      <w:r>
-        <w:t xml:space="preserve">impeller tip speed and the pCO₂ profile through the culture.</w:t>
+        <w:t xml:space="preserve">Qualification of the model is a precondition of execution and is not part of this study,</w:t>
+      </w:r>
+      <w:r>
+        <w:t xml:space="preserve"> </w:t>
+      </w:r>
+      <w:r>
+        <w:t xml:space="preserve">and SOP-1001 governs it. Execution will not begin until the qualification report is</w:t>
+      </w:r>
+      <w:r>
+        <w:t xml:space="preserve"> </w:t>
+      </w:r>
+      <w:r>
+        <w:t xml:space="preserve">approved. The qualification compares the bench system with 15,000 L data</w:t>
+      </w:r>
+      <w:r>
+        <w:t xml:space="preserve"> </w:t>
+      </w:r>
+      <w:r>
+        <w:t xml:space="preserve">on the inputs and the outputs that matter here: the growth and viability profile, the titer</w:t>
+      </w:r>
+      <w:r>
+        <w:t xml:space="preserve"> </w:t>
+      </w:r>
+      <w:r>
+        <w:t xml:space="preserve">and the 5 modelled attributes. A model that fails qualification for one</w:t>
+      </w:r>
+      <w:r>
+        <w:t xml:space="preserve"> </w:t>
+      </w:r>
+      <w:r>
+        <w:t xml:space="preserve">attribute may still be used for the others, provided PCR-003 states the restriction.</w:t>
       </w:r>
     </w:p>
     <w:p>
@@ -3572,107 +3644,25 @@
         <w:pStyle w:val="BodyText"/>
       </w:pPr>
       <w:r>
-        <w:t xml:space="preserve">Qualification compares the model with at-scale data on inputs and on outputs. The input</w:t>
-      </w:r>
-      <w:r>
-        <w:t xml:space="preserve"> </w:t>
-      </w:r>
-      <w:r>
-        <w:t xml:space="preserve">attributes are the seed train material and the medium and feed lots. The output attributes</w:t>
-      </w:r>
-      <w:r>
-        <w:t xml:space="preserve"> </w:t>
-      </w:r>
-      <w:r>
-        <w:t xml:space="preserve">are the viable cell density profile, viability at harvest, titre and the</w:t>
-      </w:r>
-      <w:r>
-        <w:t xml:space="preserve"> </w:t>
-      </w:r>
-      <w:r>
-        <w:t xml:space="preserve">5 quality attributes the designed experiments will measure. The model is</w:t>
-      </w:r>
-      <w:r>
-        <w:t xml:space="preserve"> </w:t>
-      </w:r>
-      <w:r>
-        <w:t xml:space="preserve">qualified when no statistically significant difference is found between the bench and the</w:t>
-      </w:r>
-      <w:r>
-        <w:t xml:space="preserve"> </w:t>
-      </w:r>
-      <w:r>
-        <w:t xml:space="preserve">commercial distributions of these attributes at the set-point condition. The qualification</w:t>
-      </w:r>
-      <w:r>
-        <w:t xml:space="preserve"> </w:t>
-      </w:r>
-      <w:r>
-        <w:t xml:space="preserve">package is filed under SOP-1001 and will be referenced, not repeated, in PCR-003.</w:t>
-      </w:r>
-    </w:p>
-    <w:p>
-      <w:pPr>
-        <w:pStyle w:val="BodyText"/>
-      </w:pPr>
-      <w:r>
-        <w:t xml:space="preserve">Two limits of the model should be stated in the sections that rely on it. A bench vessel</w:t>
-      </w:r>
-      <w:r>
-        <w:t xml:space="preserve"> </w:t>
-      </w:r>
-      <w:r>
-        <w:t xml:space="preserve">mixes in seconds where a 15,000 L vessel takes minutes, so any</w:t>
-      </w:r>
-      <w:r>
-        <w:t xml:space="preserve"> </w:t>
-      </w:r>
-      <w:r>
-        <w:t xml:space="preserve">gradient effect at commercial scale is under-represented at bench scale. Carbon dioxide</w:t>
-      </w:r>
-      <w:r>
-        <w:t xml:space="preserve"> </w:t>
-      </w:r>
-      <w:r>
-        <w:t xml:space="preserve">also strips more readily from a small vessel, which is why pCO₂ is controlled as an</w:t>
-      </w:r>
-      <w:r>
-        <w:t xml:space="preserve"> </w:t>
-      </w:r>
-      <w:r>
-        <w:t xml:space="preserve">independent factor in these studies (§6.1) instead of being allowed to find a level of its</w:t>
-      </w:r>
-      <w:r>
-        <w:t xml:space="preserve"> </w:t>
-      </w:r>
-      <w:r>
-        <w:t xml:space="preserve">own. Neither limitation is removed by this plan. Both are managed by carrying pCO₂ as a</w:t>
-      </w:r>
-      <w:r>
-        <w:t xml:space="preserve"> </w:t>
-      </w:r>
-      <w:r>
-        <w:t xml:space="preserve">characterized factor and by confirming the attributes at commercial scale during Stage 2.</w:t>
-      </w:r>
-    </w:p>
-    <w:p>
-      <w:pPr>
-        <w:pStyle w:val="BodyText"/>
-      </w:pPr>
-      <w:r>
-        <w:t xml:space="preserve">The centre point runs of both designs serve a second purpose: replicated at the set-point</w:t>
-      </w:r>
-      <w:r>
-        <w:t xml:space="preserve"> </w:t>
-      </w:r>
-      <w:r>
-        <w:t xml:space="preserve">of every factor, they estimate pure error, which is the reference against which lack of fit</w:t>
-      </w:r>
-      <w:r>
-        <w:t xml:space="preserve"> </w:t>
-      </w:r>
-      <w:r>
-        <w:t xml:space="preserve">is tested (§5.5).</w:t>
+        <w:t xml:space="preserve">The centre-point replicates in each design serve two purposes. They provide the pure error</w:t>
+      </w:r>
+      <w:r>
+        <w:t xml:space="preserve"> </w:t>
+      </w:r>
+      <w:r>
+        <w:t xml:space="preserve">term against which lack of fit is tested (§5.5), and they show whether the bench system</w:t>
+      </w:r>
+      <w:r>
+        <w:t xml:space="preserve"> </w:t>
+      </w:r>
+      <w:r>
+        <w:t xml:space="preserve">reproduces the set-point condition across the campaign. 3 centre points are</w:t>
+      </w:r>
+      <w:r>
+        <w:t xml:space="preserve"> </w:t>
+      </w:r>
+      <w:r>
+        <w:t xml:space="preserve">included in the screening design and 4 in the response-surface design.</w:t>
       </w:r>
     </w:p>
     <w:bookmarkEnd w:id="22"/>
@@ -3690,31 +3680,25 @@
         <w:pStyle w:val="FirstParagraph"/>
       </w:pPr>
       <w:r>
-        <w:t xml:space="preserve">The cell line is the A-Mab production clone, expanded from a single vial of the working</w:t>
-      </w:r>
-      <w:r>
-        <w:t xml:space="preserve"> </w:t>
-      </w:r>
-      <w:r>
-        <w:t xml:space="preserve">cell bank through the seed train to the N-1 bioreactor. Seed expansion is run at platform</w:t>
-      </w:r>
-      <w:r>
-        <w:t xml:space="preserve"> </w:t>
-      </w:r>
-      <w:r>
-        <w:t xml:space="preserve">conditions and is not characterized here (§1). Each characterization run will be inoculated</w:t>
-      </w:r>
-      <w:r>
-        <w:t xml:space="preserve"> </w:t>
-      </w:r>
-      <w:r>
-        <w:t xml:space="preserve">from an N-1 culture meeting the platform criteria for viable cell density and viability, so</w:t>
-      </w:r>
-      <w:r>
-        <w:t xml:space="preserve"> </w:t>
-      </w:r>
-      <w:r>
-        <w:t xml:space="preserve">that the input to the study is controlled and is not itself a source of variation.</w:t>
+        <w:t xml:space="preserve">The cell line is the recombinant Chinese hamster ovary line used for A-Mab clinical supply,</w:t>
+      </w:r>
+      <w:r>
+        <w:t xml:space="preserve"> </w:t>
+      </w:r>
+      <w:r>
+        <w:t xml:space="preserve">drawn from the qualified working cell bank, and basal medium and feed are chemically</w:t>
+      </w:r>
+      <w:r>
+        <w:t xml:space="preserve"> </w:t>
+      </w:r>
+      <w:r>
+        <w:t xml:space="preserve">defined and prepared under SOP-2004. One lot of medium and one lot of feed will serve the</w:t>
+      </w:r>
+      <w:r>
+        <w:t xml:space="preserve"> </w:t>
+      </w:r>
+      <w:r>
+        <w:t xml:space="preserve">whole campaign, which keeps lot variation out of the designed experiments.</w:t>
       </w:r>
     </w:p>
     <w:p>
@@ -3722,31 +3706,25 @@
         <w:pStyle w:val="BodyText"/>
       </w:pPr>
       <w:r>
-        <w:t xml:space="preserve">Basal medium and feeds are prepared under SOP-2004 from the platform formulation. Medium</w:t>
-      </w:r>
-      <w:r>
-        <w:t xml:space="preserve"> </w:t>
-      </w:r>
-      <w:r>
-        <w:t xml:space="preserve">and feed lots are identity tested and released against specification before use, and they</w:t>
-      </w:r>
-      <w:r>
-        <w:t xml:space="preserve"> </w:t>
-      </w:r>
-      <w:r>
-        <w:t xml:space="preserve">are inputs controlled to specification and not variables under characterization, with one</w:t>
-      </w:r>
-      <w:r>
-        <w:t xml:space="preserve"> </w:t>
-      </w:r>
-      <w:r>
-        <w:t xml:space="preserve">exception. Basal medium concentration is a univariate factor of this study (§6.4), and the</w:t>
-      </w:r>
-      <w:r>
-        <w:t xml:space="preserve"> </w:t>
-      </w:r>
-      <w:r>
-        <w:t xml:space="preserve">levels will be prepared as separate lots to the same formulation.</w:t>
+        <w:t xml:space="preserve">Each run will be inoculated at the initial viable cell concentration the design specifies,</w:t>
+      </w:r>
+      <w:r>
+        <w:t xml:space="preserve"> </w:t>
+      </w:r>
+      <w:r>
+        <w:t xml:space="preserve">controlled to the pH, temperature, dissolved oxygen and dissolved CO2 set-points of that</w:t>
+      </w:r>
+      <w:r>
+        <w:t xml:space="preserve"> </w:t>
+      </w:r>
+      <w:r>
+        <w:t xml:space="preserve">run, and fed on the platform schedule until the harvest day the design specifies. Daily</w:t>
+      </w:r>
+      <w:r>
+        <w:t xml:space="preserve"> </w:t>
+      </w:r>
+      <w:r>
+        <w:t xml:space="preserve">samples support process monitoring, and the harvest sample supports the quality attributes.</w:t>
       </w:r>
     </w:p>
     <w:p>
@@ -3754,31 +3732,31 @@
         <w:pStyle w:val="BodyText"/>
       </w:pPr>
       <w:r>
-        <w:t xml:space="preserve">The production culture is operated under SOP-2003, with bolus feeds added on the platform</w:t>
-      </w:r>
-      <w:r>
-        <w:t xml:space="preserve"> </w:t>
-      </w:r>
-      <w:r>
-        <w:t xml:space="preserve">schedule and harvest at the duration the design assigns to the run. Culture duration is a</w:t>
-      </w:r>
-      <w:r>
-        <w:t xml:space="preserve"> </w:t>
-      </w:r>
-      <w:r>
-        <w:t xml:space="preserve">factor of the multivariate designs and may not be allowed to float, so a run that reaches</w:t>
-      </w:r>
-      <w:r>
-        <w:t xml:space="preserve"> </w:t>
-      </w:r>
-      <w:r>
-        <w:t xml:space="preserve">the platform stop criterion for viability before the assigned duration departs from the</w:t>
-      </w:r>
-      <w:r>
-        <w:t xml:space="preserve"> </w:t>
-      </w:r>
-      <w:r>
-        <w:t xml:space="preserve">design and will be handled as a deviation (§9).</w:t>
+        <w:t xml:space="preserve">Inputs held to platform specification are identity tested and quality controlled, and they</w:t>
+      </w:r>
+      <w:r>
+        <w:t xml:space="preserve"> </w:t>
+      </w:r>
+      <w:r>
+        <w:t xml:space="preserve">are not characterized in this study: medium and feed lots, the gas supply and the working</w:t>
+      </w:r>
+      <w:r>
+        <w:t xml:space="preserve"> </w:t>
+      </w:r>
+      <w:r>
+        <w:t xml:space="preserve">cell bank all fall in that group. A change to any input in that group changes the material</w:t>
+      </w:r>
+      <w:r>
+        <w:t xml:space="preserve"> </w:t>
+      </w:r>
+      <w:r>
+        <w:t xml:space="preserve">basis of the study, and it would be assessed under change control before execution</w:t>
+      </w:r>
+      <w:r>
+        <w:t xml:space="preserve"> </w:t>
+      </w:r>
+      <w:r>
+        <w:t xml:space="preserve">continued.</w:t>
       </w:r>
     </w:p>
     <w:bookmarkEnd w:id="23"/>
@@ -3796,7 +3774,45 @@
         <w:pStyle w:val="FirstParagraph"/>
       </w:pPr>
       <w:r>
-        <w:t xml:space="preserve">Every attribute in scope is measured by a validated method, and</w:t>
+        <w:t xml:space="preserve">Released N-glycan mapping by 2-AB HILIC-UPLC (SOP-3010, AMV-3010) reports afucosylation,</w:t>
+      </w:r>
+      <w:r>
+        <w:t xml:space="preserve"> </w:t>
+      </w:r>
+      <w:r>
+        <w:t xml:space="preserve">galactosylation and high mannose from one chromatogram, size variants by SEC-HPLC</w:t>
+      </w:r>
+      <w:r>
+        <w:t xml:space="preserve"> </w:t>
+      </w:r>
+      <w:r>
+        <w:t xml:space="preserve">(SOP-3011, AMV-3011) report aggregates, and charge variants by imaged capillary isoelectric</w:t>
+      </w:r>
+      <w:r>
+        <w:t xml:space="preserve"> </w:t>
+      </w:r>
+      <w:r>
+        <w:t xml:space="preserve">focusing (SOP-3013, AMV-3013) report acidic variants. Host cell protein by ELISA</w:t>
+      </w:r>
+      <w:r>
+        <w:t xml:space="preserve"> </w:t>
+      </w:r>
+      <w:r>
+        <w:t xml:space="preserve">(AMV-3012) and residual host cell DNA by qPCR (AMV-3014) characterize the harvest load.</w:t>
+      </w:r>
+    </w:p>
+    <w:p>
+      <w:pPr>
+        <w:pStyle w:val="BodyText"/>
+      </w:pPr>
+      <w:r>
+        <w:t xml:space="preserve">Method performance is not restated in this plan. The performance figures (precision,</w:t>
+      </w:r>
+      <w:r>
+        <w:t xml:space="preserve"> </w:t>
+      </w:r>
+      <w:r>
+        <w:t xml:space="preserve">accuracy and quantitation limits) are held in the validation reports named in</w:t>
       </w:r>
       <w:r>
         <w:t xml:space="preserve"> </w:t>
@@ -3810,112 +3826,31 @@
         </w:r>
       </w:hyperlink>
       <w:r>
-        <w:t xml:space="preserve"> </w:t>
-      </w:r>
-      <w:r>
-        <w:t xml:space="preserve">gives the</w:t>
-      </w:r>
-      <w:r>
-        <w:t xml:space="preserve"> </w:t>
-      </w:r>
-      <w:r>
-        <w:t xml:space="preserve">procedure and the validation reference for each. Released N-glycan mapping by 2-AB</w:t>
-      </w:r>
-      <w:r>
-        <w:t xml:space="preserve"> </w:t>
-      </w:r>
-      <w:r>
-        <w:t xml:space="preserve">HILIC-UPLC (SOP-3010, AMV-3010) reports afucosylation, galactosylation and high mannose</w:t>
-      </w:r>
-      <w:r>
-        <w:t xml:space="preserve"> </w:t>
-      </w:r>
-      <w:r>
-        <w:t xml:space="preserve">from a single analysis, so the three glycan attributes come from one sample and share a</w:t>
-      </w:r>
-      <w:r>
-        <w:t xml:space="preserve"> </w:t>
-      </w:r>
-      <w:r>
-        <w:t xml:space="preserve">common analytical variance. Size variants are measured by SEC-HPLC (SOP-3011, AMV-3011),</w:t>
-      </w:r>
-      <w:r>
-        <w:t xml:space="preserve"> </w:t>
-      </w:r>
-      <w:r>
-        <w:t xml:space="preserve">which reports the high molecular weight fraction, and charge variants by icIEF (SOP-3013,</w:t>
-      </w:r>
-      <w:r>
-        <w:t xml:space="preserve"> </w:t>
-      </w:r>
-      <w:r>
-        <w:t xml:space="preserve">AMV-3013), which reports the acidic fraction. Host cell protein is measured by ELISA</w:t>
-      </w:r>
-      <w:r>
-        <w:t xml:space="preserve"> </w:t>
-      </w:r>
-      <w:r>
-        <w:t xml:space="preserve">(SOP-3012, AMV-3012) and residual host cell DNA by qPCR (SOP-3014, AMV-3014).</w:t>
-      </w:r>
-    </w:p>
-    <w:p>
-      <w:pPr>
-        <w:pStyle w:val="BodyText"/>
-      </w:pPr>
-      <w:r>
-        <w:t xml:space="preserve">Method performance is not restated in this plan. Accuracy, precision, specificity, range</w:t>
-      </w:r>
-      <w:r>
-        <w:t xml:space="preserve"> </w:t>
-      </w:r>
-      <w:r>
-        <w:t xml:space="preserve">and quantitation limits are given in the validation report cited for each method in</w:t>
-      </w:r>
-      <w:r>
-        <w:t xml:space="preserve"> </w:t>
-      </w:r>
-      <w:hyperlink w:anchor="tbl-sop">
-        <w:r>
-          <w:rPr>
-            <w:rStyle w:val="Hyperlink"/>
-          </w:rPr>
-          <w:t xml:space="preserve">Table 3</w:t>
-        </w:r>
-      </w:hyperlink>
-      <w:r>
-        <w:t xml:space="preserve">, and PCR-003 will quote the relevant precision estimate wherever an effect is</w:t>
-      </w:r>
-      <w:r>
-        <w:t xml:space="preserve"> </w:t>
-      </w:r>
-      <w:r>
-        <w:t xml:space="preserve">small enough for assay variance to matter.</w:t>
-      </w:r>
-    </w:p>
-    <w:p>
-      <w:pPr>
-        <w:pStyle w:val="BodyText"/>
-      </w:pPr>
-      <w:r>
-        <w:t xml:space="preserve">Samples for a given attribute will be analysed in as few analytical sequences as the sample</w:t>
-      </w:r>
-      <w:r>
-        <w:t xml:space="preserve"> </w:t>
-      </w:r>
-      <w:r>
-        <w:t xml:space="preserve">count allows, and a common reference standard will be included in every sequence. Since a</w:t>
-      </w:r>
-      <w:r>
-        <w:t xml:space="preserve"> </w:t>
-      </w:r>
-      <w:r>
-        <w:t xml:space="preserve">design is analysed as a whole, an analytical batch effect that tracked the run order would</w:t>
-      </w:r>
-      <w:r>
-        <w:t xml:space="preserve"> </w:t>
-      </w:r>
-      <w:r>
-        <w:t xml:space="preserve">be indistinguishable from a factor effect.</w:t>
+        <w:t xml:space="preserve">, and</w:t>
+      </w:r>
+      <w:r>
+        <w:t xml:space="preserve"> </w:t>
+      </w:r>
+      <w:r>
+        <w:t xml:space="preserve">PCR-003 will quote the relevant one wherever an effect approaches the precision of the</w:t>
+      </w:r>
+      <w:r>
+        <w:t xml:space="preserve"> </w:t>
+      </w:r>
+      <w:r>
+        <w:t xml:space="preserve">method. Where scheduling allows, samples from all runs of one design will be assayed in a</w:t>
+      </w:r>
+      <w:r>
+        <w:t xml:space="preserve"> </w:t>
+      </w:r>
+      <w:r>
+        <w:t xml:space="preserve">single analytical sequence, and every sequence carries a control sample, because drift</w:t>
+      </w:r>
+      <w:r>
+        <w:t xml:space="preserve"> </w:t>
+      </w:r>
+      <w:r>
+        <w:t xml:space="preserve">between sequences would enter the model as run to run variation.</w:t>
       </w:r>
     </w:p>
     <w:bookmarkEnd w:id="24"/>
@@ -3933,13 +3868,19 @@
         <w:pStyle w:val="FirstParagraph"/>
       </w:pPr>
       <w:r>
-        <w:t xml:space="preserve">Sampling has two purposes: process monitoring follows the culture while it runs, and the</w:t>
-      </w:r>
-      <w:r>
-        <w:t xml:space="preserve"> </w:t>
-      </w:r>
-      <w:r>
-        <w:t xml:space="preserve">harvest sample characterizes what the culture produced.</w:t>
+        <w:t xml:space="preserve">One harvest sample per run is the primary sample of this study. It will be taken at the</w:t>
+      </w:r>
+      <w:r>
+        <w:t xml:space="preserve"> </w:t>
+      </w:r>
+      <w:r>
+        <w:t xml:space="preserve">culture duration the run specifies, clarified by the standard bench procedure and split for</w:t>
+      </w:r>
+      <w:r>
+        <w:t xml:space="preserve"> </w:t>
+      </w:r>
+      <w:r>
+        <w:t xml:space="preserve">the assays in §5.3. Sample handling, labelling and storage follow SOP-2003.</w:t>
       </w:r>
     </w:p>
     <w:p>
@@ -3947,25 +3888,25 @@
         <w:pStyle w:val="BodyText"/>
       </w:pPr>
       <w:r>
-        <w:t xml:space="preserve">Monitoring samples will be drawn daily from each vessel and tested for viable cell density,</w:t>
-      </w:r>
-      <w:r>
-        <w:t xml:space="preserve"> </w:t>
-      </w:r>
-      <w:r>
-        <w:t xml:space="preserve">viability and the platform metabolite panel (SOP-2003). Offline pH, dissolved oxygen and</w:t>
-      </w:r>
-      <w:r>
-        <w:t xml:space="preserve"> </w:t>
-      </w:r>
-      <w:r>
-        <w:t xml:space="preserve">pCO₂ will be measured on the same sample and compared with the online probe readings, and</w:t>
-      </w:r>
-      <w:r>
-        <w:t xml:space="preserve"> </w:t>
-      </w:r>
-      <w:r>
-        <w:t xml:space="preserve">that comparison is the control that detects probe drift during a run.</w:t>
+        <w:t xml:space="preserve">Daily in-process samples will be taken for viable cell density, viability and the main</w:t>
+      </w:r>
+      <w:r>
+        <w:t xml:space="preserve"> </w:t>
+      </w:r>
+      <w:r>
+        <w:t xml:space="preserve">metabolites (for example glucose and lactate), and these support the interpretation of the</w:t>
+      </w:r>
+      <w:r>
+        <w:t xml:space="preserve"> </w:t>
+      </w:r>
+      <w:r>
+        <w:t xml:space="preserve">harvest result and confirm that a run behaved as the design intended. They are not</w:t>
+      </w:r>
+      <w:r>
+        <w:t xml:space="preserve"> </w:t>
+      </w:r>
+      <w:r>
+        <w:t xml:space="preserve">modelled.</w:t>
       </w:r>
     </w:p>
     <w:p>
@@ -3973,292 +3914,18 @@
         <w:pStyle w:val="BodyText"/>
       </w:pPr>
       <w:r>
-        <w:t xml:space="preserve">The harvest sample is the study sample. One clarified harvest sample per run will be taken</w:t>
-      </w:r>
-      <w:r>
-        <w:t xml:space="preserve"> </w:t>
-      </w:r>
-      <w:r>
-        <w:t xml:space="preserve">at the end of culture and tested for every attribute named in §5.3, and retained aliquots</w:t>
-      </w:r>
-      <w:r>
-        <w:t xml:space="preserve"> </w:t>
-      </w:r>
-      <w:r>
-        <w:t xml:space="preserve">will be stored frozen so that a repeat test or an additional test can be run without</w:t>
-      </w:r>
-      <w:r>
-        <w:t xml:space="preserve"> </w:t>
-      </w:r>
-      <w:r>
-        <w:t xml:space="preserve">repeating the culture.</w:t>
-      </w:r>
-    </w:p>
-    <w:p>
-      <w:pPr>
-        <w:pStyle w:val="BodyText"/>
-      </w:pPr>
-      <w:r>
-        <w:t xml:space="preserve">Replication is concentrated at the centre point, where the screening design carries</w:t>
-      </w:r>
-      <w:r>
-        <w:t xml:space="preserve"> </w:t>
-      </w:r>
-      <w:r>
-        <w:t xml:space="preserve">3 runs and the response-surface design carries 4, all</w:t>
-      </w:r>
-      <w:r>
-        <w:t xml:space="preserve"> </w:t>
-      </w:r>
-      <w:r>
-        <w:t xml:space="preserve">at the set-point of every factor. These runs estimate the reproducibility of the whole</w:t>
-      </w:r>
-      <w:r>
-        <w:t xml:space="preserve"> </w:t>
-      </w:r>
-      <w:r>
-        <w:t xml:space="preserve">system, from culture through assay, and they supply the pure error term used in §5.5. The</w:t>
-      </w:r>
-      <w:r>
-        <w:t xml:space="preserve"> </w:t>
-      </w:r>
-      <w:r>
-        <w:t xml:space="preserve">factorial and axial runs are not replicated, which is the usual trade in a designed</w:t>
-      </w:r>
-      <w:r>
-        <w:t xml:space="preserve"> </w:t>
-      </w:r>
-      <w:r>
-        <w:t xml:space="preserve">experiment: precision on the effects is bought from the structure of the matrix instead of</w:t>
-      </w:r>
-      <w:r>
-        <w:t xml:space="preserve"> </w:t>
-      </w:r>
-      <w:r>
-        <w:t xml:space="preserve">from repetition.</w:t>
-      </w:r>
-    </w:p>
-    <w:bookmarkEnd w:id="25"/>
-    <w:bookmarkStart w:id="26" w:name="statistical-methods"/>
-    <w:p>
-      <w:pPr>
-        <w:pStyle w:val="Heading2"/>
-      </w:pPr>
-      <w:r>
-        <w:t xml:space="preserve">5.5 Statistical methods</w:t>
-      </w:r>
-    </w:p>
-    <w:p>
-      <w:pPr>
-        <w:pStyle w:val="FirstParagraph"/>
-      </w:pPr>
-      <w:r>
-        <w:t xml:space="preserve">All models will be fitted on coded factors, each coded so that the set-point maps to zero</w:t>
-      </w:r>
-      <w:r>
-        <w:t xml:space="preserve"> </w:t>
-      </w:r>
-      <w:r>
-        <w:t xml:space="preserve">and the edges of the characterization range map to ±1, which puts every factor on a common</w:t>
-      </w:r>
-      <w:r>
-        <w:t xml:space="preserve"> </w:t>
-      </w:r>
-      <w:r>
-        <w:t xml:space="preserve">scale and makes the coefficients comparable (SOP-1002).</w:t>
-      </w:r>
-    </w:p>
-    <w:p>
-      <w:pPr>
-        <w:pStyle w:val="BodyText"/>
-      </w:pPr>
-      <w:r>
-        <w:t xml:space="preserve">The screening design will be analysed by ordinary least squares (OLS) with all main effects</w:t>
-      </w:r>
-      <w:r>
-        <w:t xml:space="preserve"> </w:t>
-      </w:r>
-      <w:r>
-        <w:t xml:space="preserve">and all two-factor interactions in the model, and terms will be tested at α = 0.05. An</w:t>
-      </w:r>
-      <w:r>
-        <w:t xml:space="preserve"> </w:t>
-      </w:r>
-      <w:r>
-        <w:t xml:space="preserve">effect is reported as twice the coded coefficient, so it is the change in the response</w:t>
-      </w:r>
-      <w:r>
-        <w:t xml:space="preserve"> </w:t>
-      </w:r>
-      <w:r>
-        <w:t xml:space="preserve">across the whole characterization range of the factor.</w:t>
-      </w:r>
-    </w:p>
-    <w:p>
-      <w:pPr>
-        <w:pStyle w:val="BodyText"/>
-      </w:pPr>
-      <w:r>
-        <w:t xml:space="preserve">The screening model identifies the factors that matter, and it is not a predictive model:</w:t>
-      </w:r>
-      <w:r>
-        <w:t xml:space="preserve"> </w:t>
-      </w:r>
-      <w:r>
-        <w:t xml:space="preserve">it estimates 16 terms from 19 runs, which leaves</w:t>
-      </w:r>
-      <w:r>
-        <w:t xml:space="preserve"> </w:t>
-      </w:r>
-      <w:r>
-        <w:t xml:space="preserve">3 residual degrees of freedom, 2 of them pure error</w:t>
-      </w:r>
-      <w:r>
-        <w:t xml:space="preserve"> </w:t>
-      </w:r>
-      <w:r>
-        <w:t xml:space="preserve">and 1 lack of fit. A model that near-saturated fits the data it was</w:t>
-      </w:r>
-      <w:r>
-        <w:t xml:space="preserve"> </w:t>
-      </w:r>
-      <w:r>
-        <w:t xml:space="preserve">built on closely whatever the truth is. Its coefficients will therefore be used to select</w:t>
-      </w:r>
-      <w:r>
-        <w:t xml:space="preserve"> </w:t>
-      </w:r>
-      <w:r>
-        <w:t xml:space="preserve">factors and directions, and not to predict a response at a setting the design did not run.</w:t>
-      </w:r>
-    </w:p>
-    <w:p>
-      <w:pPr>
-        <w:pStyle w:val="BodyText"/>
-      </w:pPr>
-      <w:r>
-        <w:t xml:space="preserve">The response-surface design will be analysed as a full quadratic model in the</w:t>
-      </w:r>
-      <w:r>
-        <w:t xml:space="preserve"> </w:t>
-      </w:r>
-      <w:r>
-        <w:t xml:space="preserve">4 factors carried forward, with all main effects, all two-factor</w:t>
-      </w:r>
-      <w:r>
-        <w:t xml:space="preserve"> </w:t>
-      </w:r>
-      <w:r>
-        <w:t xml:space="preserve">interactions and all quadratic terms. It estimates 15 terms from</w:t>
-      </w:r>
-      <w:r>
-        <w:t xml:space="preserve"> </w:t>
-      </w:r>
-      <w:r>
-        <w:t xml:space="preserve">28 runs, which leaves 13 residual degrees of freedom,</w:t>
-      </w:r>
-      <w:r>
-        <w:t xml:space="preserve"> </w:t>
-      </w:r>
-      <w:r>
-        <w:t xml:space="preserve">3 of them pure error and 10 lack of fit. This is the</w:t>
-      </w:r>
-      <w:r>
-        <w:t xml:space="preserve"> </w:t>
-      </w:r>
-      <w:r>
-        <w:t xml:space="preserve">predictive model, and the operating region, the proven acceptable ranges and the capability</w:t>
-      </w:r>
-      <w:r>
-        <w:t xml:space="preserve"> </w:t>
-      </w:r>
-      <w:r>
-        <w:t xml:space="preserve">estimate are all derived from it.</w:t>
-      </w:r>
-    </w:p>
-    <w:p>
-      <w:pPr>
-        <w:pStyle w:val="BodyText"/>
-      </w:pPr>
-      <w:r>
-        <w:t xml:space="preserve">Model adequacy will be reported as R², adjusted R², predicted R² from the PRESS statistic,</w:t>
-      </w:r>
-      <w:r>
-        <w:t xml:space="preserve"> </w:t>
-      </w:r>
-      <w:r>
-        <w:t xml:space="preserve">the model F statistic and an ANOVA lack-of-fit test against pure error. Residual</w:t>
-      </w:r>
-      <w:r>
-        <w:t xml:space="preserve"> </w:t>
-      </w:r>
-      <w:r>
-        <w:t xml:space="preserve">diagnostics will be reported for every response: residuals against predicted values, a</w:t>
-      </w:r>
-      <w:r>
-        <w:t xml:space="preserve"> </w:t>
-      </w:r>
-      <w:r>
-        <w:t xml:space="preserve">normal quantile plot, and predicted against actual values.</w:t>
-      </w:r>
-    </w:p>
-    <w:p>
-      <w:pPr>
-        <w:pStyle w:val="BodyText"/>
-      </w:pPr>
-      <w:r>
-        <w:t xml:space="preserve">Capability at commercial scale will be estimated by simulation. 2,000</w:t>
-      </w:r>
-      <w:r>
-        <w:t xml:space="preserve"> </w:t>
-      </w:r>
-      <w:r>
-        <w:t xml:space="preserve">batches will be simulated by drawing each parameter from within the normal operating range,</w:t>
-      </w:r>
-      <w:r>
-        <w:t xml:space="preserve"> </w:t>
-      </w:r>
-      <w:r>
-        <w:t xml:space="preserve">predicting each attribute from the fitted response-surface model, adding the residual</w:t>
-      </w:r>
-      <w:r>
-        <w:t xml:space="preserve"> </w:t>
-      </w:r>
-      <w:r>
-        <w:t xml:space="preserve">variance of that model, and computing a one-sided capability index against the acceptance</w:t>
-      </w:r>
-      <w:r>
-        <w:t xml:space="preserve"> </w:t>
-      </w:r>
-      <w:r>
-        <w:t xml:space="preserve">criterion. The simulation uses a fixed random seed, so the reported values are reproducible.</w:t>
-      </w:r>
-    </w:p>
-    <w:bookmarkEnd w:id="26"/>
-    <w:bookmarkEnd w:id="27"/>
-    <w:bookmarkStart w:id="34" w:name="study-design"/>
-    <w:p>
-      <w:pPr>
-        <w:pStyle w:val="Heading1"/>
-      </w:pPr>
-      <w:r>
-        <w:t xml:space="preserve">6. Study design</w:t>
-      </w:r>
-    </w:p>
-    <w:bookmarkStart w:id="30" w:name="factors-ranges-and-study-type"/>
-    <w:p>
-      <w:pPr>
-        <w:pStyle w:val="Heading2"/>
-      </w:pPr>
-      <w:r>
-        <w:t xml:space="preserve">6.1 Factors, ranges and study type</w:t>
-      </w:r>
-    </w:p>
-    <w:p>
-      <w:pPr>
-        <w:pStyle w:val="FirstParagraph"/>
-      </w:pPr>
-      <w:hyperlink w:anchor="tbl-par">
+        <w:t xml:space="preserve">In both designs, the centre-point runs carry the replicate structure. All of them are run</w:t>
+      </w:r>
+      <w:r>
+        <w:t xml:space="preserve"> </w:t>
+      </w:r>
+      <w:r>
+        <w:t xml:space="preserve">at the set-points in</w:t>
+      </w:r>
+      <w:r>
+        <w:t xml:space="preserve"> </w:t>
+      </w:r>
+      <w:hyperlink w:anchor="tbl-params">
         <w:r>
           <w:rPr>
             <w:rStyle w:val="Hyperlink"/>
@@ -4267,39 +3934,287 @@
         </w:r>
       </w:hyperlink>
       <w:r>
-        <w:t xml:space="preserve"> </w:t>
-      </w:r>
-      <w:r>
-        <w:t xml:space="preserve">lists every parameter in scope with the set-point, the range to be studied, the</w:t>
-      </w:r>
-      <w:r>
-        <w:t xml:space="preserve"> </w:t>
-      </w:r>
-      <w:r>
-        <w:t xml:space="preserve">normal operating range and the study type.</w:t>
-      </w:r>
-      <w:r>
-        <w:t xml:space="preserve"> </w:t>
-      </w:r>
-      <w:hyperlink w:anchor="tbl-code">
+        <w:t xml:space="preserve">, 3 of them in the screening design and</w:t>
+      </w:r>
+      <w:r>
+        <w:t xml:space="preserve"> </w:t>
+      </w:r>
+      <w:r>
+        <w:t xml:space="preserve">4 in the response-surface design. Centre points will be scheduled at the</w:t>
+      </w:r>
+      <w:r>
+        <w:t xml:space="preserve"> </w:t>
+      </w:r>
+      <w:r>
+        <w:t xml:space="preserve">start of each execution block, in the middle and at the end, and a drift over the campaign</w:t>
+      </w:r>
+      <w:r>
+        <w:t xml:space="preserve"> </w:t>
+      </w:r>
+      <w:r>
+        <w:t xml:space="preserve">will then appear as a difference between replicates.</w:t>
+      </w:r>
+    </w:p>
+    <w:bookmarkEnd w:id="25"/>
+    <w:bookmarkStart w:id="26" w:name="statistical-methods"/>
+    <w:p>
+      <w:pPr>
+        <w:pStyle w:val="Heading2"/>
+      </w:pPr>
+      <w:r>
+        <w:t xml:space="preserve">5.5 Statistical methods</w:t>
+      </w:r>
+    </w:p>
+    <w:p>
+      <w:pPr>
+        <w:pStyle w:val="FirstParagraph"/>
+      </w:pPr>
+      <w:r>
+        <w:t xml:space="preserve">Analysis follows SOP-1002, and the factors are coded so that the set-point is zero and the</w:t>
+      </w:r>
+      <w:r>
+        <w:t xml:space="preserve"> </w:t>
+      </w:r>
+      <w:r>
+        <w:t xml:space="preserve">edges of the characterization range are −1 and +1. The coded factors put every effect on</w:t>
+      </w:r>
+      <w:r>
+        <w:t xml:space="preserve"> </w:t>
+      </w:r>
+      <w:r>
+        <w:t xml:space="preserve">one scale, which is the change in the response across half the studied range</w:t>
+      </w:r>
+      <w:r>
+        <w:t xml:space="preserve"> </w:t>
+      </w:r>
+      <w:r>
+        <w:t xml:space="preserve">(CMC Biotech Working Group 2009)</w:t>
+      </w:r>
+      <w:r>
+        <w:t xml:space="preserve">.</w:t>
+      </w:r>
+      <w:r>
+        <w:t xml:space="preserve"> </w:t>
+      </w:r>
+      <w:r>
+        <w:t xml:space="preserve">Effects are reported in the natural units of the response.</w:t>
+      </w:r>
+    </w:p>
+    <w:p>
+      <w:pPr>
+        <w:pStyle w:val="BodyText"/>
+      </w:pPr>
+      <w:r>
+        <w:t xml:space="preserve">The screening design will be analysed by ordinary least squares, with all main effects and</w:t>
+      </w:r>
+      <w:r>
+        <w:t xml:space="preserve"> </w:t>
+      </w:r>
+      <w:r>
+        <w:t xml:space="preserve">all two-factor interactions in the model, and an effect is twice the coefficient on the</w:t>
+      </w:r>
+      <w:r>
+        <w:t xml:space="preserve"> </w:t>
+      </w:r>
+      <w:r>
+        <w:t xml:space="preserve">coded factor, because one coded unit is half the characterization range. Every term in that</w:t>
+      </w:r>
+      <w:r>
+        <w:t xml:space="preserve"> </w:t>
+      </w:r>
+      <w:r>
+        <w:t xml:space="preserve">model is assessed at α = 0.05.</w:t>
+      </w:r>
+    </w:p>
+    <w:p>
+      <w:pPr>
+        <w:pStyle w:val="BodyText"/>
+      </w:pPr>
+      <w:r>
+        <w:t xml:space="preserve">The response-surface design will be analysed with a full quadratic model in the retained</w:t>
+      </w:r>
+      <w:r>
+        <w:t xml:space="preserve"> </w:t>
+      </w:r>
+      <w:r>
+        <w:t xml:space="preserve">factors, comprising the main effects, the two-factor interactions and the pure quadratic</w:t>
+      </w:r>
+      <w:r>
+        <w:t xml:space="preserve"> </w:t>
+      </w:r>
+      <w:r>
+        <w:t xml:space="preserve">terms. The adequacy of that model will be judged on R², on the adjusted and predicted forms</w:t>
+      </w:r>
+      <w:r>
+        <w:t xml:space="preserve"> </w:t>
+      </w:r>
+      <w:r>
+        <w:t xml:space="preserve">of R², on the overall F test and on an analysis of variance that partitions the residual</w:t>
+      </w:r>
+      <w:r>
+        <w:t xml:space="preserve"> </w:t>
+      </w:r>
+      <w:r>
+        <w:t xml:space="preserve">into lack of fit and pure error. The predicted form is computed from PRESS residuals, which</w:t>
+      </w:r>
+      <w:r>
+        <w:t xml:space="preserve"> </w:t>
+      </w:r>
+      <w:r>
+        <w:t xml:space="preserve">makes it a check on prediction and not on fit, while pure error comes from the centre-point</w:t>
+      </w:r>
+      <w:r>
+        <w:t xml:space="preserve"> </w:t>
+      </w:r>
+      <w:r>
+        <w:t xml:space="preserve">replicates alone, which is why the replicate count matters more here than the total run</w:t>
+      </w:r>
+      <w:r>
+        <w:t xml:space="preserve"> </w:t>
+      </w:r>
+      <w:r>
+        <w:t xml:space="preserve">count.</w:t>
+      </w:r>
+    </w:p>
+    <w:p>
+      <w:pPr>
+        <w:pStyle w:val="BodyText"/>
+      </w:pPr>
+      <w:r>
+        <w:t xml:space="preserve">The two designs answer different questions: the screening design identifies which factors</w:t>
+      </w:r>
+      <w:r>
+        <w:t xml:space="preserve"> </w:t>
+      </w:r>
+      <w:r>
+        <w:t xml:space="preserve">matter, and the response-surface design is the predictive model from which the operating</w:t>
+      </w:r>
+      <w:r>
+        <w:t xml:space="preserve"> </w:t>
+      </w:r>
+      <w:r>
+        <w:t xml:space="preserve">region in PCR-003 will be derived. A screening model in 5 factors fitted</w:t>
+      </w:r>
+      <w:r>
+        <w:t xml:space="preserve"> </w:t>
+      </w:r>
+      <w:r>
+        <w:t xml:space="preserve">to 19 runs is close to saturated, and a high fit statistic from such a model</w:t>
+      </w:r>
+      <w:r>
+        <w:t xml:space="preserve"> </w:t>
+      </w:r>
+      <w:r>
+        <w:t xml:space="preserve">is not evidence of predictive quality.</w:t>
+      </w:r>
+    </w:p>
+    <w:p>
+      <w:pPr>
+        <w:pStyle w:val="BodyText"/>
+      </w:pPr>
+      <w:r>
+        <w:t xml:space="preserve">For each attribute, capability will be estimated by Monte-Carlo simulation of</w:t>
+      </w:r>
+      <w:r>
+        <w:t xml:space="preserve"> </w:t>
+      </w:r>
+      <w:r>
+        <w:t xml:space="preserve">2,000 batches. Each simulated batch draws every parameter inside the</w:t>
+      </w:r>
+      <w:r>
+        <w:t xml:space="preserve"> </w:t>
+      </w:r>
+      <w:r>
+        <w:t xml:space="preserve">normal operating range in</w:t>
+      </w:r>
+      <w:r>
+        <w:t xml:space="preserve"> </w:t>
+      </w:r>
+      <w:hyperlink w:anchor="tbl-params">
         <w:r>
           <w:rPr>
             <w:rStyle w:val="Hyperlink"/>
           </w:rPr>
-          <w:t xml:space="preserve">Table 6</w:t>
+          <w:t xml:space="preserve">Table 5</w:t>
         </w:r>
       </w:hyperlink>
       <w:r>
-        <w:t xml:space="preserve"> </w:t>
-      </w:r>
-      <w:r>
-        <w:t xml:space="preserve">gives the letter codes used for the</w:t>
-      </w:r>
-      <w:r>
-        <w:t xml:space="preserve"> </w:t>
-      </w:r>
-      <w:r>
-        <w:t xml:space="preserve">multivariate factors in the design matrices and in the analysis.</w:t>
+        <w:t xml:space="preserve">, and the fitted response-surface model predicts each</w:t>
+      </w:r>
+      <w:r>
+        <w:t xml:space="preserve"> </w:t>
+      </w:r>
+      <w:r>
+        <w:t xml:space="preserve">attribute for it. Capability is reported as a one-sided Cpk against the governing limit,</w:t>
+      </w:r>
+      <w:r>
+        <w:t xml:space="preserve"> </w:t>
+      </w:r>
+      <w:r>
+        <w:t xml:space="preserve">with the margin to that limit. The Cpk estimate is conditioned on the scale-down model and on the fitted</w:t>
+      </w:r>
+      <w:r>
+        <w:t xml:space="preserve"> </w:t>
+      </w:r>
+      <w:r>
+        <w:t xml:space="preserve">model. It is not a commercial-scale measurement, and Stage 2 provides that confirmation</w:t>
+      </w:r>
+      <w:r>
+        <w:t xml:space="preserve"> </w:t>
+      </w:r>
+      <w:r>
+        <w:t xml:space="preserve">(U.S. Food and Drug Administration 2011)</w:t>
+      </w:r>
+      <w:r>
+        <w:t xml:space="preserve">.</w:t>
+      </w:r>
+    </w:p>
+    <w:bookmarkEnd w:id="26"/>
+    <w:bookmarkEnd w:id="27"/>
+    <w:bookmarkStart w:id="34" w:name="study-design"/>
+    <w:p>
+      <w:pPr>
+        <w:pStyle w:val="Heading1"/>
+      </w:pPr>
+      <w:r>
+        <w:t xml:space="preserve">6. Study design</w:t>
+      </w:r>
+    </w:p>
+    <w:bookmarkStart w:id="30" w:name="factors-ranges-and-study-type"/>
+    <w:p>
+      <w:pPr>
+        <w:pStyle w:val="Heading2"/>
+      </w:pPr>
+      <w:r>
+        <w:t xml:space="preserve">6.1 Factors, ranges and study type</w:t>
+      </w:r>
+    </w:p>
+    <w:p>
+      <w:pPr>
+        <w:pStyle w:val="FirstParagraph"/>
+      </w:pPr>
+      <w:r>
+        <w:t xml:space="preserve">The parameters, the set-points, the ranges to be studied, the normal operating ranges and</w:t>
+      </w:r>
+      <w:r>
+        <w:t xml:space="preserve"> </w:t>
+      </w:r>
+      <w:r>
+        <w:t xml:space="preserve">the study types are given in</w:t>
+      </w:r>
+      <w:r>
+        <w:t xml:space="preserve"> </w:t>
+      </w:r>
+      <w:hyperlink w:anchor="tbl-params">
+        <w:r>
+          <w:rPr>
+            <w:rStyle w:val="Hyperlink"/>
+          </w:rPr>
+          <w:t xml:space="preserve">Table 5</w:t>
+        </w:r>
+      </w:hyperlink>
+      <w:r>
+        <w:t xml:space="preserve">.</w:t>
       </w:r>
     </w:p>
     <w:tbl>
@@ -4315,7 +4230,7 @@
       <w:tr>
         <w:tc>
           <w:tcPr/>
-          <w:bookmarkStart w:id="28" w:name="tbl-par"/>
+          <w:bookmarkStart w:id="28" w:name="tbl-params"/>
           <w:p>
             <w:pPr>
               <w:jc w:val="center"/>
@@ -4326,7 +4241,7 @@
               <w:pStyle w:val="ImageCaption"/>
             </w:pPr>
             <w:r>
-              <w:t xml:space="preserve">Table 5: Process parameters of the production bioreactor, with the ranges to be studied and the study type assigned by RA-001.</w:t>
+              <w:t xml:space="preserve">Table 5: Parameters to be studied, with the range studied and the normal operating range.</w:t>
             </w:r>
           </w:p>
           <w:tbl>
@@ -5158,7 +5073,21 @@
         <w:pStyle w:val="BodyText"/>
       </w:pPr>
       <w:r>
-        <w:t xml:space="preserve"> </w:t>
+        <w:t xml:space="preserve">For the design matrices in Appendix A and Appendix B, the letter codes are given in</w:t>
+      </w:r>
+      <w:r>
+        <w:t xml:space="preserve"> </w:t>
+      </w:r>
+      <w:hyperlink w:anchor="tbl-legend">
+        <w:r>
+          <w:rPr>
+            <w:rStyle w:val="Hyperlink"/>
+          </w:rPr>
+          <w:t xml:space="preserve">Table 6</w:t>
+        </w:r>
+      </w:hyperlink>
+      <w:r>
+        <w:t xml:space="preserve">.</w:t>
       </w:r>
     </w:p>
     <w:tbl>
@@ -5174,7 +5103,7 @@
       <w:tr>
         <w:tc>
           <w:tcPr/>
-          <w:bookmarkStart w:id="29" w:name="tbl-code"/>
+          <w:bookmarkStart w:id="29" w:name="tbl-legend"/>
           <w:p>
             <w:pPr>
               <w:jc w:val="center"/>
@@ -5185,7 +5114,7 @@
               <w:pStyle w:val="ImageCaption"/>
             </w:pPr>
             <w:r>
-              <w:t xml:space="preserve">Table 6: Coded factor legend for the multivariate designs.</w:t>
+              <w:t xml:space="preserve">Table 6: Factor legend for the coded design matrices.</w:t>
             </w:r>
           </w:p>
           <w:tbl>
@@ -5538,12 +5467,229 @@
         <w:pStyle w:val="BodyText"/>
       </w:pPr>
       <w:r>
-        <w:t xml:space="preserve">The two ranges in</w:t>
-      </w:r>
-      <w:r>
-        <w:t xml:space="preserve"> </w:t>
-      </w:r>
-      <w:hyperlink w:anchor="tbl-par">
+        <w:t xml:space="preserve">Culture pH will be studied over 6.6–7.1, against a normal operating range of</w:t>
+      </w:r>
+      <w:r>
+        <w:t xml:space="preserve"> </w:t>
+      </w:r>
+      <w:r>
+        <w:t xml:space="preserve">6.75–6.95, and that width covers the excursions a commercial vessel can show</w:t>
+      </w:r>
+      <w:r>
+        <w:t xml:space="preserve"> </w:t>
+      </w:r>
+      <w:r>
+        <w:t xml:space="preserve">during a base addition into a large working volume. Culture temperature will be studied</w:t>
+      </w:r>
+      <w:r>
+        <w:t xml:space="preserve"> </w:t>
+      </w:r>
+      <w:r>
+        <w:t xml:space="preserve">over 34–36 °C, which is wider than the control system is capable of</w:t>
+      </w:r>
+      <w:r>
+        <w:t xml:space="preserve"> </w:t>
+      </w:r>
+      <w:r>
+        <w:t xml:space="preserve">drifting. Osmolality will be studied over 360–440 mOsm, which covers</w:t>
+      </w:r>
+      <w:r>
+        <w:t xml:space="preserve"> </w:t>
+      </w:r>
+      <w:r>
+        <w:t xml:space="preserve">the rise a full feed schedule produces. Dissolved CO2 will be studied over</w:t>
+      </w:r>
+      <w:r>
+        <w:t xml:space="preserve"> </w:t>
+      </w:r>
+      <w:r>
+        <w:t xml:space="preserve">40–160 mmHg, because CO2 accumulates at large scale and a commercial vessel</w:t>
+      </w:r>
+      <w:r>
+        <w:t xml:space="preserve"> </w:t>
+      </w:r>
+      <w:r>
+        <w:t xml:space="preserve">is expected to sit higher than a bench vessel held at the same set-point</w:t>
+      </w:r>
+      <w:r>
+        <w:t xml:space="preserve"> </w:t>
+      </w:r>
+      <w:r>
+        <w:t xml:space="preserve">(CMC Biotech Working Group 2009)</w:t>
+      </w:r>
+      <w:r>
+        <w:t xml:space="preserve">.</w:t>
+      </w:r>
+      <w:r>
+        <w:t xml:space="preserve"> </w:t>
+      </w:r>
+      <w:r>
+        <w:t xml:space="preserve">Culture duration will be studied over 15–19 days, which brackets the</w:t>
+      </w:r>
+      <w:r>
+        <w:t xml:space="preserve"> </w:t>
+      </w:r>
+      <w:r>
+        <w:t xml:space="preserve">platform harvest day on both sides. The 4 univariate parameters will be</w:t>
+      </w:r>
+      <w:r>
+        <w:t xml:space="preserve"> </w:t>
+      </w:r>
+      <w:r>
+        <w:t xml:space="preserve">studied over the ranges in the same table, one at a time (§6.4).</w:t>
+      </w:r>
+    </w:p>
+    <w:bookmarkEnd w:id="30"/>
+    <w:bookmarkStart w:id="31" w:name="screening-design"/>
+    <w:p>
+      <w:pPr>
+        <w:pStyle w:val="Heading2"/>
+      </w:pPr>
+      <w:r>
+        <w:t xml:space="preserve">6.2 Screening design</w:t>
+      </w:r>
+    </w:p>
+    <w:p>
+      <w:pPr>
+        <w:pStyle w:val="FirstParagraph"/>
+      </w:pPr>
+      <w:r>
+        <w:t xml:space="preserve">The screening design is a two-level fractional factorial in the 5 factors,</w:t>
+      </w:r>
+      <w:r>
+        <w:t xml:space="preserve"> </w:t>
+      </w:r>
+      <w:r>
+        <w:t xml:space="preserve">with 16 factorial runs and 3 centre points,</w:t>
+      </w:r>
+      <w:r>
+        <w:t xml:space="preserve"> </w:t>
+      </w:r>
+      <w:r>
+        <w:t xml:space="preserve">19 runs in all, against the 32 runs a full factorial in</w:t>
+      </w:r>
+      <w:r>
+        <w:t xml:space="preserve"> </w:t>
+      </w:r>
+      <w:r>
+        <w:t xml:space="preserve">those factors would need. The fractional design is of resolution V. Therefore, the design</w:t>
+      </w:r>
+      <w:r>
+        <w:t xml:space="preserve"> </w:t>
+      </w:r>
+      <w:r>
+        <w:t xml:space="preserve">estimates every main effect clear of every two-factor interaction, and it aliases each</w:t>
+      </w:r>
+      <w:r>
+        <w:t xml:space="preserve"> </w:t>
+      </w:r>
+      <w:r>
+        <w:t xml:space="preserve">two-factor interaction only with a three-factor interaction. The planned matrix is given in</w:t>
+      </w:r>
+      <w:r>
+        <w:t xml:space="preserve"> </w:t>
+      </w:r>
+      <w:r>
+        <w:t xml:space="preserve">Appendix A.</w:t>
+      </w:r>
+    </w:p>
+    <w:p>
+      <w:pPr>
+        <w:pStyle w:val="BodyText"/>
+      </w:pPr>
+      <w:r>
+        <w:t xml:space="preserve">At the screening stage, three-factor and higher interactions are assumed to be negligible,</w:t>
+      </w:r>
+      <w:r>
+        <w:t xml:space="preserve"> </w:t>
+      </w:r>
+      <w:r>
+        <w:t xml:space="preserve">an assumption that is standard at that stage and that platform experience gives no reason</w:t>
+      </w:r>
+      <w:r>
+        <w:t xml:space="preserve"> </w:t>
+      </w:r>
+      <w:r>
+        <w:t xml:space="preserve">to doubt for this step. However, a fractional design of this kind cannot resolve every</w:t>
+      </w:r>
+      <w:r>
+        <w:t xml:space="preserve"> </w:t>
+      </w:r>
+      <w:r>
+        <w:t xml:space="preserve">interaction, and the factors it retains go forward into the response-surface stage for</w:t>
+      </w:r>
+      <w:r>
+        <w:t xml:space="preserve"> </w:t>
+      </w:r>
+      <w:r>
+        <w:t xml:space="preserve">that reason.</w:t>
+      </w:r>
+    </w:p>
+    <w:p>
+      <w:pPr>
+        <w:pStyle w:val="BodyText"/>
+      </w:pPr>
+      <w:r>
+        <w:t xml:space="preserve">The screening stage identifies. It does not define an operating region, and PCR-003 will</w:t>
+      </w:r>
+      <w:r>
+        <w:t xml:space="preserve"> </w:t>
+      </w:r>
+      <w:r>
+        <w:t xml:space="preserve">not present a screening fit as a predictive model.</w:t>
+      </w:r>
+    </w:p>
+    <w:bookmarkEnd w:id="31"/>
+    <w:bookmarkStart w:id="32" w:name="response-surface-design"/>
+    <w:p>
+      <w:pPr>
+        <w:pStyle w:val="Heading2"/>
+      </w:pPr>
+      <w:r>
+        <w:t xml:space="preserve">6.3 Response-surface design</w:t>
+      </w:r>
+    </w:p>
+    <w:p>
+      <w:pPr>
+        <w:pStyle w:val="FirstParagraph"/>
+      </w:pPr>
+      <w:r>
+        <w:t xml:space="preserve">The response-surface design is a face-centred central composite in the</w:t>
+      </w:r>
+      <w:r>
+        <w:t xml:space="preserve"> </w:t>
+      </w:r>
+      <w:r>
+        <w:t xml:space="preserve">4 factors that screening is expected to retain: culture pH, culture</w:t>
+      </w:r>
+      <w:r>
+        <w:t xml:space="preserve"> </w:t>
+      </w:r>
+      <w:r>
+        <w:t xml:space="preserve">temperature, culture duration and dissolved CO2. It comprises 16</w:t>
+      </w:r>
+      <w:r>
+        <w:t xml:space="preserve"> </w:t>
+      </w:r>
+      <w:r>
+        <w:t xml:space="preserve">factorial runs, 8 axial runs and 4 centre points,</w:t>
+      </w:r>
+      <w:r>
+        <w:t xml:space="preserve"> </w:t>
+      </w:r>
+      <w:r>
+        <w:t xml:space="preserve">28 runs in all. The axial runs sit on the faces of the cube, at the edges of</w:t>
+      </w:r>
+      <w:r>
+        <w:t xml:space="preserve"> </w:t>
+      </w:r>
+      <w:r>
+        <w:t xml:space="preserve">the characterization ranges, and a rotatable design would place them outside the ranges</w:t>
+      </w:r>
+      <w:r>
+        <w:t xml:space="preserve"> </w:t>
+      </w:r>
+      <w:hyperlink w:anchor="tbl-params">
         <w:r>
           <w:rPr>
             <w:rStyle w:val="Hyperlink"/>
@@ -5555,37 +5701,7 @@
         <w:t xml:space="preserve"> </w:t>
       </w:r>
       <w:r>
-        <w:t xml:space="preserve">do different jobs. The normal operating range is the band within</w:t>
-      </w:r>
-      <w:r>
-        <w:t xml:space="preserve"> </w:t>
-      </w:r>
-      <w:r>
-        <w:t xml:space="preserve">which the commercial process will be controlled, and it is the band the capability</w:t>
-      </w:r>
-      <w:r>
-        <w:t xml:space="preserve"> </w:t>
-      </w:r>
-      <w:r>
-        <w:t xml:space="preserve">simulation draws from (§5.5). The range studied is wider, and it is the edge of the</w:t>
-      </w:r>
-      <w:r>
-        <w:t xml:space="preserve"> </w:t>
-      </w:r>
-      <w:r>
-        <w:t xml:space="preserve">knowledge space: it is where the studies look for the setting at which an attribute leaves</w:t>
-      </w:r>
-      <w:r>
-        <w:t xml:space="preserve"> </w:t>
-      </w:r>
-      <w:r>
-        <w:t xml:space="preserve">acceptance. A proven acceptable range is determined inside the range studied and is</w:t>
-      </w:r>
-      <w:r>
-        <w:t xml:space="preserve"> </w:t>
-      </w:r>
-      <w:r>
-        <w:t xml:space="preserve">reported per attribute (§8), so the range studied is not itself a proven acceptable range.</w:t>
+        <w:t xml:space="preserve">defines. Consequently, no run in this study leaves the knowledge space.</w:t>
       </w:r>
     </w:p>
     <w:p>
@@ -5593,184 +5709,92 @@
         <w:pStyle w:val="BodyText"/>
       </w:pPr>
       <w:r>
-        <w:t xml:space="preserve">Culture pH, culture temperature, dissolved carbon dioxide, osmolality and culture duration</w:t>
-      </w:r>
-      <w:r>
-        <w:t xml:space="preserve"> </w:t>
-      </w:r>
-      <w:r>
-        <w:t xml:space="preserve">are the multivariate factors. All five act on the same intracellular chemistry, either</w:t>
-      </w:r>
-      <w:r>
-        <w:t xml:space="preserve"> </w:t>
-      </w:r>
-      <w:r>
-        <w:t xml:space="preserve">through the pH and temperature dependence of the Golgi glycosyltransferases or through the</w:t>
-      </w:r>
-      <w:r>
-        <w:t xml:space="preserve"> </w:t>
-      </w:r>
-      <w:r>
-        <w:t xml:space="preserve">time the antibody spends in culture, so interactions between them are expected and have to</w:t>
-      </w:r>
-      <w:r>
-        <w:t xml:space="preserve"> </w:t>
-      </w:r>
-      <w:r>
-        <w:t xml:space="preserve">be estimable. By contrast, dissolved oxygen, initial viable cell concentration, basal</w:t>
-      </w:r>
-      <w:r>
-        <w:t xml:space="preserve"> </w:t>
-      </w:r>
-      <w:r>
-        <w:t xml:space="preserve">medium concentration and nutrient feed volume act mainly on cell growth and nutrient</w:t>
-      </w:r>
-      <w:r>
-        <w:t xml:space="preserve"> </w:t>
-      </w:r>
-      <w:r>
-        <w:t xml:space="preserve">supply. RA-001 scored the potential for these four to interact with the glycosylation</w:t>
-      </w:r>
-      <w:r>
-        <w:t xml:space="preserve"> </w:t>
-      </w:r>
-      <w:r>
-        <w:t xml:space="preserve">chemistry as low, and they are assessed one parameter at a time (§6.4).</w:t>
-      </w:r>
-    </w:p>
-    <w:bookmarkEnd w:id="30"/>
-    <w:bookmarkStart w:id="31" w:name="screening-design"/>
-    <w:p>
-      <w:pPr>
-        <w:pStyle w:val="Heading2"/>
-      </w:pPr>
-      <w:r>
-        <w:t xml:space="preserve">6.2 Screening design</w:t>
+        <w:t xml:space="preserve">The second stage exists for curvature, because a two-level design cannot separate a curved</w:t>
+      </w:r>
+      <w:r>
+        <w:t xml:space="preserve"> </w:t>
+      </w:r>
+      <w:r>
+        <w:t xml:space="preserve">response from a linear one and the centre points of the screening design can show only that</w:t>
+      </w:r>
+      <w:r>
+        <w:t xml:space="preserve"> </w:t>
+      </w:r>
+      <w:r>
+        <w:t xml:space="preserve">curvature is present. The planned matrix is given in Appendix B.</w:t>
       </w:r>
     </w:p>
     <w:p>
       <w:pPr>
-        <w:pStyle w:val="FirstParagraph"/>
-      </w:pPr>
-      <w:r>
-        <w:t xml:space="preserve">The screening study is a two-level fractional factorial design in the 5</w:t>
-      </w:r>
-      <w:r>
-        <w:t xml:space="preserve"> </w:t>
-      </w:r>
-      <w:r>
-        <w:t xml:space="preserve">multivariate factors augmented with centre points, comprising 16</w:t>
-      </w:r>
-      <w:r>
-        <w:t xml:space="preserve"> </w:t>
-      </w:r>
-      <w:r>
-        <w:t xml:space="preserve">factorial runs and 3 centre point runs, or 19 runs in all.</w:t>
-      </w:r>
-      <w:r>
-        <w:t xml:space="preserve"> </w:t>
-      </w:r>
-      <w:r>
-        <w:t xml:space="preserve">The fraction is a half replicate of Resolution V, so every main effect and every two-factor</w:t>
-      </w:r>
-      <w:r>
-        <w:t xml:space="preserve"> </w:t>
-      </w:r>
-      <w:r>
-        <w:t xml:space="preserve">interaction is estimable clear of the others, and only interactions of three factors and</w:t>
-      </w:r>
-      <w:r>
-        <w:t xml:space="preserve"> </w:t>
-      </w:r>
-      <w:r>
-        <w:t xml:space="preserve">above are aliased with the terms of interest (Appendix A).</w:t>
+        <w:pStyle w:val="BodyText"/>
+      </w:pPr>
+      <w:r>
+        <w:t xml:space="preserve">Although the matrix in Appendix B assumes that screening retains the four factors named</w:t>
+      </w:r>
+      <w:r>
+        <w:t xml:space="preserve"> </w:t>
+      </w:r>
+      <w:r>
+        <w:t xml:space="preserve">above, screening may retain a different set, and the matrix will then be re-issued before</w:t>
+      </w:r>
+      <w:r>
+        <w:t xml:space="preserve"> </w:t>
+      </w:r>
+      <w:r>
+        <w:t xml:space="preserve">execution. A re-issue on that ground is an amendment to this plan and not a deviation from</w:t>
+      </w:r>
+      <w:r>
+        <w:t xml:space="preserve"> </w:t>
+      </w:r>
+      <w:r>
+        <w:t xml:space="preserve">it.</w:t>
+      </w:r>
+    </w:p>
+    <w:bookmarkEnd w:id="32"/>
+    <w:bookmarkStart w:id="33" w:name="univariate-assessment"/>
+    <w:p>
+      <w:pPr>
+        <w:pStyle w:val="Heading2"/>
+      </w:pPr>
+      <w:r>
+        <w:t xml:space="preserve">6.4 Univariate assessment</w:t>
       </w:r>
     </w:p>
     <w:p>
       <w:pPr>
-        <w:pStyle w:val="BodyText"/>
-      </w:pPr>
-      <w:r>
-        <w:t xml:space="preserve">Runs will be executed in randomized order across the available vessels, with the centre</w:t>
-      </w:r>
-      <w:r>
-        <w:t xml:space="preserve"> </w:t>
-      </w:r>
-      <w:r>
-        <w:t xml:space="preserve">point runs distributed through the campaign instead of grouped. Randomization is the</w:t>
-      </w:r>
-      <w:r>
-        <w:t xml:space="preserve"> </w:t>
-      </w:r>
-      <w:r>
-        <w:t xml:space="preserve">control against a time trend in the vessels, in the medium lots or in the assay.</w:t>
-      </w:r>
-    </w:p>
-    <w:p>
-      <w:pPr>
-        <w:pStyle w:val="BodyText"/>
-      </w:pPr>
-      <w:r>
-        <w:t xml:space="preserve">The purpose of the screening study is to identify which factors and which interactions have</w:t>
-      </w:r>
-      <w:r>
-        <w:t xml:space="preserve"> </w:t>
-      </w:r>
-      <w:r>
-        <w:t xml:space="preserve">an effect large enough to matter, and in which direction. It is not intended to produce a</w:t>
-      </w:r>
-      <w:r>
-        <w:t xml:space="preserve"> </w:t>
-      </w:r>
-      <w:r>
-        <w:t xml:space="preserve">model that predicts (§5.5).</w:t>
-      </w:r>
-    </w:p>
-    <w:bookmarkEnd w:id="31"/>
-    <w:bookmarkStart w:id="32" w:name="response-surface-design"/>
-    <w:p>
-      <w:pPr>
-        <w:pStyle w:val="Heading2"/>
-      </w:pPr>
-      <w:r>
-        <w:t xml:space="preserve">6.3 Response-surface design</w:t>
-      </w:r>
-    </w:p>
-    <w:p>
-      <w:pPr>
         <w:pStyle w:val="FirstParagraph"/>
       </w:pPr>
       <w:r>
-        <w:t xml:space="preserve">The response-surface study is a face-centred central composite design (CCD) in</w:t>
-      </w:r>
-      <w:r>
-        <w:t xml:space="preserve"> </w:t>
-      </w:r>
-      <w:r>
-        <w:t xml:space="preserve">4 of the screening factors, comprising 16 factorial</w:t>
-      </w:r>
-      <w:r>
-        <w:t xml:space="preserve"> </w:t>
-      </w:r>
-      <w:r>
-        <w:t xml:space="preserve">runs, 8 axial runs and 4 centre point runs, or</w:t>
-      </w:r>
-      <w:r>
-        <w:t xml:space="preserve"> </w:t>
-      </w:r>
-      <w:r>
-        <w:t xml:space="preserve">28 runs in all. The axial points sit on the faces of the coded cube instead</w:t>
-      </w:r>
-      <w:r>
-        <w:t xml:space="preserve"> </w:t>
-      </w:r>
-      <w:r>
-        <w:t xml:space="preserve">of outside it, so no run is executed beyond the characterization ranges in</w:t>
-      </w:r>
-      <w:r>
-        <w:t xml:space="preserve"> </w:t>
-      </w:r>
-      <w:hyperlink w:anchor="tbl-par">
+        <w:t xml:space="preserve">The 4 univariate parameters are dissolved oxygen, initial viable cell</w:t>
+      </w:r>
+      <w:r>
+        <w:t xml:space="preserve"> </w:t>
+      </w:r>
+      <w:r>
+        <w:t xml:space="preserve">concentration, basal medium concentration and nutrient feed-1 volume, and each of the four</w:t>
+      </w:r>
+      <w:r>
+        <w:t xml:space="preserve"> </w:t>
+      </w:r>
+      <w:r>
+        <w:t xml:space="preserve">will be assessed separately, at the low edge of the characterization range, at the</w:t>
+      </w:r>
+      <w:r>
+        <w:t xml:space="preserve"> </w:t>
+      </w:r>
+      <w:r>
+        <w:t xml:space="preserve">set-point and at the high edge. While one parameter moves, the other three and all</w:t>
+      </w:r>
+      <w:r>
+        <w:t xml:space="preserve"> </w:t>
+      </w:r>
+      <w:r>
+        <w:t xml:space="preserve">5 multivariate factors are held at the set-points in</w:t>
+      </w:r>
+      <w:r>
+        <w:t xml:space="preserve"> </w:t>
+      </w:r>
+      <w:hyperlink w:anchor="tbl-params">
         <w:r>
           <w:rPr>
             <w:rStyle w:val="Hyperlink"/>
@@ -5779,19 +5803,7 @@
         </w:r>
       </w:hyperlink>
       <w:r>
-        <w:t xml:space="preserve">, and</w:t>
-      </w:r>
-      <w:r>
-        <w:t xml:space="preserve"> </w:t>
-      </w:r>
-      <w:r>
-        <w:t xml:space="preserve">that choice gives up some rotatability to buy a design that stays inside conditions the</w:t>
-      </w:r>
-      <w:r>
-        <w:t xml:space="preserve"> </w:t>
-      </w:r>
-      <w:r>
-        <w:t xml:space="preserve">vessels can hold and the culture can survive (Appendix B).</w:t>
+        <w:t xml:space="preserve">.</w:t>
       </w:r>
     </w:p>
     <w:p>
@@ -5799,86 +5811,195 @@
         <w:pStyle w:val="BodyText"/>
       </w:pPr>
       <w:r>
-        <w:t xml:space="preserve">The factors carried forward are culture pH, culture temperature, culture duration and</w:t>
-      </w:r>
-      <w:r>
-        <w:t xml:space="preserve"> </w:t>
-      </w:r>
-      <w:r>
-        <w:t xml:space="preserve">dissolved carbon dioxide. Although the matrix in Appendix B is written on the assumption</w:t>
-      </w:r>
-      <w:r>
-        <w:t xml:space="preserve"> </w:t>
-      </w:r>
-      <w:r>
-        <w:t xml:space="preserve">that screening confirms these four, screening may identify a different set. The matrix will</w:t>
-      </w:r>
-      <w:r>
-        <w:t xml:space="preserve"> </w:t>
-      </w:r>
-      <w:r>
-        <w:t xml:space="preserve">then be re-issued before execution, which is an amendment to this plan and not a deviation</w:t>
-      </w:r>
-      <w:r>
-        <w:t xml:space="preserve"> </w:t>
-      </w:r>
-      <w:r>
-        <w:t xml:space="preserve">from it.</w:t>
+        <w:t xml:space="preserve">By construction, a univariate assessment cannot detect an interaction between the parameter</w:t>
+      </w:r>
+      <w:r>
+        <w:t xml:space="preserve"> </w:t>
+      </w:r>
+      <w:r>
+        <w:t xml:space="preserve">it moves and the parameters it holds, and that limitation is accepted here on the basis of</w:t>
+      </w:r>
+      <w:r>
+        <w:t xml:space="preserve"> </w:t>
+      </w:r>
+      <w:r>
+        <w:t xml:space="preserve">RA-001, which found no plausible interaction between these four parameters and the</w:t>
+      </w:r>
+      <w:r>
+        <w:t xml:space="preserve"> </w:t>
+      </w:r>
+      <w:r>
+        <w:t xml:space="preserve">multivariate set.</w:t>
+      </w:r>
+      <w:r>
+        <w:t xml:space="preserve"> </w:t>
+      </w:r>
+      <w:r>
+        <w:t xml:space="preserve">However, should a univariate result contradict that finding, the parameter will be carried</w:t>
+      </w:r>
+      <w:r>
+        <w:t xml:space="preserve"> </w:t>
+      </w:r>
+      <w:r>
+        <w:t xml:space="preserve">into a multivariate follow-up study and PCR-003 will record the decision.</w:t>
+      </w:r>
+    </w:p>
+    <w:bookmarkEnd w:id="33"/>
+    <w:bookmarkEnd w:id="34"/>
+    <w:bookmarkStart w:id="35" w:name="acceptance-and-decision-criteria"/>
+    <w:p>
+      <w:pPr>
+        <w:pStyle w:val="Heading1"/>
+      </w:pPr>
+      <w:r>
+        <w:t xml:space="preserve">7. Acceptance and decision criteria</w:t>
       </w:r>
     </w:p>
     <w:p>
       <w:pPr>
-        <w:pStyle w:val="BodyText"/>
-      </w:pPr>
-      <w:r>
-        <w:t xml:space="preserve">This design adds the curvature terms the screening design cannot estimate. It is the source</w:t>
-      </w:r>
-      <w:r>
-        <w:t xml:space="preserve"> </w:t>
-      </w:r>
-      <w:r>
-        <w:t xml:space="preserve">of the operating region in §7, of the proven acceptable ranges in §8 and of the capability</w:t>
-      </w:r>
-      <w:r>
-        <w:t xml:space="preserve"> </w:t>
-      </w:r>
-      <w:r>
-        <w:t xml:space="preserve">estimate in §5.5.</w:t>
-      </w:r>
-    </w:p>
-    <w:bookmarkEnd w:id="32"/>
-    <w:bookmarkStart w:id="33" w:name="univariate-assessment"/>
-    <w:p>
-      <w:pPr>
-        <w:pStyle w:val="Heading2"/>
-      </w:pPr>
-      <w:r>
-        <w:t xml:space="preserve">6.4 Univariate assessment</w:t>
+        <w:pStyle w:val="FirstParagraph"/>
+      </w:pPr>
+      <w:r>
+        <w:t xml:space="preserve">The criteria below are fixed before execution, because a criterion agreed after the results</w:t>
+      </w:r>
+      <w:r>
+        <w:t xml:space="preserve"> </w:t>
+      </w:r>
+      <w:r>
+        <w:t xml:space="preserve">are known describes them instead of testing them.</w:t>
       </w:r>
     </w:p>
     <w:p>
       <w:pPr>
-        <w:pStyle w:val="FirstParagraph"/>
-      </w:pPr>
-      <w:r>
-        <w:t xml:space="preserve">Dissolved oxygen, initial viable cell concentration, basal medium concentration and</w:t>
-      </w:r>
-      <w:r>
-        <w:t xml:space="preserve"> </w:t>
-      </w:r>
-      <w:r>
-        <w:t xml:space="preserve">nutrient feed volume will be assessed one parameter at a time. Each will be run at the low</w:t>
-      </w:r>
-      <w:r>
-        <w:t xml:space="preserve"> </w:t>
-      </w:r>
-      <w:r>
-        <w:t xml:space="preserve">edge and at the high edge of the characterization range in</w:t>
-      </w:r>
-      <w:r>
-        <w:t xml:space="preserve"> </w:t>
-      </w:r>
-      <w:hyperlink w:anchor="tbl-par">
+        <w:pStyle w:val="BodyText"/>
+      </w:pPr>
+      <w:r>
+        <w:t xml:space="preserve">The scale-down model is acceptable when the qualification under SOP-1001 shows no</w:t>
+      </w:r>
+      <w:r>
+        <w:t xml:space="preserve"> </w:t>
+      </w:r>
+      <w:r>
+        <w:t xml:space="preserve">statistically significant difference between scales in the growth profile, the titer and</w:t>
+      </w:r>
+      <w:r>
+        <w:t xml:space="preserve"> </w:t>
+      </w:r>
+      <w:r>
+        <w:t xml:space="preserve">the 5 modelled attributes. Execution of the study begins once that</w:t>
+      </w:r>
+      <w:r>
+        <w:t xml:space="preserve"> </w:t>
+      </w:r>
+      <w:r>
+        <w:t xml:space="preserve">qualification report is approved.</w:t>
+      </w:r>
+    </w:p>
+    <w:p>
+      <w:pPr>
+        <w:pStyle w:val="BodyText"/>
+      </w:pPr>
+      <w:r>
+        <w:t xml:space="preserve">A factor is carried from screening into the response-surface stage when a main effect, or</w:t>
+      </w:r>
+      <w:r>
+        <w:t xml:space="preserve"> </w:t>
+      </w:r>
+      <w:r>
+        <w:t xml:space="preserve">an interaction containing it, reaches significance at α = 0.05 for at least one attribute.</w:t>
+      </w:r>
+      <w:r>
+        <w:t xml:space="preserve"> </w:t>
+      </w:r>
+      <w:r>
+        <w:t xml:space="preserve">A factor may also be carried on mechanistic grounds, where the estimated effect is of the</w:t>
+      </w:r>
+      <w:r>
+        <w:t xml:space="preserve"> </w:t>
+      </w:r>
+      <w:r>
+        <w:t xml:space="preserve">same order as the significant terms and the residual degrees of freedom are few, and any</w:t>
+      </w:r>
+      <w:r>
+        <w:t xml:space="preserve"> </w:t>
+      </w:r>
+      <w:r>
+        <w:t xml:space="preserve">factor carried on that second ground will be identified as such in PCR-003.</w:t>
+      </w:r>
+    </w:p>
+    <w:p>
+      <w:pPr>
+        <w:pStyle w:val="BodyText"/>
+      </w:pPr>
+      <w:r>
+        <w:t xml:space="preserve">A response-surface model is adequate for the operating region when the overall regression</w:t>
+      </w:r>
+      <w:r>
+        <w:t xml:space="preserve"> </w:t>
+      </w:r>
+      <w:r>
+        <w:t xml:space="preserve">is significant at α = 0.05, when the adjusted and predicted forms of R² are consistent with</w:t>
+      </w:r>
+      <w:r>
+        <w:t xml:space="preserve"> </w:t>
+      </w:r>
+      <w:r>
+        <w:t xml:space="preserve">each other and when the lack-of-fit test is not significant against pure error. However, a</w:t>
+      </w:r>
+      <w:r>
+        <w:t xml:space="preserve"> </w:t>
+      </w:r>
+      <w:r>
+        <w:t xml:space="preserve">model that fails the lack-of-fit test may still support a restricted region, and PCR-003</w:t>
+      </w:r>
+      <w:r>
+        <w:t xml:space="preserve"> </w:t>
+      </w:r>
+      <w:r>
+        <w:t xml:space="preserve">will state the restriction and the reason for it. Where a lack of fit cannot be resolved by</w:t>
+      </w:r>
+      <w:r>
+        <w:t xml:space="preserve"> </w:t>
+      </w:r>
+      <w:r>
+        <w:t xml:space="preserve">reducing the model or by restricting the region, the study has failed for that attribute,</w:t>
+      </w:r>
+      <w:r>
+        <w:t xml:space="preserve"> </w:t>
+      </w:r>
+      <w:r>
+        <w:t xml:space="preserve">and the attribute is then held by monitoring and by release testing until further work is</w:t>
+      </w:r>
+      <w:r>
+        <w:t xml:space="preserve"> </w:t>
+      </w:r>
+      <w:r>
+        <w:t xml:space="preserve">completed.</w:t>
+      </w:r>
+    </w:p>
+    <w:p>
+      <w:pPr>
+        <w:pStyle w:val="BodyText"/>
+      </w:pPr>
+      <w:r>
+        <w:t xml:space="preserve">The operating region is acceptable when every attribute the step governs is predicted to</w:t>
+      </w:r>
+      <w:r>
+        <w:t xml:space="preserve"> </w:t>
+      </w:r>
+      <w:r>
+        <w:t xml:space="preserve">meet the criterion in §8 throughout the region, including at the corner where the</w:t>
+      </w:r>
+      <w:r>
+        <w:t xml:space="preserve"> </w:t>
+      </w:r>
+      <w:r>
+        <w:t xml:space="preserve">prediction is least favourable. The normal operating ranges in</w:t>
+      </w:r>
+      <w:r>
+        <w:t xml:space="preserve"> </w:t>
+      </w:r>
+      <w:hyperlink w:anchor="tbl-params">
         <w:r>
           <w:rPr>
             <w:rStyle w:val="Hyperlink"/>
@@ -5887,25 +6008,22 @@
         </w:r>
       </w:hyperlink>
       <w:r>
-        <w:t xml:space="preserve">, with every other</w:t>
-      </w:r>
-      <w:r>
-        <w:t xml:space="preserve"> </w:t>
-      </w:r>
-      <w:r>
-        <w:t xml:space="preserve">parameter held at the set-point, which gives 8 culture conditions in</w:t>
-      </w:r>
-      <w:r>
-        <w:t xml:space="preserve"> </w:t>
-      </w:r>
-      <w:r>
-        <w:t xml:space="preserve">all. The centre point runs of the screening design provide the set-point comparator, since</w:t>
-      </w:r>
-      <w:r>
-        <w:t xml:space="preserve"> </w:t>
-      </w:r>
-      <w:r>
-        <w:t xml:space="preserve">they already sit at the set-point of every parameter in the study.</w:t>
+        <w:t xml:space="preserve"> </w:t>
+      </w:r>
+      <w:r>
+        <w:t xml:space="preserve">must lie inside</w:t>
+      </w:r>
+      <w:r>
+        <w:t xml:space="preserve"> </w:t>
+      </w:r>
+      <w:r>
+        <w:t xml:space="preserve">the region with margin, and if they do not, the operating ranges will be narrowed and the</w:t>
+      </w:r>
+      <w:r>
+        <w:t xml:space="preserve"> </w:t>
+      </w:r>
+      <w:r>
+        <w:t xml:space="preserve">criterion will not be relaxed to accommodate them.</w:t>
       </w:r>
     </w:p>
     <w:p>
@@ -5913,37 +6031,46 @@
         <w:pStyle w:val="BodyText"/>
       </w:pPr>
       <w:r>
-        <w:t xml:space="preserve">A study that varies one parameter at a time cannot detect an interaction between the</w:t>
-      </w:r>
-      <w:r>
-        <w:t xml:space="preserve"> </w:t>
-      </w:r>
-      <w:r>
-        <w:t xml:space="preserve">parameter varied and the parameters held fixed. That limitation is accepted on the risk</w:t>
-      </w:r>
-      <w:r>
-        <w:t xml:space="preserve"> </w:t>
-      </w:r>
-      <w:r>
-        <w:t xml:space="preserve">basis in §4.3, where these four parameters were scored as unlikely to interact with the</w:t>
-      </w:r>
-      <w:r>
-        <w:t xml:space="preserve"> </w:t>
-      </w:r>
-      <w:r>
-        <w:t xml:space="preserve">chemistry that forms the glycan attributes. However, if a univariate result contradicts</w:t>
-      </w:r>
-      <w:r>
-        <w:t xml:space="preserve"> </w:t>
-      </w:r>
-      <w:r>
-        <w:t xml:space="preserve">that expectation, the parameter will be added to a follow-up multivariate design, and the</w:t>
-      </w:r>
-      <w:r>
-        <w:t xml:space="preserve"> </w:t>
-      </w:r>
-      <w:r>
-        <w:t xml:space="preserve">addition will be reported in PCR-003.</w:t>
+        <w:t xml:space="preserve">At the end of the study, every parameter will be given a class under SOP-4001: critical</w:t>
+      </w:r>
+      <w:r>
+        <w:t xml:space="preserve"> </w:t>
+      </w:r>
+      <w:r>
+        <w:t xml:space="preserve">process parameter, well-controlled critical process parameter, key process parameter or</w:t>
+      </w:r>
+      <w:r>
+        <w:t xml:space="preserve"> </w:t>
+      </w:r>
+      <w:r>
+        <w:t xml:space="preserve">general process parameter. The class follows from the demonstrated effect on a quality</w:t>
+      </w:r>
+      <w:r>
+        <w:t xml:space="preserve"> </w:t>
+      </w:r>
+      <w:r>
+        <w:t xml:space="preserve">attribute and from the risk that the parameter leaves the region during commercial operation</w:t>
+      </w:r>
+      <w:r>
+        <w:t xml:space="preserve"> </w:t>
+      </w:r>
+      <w:r>
+        <w:t xml:space="preserve">(CMC Biotech Working Group 2009)</w:t>
+      </w:r>
+      <w:r>
+        <w:t xml:space="preserve">. A</w:t>
+      </w:r>
+      <w:r>
+        <w:t xml:space="preserve"> </w:t>
+      </w:r>
+      <w:r>
+        <w:t xml:space="preserve">parameter with no significant effect is still classified, and the absence of an effect is</w:t>
+      </w:r>
+      <w:r>
+        <w:t xml:space="preserve"> </w:t>
+      </w:r>
+      <w:r>
+        <w:t xml:space="preserve">kept in the knowledge space as evidence of robustness over the ranges studied.</w:t>
       </w:r>
     </w:p>
     <w:p>
@@ -5951,319 +6078,60 @@
         <w:pStyle w:val="BodyText"/>
       </w:pPr>
       <w:r>
-        <w:t xml:space="preserve">A parameter with no detectable effect is still a result. Any such parameter will be</w:t>
-      </w:r>
-      <w:r>
-        <w:t xml:space="preserve"> </w:t>
-      </w:r>
-      <w:r>
-        <w:t xml:space="preserve">classified under SOP-4001 on the evidence of the range it was held over, and that range</w:t>
-      </w:r>
-      <w:r>
-        <w:t xml:space="preserve"> </w:t>
-      </w:r>
-      <w:r>
-        <w:t xml:space="preserve">will be retained in the knowledge space as evidence that the attributes are robust to the</w:t>
-      </w:r>
-      <w:r>
-        <w:t xml:space="preserve"> </w:t>
-      </w:r>
-      <w:r>
-        <w:t xml:space="preserve">parameter.</w:t>
-      </w:r>
-    </w:p>
-    <w:bookmarkEnd w:id="33"/>
-    <w:bookmarkEnd w:id="34"/>
-    <w:bookmarkStart w:id="35" w:name="acceptance-and-decision-criteria"/>
-    <w:p>
-      <w:pPr>
-        <w:pStyle w:val="Heading1"/>
-      </w:pPr>
-      <w:r>
-        <w:t xml:space="preserve">7. Acceptance and decision criteria</w:t>
+        <w:t xml:space="preserve">No numeric capability threshold is set in this plan. Capability will be reported for each</w:t>
+      </w:r>
+      <w:r>
+        <w:t xml:space="preserve"> </w:t>
+      </w:r>
+      <w:r>
+        <w:t xml:space="preserve">attribute as a one-sided Cpk with the margin to the limit, and the acceptability of the set</w:t>
+      </w:r>
+      <w:r>
+        <w:t xml:space="preserve"> </w:t>
+      </w:r>
+      <w:r>
+        <w:t xml:space="preserve">is judged in PCMR-001 against the framework in PCMP-001. A capability estimated from a</w:t>
+      </w:r>
+      <w:r>
+        <w:t xml:space="preserve"> </w:t>
+      </w:r>
+      <w:r>
+        <w:t xml:space="preserve">scale-down model is a prediction, and confirmation at commercial scale is a Stage 2</w:t>
+      </w:r>
+      <w:r>
+        <w:t xml:space="preserve"> </w:t>
+      </w:r>
+      <w:r>
+        <w:t xml:space="preserve">activity</w:t>
+      </w:r>
+      <w:r>
+        <w:t xml:space="preserve"> </w:t>
+      </w:r>
+      <w:r>
+        <w:t xml:space="preserve">(U.S. Food and Drug Administration 2011)</w:t>
+      </w:r>
+      <w:r>
+        <w:t xml:space="preserve">.</w:t>
       </w:r>
     </w:p>
     <w:p>
       <w:pPr>
-        <w:pStyle w:val="FirstParagraph"/>
-      </w:pPr>
-      <w:r>
-        <w:t xml:space="preserve">The studies will be judged against the rules in this section, and the rules are stated</w:t>
-      </w:r>
-      <w:r>
-        <w:t xml:space="preserve"> </w:t>
-      </w:r>
-      <w:r>
-        <w:t xml:space="preserve">before execution so that the judgement does not depend on what the data turn out to be.</w:t>
-      </w:r>
-    </w:p>
-    <w:p>
-      <w:pPr>
         <w:pStyle w:val="BodyText"/>
       </w:pPr>
       <w:r>
-        <w:t xml:space="preserve">The scale-down model is qualified when the bench and the commercial distributions of the</w:t>
-      </w:r>
-      <w:r>
-        <w:t xml:space="preserve"> </w:t>
-      </w:r>
-      <w:r>
-        <w:t xml:space="preserve">input and output attributes listed in §5.1 show no statistically significant difference at</w:t>
-      </w:r>
-      <w:r>
-        <w:t xml:space="preserve"> </w:t>
-      </w:r>
-      <w:r>
-        <w:t xml:space="preserve">α = 0.05 at the set-point condition. Where a difference is found, the model will be</w:t>
-      </w:r>
-      <w:r>
-        <w:t xml:space="preserve"> </w:t>
-      </w:r>
-      <w:r>
-        <w:t xml:space="preserve">modified and requalified before any characterization run is executed. A model that cannot</w:t>
-      </w:r>
-      <w:r>
-        <w:t xml:space="preserve"> </w:t>
-      </w:r>
-      <w:r>
-        <w:t xml:space="preserve">be qualified for one attribute may still be used for the others, provided PCR-003 states</w:t>
-      </w:r>
-      <w:r>
-        <w:t xml:space="preserve"> </w:t>
-      </w:r>
-      <w:r>
-        <w:t xml:space="preserve">which claims it does not support.</w:t>
-      </w:r>
-    </w:p>
-    <w:p>
-      <w:pPr>
-        <w:pStyle w:val="BodyText"/>
-      </w:pPr>
-      <w:r>
-        <w:t xml:space="preserve">A fitted model is adequate when the lack-of-fit test against pure error is not significant</w:t>
-      </w:r>
-      <w:r>
-        <w:t xml:space="preserve"> </w:t>
-      </w:r>
-      <w:r>
-        <w:t xml:space="preserve">at α = 0.05, and when the adjusted and predicted R² are reported beside R² so that</w:t>
-      </w:r>
-      <w:r>
-        <w:t xml:space="preserve"> </w:t>
-      </w:r>
-      <w:r>
-        <w:t xml:space="preserve">over-fitting is visible. Predicted R² is the most informative of the three here, since it</w:t>
-      </w:r>
-      <w:r>
-        <w:t xml:space="preserve"> </w:t>
-      </w:r>
-      <w:r>
-        <w:t xml:space="preserve">is computed by leaving each run out of the fit in turn. A model that fails the lack-of-fit</w:t>
-      </w:r>
-      <w:r>
-        <w:t xml:space="preserve"> </w:t>
-      </w:r>
-      <w:r>
-        <w:t xml:space="preserve">test will not be used to define an operating region, and the response concerned will</w:t>
-      </w:r>
-      <w:r>
-        <w:t xml:space="preserve"> </w:t>
-      </w:r>
-      <w:r>
-        <w:t xml:space="preserve">instead be augmented with further runs or reported as characterized univariately, with</w:t>
-      </w:r>
-      <w:r>
-        <w:t xml:space="preserve"> </w:t>
-      </w:r>
-      <w:r>
-        <w:t xml:space="preserve">PCR-003 stating which was done and why.</w:t>
-      </w:r>
-    </w:p>
-    <w:p>
-      <w:pPr>
-        <w:pStyle w:val="BodyText"/>
-      </w:pPr>
-      <w:r>
-        <w:t xml:space="preserve">A term is retained in a model when it is significant at α = 0.05, and a term that is not</w:t>
-      </w:r>
-      <w:r>
-        <w:t xml:space="preserve"> </w:t>
-      </w:r>
-      <w:r>
-        <w:t xml:space="preserve">significant may still be retained where it is the lower order term of a significant</w:t>
-      </w:r>
-      <w:r>
-        <w:t xml:space="preserve"> </w:t>
-      </w:r>
-      <w:r>
-        <w:t xml:space="preserve">interaction or quadratic, because dropping it changes the interpretation of the term above</w:t>
-      </w:r>
-      <w:r>
-        <w:t xml:space="preserve"> </w:t>
-      </w:r>
-      <w:r>
-        <w:t xml:space="preserve">it. Terms retained on that basis will be identified as such.</w:t>
-      </w:r>
-    </w:p>
-    <w:p>
-      <w:pPr>
-        <w:pStyle w:val="BodyText"/>
-      </w:pPr>
-      <w:r>
-        <w:t xml:space="preserve">The operating region will be declared over the part of the characterized space in which the</w:t>
-      </w:r>
-      <w:r>
-        <w:t xml:space="preserve"> </w:t>
-      </w:r>
-      <w:r>
-        <w:t xml:space="preserve">response-surface model predicts that every attribute the step governs meets acceptance. It</w:t>
-      </w:r>
-      <w:r>
-        <w:t xml:space="preserve"> </w:t>
-      </w:r>
-      <w:r>
-        <w:t xml:space="preserve">will be reported as a multivariate region and not as a set of independent parameter ranges,</w:t>
-      </w:r>
-      <w:r>
-        <w:t xml:space="preserve"> </w:t>
-      </w:r>
-      <w:r>
-        <w:t xml:space="preserve">since the region is bounded by interactions between the factors. Movement within the region</w:t>
-      </w:r>
-      <w:r>
-        <w:t xml:space="preserve"> </w:t>
-      </w:r>
-      <w:r>
-        <w:t xml:space="preserve">is not a change to the process, and movement outside it requires change control</w:t>
-      </w:r>
-      <w:r>
-        <w:t xml:space="preserve"> </w:t>
-      </w:r>
-      <w:r>
-        <w:t xml:space="preserve">(International Council for Harmonisation 2009, 2008)</w:t>
-      </w:r>
-      <w:r>
-        <w:t xml:space="preserve">.</w:t>
-      </w:r>
-    </w:p>
-    <w:p>
-      <w:pPr>
-        <w:pStyle w:val="BodyText"/>
-      </w:pPr>
-      <w:r>
-        <w:t xml:space="preserve">Capability will be reported as a one-sided index for every attribute in scope, with the</w:t>
-      </w:r>
-      <w:r>
-        <w:t xml:space="preserve"> </w:t>
-      </w:r>
-      <w:r>
-        <w:t xml:space="preserve">margin between the simulated mean and the acceptance limit stated alongside it. No numeric</w:t>
-      </w:r>
-      <w:r>
-        <w:t xml:space="preserve"> </w:t>
-      </w:r>
-      <w:r>
-        <w:t xml:space="preserve">minimum for the index is fixed by this plan. That criterion is defined per study, because a</w:t>
-      </w:r>
-      <w:r>
-        <w:t xml:space="preserve"> </w:t>
-      </w:r>
-      <w:r>
-        <w:t xml:space="preserve">meaningful minimum depends on the criticality of the attribute and on how detectable an</w:t>
-      </w:r>
-      <w:r>
-        <w:t xml:space="preserve"> </w:t>
-      </w:r>
-      <w:r>
-        <w:t xml:space="preserve">excursion would be, and neither of those is a property of the simulation.</w:t>
-      </w:r>
-    </w:p>
-    <w:p>
-      <w:pPr>
-        <w:pStyle w:val="BodyText"/>
-      </w:pPr>
-      <w:r>
-        <w:t xml:space="preserve">Each parameter will then be classified under SOP-4001 into one of four classes. A parameter</w:t>
-      </w:r>
-      <w:r>
-        <w:t xml:space="preserve"> </w:t>
-      </w:r>
-      <w:r>
-        <w:t xml:space="preserve">is a critical process parameter (CPP) when variation within the ranges studied affects a</w:t>
-      </w:r>
-      <w:r>
-        <w:t xml:space="preserve"> </w:t>
-      </w:r>
-      <w:r>
-        <w:t xml:space="preserve">critical quality attribute and there is a real risk of operating outside the design space.</w:t>
-      </w:r>
-      <w:r>
-        <w:t xml:space="preserve"> </w:t>
-      </w:r>
-      <w:r>
-        <w:t xml:space="preserve">It is a well-controlled critical process parameter (WC-CPP) when the same impact exists but</w:t>
-      </w:r>
-      <w:r>
-        <w:t xml:space="preserve"> </w:t>
-      </w:r>
-      <w:r>
-        <w:t xml:space="preserve">the parameter is easy to hold, so the risk of an excursion is low. It is a key process</w:t>
-      </w:r>
-      <w:r>
-        <w:t xml:space="preserve"> </w:t>
-      </w:r>
-      <w:r>
-        <w:t xml:space="preserve">parameter (KPP) when it affects process performance without affecting product quality. It</w:t>
-      </w:r>
-      <w:r>
-        <w:t xml:space="preserve"> </w:t>
-      </w:r>
-      <w:r>
-        <w:t xml:space="preserve">is a general process parameter (GPP) when no impact on a critical quality attribute is</w:t>
-      </w:r>
-      <w:r>
-        <w:t xml:space="preserve"> </w:t>
-      </w:r>
-      <w:r>
-        <w:t xml:space="preserve">demonstrated over the range studied. Classification rests on the demonstrated effect and on</w:t>
-      </w:r>
-      <w:r>
-        <w:t xml:space="preserve"> </w:t>
-      </w:r>
-      <w:r>
-        <w:t xml:space="preserve">the control capability together, and PCR-003 will give the reason for each parameter.</w:t>
-      </w:r>
-    </w:p>
-    <w:p>
-      <w:pPr>
-        <w:pStyle w:val="BodyText"/>
-      </w:pPr>
-      <w:r>
-        <w:t xml:space="preserve">The study as a whole passes when the scale-down model is qualified, when an adequate model</w:t>
-      </w:r>
-      <w:r>
-        <w:t xml:space="preserve"> </w:t>
-      </w:r>
-      <w:r>
-        <w:t xml:space="preserve">exists for every attribute the step governs, when an operating region containing the whole</w:t>
-      </w:r>
-      <w:r>
-        <w:t xml:space="preserve"> </w:t>
-      </w:r>
-      <w:r>
-        <w:t xml:space="preserve">normal operating range can be declared, and when every parameter carries a classification</w:t>
-      </w:r>
-      <w:r>
-        <w:t xml:space="preserve"> </w:t>
-      </w:r>
-      <w:r>
-        <w:t xml:space="preserve">with a stated reason. Failure against any of these is not a failure of the plan. It will be</w:t>
-      </w:r>
-      <w:r>
-        <w:t xml:space="preserve"> </w:t>
-      </w:r>
-      <w:r>
-        <w:t xml:space="preserve">reported in PCR-003 as a finding, together with the action taken.</w:t>
+        <w:t xml:space="preserve">Any departure from this plan during execution will be recorded, investigated and impact</w:t>
+      </w:r>
+      <w:r>
+        <w:t xml:space="preserve"> </w:t>
+      </w:r>
+      <w:r>
+        <w:t xml:space="preserve">assessed, and PCR-003 will carry the assessment. A deviation that invalidates a run</w:t>
+      </w:r>
+      <w:r>
+        <w:t xml:space="preserve"> </w:t>
+      </w:r>
+      <w:r>
+        <w:t xml:space="preserve">requires that run to be repeated before the affected design is analysed.</w:t>
       </w:r>
     </w:p>
     <w:bookmarkEnd w:id="35"/>
@@ -6281,25 +6149,25 @@
         <w:pStyle w:val="FirstParagraph"/>
       </w:pPr>
       <w:r>
-        <w:t xml:space="preserve">The operating region defined in §7 is multivariate, and a multivariate region is an awkward</w:t>
-      </w:r>
-      <w:r>
-        <w:t xml:space="preserve"> </w:t>
-      </w:r>
-      <w:r>
-        <w:t xml:space="preserve">thing to write into a batch record. Each parameter will therefore also be reported with a</w:t>
-      </w:r>
-      <w:r>
-        <w:t xml:space="preserve"> </w:t>
-      </w:r>
-      <w:r>
-        <w:t xml:space="preserve">proven acceptable range (PAR) for every attribute the response-surface model shows it to</w:t>
-      </w:r>
-      <w:r>
-        <w:t xml:space="preserve"> </w:t>
-      </w:r>
-      <w:r>
-        <w:t xml:space="preserve">govern. A proven acceptable range is the univariate form of the same information.</w:t>
+        <w:t xml:space="preserve">A proven acceptable range is the range of one parameter over which a quality attribute</w:t>
+      </w:r>
+      <w:r>
+        <w:t xml:space="preserve"> </w:t>
+      </w:r>
+      <w:r>
+        <w:t xml:space="preserve">stays within acceptance while the other parameters are held or varied in a stated way. The</w:t>
+      </w:r>
+      <w:r>
+        <w:t xml:space="preserve"> </w:t>
+      </w:r>
+      <w:r>
+        <w:t xml:space="preserve">range is univariate and the design space is multivariate. The design space and the ranges</w:t>
+      </w:r>
+      <w:r>
+        <w:t xml:space="preserve"> </w:t>
+      </w:r>
+      <w:r>
+        <w:t xml:space="preserve">are kept apart in PCR-003, and this section states in advance how each range is derived.</w:t>
       </w:r>
     </w:p>
     <w:p>
@@ -6307,13 +6175,13 @@
         <w:pStyle w:val="BodyText"/>
       </w:pPr>
       <w:r>
-        <w:t xml:space="preserve">The acceptance basis comes first: each attribute will be judged against the drug substance</w:t>
-      </w:r>
-      <w:r>
-        <w:t xml:space="preserve"> </w:t>
-      </w:r>
-      <w:r>
-        <w:t xml:space="preserve">acceptance criterion in</w:t>
+        <w:t xml:space="preserve">The criterion a range is judged against comes first. For each of the 5</w:t>
+      </w:r>
+      <w:r>
+        <w:t xml:space="preserve"> </w:t>
+      </w:r>
+      <w:r>
+        <w:t xml:space="preserve">modelled attributes the criterion is the drug-substance specification in</w:t>
       </w:r>
       <w:r>
         <w:t xml:space="preserve"> </w:t>
@@ -6327,25 +6195,55 @@
         </w:r>
       </w:hyperlink>
       <w:r>
-        <w:t xml:space="preserve">. Where the control strategy establishes an in-process</w:t>
-      </w:r>
-      <w:r>
-        <w:t xml:space="preserve"> </w:t>
-      </w:r>
-      <w:r>
-        <w:t xml:space="preserve">limit on the harvest for an attribute, the proven acceptable range will be determined</w:t>
-      </w:r>
-      <w:r>
-        <w:t xml:space="preserve"> </w:t>
-      </w:r>
-      <w:r>
-        <w:t xml:space="preserve">against that limit instead, because an intermediate has to meet a criterion that applies to</w:t>
-      </w:r>
-      <w:r>
-        <w:t xml:space="preserve"> </w:t>
-      </w:r>
-      <w:r>
-        <w:t xml:space="preserve">the intermediate. PCR-003 will state which criterion was used for each attribute.</w:t>
+        <w:t xml:space="preserve">, unless a</w:t>
+      </w:r>
+      <w:r>
+        <w:t xml:space="preserve"> </w:t>
+      </w:r>
+      <w:r>
+        <w:t xml:space="preserve">tighter in-process limit applies to the bioreactor harvest itself. Two kinds of in-process</w:t>
+      </w:r>
+      <w:r>
+        <w:t xml:space="preserve"> </w:t>
+      </w:r>
+      <w:r>
+        <w:t xml:space="preserve">limit apply at this step. For the three glycan attributes and for acidic variants, none of</w:t>
+      </w:r>
+      <w:r>
+        <w:t xml:space="preserve"> </w:t>
+      </w:r>
+      <w:r>
+        <w:t xml:space="preserve">which the purification train clears or modifies, the limit will be set from the capability this</w:t>
+      </w:r>
+      <w:r>
+        <w:t xml:space="preserve"> </w:t>
+      </w:r>
+      <w:r>
+        <w:t xml:space="preserve">study demonstrates, at 2.5 standard deviations from the mean. For</w:t>
+      </w:r>
+      <w:r>
+        <w:t xml:space="preserve"> </w:t>
+      </w:r>
+      <w:r>
+        <w:t xml:space="preserve">aggregates the limit is carried back from the drug-substance specification through the</w:t>
+      </w:r>
+      <w:r>
+        <w:t xml:space="preserve"> </w:t>
+      </w:r>
+      <w:r>
+        <w:t xml:space="preserve">clearance the downstream steps deliver, then divided by an assurance margin of</w:t>
+      </w:r>
+      <w:r>
+        <w:t xml:space="preserve"> </w:t>
+      </w:r>
+      <w:r>
+        <w:t xml:space="preserve">6.8. The analysis reads the applicable criterion for each</w:t>
+      </w:r>
+      <w:r>
+        <w:t xml:space="preserve"> </w:t>
+      </w:r>
+      <w:r>
+        <w:t xml:space="preserve">attribute from the register, and no criterion is calculated by hand.</w:t>
       </w:r>
     </w:p>
     <w:p>
@@ -6353,174 +6251,18 @@
         <w:pStyle w:val="BodyText"/>
       </w:pPr>
       <w:r>
-        <w:t xml:space="preserve">Two analyses will be run for every pair of a parameter and an attribute. The first holds</w:t>
-      </w:r>
-      <w:r>
-        <w:t xml:space="preserve"> </w:t>
-      </w:r>
-      <w:r>
-        <w:t xml:space="preserve">the other factors at their set-points and scans the parameter of interest across the full</w:t>
-      </w:r>
-      <w:r>
-        <w:t xml:space="preserve"> </w:t>
-      </w:r>
-      <w:r>
-        <w:t xml:space="preserve">characterization range, evaluating the fitted response-surface model on a grid of</w:t>
-      </w:r>
-      <w:r>
-        <w:t xml:space="preserve"> </w:t>
-      </w:r>
-      <w:r>
-        <w:t xml:space="preserve">81 points. The second propagates the normal operating ranges of the other</w:t>
-      </w:r>
-      <w:r>
-        <w:t xml:space="preserve"> </w:t>
-      </w:r>
-      <w:r>
-        <w:t xml:space="preserve">factors: at each grid point, 2,000 values of every remaining factor are</w:t>
-      </w:r>
-      <w:r>
-        <w:t xml:space="preserve"> </w:t>
-      </w:r>
-      <w:r>
-        <w:t xml:space="preserve">drawn from within the normal operating range, the fitted model is evaluated at each draw,</w:t>
-      </w:r>
-      <w:r>
-        <w:t xml:space="preserve"> </w:t>
-      </w:r>
-      <w:r>
-        <w:t xml:space="preserve">the residual variance of the model is added, and the 95 % predictive interval of the</w:t>
-      </w:r>
-      <w:r>
-        <w:t xml:space="preserve"> </w:t>
-      </w:r>
-      <w:r>
-        <w:t xml:space="preserve">attribute is computed.</w:t>
-      </w:r>
-    </w:p>
-    <w:p>
-      <w:pPr>
-        <w:pStyle w:val="BodyText"/>
-      </w:pPr>
-      <w:r>
-        <w:t xml:space="preserve">The decision rule differs between the two analyses, and it does so deliberately. In the</w:t>
-      </w:r>
-      <w:r>
-        <w:t xml:space="preserve"> </w:t>
-      </w:r>
-      <w:r>
-        <w:t xml:space="preserve">first, the proven acceptable range is the contiguous span of the parameter, containing the</w:t>
-      </w:r>
-      <w:r>
-        <w:t xml:space="preserve"> </w:t>
-      </w:r>
-      <w:r>
-        <w:t xml:space="preserve">set-point, over which the predicted mean stays within acceptance. In the second it is the</w:t>
-      </w:r>
-      <w:r>
-        <w:t xml:space="preserve"> </w:t>
-      </w:r>
-      <w:r>
-        <w:t xml:space="preserve">contiguous span over which the whole 95 % predictive interval stays within acceptance. The</w:t>
-      </w:r>
-      <w:r>
-        <w:t xml:space="preserve"> </w:t>
-      </w:r>
-      <w:r>
-        <w:t xml:space="preserve">second is a robustness criterion and will normally give the narrower range. Where the two</w:t>
-      </w:r>
-      <w:r>
-        <w:t xml:space="preserve"> </w:t>
-      </w:r>
-      <w:r>
-        <w:t xml:space="preserve">coincide across the entire characterization range, the parameter is acceptable everywhere</w:t>
-      </w:r>
-      <w:r>
-        <w:t xml:space="preserve"> </w:t>
-      </w:r>
-      <w:r>
-        <w:t xml:space="preserve">it was studied and is robust to the rest of the operating point moving within the normal</w:t>
-      </w:r>
-      <w:r>
-        <w:t xml:space="preserve"> </w:t>
-      </w:r>
-      <w:r>
-        <w:t xml:space="preserve">operating range as well.</w:t>
-      </w:r>
-    </w:p>
-    <w:p>
-      <w:pPr>
-        <w:pStyle w:val="BodyText"/>
-      </w:pPr>
-      <w:r>
-        <w:t xml:space="preserve">Every governed attribute will be reported with a two-panel plot against the governing</w:t>
-      </w:r>
-      <w:r>
-        <w:t xml:space="preserve"> </w:t>
-      </w:r>
-      <w:r>
-        <w:t xml:space="preserve">parameter, which is the response-surface factor carrying the largest main effect on that</w:t>
-      </w:r>
-      <w:r>
-        <w:t xml:space="preserve"> </w:t>
-      </w:r>
-      <w:r>
-        <w:t xml:space="preserve">attribute. The panels show the two analyses side by side, with the acceptance limit drawn,</w:t>
-      </w:r>
-      <w:r>
-        <w:t xml:space="preserve"> </w:t>
-      </w:r>
-      <w:r>
-        <w:t xml:space="preserve">the acceptable region shaded green, and the set-point and the normal operating range</w:t>
-      </w:r>
-      <w:r>
-        <w:t xml:space="preserve"> </w:t>
-      </w:r>
-      <w:r>
-        <w:t xml:space="preserve">marked.</w:t>
-      </w:r>
-    </w:p>
-    <w:p>
-      <w:pPr>
-        <w:pStyle w:val="BodyText"/>
-      </w:pPr>
-      <w:r>
-        <w:t xml:space="preserve">The relationship to the operating region should be read carefully. A proven acceptable</w:t>
-      </w:r>
-      <w:r>
-        <w:t xml:space="preserve"> </w:t>
-      </w:r>
-      <w:r>
-        <w:t xml:space="preserve">range is univariate, so it holds for the one parameter it names under the conditions of the</w:t>
-      </w:r>
-      <w:r>
-        <w:t xml:space="preserve"> </w:t>
-      </w:r>
-      <w:r>
-        <w:t xml:space="preserve">analysis that produced it. It is not a licence to move two parameters to opposite edges at</w:t>
-      </w:r>
-      <w:r>
-        <w:t xml:space="preserve"> </w:t>
-      </w:r>
-      <w:r>
-        <w:t xml:space="preserve">once. Where a proven acceptable range covers the whole characterization range, the binding</w:t>
-      </w:r>
-      <w:r>
-        <w:t xml:space="preserve"> </w:t>
-      </w:r>
-      <w:r>
-        <w:t xml:space="preserve">constraint on the process is the corner of the multivariate region and not that range. Both</w:t>
-      </w:r>
-      <w:r>
-        <w:t xml:space="preserve"> </w:t>
-      </w:r>
-      <w:r>
-        <w:t xml:space="preserve">results are bounded by the characterization ranges in</w:t>
-      </w:r>
-      <w:r>
-        <w:t xml:space="preserve"> </w:t>
-      </w:r>
-      <w:hyperlink w:anchor="tbl-par">
+        <w:t xml:space="preserve">For every pairing of an attribute with a response-surface factor, two analyses will be run.</w:t>
+      </w:r>
+      <w:r>
+        <w:t xml:space="preserve"> </w:t>
+      </w:r>
+      <w:r>
+        <w:t xml:space="preserve">The first holds the other factors at the set-points in</w:t>
+      </w:r>
+      <w:r>
+        <w:t xml:space="preserve"> </w:t>
+      </w:r>
+      <w:hyperlink w:anchor="tbl-params">
         <w:r>
           <w:rPr>
             <w:rStyle w:val="Hyperlink"/>
@@ -6529,13 +6271,174 @@
         </w:r>
       </w:hyperlink>
       <w:r>
-        <w:t xml:space="preserve">, by the fitted</w:t>
-      </w:r>
-      <w:r>
-        <w:t xml:space="preserve"> </w:t>
-      </w:r>
-      <w:r>
-        <w:t xml:space="preserve">response-surface model and by the conditions the scale-down model represents (§5.1).</w:t>
+        <w:t xml:space="preserve"> </w:t>
+      </w:r>
+      <w:r>
+        <w:t xml:space="preserve">and scans the parameter</w:t>
+      </w:r>
+      <w:r>
+        <w:t xml:space="preserve"> </w:t>
+      </w:r>
+      <w:r>
+        <w:t xml:space="preserve">of interest across the full characterization range, evaluating the fitted response-surface</w:t>
+      </w:r>
+      <w:r>
+        <w:t xml:space="preserve"> </w:t>
+      </w:r>
+      <w:r>
+        <w:t xml:space="preserve">model at 201 grid points. The second propagates normal operating variation:</w:t>
+      </w:r>
+      <w:r>
+        <w:t xml:space="preserve"> </w:t>
+      </w:r>
+      <w:r>
+        <w:t xml:space="preserve">at each of 81 grid points the other factors are drawn within the normal</w:t>
+      </w:r>
+      <w:r>
+        <w:t xml:space="preserve"> </w:t>
+      </w:r>
+      <w:r>
+        <w:t xml:space="preserve">operating ranges in</w:t>
+      </w:r>
+      <w:r>
+        <w:t xml:space="preserve"> </w:t>
+      </w:r>
+      <w:hyperlink w:anchor="tbl-params">
+        <w:r>
+          <w:rPr>
+            <w:rStyle w:val="Hyperlink"/>
+          </w:rPr>
+          <w:t xml:space="preserve">Table 5</w:t>
+        </w:r>
+      </w:hyperlink>
+      <w:r>
+        <w:t xml:space="preserve">, 2,000 draws at each point, with the</w:t>
+      </w:r>
+      <w:r>
+        <w:t xml:space="preserve"> </w:t>
+      </w:r>
+      <w:r>
+        <w:t xml:space="preserve">residual variance of the model added to every prediction.</w:t>
+      </w:r>
+    </w:p>
+    <w:p>
+      <w:pPr>
+        <w:pStyle w:val="BodyText"/>
+      </w:pPr>
+      <w:r>
+        <w:t xml:space="preserve">The decision rule differs between the two analyses. Under the first, the proven acceptable</w:t>
+      </w:r>
+      <w:r>
+        <w:t xml:space="preserve"> </w:t>
+      </w:r>
+      <w:r>
+        <w:t xml:space="preserve">range is the contiguous interval containing the set-point over which the predicted mean</w:t>
+      </w:r>
+      <w:r>
+        <w:t xml:space="preserve"> </w:t>
+      </w:r>
+      <w:r>
+        <w:t xml:space="preserve">stays within acceptance. Under the second, the interval must hold the whole 95 % predictive</w:t>
+      </w:r>
+      <w:r>
+        <w:t xml:space="preserve"> </w:t>
+      </w:r>
+      <w:r>
+        <w:t xml:space="preserve">interval within acceptance. The second rule is a robustness criterion and will give the</w:t>
+      </w:r>
+      <w:r>
+        <w:t xml:space="preserve"> </w:t>
+      </w:r>
+      <w:r>
+        <w:t xml:space="preserve">narrower answer wherever the other factors have an effect. Both ranges will be reported for</w:t>
+      </w:r>
+      <w:r>
+        <w:t xml:space="preserve"> </w:t>
+      </w:r>
+      <w:r>
+        <w:t xml:space="preserve">every pairing, in one table.</w:t>
+      </w:r>
+    </w:p>
+    <w:p>
+      <w:pPr>
+        <w:pStyle w:val="BodyText"/>
+      </w:pPr>
+      <w:r>
+        <w:t xml:space="preserve">Each governed attribute will also be presented as a figure against the parameter that</w:t>
+      </w:r>
+      <w:r>
+        <w:t xml:space="preserve"> </w:t>
+      </w:r>
+      <w:r>
+        <w:t xml:space="preserve">governs it, in two panels that correspond to the two analyses, with the acceptance limit</w:t>
+      </w:r>
+      <w:r>
+        <w:t xml:space="preserve"> </w:t>
+      </w:r>
+      <w:r>
+        <w:t xml:space="preserve">drawn, the acceptable region shaded green, and the set-point and the normal operating range</w:t>
+      </w:r>
+      <w:r>
+        <w:t xml:space="preserve"> </w:t>
+      </w:r>
+      <w:r>
+        <w:t xml:space="preserve">marked. Where a proven acceptable range covers the whole characterization range, the</w:t>
+      </w:r>
+      <w:r>
+        <w:t xml:space="preserve"> </w:t>
+      </w:r>
+      <w:r>
+        <w:t xml:space="preserve">parameter does not constrain the step over the region studied. The binding constraint on</w:t>
+      </w:r>
+      <w:r>
+        <w:t xml:space="preserve"> </w:t>
+      </w:r>
+      <w:r>
+        <w:t xml:space="preserve">the step is then the multivariate corner of the design space, and not any univariate range.</w:t>
+      </w:r>
+    </w:p>
+    <w:p>
+      <w:pPr>
+        <w:pStyle w:val="BodyText"/>
+      </w:pPr>
+      <w:r>
+        <w:t xml:space="preserve">Every proven acceptable range this study reports will carry three bounds. Nothing is proven</w:t>
+      </w:r>
+      <w:r>
+        <w:t xml:space="preserve"> </w:t>
+      </w:r>
+      <w:r>
+        <w:t xml:space="preserve">outside the characterization range, because nothing outside it was studied. The range is a</w:t>
+      </w:r>
+      <w:r>
+        <w:t xml:space="preserve"> </w:t>
+      </w:r>
+      <w:r>
+        <w:t xml:space="preserve">property of the fitted response-surface model, and a model that fails the adequacy criteria</w:t>
+      </w:r>
+      <w:r>
+        <w:t xml:space="preserve"> </w:t>
+      </w:r>
+      <w:r>
+        <w:t xml:space="preserve">in §7 supports no proven acceptable range at all. Finally, the second analysis propagates</w:t>
+      </w:r>
+      <w:r>
+        <w:t xml:space="preserve"> </w:t>
+      </w:r>
+      <w:r>
+        <w:t xml:space="preserve">the normal operating variation of the other response-surface factors and the residual</w:t>
+      </w:r>
+      <w:r>
+        <w:t xml:space="preserve"> </w:t>
+      </w:r>
+      <w:r>
+        <w:t xml:space="preserve">variance of the model, and it does not propagate variation in the parameters assessed</w:t>
+      </w:r>
+      <w:r>
+        <w:t xml:space="preserve"> </w:t>
+      </w:r>
+      <w:r>
+        <w:t xml:space="preserve">univariately.</w:t>
       </w:r>
     </w:p>
     <w:bookmarkEnd w:id="36"/>
@@ -6553,19 +6456,13 @@
         <w:pStyle w:val="FirstParagraph"/>
       </w:pPr>
       <w:r>
-        <w:t xml:space="preserve">Data generated under this plan are held to the same integrity requirements as manufacturing</w:t>
-      </w:r>
-      <w:r>
-        <w:t xml:space="preserve"> </w:t>
-      </w:r>
-      <w:r>
-        <w:t xml:space="preserve">records. Raw data are attributable, legible, contemporaneous, original and accurate, and</w:t>
-      </w:r>
-      <w:r>
-        <w:t xml:space="preserve"> </w:t>
-      </w:r>
-      <w:r>
-        <w:t xml:space="preserve">they are complete, consistent, enduring and available.</w:t>
+        <w:t xml:space="preserve">Throughout the study, records will be attributable, legible, contemporaneous, original and</w:t>
+      </w:r>
+      <w:r>
+        <w:t xml:space="preserve"> </w:t>
+      </w:r>
+      <w:r>
+        <w:t xml:space="preserve">accurate, and they will also be complete, consistent, enduring and available (ALCOA+).</w:t>
       </w:r>
     </w:p>
     <w:p>
@@ -6573,43 +6470,37 @@
         <w:pStyle w:val="BodyText"/>
       </w:pPr>
       <w:r>
-        <w:t xml:space="preserve">Culture data are captured by the bioreactor control system and retained as the raw record.</w:t>
-      </w:r>
-      <w:r>
-        <w:t xml:space="preserve"> </w:t>
-      </w:r>
-      <w:r>
-        <w:t xml:space="preserve">Analytical data are captured in the laboratory information management system (LIMS), and</w:t>
-      </w:r>
-      <w:r>
-        <w:t xml:space="preserve"> </w:t>
-      </w:r>
-      <w:r>
-        <w:t xml:space="preserve">the calculations that turn instrument output into a reportable result are performed by</w:t>
-      </w:r>
-      <w:r>
-        <w:t xml:space="preserve"> </w:t>
-      </w:r>
-      <w:r>
-        <w:t xml:space="preserve">validated templates. Study design, run assignment and statistical analysis are recorded in</w:t>
-      </w:r>
-      <w:r>
-        <w:t xml:space="preserve"> </w:t>
-      </w:r>
-      <w:r>
-        <w:t xml:space="preserve">the electronic laboratory notebook (ELN), and the analysis scripts are held under version</w:t>
-      </w:r>
-      <w:r>
-        <w:t xml:space="preserve"> </w:t>
-      </w:r>
-      <w:r>
-        <w:t xml:space="preserve">control, so a reported number can be traced back to the data and to the code that produced</w:t>
-      </w:r>
-      <w:r>
-        <w:t xml:space="preserve"> </w:t>
-      </w:r>
-      <w:r>
-        <w:t xml:space="preserve">it.</w:t>
+        <w:t xml:space="preserve">Raw analytical data are acquired and retained in the validated chromatography and</w:t>
+      </w:r>
+      <w:r>
+        <w:t xml:space="preserve"> </w:t>
+      </w:r>
+      <w:r>
+        <w:t xml:space="preserve">electrophoresis data systems, with audit trails enabled, and bioreactor process data are</w:t>
+      </w:r>
+      <w:r>
+        <w:t xml:space="preserve"> </w:t>
+      </w:r>
+      <w:r>
+        <w:t xml:space="preserve">acquired by the control system and retained in the process historian. The design matrices,</w:t>
+      </w:r>
+      <w:r>
+        <w:t xml:space="preserve"> </w:t>
+      </w:r>
+      <w:r>
+        <w:t xml:space="preserve">the calculated results and the statistical analyses are held in a version-controlled study</w:t>
+      </w:r>
+      <w:r>
+        <w:t xml:space="preserve"> </w:t>
+      </w:r>
+      <w:r>
+        <w:t xml:space="preserve">workbook, from which the analysis will be reproducible using the raw data and the recorded</w:t>
+      </w:r>
+      <w:r>
+        <w:t xml:space="preserve"> </w:t>
+      </w:r>
+      <w:r>
+        <w:t xml:space="preserve">model settings.</w:t>
       </w:r>
     </w:p>
     <w:p>
@@ -6617,62 +6508,510 @@
         <w:pStyle w:val="BodyText"/>
       </w:pPr>
       <w:r>
-        <w:t xml:space="preserve">Every record is reviewed by a second qualified person before it is used, and a correction</w:t>
-      </w:r>
-      <w:r>
-        <w:t xml:space="preserve"> </w:t>
-      </w:r>
-      <w:r>
-        <w:t xml:space="preserve">leaves the original entry legible and carries the reason and the date. Audit trails are</w:t>
-      </w:r>
-      <w:r>
-        <w:t xml:space="preserve"> </w:t>
-      </w:r>
-      <w:r>
-        <w:t xml:space="preserve">enabled on all systems and are reviewed as part of that data review.</w:t>
+        <w:t xml:space="preserve">Before analysis, every transcription of a result will be verified by a second person. The</w:t>
+      </w:r>
+      <w:r>
+        <w:t xml:space="preserve"> </w:t>
+      </w:r>
+      <w:r>
+        <w:t xml:space="preserve">statistical analysis will be reviewed by someone other than the analyst who performed it.</w:t>
+      </w:r>
+      <w:r>
+        <w:t xml:space="preserve"> </w:t>
+      </w:r>
+      <w:r>
+        <w:t xml:space="preserve">Records are retained under the site record retention procedure.</w:t>
+      </w:r>
+    </w:p>
+    <w:bookmarkEnd w:id="37"/>
+    <w:bookmarkStart w:id="38" w:name="roles-and-responsibilities"/>
+    <w:p>
+      <w:pPr>
+        <w:pStyle w:val="Heading1"/>
+      </w:pPr>
+      <w:r>
+        <w:t xml:space="preserve">10. Roles and responsibilities</w:t>
       </w:r>
     </w:p>
     <w:p>
       <w:pPr>
-        <w:pStyle w:val="BodyText"/>
-      </w:pPr>
-      <w:r>
-        <w:t xml:space="preserve">This plan is a controlled document, so a change to the design, to the ranges or to the</w:t>
-      </w:r>
-      <w:r>
-        <w:t xml:space="preserve"> </w:t>
-      </w:r>
-      <w:r>
-        <w:t xml:space="preserve">acceptance criteria after approval requires an approved amendment before the affected runs</w:t>
-      </w:r>
-      <w:r>
-        <w:t xml:space="preserve"> </w:t>
-      </w:r>
-      <w:r>
-        <w:t xml:space="preserve">are executed. A departure discovered after execution is recorded as a deviation,</w:t>
-      </w:r>
-      <w:r>
-        <w:t xml:space="preserve"> </w:t>
-      </w:r>
-      <w:r>
-        <w:t xml:space="preserve">investigated for root cause, and assessed for impact on the study conclusions in PCR-003.</w:t>
-      </w:r>
-    </w:p>
-    <w:bookmarkEnd w:id="37"/>
-    <w:bookmarkStart w:id="39" w:name="roles-and-responsibilities"/>
-    <w:p>
-      <w:pPr>
-        <w:pStyle w:val="Heading1"/>
-      </w:pPr>
-      <w:r>
-        <w:t xml:space="preserve">10. Roles and responsibilities</w:t>
+        <w:pStyle w:val="FirstParagraph"/>
+      </w:pPr>
+      <w:r>
+        <w:t xml:space="preserve">Process Development and MSAT own this plan. Process Development and MSAT also design the</w:t>
+      </w:r>
+      <w:r>
+        <w:t xml:space="preserve"> </w:t>
+      </w:r>
+      <w:r>
+        <w:t xml:space="preserve">study, execute the bioreactor runs, perform the statistical analysis and write PCR-003.</w:t>
       </w:r>
     </w:p>
     <w:p>
       <w:pPr>
+        <w:pStyle w:val="BodyText"/>
+      </w:pPr>
+      <w:r>
+        <w:t xml:space="preserve">Analytical Development performs the assays in §5.3, maintains the validated methods and</w:t>
+      </w:r>
+      <w:r>
+        <w:t xml:space="preserve"> </w:t>
+      </w:r>
+      <w:r>
+        <w:t xml:space="preserve">reports the analytical results. Manufacturing Science reviews the design and the proposed</w:t>
+      </w:r>
+      <w:r>
+        <w:t xml:space="preserve"> </w:t>
+      </w:r>
+      <w:r>
+        <w:t xml:space="preserve">ranges against the capability of the commercial equipment, and confirms that the ranges the</w:t>
+      </w:r>
+      <w:r>
+        <w:t xml:space="preserve"> </w:t>
+      </w:r>
+      <w:r>
+        <w:t xml:space="preserve">study proposes can be held at the receiving site. Statistics reviews the design, the model</w:t>
+      </w:r>
+      <w:r>
+        <w:t xml:space="preserve"> </w:t>
+      </w:r>
+      <w:r>
+        <w:t xml:space="preserve">forms and the analysis. Quality Assurance approves this plan and PCR-003, and dispositions</w:t>
+      </w:r>
+      <w:r>
+        <w:t xml:space="preserve"> </w:t>
+      </w:r>
+      <w:r>
+        <w:t xml:space="preserve">any deviation raised during execution.</w:t>
+      </w:r>
+    </w:p>
+    <w:bookmarkEnd w:id="38"/>
+    <w:bookmarkStart w:id="39" w:name="deliverables-and-schedule"/>
+    <w:p>
+      <w:pPr>
+        <w:pStyle w:val="Heading1"/>
+      </w:pPr>
+      <w:r>
+        <w:t xml:space="preserve">11. Deliverables and schedule</w:t>
+      </w:r>
+    </w:p>
+    <w:p>
+      <w:pPr>
         <w:pStyle w:val="FirstParagraph"/>
       </w:pPr>
-      <w:hyperlink w:anchor="tbl-roles">
+      <w:r>
+        <w:t xml:space="preserve">The deliverable is PCR-003, the process characterization report for the production</w:t>
+      </w:r>
+      <w:r>
+        <w:t xml:space="preserve"> </w:t>
+      </w:r>
+      <w:r>
+        <w:t xml:space="preserve">bioreactor, which carries the effects, the models, the operating region, the proven</w:t>
+      </w:r>
+      <w:r>
+        <w:t xml:space="preserve"> </w:t>
+      </w:r>
+      <w:r>
+        <w:t xml:space="preserve">acceptable ranges, the capability estimates and the parameter classifications, and which</w:t>
+      </w:r>
+      <w:r>
+        <w:t xml:space="preserve"> </w:t>
+      </w:r>
+      <w:r>
+        <w:t xml:space="preserve">rolls up into PCMR-001.</w:t>
+      </w:r>
+    </w:p>
+    <w:p>
+      <w:pPr>
+        <w:pStyle w:val="BodyText"/>
+      </w:pPr>
+      <w:r>
+        <w:t xml:space="preserve">The work runs in four phases, of which qualification of the scale-down model under SOP-1001</w:t>
+      </w:r>
+      <w:r>
+        <w:t xml:space="preserve"> </w:t>
+      </w:r>
+      <w:r>
+        <w:t xml:space="preserve">comes first, followed by execution and analysis of the screening design and then by</w:t>
+      </w:r>
+      <w:r>
+        <w:t xml:space="preserve"> </w:t>
+      </w:r>
+      <w:r>
+        <w:t xml:space="preserve">execution and analysis of the response-surface design. Once the analytical results for</w:t>
+      </w:r>
+      <w:r>
+        <w:t xml:space="preserve"> </w:t>
+      </w:r>
+      <w:r>
+        <w:t xml:space="preserve">every run of a phase are available, analysis of that phase begins. The univariate</w:t>
+      </w:r>
+      <w:r>
+        <w:t xml:space="preserve"> </w:t>
+      </w:r>
+      <w:r>
+        <w:t xml:space="preserve">assessments may run in parallel with either designed experiment. Because the campaign</w:t>
+      </w:r>
+      <w:r>
+        <w:t xml:space="preserve"> </w:t>
+      </w:r>
+      <w:r>
+        <w:t xml:space="preserve">schedule is held in PTP-001, no calendar dates are given here.</w:t>
+      </w:r>
+    </w:p>
+    <w:bookmarkEnd w:id="39"/>
+    <w:bookmarkStart w:id="40" w:name="risks-and-assumptions"/>
+    <w:p>
+      <w:pPr>
+        <w:pStyle w:val="Heading1"/>
+      </w:pPr>
+      <w:r>
+        <w:t xml:space="preserve">12. Risks and assumptions</w:t>
+      </w:r>
+    </w:p>
+    <w:p>
+      <w:pPr>
+        <w:pStyle w:val="FirstParagraph"/>
+      </w:pPr>
+      <w:r>
+        <w:t xml:space="preserve">The principal risk to the study is that the scale-down model does not represent the</w:t>
+      </w:r>
+      <w:r>
+        <w:t xml:space="preserve"> </w:t>
+      </w:r>
+      <w:r>
+        <w:t xml:space="preserve">commercial vessel for the attributes being modelled, and dissolved CO2 is where that risk</w:t>
+      </w:r>
+      <w:r>
+        <w:t xml:space="preserve"> </w:t>
+      </w:r>
+      <w:r>
+        <w:t xml:space="preserve">concentrates, because CO2 accumulation depends on scale and a bench vessel strips it more</w:t>
+      </w:r>
+      <w:r>
+        <w:t xml:space="preserve"> </w:t>
+      </w:r>
+      <w:r>
+        <w:t xml:space="preserve">readily than a commercial one</w:t>
+      </w:r>
+      <w:r>
+        <w:t xml:space="preserve"> </w:t>
+      </w:r>
+      <w:r>
+        <w:t xml:space="preserve">(CMC Biotech Working Group 2009)</w:t>
+      </w:r>
+      <w:r>
+        <w:t xml:space="preserve">. Including dissolved CO2 as a factor over</w:t>
+      </w:r>
+      <w:r>
+        <w:t xml:space="preserve"> </w:t>
+      </w:r>
+      <w:r>
+        <w:t xml:space="preserve">40–160 mmHg is the mitigation, since the range covers the levels a</w:t>
+      </w:r>
+      <w:r>
+        <w:t xml:space="preserve"> </w:t>
+      </w:r>
+      <w:r>
+        <w:t xml:space="preserve">commercial vessel reaches whether or not the bench vessel reaches them by the same route.</w:t>
+      </w:r>
+    </w:p>
+    <w:p>
+      <w:pPr>
+        <w:pStyle w:val="BodyText"/>
+      </w:pPr>
+      <w:r>
+        <w:t xml:space="preserve">Material supply is the second risk. Using one lot of medium and one lot of feed across the</w:t>
+      </w:r>
+      <w:r>
+        <w:t xml:space="preserve"> </w:t>
+      </w:r>
+      <w:r>
+        <w:t xml:space="preserve">campaign keeps lot variation out of the model, and it also means the study says nothing</w:t>
+      </w:r>
+      <w:r>
+        <w:t xml:space="preserve"> </w:t>
+      </w:r>
+      <w:r>
+        <w:t xml:space="preserve">about lot variation. That variation is handled by the incoming material specification and</w:t>
+      </w:r>
+      <w:r>
+        <w:t xml:space="preserve"> </w:t>
+      </w:r>
+      <w:r>
+        <w:t xml:space="preserve">by SOP-2004, and not by this study.</w:t>
+      </w:r>
+    </w:p>
+    <w:p>
+      <w:pPr>
+        <w:pStyle w:val="BodyText"/>
+      </w:pPr>
+      <w:r>
+        <w:t xml:space="preserve">Assay variability is the third risk. Where an effect is small relative to the precision of</w:t>
+      </w:r>
+      <w:r>
+        <w:t xml:space="preserve"> </w:t>
+      </w:r>
+      <w:r>
+        <w:t xml:space="preserve">the method, PCR-003 will attribute the variability to the assay and will hedge the</w:t>
+      </w:r>
+      <w:r>
+        <w:t xml:space="preserve"> </w:t>
+      </w:r>
+      <w:r>
+        <w:t xml:space="preserve">conclusion accordingly. That variability is estimated from the centre-point replicates,</w:t>
+      </w:r>
+      <w:r>
+        <w:t xml:space="preserve"> </w:t>
+      </w:r>
+      <w:r>
+        <w:t xml:space="preserve">which give the combined process and assay term such a judgement needs.</w:t>
+      </w:r>
+    </w:p>
+    <w:p>
+      <w:pPr>
+        <w:pStyle w:val="BodyText"/>
+      </w:pPr>
+      <w:r>
+        <w:t xml:space="preserve">Three assumptions are open to challenge and are stated here for that reason. Three-factor</w:t>
+      </w:r>
+      <w:r>
+        <w:t xml:space="preserve"> </w:t>
+      </w:r>
+      <w:r>
+        <w:t xml:space="preserve">and higher interactions are assumed negligible in the screening design. The model fitted to</w:t>
+      </w:r>
+      <w:r>
+        <w:t xml:space="preserve"> </w:t>
+      </w:r>
+      <w:r>
+        <w:t xml:space="preserve">the response-surface design is assumed to hold across the whole characterization region,</w:t>
+      </w:r>
+      <w:r>
+        <w:t xml:space="preserve"> </w:t>
+      </w:r>
+      <w:r>
+        <w:t xml:space="preserve">which the lack-of-fit test examines and cannot prove. Finally, the platform mechanisms in</w:t>
+      </w:r>
+      <w:r>
+        <w:t xml:space="preserve"> </w:t>
+      </w:r>
+      <w:r>
+        <w:t xml:space="preserve">§4.1 are assumed to apply to A-Mab, and the study confirms or refutes them for each of the five</w:t>
+      </w:r>
+      <w:r>
+        <w:t xml:space="preserve"> </w:t>
+      </w:r>
+      <w:r>
+        <w:t xml:space="preserve">modelled attributes.</w:t>
+      </w:r>
+    </w:p>
+    <w:bookmarkEnd w:id="40"/>
+    <w:bookmarkStart w:id="41" w:name="approvals-1"/>
+    <w:p>
+      <w:pPr>
+        <w:pStyle w:val="Heading1"/>
+      </w:pPr>
+      <w:r>
+        <w:t xml:space="preserve">13. Approvals</w:t>
+      </w:r>
+    </w:p>
+    <w:p>
+      <w:pPr>
+        <w:pStyle w:val="FirstParagraph"/>
+      </w:pPr>
+      <w:r>
+        <w:t xml:space="preserve">This plan takes effect once the functions listed in</w:t>
+      </w:r>
+      <w:r>
+        <w:t xml:space="preserve"> </w:t>
+      </w:r>
+      <w:hyperlink w:anchor="tbl-appr">
+        <w:r>
+          <w:rPr>
+            <w:rStyle w:val="Hyperlink"/>
+          </w:rPr>
+          <w:t xml:space="preserve">Table 1</w:t>
+        </w:r>
+      </w:hyperlink>
+      <w:r>
+        <w:t xml:space="preserve"> </w:t>
+      </w:r>
+      <w:r>
+        <w:t xml:space="preserve">have approved it. Execution</w:t>
+      </w:r>
+      <w:r>
+        <w:t xml:space="preserve"> </w:t>
+      </w:r>
+      <w:r>
+        <w:t xml:space="preserve">begins after that approval and after the scale-down model qualification report is approved.</w:t>
+      </w:r>
+      <w:r>
+        <w:t xml:space="preserve"> </w:t>
+      </w:r>
+      <w:r>
+        <w:t xml:space="preserve">Any change before execution is complete will be issued as a revision of this plan and</w:t>
+      </w:r>
+      <w:r>
+        <w:t xml:space="preserve"> </w:t>
+      </w:r>
+      <w:r>
+        <w:t xml:space="preserve">approved by the same functions.</w:t>
+      </w:r>
+    </w:p>
+    <w:bookmarkEnd w:id="41"/>
+    <w:bookmarkStart w:id="48" w:name="references"/>
+    <w:p>
+      <w:pPr>
+        <w:pStyle w:val="Heading1"/>
+      </w:pPr>
+      <w:r>
+        <w:t xml:space="preserve">References</w:t>
+      </w:r>
+    </w:p>
+    <w:bookmarkStart w:id="47" w:name="refs"/>
+    <w:bookmarkStart w:id="42" w:name="ref-amab2009"/>
+    <w:p>
+      <w:pPr>
+        <w:pStyle w:val="Bibliography"/>
+      </w:pPr>
+      <w:r>
+        <w:t xml:space="preserve">CMC Biotech Working Group. 2009.</w:t>
+      </w:r>
+      <w:r>
+        <w:t xml:space="preserve"> </w:t>
+      </w:r>
+      <w:r>
+        <w:rPr>
+          <w:i/>
+          <w:iCs/>
+        </w:rPr>
+        <w:t xml:space="preserve">A-Mab: A Case Study in Bioprocess Development</w:t>
+      </w:r>
+      <w:r>
+        <w:t xml:space="preserve">. CASSS.</w:t>
+      </w:r>
+    </w:p>
+    <w:bookmarkEnd w:id="42"/>
+    <w:bookmarkStart w:id="43" w:name="ref-ichq8"/>
+    <w:p>
+      <w:pPr>
+        <w:pStyle w:val="Bibliography"/>
+      </w:pPr>
+      <w:r>
+        <w:t xml:space="preserve">International Council for Harmonisation. 2009.</w:t>
+      </w:r>
+      <w:r>
+        <w:t xml:space="preserve"> </w:t>
+      </w:r>
+      <w:r>
+        <w:rPr>
+          <w:i/>
+          <w:iCs/>
+        </w:rPr>
+        <w:t xml:space="preserve">ICH Q8(R2): Pharmaceutical Development</w:t>
+      </w:r>
+      <w:r>
+        <w:t xml:space="preserve">. ICH.</w:t>
+      </w:r>
+    </w:p>
+    <w:bookmarkEnd w:id="43"/>
+    <w:bookmarkStart w:id="44" w:name="ref-ichq11"/>
+    <w:p>
+      <w:pPr>
+        <w:pStyle w:val="Bibliography"/>
+      </w:pPr>
+      <w:r>
+        <w:t xml:space="preserve">International Council for Harmonisation. 2012.</w:t>
+      </w:r>
+      <w:r>
+        <w:t xml:space="preserve"> </w:t>
+      </w:r>
+      <w:r>
+        <w:rPr>
+          <w:i/>
+          <w:iCs/>
+        </w:rPr>
+        <w:t xml:space="preserve">ICH Q11: Development and Manufacture of Drug Substances</w:t>
+      </w:r>
+      <w:r>
+        <w:t xml:space="preserve">. ICH.</w:t>
+      </w:r>
+    </w:p>
+    <w:bookmarkEnd w:id="44"/>
+    <w:bookmarkStart w:id="45" w:name="ref-ichq9"/>
+    <w:p>
+      <w:pPr>
+        <w:pStyle w:val="Bibliography"/>
+      </w:pPr>
+      <w:r>
+        <w:t xml:space="preserve">International Council for Harmonisation. 2023.</w:t>
+      </w:r>
+      <w:r>
+        <w:t xml:space="preserve"> </w:t>
+      </w:r>
+      <w:r>
+        <w:rPr>
+          <w:i/>
+          <w:iCs/>
+        </w:rPr>
+        <w:t xml:space="preserve">ICH Q9(R1): Quality Risk Management</w:t>
+      </w:r>
+      <w:r>
+        <w:t xml:space="preserve">. ICH.</w:t>
+      </w:r>
+    </w:p>
+    <w:bookmarkEnd w:id="45"/>
+    <w:bookmarkStart w:id="46" w:name="ref-fda2011"/>
+    <w:p>
+      <w:pPr>
+        <w:pStyle w:val="Bibliography"/>
+      </w:pPr>
+      <w:r>
+        <w:t xml:space="preserve">U.S. Food and Drug Administration. 2011.</w:t>
+      </w:r>
+      <w:r>
+        <w:t xml:space="preserve"> </w:t>
+      </w:r>
+      <w:r>
+        <w:rPr>
+          <w:i/>
+          <w:iCs/>
+        </w:rPr>
+        <w:t xml:space="preserve">Guidance for Industry: Process Validation — General Principles and Practices</w:t>
+      </w:r>
+      <w:r>
+        <w:t xml:space="preserve">. FDA.</w:t>
+      </w:r>
+    </w:p>
+    <w:bookmarkEnd w:id="46"/>
+    <w:bookmarkEnd w:id="47"/>
+    <w:p>
+      <w:r>
+        <w:br w:type="page"/>
+      </w:r>
+    </w:p>
+    <w:bookmarkEnd w:id="48"/>
+    <w:bookmarkStart w:id="50" w:name="X7149527b81b82ac7e9fc876cc411d0dd5d45eb6"/>
+    <w:p>
+      <w:pPr>
+        <w:pStyle w:val="Heading1"/>
+      </w:pPr>
+      <w:r>
+        <w:t xml:space="preserve">Appendix A — Planned screening design matrix</w:t>
+      </w:r>
+    </w:p>
+    <w:p>
+      <w:pPr>
+        <w:pStyle w:val="FirstParagraph"/>
+      </w:pPr>
+      <w:r>
+        <w:t xml:space="preserve">The planned screening matrix is given in</w:t>
+      </w:r>
+      <w:r>
+        <w:t xml:space="preserve"> </w:t>
+      </w:r>
+      <w:hyperlink w:anchor="tbl-scr">
         <w:r>
           <w:rPr>
             <w:rStyle w:val="Hyperlink"/>
@@ -6681,34 +7020,53 @@
         </w:r>
       </w:hyperlink>
       <w:r>
-        <w:t xml:space="preserve"> </w:t>
-      </w:r>
-      <w:r>
-        <w:t xml:space="preserve">assigns the work across the functions that execute and approve this plan.</w:t>
-      </w:r>
-      <w:r>
-        <w:t xml:space="preserve"> </w:t>
-      </w:r>
-      <w:r>
-        <w:t xml:space="preserve">Process Development owns the plan, the execution and the report, and Manufacturing Science</w:t>
-      </w:r>
-      <w:r>
-        <w:t xml:space="preserve"> </w:t>
-      </w:r>
-      <w:r>
-        <w:t xml:space="preserve">and Technology (MSAT) owns the scale-down model and the link to the receiving site.</w:t>
-      </w:r>
-      <w:r>
-        <w:t xml:space="preserve"> </w:t>
-      </w:r>
-      <w:r>
-        <w:t xml:space="preserve">Analytical Development owns the methods and the analytical data, Statistics owns the</w:t>
-      </w:r>
-      <w:r>
-        <w:t xml:space="preserve"> </w:t>
-      </w:r>
-      <w:r>
-        <w:t xml:space="preserve">designs and the model fitting, and Quality Assurance approves both this plan and PCR-003.</w:t>
+        <w:t xml:space="preserve">, in coded form. The letter codes are</w:t>
+      </w:r>
+      <w:r>
+        <w:t xml:space="preserve"> </w:t>
+      </w:r>
+      <w:r>
+        <w:t xml:space="preserve">those of</w:t>
+      </w:r>
+      <w:r>
+        <w:t xml:space="preserve"> </w:t>
+      </w:r>
+      <w:hyperlink w:anchor="tbl-legend">
+        <w:r>
+          <w:rPr>
+            <w:rStyle w:val="Hyperlink"/>
+          </w:rPr>
+          <w:t xml:space="preserve">Table 6</w:t>
+        </w:r>
+      </w:hyperlink>
+      <w:r>
+        <w:t xml:space="preserve">, and the coded levels −1, 0 and +1 correspond to the low edge, the</w:t>
+      </w:r>
+      <w:r>
+        <w:t xml:space="preserve"> </w:t>
+      </w:r>
+      <w:r>
+        <w:t xml:space="preserve">set-point and the high edge of each characterization range in</w:t>
+      </w:r>
+      <w:r>
+        <w:t xml:space="preserve"> </w:t>
+      </w:r>
+      <w:hyperlink w:anchor="tbl-params">
+        <w:r>
+          <w:rPr>
+            <w:rStyle w:val="Hyperlink"/>
+          </w:rPr>
+          <w:t xml:space="preserve">Table 5</w:t>
+        </w:r>
+      </w:hyperlink>
+      <w:r>
+        <w:t xml:space="preserve">. Response columns</w:t>
+      </w:r>
+      <w:r>
+        <w:t xml:space="preserve"> </w:t>
+      </w:r>
+      <w:r>
+        <w:t xml:space="preserve">are absent because no run has been executed.</w:t>
       </w:r>
     </w:p>
     <w:tbl>
@@ -6724,7 +7082,7 @@
       <w:tr>
         <w:tc>
           <w:tcPr/>
-          <w:bookmarkStart w:id="38" w:name="tbl-roles"/>
+          <w:bookmarkStart w:id="49" w:name="tbl-scr"/>
           <w:p>
             <w:pPr>
               <w:jc w:val="center"/>
@@ -6735,606 +7093,7 @@
               <w:pStyle w:val="ImageCaption"/>
             </w:pPr>
             <w:r>
-              <w:t xml:space="preserve">Table 7: Functions and responsibilities for the execution of this plan.</w:t>
-            </w:r>
-          </w:p>
-          <w:tbl>
-            <w:tblPr>
-              <w:tblStyle w:val="Table"/>
-              <w:tblW w:type="pct" w:w="5000"/>
-              <w:tblLayout w:type="fixed"/>
-              <w:tblLook w:firstRow="1" w:lastRow="0" w:firstColumn="0" w:lastColumn="0" w:noHBand="0" w:noVBand="0" w:val="0020"/>
-            </w:tblPr>
-            <w:tblGrid>
-              <w:gridCol w:w="3960"/>
-              <w:gridCol w:w="3960"/>
-            </w:tblGrid>
-            <w:tr>
-              <w:trPr>
-                <w:tblHeader w:val="on"/>
-              </w:trPr>
-              <w:tc>
-                <w:tcPr/>
-                <w:p>
-                  <w:pPr>
-                    <w:pStyle w:val="Compact"/>
-                    <w:jc w:val="center"/>
-                  </w:pPr>
-                  <w:r>
-                    <w:t xml:space="preserve">Function</w:t>
-                  </w:r>
-                </w:p>
-              </w:tc>
-              <w:tc>
-                <w:tcPr/>
-                <w:p>
-                  <w:pPr>
-                    <w:pStyle w:val="Compact"/>
-                    <w:jc w:val="center"/>
-                  </w:pPr>
-                  <w:r>
-                    <w:t xml:space="preserve">Responsibility</w:t>
-                  </w:r>
-                </w:p>
-              </w:tc>
-            </w:tr>
-            <w:tr>
-              <w:tc>
-                <w:tcPr/>
-                <w:p>
-                  <w:pPr>
-                    <w:pStyle w:val="Compact"/>
-                    <w:jc w:val="center"/>
-                  </w:pPr>
-                  <w:r>
-                    <w:t xml:space="preserve">Process Development</w:t>
-                  </w:r>
-                </w:p>
-              </w:tc>
-              <w:tc>
-                <w:tcPr/>
-                <w:p>
-                  <w:pPr>
-                    <w:pStyle w:val="Compact"/>
-                    <w:jc w:val="center"/>
-                  </w:pPr>
-                  <w:r>
-                    <w:t xml:space="preserve">Authors this plan, executes the cultures, interprets the results, writes PCR-003</w:t>
-                  </w:r>
-                </w:p>
-              </w:tc>
-            </w:tr>
-            <w:tr>
-              <w:tc>
-                <w:tcPr/>
-                <w:p>
-                  <w:pPr>
-                    <w:pStyle w:val="Compact"/>
-                    <w:jc w:val="center"/>
-                  </w:pPr>
-                  <w:r>
-                    <w:t xml:space="preserve">Manufacturing Science and Technology</w:t>
-                  </w:r>
-                </w:p>
-              </w:tc>
-              <w:tc>
-                <w:tcPr/>
-                <w:p>
-                  <w:pPr>
-                    <w:pStyle w:val="Compact"/>
-                    <w:jc w:val="center"/>
-                  </w:pPr>
-                  <w:r>
-                    <w:t xml:space="preserve">Qualifies and maintains the scale-down model; confirms that set-points and ranges are implementable at the receiving site</w:t>
-                  </w:r>
-                </w:p>
-              </w:tc>
-            </w:tr>
-            <w:tr>
-              <w:tc>
-                <w:tcPr/>
-                <w:p>
-                  <w:pPr>
-                    <w:pStyle w:val="Compact"/>
-                    <w:jc w:val="center"/>
-                  </w:pPr>
-                  <w:r>
-                    <w:t xml:space="preserve">Analytical Development</w:t>
-                  </w:r>
-                </w:p>
-              </w:tc>
-              <w:tc>
-                <w:tcPr/>
-                <w:p>
-                  <w:pPr>
-                    <w:pStyle w:val="Compact"/>
-                    <w:jc w:val="center"/>
-                  </w:pPr>
-                  <w:r>
-                    <w:t xml:space="preserve">Performs the assays in §5.3, maintains method validation, reports analytical performance</w:t>
-                  </w:r>
-                </w:p>
-              </w:tc>
-            </w:tr>
-            <w:tr>
-              <w:tc>
-                <w:tcPr/>
-                <w:p>
-                  <w:pPr>
-                    <w:pStyle w:val="Compact"/>
-                    <w:jc w:val="center"/>
-                  </w:pPr>
-                  <w:r>
-                    <w:t xml:space="preserve">Statistics</w:t>
-                  </w:r>
-                </w:p>
-              </w:tc>
-              <w:tc>
-                <w:tcPr/>
-                <w:p>
-                  <w:pPr>
-                    <w:pStyle w:val="Compact"/>
-                    <w:jc w:val="center"/>
-                  </w:pPr>
-                  <w:r>
-                    <w:t xml:space="preserve">Approves the designs, performs the model fitting, the capability simulation and the proven-acceptable-range analysis</w:t>
-                  </w:r>
-                </w:p>
-              </w:tc>
-            </w:tr>
-            <w:tr>
-              <w:tc>
-                <w:tcPr/>
-                <w:p>
-                  <w:pPr>
-                    <w:pStyle w:val="Compact"/>
-                    <w:jc w:val="center"/>
-                  </w:pPr>
-                  <w:r>
-                    <w:t xml:space="preserve">Quality Assurance</w:t>
-                  </w:r>
-                </w:p>
-              </w:tc>
-              <w:tc>
-                <w:tcPr/>
-                <w:p>
-                  <w:pPr>
-                    <w:pStyle w:val="Compact"/>
-                    <w:jc w:val="center"/>
-                  </w:pPr>
-                  <w:r>
-                    <w:t xml:space="preserve">Approves this plan and PCR-003, dispositions deviations, confirms data integrity</w:t>
-                  </w:r>
-                </w:p>
-              </w:tc>
-            </w:tr>
-            <w:tr>
-              <w:tc>
-                <w:tcPr/>
-                <w:p>
-                  <w:pPr>
-                    <w:pStyle w:val="Compact"/>
-                    <w:jc w:val="center"/>
-                  </w:pPr>
-                  <w:r>
-                    <w:t xml:space="preserve">Manufacturing, receiving site</w:t>
-                  </w:r>
-                </w:p>
-              </w:tc>
-              <w:tc>
-                <w:tcPr/>
-                <w:p>
-                  <w:pPr>
-                    <w:pStyle w:val="Compact"/>
-                    <w:jc w:val="center"/>
-                  </w:pPr>
-                  <w:r>
-                    <w:t xml:space="preserve">Reviews the resulting ranges and control requirements for commercial implementability</w:t>
-                  </w:r>
-                </w:p>
-              </w:tc>
-            </w:tr>
-          </w:tbl>
-          <w:bookmarkEnd w:id="38"/>
-          <w:p/>
-        </w:tc>
-      </w:tr>
-    </w:tbl>
-    <w:bookmarkEnd w:id="39"/>
-    <w:bookmarkStart w:id="40" w:name="deliverables-and-schedule"/>
-    <w:p>
-      <w:pPr>
-        <w:pStyle w:val="Heading1"/>
-      </w:pPr>
-      <w:r>
-        <w:t xml:space="preserve">11. Deliverables and schedule</w:t>
-      </w:r>
-    </w:p>
-    <w:p>
-      <w:pPr>
-        <w:pStyle w:val="FirstParagraph"/>
-      </w:pPr>
-      <w:r>
-        <w:t xml:space="preserve">The deliverable of this plan is PCR-003, which will report the executed studies, the</w:t>
-      </w:r>
-      <w:r>
-        <w:t xml:space="preserve"> </w:t>
-      </w:r>
-      <w:r>
-        <w:t xml:space="preserve">operating region, the proven acceptable ranges, the capability estimate and the parameter</w:t>
-      </w:r>
-      <w:r>
-        <w:t xml:space="preserve"> </w:t>
-      </w:r>
-      <w:r>
-        <w:t xml:space="preserve">classifications. The scale-down model qualification report is a prerequisite deliverable</w:t>
-      </w:r>
-      <w:r>
-        <w:t xml:space="preserve"> </w:t>
-      </w:r>
-      <w:r>
-        <w:t xml:space="preserve">and is filed separately under SOP-1001.</w:t>
-      </w:r>
-    </w:p>
-    <w:p>
-      <w:pPr>
-        <w:pStyle w:val="BodyText"/>
-      </w:pPr>
-      <w:r>
-        <w:t xml:space="preserve">The work runs in a fixed order, with model qualification first because it gates everything</w:t>
-      </w:r>
-      <w:r>
-        <w:t xml:space="preserve"> </w:t>
-      </w:r>
-      <w:r>
-        <w:t xml:space="preserve">after it. The screening study follows, with 19 runs, and analysis of the</w:t>
-      </w:r>
-      <w:r>
-        <w:t xml:space="preserve"> </w:t>
-      </w:r>
-      <w:r>
-        <w:t xml:space="preserve">screening data then confirms or revises the factors carried into the response-surface</w:t>
-      </w:r>
-      <w:r>
-        <w:t xml:space="preserve"> </w:t>
-      </w:r>
-      <w:r>
-        <w:t xml:space="preserve">design, with any revision issued as an amendment before execution (§6.3). The</w:t>
-      </w:r>
-      <w:r>
-        <w:t xml:space="preserve"> </w:t>
-      </w:r>
-      <w:r>
-        <w:t xml:space="preserve">response-surface study follows, with 28 runs. Once the screening result is</w:t>
-      </w:r>
-      <w:r>
-        <w:t xml:space="preserve"> </w:t>
-      </w:r>
-      <w:r>
-        <w:t xml:space="preserve">available the univariate conditions of §6.4 may be executed in parallel with it, since they</w:t>
-      </w:r>
-      <w:r>
-        <w:t xml:space="preserve"> </w:t>
-      </w:r>
-      <w:r>
-        <w:t xml:space="preserve">do not depend on the response-surface runs. Analysis, capability simulation, classification</w:t>
-      </w:r>
-      <w:r>
-        <w:t xml:space="preserve"> </w:t>
-      </w:r>
-      <w:r>
-        <w:t xml:space="preserve">and reporting come last.</w:t>
-      </w:r>
-    </w:p>
-    <w:p>
-      <w:pPr>
-        <w:pStyle w:val="BodyText"/>
-      </w:pPr>
-      <w:r>
-        <w:t xml:space="preserve">55 cultures are planned in all. No calendar dates are fixed here: the</w:t>
-      </w:r>
-      <w:r>
-        <w:t xml:space="preserve"> </w:t>
-      </w:r>
-      <w:r>
-        <w:t xml:space="preserve">sequence is fixed, and the campaign schedule is maintained under PCMP-001.</w:t>
-      </w:r>
-    </w:p>
-    <w:bookmarkEnd w:id="40"/>
-    <w:bookmarkStart w:id="41" w:name="risks-and-assumptions"/>
-    <w:p>
-      <w:pPr>
-        <w:pStyle w:val="Heading1"/>
-      </w:pPr>
-      <w:r>
-        <w:t xml:space="preserve">12. Risks and assumptions</w:t>
-      </w:r>
-    </w:p>
-    <w:p>
-      <w:pPr>
-        <w:pStyle w:val="FirstParagraph"/>
-      </w:pPr>
-      <w:r>
-        <w:t xml:space="preserve">Three assumptions carry the study, and each has a risk attached to it.</w:t>
-      </w:r>
-    </w:p>
-    <w:p>
-      <w:pPr>
-        <w:pStyle w:val="BodyText"/>
-      </w:pPr>
-      <w:r>
-        <w:t xml:space="preserve">The first is that the scale-down model represents the commercial vessel closely enough for</w:t>
-      </w:r>
-      <w:r>
-        <w:t xml:space="preserve"> </w:t>
-      </w:r>
-      <w:r>
-        <w:t xml:space="preserve">a conclusion drawn at bench scale to hold at 15,000 L. Qualification</w:t>
-      </w:r>
-      <w:r>
-        <w:t xml:space="preserve"> </w:t>
-      </w:r>
-      <w:r>
-        <w:t xml:space="preserve">tests that at the set-point condition only, and it does not test it at the edges of the</w:t>
-      </w:r>
-      <w:r>
-        <w:t xml:space="preserve"> </w:t>
-      </w:r>
-      <w:r>
-        <w:t xml:space="preserve">characterization ranges, so the assumption is weakest exactly where the operating region is</w:t>
-      </w:r>
-      <w:r>
-        <w:t xml:space="preserve"> </w:t>
-      </w:r>
-      <w:r>
-        <w:t xml:space="preserve">most constrained. The risk is managed by carrying pCO₂ as a characterized factor, since it</w:t>
-      </w:r>
-      <w:r>
-        <w:t xml:space="preserve"> </w:t>
-      </w:r>
-      <w:r>
-        <w:t xml:space="preserve">is the parameter that differs most between the two scales, and by confirming the attributes</w:t>
-      </w:r>
-      <w:r>
-        <w:t xml:space="preserve"> </w:t>
-      </w:r>
-      <w:r>
-        <w:t xml:space="preserve">at commercial scale during Stage 2.</w:t>
-      </w:r>
-    </w:p>
-    <w:p>
-      <w:pPr>
-        <w:pStyle w:val="BodyText"/>
-      </w:pPr>
-      <w:r>
-        <w:t xml:space="preserve">The second is that screening identifies the right subset of factors to carry into the</w:t>
-      </w:r>
-      <w:r>
-        <w:t xml:space="preserve"> </w:t>
-      </w:r>
-      <w:r>
-        <w:t xml:space="preserve">response-surface design. A factor with a real effect that screening failed to resolve would</w:t>
-      </w:r>
-      <w:r>
-        <w:t xml:space="preserve"> </w:t>
-      </w:r>
-      <w:r>
-        <w:t xml:space="preserve">be excluded from the predictive model and would not appear in the operating region at all.</w:t>
-      </w:r>
-      <w:r>
-        <w:t xml:space="preserve"> </w:t>
-      </w:r>
-      <w:r>
-        <w:t xml:space="preserve">The risk is managed in two ways: every factor not carried forward is held at the set-point</w:t>
-      </w:r>
-      <w:r>
-        <w:t xml:space="preserve"> </w:t>
-      </w:r>
-      <w:r>
-        <w:t xml:space="preserve">through the response-surface runs, so an excluded factor contributes no variation to the</w:t>
-      </w:r>
-      <w:r>
-        <w:t xml:space="preserve"> </w:t>
-      </w:r>
-      <w:r>
-        <w:t xml:space="preserve">fitted model, and each is classified on the screening evidence with the range that evidence</w:t>
-      </w:r>
-      <w:r>
-        <w:t xml:space="preserve"> </w:t>
-      </w:r>
-      <w:r>
-        <w:t xml:space="preserve">supports.</w:t>
-      </w:r>
-    </w:p>
-    <w:p>
-      <w:pPr>
-        <w:pStyle w:val="BodyText"/>
-      </w:pPr>
-      <w:r>
-        <w:t xml:space="preserve">The third is that platform and prior product knowledge transfer to A-Mab. The mechanisms</w:t>
-      </w:r>
-      <w:r>
-        <w:t xml:space="preserve"> </w:t>
-      </w:r>
-      <w:r>
-        <w:t xml:space="preserve">transfer, because they are properties of the host cell line and of the culture chemistry,</w:t>
-      </w:r>
-      <w:r>
-        <w:t xml:space="preserve"> </w:t>
-      </w:r>
-      <w:r>
-        <w:t xml:space="preserve">but the effect sizes may not, because they depend on the clone. As a result the studies</w:t>
-      </w:r>
-      <w:r>
-        <w:t xml:space="preserve"> </w:t>
-      </w:r>
-      <w:r>
-        <w:t xml:space="preserve">characterize A-Mab directly, and prior knowledge is used only for the factor set and the</w:t>
-      </w:r>
-      <w:r>
-        <w:t xml:space="preserve"> </w:t>
-      </w:r>
-      <w:r>
-        <w:t xml:space="preserve">ranges (§4.1).</w:t>
-      </w:r>
-    </w:p>
-    <w:p>
-      <w:pPr>
-        <w:pStyle w:val="BodyText"/>
-      </w:pPr>
-      <w:r>
-        <w:t xml:space="preserve">Two operational risks remain. A change of medium or feed lot during a campaign of</w:t>
-      </w:r>
-      <w:r>
-        <w:t xml:space="preserve"> </w:t>
-      </w:r>
-      <w:r>
-        <w:t xml:space="preserve">55 cultures could introduce a step change confounded with run order,</w:t>
-      </w:r>
-      <w:r>
-        <w:t xml:space="preserve"> </w:t>
-      </w:r>
-      <w:r>
-        <w:t xml:space="preserve">and the controls are randomization (§6.2) and the use of a single lot per component</w:t>
-      </w:r>
-      <w:r>
-        <w:t xml:space="preserve"> </w:t>
-      </w:r>
-      <w:r>
-        <w:t xml:space="preserve">wherever the campaign length allows. Assay variability may also be large in comparison with</w:t>
-      </w:r>
-      <w:r>
-        <w:t xml:space="preserve"> </w:t>
-      </w:r>
-      <w:r>
-        <w:t xml:space="preserve">a small effect near an acceptance limit, and the controls there are the replicated centre</w:t>
-      </w:r>
-      <w:r>
-        <w:t xml:space="preserve"> </w:t>
-      </w:r>
-      <w:r>
-        <w:t xml:space="preserve">points, which estimate the combined culture and assay variance directly, and the precision</w:t>
-      </w:r>
-      <w:r>
-        <w:t xml:space="preserve"> </w:t>
-      </w:r>
-      <w:r>
-        <w:t xml:space="preserve">estimates in the method validation reports.</w:t>
-      </w:r>
-    </w:p>
-    <w:bookmarkEnd w:id="41"/>
-    <w:bookmarkStart w:id="42" w:name="approvals-1"/>
-    <w:p>
-      <w:pPr>
-        <w:pStyle w:val="Heading1"/>
-      </w:pPr>
-      <w:r>
-        <w:t xml:space="preserve">13. Approvals</w:t>
-      </w:r>
-    </w:p>
-    <w:p>
-      <w:pPr>
-        <w:pStyle w:val="FirstParagraph"/>
-      </w:pPr>
-      <w:r>
-        <w:t xml:space="preserve">This plan takes effect when it is approved by the functions listed in</w:t>
-      </w:r>
-      <w:r>
-        <w:t xml:space="preserve"> </w:t>
-      </w:r>
-      <w:hyperlink w:anchor="tbl-appr">
-        <w:r>
-          <w:rPr>
-            <w:rStyle w:val="Hyperlink"/>
-          </w:rPr>
-          <w:t xml:space="preserve">Table 1</w:t>
-        </w:r>
-      </w:hyperlink>
-      <w:r>
-        <w:t xml:space="preserve">. Approval</w:t>
-      </w:r>
-      <w:r>
-        <w:t xml:space="preserve"> </w:t>
-      </w:r>
-      <w:r>
-        <w:t xml:space="preserve">signifies that the study design, the ranges, the analytical methods and the decision</w:t>
-      </w:r>
-      <w:r>
-        <w:t xml:space="preserve"> </w:t>
-      </w:r>
-      <w:r>
-        <w:t xml:space="preserve">criteria are agreed before execution, and that a change to any of them requires an</w:t>
-      </w:r>
-      <w:r>
-        <w:t xml:space="preserve"> </w:t>
-      </w:r>
-      <w:r>
-        <w:t xml:space="preserve">amendment under §9.</w:t>
-      </w:r>
-    </w:p>
-    <w:bookmarkEnd w:id="42"/>
-    <w:bookmarkStart w:id="44" w:name="X7149527b81b82ac7e9fc876cc411d0dd5d45eb6"/>
-    <w:p>
-      <w:pPr>
-        <w:pStyle w:val="Heading1"/>
-      </w:pPr>
-      <w:r>
-        <w:t xml:space="preserve">Appendix A — Planned screening design matrix</w:t>
-      </w:r>
-    </w:p>
-    <w:p>
-      <w:pPr>
-        <w:pStyle w:val="FirstParagraph"/>
-      </w:pPr>
-      <w:r>
-        <w:t xml:space="preserve">The matrix below gives the planned screening runs in coded levels, using the letter codes</w:t>
-      </w:r>
-      <w:r>
-        <w:t xml:space="preserve"> </w:t>
-      </w:r>
-      <w:r>
-        <w:t xml:space="preserve">of</w:t>
-      </w:r>
-      <w:r>
-        <w:t xml:space="preserve"> </w:t>
-      </w:r>
-      <w:hyperlink w:anchor="tbl-code">
-        <w:r>
-          <w:rPr>
-            <w:rStyle w:val="Hyperlink"/>
-          </w:rPr>
-          <w:t xml:space="preserve">Table 6</w:t>
-        </w:r>
-      </w:hyperlink>
-      <w:r>
-        <w:t xml:space="preserve">. Response columns are absent because no run has been executed.</w:t>
-      </w:r>
-    </w:p>
-    <w:tbl>
-      <w:tblPr>
-        <w:tblStyle w:val="Table"/>
-        <w:tblW w:type="pct" w:w="5000"/>
-        <w:tblLayout w:type="fixed"/>
-        <w:tblLook w:firstRow="0" w:lastRow="0" w:firstColumn="0" w:lastColumn="0" w:noHBand="0" w:noVBand="0" w:val="0000"/>
-      </w:tblPr>
-      <w:tblGrid>
-        <w:gridCol w:w="7920"/>
-      </w:tblGrid>
-      <w:tr>
-        <w:tc>
-          <w:tcPr/>
-          <w:bookmarkStart w:id="43" w:name="tbl-scr"/>
-          <w:p>
-            <w:pPr>
-              <w:jc w:val="center"/>
-            </w:pPr>
-            <w:pPr>
-              <w:jc w:val="left"/>
-              <w:spacing w:before="200"/>
-              <w:pStyle w:val="ImageCaption"/>
-            </w:pPr>
-            <w:r>
-              <w:t xml:space="preserve">Table 8: Planned screening design matrix, coded levels.</w:t>
+              <w:t xml:space="preserve">Table 7: Planned screening design matrix, coded.</w:t>
             </w:r>
           </w:p>
           <w:tbl>
@@ -9216,13 +8975,13 @@
               </w:tc>
             </w:tr>
           </w:tbl>
-          <w:bookmarkEnd w:id="43"/>
+          <w:bookmarkEnd w:id="49"/>
           <w:p/>
         </w:tc>
       </w:tr>
     </w:tbl>
-    <w:bookmarkEnd w:id="44"/>
-    <w:bookmarkStart w:id="46" w:name="Xd035249cb2928fc67e6106bc8a61a8b12039d8a"/>
+    <w:bookmarkEnd w:id="50"/>
+    <w:bookmarkStart w:id="52" w:name="Xd035249cb2928fc67e6106bc8a61a8b12039d8a"/>
     <w:p>
       <w:pPr>
         <w:pStyle w:val="Heading1"/>
@@ -9236,13 +8995,33 @@
         <w:pStyle w:val="FirstParagraph"/>
       </w:pPr>
       <w:r>
-        <w:t xml:space="preserve">The matrix below gives the planned response-surface runs in coded levels for the factors</w:t>
-      </w:r>
-      <w:r>
-        <w:t xml:space="preserve"> </w:t>
-      </w:r>
-      <w:r>
-        <w:t xml:space="preserve">carried forward under §6.3. It will be re-issued if screening identifies a different set.</w:t>
+        <w:t xml:space="preserve">The planned response-surface matrix is given in</w:t>
+      </w:r>
+      <w:r>
+        <w:t xml:space="preserve"> </w:t>
+      </w:r>
+      <w:hyperlink w:anchor="tbl-rsm">
+        <w:r>
+          <w:rPr>
+            <w:rStyle w:val="Hyperlink"/>
+          </w:rPr>
+          <w:t xml:space="preserve">Table 8</w:t>
+        </w:r>
+      </w:hyperlink>
+      <w:r>
+        <w:t xml:space="preserve">, in the same coded form. The</w:t>
+      </w:r>
+      <w:r>
+        <w:t xml:space="preserve"> </w:t>
+      </w:r>
+      <w:r>
+        <w:t xml:space="preserve">factorial runs occupy the corners of the cube, the axial runs sit at the centre of each</w:t>
+      </w:r>
+      <w:r>
+        <w:t xml:space="preserve"> </w:t>
+      </w:r>
+      <w:r>
+        <w:t xml:space="preserve">face and the centre points sit at the set-point condition.</w:t>
       </w:r>
     </w:p>
     <w:tbl>
@@ -9258,7 +9037,7 @@
       <w:tr>
         <w:tc>
           <w:tcPr/>
-          <w:bookmarkStart w:id="45" w:name="tbl-rsm"/>
+          <w:bookmarkStart w:id="51" w:name="tbl-rsm"/>
           <w:p>
             <w:pPr>
               <w:jc w:val="center"/>
@@ -9269,7 +9048,7 @@
               <w:pStyle w:val="ImageCaption"/>
             </w:pPr>
             <w:r>
-              <w:t xml:space="preserve">Table 9: Planned response-surface design matrix, coded levels.</w:t>
+              <w:t xml:space="preserve">Table 8: Planned response-surface design matrix, coded.</w:t>
             </w:r>
           </w:p>
           <w:tbl>
@@ -11610,115 +11389,11 @@
               </w:tc>
             </w:tr>
           </w:tbl>
-          <w:bookmarkEnd w:id="45"/>
+          <w:bookmarkEnd w:id="51"/>
           <w:p/>
         </w:tc>
       </w:tr>
     </w:tbl>
-    <w:bookmarkEnd w:id="46"/>
-    <w:bookmarkStart w:id="52" w:name="references"/>
-    <w:p>
-      <w:pPr>
-        <w:pStyle w:val="Heading1"/>
-      </w:pPr>
-      <w:r>
-        <w:t xml:space="preserve">References</w:t>
-      </w:r>
-    </w:p>
-    <w:bookmarkStart w:id="51" w:name="refs"/>
-    <w:bookmarkStart w:id="47" w:name="ref-amab2009"/>
-    <w:p>
-      <w:pPr>
-        <w:pStyle w:val="Bibliography"/>
-      </w:pPr>
-      <w:r>
-        <w:t xml:space="preserve">CMC Biotech Working Group. 2009.</w:t>
-      </w:r>
-      <w:r>
-        <w:t xml:space="preserve"> </w:t>
-      </w:r>
-      <w:r>
-        <w:rPr>
-          <w:i/>
-          <w:iCs/>
-        </w:rPr>
-        <w:t xml:space="preserve">A-Mab: A Case Study in Bioprocess Development</w:t>
-      </w:r>
-      <w:r>
-        <w:t xml:space="preserve">. CASSS.</w:t>
-      </w:r>
-    </w:p>
-    <w:bookmarkEnd w:id="47"/>
-    <w:bookmarkStart w:id="48" w:name="ref-ichq10"/>
-    <w:p>
-      <w:pPr>
-        <w:pStyle w:val="Bibliography"/>
-      </w:pPr>
-      <w:r>
-        <w:t xml:space="preserve">International Council for Harmonisation. 2008.</w:t>
-      </w:r>
-      <w:r>
-        <w:t xml:space="preserve"> </w:t>
-      </w:r>
-      <w:r>
-        <w:rPr>
-          <w:i/>
-          <w:iCs/>
-        </w:rPr>
-        <w:t xml:space="preserve">ICH Q10: Pharmaceutical Quality System</w:t>
-      </w:r>
-      <w:r>
-        <w:t xml:space="preserve">. ICH.</w:t>
-      </w:r>
-    </w:p>
-    <w:bookmarkEnd w:id="48"/>
-    <w:bookmarkStart w:id="49" w:name="ref-ichq8"/>
-    <w:p>
-      <w:pPr>
-        <w:pStyle w:val="Bibliography"/>
-      </w:pPr>
-      <w:r>
-        <w:t xml:space="preserve">International Council for Harmonisation. 2009.</w:t>
-      </w:r>
-      <w:r>
-        <w:t xml:space="preserve"> </w:t>
-      </w:r>
-      <w:r>
-        <w:rPr>
-          <w:i/>
-          <w:iCs/>
-        </w:rPr>
-        <w:t xml:space="preserve">ICH Q8(R2): Pharmaceutical Development</w:t>
-      </w:r>
-      <w:r>
-        <w:t xml:space="preserve">. ICH.</w:t>
-      </w:r>
-    </w:p>
-    <w:bookmarkEnd w:id="49"/>
-    <w:bookmarkStart w:id="50" w:name="ref-ichq9"/>
-    <w:p>
-      <w:pPr>
-        <w:pStyle w:val="Bibliography"/>
-      </w:pPr>
-      <w:r>
-        <w:t xml:space="preserve">International Council for Harmonisation. 2023.</w:t>
-      </w:r>
-      <w:r>
-        <w:t xml:space="preserve"> </w:t>
-      </w:r>
-      <w:r>
-        <w:rPr>
-          <w:i/>
-          <w:iCs/>
-        </w:rPr>
-        <w:t xml:space="preserve">ICH Q9(R1): Quality Risk Management</w:t>
-      </w:r>
-      <w:r>
-        <w:t xml:space="preserve">. ICH.</w:t>
-      </w:r>
-    </w:p>
-    <w:bookmarkEnd w:id="50"/>
-    <w:bookmarkEnd w:id="51"/>
     <w:bookmarkEnd w:id="52"/>
     <w:sectPr>
       <w:footnotePr>
@@ -11830,13 +11505,13 @@
       </w:pPr>
     </w:lvl>
   </w:abstractNum>
-  <w:abstractNum w:abstractNumId="99411">
-    <w:nsid w:val="00A99411"/>
+  <w:abstractNum w:abstractNumId="99531">
+    <w:nsid w:val="00A99531"/>
     <w:multiLevelType w:val="multilevel"/>
     <w:lvl w:ilvl="0">
       <w:start w:val="1"/>
-      <w:numFmt w:val="decimal"/>
-      <w:lvlText w:val="%1."/>
+      <w:numFmt w:val="lowerRoman"/>
+      <w:lvlText w:val="(%1)"/>
       <w:lvlJc w:val="left"/>
       <w:pPr>
         <w:ind w:left="720" w:hanging="360"/>
@@ -11844,8 +11519,8 @@
     </w:lvl>
     <w:lvl w:ilvl="1">
       <w:start w:val="1"/>
-      <w:numFmt w:val="decimal"/>
-      <w:lvlText w:val="%2."/>
+      <w:numFmt w:val="lowerRoman"/>
+      <w:lvlText w:val="(%2)"/>
       <w:lvlJc w:val="left"/>
       <w:pPr>
         <w:ind w:left="1440" w:hanging="360"/>
@@ -11853,8 +11528,8 @@
     </w:lvl>
     <w:lvl w:ilvl="2">
       <w:start w:val="1"/>
-      <w:numFmt w:val="decimal"/>
-      <w:lvlText w:val="%3."/>
+      <w:numFmt w:val="lowerRoman"/>
+      <w:lvlText w:val="(%3)"/>
       <w:lvlJc w:val="left"/>
       <w:pPr>
         <w:ind w:left="2160" w:hanging="360"/>
@@ -11862,8 +11537,8 @@
     </w:lvl>
     <w:lvl w:ilvl="3">
       <w:start w:val="1"/>
-      <w:numFmt w:val="decimal"/>
-      <w:lvlText w:val="%4."/>
+      <w:numFmt w:val="lowerRoman"/>
+      <w:lvlText w:val="(%4)"/>
       <w:lvlJc w:val="left"/>
       <w:pPr>
         <w:ind w:left="2880" w:hanging="360"/>
@@ -11871,8 +11546,8 @@
     </w:lvl>
     <w:lvl w:ilvl="4">
       <w:start w:val="1"/>
-      <w:numFmt w:val="decimal"/>
-      <w:lvlText w:val="%5."/>
+      <w:numFmt w:val="lowerRoman"/>
+      <w:lvlText w:val="(%5)"/>
       <w:lvlJc w:val="left"/>
       <w:pPr>
         <w:ind w:left="3600" w:hanging="360"/>
@@ -11880,8 +11555,8 @@
     </w:lvl>
     <w:lvl w:ilvl="5">
       <w:start w:val="1"/>
-      <w:numFmt w:val="decimal"/>
-      <w:lvlText w:val="%6."/>
+      <w:numFmt w:val="lowerRoman"/>
+      <w:lvlText w:val="(%6)"/>
       <w:lvlJc w:val="left"/>
       <w:pPr>
         <w:ind w:left="4320" w:hanging="360"/>
@@ -11889,8 +11564,8 @@
     </w:lvl>
     <w:lvl w:ilvl="6">
       <w:start w:val="1"/>
-      <w:numFmt w:val="decimal"/>
-      <w:lvlText w:val="%7."/>
+      <w:numFmt w:val="lowerRoman"/>
+      <w:lvlText w:val="(%7)"/>
       <w:lvlJc w:val="left"/>
       <w:pPr>
         <w:ind w:left="5040" w:hanging="360"/>
@@ -11898,8 +11573,8 @@
     </w:lvl>
     <w:lvl w:ilvl="7">
       <w:start w:val="1"/>
-      <w:numFmt w:val="decimal"/>
-      <w:lvlText w:val="%8."/>
+      <w:numFmt w:val="lowerRoman"/>
+      <w:lvlText w:val="(%8)"/>
       <w:lvlJc w:val="left"/>
       <w:pPr>
         <w:ind w:left="5760" w:hanging="360"/>
@@ -11907,8 +11582,8 @@
     </w:lvl>
     <w:lvl w:ilvl="8">
       <w:start w:val="1"/>
-      <w:numFmt w:val="decimal"/>
-      <w:lvlText w:val="%9."/>
+      <w:numFmt w:val="lowerRoman"/>
+      <w:lvlText w:val="(%9)"/>
       <w:lvlJc w:val="left"/>
       <w:pPr>
         <w:ind w:left="6480" w:hanging="360"/>
@@ -11919,7 +11594,7 @@
     <w:abstractNumId w:val="990"/>
   </w:num>
   <w:num w:numId="1001">
-    <w:abstractNumId w:val="99411"/>
+    <w:abstractNumId w:val="99531"/>
     <w:lvlOverride w:ilvl="0">
       <w:startOverride w:val="1"/>
     </w:lvlOverride>

--- a/pc_package/PCP-003_bioreactor.docx
+++ b/pc_package/PCP-003_bioreactor.docx
@@ -800,538 +800,13 @@
       </w:tr>
     </w:tbl>
     <w:bookmarkEnd w:id="10"/>
-    <w:bookmarkStart w:id="11" w:name="abbreviations"/>
+    <w:bookmarkStart w:id="12" w:name="abbreviations"/>
     <w:p>
       <w:pPr>
         <w:pStyle w:val="Heading2"/>
       </w:pPr>
       <w:r>
         <w:t xml:space="preserve">Abbreviations</w:t>
-      </w:r>
-    </w:p>
-    <w:p>
-      <w:pPr>
-        <w:pStyle w:val="FirstParagraph"/>
-      </w:pPr>
-      <w:r>
-        <w:t xml:space="preserve">2-AB, 2-aminobenzamide; ALCOA+, attributable, legible, contemporaneous, original,</w:t>
-      </w:r>
-      <w:r>
-        <w:t xml:space="preserve"> </w:t>
-      </w:r>
-      <w:r>
-        <w:t xml:space="preserve">accurate, complete, consistent, enduring and available; AMV, analytical method validation;</w:t>
-      </w:r>
-      <w:r>
-        <w:t xml:space="preserve"> </w:t>
-      </w:r>
-      <w:r>
-        <w:t xml:space="preserve">CHO, Chinese hamster ovary; CO2, carbon dioxide; CPP, critical process parameter; Cpk,</w:t>
-      </w:r>
-      <w:r>
-        <w:t xml:space="preserve"> </w:t>
-      </w:r>
-      <w:r>
-        <w:t xml:space="preserve">one-sided process capability index; CQA, critical quality attribute; DoE, design of</w:t>
-      </w:r>
-      <w:r>
-        <w:t xml:space="preserve"> </w:t>
-      </w:r>
-      <w:r>
-        <w:t xml:space="preserve">experiments; ELISA, enzyme-linked immunosorbent assay; GPP, general process parameter;</w:t>
-      </w:r>
-      <w:r>
-        <w:t xml:space="preserve"> </w:t>
-      </w:r>
-      <w:r>
-        <w:t xml:space="preserve">HCP, host cell protein; HILIC, hydrophilic interaction liquid chromatography; HMW, high</w:t>
-      </w:r>
-      <w:r>
-        <w:t xml:space="preserve"> </w:t>
-      </w:r>
-      <w:r>
-        <w:t xml:space="preserve">molecular weight; HPLC, high performance liquid chromatography; icIEF, imaged capillary</w:t>
-      </w:r>
-      <w:r>
-        <w:t xml:space="preserve"> </w:t>
-      </w:r>
-      <w:r>
-        <w:t xml:space="preserve">isoelectric focusing; KPP, key process parameter; MSAT, Manufacturing Science and</w:t>
-      </w:r>
-      <w:r>
-        <w:t xml:space="preserve"> </w:t>
-      </w:r>
-      <w:r>
-        <w:t xml:space="preserve">Technology; NOR, normal operating range; PAR, proven acceptable range; pCO2, partial</w:t>
-      </w:r>
-      <w:r>
-        <w:t xml:space="preserve"> </w:t>
-      </w:r>
-      <w:r>
-        <w:t xml:space="preserve">pressure of dissolved carbon dioxide; PRESS, prediction error sum of squares; qPCR,</w:t>
-      </w:r>
-      <w:r>
-        <w:t xml:space="preserve"> </w:t>
-      </w:r>
-      <w:r>
-        <w:t xml:space="preserve">quantitative polymerase chain reaction; RSM, response surface methodology; SDM, scale-down</w:t>
-      </w:r>
-      <w:r>
-        <w:t xml:space="preserve"> </w:t>
-      </w:r>
-      <w:r>
-        <w:t xml:space="preserve">model; SEC, size exclusion chromatography; SOP, standard operating procedure; UPLC, ultra</w:t>
-      </w:r>
-      <w:r>
-        <w:t xml:space="preserve"> </w:t>
-      </w:r>
-      <w:r>
-        <w:t xml:space="preserve">performance liquid chromatography; WC-CPP, well-controlled critical process parameter.</w:t>
-      </w:r>
-    </w:p>
-    <w:p>
-      <w:r>
-        <w:br w:type="page"/>
-      </w:r>
-    </w:p>
-    <w:bookmarkEnd w:id="11"/>
-    <w:bookmarkStart w:id="12" w:name="purpose-and-scope"/>
-    <w:p>
-      <w:pPr>
-        <w:pStyle w:val="Heading1"/>
-      </w:pPr>
-      <w:r>
-        <w:t xml:space="preserve">1. Purpose and scope</w:t>
-      </w:r>
-    </w:p>
-    <w:p>
-      <w:pPr>
-        <w:pStyle w:val="FirstParagraph"/>
-      </w:pPr>
-      <w:r>
-        <w:t xml:space="preserve">The production bioreactor is the step at which the glycan, charge variant and aggregate</w:t>
-      </w:r>
-      <w:r>
-        <w:t xml:space="preserve"> </w:t>
-      </w:r>
-      <w:r>
-        <w:t xml:space="preserve">quality attributes of A-Mab are formed. The purification train that follows carries those</w:t>
-      </w:r>
-      <w:r>
-        <w:t xml:space="preserve"> </w:t>
-      </w:r>
-      <w:r>
-        <w:t xml:space="preserve">attributes through with little modification, and no step downstream of the harvest reforms</w:t>
-      </w:r>
-      <w:r>
-        <w:t xml:space="preserve"> </w:t>
-      </w:r>
-      <w:r>
-        <w:t xml:space="preserve">a glycan or reverses a deamidation. For this reason the bioreactor is the step at which the</w:t>
-      </w:r>
-      <w:r>
-        <w:t xml:space="preserve"> </w:t>
-      </w:r>
-      <w:r>
-        <w:t xml:space="preserve">design space for product quality is defined, and this plan sets out the studies that will</w:t>
-      </w:r>
-      <w:r>
-        <w:t xml:space="preserve"> </w:t>
-      </w:r>
-      <w:r>
-        <w:t xml:space="preserve">define it.</w:t>
-      </w:r>
-    </w:p>
-    <w:p>
-      <w:pPr>
-        <w:pStyle w:val="BodyText"/>
-      </w:pPr>
-      <w:r>
-        <w:t xml:space="preserve">The commercial process operates at 15,000 L of culture, a scale at which</w:t>
-      </w:r>
-      <w:r>
-        <w:t xml:space="preserve"> </w:t>
-      </w:r>
-      <w:r>
-        <w:t xml:space="preserve">the number of runs a designed experiment needs cannot be supplied, and the studies will</w:t>
-      </w:r>
-      <w:r>
-        <w:t xml:space="preserve"> </w:t>
-      </w:r>
-      <w:r>
-        <w:t xml:space="preserve">therefore be executed on a qualified scale-down model of that vessel. The plan states what</w:t>
-      </w:r>
-      <w:r>
-        <w:t xml:space="preserve"> </w:t>
-      </w:r>
-      <w:r>
-        <w:t xml:space="preserve">will be studied, how the study will be run and how the results will be judged. The findings</w:t>
-      </w:r>
-      <w:r>
-        <w:t xml:space="preserve"> </w:t>
-      </w:r>
-      <w:r>
-        <w:t xml:space="preserve">themselves belong to the paired report (PCR-003) and are not anticipated here.</w:t>
-      </w:r>
-    </w:p>
-    <w:p>
-      <w:pPr>
-        <w:pStyle w:val="BodyText"/>
-      </w:pPr>
-      <w:r>
-        <w:t xml:space="preserve">The scope covers the 9 process parameters of the production bioreactor</w:t>
-      </w:r>
-      <w:r>
-        <w:t xml:space="preserve"> </w:t>
-      </w:r>
-      <w:r>
-        <w:t xml:space="preserve">listed in</w:t>
-      </w:r>
-      <w:r>
-        <w:t xml:space="preserve"> </w:t>
-      </w:r>
-      <w:hyperlink w:anchor="tbl-params">
-        <w:r>
-          <w:rPr>
-            <w:rStyle w:val="Hyperlink"/>
-          </w:rPr>
-          <w:t xml:space="preserve">Table 5</w:t>
-        </w:r>
-      </w:hyperlink>
-      <w:r>
-        <w:t xml:space="preserve">, the 5 quality attributes that will be measured as</w:t>
-      </w:r>
-      <w:r>
-        <w:t xml:space="preserve"> </w:t>
-      </w:r>
-      <w:r>
-        <w:t xml:space="preserve">responses, and the analytical methods that support them. The work is a Stage 1 process</w:t>
-      </w:r>
-      <w:r>
-        <w:t xml:space="preserve"> </w:t>
-      </w:r>
-      <w:r>
-        <w:t xml:space="preserve">design activity in the sense of the lifecycle approach</w:t>
-      </w:r>
-      <w:r>
-        <w:t xml:space="preserve"> </w:t>
-      </w:r>
-      <w:r>
-        <w:t xml:space="preserve">(U.S. Food and Drug Administration 2011)</w:t>
-      </w:r>
-      <w:r>
-        <w:t xml:space="preserve">, carried out under the</w:t>
-      </w:r>
-      <w:r>
-        <w:t xml:space="preserve"> </w:t>
-      </w:r>
-      <w:r>
-        <w:t xml:space="preserve">enhanced development approach</w:t>
-      </w:r>
-      <w:r>
-        <w:t xml:space="preserve"> </w:t>
-      </w:r>
-      <w:r>
-        <w:t xml:space="preserve">(International Council for Harmonisation 2009, 2012)</w:t>
-      </w:r>
-      <w:r>
-        <w:t xml:space="preserve">, and criticality is treated throughout as a</w:t>
-      </w:r>
-      <w:r>
-        <w:t xml:space="preserve"> </w:t>
-      </w:r>
-      <w:r>
-        <w:t xml:space="preserve">continuum and not as a binary split into critical and non-critical attributes</w:t>
-      </w:r>
-      <w:r>
-        <w:t xml:space="preserve"> </w:t>
-      </w:r>
-      <w:r>
-        <w:t xml:space="preserve">(International Council for Harmonisation 2023)</w:t>
-      </w:r>
-      <w:r>
-        <w:t xml:space="preserve">.</w:t>
-      </w:r>
-      <w:r>
-        <w:t xml:space="preserve"> </w:t>
-      </w:r>
-      <w:r>
-        <w:t xml:space="preserve">Seed expansion up to the N-1 stage lies outside the scope, since prior platform knowledge</w:t>
-      </w:r>
-      <w:r>
-        <w:t xml:space="preserve"> </w:t>
-      </w:r>
-      <w:r>
-        <w:t xml:space="preserve">covers it and PTP-001 records that position. The same scope excludes harvest and</w:t>
-      </w:r>
-      <w:r>
-        <w:t xml:space="preserve"> </w:t>
-      </w:r>
-      <w:r>
-        <w:t xml:space="preserve">clarification, which PCP-004 covers.</w:t>
-      </w:r>
-    </w:p>
-    <w:p>
-      <w:pPr>
-        <w:pStyle w:val="BodyText"/>
-      </w:pPr>
-      <w:r>
-        <w:t xml:space="preserve">Two limits apply to this plan. The first limit is that it does not qualify the scale-down</w:t>
-      </w:r>
-      <w:r>
-        <w:t xml:space="preserve"> </w:t>
-      </w:r>
-      <w:r>
-        <w:t xml:space="preserve">model, which is qualified under SOP-1001 and reported separately. The second limit is that</w:t>
-      </w:r>
-      <w:r>
-        <w:t xml:space="preserve"> </w:t>
-      </w:r>
-      <w:r>
-        <w:t xml:space="preserve">it does not by itself define the commercial control strategy, because host cell protein and</w:t>
-      </w:r>
-      <w:r>
-        <w:t xml:space="preserve"> </w:t>
-      </w:r>
-      <w:r>
-        <w:t xml:space="preserve">residual DNA are formed in the bioreactor and cleared by later steps (PCP-005, PCP-007 and</w:t>
-      </w:r>
-      <w:r>
-        <w:t xml:space="preserve"> </w:t>
-      </w:r>
-      <w:r>
-        <w:t xml:space="preserve">PCP-008).</w:t>
-      </w:r>
-    </w:p>
-    <w:bookmarkEnd w:id="12"/>
-    <w:bookmarkStart w:id="13" w:name="objectives"/>
-    <w:p>
-      <w:pPr>
-        <w:pStyle w:val="Heading1"/>
-      </w:pPr>
-      <w:r>
-        <w:t xml:space="preserve">2. Objectives</w:t>
-      </w:r>
-    </w:p>
-    <w:p>
-      <w:pPr>
-        <w:pStyle w:val="FirstParagraph"/>
-      </w:pPr>
-      <w:r>
-        <w:t xml:space="preserve">The study has five objectives, and each one produces a defined output in PCR-003 and a</w:t>
-      </w:r>
-      <w:r>
-        <w:t xml:space="preserve"> </w:t>
-      </w:r>
-      <w:r>
-        <w:t xml:space="preserve">defined input to the control strategy the transfer will hand to the receiving site.</w:t>
-      </w:r>
-    </w:p>
-    <w:p>
-      <w:pPr>
-        <w:numPr>
-          <w:ilvl w:val="0"/>
-          <w:numId w:val="1001"/>
-        </w:numPr>
-      </w:pPr>
-      <w:r>
-        <w:t xml:space="preserve">Quantify the effect of each parameter in</w:t>
-      </w:r>
-      <w:r>
-        <w:t xml:space="preserve"> </w:t>
-      </w:r>
-      <w:hyperlink w:anchor="tbl-params">
-        <w:r>
-          <w:rPr>
-            <w:rStyle w:val="Hyperlink"/>
-          </w:rPr>
-          <w:t xml:space="preserve">Table 5</w:t>
-        </w:r>
-      </w:hyperlink>
-      <w:r>
-        <w:t xml:space="preserve"> </w:t>
-      </w:r>
-      <w:r>
-        <w:t xml:space="preserve">on the 5 quality</w:t>
-      </w:r>
-      <w:r>
-        <w:t xml:space="preserve"> </w:t>
-      </w:r>
-      <w:r>
-        <w:t xml:space="preserve">attributes the production bioreactor forms, over ranges deliberately wider than the ranges</w:t>
-      </w:r>
-      <w:r>
-        <w:t xml:space="preserve"> </w:t>
-      </w:r>
-      <w:r>
-        <w:t xml:space="preserve">the commercial process will use, and estimate the interactions between the parameters</w:t>
-      </w:r>
-      <w:r>
-        <w:t xml:space="preserve"> </w:t>
-      </w:r>
-      <w:r>
-        <w:t xml:space="preserve">studied together.</w:t>
-      </w:r>
-    </w:p>
-    <w:p>
-      <w:pPr>
-        <w:numPr>
-          <w:ilvl w:val="0"/>
-          <w:numId w:val="1001"/>
-        </w:numPr>
-      </w:pPr>
-      <w:r>
-        <w:t xml:space="preserve">Define a multivariate operating region in the well-controlled culture parameters over</w:t>
-      </w:r>
-      <w:r>
-        <w:t xml:space="preserve"> </w:t>
-      </w:r>
-      <w:r>
-        <w:t xml:space="preserve">which every attribute the step governs is predicted to meet acceptance, and locate the</w:t>
-      </w:r>
-      <w:r>
-        <w:t xml:space="preserve"> </w:t>
-      </w:r>
-      <w:r>
-        <w:t xml:space="preserve">normal operating ranges of</w:t>
-      </w:r>
-      <w:r>
-        <w:t xml:space="preserve"> </w:t>
-      </w:r>
-      <w:hyperlink w:anchor="tbl-params">
-        <w:r>
-          <w:rPr>
-            <w:rStyle w:val="Hyperlink"/>
-          </w:rPr>
-          <w:t xml:space="preserve">Table 5</w:t>
-        </w:r>
-      </w:hyperlink>
-      <w:r>
-        <w:t xml:space="preserve"> </w:t>
-      </w:r>
-      <w:r>
-        <w:t xml:space="preserve">inside that region.</w:t>
-      </w:r>
-    </w:p>
-    <w:p>
-      <w:pPr>
-        <w:numPr>
-          <w:ilvl w:val="0"/>
-          <w:numId w:val="1001"/>
-        </w:numPr>
-      </w:pPr>
-      <w:r>
-        <w:t xml:space="preserve">Establish a proven acceptable range for each parameter that governs an attribute,</w:t>
-      </w:r>
-      <w:r>
-        <w:t xml:space="preserve"> </w:t>
-      </w:r>
-      <w:r>
-        <w:t xml:space="preserve">under both of the analyses described in §8, and state for each range the acceptance</w:t>
-      </w:r>
-      <w:r>
-        <w:t xml:space="preserve"> </w:t>
-      </w:r>
-      <w:r>
-        <w:t xml:space="preserve">criterion it was judged against.</w:t>
-      </w:r>
-    </w:p>
-    <w:p>
-      <w:pPr>
-        <w:numPr>
-          <w:ilvl w:val="0"/>
-          <w:numId w:val="1001"/>
-        </w:numPr>
-      </w:pPr>
-      <w:r>
-        <w:t xml:space="preserve">Classify every parameter as a critical, well-controlled critical, key or general</w:t>
-      </w:r>
-      <w:r>
-        <w:t xml:space="preserve"> </w:t>
-      </w:r>
-      <w:r>
-        <w:t xml:space="preserve">process parameter, using the decision logic of SOP-4001 together with the control</w:t>
-      </w:r>
-      <w:r>
-        <w:t xml:space="preserve"> </w:t>
-      </w:r>
-      <w:r>
-        <w:t xml:space="preserve">capability the receiving site can demonstrate for that parameter.</w:t>
-      </w:r>
-    </w:p>
-    <w:p>
-      <w:pPr>
-        <w:numPr>
-          <w:ilvl w:val="0"/>
-          <w:numId w:val="1001"/>
-        </w:numPr>
-      </w:pPr>
-      <w:r>
-        <w:t xml:space="preserve">Provide the ranges, the in-process controls and the monitoring commitments that the</w:t>
-      </w:r>
-      <w:r>
-        <w:t xml:space="preserve"> </w:t>
-      </w:r>
-      <w:r>
-        <w:t xml:space="preserve">Stage 2 control strategy will carry for this step, with the evidence for each of them.</w:t>
-      </w:r>
-    </w:p>
-    <w:p>
-      <w:pPr>
-        <w:pStyle w:val="FirstParagraph"/>
-      </w:pPr>
-      <w:r>
-        <w:t xml:space="preserve">Objectives (i) to (iii) rest on the designed experiments in §6, while objective (iv) rests</w:t>
-      </w:r>
-      <w:r>
-        <w:t xml:space="preserve"> </w:t>
-      </w:r>
-      <w:r>
-        <w:t xml:space="preserve">on those experiments together with the equipment capability the transfer confirms.</w:t>
-      </w:r>
-      <w:r>
-        <w:t xml:space="preserve"> </w:t>
-      </w:r>
-      <w:r>
-        <w:t xml:space="preserve">Objective (v) is the output the transfer needs, and the first four objectives support it.</w:t>
-      </w:r>
-    </w:p>
-    <w:bookmarkEnd w:id="13"/>
-    <w:bookmarkStart w:id="16" w:name="related-documents"/>
-    <w:p>
-      <w:pPr>
-        <w:pStyle w:val="Heading1"/>
-      </w:pPr>
-      <w:r>
-        <w:t xml:space="preserve">3. Related documents</w:t>
-      </w:r>
-    </w:p>
-    <w:p>
-      <w:pPr>
-        <w:pStyle w:val="FirstParagraph"/>
-      </w:pPr>
-      <w:r>
-        <w:t xml:space="preserve">The documents that govern this plan and the documents that consume the results are listed</w:t>
-      </w:r>
-      <w:r>
-        <w:t xml:space="preserve"> </w:t>
-      </w:r>
-      <w:r>
-        <w:t xml:space="preserve">in</w:t>
-      </w:r>
-      <w:r>
-        <w:t xml:space="preserve"> </w:t>
-      </w:r>
-      <w:hyperlink w:anchor="tbl-related">
-        <w:r>
-          <w:rPr>
-            <w:rStyle w:val="Hyperlink"/>
-          </w:rPr>
-          <w:t xml:space="preserve">Table 2</w:t>
-        </w:r>
-      </w:hyperlink>
-      <w:r>
-        <w:t xml:space="preserve">.</w:t>
       </w:r>
     </w:p>
     <w:tbl>
@@ -1347,7 +822,7 @@
       <w:tr>
         <w:tc>
           <w:tcPr/>
-          <w:bookmarkStart w:id="14" w:name="tbl-related"/>
+          <w:bookmarkStart w:id="11" w:name="tbl-abbr"/>
           <w:p>
             <w:pPr>
               <w:jc w:val="center"/>
@@ -1358,7 +833,971 @@
               <w:pStyle w:val="ImageCaption"/>
             </w:pPr>
             <w:r>
-              <w:t xml:space="preserve">Table 2: Documents related to this plan.</w:t>
+              <w:t xml:space="preserve">Table 2: Abbreviations used in this plan.</w:t>
+            </w:r>
+          </w:p>
+          <w:tbl>
+            <w:tblPr>
+              <w:tblStyle w:val="Table"/>
+              <w:tblW w:type="auto" w:w="0"/>
+              <w:tblLook w:firstRow="1" w:lastRow="0" w:firstColumn="0" w:lastColumn="0" w:noHBand="0" w:noVBand="0" w:val="0020"/>
+            </w:tblPr>
+            <w:tblGrid>
+              <w:gridCol w:w="3960"/>
+              <w:gridCol w:w="3960"/>
+            </w:tblGrid>
+            <w:tr>
+              <w:trPr>
+                <w:tblHeader w:val="on"/>
+              </w:trPr>
+              <w:tc>
+                <w:tcPr/>
+                <w:p>
+                  <w:pPr>
+                    <w:pStyle w:val="Compact"/>
+                    <w:jc w:val="center"/>
+                  </w:pPr>
+                  <w:r>
+                    <w:t xml:space="preserve">Abbreviation</w:t>
+                  </w:r>
+                </w:p>
+              </w:tc>
+              <w:tc>
+                <w:tcPr/>
+                <w:p>
+                  <w:pPr>
+                    <w:pStyle w:val="Compact"/>
+                    <w:jc w:val="center"/>
+                  </w:pPr>
+                  <w:r>
+                    <w:t xml:space="preserve">Expansion</w:t>
+                  </w:r>
+                </w:p>
+              </w:tc>
+            </w:tr>
+            <w:tr>
+              <w:tc>
+                <w:tcPr/>
+                <w:p>
+                  <w:pPr>
+                    <w:pStyle w:val="Compact"/>
+                    <w:jc w:val="center"/>
+                  </w:pPr>
+                  <w:r>
+                    <w:t xml:space="preserve">AMV</w:t>
+                  </w:r>
+                </w:p>
+              </w:tc>
+              <w:tc>
+                <w:tcPr/>
+                <w:p>
+                  <w:pPr>
+                    <w:pStyle w:val="Compact"/>
+                    <w:jc w:val="center"/>
+                  </w:pPr>
+                  <w:r>
+                    <w:t xml:space="preserve">analytical method validation</w:t>
+                  </w:r>
+                </w:p>
+              </w:tc>
+            </w:tr>
+            <w:tr>
+              <w:tc>
+                <w:tcPr/>
+                <w:p>
+                  <w:pPr>
+                    <w:pStyle w:val="Compact"/>
+                    <w:jc w:val="center"/>
+                  </w:pPr>
+                  <w:r>
+                    <w:t xml:space="preserve">CHO</w:t>
+                  </w:r>
+                </w:p>
+              </w:tc>
+              <w:tc>
+                <w:tcPr/>
+                <w:p>
+                  <w:pPr>
+                    <w:pStyle w:val="Compact"/>
+                    <w:jc w:val="center"/>
+                  </w:pPr>
+                  <w:r>
+                    <w:t xml:space="preserve">Chinese hamster ovary</w:t>
+                  </w:r>
+                </w:p>
+              </w:tc>
+            </w:tr>
+            <w:tr>
+              <w:tc>
+                <w:tcPr/>
+                <w:p>
+                  <w:pPr>
+                    <w:pStyle w:val="Compact"/>
+                    <w:jc w:val="center"/>
+                  </w:pPr>
+                  <w:r>
+                    <w:t xml:space="preserve">CPP</w:t>
+                  </w:r>
+                </w:p>
+              </w:tc>
+              <w:tc>
+                <w:tcPr/>
+                <w:p>
+                  <w:pPr>
+                    <w:pStyle w:val="Compact"/>
+                    <w:jc w:val="center"/>
+                  </w:pPr>
+                  <w:r>
+                    <w:t xml:space="preserve">critical process parameter</w:t>
+                  </w:r>
+                </w:p>
+              </w:tc>
+            </w:tr>
+            <w:tr>
+              <w:tc>
+                <w:tcPr/>
+                <w:p>
+                  <w:pPr>
+                    <w:pStyle w:val="Compact"/>
+                    <w:jc w:val="center"/>
+                  </w:pPr>
+                  <w:r>
+                    <w:t xml:space="preserve">CQA</w:t>
+                  </w:r>
+                </w:p>
+              </w:tc>
+              <w:tc>
+                <w:tcPr/>
+                <w:p>
+                  <w:pPr>
+                    <w:pStyle w:val="Compact"/>
+                    <w:jc w:val="center"/>
+                  </w:pPr>
+                  <w:r>
+                    <w:t xml:space="preserve">critical quality attribute</w:t>
+                  </w:r>
+                </w:p>
+              </w:tc>
+            </w:tr>
+            <w:tr>
+              <w:tc>
+                <w:tcPr/>
+                <w:p>
+                  <w:pPr>
+                    <w:pStyle w:val="Compact"/>
+                    <w:jc w:val="center"/>
+                  </w:pPr>
+                  <w:r>
+                    <w:t xml:space="preserve">DoE</w:t>
+                  </w:r>
+                </w:p>
+              </w:tc>
+              <w:tc>
+                <w:tcPr/>
+                <w:p>
+                  <w:pPr>
+                    <w:pStyle w:val="Compact"/>
+                    <w:jc w:val="center"/>
+                  </w:pPr>
+                  <w:r>
+                    <w:t xml:space="preserve">design of experiments</w:t>
+                  </w:r>
+                </w:p>
+              </w:tc>
+            </w:tr>
+            <w:tr>
+              <w:tc>
+                <w:tcPr/>
+                <w:p>
+                  <w:pPr>
+                    <w:pStyle w:val="Compact"/>
+                    <w:jc w:val="center"/>
+                  </w:pPr>
+                  <w:r>
+                    <w:t xml:space="preserve">DS</w:t>
+                  </w:r>
+                </w:p>
+              </w:tc>
+              <w:tc>
+                <w:tcPr/>
+                <w:p>
+                  <w:pPr>
+                    <w:pStyle w:val="Compact"/>
+                    <w:jc w:val="center"/>
+                  </w:pPr>
+                  <w:r>
+                    <w:t xml:space="preserve">drug substance</w:t>
+                  </w:r>
+                </w:p>
+              </w:tc>
+            </w:tr>
+            <w:tr>
+              <w:tc>
+                <w:tcPr/>
+                <w:p>
+                  <w:pPr>
+                    <w:pStyle w:val="Compact"/>
+                    <w:jc w:val="center"/>
+                  </w:pPr>
+                  <w:r>
+                    <w:t xml:space="preserve">GPP</w:t>
+                  </w:r>
+                </w:p>
+              </w:tc>
+              <w:tc>
+                <w:tcPr/>
+                <w:p>
+                  <w:pPr>
+                    <w:pStyle w:val="Compact"/>
+                    <w:jc w:val="center"/>
+                  </w:pPr>
+                  <w:r>
+                    <w:t xml:space="preserve">general process parameter</w:t>
+                  </w:r>
+                </w:p>
+              </w:tc>
+            </w:tr>
+            <w:tr>
+              <w:tc>
+                <w:tcPr/>
+                <w:p>
+                  <w:pPr>
+                    <w:pStyle w:val="Compact"/>
+                    <w:jc w:val="center"/>
+                  </w:pPr>
+                  <w:r>
+                    <w:t xml:space="preserve">HCP</w:t>
+                  </w:r>
+                </w:p>
+              </w:tc>
+              <w:tc>
+                <w:tcPr/>
+                <w:p>
+                  <w:pPr>
+                    <w:pStyle w:val="Compact"/>
+                    <w:jc w:val="center"/>
+                  </w:pPr>
+                  <w:r>
+                    <w:t xml:space="preserve">host cell protein</w:t>
+                  </w:r>
+                </w:p>
+              </w:tc>
+            </w:tr>
+            <w:tr>
+              <w:tc>
+                <w:tcPr/>
+                <w:p>
+                  <w:pPr>
+                    <w:pStyle w:val="Compact"/>
+                    <w:jc w:val="center"/>
+                  </w:pPr>
+                  <w:r>
+                    <w:t xml:space="preserve">HILIC</w:t>
+                  </w:r>
+                </w:p>
+              </w:tc>
+              <w:tc>
+                <w:tcPr/>
+                <w:p>
+                  <w:pPr>
+                    <w:pStyle w:val="Compact"/>
+                    <w:jc w:val="center"/>
+                  </w:pPr>
+                  <w:r>
+                    <w:t xml:space="preserve">hydrophilic interaction liquid chromatography</w:t>
+                  </w:r>
+                </w:p>
+              </w:tc>
+            </w:tr>
+            <w:tr>
+              <w:tc>
+                <w:tcPr/>
+                <w:p>
+                  <w:pPr>
+                    <w:pStyle w:val="Compact"/>
+                    <w:jc w:val="center"/>
+                  </w:pPr>
+                  <w:r>
+                    <w:t xml:space="preserve">icIEF</w:t>
+                  </w:r>
+                </w:p>
+              </w:tc>
+              <w:tc>
+                <w:tcPr/>
+                <w:p>
+                  <w:pPr>
+                    <w:pStyle w:val="Compact"/>
+                    <w:jc w:val="center"/>
+                  </w:pPr>
+                  <w:r>
+                    <w:t xml:space="preserve">imaged capillary isoelectric focusing</w:t>
+                  </w:r>
+                </w:p>
+              </w:tc>
+            </w:tr>
+            <w:tr>
+              <w:tc>
+                <w:tcPr/>
+                <w:p>
+                  <w:pPr>
+                    <w:pStyle w:val="Compact"/>
+                    <w:jc w:val="center"/>
+                  </w:pPr>
+                  <w:r>
+                    <w:t xml:space="preserve">IgG1</w:t>
+                  </w:r>
+                </w:p>
+              </w:tc>
+              <w:tc>
+                <w:tcPr/>
+                <w:p>
+                  <w:pPr>
+                    <w:pStyle w:val="Compact"/>
+                    <w:jc w:val="center"/>
+                  </w:pPr>
+                  <w:r>
+                    <w:t xml:space="preserve">immunoglobulin G, subclass 1</w:t>
+                  </w:r>
+                </w:p>
+              </w:tc>
+            </w:tr>
+            <w:tr>
+              <w:tc>
+                <w:tcPr/>
+                <w:p>
+                  <w:pPr>
+                    <w:pStyle w:val="Compact"/>
+                    <w:jc w:val="center"/>
+                  </w:pPr>
+                  <w:r>
+                    <w:t xml:space="preserve">KPP</w:t>
+                  </w:r>
+                </w:p>
+              </w:tc>
+              <w:tc>
+                <w:tcPr/>
+                <w:p>
+                  <w:pPr>
+                    <w:pStyle w:val="Compact"/>
+                    <w:jc w:val="center"/>
+                  </w:pPr>
+                  <w:r>
+                    <w:t xml:space="preserve">key process parameter</w:t>
+                  </w:r>
+                </w:p>
+              </w:tc>
+            </w:tr>
+            <w:tr>
+              <w:tc>
+                <w:tcPr/>
+                <w:p>
+                  <w:pPr>
+                    <w:pStyle w:val="Compact"/>
+                    <w:jc w:val="center"/>
+                  </w:pPr>
+                  <w:r>
+                    <w:t xml:space="preserve">MSAT</w:t>
+                  </w:r>
+                </w:p>
+              </w:tc>
+              <w:tc>
+                <w:tcPr/>
+                <w:p>
+                  <w:pPr>
+                    <w:pStyle w:val="Compact"/>
+                    <w:jc w:val="center"/>
+                  </w:pPr>
+                  <w:r>
+                    <w:t xml:space="preserve">Manufacturing Science and Technology</w:t>
+                  </w:r>
+                </w:p>
+              </w:tc>
+            </w:tr>
+            <w:tr>
+              <w:tc>
+                <w:tcPr/>
+                <w:p>
+                  <w:pPr>
+                    <w:pStyle w:val="Compact"/>
+                    <w:jc w:val="center"/>
+                  </w:pPr>
+                  <w:r>
+                    <w:t xml:space="preserve">NOR</w:t>
+                  </w:r>
+                </w:p>
+              </w:tc>
+              <w:tc>
+                <w:tcPr/>
+                <w:p>
+                  <w:pPr>
+                    <w:pStyle w:val="Compact"/>
+                    <w:jc w:val="center"/>
+                  </w:pPr>
+                  <w:r>
+                    <w:t xml:space="preserve">normal operating range</w:t>
+                  </w:r>
+                </w:p>
+              </w:tc>
+            </w:tr>
+            <w:tr>
+              <w:tc>
+                <w:tcPr/>
+                <w:p>
+                  <w:pPr>
+                    <w:pStyle w:val="Compact"/>
+                    <w:jc w:val="center"/>
+                  </w:pPr>
+                  <w:r>
+                    <w:t xml:space="preserve">PAR</w:t>
+                  </w:r>
+                </w:p>
+              </w:tc>
+              <w:tc>
+                <w:tcPr/>
+                <w:p>
+                  <w:pPr>
+                    <w:pStyle w:val="Compact"/>
+                    <w:jc w:val="center"/>
+                  </w:pPr>
+                  <w:r>
+                    <w:t xml:space="preserve">proven acceptable range</w:t>
+                  </w:r>
+                </w:p>
+              </w:tc>
+            </w:tr>
+            <w:tr>
+              <w:tc>
+                <w:tcPr/>
+                <w:p>
+                  <w:pPr>
+                    <w:pStyle w:val="Compact"/>
+                    <w:jc w:val="center"/>
+                  </w:pPr>
+                  <w:r>
+                    <w:t xml:space="preserve">pCO2</w:t>
+                  </w:r>
+                </w:p>
+              </w:tc>
+              <w:tc>
+                <w:tcPr/>
+                <w:p>
+                  <w:pPr>
+                    <w:pStyle w:val="Compact"/>
+                    <w:jc w:val="center"/>
+                  </w:pPr>
+                  <w:r>
+                    <w:t xml:space="preserve">partial pressure of dissolved carbon dioxide</w:t>
+                  </w:r>
+                </w:p>
+              </w:tc>
+            </w:tr>
+            <w:tr>
+              <w:tc>
+                <w:tcPr/>
+                <w:p>
+                  <w:pPr>
+                    <w:pStyle w:val="Compact"/>
+                    <w:jc w:val="center"/>
+                  </w:pPr>
+                  <w:r>
+                    <w:t xml:space="preserve">PD</w:t>
+                  </w:r>
+                </w:p>
+              </w:tc>
+              <w:tc>
+                <w:tcPr/>
+                <w:p>
+                  <w:pPr>
+                    <w:pStyle w:val="Compact"/>
+                    <w:jc w:val="center"/>
+                  </w:pPr>
+                  <w:r>
+                    <w:t xml:space="preserve">Process Development</w:t>
+                  </w:r>
+                </w:p>
+              </w:tc>
+            </w:tr>
+            <w:tr>
+              <w:tc>
+                <w:tcPr/>
+                <w:p>
+                  <w:pPr>
+                    <w:pStyle w:val="Compact"/>
+                    <w:jc w:val="center"/>
+                  </w:pPr>
+                  <w:r>
+                    <w:t xml:space="preserve">PPQ</w:t>
+                  </w:r>
+                </w:p>
+              </w:tc>
+              <w:tc>
+                <w:tcPr/>
+                <w:p>
+                  <w:pPr>
+                    <w:pStyle w:val="Compact"/>
+                    <w:jc w:val="center"/>
+                  </w:pPr>
+                  <w:r>
+                    <w:t xml:space="preserve">process performance qualification</w:t>
+                  </w:r>
+                </w:p>
+              </w:tc>
+            </w:tr>
+            <w:tr>
+              <w:tc>
+                <w:tcPr/>
+                <w:p>
+                  <w:pPr>
+                    <w:pStyle w:val="Compact"/>
+                    <w:jc w:val="center"/>
+                  </w:pPr>
+                  <w:r>
+                    <w:t xml:space="preserve">qPCR</w:t>
+                  </w:r>
+                </w:p>
+              </w:tc>
+              <w:tc>
+                <w:tcPr/>
+                <w:p>
+                  <w:pPr>
+                    <w:pStyle w:val="Compact"/>
+                    <w:jc w:val="center"/>
+                  </w:pPr>
+                  <w:r>
+                    <w:t xml:space="preserve">quantitative polymerase chain reaction</w:t>
+                  </w:r>
+                </w:p>
+              </w:tc>
+            </w:tr>
+            <w:tr>
+              <w:tc>
+                <w:tcPr/>
+                <w:p>
+                  <w:pPr>
+                    <w:pStyle w:val="Compact"/>
+                    <w:jc w:val="center"/>
+                  </w:pPr>
+                  <w:r>
+                    <w:t xml:space="preserve">QA</w:t>
+                  </w:r>
+                </w:p>
+              </w:tc>
+              <w:tc>
+                <w:tcPr/>
+                <w:p>
+                  <w:pPr>
+                    <w:pStyle w:val="Compact"/>
+                    <w:jc w:val="center"/>
+                  </w:pPr>
+                  <w:r>
+                    <w:t xml:space="preserve">Quality Assurance</w:t>
+                  </w:r>
+                </w:p>
+              </w:tc>
+            </w:tr>
+            <w:tr>
+              <w:tc>
+                <w:tcPr/>
+                <w:p>
+                  <w:pPr>
+                    <w:pStyle w:val="Compact"/>
+                    <w:jc w:val="center"/>
+                  </w:pPr>
+                  <w:r>
+                    <w:t xml:space="preserve">RSM</w:t>
+                  </w:r>
+                </w:p>
+              </w:tc>
+              <w:tc>
+                <w:tcPr/>
+                <w:p>
+                  <w:pPr>
+                    <w:pStyle w:val="Compact"/>
+                    <w:jc w:val="center"/>
+                  </w:pPr>
+                  <w:r>
+                    <w:t xml:space="preserve">response surface methodology</w:t>
+                  </w:r>
+                </w:p>
+              </w:tc>
+            </w:tr>
+            <w:tr>
+              <w:tc>
+                <w:tcPr/>
+                <w:p>
+                  <w:pPr>
+                    <w:pStyle w:val="Compact"/>
+                    <w:jc w:val="center"/>
+                  </w:pPr>
+                  <w:r>
+                    <w:t xml:space="preserve">SEC</w:t>
+                  </w:r>
+                </w:p>
+              </w:tc>
+              <w:tc>
+                <w:tcPr/>
+                <w:p>
+                  <w:pPr>
+                    <w:pStyle w:val="Compact"/>
+                    <w:jc w:val="center"/>
+                  </w:pPr>
+                  <w:r>
+                    <w:t xml:space="preserve">size exclusion chromatography</w:t>
+                  </w:r>
+                </w:p>
+              </w:tc>
+            </w:tr>
+            <w:tr>
+              <w:tc>
+                <w:tcPr/>
+                <w:p>
+                  <w:pPr>
+                    <w:pStyle w:val="Compact"/>
+                    <w:jc w:val="center"/>
+                  </w:pPr>
+                  <w:r>
+                    <w:t xml:space="preserve">SOP</w:t>
+                  </w:r>
+                </w:p>
+              </w:tc>
+              <w:tc>
+                <w:tcPr/>
+                <w:p>
+                  <w:pPr>
+                    <w:pStyle w:val="Compact"/>
+                    <w:jc w:val="center"/>
+                  </w:pPr>
+                  <w:r>
+                    <w:t xml:space="preserve">standard operating procedure</w:t>
+                  </w:r>
+                </w:p>
+              </w:tc>
+            </w:tr>
+            <w:tr>
+              <w:tc>
+                <w:tcPr/>
+                <w:p>
+                  <w:pPr>
+                    <w:pStyle w:val="Compact"/>
+                    <w:jc w:val="center"/>
+                  </w:pPr>
+                  <w:r>
+                    <w:t xml:space="preserve">UPLC</w:t>
+                  </w:r>
+                </w:p>
+              </w:tc>
+              <w:tc>
+                <w:tcPr/>
+                <w:p>
+                  <w:pPr>
+                    <w:pStyle w:val="Compact"/>
+                    <w:jc w:val="center"/>
+                  </w:pPr>
+                  <w:r>
+                    <w:t xml:space="preserve">ultra performance liquid chromatography</w:t>
+                  </w:r>
+                </w:p>
+              </w:tc>
+            </w:tr>
+            <w:tr>
+              <w:tc>
+                <w:tcPr/>
+                <w:p>
+                  <w:pPr>
+                    <w:pStyle w:val="Compact"/>
+                    <w:jc w:val="center"/>
+                  </w:pPr>
+                  <w:r>
+                    <w:t xml:space="preserve">WC-CPP</w:t>
+                  </w:r>
+                </w:p>
+              </w:tc>
+              <w:tc>
+                <w:tcPr/>
+                <w:p>
+                  <w:pPr>
+                    <w:pStyle w:val="Compact"/>
+                    <w:jc w:val="center"/>
+                  </w:pPr>
+                  <w:r>
+                    <w:t xml:space="preserve">well controlled critical process parameter</w:t>
+                  </w:r>
+                </w:p>
+              </w:tc>
+            </w:tr>
+          </w:tbl>
+          <w:bookmarkEnd w:id="11"/>
+          <w:p/>
+        </w:tc>
+      </w:tr>
+    </w:tbl>
+    <w:p>
+      <w:r>
+        <w:br w:type="page"/>
+      </w:r>
+    </w:p>
+    <w:bookmarkEnd w:id="12"/>
+    <w:bookmarkStart w:id="13" w:name="purpose-and-scope"/>
+    <w:p>
+      <w:pPr>
+        <w:pStyle w:val="Heading1"/>
+      </w:pPr>
+      <w:r>
+        <w:t xml:space="preserve">1. Purpose and scope</w:t>
+      </w:r>
+    </w:p>
+    <w:p>
+      <w:pPr>
+        <w:pStyle w:val="FirstParagraph"/>
+      </w:pPr>
+      <w:r>
+        <w:t xml:space="preserve">The production bioreactor is Step 3 of the A-Mab drug substance process and the step at which the glycan, charge variant and aggregate attributes of the molecule are formed. Glycosylation is completed in the Golgi before the antibody is secreted. Protein A binds the Fc region of the antibody, and the cation and anion exchange steps separate on net surface charge, so none of the three retains one glycoform in preference to another. The glycoform distribution of the drug substance is therefore decided in the bioreactor. Aggregate and acidic charge variants are also formed here, and the purification train can reduce that burden but cannot reverse it. This plan defines the studies that will characterize the step and the analyses that will be run on the data they produce.</w:t>
+      </w:r>
+    </w:p>
+    <w:p>
+      <w:pPr>
+        <w:pStyle w:val="BodyText"/>
+      </w:pPr>
+      <w:r>
+        <w:t xml:space="preserve">The plan covers the 9 process parameters of the production bioreactor listed in</w:t>
+      </w:r>
+      <w:r>
+        <w:t xml:space="preserve"> </w:t>
+      </w:r>
+      <w:hyperlink w:anchor="tbl-params">
+        <w:r>
+          <w:rPr>
+            <w:rStyle w:val="Hyperlink"/>
+          </w:rPr>
+          <w:t xml:space="preserve">Table 7</w:t>
+        </w:r>
+      </w:hyperlink>
+      <w:r>
+        <w:t xml:space="preserve"> </w:t>
+      </w:r>
+      <w:r>
+        <w:t xml:space="preserve">and the 7 quality attributes of the 10 in the drug substance register that this step forms (</w:t>
+      </w:r>
+      <w:hyperlink w:anchor="tbl-cqa">
+        <w:r>
+          <w:rPr>
+            <w:rStyle w:val="Hyperlink"/>
+          </w:rPr>
+          <w:t xml:space="preserve">Table 5</w:t>
+        </w:r>
+      </w:hyperlink>
+      <w:r>
+        <w:t xml:space="preserve">). The studies will be executed on the qualified scale-down bioreactor model described in §5.1, operated at conditions equivalent to the 15,000 L commercial production vessel. Each parameter will be studied over a range wider than the range in which the process is expected to run, so that the study bounds behaviour outside the intended operating region as well as inside it.</w:t>
+      </w:r>
+    </w:p>
+    <w:p>
+      <w:pPr>
+        <w:pStyle w:val="BodyText"/>
+      </w:pPr>
+      <w:r>
+        <w:t xml:space="preserve">Three activities are outside this plan. The seed expansion steps that precede the production bioreactor are characterized under PTP-001 and are not repeated here. Harvest and clarification, which separate the cells from the culture fluid by centrifugation and remove the remaining debris by depth filtration, are covered by PCP-004. Confirmation of the ranges at commercial scale belongs to Stage 2 and will be performed during process performance qualification at the receiving site</w:t>
+      </w:r>
+      <w:r>
+        <w:t xml:space="preserve"> </w:t>
+      </w:r>
+      <w:r>
+        <w:t xml:space="preserve">(U.S. Food and Drug Administration 2011)</w:t>
+      </w:r>
+      <w:r>
+        <w:t xml:space="preserve">. The studies planned here are Stage 1 process design studies, and the claims they support are bounded by the scale-down model on which they are run.</w:t>
+      </w:r>
+    </w:p>
+    <w:p>
+      <w:pPr>
+        <w:pStyle w:val="BodyText"/>
+      </w:pPr>
+      <w:r>
+        <w:t xml:space="preserve">The executed studies, their results and the parameter classification that follows from them will be reported in PCR-003.</w:t>
+      </w:r>
+    </w:p>
+    <w:bookmarkEnd w:id="13"/>
+    <w:bookmarkStart w:id="14" w:name="objectives"/>
+    <w:p>
+      <w:pPr>
+        <w:pStyle w:val="Heading1"/>
+      </w:pPr>
+      <w:r>
+        <w:t xml:space="preserve">2. Objectives</w:t>
+      </w:r>
+    </w:p>
+    <w:p>
+      <w:pPr>
+        <w:pStyle w:val="FirstParagraph"/>
+      </w:pPr>
+      <w:r>
+        <w:t xml:space="preserve">The objectives of the studies planned here are the following.</w:t>
+      </w:r>
+    </w:p>
+    <w:p>
+      <w:pPr>
+        <w:numPr>
+          <w:ilvl w:val="0"/>
+          <w:numId w:val="1001"/>
+        </w:numPr>
+      </w:pPr>
+      <w:r>
+        <w:t xml:space="preserve">To quantify the relationship between each studied parameter and each of the 5 modelled responses over the characterization ranges given in</w:t>
+      </w:r>
+      <w:r>
+        <w:t xml:space="preserve"> </w:t>
+      </w:r>
+      <w:hyperlink w:anchor="tbl-params">
+        <w:r>
+          <w:rPr>
+            <w:rStyle w:val="Hyperlink"/>
+          </w:rPr>
+          <w:t xml:space="preserve">Table 7</w:t>
+        </w:r>
+      </w:hyperlink>
+      <w:r>
+        <w:t xml:space="preserve">, and to identify the interactions between parameters.</w:t>
+      </w:r>
+    </w:p>
+    <w:p>
+      <w:pPr>
+        <w:numPr>
+          <w:ilvl w:val="0"/>
+          <w:numId w:val="1001"/>
+        </w:numPr>
+      </w:pPr>
+      <w:r>
+        <w:t xml:space="preserve">To define the multivariate region of the well controlled parameters over which every modelled attribute in</w:t>
+      </w:r>
+      <w:r>
+        <w:t xml:space="preserve"> </w:t>
+      </w:r>
+      <w:hyperlink w:anchor="tbl-cqa">
+        <w:r>
+          <w:rPr>
+            <w:rStyle w:val="Hyperlink"/>
+          </w:rPr>
+          <w:t xml:space="preserve">Table 5</w:t>
+        </w:r>
+      </w:hyperlink>
+      <w:r>
+        <w:t xml:space="preserve"> </w:t>
+      </w:r>
+      <w:r>
+        <w:t xml:space="preserve">is predicted to meet its acceptance criterion.</w:t>
+      </w:r>
+    </w:p>
+    <w:p>
+      <w:pPr>
+        <w:numPr>
+          <w:ilvl w:val="0"/>
+          <w:numId w:val="1001"/>
+        </w:numPr>
+      </w:pPr>
+      <w:r>
+        <w:t xml:space="preserve">To establish a proven acceptable range for each parameter against each attribute whose fitted model contains a significant term in that parameter, and to confirm that the normal operating range in</w:t>
+      </w:r>
+      <w:r>
+        <w:t xml:space="preserve"> </w:t>
+      </w:r>
+      <w:hyperlink w:anchor="tbl-params">
+        <w:r>
+          <w:rPr>
+            <w:rStyle w:val="Hyperlink"/>
+          </w:rPr>
+          <w:t xml:space="preserve">Table 7</w:t>
+        </w:r>
+      </w:hyperlink>
+      <w:r>
+        <w:t xml:space="preserve"> </w:t>
+      </w:r>
+      <w:r>
+        <w:t xml:space="preserve">lies inside that range.</w:t>
+      </w:r>
+    </w:p>
+    <w:p>
+      <w:pPr>
+        <w:numPr>
+          <w:ilvl w:val="0"/>
+          <w:numId w:val="1001"/>
+        </w:numPr>
+      </w:pPr>
+      <w:r>
+        <w:t xml:space="preserve">To provide the demonstrated effects and the operating risk from which each parameter will be classified as a critical process parameter, a well controlled critical process parameter, a key process parameter or a general process parameter under SOP-4001.</w:t>
+      </w:r>
+    </w:p>
+    <w:p>
+      <w:pPr>
+        <w:numPr>
+          <w:ilvl w:val="0"/>
+          <w:numId w:val="1001"/>
+        </w:numPr>
+      </w:pPr>
+      <w:r>
+        <w:t xml:space="preserve">To provide the process understanding and the capability estimate that justify the Stage 2 operating ranges and this step’s contribution to the control strategy.</w:t>
+      </w:r>
+    </w:p>
+    <w:p>
+      <w:pPr>
+        <w:pStyle w:val="FirstParagraph"/>
+      </w:pPr>
+      <w:r>
+        <w:t xml:space="preserve">Objectives (i) to (iii) are met by the studies described in §6 and judged against the criteria in §7 and §8. Objectives (iv) and (v) are met by the analyses of §5.5 and reported in PCR-003.</w:t>
+      </w:r>
+    </w:p>
+    <w:bookmarkEnd w:id="14"/>
+    <w:bookmarkStart w:id="17" w:name="related-documents"/>
+    <w:p>
+      <w:pPr>
+        <w:pStyle w:val="Heading1"/>
+      </w:pPr>
+      <w:r>
+        <w:t xml:space="preserve">3. Related documents</w:t>
+      </w:r>
+    </w:p>
+    <w:p>
+      <w:pPr>
+        <w:pStyle w:val="FirstParagraph"/>
+      </w:pPr>
+      <w:hyperlink w:anchor="tbl-related">
+        <w:r>
+          <w:rPr>
+            <w:rStyle w:val="Hyperlink"/>
+          </w:rPr>
+          <w:t xml:space="preserve">Table 3</w:t>
+        </w:r>
+      </w:hyperlink>
+      <w:r>
+        <w:t xml:space="preserve"> </w:t>
+      </w:r>
+      <w:r>
+        <w:t xml:space="preserve">lists the documents this plan depends on and the document it feeds. RA-001 set the scope of the study by ranking the parameters of every step and assigning each one a study type. PCMP-001 states the campaign level approach that this plan instantiates for the production bioreactor. The executed studies will be reported in PCR-003, which rolls up into PCMR-001.</w:t>
+      </w:r>
+    </w:p>
+    <w:tbl>
+      <w:tblPr>
+        <w:tblStyle w:val="Table"/>
+        <w:tblW w:type="pct" w:w="5000"/>
+        <w:tblLayout w:type="fixed"/>
+        <w:tblLook w:firstRow="0" w:lastRow="0" w:firstColumn="0" w:lastColumn="0" w:noHBand="0" w:noVBand="0" w:val="0000"/>
+      </w:tblPr>
+      <w:tblGrid>
+        <w:gridCol w:w="7920"/>
+      </w:tblGrid>
+      <w:tr>
+        <w:tc>
+          <w:tcPr/>
+          <w:bookmarkStart w:id="15" w:name="tbl-related"/>
+          <w:p>
+            <w:pPr>
+              <w:jc w:val="center"/>
+            </w:pPr>
+            <w:pPr>
+              <w:jc w:val="left"/>
+              <w:spacing w:before="200"/>
+              <w:pStyle w:val="ImageCaption"/>
+            </w:pPr>
+            <w:r>
+              <w:t xml:space="preserve">Table 3: Documents related to this plan.</w:t>
             </w:r>
           </w:p>
           <w:tbl>
@@ -1623,7 +2062,7 @@
               </w:tc>
             </w:tr>
           </w:tbl>
-          <w:bookmarkEnd w:id="14"/>
+          <w:bookmarkEnd w:id="15"/>
           <w:p/>
         </w:tc>
       </w:tr>
@@ -1632,34 +2071,19 @@
       <w:pPr>
         <w:pStyle w:val="BodyText"/>
       </w:pPr>
-      <w:r>
-        <w:t xml:space="preserve">The controlled documents the study will follow are listed in</w:t>
-      </w:r>
-      <w:r>
-        <w:t xml:space="preserve"> </w:t>
-      </w:r>
-      <w:hyperlink w:anchor="tbl-sop">
+      <w:hyperlink w:anchor="tbl-sops">
         <w:r>
           <w:rPr>
             <w:rStyle w:val="Hyperlink"/>
           </w:rPr>
-          <w:t xml:space="preserve">Table 3</w:t>
+          <w:t xml:space="preserve">Table 4</w:t>
         </w:r>
       </w:hyperlink>
       <w:r>
-        <w:t xml:space="preserve">, where each modelled</w:t>
-      </w:r>
-      <w:r>
         <w:t xml:space="preserve"> </w:t>
       </w:r>
       <w:r>
-        <w:t xml:space="preserve">attribute has one validated analytical method and the validation report for that method</w:t>
-      </w:r>
-      <w:r>
-        <w:t xml:space="preserve"> </w:t>
-      </w:r>
-      <w:r>
-        <w:t xml:space="preserve">holds the performance data.</w:t>
+        <w:t xml:space="preserve">lists the controlled procedures and the validated analytical methods that apply to execution and analysis. The operation of the step follows SOP-2003, the preparation of medium and feed follows SOP-2004, the qualification of the scale-down model follows SOP-1001, and the design, randomization and statistical analysis of the multivariate studies follow SOP-1002. Parameter classification follows SOP-4001.</w:t>
       </w:r>
     </w:p>
     <w:tbl>
@@ -1675,7 +2099,7 @@
       <w:tr>
         <w:tc>
           <w:tcPr/>
-          <w:bookmarkStart w:id="15" w:name="tbl-sop"/>
+          <w:bookmarkStart w:id="16" w:name="tbl-sops"/>
           <w:p>
             <w:pPr>
               <w:jc w:val="center"/>
@@ -1686,7 +2110,7 @@
               <w:pStyle w:val="ImageCaption"/>
             </w:pPr>
             <w:r>
-              <w:t xml:space="preserve">Table 3: Controlled procedures and validated analytical methods.</w:t>
+              <w:t xml:space="preserve">Table 4: Controlled procedures and validated analytical methods for this study.</w:t>
             </w:r>
           </w:p>
           <w:tbl>
@@ -2361,13 +2785,13 @@
               </w:tc>
             </w:tr>
           </w:tbl>
-          <w:bookmarkEnd w:id="15"/>
+          <w:bookmarkEnd w:id="16"/>
           <w:p/>
         </w:tc>
       </w:tr>
     </w:tbl>
-    <w:bookmarkEnd w:id="16"/>
-    <w:bookmarkStart w:id="21" w:name="prior-knowledge-and-quality-risk-basis"/>
+    <w:bookmarkEnd w:id="17"/>
+    <w:bookmarkStart w:id="22" w:name="prior-knowledge-and-quality-risk-basis"/>
     <w:p>
       <w:pPr>
         <w:pStyle w:val="Heading1"/>
@@ -2376,7 +2800,7 @@
         <w:t xml:space="preserve">4. Prior knowledge and quality risk basis</w:t>
       </w:r>
     </w:p>
-    <w:bookmarkStart w:id="17" w:name="Xfc9d08e28ad3e20206826e1b5e1507b6461f659"/>
+    <w:bookmarkStart w:id="18" w:name="Xfc9d08e28ad3e20206826e1b5e1507b6461f659"/>
     <w:p>
       <w:pPr>
         <w:pStyle w:val="Heading2"/>
@@ -2390,31 +2814,127 @@
         <w:pStyle w:val="FirstParagraph"/>
       </w:pPr>
       <w:r>
-        <w:t xml:space="preserve">A-Mab is produced by fed-batch culture of a recombinant Chinese hamster ovary cell line in</w:t>
+        <w:t xml:space="preserve">The production bioreactor is a fed-batch culture of a recombinant CHO cell line that secretes A-Mab into the medium over a culture of about 17 days. Culture pH, temperature, dissolved oxygen, dissolved carbon dioxide and osmolality are held at set-points by the vessel control system throughout that period. Each of them changes the specific growth rate of the cells and the rates of the Golgi enzymes that complete the post-translational modification of the antibody. The harvested pool is the integral of everything the culture secreted during the run, so a longer culture weights the pool toward antibody made after the nucleotide sugar donors have been drawn down and after viability has begun to fall.</w:t>
+      </w:r>
+    </w:p>
+    <w:p>
+      <w:pPr>
+        <w:pStyle w:val="BodyText"/>
+      </w:pPr>
+      <w:r>
+        <w:t xml:space="preserve">The platform on which A-Mab is produced has been used for the humanized IgG1 antibodies X-Mab, Y-Mab and Z-Mab, and for the A-Mab clinical and engineering campaigns</w:t>
       </w:r>
       <w:r>
         <w:t xml:space="preserve"> </w:t>
       </w:r>
       <w:r>
-        <w:t xml:space="preserve">a stirred tank bioreactor. The culture is inoculated from the N-1 seed bioreactor, held at</w:t>
+        <w:t xml:space="preserve">(CMC Biotech Working Group 2009)</w:t>
+      </w:r>
+      <w:r>
+        <w:t xml:space="preserve">. Cell line construction, basal medium, feed strategy and the control scheme for pH, temperature and dissolved oxygen are common to those products. The same host cell line carries the same complement of glycosyltransferases and glycosidases, and the same basal medium and feed supply the same nucleotide sugar precursors, so a parameter that lowered galactosylation in those products lowers it in A-Mab through the same enzymes. The directions recorded on the platform are therefore carried into this study as expectations, and the magnitudes are not.</w:t>
+      </w:r>
+    </w:p>
+    <w:p>
+      <w:pPr>
+        <w:pStyle w:val="BodyText"/>
+      </w:pPr>
+      <w:r>
+        <w:t xml:space="preserve">The glycan attributes are formed by the enzymes of the Golgi and by the supply of the nucleotide sugar donors. Core fucose is added by a fucosyltransferase from GDP-fucose, so the fraction of antibody that leaves the cell without core fucose rises when the activity of that enzyme falls, when GDP-fucose is depleted, or when the glycan spends less time in the Golgi before it is secreted. Terminal galactose is added by a galactosyltransferase from UDP-galactose, and both that donor and the manganese cofactor of the enzyme are depleted late in a fed-batch culture. Galactosylation is therefore expected to fall as the culture ages and the harvested pool accumulates late-culture antibody. High mannose species are those on which trimming and the later additions never proceeded, so their level is expected to rise when transit through the Golgi is fast relative to the processing enzymes or when those enzymes are inhibited. The fucosyltransferase, the galactosyltransferase and the mannosidases draw on nucleotide sugar pools of a fixed size and work at a single Golgi luminal pH, so raising culture pH or temperature changes the rate of all of them at once. The amount by which raising one parameter moves a glycan attribute is therefore expected to depend on the levels of the others.</w:t>
+      </w:r>
+    </w:p>
+    <w:p>
+      <w:pPr>
+        <w:pStyle w:val="BodyText"/>
+      </w:pPr>
+      <w:r>
+        <w:t xml:space="preserve">Aggregate and acidic charge variants are formed in the culture fluid after the antibody is secreted. Aggregate arises from antibody that partially unfolds and then associates while it sits at culture temperature for days, so a higher titer, a longer culture and a culture pH closer to the isoelectric point of the antibody each raise the aggregate level in the harvest. Raising culture pH across the range in</w:t>
       </w:r>
       <w:r>
         <w:t xml:space="preserve"> </w:t>
       </w:r>
-      <w:r>
-        <w:t xml:space="preserve">set-points for pH, temperature, dissolved oxygen and dissolved CO2, and fed on a fixed</w:t>
-      </w:r>
+      <w:hyperlink w:anchor="tbl-params">
+        <w:r>
+          <w:rPr>
+            <w:rStyle w:val="Hyperlink"/>
+          </w:rPr>
+          <w:t xml:space="preserve">Table 7</w:t>
+        </w:r>
+      </w:hyperlink>
       <w:r>
         <w:t xml:space="preserve"> </w:t>
       </w:r>
       <w:r>
-        <w:t xml:space="preserve">schedule until the harvest criterion is met. Operation follows SOP-2003, and medium and</w:t>
+        <w:t xml:space="preserve">lowers the net positive charge the antibody carries, which weakens the electrostatic repulsion between molecules and raises the rate at which they associate. Acidic charge variants are mainly the products of asparagine deamidation, together with sialylated glycans and glycated lysines. The rate of asparagine deamidation rises with pH and with temperature, and the time available for it rises with the culture duration. Sialic acid is transferred by the sialyltransferases from CMP-sialic acid, and glycation adds glucose to lysine residues without an enzyme at a rate set by the residual glucose in the medium. These three routes do not respond to a given parameter in the same direction, so the net direction in which that parameter moves the acidic variant level is not predictable from the chemistry alone.</w:t>
+      </w:r>
+    </w:p>
+    <w:p>
+      <w:pPr>
+        <w:pStyle w:val="BodyText"/>
+      </w:pPr>
+      <w:r>
+        <w:t xml:space="preserve">Host cell protein and residual DNA enter the harvest when cells die and lyse. Viability falls late in a fed-batch culture, so a longer culture carries a larger burden of both into harvest. Protein A binds the Fc region of the antibody and lets host cell protein and DNA pass into the flow through and the wash. The cation exchange step binds the antibody and washes further host cell protein away, and the anion exchange step binds DNA and host cell protein while the antibody flows through.</w:t>
+      </w:r>
+    </w:p>
+    <w:p>
+      <w:pPr>
+        <w:pStyle w:val="BodyText"/>
+      </w:pPr>
+      <w:r>
+        <w:t xml:space="preserve">A higher culture pH raises intracellular pH and with it the Golgi luminal pH. The glycosyltransferases and the mannosidases each work fastest at a different luminal pH, so a shift changes their rates by different amounts and moves the glycan distribution. A higher culture pH also raises the rate of asparagine deamidation and lowers the net positive charge of the antibody in the culture fluid.</w:t>
+      </w:r>
+    </w:p>
+    <w:p>
+      <w:pPr>
+        <w:pStyle w:val="BodyText"/>
+      </w:pPr>
+      <w:r>
+        <w:t xml:space="preserve">A higher culture temperature raises the specific growth rate and the rate of every enzymatic and chemical reaction in and around the cell. A cooler culture grows more slowly and stays productive for longer, and a warmer one deamidates and aggregates faster in the culture fluid.</w:t>
+      </w:r>
+    </w:p>
+    <w:p>
+      <w:pPr>
+        <w:pStyle w:val="BodyText"/>
+      </w:pPr>
+      <w:r>
+        <w:t xml:space="preserve">Dissolved carbon dioxide equilibrates with bicarbonate and lowers cytosolic pH, so raising it moves the Golgi enzymes in the same direction as lowering culture pH. Holding culture pH at its set-point against that acidification consumes more base, which raises osmolality as bicarbonate and sodium accumulate.</w:t>
+      </w:r>
+    </w:p>
+    <w:p>
+      <w:pPr>
+        <w:pStyle w:val="BodyText"/>
+      </w:pPr>
+      <w:r>
+        <w:t xml:space="preserve">Osmolality above the set-point draws water out of the cell, slows the specific growth rate and raises the amount of antibody each surviving cell makes. It also changes the size of the intracellular nucleotide sugar pools, and those are the pools that culture pH and temperature change, so its effect on a glycan attribute is expected to depend on the levels of those two.</w:t>
+      </w:r>
+    </w:p>
+    <w:p>
+      <w:pPr>
+        <w:pStyle w:val="BodyText"/>
+      </w:pPr>
+      <w:r>
+        <w:t xml:space="preserve">A longer culture lowers viability at harvest and raises the fraction of the pool secreted after the UDP-galactose and manganese supply has fallen. It therefore lowers galactosylation and raises the host cell protein and DNA burden carried into harvest.</w:t>
+      </w:r>
+    </w:p>
+    <w:p>
+      <w:pPr>
+        <w:pStyle w:val="BodyText"/>
+      </w:pPr>
+      <w:r>
+        <w:t xml:space="preserve">Dissolved oxygen supplies the terminal electron acceptor for oxidative phosphorylation, so a lower level slows the rate at which the cell regenerates ATP. The culture is not oxygen limited at either edge of the range in</w:t>
       </w:r>
       <w:r>
         <w:t xml:space="preserve"> </w:t>
       </w:r>
-      <w:r>
-        <w:t xml:space="preserve">feed are prepared under SOP-2004.</w:t>
+      <w:hyperlink w:anchor="tbl-params">
+        <w:r>
+          <w:rPr>
+            <w:rStyle w:val="Hyperlink"/>
+          </w:rPr>
+          <w:t xml:space="preserve">Table 7</w:t>
+        </w:r>
+      </w:hyperlink>
+      <w:r>
+        <w:t xml:space="preserve">, so neither the specific growth rate nor the glycan distribution is expected to move measurably across it.</w:t>
       </w:r>
     </w:p>
     <w:p>
@@ -2422,147 +2942,28 @@
         <w:pStyle w:val="BodyText"/>
       </w:pPr>
       <w:r>
-        <w:t xml:space="preserve">The platform is not new: three earlier humanized IgG1 products (X-Mab, Y-Mab and Z-Mab)</w:t>
+        <w:t xml:space="preserve">A higher initial viable cell concentration brings the culture to its peak viable cell density earlier and leaves more days in the productive phase before harvest, which raises titer. A higher basal medium concentration and a larger nutrient feed raise the supply of glucose, amino acids and nucleotide sugar precursors, which raises growth and titer. Across the ranges in</w:t>
       </w:r>
       <w:r>
         <w:t xml:space="preserve"> </w:t>
       </w:r>
-      <w:r>
-        <w:t xml:space="preserve">have been manufactured on it at commercial scale, and A-Mab itself has been produced</w:t>
-      </w:r>
+      <w:hyperlink w:anchor="tbl-params">
+        <w:r>
+          <w:rPr>
+            <w:rStyle w:val="Hyperlink"/>
+          </w:rPr>
+          <w:t xml:space="preserve">Table 7</w:t>
+        </w:r>
+      </w:hyperlink>
       <w:r>
         <w:t xml:space="preserve"> </w:t>
       </w:r>
       <w:r>
-        <w:t xml:space="preserve">through clinical supply and through engineering runs. That experience establishes the</w:t>
-      </w:r>
-      <w:r>
-        <w:t xml:space="preserve"> </w:t>
-      </w:r>
-      <w:r>
-        <w:t xml:space="preserve">mechanisms the study expects to see. The study therefore confirms and bounds behaviour at</w:t>
-      </w:r>
-      <w:r>
-        <w:t xml:space="preserve"> </w:t>
-      </w:r>
-      <w:r>
-        <w:t xml:space="preserve">this step instead of discovering it. Several A-Mab acceptance limits were themselves set</w:t>
-      </w:r>
-      <w:r>
-        <w:t xml:space="preserve"> </w:t>
-      </w:r>
-      <w:r>
-        <w:t xml:space="preserve">from X-Mab clinical experience on the same platform. Therefore, the platform is the source</w:t>
-      </w:r>
-      <w:r>
-        <w:t xml:space="preserve"> </w:t>
-      </w:r>
-      <w:r>
-        <w:t xml:space="preserve">of some of the acceptance criteria as well as of the mechanistic expectations.</w:t>
-      </w:r>
-    </w:p>
-    <w:p>
-      <w:pPr>
-        <w:pStyle w:val="BodyText"/>
-      </w:pPr>
-      <w:r>
-        <w:t xml:space="preserve">Three of the five modelled attributes are enzymatic in origin: galactosylation, high</w:t>
-      </w:r>
-      <w:r>
-        <w:t xml:space="preserve"> </w:t>
-      </w:r>
-      <w:r>
-        <w:t xml:space="preserve">mannose and afucosylation. Galactosylation follows the activity of the Golgi</w:t>
-      </w:r>
-      <w:r>
-        <w:t xml:space="preserve"> </w:t>
-      </w:r>
-      <w:r>
-        <w:t xml:space="preserve">galactosyltransferase and the supply of the nucleotide sugar donor, both of which decline</w:t>
-      </w:r>
-      <w:r>
-        <w:t xml:space="preserve"> </w:t>
-      </w:r>
-      <w:r>
-        <w:t xml:space="preserve">as a culture ages and the intracellular environment deteriorates. High mannose reports how</w:t>
-      </w:r>
-      <w:r>
-        <w:t xml:space="preserve"> </w:t>
-      </w:r>
-      <w:r>
-        <w:t xml:space="preserve">completely mannosidase trimming has run, which makes the attribute sensitive to lumenal pH</w:t>
-      </w:r>
-      <w:r>
-        <w:t xml:space="preserve"> </w:t>
-      </w:r>
-      <w:r>
-        <w:t xml:space="preserve">and to temperature (the two parameters that set enzyme activity most directly).</w:t>
-      </w:r>
-      <w:r>
-        <w:t xml:space="preserve"> </w:t>
-      </w:r>
-      <w:r>
-        <w:t xml:space="preserve">Afucosylation is the one attribute of the three set by a competition, between core</w:t>
-      </w:r>
-      <w:r>
-        <w:t xml:space="preserve"> </w:t>
-      </w:r>
-      <w:r>
-        <w:t xml:space="preserve">fucosyltransferase activity and the rate at which antibody leaves the Golgi, and the level</w:t>
-      </w:r>
-      <w:r>
-        <w:t xml:space="preserve"> </w:t>
-      </w:r>
-      <w:r>
-        <w:t xml:space="preserve">is expected to fall as a culture is extended.</w:t>
-      </w:r>
-    </w:p>
-    <w:p>
-      <w:pPr>
-        <w:pStyle w:val="BodyText"/>
-      </w:pPr>
-      <w:r>
-        <w:t xml:space="preserve">The other two modelled attributes are chemical in origin, and both are expected to depend</w:t>
-      </w:r>
-      <w:r>
-        <w:t xml:space="preserve"> </w:t>
-      </w:r>
-      <w:r>
-        <w:t xml:space="preserve">on culture duration more than on any other parameter. Acidic charge variants arise mainly</w:t>
-      </w:r>
-      <w:r>
-        <w:t xml:space="preserve"> </w:t>
-      </w:r>
-      <w:r>
-        <w:t xml:space="preserve">from deamidation of product already secreted into the broth, which proceeds faster at</w:t>
-      </w:r>
-      <w:r>
-        <w:t xml:space="preserve"> </w:t>
-      </w:r>
-      <w:r>
-        <w:t xml:space="preserve">higher pH and accumulates over a longer culture. Aggregate has the same character, because</w:t>
-      </w:r>
-      <w:r>
-        <w:t xml:space="preserve"> </w:t>
-      </w:r>
-      <w:r>
-        <w:t xml:space="preserve">antibody that sits longer in an ageing broth aggregates more. Both expectations point at</w:t>
-      </w:r>
-      <w:r>
-        <w:t xml:space="preserve"> </w:t>
-      </w:r>
-      <w:r>
-        <w:t xml:space="preserve">culture duration as the parameter to bound. They are tested and quantified by the designed</w:t>
-      </w:r>
-      <w:r>
-        <w:t xml:space="preserve"> </w:t>
-      </w:r>
-      <w:r>
-        <w:t xml:space="preserve">experiments in §6.</w:t>
-      </w:r>
-    </w:p>
-    <w:bookmarkEnd w:id="17"/>
-    <w:bookmarkStart w:id="19" w:name="quality-attributes-in-scope"/>
+        <w:t xml:space="preserve">the feed replenishes those precursors faster than the cells consume them, so none of the three is expected to move a glycan attribute at a fixed culture age.</w:t>
+      </w:r>
+    </w:p>
+    <w:bookmarkEnd w:id="18"/>
+    <w:bookmarkStart w:id="20" w:name="quality-attributes-in-scope"/>
     <w:p>
       <w:pPr>
         <w:pStyle w:val="Heading2"/>
@@ -2575,43 +2976,25 @@
       <w:pPr>
         <w:pStyle w:val="FirstParagraph"/>
       </w:pPr>
-      <w:r>
-        <w:t xml:space="preserve">The quality attributes the production bioreactor sets are listed in</w:t>
-      </w:r>
-      <w:r>
-        <w:t xml:space="preserve"> </w:t>
-      </w:r>
       <w:hyperlink w:anchor="tbl-cqa">
         <w:r>
           <w:rPr>
             <w:rStyle w:val="Hyperlink"/>
           </w:rPr>
-          <w:t xml:space="preserve">Table 4</w:t>
+          <w:t xml:space="preserve">Table 5</w:t>
         </w:r>
       </w:hyperlink>
       <w:r>
         <w:t xml:space="preserve"> </w:t>
       </w:r>
       <w:r>
-        <w:t xml:space="preserve">with the</w:t>
+        <w:t xml:space="preserve">lists the attributes this step forms, with the acceptance criterion for the drug substance, the criticality level and the Tool #1 score assigned in RA-001. Criticality was scored as the product of the impact of the attribute on safety or efficacy and the uncertainty in that impact, and an attribute scored high or very high on that continuum is called critical</w:t>
       </w:r>
       <w:r>
         <w:t xml:space="preserve"> </w:t>
       </w:r>
       <w:r>
-        <w:t xml:space="preserve">acceptance criterion and the criticality of each, and the score in the last column is the</w:t>
-      </w:r>
-      <w:r>
-        <w:t xml:space="preserve"> </w:t>
-      </w:r>
-      <w:r>
-        <w:t xml:space="preserve">Tool #1 impact and uncertainty score of the A-Mab risk methodology</w:t>
-      </w:r>
-      <w:r>
-        <w:t xml:space="preserve"> </w:t>
-      </w:r>
-      <w:r>
-        <w:t xml:space="preserve">(CMC Biotech Working Group 2009)</w:t>
+        <w:t xml:space="preserve">(CMC Biotech Working Group 2009; International Council for Harmonisation 2023)</w:t>
       </w:r>
       <w:r>
         <w:t xml:space="preserve">.</w:t>
@@ -2630,7 +3013,7 @@
       <w:tr>
         <w:tc>
           <w:tcPr/>
-          <w:bookmarkStart w:id="18" w:name="tbl-cqa"/>
+          <w:bookmarkStart w:id="19" w:name="tbl-cqa"/>
           <w:p>
             <w:pPr>
               <w:jc w:val="center"/>
@@ -2641,7 +3024,7 @@
               <w:pStyle w:val="ImageCaption"/>
             </w:pPr>
             <w:r>
-              <w:t xml:space="preserve">Table 4: Quality attributes set by the production bioreactor.</w:t>
+              <w:t xml:space="preserve">Table 5: Quality attributes formed at the production bioreactor, with drug substance acceptance criteria and criticality.</w:t>
             </w:r>
           </w:p>
           <w:tbl>
@@ -3198,7 +3581,7 @@
               </w:tc>
             </w:tr>
           </w:tbl>
-          <w:bookmarkEnd w:id="18"/>
+          <w:bookmarkEnd w:id="19"/>
           <w:p/>
         </w:tc>
       </w:tr>
@@ -3208,154 +3591,12 @@
         <w:pStyle w:val="BodyText"/>
       </w:pPr>
       <w:r>
-        <w:t xml:space="preserve">The highest score of the seven attributes in</w:t>
+        <w:t xml:space="preserve">High mannose carries the highest Tool #1 score of the attributes in</w:t>
       </w:r>
       <w:r>
         <w:t xml:space="preserve"> </w:t>
       </w:r>
       <w:hyperlink w:anchor="tbl-cqa">
-        <w:r>
-          <w:rPr>
-            <w:rStyle w:val="Hyperlink"/>
-          </w:rPr>
-          <w:t xml:space="preserve">Table 4</w:t>
-        </w:r>
-      </w:hyperlink>
-      <w:r>
-        <w:t xml:space="preserve"> </w:t>
-      </w:r>
-      <w:r>
-        <w:t xml:space="preserve">belongs to high mannose, at</w:t>
-      </w:r>
-      <w:r>
-        <w:t xml:space="preserve"> </w:t>
-      </w:r>
-      <w:r>
-        <w:t xml:space="preserve">80, which is also the only one of very</w:t>
-      </w:r>
-      <w:r>
-        <w:t xml:space="preserve"> </w:t>
-      </w:r>
-      <w:r>
-        <w:t xml:space="preserve">high criticality. Afucosylation and galactosylation follow, both of high criticality and</w:t>
-      </w:r>
-      <w:r>
-        <w:t xml:space="preserve"> </w:t>
-      </w:r>
-      <w:r>
-        <w:t xml:space="preserve">both linked to the effector function that carries the mechanism of action. The same</w:t>
-      </w:r>
-      <w:r>
-        <w:t xml:space="preserve"> </w:t>
-      </w:r>
-      <w:r>
-        <w:t xml:space="preserve">criticality applies to aggregates, which are the one attribute in the group that a later</w:t>
-      </w:r>
-      <w:r>
-        <w:t xml:space="preserve"> </w:t>
-      </w:r>
-      <w:r>
-        <w:t xml:space="preserve">step reduces (PCP-007). Acidic charge variants sit at the other end of the register at</w:t>
-      </w:r>
-      <w:r>
-        <w:t xml:space="preserve"> </w:t>
-      </w:r>
-      <w:r>
-        <w:t xml:space="preserve">4, of very low</w:t>
-      </w:r>
-      <w:r>
-        <w:t xml:space="preserve"> </w:t>
-      </w:r>
-      <w:r>
-        <w:t xml:space="preserve">criticality, and enter the study because the culture conditions move them and not because</w:t>
-      </w:r>
-      <w:r>
-        <w:t xml:space="preserve"> </w:t>
-      </w:r>
-      <w:r>
-        <w:t xml:space="preserve">the drug substance is at risk from them.</w:t>
-      </w:r>
-    </w:p>
-    <w:p>
-      <w:pPr>
-        <w:pStyle w:val="BodyText"/>
-      </w:pPr>
-      <w:r>
-        <w:t xml:space="preserve">Host cell protein and residual DNA are the two attributes formed in the bioreactor that are</w:t>
-      </w:r>
-      <w:r>
-        <w:t xml:space="preserve"> </w:t>
-      </w:r>
-      <w:r>
-        <w:t xml:space="preserve">not modelled here, although both will be measured in the harvest of every run, because the</w:t>
-      </w:r>
-      <w:r>
-        <w:t xml:space="preserve"> </w:t>
-      </w:r>
-      <w:r>
-        <w:t xml:space="preserve">load the purification train receives is an input to the clearance claims in PCR-005,</w:t>
-      </w:r>
-      <w:r>
-        <w:t xml:space="preserve"> </w:t>
-      </w:r>
-      <w:r>
-        <w:t xml:space="preserve">PCR-007 and PCR-008. The 5 attributes that are modelled are the ones this</w:t>
-      </w:r>
-      <w:r>
-        <w:t xml:space="preserve"> </w:t>
-      </w:r>
-      <w:r>
-        <w:t xml:space="preserve">step both forms and hands on unchanged.</w:t>
-      </w:r>
-    </w:p>
-    <w:bookmarkEnd w:id="19"/>
-    <w:bookmarkStart w:id="20" w:name="risk-based-prioritization-of-parameters"/>
-    <w:p>
-      <w:pPr>
-        <w:pStyle w:val="Heading2"/>
-      </w:pPr>
-      <w:r>
-        <w:t xml:space="preserve">4.3 Risk-based prioritization of parameters</w:t>
-      </w:r>
-    </w:p>
-    <w:p>
-      <w:pPr>
-        <w:pStyle w:val="FirstParagraph"/>
-      </w:pPr>
-      <w:r>
-        <w:t xml:space="preserve">RA-001 set the scope of this study, scoring each parameter on the potential impact of</w:t>
-      </w:r>
-      <w:r>
-        <w:t xml:space="preserve"> </w:t>
-      </w:r>
-      <w:r>
-        <w:t xml:space="preserve">variation on a quality attribute and on the potential for interaction with other</w:t>
-      </w:r>
-      <w:r>
-        <w:t xml:space="preserve"> </w:t>
-      </w:r>
-      <w:r>
-        <w:t xml:space="preserve">parameters, and deriving a study type from the combined score</w:t>
-      </w:r>
-      <w:r>
-        <w:t xml:space="preserve"> </w:t>
-      </w:r>
-      <w:r>
-        <w:t xml:space="preserve">(CMC Biotech Working Group 2009)</w:t>
-      </w:r>
-      <w:r>
-        <w:t xml:space="preserve">. Of the</w:t>
-      </w:r>
-      <w:r>
-        <w:t xml:space="preserve"> </w:t>
-      </w:r>
-      <w:r>
-        <w:t xml:space="preserve">9 parameters in</w:t>
-      </w:r>
-      <w:r>
-        <w:t xml:space="preserve"> </w:t>
-      </w:r>
-      <w:hyperlink w:anchor="tbl-params">
         <w:r>
           <w:rPr>
             <w:rStyle w:val="Hyperlink"/>
@@ -3364,19 +3605,132 @@
         </w:r>
       </w:hyperlink>
       <w:r>
-        <w:t xml:space="preserve">, 5 were assigned to the</w:t>
+        <w:t xml:space="preserve">. High mannose species are cleared from the circulation faster than the fully processed glycoforms, so a raised level shortens exposure. Afucosylation and galactosylation are scored high because the mechanism of action of A-Mab is primarily antibody dependent cellular cytotoxicity. Removing the core fucose from the Fc glycan raises the affinity of the antibody for the Fc gamma receptor IIIa on the effector cell, and a higher affinity raises the cytotoxicity the bound cell delivers. Aggregate is scored high for its immunogenic potential. The acidic charge variants and residual DNA are scored very low, and host cell protein between moderate and high.</w:t>
+      </w:r>
+    </w:p>
+    <w:p>
+      <w:pPr>
+        <w:pStyle w:val="BodyText"/>
+      </w:pPr>
+      <w:r>
+        <w:t xml:space="preserve">5 of the 7 attributes will be measured as responses of the designed experiments. They are the three glycan attributes, the acidic charge variants and the high molecular weight aggregate. Host cell protein and residual DNA will be measured on the clarified harvest of every run (§5.4), but they are not modelled responses of this study. Protein A capture and the two polishing steps remove most of both, and the ranges over which they are controlled are established in PCR-005, PCR-007 and PCR-008.</w:t>
+      </w:r>
+    </w:p>
+    <w:bookmarkEnd w:id="20"/>
+    <w:bookmarkStart w:id="21" w:name="risk-based-prioritization-of-parameters"/>
+    <w:p>
+      <w:pPr>
+        <w:pStyle w:val="Heading2"/>
+      </w:pPr>
+      <w:r>
+        <w:t xml:space="preserve">4.3 Risk-based prioritization of parameters</w:t>
+      </w:r>
+    </w:p>
+    <w:p>
+      <w:pPr>
+        <w:pStyle w:val="FirstParagraph"/>
+      </w:pPr>
+      <w:r>
+        <w:t xml:space="preserve">RA-001 ranked every parameter of this step on two axes, the potential impact of the parameter on a quality attribute and the potential for the parameter to interact with another parameter, and filtered the ranked list into study types</w:t>
       </w:r>
       <w:r>
         <w:t xml:space="preserve"> </w:t>
       </w:r>
       <w:r>
-        <w:t xml:space="preserve">multivariate design and 4 to univariate assessment, and this plan executes</w:t>
+        <w:t xml:space="preserve">(CMC Biotech Working Group 2009)</w:t>
+      </w:r>
+      <w:r>
+        <w:t xml:space="preserve">. 5 parameters were assigned to the multivariate design and 4 to univariate assessment. Every parameter of this step is studied. No later step adds or removes a glycan, so a parameter that moves a glycan attribute here cannot be compensated further down the train.</w:t>
+      </w:r>
+    </w:p>
+    <w:p>
+      <w:pPr>
+        <w:pStyle w:val="BodyText"/>
+      </w:pPr>
+      <w:r>
+        <w:t xml:space="preserve">The 5 multivariate parameters are Culture pH, Culture temperature, Culture duration, Dissolved CO2 (pCO2) and Osmolality. Each of them changes Golgi luminal pH or the size of the nucleotide sugar pools, and the glycosyltransferases draw on both, so the amount by which one of them moves a glycan attribute is expected to depend on the levels of the others. A design that varies them together is the only design that estimates that dependence. The 4 univariate parameters are Dissolved oxygen, Initial viable cell conc., Basal medium concentration, Nutrient feed-1 volume. Each of them raises or lowers the number of viable cells and the amount of antibody the culture makes, and the nutrient feed holds the nucleotide sugar precursors in excess across the ranges studied, so none of them is expected to change the rate of a Golgi enzyme at a fixed culture age. A study that varies one at a time therefore supports the range each of them needs.</w:t>
+      </w:r>
+    </w:p>
+    <w:p>
+      <w:pPr>
+        <w:pStyle w:val="BodyText"/>
+      </w:pPr>
+      <w:r>
+        <w:t xml:space="preserve">The ranges to be studied are the knowledge space edges of each parameter and are wider than the ranges in which the process is expected to run. Across the 9 parameters the characterization range is 1.5 to 2.5 times the width of the normal operating range. The wider ranges are used for two reasons. They bound the response of each attribute outside the region the process should occupy, which is what allows the severity of an excursion to be assessed. They also support later movement within the design space without new studies</w:t>
       </w:r>
       <w:r>
         <w:t xml:space="preserve"> </w:t>
       </w:r>
       <w:r>
-        <w:t xml:space="preserve">that assignment without revisiting it.</w:t>
+        <w:t xml:space="preserve">(CMC Biotech Working Group 2009)</w:t>
+      </w:r>
+      <w:r>
+        <w:t xml:space="preserve">. No behaviour is predicted outside the ranges in</w:t>
+      </w:r>
+      <w:r>
+        <w:t xml:space="preserve"> </w:t>
+      </w:r>
+      <w:hyperlink w:anchor="tbl-params">
+        <w:r>
+          <w:rPr>
+            <w:rStyle w:val="Hyperlink"/>
+          </w:rPr>
+          <w:t xml:space="preserve">Table 7</w:t>
+        </w:r>
+      </w:hyperlink>
+      <w:r>
+        <w:t xml:space="preserve">.</w:t>
+      </w:r>
+    </w:p>
+    <w:bookmarkEnd w:id="21"/>
+    <w:bookmarkEnd w:id="22"/>
+    <w:bookmarkStart w:id="29" w:name="materials-and-methods"/>
+    <w:p>
+      <w:pPr>
+        <w:pStyle w:val="Heading1"/>
+      </w:pPr>
+      <w:r>
+        <w:t xml:space="preserve">5. Materials and methods</w:t>
+      </w:r>
+    </w:p>
+    <w:bookmarkStart w:id="23" w:name="scale-down-model-and-its-qualification"/>
+    <w:p>
+      <w:pPr>
+        <w:pStyle w:val="Heading2"/>
+      </w:pPr>
+      <w:r>
+        <w:t xml:space="preserve">5.1 Scale-down model and its qualification</w:t>
+      </w:r>
+    </w:p>
+    <w:p>
+      <w:pPr>
+        <w:pStyle w:val="FirstParagraph"/>
+      </w:pPr>
+      <w:r>
+        <w:t xml:space="preserve">The studies will be executed in bench-scale stirred tank bioreactors of the same design class as the commercial production vessel, with equivalent mixing, aeration and mass transfer characteristics and the same control scheme for pH, temperature, dissolved oxygen and nutrient addition. Scale independent parameters, which include culture pH, temperature, dissolved oxygen, initial viable cell concentration and culture duration, will be operated at the commercial set-points in</w:t>
+      </w:r>
+      <w:r>
+        <w:t xml:space="preserve"> </w:t>
+      </w:r>
+      <w:hyperlink w:anchor="tbl-params">
+        <w:r>
+          <w:rPr>
+            <w:rStyle w:val="Hyperlink"/>
+          </w:rPr>
+          <w:t xml:space="preserve">Table 7</w:t>
+        </w:r>
+      </w:hyperlink>
+      <w:r>
+        <w:t xml:space="preserve">. Scale dependent parameters, which include agitation rate, gas flow rates, headspace pressure and working volume, cannot be held equal across scales and will be set so that process performance at small scale matches performance at full scale</w:t>
+      </w:r>
+      <w:r>
+        <w:t xml:space="preserve"> </w:t>
+      </w:r>
+      <w:r>
+        <w:t xml:space="preserve">(CMC Biotech Working Group 2009)</w:t>
+      </w:r>
+      <w:r>
+        <w:t xml:space="preserve">.</w:t>
       </w:r>
     </w:p>
     <w:p>
@@ -3384,94 +3738,37 @@
         <w:pStyle w:val="BodyText"/>
       </w:pPr>
       <w:r>
-        <w:t xml:space="preserve">The 5 multivariate parameters are culture pH, culture temperature, dissolved</w:t>
+        <w:t xml:space="preserve">Dissolved carbon dioxide is the parameter for which that distinction matters most. Carbon dioxide accumulates in a large vessel because the liquid height raises the hydrostatic head and lowers the volumetric mass transfer coefficient for carbon dioxide stripping. A bench-scale vessel strips carbon dioxide faster at the same gas flow per unit volume, so it reaches a lower dissolved carbon dioxide level under the same nominal conditions. Dissolved carbon dioxide is therefore controlled to a set-point in the scale-down model and is studied as a factor in its own right, over a range that spans the levels the commercial vessel reaches.</w:t>
+      </w:r>
+    </w:p>
+    <w:p>
+      <w:pPr>
+        <w:pStyle w:val="BodyText"/>
+      </w:pPr>
+      <w:r>
+        <w:t xml:space="preserve">Qualification of the model will follow SOP-1001. Replicate runs at the set-point conditions of</w:t>
       </w:r>
       <w:r>
         <w:t xml:space="preserve"> </w:t>
       </w:r>
-      <w:r>
-        <w:t xml:space="preserve">CO2, osmolality and culture duration, and each of them has a mechanism on at least one</w:t>
-      </w:r>
+      <w:hyperlink w:anchor="tbl-params">
+        <w:r>
+          <w:rPr>
+            <w:rStyle w:val="Hyperlink"/>
+          </w:rPr>
+          <w:t xml:space="preserve">Table 7</w:t>
+        </w:r>
+      </w:hyperlink>
       <w:r>
         <w:t xml:space="preserve"> </w:t>
       </w:r>
       <w:r>
-        <w:t xml:space="preserve">glycan or charge attribute together with a plausible interaction with at least one of the</w:t>
+        <w:t xml:space="preserve">will be compared against the at-scale data available from the A-Mab engineering and clinical campaigns, on the input attributes of the culture and on the output attributes of the harvest. The comparison covers the viable cell density profile, viability at harvest, titer and the 5 quality responses of</w:t>
       </w:r>
       <w:r>
         <w:t xml:space="preserve"> </w:t>
       </w:r>
-      <w:r>
-        <w:t xml:space="preserve">others. Culture pH and culture temperature act on the same enzymatic steps, which is the</w:t>
-      </w:r>
-      <w:r>
-        <w:t xml:space="preserve"> </w:t>
-      </w:r>
-      <w:r>
-        <w:t xml:space="preserve">clearest interaction the design has to resolve. Culture duration multiplies the exposure of</w:t>
-      </w:r>
-      <w:r>
-        <w:t xml:space="preserve"> </w:t>
-      </w:r>
-      <w:r>
-        <w:t xml:space="preserve">every attribute to the conditions the other four parameters set, which makes an interaction</w:t>
-      </w:r>
-      <w:r>
-        <w:t xml:space="preserve"> </w:t>
-      </w:r>
-      <w:r>
-        <w:t xml:space="preserve">with duration plausible in each case.</w:t>
-      </w:r>
-    </w:p>
-    <w:p>
-      <w:pPr>
-        <w:pStyle w:val="BodyText"/>
-      </w:pPr>
-      <w:r>
-        <w:t xml:space="preserve">The 4 univariate parameters are dissolved oxygen, initial viable cell</w:t>
-      </w:r>
-      <w:r>
-        <w:t xml:space="preserve"> </w:t>
-      </w:r>
-      <w:r>
-        <w:t xml:space="preserve">concentration, basal medium concentration and nutrient feed-1 volume, and these four act on</w:t>
-      </w:r>
-      <w:r>
-        <w:t xml:space="preserve"> </w:t>
-      </w:r>
-      <w:r>
-        <w:t xml:space="preserve">cell growth and on process performance, where platform experience across the three earlier</w:t>
-      </w:r>
-      <w:r>
-        <w:t xml:space="preserve"> </w:t>
-      </w:r>
-      <w:r>
-        <w:t xml:space="preserve">products shows the effect on product quality to be small over the ranges proposed. A</w:t>
-      </w:r>
-      <w:r>
-        <w:t xml:space="preserve"> </w:t>
-      </w:r>
-      <w:r>
-        <w:t xml:space="preserve">univariate assessment is adequate where a parameter has no plausible interaction with the</w:t>
-      </w:r>
-      <w:r>
-        <w:t xml:space="preserve"> </w:t>
-      </w:r>
-      <w:r>
-        <w:t xml:space="preserve">multivariate set, and RA-001 found none for these four.</w:t>
-      </w:r>
-    </w:p>
-    <w:p>
-      <w:pPr>
-        <w:pStyle w:val="BodyText"/>
-      </w:pPr>
-      <w:r>
-        <w:t xml:space="preserve">The ranges in</w:t>
-      </w:r>
-      <w:r>
-        <w:t xml:space="preserve"> </w:t>
-      </w:r>
-      <w:hyperlink w:anchor="tbl-params">
+      <w:hyperlink w:anchor="tbl-cqa">
         <w:r>
           <w:rPr>
             <w:rStyle w:val="Hyperlink"/>
@@ -3480,75 +3777,25 @@
         </w:r>
       </w:hyperlink>
       <w:r>
-        <w:t xml:space="preserve"> </w:t>
-      </w:r>
-      <w:r>
-        <w:t xml:space="preserve">are the knowledge space and not the operating ranges, and each</w:t>
-      </w:r>
-      <w:r>
-        <w:t xml:space="preserve"> </w:t>
-      </w:r>
-      <w:r>
-        <w:t xml:space="preserve">characterization range spans 1.6 to 2.5 times the</w:t>
-      </w:r>
-      <w:r>
-        <w:t xml:space="preserve"> </w:t>
-      </w:r>
-      <w:r>
-        <w:t xml:space="preserve">width of the matching normal operating range. The extra width serves two purposes. It puts</w:t>
-      </w:r>
-      <w:r>
-        <w:t xml:space="preserve"> </w:t>
-      </w:r>
-      <w:r>
-        <w:t xml:space="preserve">real distance between the design edges and the range the plant will use, which is what</w:t>
-      </w:r>
-      <w:r>
-        <w:t xml:space="preserve"> </w:t>
-      </w:r>
-      <w:r>
-        <w:t xml:space="preserve">turns an effect estimate into a bound on operation. In addition, it leaves room for later</w:t>
-      </w:r>
-      <w:r>
-        <w:t xml:space="preserve"> </w:t>
-      </w:r>
-      <w:r>
-        <w:t xml:space="preserve">process improvement inside a region that has already been studied</w:t>
-      </w:r>
-      <w:r>
-        <w:t xml:space="preserve"> </w:t>
-      </w:r>
-      <w:r>
-        <w:t xml:space="preserve">(CMC Biotech Working Group 2009)</w:t>
-      </w:r>
-      <w:r>
-        <w:t xml:space="preserve">. No range</w:t>
-      </w:r>
-      <w:r>
-        <w:t xml:space="preserve"> </w:t>
-      </w:r>
-      <w:r>
-        <w:t xml:space="preserve">extends into conditions under which the culture is known to fail.</w:t>
-      </w:r>
-    </w:p>
-    <w:bookmarkEnd w:id="20"/>
-    <w:bookmarkEnd w:id="21"/>
-    <w:bookmarkStart w:id="27" w:name="materials-and-methods"/>
-    <w:p>
-      <w:pPr>
-        <w:pStyle w:val="Heading1"/>
-      </w:pPr>
-      <w:r>
-        <w:t xml:space="preserve">5. Materials and methods</w:t>
-      </w:r>
-    </w:p>
-    <w:bookmarkStart w:id="22" w:name="scale-down-model-and-its-qualification"/>
+        <w:t xml:space="preserve">. The model will be considered qualified when that comparison meets the criterion in §7, and the qualification record will be referenced in PCR-003.</w:t>
+      </w:r>
+    </w:p>
+    <w:p>
+      <w:pPr>
+        <w:pStyle w:val="BodyText"/>
+      </w:pPr>
+      <w:r>
+        <w:t xml:space="preserve">The centre point runs of both designs are executed at the same set-point conditions as the qualification runs. They therefore carry the run to run variability of the model together with the variability of the analytical methods, and they provide the pure error term against which lack of fit is tested (§5.5).</w:t>
+      </w:r>
+    </w:p>
+    <w:bookmarkEnd w:id="23"/>
+    <w:bookmarkStart w:id="24" w:name="cell-line-media-and-culture-operation"/>
     <w:p>
       <w:pPr>
         <w:pStyle w:val="Heading2"/>
       </w:pPr>
       <w:r>
-        <w:t xml:space="preserve">5.1 Scale-down model and its qualification</w:t>
+        <w:t xml:space="preserve">5.2 Cell line, media and culture operation</w:t>
       </w:r>
     </w:p>
     <w:p>
@@ -3556,371 +3803,7 @@
         <w:pStyle w:val="FirstParagraph"/>
       </w:pPr>
       <w:r>
-        <w:t xml:space="preserve">Execution will use bench-scale stirred tank bioreactors of equivalent design to the</w:t>
-      </w:r>
-      <w:r>
-        <w:t xml:space="preserve"> </w:t>
-      </w:r>
-      <w:r>
-        <w:t xml:space="preserve">commercial vessels, operated under SOP-2003. The scale-independent parameters (pH,</w:t>
-      </w:r>
-      <w:r>
-        <w:t xml:space="preserve"> </w:t>
-      </w:r>
-      <w:r>
-        <w:t xml:space="preserve">temperature, dissolved oxygen, initial viable cell concentration and culture duration) will</w:t>
-      </w:r>
-      <w:r>
-        <w:t xml:space="preserve"> </w:t>
-      </w:r>
-      <w:r>
-        <w:t xml:space="preserve">be set to the values the commercial process uses. The scale-dependent parameters</w:t>
-      </w:r>
-      <w:r>
-        <w:t xml:space="preserve"> </w:t>
-      </w:r>
-      <w:r>
-        <w:t xml:space="preserve">(agitation, gas flow rates, headspace pressure and working volume) will be set so that the</w:t>
-      </w:r>
-      <w:r>
-        <w:t xml:space="preserve"> </w:t>
-      </w:r>
-      <w:r>
-        <w:t xml:space="preserve">bench system matches commercial process performance. Matching the commercial hardware</w:t>
-      </w:r>
-      <w:r>
-        <w:t xml:space="preserve"> </w:t>
-      </w:r>
-      <w:r>
-        <w:t xml:space="preserve">settings themselves would not reproduce the culture environment, because the relation</w:t>
-      </w:r>
-      <w:r>
-        <w:t xml:space="preserve"> </w:t>
-      </w:r>
-      <w:r>
-        <w:t xml:space="preserve">between an agitation rate and the shear a cell experiences changes with vessel geometry.</w:t>
-      </w:r>
-    </w:p>
-    <w:p>
-      <w:pPr>
-        <w:pStyle w:val="BodyText"/>
-      </w:pPr>
-      <w:r>
-        <w:t xml:space="preserve">Qualification of the model is a precondition of execution and is not part of this study,</w:t>
-      </w:r>
-      <w:r>
-        <w:t xml:space="preserve"> </w:t>
-      </w:r>
-      <w:r>
-        <w:t xml:space="preserve">and SOP-1001 governs it. Execution will not begin until the qualification report is</w:t>
-      </w:r>
-      <w:r>
-        <w:t xml:space="preserve"> </w:t>
-      </w:r>
-      <w:r>
-        <w:t xml:space="preserve">approved. The qualification compares the bench system with 15,000 L data</w:t>
-      </w:r>
-      <w:r>
-        <w:t xml:space="preserve"> </w:t>
-      </w:r>
-      <w:r>
-        <w:t xml:space="preserve">on the inputs and the outputs that matter here: the growth and viability profile, the titer</w:t>
-      </w:r>
-      <w:r>
-        <w:t xml:space="preserve"> </w:t>
-      </w:r>
-      <w:r>
-        <w:t xml:space="preserve">and the 5 modelled attributes. A model that fails qualification for one</w:t>
-      </w:r>
-      <w:r>
-        <w:t xml:space="preserve"> </w:t>
-      </w:r>
-      <w:r>
-        <w:t xml:space="preserve">attribute may still be used for the others, provided PCR-003 states the restriction.</w:t>
-      </w:r>
-    </w:p>
-    <w:p>
-      <w:pPr>
-        <w:pStyle w:val="BodyText"/>
-      </w:pPr>
-      <w:r>
-        <w:t xml:space="preserve">The centre-point replicates in each design serve two purposes. They provide the pure error</w:t>
-      </w:r>
-      <w:r>
-        <w:t xml:space="preserve"> </w:t>
-      </w:r>
-      <w:r>
-        <w:t xml:space="preserve">term against which lack of fit is tested (§5.5), and they show whether the bench system</w:t>
-      </w:r>
-      <w:r>
-        <w:t xml:space="preserve"> </w:t>
-      </w:r>
-      <w:r>
-        <w:t xml:space="preserve">reproduces the set-point condition across the campaign. 3 centre points are</w:t>
-      </w:r>
-      <w:r>
-        <w:t xml:space="preserve"> </w:t>
-      </w:r>
-      <w:r>
-        <w:t xml:space="preserve">included in the screening design and 4 in the response-surface design.</w:t>
-      </w:r>
-    </w:p>
-    <w:bookmarkEnd w:id="22"/>
-    <w:bookmarkStart w:id="23" w:name="cell-line-media-and-culture-operation"/>
-    <w:p>
-      <w:pPr>
-        <w:pStyle w:val="Heading2"/>
-      </w:pPr>
-      <w:r>
-        <w:t xml:space="preserve">5.2 Cell line, media and culture operation</w:t>
-      </w:r>
-    </w:p>
-    <w:p>
-      <w:pPr>
-        <w:pStyle w:val="FirstParagraph"/>
-      </w:pPr>
-      <w:r>
-        <w:t xml:space="preserve">The cell line is the recombinant Chinese hamster ovary line used for A-Mab clinical supply,</w:t>
-      </w:r>
-      <w:r>
-        <w:t xml:space="preserve"> </w:t>
-      </w:r>
-      <w:r>
-        <w:t xml:space="preserve">drawn from the qualified working cell bank, and basal medium and feed are chemically</w:t>
-      </w:r>
-      <w:r>
-        <w:t xml:space="preserve"> </w:t>
-      </w:r>
-      <w:r>
-        <w:t xml:space="preserve">defined and prepared under SOP-2004. One lot of medium and one lot of feed will serve the</w:t>
-      </w:r>
-      <w:r>
-        <w:t xml:space="preserve"> </w:t>
-      </w:r>
-      <w:r>
-        <w:t xml:space="preserve">whole campaign, which keeps lot variation out of the designed experiments.</w:t>
-      </w:r>
-    </w:p>
-    <w:p>
-      <w:pPr>
-        <w:pStyle w:val="BodyText"/>
-      </w:pPr>
-      <w:r>
-        <w:t xml:space="preserve">Each run will be inoculated at the initial viable cell concentration the design specifies,</w:t>
-      </w:r>
-      <w:r>
-        <w:t xml:space="preserve"> </w:t>
-      </w:r>
-      <w:r>
-        <w:t xml:space="preserve">controlled to the pH, temperature, dissolved oxygen and dissolved CO2 set-points of that</w:t>
-      </w:r>
-      <w:r>
-        <w:t xml:space="preserve"> </w:t>
-      </w:r>
-      <w:r>
-        <w:t xml:space="preserve">run, and fed on the platform schedule until the harvest day the design specifies. Daily</w:t>
-      </w:r>
-      <w:r>
-        <w:t xml:space="preserve"> </w:t>
-      </w:r>
-      <w:r>
-        <w:t xml:space="preserve">samples support process monitoring, and the harvest sample supports the quality attributes.</w:t>
-      </w:r>
-    </w:p>
-    <w:p>
-      <w:pPr>
-        <w:pStyle w:val="BodyText"/>
-      </w:pPr>
-      <w:r>
-        <w:t xml:space="preserve">Inputs held to platform specification are identity tested and quality controlled, and they</w:t>
-      </w:r>
-      <w:r>
-        <w:t xml:space="preserve"> </w:t>
-      </w:r>
-      <w:r>
-        <w:t xml:space="preserve">are not characterized in this study: medium and feed lots, the gas supply and the working</w:t>
-      </w:r>
-      <w:r>
-        <w:t xml:space="preserve"> </w:t>
-      </w:r>
-      <w:r>
-        <w:t xml:space="preserve">cell bank all fall in that group. A change to any input in that group changes the material</w:t>
-      </w:r>
-      <w:r>
-        <w:t xml:space="preserve"> </w:t>
-      </w:r>
-      <w:r>
-        <w:t xml:space="preserve">basis of the study, and it would be assessed under change control before execution</w:t>
-      </w:r>
-      <w:r>
-        <w:t xml:space="preserve"> </w:t>
-      </w:r>
-      <w:r>
-        <w:t xml:space="preserve">continued.</w:t>
-      </w:r>
-    </w:p>
-    <w:bookmarkEnd w:id="23"/>
-    <w:bookmarkStart w:id="24" w:name="analytical-methods"/>
-    <w:p>
-      <w:pPr>
-        <w:pStyle w:val="Heading2"/>
-      </w:pPr>
-      <w:r>
-        <w:t xml:space="preserve">5.3 Analytical methods</w:t>
-      </w:r>
-    </w:p>
-    <w:p>
-      <w:pPr>
-        <w:pStyle w:val="FirstParagraph"/>
-      </w:pPr>
-      <w:r>
-        <w:t xml:space="preserve">Released N-glycan mapping by 2-AB HILIC-UPLC (SOP-3010, AMV-3010) reports afucosylation,</w:t>
-      </w:r>
-      <w:r>
-        <w:t xml:space="preserve"> </w:t>
-      </w:r>
-      <w:r>
-        <w:t xml:space="preserve">galactosylation and high mannose from one chromatogram, size variants by SEC-HPLC</w:t>
-      </w:r>
-      <w:r>
-        <w:t xml:space="preserve"> </w:t>
-      </w:r>
-      <w:r>
-        <w:t xml:space="preserve">(SOP-3011, AMV-3011) report aggregates, and charge variants by imaged capillary isoelectric</w:t>
-      </w:r>
-      <w:r>
-        <w:t xml:space="preserve"> </w:t>
-      </w:r>
-      <w:r>
-        <w:t xml:space="preserve">focusing (SOP-3013, AMV-3013) report acidic variants. Host cell protein by ELISA</w:t>
-      </w:r>
-      <w:r>
-        <w:t xml:space="preserve"> </w:t>
-      </w:r>
-      <w:r>
-        <w:t xml:space="preserve">(AMV-3012) and residual host cell DNA by qPCR (AMV-3014) characterize the harvest load.</w:t>
-      </w:r>
-    </w:p>
-    <w:p>
-      <w:pPr>
-        <w:pStyle w:val="BodyText"/>
-      </w:pPr>
-      <w:r>
-        <w:t xml:space="preserve">Method performance is not restated in this plan. The performance figures (precision,</w:t>
-      </w:r>
-      <w:r>
-        <w:t xml:space="preserve"> </w:t>
-      </w:r>
-      <w:r>
-        <w:t xml:space="preserve">accuracy and quantitation limits) are held in the validation reports named in</w:t>
-      </w:r>
-      <w:r>
-        <w:t xml:space="preserve"> </w:t>
-      </w:r>
-      <w:hyperlink w:anchor="tbl-sop">
-        <w:r>
-          <w:rPr>
-            <w:rStyle w:val="Hyperlink"/>
-          </w:rPr>
-          <w:t xml:space="preserve">Table 3</w:t>
-        </w:r>
-      </w:hyperlink>
-      <w:r>
-        <w:t xml:space="preserve">, and</w:t>
-      </w:r>
-      <w:r>
-        <w:t xml:space="preserve"> </w:t>
-      </w:r>
-      <w:r>
-        <w:t xml:space="preserve">PCR-003 will quote the relevant one wherever an effect approaches the precision of the</w:t>
-      </w:r>
-      <w:r>
-        <w:t xml:space="preserve"> </w:t>
-      </w:r>
-      <w:r>
-        <w:t xml:space="preserve">method. Where scheduling allows, samples from all runs of one design will be assayed in a</w:t>
-      </w:r>
-      <w:r>
-        <w:t xml:space="preserve"> </w:t>
-      </w:r>
-      <w:r>
-        <w:t xml:space="preserve">single analytical sequence, and every sequence carries a control sample, because drift</w:t>
-      </w:r>
-      <w:r>
-        <w:t xml:space="preserve"> </w:t>
-      </w:r>
-      <w:r>
-        <w:t xml:space="preserve">between sequences would enter the model as run to run variation.</w:t>
-      </w:r>
-    </w:p>
-    <w:bookmarkEnd w:id="24"/>
-    <w:bookmarkStart w:id="25" w:name="sampling-plan"/>
-    <w:p>
-      <w:pPr>
-        <w:pStyle w:val="Heading2"/>
-      </w:pPr>
-      <w:r>
-        <w:t xml:space="preserve">5.4 Sampling plan</w:t>
-      </w:r>
-    </w:p>
-    <w:p>
-      <w:pPr>
-        <w:pStyle w:val="FirstParagraph"/>
-      </w:pPr>
-      <w:r>
-        <w:t xml:space="preserve">One harvest sample per run is the primary sample of this study. It will be taken at the</w:t>
-      </w:r>
-      <w:r>
-        <w:t xml:space="preserve"> </w:t>
-      </w:r>
-      <w:r>
-        <w:t xml:space="preserve">culture duration the run specifies, clarified by the standard bench procedure and split for</w:t>
-      </w:r>
-      <w:r>
-        <w:t xml:space="preserve"> </w:t>
-      </w:r>
-      <w:r>
-        <w:t xml:space="preserve">the assays in §5.3. Sample handling, labelling and storage follow SOP-2003.</w:t>
-      </w:r>
-    </w:p>
-    <w:p>
-      <w:pPr>
-        <w:pStyle w:val="BodyText"/>
-      </w:pPr>
-      <w:r>
-        <w:t xml:space="preserve">Daily in-process samples will be taken for viable cell density, viability and the main</w:t>
-      </w:r>
-      <w:r>
-        <w:t xml:space="preserve"> </w:t>
-      </w:r>
-      <w:r>
-        <w:t xml:space="preserve">metabolites (for example glucose and lactate), and these support the interpretation of the</w:t>
-      </w:r>
-      <w:r>
-        <w:t xml:space="preserve"> </w:t>
-      </w:r>
-      <w:r>
-        <w:t xml:space="preserve">harvest result and confirm that a run behaved as the design intended. They are not</w:t>
-      </w:r>
-      <w:r>
-        <w:t xml:space="preserve"> </w:t>
-      </w:r>
-      <w:r>
-        <w:t xml:space="preserve">modelled.</w:t>
-      </w:r>
-    </w:p>
-    <w:p>
-      <w:pPr>
-        <w:pStyle w:val="BodyText"/>
-      </w:pPr>
-      <w:r>
-        <w:t xml:space="preserve">In both designs, the centre-point runs carry the replicate structure. All of them are run</w:t>
-      </w:r>
-      <w:r>
-        <w:t xml:space="preserve"> </w:t>
-      </w:r>
-      <w:r>
-        <w:t xml:space="preserve">at the set-points in</w:t>
+        <w:t xml:space="preserve">Cells will be thawed from the working cell bank and expanded through the seed train to the inoculation density given in</w:t>
       </w:r>
       <w:r>
         <w:t xml:space="preserve"> </w:t>
@@ -3930,291 +3813,48 @@
           <w:rPr>
             <w:rStyle w:val="Hyperlink"/>
           </w:rPr>
-          <w:t xml:space="preserve">Table 5</w:t>
+          <w:t xml:space="preserve">Table 7</w:t>
         </w:r>
       </w:hyperlink>
       <w:r>
-        <w:t xml:space="preserve">, 3 of them in the screening design and</w:t>
-      </w:r>
-      <w:r>
-        <w:t xml:space="preserve"> </w:t>
-      </w:r>
-      <w:r>
-        <w:t xml:space="preserve">4 in the response-surface design. Centre points will be scheduled at the</w:t>
-      </w:r>
-      <w:r>
-        <w:t xml:space="preserve"> </w:t>
-      </w:r>
-      <w:r>
-        <w:t xml:space="preserve">start of each execution block, in the middle and at the end, and a drift over the campaign</w:t>
-      </w:r>
-      <w:r>
-        <w:t xml:space="preserve"> </w:t>
-      </w:r>
-      <w:r>
-        <w:t xml:space="preserve">will then appear as a difference between replicates.</w:t>
-      </w:r>
-    </w:p>
-    <w:bookmarkEnd w:id="25"/>
-    <w:bookmarkStart w:id="26" w:name="statistical-methods"/>
+        <w:t xml:space="preserve">. The production bioreactor will be operated in fed-batch mode under SOP-2003, with a single nutrient feed added on the platform schedule. Culture pH will be controlled by carbon dioxide addition and base addition, temperature by the vessel jacket, and dissolved oxygen by sparging and agitation. Basal medium and feed will be prepared under SOP-2004 from the platform formulations. The culture will be harvested at the culture duration set for the run.</w:t>
+      </w:r>
+    </w:p>
+    <w:p>
+      <w:pPr>
+        <w:pStyle w:val="BodyText"/>
+      </w:pPr>
+      <w:r>
+        <w:t xml:space="preserve">Inputs that are controlled to a platform specification are identity and quality controlled on receipt and are not characterized in this study. They include the medium and feed lots, the gases and the base. Their specifications were set on the platform and are unchanged for A-Mab, so the variability they contribute is already bounded by the specification and by the release testing applied to each lot. Where a lot of feed or medium is used across more than one design, its identity will be recorded with the run so that a lot effect can be examined if the data suggest one.</w:t>
+      </w:r>
+    </w:p>
+    <w:bookmarkEnd w:id="24"/>
+    <w:bookmarkStart w:id="26" w:name="analytical-methods"/>
     <w:p>
       <w:pPr>
         <w:pStyle w:val="Heading2"/>
       </w:pPr>
       <w:r>
-        <w:t xml:space="preserve">5.5 Statistical methods</w:t>
+        <w:t xml:space="preserve">5.3 Analytical methods</w:t>
       </w:r>
     </w:p>
     <w:p>
       <w:pPr>
         <w:pStyle w:val="FirstParagraph"/>
       </w:pPr>
-      <w:r>
-        <w:t xml:space="preserve">Analysis follows SOP-1002, and the factors are coded so that the set-point is zero and the</w:t>
-      </w:r>
-      <w:r>
-        <w:t xml:space="preserve"> </w:t>
-      </w:r>
-      <w:r>
-        <w:t xml:space="preserve">edges of the characterization range are −1 and +1. The coded factors put every effect on</w:t>
-      </w:r>
-      <w:r>
-        <w:t xml:space="preserve"> </w:t>
-      </w:r>
-      <w:r>
-        <w:t xml:space="preserve">one scale, which is the change in the response across half the studied range</w:t>
-      </w:r>
-      <w:r>
-        <w:t xml:space="preserve"> </w:t>
-      </w:r>
-      <w:r>
-        <w:t xml:space="preserve">(CMC Biotech Working Group 2009)</w:t>
-      </w:r>
-      <w:r>
-        <w:t xml:space="preserve">.</w:t>
-      </w:r>
-      <w:r>
-        <w:t xml:space="preserve"> </w:t>
-      </w:r>
-      <w:r>
-        <w:t xml:space="preserve">Effects are reported in the natural units of the response.</w:t>
-      </w:r>
-    </w:p>
-    <w:p>
-      <w:pPr>
-        <w:pStyle w:val="BodyText"/>
-      </w:pPr>
-      <w:r>
-        <w:t xml:space="preserve">The screening design will be analysed by ordinary least squares, with all main effects and</w:t>
-      </w:r>
-      <w:r>
-        <w:t xml:space="preserve"> </w:t>
-      </w:r>
-      <w:r>
-        <w:t xml:space="preserve">all two-factor interactions in the model, and an effect is twice the coefficient on the</w:t>
-      </w:r>
-      <w:r>
-        <w:t xml:space="preserve"> </w:t>
-      </w:r>
-      <w:r>
-        <w:t xml:space="preserve">coded factor, because one coded unit is half the characterization range. Every term in that</w:t>
-      </w:r>
-      <w:r>
-        <w:t xml:space="preserve"> </w:t>
-      </w:r>
-      <w:r>
-        <w:t xml:space="preserve">model is assessed at α = 0.05.</w:t>
-      </w:r>
-    </w:p>
-    <w:p>
-      <w:pPr>
-        <w:pStyle w:val="BodyText"/>
-      </w:pPr>
-      <w:r>
-        <w:t xml:space="preserve">The response-surface design will be analysed with a full quadratic model in the retained</w:t>
-      </w:r>
-      <w:r>
-        <w:t xml:space="preserve"> </w:t>
-      </w:r>
-      <w:r>
-        <w:t xml:space="preserve">factors, comprising the main effects, the two-factor interactions and the pure quadratic</w:t>
-      </w:r>
-      <w:r>
-        <w:t xml:space="preserve"> </w:t>
-      </w:r>
-      <w:r>
-        <w:t xml:space="preserve">terms. The adequacy of that model will be judged on R², on the adjusted and predicted forms</w:t>
-      </w:r>
-      <w:r>
-        <w:t xml:space="preserve"> </w:t>
-      </w:r>
-      <w:r>
-        <w:t xml:space="preserve">of R², on the overall F test and on an analysis of variance that partitions the residual</w:t>
-      </w:r>
-      <w:r>
-        <w:t xml:space="preserve"> </w:t>
-      </w:r>
-      <w:r>
-        <w:t xml:space="preserve">into lack of fit and pure error. The predicted form is computed from PRESS residuals, which</w:t>
-      </w:r>
-      <w:r>
-        <w:t xml:space="preserve"> </w:t>
-      </w:r>
-      <w:r>
-        <w:t xml:space="preserve">makes it a check on prediction and not on fit, while pure error comes from the centre-point</w:t>
-      </w:r>
-      <w:r>
-        <w:t xml:space="preserve"> </w:t>
-      </w:r>
-      <w:r>
-        <w:t xml:space="preserve">replicates alone, which is why the replicate count matters more here than the total run</w:t>
-      </w:r>
-      <w:r>
-        <w:t xml:space="preserve"> </w:t>
-      </w:r>
-      <w:r>
-        <w:t xml:space="preserve">count.</w:t>
-      </w:r>
-    </w:p>
-    <w:p>
-      <w:pPr>
-        <w:pStyle w:val="BodyText"/>
-      </w:pPr>
-      <w:r>
-        <w:t xml:space="preserve">The two designs answer different questions: the screening design identifies which factors</w:t>
-      </w:r>
-      <w:r>
-        <w:t xml:space="preserve"> </w:t>
-      </w:r>
-      <w:r>
-        <w:t xml:space="preserve">matter, and the response-surface design is the predictive model from which the operating</w:t>
-      </w:r>
-      <w:r>
-        <w:t xml:space="preserve"> </w:t>
-      </w:r>
-      <w:r>
-        <w:t xml:space="preserve">region in PCR-003 will be derived. A screening model in 5 factors fitted</w:t>
-      </w:r>
-      <w:r>
-        <w:t xml:space="preserve"> </w:t>
-      </w:r>
-      <w:r>
-        <w:t xml:space="preserve">to 19 runs is close to saturated, and a high fit statistic from such a model</w:t>
-      </w:r>
-      <w:r>
-        <w:t xml:space="preserve"> </w:t>
-      </w:r>
-      <w:r>
-        <w:t xml:space="preserve">is not evidence of predictive quality.</w:t>
-      </w:r>
-    </w:p>
-    <w:p>
-      <w:pPr>
-        <w:pStyle w:val="BodyText"/>
-      </w:pPr>
-      <w:r>
-        <w:t xml:space="preserve">For each attribute, capability will be estimated by Monte-Carlo simulation of</w:t>
-      </w:r>
-      <w:r>
-        <w:t xml:space="preserve"> </w:t>
-      </w:r>
-      <w:r>
-        <w:t xml:space="preserve">2,000 batches. Each simulated batch draws every parameter inside the</w:t>
-      </w:r>
-      <w:r>
-        <w:t xml:space="preserve"> </w:t>
-      </w:r>
-      <w:r>
-        <w:t xml:space="preserve">normal operating range in</w:t>
-      </w:r>
-      <w:r>
-        <w:t xml:space="preserve"> </w:t>
-      </w:r>
-      <w:hyperlink w:anchor="tbl-params">
+      <w:hyperlink w:anchor="tbl-amv">
         <w:r>
           <w:rPr>
             <w:rStyle w:val="Hyperlink"/>
           </w:rPr>
-          <w:t xml:space="preserve">Table 5</w:t>
+          <w:t xml:space="preserve">Table 6</w:t>
         </w:r>
       </w:hyperlink>
       <w:r>
-        <w:t xml:space="preserve">, and the fitted response-surface model predicts each</w:t>
-      </w:r>
-      <w:r>
         <w:t xml:space="preserve"> </w:t>
       </w:r>
       <w:r>
-        <w:t xml:space="preserve">attribute for it. Capability is reported as a one-sided Cpk against the governing limit,</w:t>
-      </w:r>
-      <w:r>
-        <w:t xml:space="preserve"> </w:t>
-      </w:r>
-      <w:r>
-        <w:t xml:space="preserve">with the margin to that limit. The Cpk estimate is conditioned on the scale-down model and on the fitted</w:t>
-      </w:r>
-      <w:r>
-        <w:t xml:space="preserve"> </w:t>
-      </w:r>
-      <w:r>
-        <w:t xml:space="preserve">model. It is not a commercial-scale measurement, and Stage 2 provides that confirmation</w:t>
-      </w:r>
-      <w:r>
-        <w:t xml:space="preserve"> </w:t>
-      </w:r>
-      <w:r>
-        <w:t xml:space="preserve">(U.S. Food and Drug Administration 2011)</w:t>
-      </w:r>
-      <w:r>
-        <w:t xml:space="preserve">.</w:t>
-      </w:r>
-    </w:p>
-    <w:bookmarkEnd w:id="26"/>
-    <w:bookmarkEnd w:id="27"/>
-    <w:bookmarkStart w:id="34" w:name="study-design"/>
-    <w:p>
-      <w:pPr>
-        <w:pStyle w:val="Heading1"/>
-      </w:pPr>
-      <w:r>
-        <w:t xml:space="preserve">6. Study design</w:t>
-      </w:r>
-    </w:p>
-    <w:bookmarkStart w:id="30" w:name="factors-ranges-and-study-type"/>
-    <w:p>
-      <w:pPr>
-        <w:pStyle w:val="Heading2"/>
-      </w:pPr>
-      <w:r>
-        <w:t xml:space="preserve">6.1 Factors, ranges and study type</w:t>
-      </w:r>
-    </w:p>
-    <w:p>
-      <w:pPr>
-        <w:pStyle w:val="FirstParagraph"/>
-      </w:pPr>
-      <w:r>
-        <w:t xml:space="preserve">The parameters, the set-points, the ranges to be studied, the normal operating ranges and</w:t>
-      </w:r>
-      <w:r>
-        <w:t xml:space="preserve"> </w:t>
-      </w:r>
-      <w:r>
-        <w:t xml:space="preserve">the study types are given in</w:t>
-      </w:r>
-      <w:r>
-        <w:t xml:space="preserve"> </w:t>
-      </w:r>
-      <w:hyperlink w:anchor="tbl-params">
-        <w:r>
-          <w:rPr>
-            <w:rStyle w:val="Hyperlink"/>
-          </w:rPr>
-          <w:t xml:space="preserve">Table 5</w:t>
-        </w:r>
-      </w:hyperlink>
-      <w:r>
-        <w:t xml:space="preserve">.</w:t>
+        <w:t xml:space="preserve">lists the validated methods that will generate the study data. The released N-glycan map by 2-AB HILIC-UPLC measures afucosylation, galactosylation and high mannose from a single preparation, so the three glycan responses of any one run are not independent measurements. Size exclusion chromatography measures the high molecular weight aggregate. Imaged capillary isoelectric focusing measures the acidic charge variants. The host cell protein ELISA and the residual DNA qPCR measure the two impurity attributes on the clarified harvest.</w:t>
       </w:r>
     </w:p>
     <w:tbl>
@@ -4230,7 +3870,7 @@
       <w:tr>
         <w:tc>
           <w:tcPr/>
-          <w:bookmarkStart w:id="28" w:name="tbl-params"/>
+          <w:bookmarkStart w:id="25" w:name="tbl-amv"/>
           <w:p>
             <w:pPr>
               <w:jc w:val="center"/>
@@ -4241,7 +3881,497 @@
               <w:pStyle w:val="ImageCaption"/>
             </w:pPr>
             <w:r>
-              <w:t xml:space="preserve">Table 5: Parameters to be studied, with the range studied and the normal operating range.</w:t>
+              <w:t xml:space="preserve">Table 6: Validated analytical methods and the responses they measure.</w:t>
+            </w:r>
+          </w:p>
+          <w:tbl>
+            <w:tblPr>
+              <w:tblStyle w:val="Table"/>
+              <w:tblW w:type="auto" w:w="0"/>
+              <w:tblLook w:firstRow="1" w:lastRow="0" w:firstColumn="0" w:lastColumn="0" w:noHBand="0" w:noVBand="0" w:val="0020"/>
+            </w:tblPr>
+            <w:tblGrid>
+              <w:gridCol w:w="2640"/>
+              <w:gridCol w:w="2640"/>
+              <w:gridCol w:w="2640"/>
+            </w:tblGrid>
+            <w:tr>
+              <w:trPr>
+                <w:tblHeader w:val="on"/>
+              </w:trPr>
+              <w:tc>
+                <w:tcPr/>
+                <w:p>
+                  <w:pPr>
+                    <w:pStyle w:val="Compact"/>
+                    <w:jc w:val="left"/>
+                    <w:jc w:val="center"/>
+                  </w:pPr>
+                  <w:r>
+                    <w:t xml:space="preserve">Reference</w:t>
+                  </w:r>
+                </w:p>
+              </w:tc>
+              <w:tc>
+                <w:tcPr/>
+                <w:p>
+                  <w:pPr>
+                    <w:pStyle w:val="Compact"/>
+                    <w:jc w:val="left"/>
+                    <w:jc w:val="center"/>
+                  </w:pPr>
+                  <w:r>
+                    <w:t xml:space="preserve">Title</w:t>
+                  </w:r>
+                </w:p>
+              </w:tc>
+              <w:tc>
+                <w:tcPr/>
+                <w:p>
+                  <w:pPr>
+                    <w:pStyle w:val="Compact"/>
+                    <w:jc w:val="left"/>
+                    <w:jc w:val="center"/>
+                  </w:pPr>
+                  <w:r>
+                    <w:t xml:space="preserve">Type</w:t>
+                  </w:r>
+                </w:p>
+              </w:tc>
+            </w:tr>
+            <w:tr>
+              <w:tc>
+                <w:tcPr/>
+                <w:p>
+                  <w:pPr>
+                    <w:pStyle w:val="Compact"/>
+                    <w:jc w:val="left"/>
+                    <w:jc w:val="center"/>
+                  </w:pPr>
+                  <w:r>
+                    <w:t xml:space="preserve">AMV-3010</w:t>
+                  </w:r>
+                </w:p>
+              </w:tc>
+              <w:tc>
+                <w:tcPr/>
+                <w:p>
+                  <w:pPr>
+                    <w:pStyle w:val="Compact"/>
+                    <w:jc w:val="left"/>
+                    <w:jc w:val="center"/>
+                  </w:pPr>
+                  <w:r>
+                    <w:t xml:space="preserve">N-Glycan Map (2-AB HILIC-UPLC)</w:t>
+                  </w:r>
+                </w:p>
+              </w:tc>
+              <w:tc>
+                <w:tcPr/>
+                <w:p>
+                  <w:pPr>
+                    <w:pStyle w:val="Compact"/>
+                    <w:jc w:val="left"/>
+                    <w:jc w:val="center"/>
+                  </w:pPr>
+                  <w:r>
+                    <w:t xml:space="preserve">Method validation</w:t>
+                  </w:r>
+                </w:p>
+              </w:tc>
+            </w:tr>
+            <w:tr>
+              <w:tc>
+                <w:tcPr/>
+                <w:p>
+                  <w:pPr>
+                    <w:pStyle w:val="Compact"/>
+                    <w:jc w:val="left"/>
+                    <w:jc w:val="center"/>
+                  </w:pPr>
+                  <w:r>
+                    <w:t xml:space="preserve">AMV-3011</w:t>
+                  </w:r>
+                </w:p>
+              </w:tc>
+              <w:tc>
+                <w:tcPr/>
+                <w:p>
+                  <w:pPr>
+                    <w:pStyle w:val="Compact"/>
+                    <w:jc w:val="left"/>
+                    <w:jc w:val="center"/>
+                  </w:pPr>
+                  <w:r>
+                    <w:t xml:space="preserve">Size-Variants (SEC-HPLC)</w:t>
+                  </w:r>
+                </w:p>
+              </w:tc>
+              <w:tc>
+                <w:tcPr/>
+                <w:p>
+                  <w:pPr>
+                    <w:pStyle w:val="Compact"/>
+                    <w:jc w:val="left"/>
+                    <w:jc w:val="center"/>
+                  </w:pPr>
+                  <w:r>
+                    <w:t xml:space="preserve">Method validation</w:t>
+                  </w:r>
+                </w:p>
+              </w:tc>
+            </w:tr>
+            <w:tr>
+              <w:tc>
+                <w:tcPr/>
+                <w:p>
+                  <w:pPr>
+                    <w:pStyle w:val="Compact"/>
+                    <w:jc w:val="left"/>
+                    <w:jc w:val="center"/>
+                  </w:pPr>
+                  <w:r>
+                    <w:t xml:space="preserve">AMV-3012</w:t>
+                  </w:r>
+                </w:p>
+              </w:tc>
+              <w:tc>
+                <w:tcPr/>
+                <w:p>
+                  <w:pPr>
+                    <w:pStyle w:val="Compact"/>
+                    <w:jc w:val="left"/>
+                    <w:jc w:val="center"/>
+                  </w:pPr>
+                  <w:r>
+                    <w:t xml:space="preserve">Host-Cell Protein ELISA</w:t>
+                  </w:r>
+                </w:p>
+              </w:tc>
+              <w:tc>
+                <w:tcPr/>
+                <w:p>
+                  <w:pPr>
+                    <w:pStyle w:val="Compact"/>
+                    <w:jc w:val="left"/>
+                    <w:jc w:val="center"/>
+                  </w:pPr>
+                  <w:r>
+                    <w:t xml:space="preserve">Method validation</w:t>
+                  </w:r>
+                </w:p>
+              </w:tc>
+            </w:tr>
+            <w:tr>
+              <w:tc>
+                <w:tcPr/>
+                <w:p>
+                  <w:pPr>
+                    <w:pStyle w:val="Compact"/>
+                    <w:jc w:val="left"/>
+                    <w:jc w:val="center"/>
+                  </w:pPr>
+                  <w:r>
+                    <w:t xml:space="preserve">AMV-3013</w:t>
+                  </w:r>
+                </w:p>
+              </w:tc>
+              <w:tc>
+                <w:tcPr/>
+                <w:p>
+                  <w:pPr>
+                    <w:pStyle w:val="Compact"/>
+                    <w:jc w:val="left"/>
+                    <w:jc w:val="center"/>
+                  </w:pPr>
+                  <w:r>
+                    <w:t xml:space="preserve">Charge Variants (icIEF)</w:t>
+                  </w:r>
+                </w:p>
+              </w:tc>
+              <w:tc>
+                <w:tcPr/>
+                <w:p>
+                  <w:pPr>
+                    <w:pStyle w:val="Compact"/>
+                    <w:jc w:val="left"/>
+                    <w:jc w:val="center"/>
+                  </w:pPr>
+                  <w:r>
+                    <w:t xml:space="preserve">Method validation</w:t>
+                  </w:r>
+                </w:p>
+              </w:tc>
+            </w:tr>
+            <w:tr>
+              <w:tc>
+                <w:tcPr/>
+                <w:p>
+                  <w:pPr>
+                    <w:pStyle w:val="Compact"/>
+                    <w:jc w:val="left"/>
+                    <w:jc w:val="center"/>
+                  </w:pPr>
+                  <w:r>
+                    <w:t xml:space="preserve">AMV-3014</w:t>
+                  </w:r>
+                </w:p>
+              </w:tc>
+              <w:tc>
+                <w:tcPr/>
+                <w:p>
+                  <w:pPr>
+                    <w:pStyle w:val="Compact"/>
+                    <w:jc w:val="left"/>
+                    <w:jc w:val="center"/>
+                  </w:pPr>
+                  <w:r>
+                    <w:t xml:space="preserve">Residual DNA (qPCR)</w:t>
+                  </w:r>
+                </w:p>
+              </w:tc>
+              <w:tc>
+                <w:tcPr/>
+                <w:p>
+                  <w:pPr>
+                    <w:pStyle w:val="Compact"/>
+                    <w:jc w:val="left"/>
+                    <w:jc w:val="center"/>
+                  </w:pPr>
+                  <w:r>
+                    <w:t xml:space="preserve">Method validation</w:t>
+                  </w:r>
+                </w:p>
+              </w:tc>
+            </w:tr>
+          </w:tbl>
+          <w:bookmarkEnd w:id="25"/>
+          <w:p/>
+        </w:tc>
+      </w:tr>
+    </w:tbl>
+    <w:p>
+      <w:pPr>
+        <w:pStyle w:val="BodyText"/>
+      </w:pPr>
+      <w:r>
+        <w:t xml:space="preserve">Each method will be used within its validated range and under its current validation report. No method will be modified for this study. Method precision enters the study twice. It contributes to the variability observed between the centre point replicates, and it therefore enters the pure error term used to test lack of fit. It also puts a floor under the smallest change in a response that the study can resolve, so an effect of the same size as the method precision will be reported as detected but not distinguishable from analytical variability. Method performance detail is held in the validation reports listed in</w:t>
+      </w:r>
+      <w:r>
+        <w:t xml:space="preserve"> </w:t>
+      </w:r>
+      <w:hyperlink w:anchor="tbl-amv">
+        <w:r>
+          <w:rPr>
+            <w:rStyle w:val="Hyperlink"/>
+          </w:rPr>
+          <w:t xml:space="preserve">Table 6</w:t>
+        </w:r>
+      </w:hyperlink>
+      <w:r>
+        <w:t xml:space="preserve"> </w:t>
+      </w:r>
+      <w:r>
+        <w:t xml:space="preserve">and is not reproduced here.</w:t>
+      </w:r>
+    </w:p>
+    <w:bookmarkEnd w:id="26"/>
+    <w:bookmarkStart w:id="27" w:name="sampling-plan"/>
+    <w:p>
+      <w:pPr>
+        <w:pStyle w:val="Heading2"/>
+      </w:pPr>
+      <w:r>
+        <w:t xml:space="preserve">5.4 Sampling plan</w:t>
+      </w:r>
+    </w:p>
+    <w:p>
+      <w:pPr>
+        <w:pStyle w:val="FirstParagraph"/>
+      </w:pPr>
+      <w:r>
+        <w:t xml:space="preserve">Each run will be sampled at harvest, and the harvest sample will be assayed for the 5 modelled responses. The clarified harvest of each run will be assayed for host cell protein and residual DNA. Samples will be taken by the procedure in SOP-2003 and will be handled and stored identically across runs, because a difference in hold time before assay would appear in the data as a run effect.</w:t>
+      </w:r>
+    </w:p>
+    <w:p>
+      <w:pPr>
+        <w:pStyle w:val="BodyText"/>
+      </w:pPr>
+      <w:r>
+        <w:t xml:space="preserve">The culture will be monitored through the run for viable cell density, viability and the principal metabolites, under SOP-2003. These measurements describe how the culture progressed and support the investigation of any run that fails an operating criterion. They are not responses of the designs and no model will be fitted to them.</w:t>
+      </w:r>
+    </w:p>
+    <w:p>
+      <w:pPr>
+        <w:pStyle w:val="BodyText"/>
+      </w:pPr>
+      <w:r>
+        <w:t xml:space="preserve">The screening design includes 3 centre point runs and the response surface design includes 4, all executed at the set-points in</w:t>
+      </w:r>
+      <w:r>
+        <w:t xml:space="preserve"> </w:t>
+      </w:r>
+      <w:hyperlink w:anchor="tbl-params">
+        <w:r>
+          <w:rPr>
+            <w:rStyle w:val="Hyperlink"/>
+          </w:rPr>
+          <w:t xml:space="preserve">Table 7</w:t>
+        </w:r>
+      </w:hyperlink>
+      <w:r>
+        <w:t xml:space="preserve">. The replicates are distributed through the execution order, so that any drift in the medium and feed lots or in the analytical methods across the campaign enters the pure error term.</w:t>
+      </w:r>
+    </w:p>
+    <w:bookmarkEnd w:id="27"/>
+    <w:bookmarkStart w:id="28" w:name="statistical-methods"/>
+    <w:p>
+      <w:pPr>
+        <w:pStyle w:val="Heading2"/>
+      </w:pPr>
+      <w:r>
+        <w:t xml:space="preserve">5.5 Statistical methods</w:t>
+      </w:r>
+    </w:p>
+    <w:p>
+      <w:pPr>
+        <w:pStyle w:val="FirstParagraph"/>
+      </w:pPr>
+      <w:r>
+        <w:t xml:space="preserve">Every factor will be coded so that the set-point is 0 and the edges of the characterization range are −1 and +1. Coding puts the factors on a common scale, so a coefficient measures the change in the response produced by moving from the set-point to the edge of the range, and coefficients for different factors may be compared directly</w:t>
+      </w:r>
+      <w:r>
+        <w:t xml:space="preserve"> </w:t>
+      </w:r>
+      <w:r>
+        <w:t xml:space="preserve">(CMC Biotech Working Group 2009)</w:t>
+      </w:r>
+      <w:r>
+        <w:t xml:space="preserve">. An effect will be reported as twice the coded coefficient, which is the change in the response across the full characterization range of that factor.</w:t>
+      </w:r>
+    </w:p>
+    <w:p>
+      <w:pPr>
+        <w:pStyle w:val="BodyText"/>
+      </w:pPr>
+      <w:r>
+        <w:t xml:space="preserve">The screening data will be fitted by ordinary least squares to a model containing the main effects and the two factor interactions. That model has 16 terms and the design has 19 runs, so it is near saturated and leaves 1 degree of freedom for lack of fit against 2 degrees of freedom of pure error. The screening analysis will therefore be read as identifying which factors and which interactions are active. It will not be used to predict a response, to define an operating region or to set a range. The response surface model is the predictive model for all three of those purposes.</w:t>
+      </w:r>
+    </w:p>
+    <w:p>
+      <w:pPr>
+        <w:pStyle w:val="BodyText"/>
+      </w:pPr>
+      <w:r>
+        <w:t xml:space="preserve">The response surface data will be fitted to the full quadratic model in the 4 factors carried forward, which has 15 terms in 28 runs. Model adequacy will be judged on the coefficient of determination, the adjusted coefficient of determination, the predicted coefficient of determination computed from the prediction error sum of squares, the overall F test, and an analysis of variance that partitions the residual into lack of fit and pure error. The lack of fit test uses the 4 centre point replicates and has 10 and 3 degrees of freedom. Terms will be assessed at a significance level of p &lt; 0.05. Residual diagnostics will be examined for every response that is modelled, as residuals against predicted values, a normal quantile plot and predicted against measured values.</w:t>
+      </w:r>
+    </w:p>
+    <w:p>
+      <w:pPr>
+        <w:pStyle w:val="BodyText"/>
+      </w:pPr>
+      <w:r>
+        <w:t xml:space="preserve">A factor with no term significant at p &lt; 0.05 for a given response will be reported as showing no detectable effect on that response over the range studied. The statement holds over the characterization range in</w:t>
+      </w:r>
+      <w:r>
+        <w:t xml:space="preserve"> </w:t>
+      </w:r>
+      <w:hyperlink w:anchor="tbl-params">
+        <w:r>
+          <w:rPr>
+            <w:rStyle w:val="Hyperlink"/>
+          </w:rPr>
+          <w:t xml:space="preserve">Table 7</w:t>
+        </w:r>
+      </w:hyperlink>
+      <w:r>
+        <w:t xml:space="preserve"> </w:t>
+      </w:r>
+      <w:r>
+        <w:t xml:space="preserve">and no further. It also holds only down to the smallest effect the design and the analytical method can resolve, which the centre point replicates measure directly. An effect that is significant but small will be reported with the predicted change across the range beside it, so that statistical significance and practical significance are separated in the report</w:t>
+      </w:r>
+      <w:r>
+        <w:t xml:space="preserve"> </w:t>
+      </w:r>
+      <w:r>
+        <w:t xml:space="preserve">(CMC Biotech Working Group 2009)</w:t>
+      </w:r>
+      <w:r>
+        <w:t xml:space="preserve">.</w:t>
+      </w:r>
+    </w:p>
+    <w:p>
+      <w:pPr>
+        <w:pStyle w:val="BodyText"/>
+      </w:pPr>
+      <w:r>
+        <w:t xml:space="preserve">Process capability at commercial scale will be estimated by Monte-Carlo simulation of 2,000 batches. Each simulated batch draws every parameter from within its normal operating range and evaluates the fitted response surface models together with the variability observed in the study. Capability will be reported as a one-sided Cpk for each attribute, against the criterion that attribute must meet, with the margin to the limit stated. The variability drawn on in the simulation is the variability of the scale-down model, which does not carry the contribution the commercial vessel makes to run to run variation. The capability reported will therefore be confirmed against the commercial-scale batches of Stage 2.</w:t>
+      </w:r>
+    </w:p>
+    <w:bookmarkEnd w:id="28"/>
+    <w:bookmarkEnd w:id="29"/>
+    <w:bookmarkStart w:id="36" w:name="study-design"/>
+    <w:p>
+      <w:pPr>
+        <w:pStyle w:val="Heading1"/>
+      </w:pPr>
+      <w:r>
+        <w:t xml:space="preserve">6. Study design</w:t>
+      </w:r>
+    </w:p>
+    <w:bookmarkStart w:id="32" w:name="factors-ranges-and-study-type"/>
+    <w:p>
+      <w:pPr>
+        <w:pStyle w:val="Heading2"/>
+      </w:pPr>
+      <w:r>
+        <w:t xml:space="preserve">6.1 Factors, ranges and study type</w:t>
+      </w:r>
+    </w:p>
+    <w:p>
+      <w:pPr>
+        <w:pStyle w:val="FirstParagraph"/>
+      </w:pPr>
+      <w:hyperlink w:anchor="tbl-params">
+        <w:r>
+          <w:rPr>
+            <w:rStyle w:val="Hyperlink"/>
+          </w:rPr>
+          <w:t xml:space="preserve">Table 7</w:t>
+        </w:r>
+      </w:hyperlink>
+      <w:r>
+        <w:t xml:space="preserve"> </w:t>
+      </w:r>
+      <w:r>
+        <w:t xml:space="preserve">gives the parameters to be studied, their set-points, the range each will be studied over, the normal operating range and the study type assigned in RA-001. The set-point column is the target the commercial process will be operated at. The normal operating range is the band within which routine operation is expected to hold the parameter, and the range studied is wider than that band for every parameter.</w:t>
+      </w:r>
+    </w:p>
+    <w:tbl>
+      <w:tblPr>
+        <w:tblStyle w:val="Table"/>
+        <w:tblW w:type="pct" w:w="5000"/>
+        <w:tblLayout w:type="fixed"/>
+        <w:tblLook w:firstRow="0" w:lastRow="0" w:firstColumn="0" w:lastColumn="0" w:noHBand="0" w:noVBand="0" w:val="0000"/>
+      </w:tblPr>
+      <w:tblGrid>
+        <w:gridCol w:w="7920"/>
+      </w:tblGrid>
+      <w:tr>
+        <w:tc>
+          <w:tcPr/>
+          <w:bookmarkStart w:id="30" w:name="tbl-params"/>
+          <w:p>
+            <w:pPr>
+              <w:jc w:val="center"/>
+            </w:pPr>
+            <w:pPr>
+              <w:jc w:val="left"/>
+              <w:spacing w:before="200"/>
+              <w:pStyle w:val="ImageCaption"/>
+            </w:pPr>
+            <w:r>
+              <w:t xml:space="preserve">Table 7: Parameters to be studied, with set-points, characterization ranges, normal operating ranges and study type.</w:t>
             </w:r>
           </w:p>
           <w:tbl>
@@ -5063,7 +5193,7 @@
               </w:tc>
             </w:tr>
           </w:tbl>
-          <w:bookmarkEnd w:id="28"/>
+          <w:bookmarkEnd w:id="30"/>
           <w:p/>
         </w:tc>
       </w:tr>
@@ -5072,22 +5202,19 @@
       <w:pPr>
         <w:pStyle w:val="BodyText"/>
       </w:pPr>
-      <w:r>
-        <w:t xml:space="preserve">For the design matrices in Appendix A and Appendix B, the letter codes are given in</w:t>
-      </w:r>
-      <w:r>
-        <w:t xml:space="preserve"> </w:t>
-      </w:r>
       <w:hyperlink w:anchor="tbl-legend">
         <w:r>
           <w:rPr>
             <w:rStyle w:val="Hyperlink"/>
           </w:rPr>
-          <w:t xml:space="preserve">Table 6</w:t>
+          <w:t xml:space="preserve">Table 8</w:t>
         </w:r>
       </w:hyperlink>
       <w:r>
-        <w:t xml:space="preserve">.</w:t>
+        <w:t xml:space="preserve"> </w:t>
+      </w:r>
+      <w:r>
+        <w:t xml:space="preserve">gives the letter codes used for the multivariate factors in the design matrices of Appendices A and B and in the effect tables of PCR-003. The codes are assigned in screening order and are kept for the response surface terms, so that a factor carries the same letter throughout the study.</w:t>
       </w:r>
     </w:p>
     <w:tbl>
@@ -5103,7 +5230,7 @@
       <w:tr>
         <w:tc>
           <w:tcPr/>
-          <w:bookmarkStart w:id="29" w:name="tbl-legend"/>
+          <w:bookmarkStart w:id="31" w:name="tbl-legend"/>
           <w:p>
             <w:pPr>
               <w:jc w:val="center"/>
@@ -5114,7 +5241,7 @@
               <w:pStyle w:val="ImageCaption"/>
             </w:pPr>
             <w:r>
-              <w:t xml:space="preserve">Table 6: Factor legend for the coded design matrices.</w:t>
+              <w:t xml:space="preserve">Table 8: Coded factor legend for the multivariate designs.</w:t>
             </w:r>
           </w:p>
           <w:tbl>
@@ -5457,239 +5584,96 @@
               </w:tc>
             </w:tr>
           </w:tbl>
-          <w:bookmarkEnd w:id="29"/>
+          <w:bookmarkEnd w:id="31"/>
           <w:p/>
         </w:tc>
       </w:tr>
     </w:tbl>
+    <w:bookmarkEnd w:id="32"/>
+    <w:bookmarkStart w:id="33" w:name="screening-design"/>
+    <w:p>
+      <w:pPr>
+        <w:pStyle w:val="Heading2"/>
+      </w:pPr>
+      <w:r>
+        <w:t xml:space="preserve">6.2 Screening design</w:t>
+      </w:r>
+    </w:p>
+    <w:p>
+      <w:pPr>
+        <w:pStyle w:val="FirstParagraph"/>
+      </w:pPr>
+      <w:r>
+        <w:t xml:space="preserve">The screening design is a 16 run half fraction of the full 32 run two level factorial in the 5 multivariate parameters, augmented with 3 centre points, for 19 runs in total. The fraction is of resolution V. All 5 main effects and all 10 two factor interactions are therefore estimable clear of one another, and each is aliased only with interactions of three factors or more. The planned matrix is given in Appendix A.</w:t>
+      </w:r>
+    </w:p>
     <w:p>
       <w:pPr>
         <w:pStyle w:val="BodyText"/>
       </w:pPr>
       <w:r>
-        <w:t xml:space="preserve">Culture pH will be studied over 6.6–7.1, against a normal operating range of</w:t>
+        <w:t xml:space="preserve">Runs will be executed in randomized order under SOP-1002. Randomization protects the estimates against any drift in the model, in the feed lots or in the analytical methods over the execution period, which would otherwise be confounded with the factor settings.</w:t>
+      </w:r>
+    </w:p>
+    <w:p>
+      <w:pPr>
+        <w:pStyle w:val="BodyText"/>
+      </w:pPr>
+      <w:r>
+        <w:t xml:space="preserve">The design carries no quadratic term, so it cannot describe curvature. A difference between the mean of the centre point runs and the mean of the factorial runs will be read as evidence of curvature in that response, and the response surface design will resolve it. The screening design also cannot separate a two factor interaction from an interaction of three factors, which is the price of running a half fraction. A three factor interaction would mean that the amount by which temperature changes the effect of pH on a glycan attribute itself changes with dissolved carbon dioxide. No such behaviour has been seen on the platform, and the parameters carried into the response surface design are re-estimated there in a design that carries no such alias.</w:t>
+      </w:r>
+    </w:p>
+    <w:bookmarkEnd w:id="33"/>
+    <w:bookmarkStart w:id="34" w:name="response-surface-design"/>
+    <w:p>
+      <w:pPr>
+        <w:pStyle w:val="Heading2"/>
+      </w:pPr>
+      <w:r>
+        <w:t xml:space="preserve">6.3 Response-surface design</w:t>
+      </w:r>
+    </w:p>
+    <w:p>
+      <w:pPr>
+        <w:pStyle w:val="FirstParagraph"/>
+      </w:pPr>
+      <w:r>
+        <w:t xml:space="preserve">The response surface design is a face centred central composite design in 4 of the 5 multivariate parameters. It comprises 16 factorial runs, 8 axial runs and 4 centre points, for 28 runs in total. The axial runs sit on the faces of the cube, at the edges of the characterization ranges in</w:t>
       </w:r>
       <w:r>
         <w:t xml:space="preserve"> </w:t>
       </w:r>
-      <w:r>
-        <w:t xml:space="preserve">6.75–6.95, and that width covers the excursions a commercial vessel can show</w:t>
+      <w:hyperlink w:anchor="tbl-params">
+        <w:r>
+          <w:rPr>
+            <w:rStyle w:val="Hyperlink"/>
+          </w:rPr>
+          <w:t xml:space="preserve">Table 7</w:t>
+        </w:r>
+      </w:hyperlink>
+      <w:r>
+        <w:t xml:space="preserve">. A rotatable design would place them beyond those edges, at a culture pH and a temperature the vessel control system holds only with difficulty and at which the culture is no longer representative of commercial operation. The planned matrix is given in Appendix B. The design supports the full quadratic model described in §5.5 and is the source of every predictive claim the report will make.</w:t>
+      </w:r>
+    </w:p>
+    <w:p>
+      <w:pPr>
+        <w:pStyle w:val="BodyText"/>
+      </w:pPr>
+      <w:r>
+        <w:t xml:space="preserve">The 4 parameters planned for this design are Culture pH, Culture temperature, Culture duration, Dissolved CO2 (pCO2). The parameter not carried forward is Osmolality, whose characterization range is the narrowest of the 5 relative to its normal operating range, at 1.6 times that width. Its main effect and its interactions with the other four are estimated in the screening design, and its normal operating range is the narrowest region of the five in which routine operation may move.</w:t>
+      </w:r>
+    </w:p>
+    <w:p>
+      <w:pPr>
+        <w:pStyle w:val="BodyText"/>
+      </w:pPr>
+      <w:r>
+        <w:t xml:space="preserve">The subset above is the planned subset. The parameters actually carried into the response surface design will be those the screening analysis identifies as active on the attributes of</w:t>
       </w:r>
       <w:r>
         <w:t xml:space="preserve"> </w:t>
       </w:r>
-      <w:r>
-        <w:t xml:space="preserve">during a base addition into a large working volume. Culture temperature will be studied</w:t>
-      </w:r>
-      <w:r>
-        <w:t xml:space="preserve"> </w:t>
-      </w:r>
-      <w:r>
-        <w:t xml:space="preserve">over 34–36 °C, which is wider than the control system is capable of</w:t>
-      </w:r>
-      <w:r>
-        <w:t xml:space="preserve"> </w:t>
-      </w:r>
-      <w:r>
-        <w:t xml:space="preserve">drifting. Osmolality will be studied over 360–440 mOsm, which covers</w:t>
-      </w:r>
-      <w:r>
-        <w:t xml:space="preserve"> </w:t>
-      </w:r>
-      <w:r>
-        <w:t xml:space="preserve">the rise a full feed schedule produces. Dissolved CO2 will be studied over</w:t>
-      </w:r>
-      <w:r>
-        <w:t xml:space="preserve"> </w:t>
-      </w:r>
-      <w:r>
-        <w:t xml:space="preserve">40–160 mmHg, because CO2 accumulates at large scale and a commercial vessel</w:t>
-      </w:r>
-      <w:r>
-        <w:t xml:space="preserve"> </w:t>
-      </w:r>
-      <w:r>
-        <w:t xml:space="preserve">is expected to sit higher than a bench vessel held at the same set-point</w:t>
-      </w:r>
-      <w:r>
-        <w:t xml:space="preserve"> </w:t>
-      </w:r>
-      <w:r>
-        <w:t xml:space="preserve">(CMC Biotech Working Group 2009)</w:t>
-      </w:r>
-      <w:r>
-        <w:t xml:space="preserve">.</w:t>
-      </w:r>
-      <w:r>
-        <w:t xml:space="preserve"> </w:t>
-      </w:r>
-      <w:r>
-        <w:t xml:space="preserve">Culture duration will be studied over 15–19 days, which brackets the</w:t>
-      </w:r>
-      <w:r>
-        <w:t xml:space="preserve"> </w:t>
-      </w:r>
-      <w:r>
-        <w:t xml:space="preserve">platform harvest day on both sides. The 4 univariate parameters will be</w:t>
-      </w:r>
-      <w:r>
-        <w:t xml:space="preserve"> </w:t>
-      </w:r>
-      <w:r>
-        <w:t xml:space="preserve">studied over the ranges in the same table, one at a time (§6.4).</w:t>
-      </w:r>
-    </w:p>
-    <w:bookmarkEnd w:id="30"/>
-    <w:bookmarkStart w:id="31" w:name="screening-design"/>
-    <w:p>
-      <w:pPr>
-        <w:pStyle w:val="Heading2"/>
-      </w:pPr>
-      <w:r>
-        <w:t xml:space="preserve">6.2 Screening design</w:t>
-      </w:r>
-    </w:p>
-    <w:p>
-      <w:pPr>
-        <w:pStyle w:val="FirstParagraph"/>
-      </w:pPr>
-      <w:r>
-        <w:t xml:space="preserve">The screening design is a two-level fractional factorial in the 5 factors,</w:t>
-      </w:r>
-      <w:r>
-        <w:t xml:space="preserve"> </w:t>
-      </w:r>
-      <w:r>
-        <w:t xml:space="preserve">with 16 factorial runs and 3 centre points,</w:t>
-      </w:r>
-      <w:r>
-        <w:t xml:space="preserve"> </w:t>
-      </w:r>
-      <w:r>
-        <w:t xml:space="preserve">19 runs in all, against the 32 runs a full factorial in</w:t>
-      </w:r>
-      <w:r>
-        <w:t xml:space="preserve"> </w:t>
-      </w:r>
-      <w:r>
-        <w:t xml:space="preserve">those factors would need. The fractional design is of resolution V. Therefore, the design</w:t>
-      </w:r>
-      <w:r>
-        <w:t xml:space="preserve"> </w:t>
-      </w:r>
-      <w:r>
-        <w:t xml:space="preserve">estimates every main effect clear of every two-factor interaction, and it aliases each</w:t>
-      </w:r>
-      <w:r>
-        <w:t xml:space="preserve"> </w:t>
-      </w:r>
-      <w:r>
-        <w:t xml:space="preserve">two-factor interaction only with a three-factor interaction. The planned matrix is given in</w:t>
-      </w:r>
-      <w:r>
-        <w:t xml:space="preserve"> </w:t>
-      </w:r>
-      <w:r>
-        <w:t xml:space="preserve">Appendix A.</w:t>
-      </w:r>
-    </w:p>
-    <w:p>
-      <w:pPr>
-        <w:pStyle w:val="BodyText"/>
-      </w:pPr>
-      <w:r>
-        <w:t xml:space="preserve">At the screening stage, three-factor and higher interactions are assumed to be negligible,</w:t>
-      </w:r>
-      <w:r>
-        <w:t xml:space="preserve"> </w:t>
-      </w:r>
-      <w:r>
-        <w:t xml:space="preserve">an assumption that is standard at that stage and that platform experience gives no reason</w:t>
-      </w:r>
-      <w:r>
-        <w:t xml:space="preserve"> </w:t>
-      </w:r>
-      <w:r>
-        <w:t xml:space="preserve">to doubt for this step. However, a fractional design of this kind cannot resolve every</w:t>
-      </w:r>
-      <w:r>
-        <w:t xml:space="preserve"> </w:t>
-      </w:r>
-      <w:r>
-        <w:t xml:space="preserve">interaction, and the factors it retains go forward into the response-surface stage for</w:t>
-      </w:r>
-      <w:r>
-        <w:t xml:space="preserve"> </w:t>
-      </w:r>
-      <w:r>
-        <w:t xml:space="preserve">that reason.</w:t>
-      </w:r>
-    </w:p>
-    <w:p>
-      <w:pPr>
-        <w:pStyle w:val="BodyText"/>
-      </w:pPr>
-      <w:r>
-        <w:t xml:space="preserve">The screening stage identifies. It does not define an operating region, and PCR-003 will</w:t>
-      </w:r>
-      <w:r>
-        <w:t xml:space="preserve"> </w:t>
-      </w:r>
-      <w:r>
-        <w:t xml:space="preserve">not present a screening fit as a predictive model.</w:t>
-      </w:r>
-    </w:p>
-    <w:bookmarkEnd w:id="31"/>
-    <w:bookmarkStart w:id="32" w:name="response-surface-design"/>
-    <w:p>
-      <w:pPr>
-        <w:pStyle w:val="Heading2"/>
-      </w:pPr>
-      <w:r>
-        <w:t xml:space="preserve">6.3 Response-surface design</w:t>
-      </w:r>
-    </w:p>
-    <w:p>
-      <w:pPr>
-        <w:pStyle w:val="FirstParagraph"/>
-      </w:pPr>
-      <w:r>
-        <w:t xml:space="preserve">The response-surface design is a face-centred central composite in the</w:t>
-      </w:r>
-      <w:r>
-        <w:t xml:space="preserve"> </w:t>
-      </w:r>
-      <w:r>
-        <w:t xml:space="preserve">4 factors that screening is expected to retain: culture pH, culture</w:t>
-      </w:r>
-      <w:r>
-        <w:t xml:space="preserve"> </w:t>
-      </w:r>
-      <w:r>
-        <w:t xml:space="preserve">temperature, culture duration and dissolved CO2. It comprises 16</w:t>
-      </w:r>
-      <w:r>
-        <w:t xml:space="preserve"> </w:t>
-      </w:r>
-      <w:r>
-        <w:t xml:space="preserve">factorial runs, 8 axial runs and 4 centre points,</w:t>
-      </w:r>
-      <w:r>
-        <w:t xml:space="preserve"> </w:t>
-      </w:r>
-      <w:r>
-        <w:t xml:space="preserve">28 runs in all. The axial runs sit on the faces of the cube, at the edges of</w:t>
-      </w:r>
-      <w:r>
-        <w:t xml:space="preserve"> </w:t>
-      </w:r>
-      <w:r>
-        <w:t xml:space="preserve">the characterization ranges, and a rotatable design would place them outside the ranges</w:t>
-      </w:r>
-      <w:r>
-        <w:t xml:space="preserve"> </w:t>
-      </w:r>
-      <w:hyperlink w:anchor="tbl-params">
+      <w:hyperlink w:anchor="tbl-cqa">
         <w:r>
           <w:rPr>
             <w:rStyle w:val="Hyperlink"/>
@@ -5698,1130 +5682,7 @@
         </w:r>
       </w:hyperlink>
       <w:r>
-        <w:t xml:space="preserve"> </w:t>
-      </w:r>
-      <w:r>
-        <w:t xml:space="preserve">defines. Consequently, no run in this study leaves the knowledge space.</w:t>
-      </w:r>
-    </w:p>
-    <w:p>
-      <w:pPr>
-        <w:pStyle w:val="BodyText"/>
-      </w:pPr>
-      <w:r>
-        <w:t xml:space="preserve">The second stage exists for curvature, because a two-level design cannot separate a curved</w:t>
-      </w:r>
-      <w:r>
-        <w:t xml:space="preserve"> </w:t>
-      </w:r>
-      <w:r>
-        <w:t xml:space="preserve">response from a linear one and the centre points of the screening design can show only that</w:t>
-      </w:r>
-      <w:r>
-        <w:t xml:space="preserve"> </w:t>
-      </w:r>
-      <w:r>
-        <w:t xml:space="preserve">curvature is present. The planned matrix is given in Appendix B.</w:t>
-      </w:r>
-    </w:p>
-    <w:p>
-      <w:pPr>
-        <w:pStyle w:val="BodyText"/>
-      </w:pPr>
-      <w:r>
-        <w:t xml:space="preserve">Although the matrix in Appendix B assumes that screening retains the four factors named</w:t>
-      </w:r>
-      <w:r>
-        <w:t xml:space="preserve"> </w:t>
-      </w:r>
-      <w:r>
-        <w:t xml:space="preserve">above, screening may retain a different set, and the matrix will then be re-issued before</w:t>
-      </w:r>
-      <w:r>
-        <w:t xml:space="preserve"> </w:t>
-      </w:r>
-      <w:r>
-        <w:t xml:space="preserve">execution. A re-issue on that ground is an amendment to this plan and not a deviation from</w:t>
-      </w:r>
-      <w:r>
-        <w:t xml:space="preserve"> </w:t>
-      </w:r>
-      <w:r>
-        <w:t xml:space="preserve">it.</w:t>
-      </w:r>
-    </w:p>
-    <w:bookmarkEnd w:id="32"/>
-    <w:bookmarkStart w:id="33" w:name="univariate-assessment"/>
-    <w:p>
-      <w:pPr>
-        <w:pStyle w:val="Heading2"/>
-      </w:pPr>
-      <w:r>
-        <w:t xml:space="preserve">6.4 Univariate assessment</w:t>
-      </w:r>
-    </w:p>
-    <w:p>
-      <w:pPr>
-        <w:pStyle w:val="FirstParagraph"/>
-      </w:pPr>
-      <w:r>
-        <w:t xml:space="preserve">The 4 univariate parameters are dissolved oxygen, initial viable cell</w:t>
-      </w:r>
-      <w:r>
-        <w:t xml:space="preserve"> </w:t>
-      </w:r>
-      <w:r>
-        <w:t xml:space="preserve">concentration, basal medium concentration and nutrient feed-1 volume, and each of the four</w:t>
-      </w:r>
-      <w:r>
-        <w:t xml:space="preserve"> </w:t>
-      </w:r>
-      <w:r>
-        <w:t xml:space="preserve">will be assessed separately, at the low edge of the characterization range, at the</w:t>
-      </w:r>
-      <w:r>
-        <w:t xml:space="preserve"> </w:t>
-      </w:r>
-      <w:r>
-        <w:t xml:space="preserve">set-point and at the high edge. While one parameter moves, the other three and all</w:t>
-      </w:r>
-      <w:r>
-        <w:t xml:space="preserve"> </w:t>
-      </w:r>
-      <w:r>
-        <w:t xml:space="preserve">5 multivariate factors are held at the set-points in</w:t>
-      </w:r>
-      <w:r>
-        <w:t xml:space="preserve"> </w:t>
-      </w:r>
-      <w:hyperlink w:anchor="tbl-params">
-        <w:r>
-          <w:rPr>
-            <w:rStyle w:val="Hyperlink"/>
-          </w:rPr>
-          <w:t xml:space="preserve">Table 5</w:t>
-        </w:r>
-      </w:hyperlink>
-      <w:r>
-        <w:t xml:space="preserve">.</w:t>
-      </w:r>
-    </w:p>
-    <w:p>
-      <w:pPr>
-        <w:pStyle w:val="BodyText"/>
-      </w:pPr>
-      <w:r>
-        <w:t xml:space="preserve">By construction, a univariate assessment cannot detect an interaction between the parameter</w:t>
-      </w:r>
-      <w:r>
-        <w:t xml:space="preserve"> </w:t>
-      </w:r>
-      <w:r>
-        <w:t xml:space="preserve">it moves and the parameters it holds, and that limitation is accepted here on the basis of</w:t>
-      </w:r>
-      <w:r>
-        <w:t xml:space="preserve"> </w:t>
-      </w:r>
-      <w:r>
-        <w:t xml:space="preserve">RA-001, which found no plausible interaction between these four parameters and the</w:t>
-      </w:r>
-      <w:r>
-        <w:t xml:space="preserve"> </w:t>
-      </w:r>
-      <w:r>
-        <w:t xml:space="preserve">multivariate set.</w:t>
-      </w:r>
-      <w:r>
-        <w:t xml:space="preserve"> </w:t>
-      </w:r>
-      <w:r>
-        <w:t xml:space="preserve">However, should a univariate result contradict that finding, the parameter will be carried</w:t>
-      </w:r>
-      <w:r>
-        <w:t xml:space="preserve"> </w:t>
-      </w:r>
-      <w:r>
-        <w:t xml:space="preserve">into a multivariate follow-up study and PCR-003 will record the decision.</w:t>
-      </w:r>
-    </w:p>
-    <w:bookmarkEnd w:id="33"/>
-    <w:bookmarkEnd w:id="34"/>
-    <w:bookmarkStart w:id="35" w:name="acceptance-and-decision-criteria"/>
-    <w:p>
-      <w:pPr>
-        <w:pStyle w:val="Heading1"/>
-      </w:pPr>
-      <w:r>
-        <w:t xml:space="preserve">7. Acceptance and decision criteria</w:t>
-      </w:r>
-    </w:p>
-    <w:p>
-      <w:pPr>
-        <w:pStyle w:val="FirstParagraph"/>
-      </w:pPr>
-      <w:r>
-        <w:t xml:space="preserve">The criteria below are fixed before execution, because a criterion agreed after the results</w:t>
-      </w:r>
-      <w:r>
-        <w:t xml:space="preserve"> </w:t>
-      </w:r>
-      <w:r>
-        <w:t xml:space="preserve">are known describes them instead of testing them.</w:t>
-      </w:r>
-    </w:p>
-    <w:p>
-      <w:pPr>
-        <w:pStyle w:val="BodyText"/>
-      </w:pPr>
-      <w:r>
-        <w:t xml:space="preserve">The scale-down model is acceptable when the qualification under SOP-1001 shows no</w:t>
-      </w:r>
-      <w:r>
-        <w:t xml:space="preserve"> </w:t>
-      </w:r>
-      <w:r>
-        <w:t xml:space="preserve">statistically significant difference between scales in the growth profile, the titer and</w:t>
-      </w:r>
-      <w:r>
-        <w:t xml:space="preserve"> </w:t>
-      </w:r>
-      <w:r>
-        <w:t xml:space="preserve">the 5 modelled attributes. Execution of the study begins once that</w:t>
-      </w:r>
-      <w:r>
-        <w:t xml:space="preserve"> </w:t>
-      </w:r>
-      <w:r>
-        <w:t xml:space="preserve">qualification report is approved.</w:t>
-      </w:r>
-    </w:p>
-    <w:p>
-      <w:pPr>
-        <w:pStyle w:val="BodyText"/>
-      </w:pPr>
-      <w:r>
-        <w:t xml:space="preserve">A factor is carried from screening into the response-surface stage when a main effect, or</w:t>
-      </w:r>
-      <w:r>
-        <w:t xml:space="preserve"> </w:t>
-      </w:r>
-      <w:r>
-        <w:t xml:space="preserve">an interaction containing it, reaches significance at α = 0.05 for at least one attribute.</w:t>
-      </w:r>
-      <w:r>
-        <w:t xml:space="preserve"> </w:t>
-      </w:r>
-      <w:r>
-        <w:t xml:space="preserve">A factor may also be carried on mechanistic grounds, where the estimated effect is of the</w:t>
-      </w:r>
-      <w:r>
-        <w:t xml:space="preserve"> </w:t>
-      </w:r>
-      <w:r>
-        <w:t xml:space="preserve">same order as the significant terms and the residual degrees of freedom are few, and any</w:t>
-      </w:r>
-      <w:r>
-        <w:t xml:space="preserve"> </w:t>
-      </w:r>
-      <w:r>
-        <w:t xml:space="preserve">factor carried on that second ground will be identified as such in PCR-003.</w:t>
-      </w:r>
-    </w:p>
-    <w:p>
-      <w:pPr>
-        <w:pStyle w:val="BodyText"/>
-      </w:pPr>
-      <w:r>
-        <w:t xml:space="preserve">A response-surface model is adequate for the operating region when the overall regression</w:t>
-      </w:r>
-      <w:r>
-        <w:t xml:space="preserve"> </w:t>
-      </w:r>
-      <w:r>
-        <w:t xml:space="preserve">is significant at α = 0.05, when the adjusted and predicted forms of R² are consistent with</w:t>
-      </w:r>
-      <w:r>
-        <w:t xml:space="preserve"> </w:t>
-      </w:r>
-      <w:r>
-        <w:t xml:space="preserve">each other and when the lack-of-fit test is not significant against pure error. However, a</w:t>
-      </w:r>
-      <w:r>
-        <w:t xml:space="preserve"> </w:t>
-      </w:r>
-      <w:r>
-        <w:t xml:space="preserve">model that fails the lack-of-fit test may still support a restricted region, and PCR-003</w:t>
-      </w:r>
-      <w:r>
-        <w:t xml:space="preserve"> </w:t>
-      </w:r>
-      <w:r>
-        <w:t xml:space="preserve">will state the restriction and the reason for it. Where a lack of fit cannot be resolved by</w:t>
-      </w:r>
-      <w:r>
-        <w:t xml:space="preserve"> </w:t>
-      </w:r>
-      <w:r>
-        <w:t xml:space="preserve">reducing the model or by restricting the region, the study has failed for that attribute,</w:t>
-      </w:r>
-      <w:r>
-        <w:t xml:space="preserve"> </w:t>
-      </w:r>
-      <w:r>
-        <w:t xml:space="preserve">and the attribute is then held by monitoring and by release testing until further work is</w:t>
-      </w:r>
-      <w:r>
-        <w:t xml:space="preserve"> </w:t>
-      </w:r>
-      <w:r>
-        <w:t xml:space="preserve">completed.</w:t>
-      </w:r>
-    </w:p>
-    <w:p>
-      <w:pPr>
-        <w:pStyle w:val="BodyText"/>
-      </w:pPr>
-      <w:r>
-        <w:t xml:space="preserve">The operating region is acceptable when every attribute the step governs is predicted to</w:t>
-      </w:r>
-      <w:r>
-        <w:t xml:space="preserve"> </w:t>
-      </w:r>
-      <w:r>
-        <w:t xml:space="preserve">meet the criterion in §8 throughout the region, including at the corner where the</w:t>
-      </w:r>
-      <w:r>
-        <w:t xml:space="preserve"> </w:t>
-      </w:r>
-      <w:r>
-        <w:t xml:space="preserve">prediction is least favourable. The normal operating ranges in</w:t>
-      </w:r>
-      <w:r>
-        <w:t xml:space="preserve"> </w:t>
-      </w:r>
-      <w:hyperlink w:anchor="tbl-params">
-        <w:r>
-          <w:rPr>
-            <w:rStyle w:val="Hyperlink"/>
-          </w:rPr>
-          <w:t xml:space="preserve">Table 5</w:t>
-        </w:r>
-      </w:hyperlink>
-      <w:r>
-        <w:t xml:space="preserve"> </w:t>
-      </w:r>
-      <w:r>
-        <w:t xml:space="preserve">must lie inside</w:t>
-      </w:r>
-      <w:r>
-        <w:t xml:space="preserve"> </w:t>
-      </w:r>
-      <w:r>
-        <w:t xml:space="preserve">the region with margin, and if they do not, the operating ranges will be narrowed and the</w:t>
-      </w:r>
-      <w:r>
-        <w:t xml:space="preserve"> </w:t>
-      </w:r>
-      <w:r>
-        <w:t xml:space="preserve">criterion will not be relaxed to accommodate them.</w:t>
-      </w:r>
-    </w:p>
-    <w:p>
-      <w:pPr>
-        <w:pStyle w:val="BodyText"/>
-      </w:pPr>
-      <w:r>
-        <w:t xml:space="preserve">At the end of the study, every parameter will be given a class under SOP-4001: critical</w:t>
-      </w:r>
-      <w:r>
-        <w:t xml:space="preserve"> </w:t>
-      </w:r>
-      <w:r>
-        <w:t xml:space="preserve">process parameter, well-controlled critical process parameter, key process parameter or</w:t>
-      </w:r>
-      <w:r>
-        <w:t xml:space="preserve"> </w:t>
-      </w:r>
-      <w:r>
-        <w:t xml:space="preserve">general process parameter. The class follows from the demonstrated effect on a quality</w:t>
-      </w:r>
-      <w:r>
-        <w:t xml:space="preserve"> </w:t>
-      </w:r>
-      <w:r>
-        <w:t xml:space="preserve">attribute and from the risk that the parameter leaves the region during commercial operation</w:t>
-      </w:r>
-      <w:r>
-        <w:t xml:space="preserve"> </w:t>
-      </w:r>
-      <w:r>
-        <w:t xml:space="preserve">(CMC Biotech Working Group 2009)</w:t>
-      </w:r>
-      <w:r>
-        <w:t xml:space="preserve">. A</w:t>
-      </w:r>
-      <w:r>
-        <w:t xml:space="preserve"> </w:t>
-      </w:r>
-      <w:r>
-        <w:t xml:space="preserve">parameter with no significant effect is still classified, and the absence of an effect is</w:t>
-      </w:r>
-      <w:r>
-        <w:t xml:space="preserve"> </w:t>
-      </w:r>
-      <w:r>
-        <w:t xml:space="preserve">kept in the knowledge space as evidence of robustness over the ranges studied.</w:t>
-      </w:r>
-    </w:p>
-    <w:p>
-      <w:pPr>
-        <w:pStyle w:val="BodyText"/>
-      </w:pPr>
-      <w:r>
-        <w:t xml:space="preserve">No numeric capability threshold is set in this plan. Capability will be reported for each</w:t>
-      </w:r>
-      <w:r>
-        <w:t xml:space="preserve"> </w:t>
-      </w:r>
-      <w:r>
-        <w:t xml:space="preserve">attribute as a one-sided Cpk with the margin to the limit, and the acceptability of the set</w:t>
-      </w:r>
-      <w:r>
-        <w:t xml:space="preserve"> </w:t>
-      </w:r>
-      <w:r>
-        <w:t xml:space="preserve">is judged in PCMR-001 against the framework in PCMP-001. A capability estimated from a</w:t>
-      </w:r>
-      <w:r>
-        <w:t xml:space="preserve"> </w:t>
-      </w:r>
-      <w:r>
-        <w:t xml:space="preserve">scale-down model is a prediction, and confirmation at commercial scale is a Stage 2</w:t>
-      </w:r>
-      <w:r>
-        <w:t xml:space="preserve"> </w:t>
-      </w:r>
-      <w:r>
-        <w:t xml:space="preserve">activity</w:t>
-      </w:r>
-      <w:r>
-        <w:t xml:space="preserve"> </w:t>
-      </w:r>
-      <w:r>
-        <w:t xml:space="preserve">(U.S. Food and Drug Administration 2011)</w:t>
-      </w:r>
-      <w:r>
-        <w:t xml:space="preserve">.</w:t>
-      </w:r>
-    </w:p>
-    <w:p>
-      <w:pPr>
-        <w:pStyle w:val="BodyText"/>
-      </w:pPr>
-      <w:r>
-        <w:t xml:space="preserve">Any departure from this plan during execution will be recorded, investigated and impact</w:t>
-      </w:r>
-      <w:r>
-        <w:t xml:space="preserve"> </w:t>
-      </w:r>
-      <w:r>
-        <w:t xml:space="preserve">assessed, and PCR-003 will carry the assessment. A deviation that invalidates a run</w:t>
-      </w:r>
-      <w:r>
-        <w:t xml:space="preserve"> </w:t>
-      </w:r>
-      <w:r>
-        <w:t xml:space="preserve">requires that run to be repeated before the affected design is analysed.</w:t>
-      </w:r>
-    </w:p>
-    <w:bookmarkEnd w:id="35"/>
-    <w:bookmarkStart w:id="36" w:name="X6e399b04be57e9d5f909b4238f9408193405dfd"/>
-    <w:p>
-      <w:pPr>
-        <w:pStyle w:val="Heading1"/>
-      </w:pPr>
-      <w:r>
-        <w:t xml:space="preserve">8. Proven acceptable ranges (planned analysis)</w:t>
-      </w:r>
-    </w:p>
-    <w:p>
-      <w:pPr>
-        <w:pStyle w:val="FirstParagraph"/>
-      </w:pPr>
-      <w:r>
-        <w:t xml:space="preserve">A proven acceptable range is the range of one parameter over which a quality attribute</w:t>
-      </w:r>
-      <w:r>
-        <w:t xml:space="preserve"> </w:t>
-      </w:r>
-      <w:r>
-        <w:t xml:space="preserve">stays within acceptance while the other parameters are held or varied in a stated way. The</w:t>
-      </w:r>
-      <w:r>
-        <w:t xml:space="preserve"> </w:t>
-      </w:r>
-      <w:r>
-        <w:t xml:space="preserve">range is univariate and the design space is multivariate. The design space and the ranges</w:t>
-      </w:r>
-      <w:r>
-        <w:t xml:space="preserve"> </w:t>
-      </w:r>
-      <w:r>
-        <w:t xml:space="preserve">are kept apart in PCR-003, and this section states in advance how each range is derived.</w:t>
-      </w:r>
-    </w:p>
-    <w:p>
-      <w:pPr>
-        <w:pStyle w:val="BodyText"/>
-      </w:pPr>
-      <w:r>
-        <w:t xml:space="preserve">The criterion a range is judged against comes first. For each of the 5</w:t>
-      </w:r>
-      <w:r>
-        <w:t xml:space="preserve"> </w:t>
-      </w:r>
-      <w:r>
-        <w:t xml:space="preserve">modelled attributes the criterion is the drug-substance specification in</w:t>
-      </w:r>
-      <w:r>
-        <w:t xml:space="preserve"> </w:t>
-      </w:r>
-      <w:hyperlink w:anchor="tbl-cqa">
-        <w:r>
-          <w:rPr>
-            <w:rStyle w:val="Hyperlink"/>
-          </w:rPr>
-          <w:t xml:space="preserve">Table 4</w:t>
-        </w:r>
-      </w:hyperlink>
-      <w:r>
-        <w:t xml:space="preserve">, unless a</w:t>
-      </w:r>
-      <w:r>
-        <w:t xml:space="preserve"> </w:t>
-      </w:r>
-      <w:r>
-        <w:t xml:space="preserve">tighter in-process limit applies to the bioreactor harvest itself. Two kinds of in-process</w:t>
-      </w:r>
-      <w:r>
-        <w:t xml:space="preserve"> </w:t>
-      </w:r>
-      <w:r>
-        <w:t xml:space="preserve">limit apply at this step. For the three glycan attributes and for acidic variants, none of</w:t>
-      </w:r>
-      <w:r>
-        <w:t xml:space="preserve"> </w:t>
-      </w:r>
-      <w:r>
-        <w:t xml:space="preserve">which the purification train clears or modifies, the limit will be set from the capability this</w:t>
-      </w:r>
-      <w:r>
-        <w:t xml:space="preserve"> </w:t>
-      </w:r>
-      <w:r>
-        <w:t xml:space="preserve">study demonstrates, at 2.5 standard deviations from the mean. For</w:t>
-      </w:r>
-      <w:r>
-        <w:t xml:space="preserve"> </w:t>
-      </w:r>
-      <w:r>
-        <w:t xml:space="preserve">aggregates the limit is carried back from the drug-substance specification through the</w:t>
-      </w:r>
-      <w:r>
-        <w:t xml:space="preserve"> </w:t>
-      </w:r>
-      <w:r>
-        <w:t xml:space="preserve">clearance the downstream steps deliver, then divided by an assurance margin of</w:t>
-      </w:r>
-      <w:r>
-        <w:t xml:space="preserve"> </w:t>
-      </w:r>
-      <w:r>
-        <w:t xml:space="preserve">6.8. The analysis reads the applicable criterion for each</w:t>
-      </w:r>
-      <w:r>
-        <w:t xml:space="preserve"> </w:t>
-      </w:r>
-      <w:r>
-        <w:t xml:space="preserve">attribute from the register, and no criterion is calculated by hand.</w:t>
-      </w:r>
-    </w:p>
-    <w:p>
-      <w:pPr>
-        <w:pStyle w:val="BodyText"/>
-      </w:pPr>
-      <w:r>
-        <w:t xml:space="preserve">For every pairing of an attribute with a response-surface factor, two analyses will be run.</w:t>
-      </w:r>
-      <w:r>
-        <w:t xml:space="preserve"> </w:t>
-      </w:r>
-      <w:r>
-        <w:t xml:space="preserve">The first holds the other factors at the set-points in</w:t>
-      </w:r>
-      <w:r>
-        <w:t xml:space="preserve"> </w:t>
-      </w:r>
-      <w:hyperlink w:anchor="tbl-params">
-        <w:r>
-          <w:rPr>
-            <w:rStyle w:val="Hyperlink"/>
-          </w:rPr>
-          <w:t xml:space="preserve">Table 5</w:t>
-        </w:r>
-      </w:hyperlink>
-      <w:r>
-        <w:t xml:space="preserve"> </w:t>
-      </w:r>
-      <w:r>
-        <w:t xml:space="preserve">and scans the parameter</w:t>
-      </w:r>
-      <w:r>
-        <w:t xml:space="preserve"> </w:t>
-      </w:r>
-      <w:r>
-        <w:t xml:space="preserve">of interest across the full characterization range, evaluating the fitted response-surface</w:t>
-      </w:r>
-      <w:r>
-        <w:t xml:space="preserve"> </w:t>
-      </w:r>
-      <w:r>
-        <w:t xml:space="preserve">model at 201 grid points. The second propagates normal operating variation:</w:t>
-      </w:r>
-      <w:r>
-        <w:t xml:space="preserve"> </w:t>
-      </w:r>
-      <w:r>
-        <w:t xml:space="preserve">at each of 81 grid points the other factors are drawn within the normal</w:t>
-      </w:r>
-      <w:r>
-        <w:t xml:space="preserve"> </w:t>
-      </w:r>
-      <w:r>
-        <w:t xml:space="preserve">operating ranges in</w:t>
-      </w:r>
-      <w:r>
-        <w:t xml:space="preserve"> </w:t>
-      </w:r>
-      <w:hyperlink w:anchor="tbl-params">
-        <w:r>
-          <w:rPr>
-            <w:rStyle w:val="Hyperlink"/>
-          </w:rPr>
-          <w:t xml:space="preserve">Table 5</w:t>
-        </w:r>
-      </w:hyperlink>
-      <w:r>
-        <w:t xml:space="preserve">, 2,000 draws at each point, with the</w:t>
-      </w:r>
-      <w:r>
-        <w:t xml:space="preserve"> </w:t>
-      </w:r>
-      <w:r>
-        <w:t xml:space="preserve">residual variance of the model added to every prediction.</w:t>
-      </w:r>
-    </w:p>
-    <w:p>
-      <w:pPr>
-        <w:pStyle w:val="BodyText"/>
-      </w:pPr>
-      <w:r>
-        <w:t xml:space="preserve">The decision rule differs between the two analyses. Under the first, the proven acceptable</w:t>
-      </w:r>
-      <w:r>
-        <w:t xml:space="preserve"> </w:t>
-      </w:r>
-      <w:r>
-        <w:t xml:space="preserve">range is the contiguous interval containing the set-point over which the predicted mean</w:t>
-      </w:r>
-      <w:r>
-        <w:t xml:space="preserve"> </w:t>
-      </w:r>
-      <w:r>
-        <w:t xml:space="preserve">stays within acceptance. Under the second, the interval must hold the whole 95 % predictive</w:t>
-      </w:r>
-      <w:r>
-        <w:t xml:space="preserve"> </w:t>
-      </w:r>
-      <w:r>
-        <w:t xml:space="preserve">interval within acceptance. The second rule is a robustness criterion and will give the</w:t>
-      </w:r>
-      <w:r>
-        <w:t xml:space="preserve"> </w:t>
-      </w:r>
-      <w:r>
-        <w:t xml:space="preserve">narrower answer wherever the other factors have an effect. Both ranges will be reported for</w:t>
-      </w:r>
-      <w:r>
-        <w:t xml:space="preserve"> </w:t>
-      </w:r>
-      <w:r>
-        <w:t xml:space="preserve">every pairing, in one table.</w:t>
-      </w:r>
-    </w:p>
-    <w:p>
-      <w:pPr>
-        <w:pStyle w:val="BodyText"/>
-      </w:pPr>
-      <w:r>
-        <w:t xml:space="preserve">Each governed attribute will also be presented as a figure against the parameter that</w:t>
-      </w:r>
-      <w:r>
-        <w:t xml:space="preserve"> </w:t>
-      </w:r>
-      <w:r>
-        <w:t xml:space="preserve">governs it, in two panels that correspond to the two analyses, with the acceptance limit</w:t>
-      </w:r>
-      <w:r>
-        <w:t xml:space="preserve"> </w:t>
-      </w:r>
-      <w:r>
-        <w:t xml:space="preserve">drawn, the acceptable region shaded green, and the set-point and the normal operating range</w:t>
-      </w:r>
-      <w:r>
-        <w:t xml:space="preserve"> </w:t>
-      </w:r>
-      <w:r>
-        <w:t xml:space="preserve">marked. Where a proven acceptable range covers the whole characterization range, the</w:t>
-      </w:r>
-      <w:r>
-        <w:t xml:space="preserve"> </w:t>
-      </w:r>
-      <w:r>
-        <w:t xml:space="preserve">parameter does not constrain the step over the region studied. The binding constraint on</w:t>
-      </w:r>
-      <w:r>
-        <w:t xml:space="preserve"> </w:t>
-      </w:r>
-      <w:r>
-        <w:t xml:space="preserve">the step is then the multivariate corner of the design space, and not any univariate range.</w:t>
-      </w:r>
-    </w:p>
-    <w:p>
-      <w:pPr>
-        <w:pStyle w:val="BodyText"/>
-      </w:pPr>
-      <w:r>
-        <w:t xml:space="preserve">Every proven acceptable range this study reports will carry three bounds. Nothing is proven</w:t>
-      </w:r>
-      <w:r>
-        <w:t xml:space="preserve"> </w:t>
-      </w:r>
-      <w:r>
-        <w:t xml:space="preserve">outside the characterization range, because nothing outside it was studied. The range is a</w:t>
-      </w:r>
-      <w:r>
-        <w:t xml:space="preserve"> </w:t>
-      </w:r>
-      <w:r>
-        <w:t xml:space="preserve">property of the fitted response-surface model, and a model that fails the adequacy criteria</w:t>
-      </w:r>
-      <w:r>
-        <w:t xml:space="preserve"> </w:t>
-      </w:r>
-      <w:r>
-        <w:t xml:space="preserve">in §7 supports no proven acceptable range at all. Finally, the second analysis propagates</w:t>
-      </w:r>
-      <w:r>
-        <w:t xml:space="preserve"> </w:t>
-      </w:r>
-      <w:r>
-        <w:t xml:space="preserve">the normal operating variation of the other response-surface factors and the residual</w:t>
-      </w:r>
-      <w:r>
-        <w:t xml:space="preserve"> </w:t>
-      </w:r>
-      <w:r>
-        <w:t xml:space="preserve">variance of the model, and it does not propagate variation in the parameters assessed</w:t>
-      </w:r>
-      <w:r>
-        <w:t xml:space="preserve"> </w:t>
-      </w:r>
-      <w:r>
-        <w:t xml:space="preserve">univariately.</w:t>
-      </w:r>
-    </w:p>
-    <w:bookmarkEnd w:id="36"/>
-    <w:bookmarkStart w:id="37" w:name="data-management-and-integrity"/>
-    <w:p>
-      <w:pPr>
-        <w:pStyle w:val="Heading1"/>
-      </w:pPr>
-      <w:r>
-        <w:t xml:space="preserve">9. Data management and integrity</w:t>
-      </w:r>
-    </w:p>
-    <w:p>
-      <w:pPr>
-        <w:pStyle w:val="FirstParagraph"/>
-      </w:pPr>
-      <w:r>
-        <w:t xml:space="preserve">Throughout the study, records will be attributable, legible, contemporaneous, original and</w:t>
-      </w:r>
-      <w:r>
-        <w:t xml:space="preserve"> </w:t>
-      </w:r>
-      <w:r>
-        <w:t xml:space="preserve">accurate, and they will also be complete, consistent, enduring and available (ALCOA+).</w:t>
-      </w:r>
-    </w:p>
-    <w:p>
-      <w:pPr>
-        <w:pStyle w:val="BodyText"/>
-      </w:pPr>
-      <w:r>
-        <w:t xml:space="preserve">Raw analytical data are acquired and retained in the validated chromatography and</w:t>
-      </w:r>
-      <w:r>
-        <w:t xml:space="preserve"> </w:t>
-      </w:r>
-      <w:r>
-        <w:t xml:space="preserve">electrophoresis data systems, with audit trails enabled, and bioreactor process data are</w:t>
-      </w:r>
-      <w:r>
-        <w:t xml:space="preserve"> </w:t>
-      </w:r>
-      <w:r>
-        <w:t xml:space="preserve">acquired by the control system and retained in the process historian. The design matrices,</w:t>
-      </w:r>
-      <w:r>
-        <w:t xml:space="preserve"> </w:t>
-      </w:r>
-      <w:r>
-        <w:t xml:space="preserve">the calculated results and the statistical analyses are held in a version-controlled study</w:t>
-      </w:r>
-      <w:r>
-        <w:t xml:space="preserve"> </w:t>
-      </w:r>
-      <w:r>
-        <w:t xml:space="preserve">workbook, from which the analysis will be reproducible using the raw data and the recorded</w:t>
-      </w:r>
-      <w:r>
-        <w:t xml:space="preserve"> </w:t>
-      </w:r>
-      <w:r>
-        <w:t xml:space="preserve">model settings.</w:t>
-      </w:r>
-    </w:p>
-    <w:p>
-      <w:pPr>
-        <w:pStyle w:val="BodyText"/>
-      </w:pPr>
-      <w:r>
-        <w:t xml:space="preserve">Before analysis, every transcription of a result will be verified by a second person. The</w:t>
-      </w:r>
-      <w:r>
-        <w:t xml:space="preserve"> </w:t>
-      </w:r>
-      <w:r>
-        <w:t xml:space="preserve">statistical analysis will be reviewed by someone other than the analyst who performed it.</w:t>
-      </w:r>
-      <w:r>
-        <w:t xml:space="preserve"> </w:t>
-      </w:r>
-      <w:r>
-        <w:t xml:space="preserve">Records are retained under the site record retention procedure.</w:t>
-      </w:r>
-    </w:p>
-    <w:bookmarkEnd w:id="37"/>
-    <w:bookmarkStart w:id="38" w:name="roles-and-responsibilities"/>
-    <w:p>
-      <w:pPr>
-        <w:pStyle w:val="Heading1"/>
-      </w:pPr>
-      <w:r>
-        <w:t xml:space="preserve">10. Roles and responsibilities</w:t>
-      </w:r>
-    </w:p>
-    <w:p>
-      <w:pPr>
-        <w:pStyle w:val="FirstParagraph"/>
-      </w:pPr>
-      <w:r>
-        <w:t xml:space="preserve">Process Development and MSAT own this plan. Process Development and MSAT also design the</w:t>
-      </w:r>
-      <w:r>
-        <w:t xml:space="preserve"> </w:t>
-      </w:r>
-      <w:r>
-        <w:t xml:space="preserve">study, execute the bioreactor runs, perform the statistical analysis and write PCR-003.</w:t>
-      </w:r>
-    </w:p>
-    <w:p>
-      <w:pPr>
-        <w:pStyle w:val="BodyText"/>
-      </w:pPr>
-      <w:r>
-        <w:t xml:space="preserve">Analytical Development performs the assays in §5.3, maintains the validated methods and</w:t>
-      </w:r>
-      <w:r>
-        <w:t xml:space="preserve"> </w:t>
-      </w:r>
-      <w:r>
-        <w:t xml:space="preserve">reports the analytical results. Manufacturing Science reviews the design and the proposed</w:t>
-      </w:r>
-      <w:r>
-        <w:t xml:space="preserve"> </w:t>
-      </w:r>
-      <w:r>
-        <w:t xml:space="preserve">ranges against the capability of the commercial equipment, and confirms that the ranges the</w:t>
-      </w:r>
-      <w:r>
-        <w:t xml:space="preserve"> </w:t>
-      </w:r>
-      <w:r>
-        <w:t xml:space="preserve">study proposes can be held at the receiving site. Statistics reviews the design, the model</w:t>
-      </w:r>
-      <w:r>
-        <w:t xml:space="preserve"> </w:t>
-      </w:r>
-      <w:r>
-        <w:t xml:space="preserve">forms and the analysis. Quality Assurance approves this plan and PCR-003, and dispositions</w:t>
-      </w:r>
-      <w:r>
-        <w:t xml:space="preserve"> </w:t>
-      </w:r>
-      <w:r>
-        <w:t xml:space="preserve">any deviation raised during execution.</w:t>
-      </w:r>
-    </w:p>
-    <w:bookmarkEnd w:id="38"/>
-    <w:bookmarkStart w:id="39" w:name="deliverables-and-schedule"/>
-    <w:p>
-      <w:pPr>
-        <w:pStyle w:val="Heading1"/>
-      </w:pPr>
-      <w:r>
-        <w:t xml:space="preserve">11. Deliverables and schedule</w:t>
-      </w:r>
-    </w:p>
-    <w:p>
-      <w:pPr>
-        <w:pStyle w:val="FirstParagraph"/>
-      </w:pPr>
-      <w:r>
-        <w:t xml:space="preserve">The deliverable is PCR-003, the process characterization report for the production</w:t>
-      </w:r>
-      <w:r>
-        <w:t xml:space="preserve"> </w:t>
-      </w:r>
-      <w:r>
-        <w:t xml:space="preserve">bioreactor, which carries the effects, the models, the operating region, the proven</w:t>
-      </w:r>
-      <w:r>
-        <w:t xml:space="preserve"> </w:t>
-      </w:r>
-      <w:r>
-        <w:t xml:space="preserve">acceptable ranges, the capability estimates and the parameter classifications, and which</w:t>
-      </w:r>
-      <w:r>
-        <w:t xml:space="preserve"> </w:t>
-      </w:r>
-      <w:r>
-        <w:t xml:space="preserve">rolls up into PCMR-001.</w:t>
-      </w:r>
-    </w:p>
-    <w:p>
-      <w:pPr>
-        <w:pStyle w:val="BodyText"/>
-      </w:pPr>
-      <w:r>
-        <w:t xml:space="preserve">The work runs in four phases, of which qualification of the scale-down model under SOP-1001</w:t>
-      </w:r>
-      <w:r>
-        <w:t xml:space="preserve"> </w:t>
-      </w:r>
-      <w:r>
-        <w:t xml:space="preserve">comes first, followed by execution and analysis of the screening design and then by</w:t>
-      </w:r>
-      <w:r>
-        <w:t xml:space="preserve"> </w:t>
-      </w:r>
-      <w:r>
-        <w:t xml:space="preserve">execution and analysis of the response-surface design. Once the analytical results for</w:t>
-      </w:r>
-      <w:r>
-        <w:t xml:space="preserve"> </w:t>
-      </w:r>
-      <w:r>
-        <w:t xml:space="preserve">every run of a phase are available, analysis of that phase begins. The univariate</w:t>
-      </w:r>
-      <w:r>
-        <w:t xml:space="preserve"> </w:t>
-      </w:r>
-      <w:r>
-        <w:t xml:space="preserve">assessments may run in parallel with either designed experiment. Because the campaign</w:t>
-      </w:r>
-      <w:r>
-        <w:t xml:space="preserve"> </w:t>
-      </w:r>
-      <w:r>
-        <w:t xml:space="preserve">schedule is held in PTP-001, no calendar dates are given here.</w:t>
-      </w:r>
-    </w:p>
-    <w:bookmarkEnd w:id="39"/>
-    <w:bookmarkStart w:id="40" w:name="risks-and-assumptions"/>
-    <w:p>
-      <w:pPr>
-        <w:pStyle w:val="Heading1"/>
-      </w:pPr>
-      <w:r>
-        <w:t xml:space="preserve">12. Risks and assumptions</w:t>
-      </w:r>
-    </w:p>
-    <w:p>
-      <w:pPr>
-        <w:pStyle w:val="FirstParagraph"/>
-      </w:pPr>
-      <w:r>
-        <w:t xml:space="preserve">The principal risk to the study is that the scale-down model does not represent the</w:t>
-      </w:r>
-      <w:r>
-        <w:t xml:space="preserve"> </w:t>
-      </w:r>
-      <w:r>
-        <w:t xml:space="preserve">commercial vessel for the attributes being modelled, and dissolved CO2 is where that risk</w:t>
-      </w:r>
-      <w:r>
-        <w:t xml:space="preserve"> </w:t>
-      </w:r>
-      <w:r>
-        <w:t xml:space="preserve">concentrates, because CO2 accumulation depends on scale and a bench vessel strips it more</w:t>
-      </w:r>
-      <w:r>
-        <w:t xml:space="preserve"> </w:t>
-      </w:r>
-      <w:r>
-        <w:t xml:space="preserve">readily than a commercial one</w:t>
-      </w:r>
-      <w:r>
-        <w:t xml:space="preserve"> </w:t>
-      </w:r>
-      <w:r>
-        <w:t xml:space="preserve">(CMC Biotech Working Group 2009)</w:t>
-      </w:r>
-      <w:r>
-        <w:t xml:space="preserve">. Including dissolved CO2 as a factor over</w:t>
-      </w:r>
-      <w:r>
-        <w:t xml:space="preserve"> </w:t>
-      </w:r>
-      <w:r>
-        <w:t xml:space="preserve">40–160 mmHg is the mitigation, since the range covers the levels a</w:t>
-      </w:r>
-      <w:r>
-        <w:t xml:space="preserve"> </w:t>
-      </w:r>
-      <w:r>
-        <w:t xml:space="preserve">commercial vessel reaches whether or not the bench vessel reaches them by the same route.</w:t>
-      </w:r>
-    </w:p>
-    <w:p>
-      <w:pPr>
-        <w:pStyle w:val="BodyText"/>
-      </w:pPr>
-      <w:r>
-        <w:t xml:space="preserve">Material supply is the second risk. Using one lot of medium and one lot of feed across the</w:t>
-      </w:r>
-      <w:r>
-        <w:t xml:space="preserve"> </w:t>
-      </w:r>
-      <w:r>
-        <w:t xml:space="preserve">campaign keeps lot variation out of the model, and it also means the study says nothing</w:t>
-      </w:r>
-      <w:r>
-        <w:t xml:space="preserve"> </w:t>
-      </w:r>
-      <w:r>
-        <w:t xml:space="preserve">about lot variation. That variation is handled by the incoming material specification and</w:t>
-      </w:r>
-      <w:r>
-        <w:t xml:space="preserve"> </w:t>
-      </w:r>
-      <w:r>
-        <w:t xml:space="preserve">by SOP-2004, and not by this study.</w:t>
-      </w:r>
-    </w:p>
-    <w:p>
-      <w:pPr>
-        <w:pStyle w:val="BodyText"/>
-      </w:pPr>
-      <w:r>
-        <w:t xml:space="preserve">Assay variability is the third risk. Where an effect is small relative to the precision of</w:t>
-      </w:r>
-      <w:r>
-        <w:t xml:space="preserve"> </w:t>
-      </w:r>
-      <w:r>
-        <w:t xml:space="preserve">the method, PCR-003 will attribute the variability to the assay and will hedge the</w:t>
-      </w:r>
-      <w:r>
-        <w:t xml:space="preserve"> </w:t>
-      </w:r>
-      <w:r>
-        <w:t xml:space="preserve">conclusion accordingly. That variability is estimated from the centre-point replicates,</w:t>
-      </w:r>
-      <w:r>
-        <w:t xml:space="preserve"> </w:t>
-      </w:r>
-      <w:r>
-        <w:t xml:space="preserve">which give the combined process and assay term such a judgement needs.</w:t>
-      </w:r>
-    </w:p>
-    <w:p>
-      <w:pPr>
-        <w:pStyle w:val="BodyText"/>
-      </w:pPr>
-      <w:r>
-        <w:t xml:space="preserve">Three assumptions are open to challenge and are stated here for that reason. Three-factor</w:t>
-      </w:r>
-      <w:r>
-        <w:t xml:space="preserve"> </w:t>
-      </w:r>
-      <w:r>
-        <w:t xml:space="preserve">and higher interactions are assumed negligible in the screening design. The model fitted to</w:t>
-      </w:r>
-      <w:r>
-        <w:t xml:space="preserve"> </w:t>
-      </w:r>
-      <w:r>
-        <w:t xml:space="preserve">the response-surface design is assumed to hold across the whole characterization region,</w:t>
-      </w:r>
-      <w:r>
-        <w:t xml:space="preserve"> </w:t>
-      </w:r>
-      <w:r>
-        <w:t xml:space="preserve">which the lack-of-fit test examines and cannot prove. Finally, the platform mechanisms in</w:t>
-      </w:r>
-      <w:r>
-        <w:t xml:space="preserve"> </w:t>
-      </w:r>
-      <w:r>
-        <w:t xml:space="preserve">§4.1 are assumed to apply to A-Mab, and the study confirms or refutes them for each of the five</w:t>
-      </w:r>
-      <w:r>
-        <w:t xml:space="preserve"> </w:t>
-      </w:r>
-      <w:r>
-        <w:t xml:space="preserve">modelled attributes.</w:t>
-      </w:r>
-    </w:p>
-    <w:bookmarkEnd w:id="40"/>
-    <w:bookmarkStart w:id="41" w:name="approvals-1"/>
-    <w:p>
-      <w:pPr>
-        <w:pStyle w:val="Heading1"/>
-      </w:pPr>
-      <w:r>
-        <w:t xml:space="preserve">13. Approvals</w:t>
-      </w:r>
-    </w:p>
-    <w:p>
-      <w:pPr>
-        <w:pStyle w:val="FirstParagraph"/>
-      </w:pPr>
-      <w:r>
-        <w:t xml:space="preserve">This plan takes effect once the functions listed in</w:t>
+        <w:t xml:space="preserve">. If screening identifies a different subset, the design will be amended before execution, the amendment will be approved by the functions listed in</w:t>
       </w:r>
       <w:r>
         <w:t xml:space="preserve"> </w:t>
@@ -6835,183 +5696,30 @@
         </w:r>
       </w:hyperlink>
       <w:r>
+        <w:t xml:space="preserve">, and it will be reported in PCR-003 with the screening result that prompted it.</w:t>
+      </w:r>
+    </w:p>
+    <w:bookmarkEnd w:id="34"/>
+    <w:bookmarkStart w:id="35" w:name="univariate-assessment"/>
+    <w:p>
+      <w:pPr>
+        <w:pStyle w:val="Heading2"/>
+      </w:pPr>
+      <w:r>
+        <w:t xml:space="preserve">6.4 Univariate assessment</w:t>
+      </w:r>
+    </w:p>
+    <w:p>
+      <w:pPr>
+        <w:pStyle w:val="FirstParagraph"/>
+      </w:pPr>
+      <w:r>
+        <w:t xml:space="preserve">4 parameters will be assessed one at a time. They are Dissolved oxygen, Initial viable cell conc., Basal medium concentration, Nutrient feed-1 volume. Each will be run at the low edge and the high edge of its characterization range, with every other parameter of</w:t>
+      </w:r>
+      <w:r>
         <w:t xml:space="preserve"> </w:t>
       </w:r>
-      <w:r>
-        <w:t xml:space="preserve">have approved it. Execution</w:t>
-      </w:r>
-      <w:r>
-        <w:t xml:space="preserve"> </w:t>
-      </w:r>
-      <w:r>
-        <w:t xml:space="preserve">begins after that approval and after the scale-down model qualification report is approved.</w:t>
-      </w:r>
-      <w:r>
-        <w:t xml:space="preserve"> </w:t>
-      </w:r>
-      <w:r>
-        <w:t xml:space="preserve">Any change before execution is complete will be issued as a revision of this plan and</w:t>
-      </w:r>
-      <w:r>
-        <w:t xml:space="preserve"> </w:t>
-      </w:r>
-      <w:r>
-        <w:t xml:space="preserve">approved by the same functions.</w:t>
-      </w:r>
-    </w:p>
-    <w:bookmarkEnd w:id="41"/>
-    <w:bookmarkStart w:id="48" w:name="references"/>
-    <w:p>
-      <w:pPr>
-        <w:pStyle w:val="Heading1"/>
-      </w:pPr>
-      <w:r>
-        <w:t xml:space="preserve">References</w:t>
-      </w:r>
-    </w:p>
-    <w:bookmarkStart w:id="47" w:name="refs"/>
-    <w:bookmarkStart w:id="42" w:name="ref-amab2009"/>
-    <w:p>
-      <w:pPr>
-        <w:pStyle w:val="Bibliography"/>
-      </w:pPr>
-      <w:r>
-        <w:t xml:space="preserve">CMC Biotech Working Group. 2009.</w:t>
-      </w:r>
-      <w:r>
-        <w:t xml:space="preserve"> </w:t>
-      </w:r>
-      <w:r>
-        <w:rPr>
-          <w:i/>
-          <w:iCs/>
-        </w:rPr>
-        <w:t xml:space="preserve">A-Mab: A Case Study in Bioprocess Development</w:t>
-      </w:r>
-      <w:r>
-        <w:t xml:space="preserve">. CASSS.</w:t>
-      </w:r>
-    </w:p>
-    <w:bookmarkEnd w:id="42"/>
-    <w:bookmarkStart w:id="43" w:name="ref-ichq8"/>
-    <w:p>
-      <w:pPr>
-        <w:pStyle w:val="Bibliography"/>
-      </w:pPr>
-      <w:r>
-        <w:t xml:space="preserve">International Council for Harmonisation. 2009.</w:t>
-      </w:r>
-      <w:r>
-        <w:t xml:space="preserve"> </w:t>
-      </w:r>
-      <w:r>
-        <w:rPr>
-          <w:i/>
-          <w:iCs/>
-        </w:rPr>
-        <w:t xml:space="preserve">ICH Q8(R2): Pharmaceutical Development</w:t>
-      </w:r>
-      <w:r>
-        <w:t xml:space="preserve">. ICH.</w:t>
-      </w:r>
-    </w:p>
-    <w:bookmarkEnd w:id="43"/>
-    <w:bookmarkStart w:id="44" w:name="ref-ichq11"/>
-    <w:p>
-      <w:pPr>
-        <w:pStyle w:val="Bibliography"/>
-      </w:pPr>
-      <w:r>
-        <w:t xml:space="preserve">International Council for Harmonisation. 2012.</w:t>
-      </w:r>
-      <w:r>
-        <w:t xml:space="preserve"> </w:t>
-      </w:r>
-      <w:r>
-        <w:rPr>
-          <w:i/>
-          <w:iCs/>
-        </w:rPr>
-        <w:t xml:space="preserve">ICH Q11: Development and Manufacture of Drug Substances</w:t>
-      </w:r>
-      <w:r>
-        <w:t xml:space="preserve">. ICH.</w:t>
-      </w:r>
-    </w:p>
-    <w:bookmarkEnd w:id="44"/>
-    <w:bookmarkStart w:id="45" w:name="ref-ichq9"/>
-    <w:p>
-      <w:pPr>
-        <w:pStyle w:val="Bibliography"/>
-      </w:pPr>
-      <w:r>
-        <w:t xml:space="preserve">International Council for Harmonisation. 2023.</w:t>
-      </w:r>
-      <w:r>
-        <w:t xml:space="preserve"> </w:t>
-      </w:r>
-      <w:r>
-        <w:rPr>
-          <w:i/>
-          <w:iCs/>
-        </w:rPr>
-        <w:t xml:space="preserve">ICH Q9(R1): Quality Risk Management</w:t>
-      </w:r>
-      <w:r>
-        <w:t xml:space="preserve">. ICH.</w:t>
-      </w:r>
-    </w:p>
-    <w:bookmarkEnd w:id="45"/>
-    <w:bookmarkStart w:id="46" w:name="ref-fda2011"/>
-    <w:p>
-      <w:pPr>
-        <w:pStyle w:val="Bibliography"/>
-      </w:pPr>
-      <w:r>
-        <w:t xml:space="preserve">U.S. Food and Drug Administration. 2011.</w:t>
-      </w:r>
-      <w:r>
-        <w:t xml:space="preserve"> </w:t>
-      </w:r>
-      <w:r>
-        <w:rPr>
-          <w:i/>
-          <w:iCs/>
-        </w:rPr>
-        <w:t xml:space="preserve">Guidance for Industry: Process Validation — General Principles and Practices</w:t>
-      </w:r>
-      <w:r>
-        <w:t xml:space="preserve">. FDA.</w:t>
-      </w:r>
-    </w:p>
-    <w:bookmarkEnd w:id="46"/>
-    <w:bookmarkEnd w:id="47"/>
-    <w:p>
-      <w:r>
-        <w:br w:type="page"/>
-      </w:r>
-    </w:p>
-    <w:bookmarkEnd w:id="48"/>
-    <w:bookmarkStart w:id="50" w:name="X7149527b81b82ac7e9fc876cc411d0dd5d45eb6"/>
-    <w:p>
-      <w:pPr>
-        <w:pStyle w:val="Heading1"/>
-      </w:pPr>
-      <w:r>
-        <w:t xml:space="preserve">Appendix A — Planned screening design matrix</w:t>
-      </w:r>
-    </w:p>
-    <w:p>
-      <w:pPr>
-        <w:pStyle w:val="FirstParagraph"/>
-      </w:pPr>
-      <w:r>
-        <w:t xml:space="preserve">The planned screening matrix is given in</w:t>
-      </w:r>
-      <w:r>
-        <w:t xml:space="preserve"> </w:t>
-      </w:r>
-      <w:hyperlink w:anchor="tbl-scr">
+      <w:hyperlink w:anchor="tbl-params">
         <w:r>
           <w:rPr>
             <w:rStyle w:val="Hyperlink"/>
@@ -7020,18 +5728,310 @@
         </w:r>
       </w:hyperlink>
       <w:r>
-        <w:t xml:space="preserve">, in coded form. The letter codes are</w:t>
-      </w:r>
-      <w:r>
         <w:t xml:space="preserve"> </w:t>
       </w:r>
       <w:r>
-        <w:t xml:space="preserve">those of</w:t>
+        <w:t xml:space="preserve">held at its set-point, and the harvest will be assayed for the 5 responses and for the two impurity attributes.</w:t>
+      </w:r>
+    </w:p>
+    <w:p>
+      <w:pPr>
+        <w:pStyle w:val="BodyText"/>
+      </w:pPr>
+      <w:r>
+        <w:t xml:space="preserve">This design cannot determine whether the effect of one of these parameters depends on the level of another parameter</w:t>
       </w:r>
       <w:r>
         <w:t xml:space="preserve"> </w:t>
       </w:r>
-      <w:hyperlink w:anchor="tbl-legend">
+      <w:r>
+        <w:t xml:space="preserve">(International Council for Harmonisation 2009)</w:t>
+      </w:r>
+      <w:r>
+        <w:t xml:space="preserve">. The range it supports for each parameter is therefore conditioned on the other parameters sitting at their set-points, and the report will state that condition where it states the range. The condition is accepted for these 4 parameters because each of them raises or lowers the number of viable cells and the amount of antibody they make, and because the nutrient feed holds the nucleotide sugar precursors in excess across the ranges studied, so none of them changes the rate of a Golgi enzyme at a fixed culture age. If a univariate assessment shows an effect on a quality attribute that the mechanism does not account for, the parameter will be carried into a multivariate study and the plan amended.</w:t>
+      </w:r>
+    </w:p>
+    <w:bookmarkEnd w:id="35"/>
+    <w:bookmarkEnd w:id="36"/>
+    <w:bookmarkStart w:id="37" w:name="acceptance-and-decision-criteria"/>
+    <w:p>
+      <w:pPr>
+        <w:pStyle w:val="Heading1"/>
+      </w:pPr>
+      <w:r>
+        <w:t xml:space="preserve">7. Acceptance and decision criteria</w:t>
+      </w:r>
+    </w:p>
+    <w:p>
+      <w:pPr>
+        <w:pStyle w:val="FirstParagraph"/>
+      </w:pPr>
+      <w:r>
+        <w:t xml:space="preserve">This section states the rules by which the study will be judged. The rules are fixed before the data exist, and any change to them after execution begins will be recorded as an amendment to this plan.</w:t>
+      </w:r>
+    </w:p>
+    <w:p>
+      <w:pPr>
+        <w:pStyle w:val="BodyText"/>
+      </w:pPr>
+      <w:r>
+        <w:t xml:space="preserve">The scale-down model will be considered qualified when the comparison described in §5.1 shows no statistically significant difference between the scale-down runs and the at-scale data for the compared attributes, at a significance level of p &lt; 0.05. If a difference is found, the source of the difference will be investigated before any characterization run is executed, and the model will be modified or the affected attribute excluded from the claims made on the model.</w:t>
+      </w:r>
+    </w:p>
+    <w:p>
+      <w:pPr>
+        <w:pStyle w:val="BodyText"/>
+      </w:pPr>
+      <w:r>
+        <w:t xml:space="preserve">A run will be accepted into the analysis when it was executed within the tolerances of SOP-2003 for the parameters not being varied and when the harvest samples met the acceptance criteria of the analytical methods. A run that fails either condition will be recorded as a deviation, investigated, and either repeated or dispositioned with a documented impact assessment. A study whose design is invalidated by a deviation will be re-executed in full on material that meets the input specifications for the step, and the invalidated dataset will be retained and referenced in PCR-003 without being analysed.</w:t>
+      </w:r>
+    </w:p>
+    <w:p>
+      <w:pPr>
+        <w:pStyle w:val="BodyText"/>
+      </w:pPr>
+      <w:r>
+        <w:t xml:space="preserve">A response surface model will be considered adequate for prediction when the lack of fit test of §5.5 does not reject at p &lt; 0.05 against the pure error from the centre points, when the predicted coefficient of determination tracks the adjusted coefficient, and when the residual diagnostics show no structure in the residuals and no departure from normality. A model that fails any of these will not be used to define an operating region or a range. It will be reduced, or the design augmented, and the revised model reported with the reason for the revision. No numeric threshold for the coefficient of determination is set in this plan, because the value that constitutes adequacy depends on the noise of the response, and the lack of fit test measures adequacy against that noise directly.</w:t>
+      </w:r>
+    </w:p>
+    <w:p>
+      <w:pPr>
+        <w:pStyle w:val="BodyText"/>
+      </w:pPr>
+      <w:r>
+        <w:t xml:space="preserve">An effect will be called significant when its term is significant at p &lt; 0.05. Significance alone does not make an effect important. An effect will be called practically important when the predicted change in the response across the characterization range is large relative to the width of the acceptance criterion for that attribute in</w:t>
+      </w:r>
+      <w:r>
+        <w:t xml:space="preserve"> </w:t>
+      </w:r>
+      <w:hyperlink w:anchor="tbl-cqa">
+        <w:r>
+          <w:rPr>
+            <w:rStyle w:val="Hyperlink"/>
+          </w:rPr>
+          <w:t xml:space="preserve">Table 5</w:t>
+        </w:r>
+      </w:hyperlink>
+      <w:r>
+        <w:t xml:space="preserve">. An effect that is significant but not practically important will be reported as such, with both quantities given.</w:t>
+      </w:r>
+    </w:p>
+    <w:p>
+      <w:pPr>
+        <w:pStyle w:val="BodyText"/>
+      </w:pPr>
+      <w:r>
+        <w:t xml:space="preserve">An operating region will be declared over the well controlled parameters where the response surface models predict that every modelled attribute in</w:t>
+      </w:r>
+      <w:r>
+        <w:t xml:space="preserve"> </w:t>
+      </w:r>
+      <w:hyperlink w:anchor="tbl-cqa">
+        <w:r>
+          <w:rPr>
+            <w:rStyle w:val="Hyperlink"/>
+          </w:rPr>
+          <w:t xml:space="preserve">Table 5</w:t>
+        </w:r>
+      </w:hyperlink>
+      <w:r>
+        <w:t xml:space="preserve"> </w:t>
+      </w:r>
+      <w:r>
+        <w:t xml:space="preserve">meets its acceptance criterion. The region will be declared only over the parameters that were varied in the response surface design, and only within the characterization ranges of</w:t>
+      </w:r>
+      <w:r>
+        <w:t xml:space="preserve"> </w:t>
+      </w:r>
+      <w:hyperlink w:anchor="tbl-params">
+        <w:r>
+          <w:rPr>
+            <w:rStyle w:val="Hyperlink"/>
+          </w:rPr>
+          <w:t xml:space="preserve">Table 7</w:t>
+        </w:r>
+      </w:hyperlink>
+      <w:r>
+        <w:t xml:space="preserve">. The normal operating ranges must lie inside the declared region. If they do not, the operating region will be reported as it is found and the normal operating range narrowed until it fits inside.</w:t>
+      </w:r>
+    </w:p>
+    <w:p>
+      <w:pPr>
+        <w:pStyle w:val="BodyText"/>
+      </w:pPr>
+      <w:r>
+        <w:t xml:space="preserve">A proven acceptable range will be established for each parameter against each attribute whose fitted model contains a significant term in that parameter, by the analyses set out in §8. The plan is met for a parameter when such a range is established and the normal operating range lies inside it for every one of those attributes.</w:t>
+      </w:r>
+    </w:p>
+    <w:p>
+      <w:pPr>
+        <w:pStyle w:val="BodyText"/>
+      </w:pPr>
+      <w:r>
+        <w:t xml:space="preserve">Each parameter will be classified under SOP-4001 from the effects demonstrated in these studies and from the risk that routine operation moves it outside the region in which those effects are acceptable</w:t>
+      </w:r>
+      <w:r>
+        <w:t xml:space="preserve"> </w:t>
+      </w:r>
+      <w:r>
+        <w:t xml:space="preserve">(CMC Biotech Working Group 2009)</w:t>
+      </w:r>
+      <w:r>
+        <w:t xml:space="preserve">. A parameter whose variability affects a critical quality attribute is a critical process parameter or a well controlled critical process parameter, and the distinction between the two rests on the risk of falling outside the design space rather than on the size of the effect. A parameter that affects process performance without affecting a quality attribute is a key process parameter. A parameter with no demonstrated effect on either is a general process parameter.</w:t>
+      </w:r>
+    </w:p>
+    <w:p>
+      <w:pPr>
+        <w:pStyle w:val="BodyText"/>
+      </w:pPr>
+      <w:r>
+        <w:t xml:space="preserve">Capability will be reported for each attribute as described in §5.5. No numeric capability threshold is set here. The report will state the Cpk for each attribute with its margin to the limit, and will name the attribute whose capability is tightest.</w:t>
+      </w:r>
+    </w:p>
+    <w:p>
+      <w:pPr>
+        <w:pStyle w:val="BodyText"/>
+      </w:pPr>
+      <w:r>
+        <w:t xml:space="preserve">The study as a whole will be considered complete when the scale-down model is qualified, when an adequate model exists for every modelled response or the reason for its absence is reported, when an operating region containing the normal operating ranges is defined, when a proven acceptable range is established for every parameter and every attribute its model shows it changes, and when every parameter of</w:t>
+      </w:r>
+      <w:r>
+        <w:t xml:space="preserve"> </w:t>
+      </w:r>
+      <w:hyperlink w:anchor="tbl-params">
+        <w:r>
+          <w:rPr>
+            <w:rStyle w:val="Hyperlink"/>
+          </w:rPr>
+          <w:t xml:space="preserve">Table 7</w:t>
+        </w:r>
+      </w:hyperlink>
+      <w:r>
+        <w:t xml:space="preserve"> </w:t>
+      </w:r>
+      <w:r>
+        <w:t xml:space="preserve">is classified.</w:t>
+      </w:r>
+    </w:p>
+    <w:bookmarkEnd w:id="37"/>
+    <w:bookmarkStart w:id="38" w:name="X6e399b04be57e9d5f909b4238f9408193405dfd"/>
+    <w:p>
+      <w:pPr>
+        <w:pStyle w:val="Heading1"/>
+      </w:pPr>
+      <w:r>
+        <w:t xml:space="preserve">8. Proven acceptable ranges (planned analysis)</w:t>
+      </w:r>
+    </w:p>
+    <w:p>
+      <w:pPr>
+        <w:pStyle w:val="FirstParagraph"/>
+      </w:pPr>
+      <w:r>
+        <w:t xml:space="preserve">A proven acceptable range is the range of a parameter over which the attribute in question is shown by supportive data to remain acceptable</w:t>
+      </w:r>
+      <w:r>
+        <w:t xml:space="preserve"> </w:t>
+      </w:r>
+      <w:r>
+        <w:t xml:space="preserve">(International Council for Harmonisation 2009)</w:t>
+      </w:r>
+      <w:r>
+        <w:t xml:space="preserve">. This section states how those ranges will be derived, against what criterion, and how they will be reported.</w:t>
+      </w:r>
+    </w:p>
+    <w:p>
+      <w:pPr>
+        <w:pStyle w:val="BodyText"/>
+      </w:pPr>
+      <w:r>
+        <w:t xml:space="preserve">The criterion applied to each response is the criterion that the output of this step must meet. For an attribute that the downstream train neither clears nor modifies, that criterion is the drug substance acceptance criterion in</w:t>
+      </w:r>
+      <w:r>
+        <w:t xml:space="preserve"> </w:t>
+      </w:r>
+      <w:hyperlink w:anchor="tbl-cqa">
+        <w:r>
+          <w:rPr>
+            <w:rStyle w:val="Hyperlink"/>
+          </w:rPr>
+          <w:t xml:space="preserve">Table 5</w:t>
+        </w:r>
+      </w:hyperlink>
+      <w:r>
+        <w:t xml:space="preserve">, because the level leaving the bioreactor is the level presented at release. For an attribute that the downstream train does clear, an in-process limit applies at this step, derived from the drug substance criterion and the clearance the downstream steps deliver, with a margin held between the two so that the drug substance does not depend on every downstream step delivering its nominal clearance exactly. The criterion used for each response, and which of the two bases it came from, will be stated in PCR-003 beside the range it produced.</w:t>
+      </w:r>
+    </w:p>
+    <w:p>
+      <w:pPr>
+        <w:pStyle w:val="BodyText"/>
+      </w:pPr>
+      <w:r>
+        <w:t xml:space="preserve">Two analyses will be run for each pairing of an attribute with a parameter. The first holds the other factors at the set-points in</w:t>
+      </w:r>
+      <w:r>
+        <w:t xml:space="preserve"> </w:t>
+      </w:r>
+      <w:hyperlink w:anchor="tbl-params">
+        <w:r>
+          <w:rPr>
+            <w:rStyle w:val="Hyperlink"/>
+          </w:rPr>
+          <w:t xml:space="preserve">Table 7</w:t>
+        </w:r>
+      </w:hyperlink>
+      <w:r>
+        <w:t xml:space="preserve"> </w:t>
+      </w:r>
+      <w:r>
+        <w:t xml:space="preserve">and scans the parameter of interest across the full characterization range, evaluating the fitted response-surface model at 81 grid points. The second propagates the variation of the other factors, drawing 2000 sets of settings from within their normal operating ranges at each of the same grid points and evaluating the fitted model at each draw. The first analysis answers what the parameter does on its own. The second lets the other factors move as they move in routine operation, so the interaction terms of the fitted model contribute to the predicted level at every grid point.</w:t>
+      </w:r>
+    </w:p>
+    <w:p>
+      <w:pPr>
+        <w:pStyle w:val="BodyText"/>
+      </w:pPr>
+      <w:r>
+        <w:t xml:space="preserve">In both analyses the proven acceptable range is the contiguous interval of the parameter, containing the set-point, over which the criterion is met. An interval that is met at the set-point but broken elsewhere in the characterization range will be reported as the contiguous interval, and the break will be described where it occurs. Where the criterion is met across the whole characterization range, the proven acceptable range is that range, and its edges are the edges of the study.</w:t>
+      </w:r>
+    </w:p>
+    <w:p>
+      <w:pPr>
+        <w:pStyle w:val="BodyText"/>
+      </w:pPr>
+      <w:r>
+        <w:t xml:space="preserve">Each proven acceptable range will be reported in a table, per attribute and per parameter, giving the characterization range, the criterion, the range obtained at the set-points and the range obtained under normal operating range propagation. For each modelled attribute, the parameter with the largest main effect on it will also be plotted against it, with the acceptable region shaded green, the set-point marked and the normal operating range marked. The plot shows how far the predicted level sits from the criterion at the set-point and at each edge of the normal operating range.</w:t>
+      </w:r>
+    </w:p>
+    <w:p>
+      <w:pPr>
+        <w:pStyle w:val="BodyText"/>
+      </w:pPr>
+      <w:r>
+        <w:t xml:space="preserve">A proven acceptable range is univariate in the parameter it names. The operating region declared under §7 is the multivariate region over which every modelled attribute is acceptable at once, and it is not the product of the individual proven acceptable ranges. Where the two differ, the difference is the effect of the interactions, and the report will say so.</w:t>
+      </w:r>
+    </w:p>
+    <w:bookmarkEnd w:id="38"/>
+    <w:bookmarkStart w:id="39" w:name="data-management-and-integrity"/>
+    <w:p>
+      <w:pPr>
+        <w:pStyle w:val="Heading1"/>
+      </w:pPr>
+      <w:r>
+        <w:t xml:space="preserve">9. Data management and integrity</w:t>
+      </w:r>
+    </w:p>
+    <w:p>
+      <w:pPr>
+        <w:pStyle w:val="FirstParagraph"/>
+      </w:pPr>
+      <w:r>
+        <w:t xml:space="preserve">All data generated under this plan will be recorded so that they are attributable, legible, contemporaneous, original and accurate, and so that they remain complete, consistent, enduring and available. Run records will be captured in the validated electronic batch record system, and analytical results will be reported from the validated methods of</w:t>
+      </w:r>
+      <w:r>
+        <w:t xml:space="preserve"> </w:t>
+      </w:r>
+      <w:hyperlink w:anchor="tbl-amv">
         <w:r>
           <w:rPr>
             <w:rStyle w:val="Hyperlink"/>
@@ -7040,33 +6040,83 @@
         </w:r>
       </w:hyperlink>
       <w:r>
-        <w:t xml:space="preserve">, and the coded levels −1, 0 and +1 correspond to the low edge, the</w:t>
-      </w:r>
-      <w:r>
         <w:t xml:space="preserve"> </w:t>
       </w:r>
       <w:r>
-        <w:t xml:space="preserve">set-point and the high edge of each characterization range in</w:t>
+        <w:t xml:space="preserve">with their audit trail intact. Raw instrument data will be retained in the form in which the instrument produced them.</w:t>
+      </w:r>
+    </w:p>
+    <w:p>
+      <w:pPr>
+        <w:pStyle w:val="BodyText"/>
+      </w:pPr>
+      <w:r>
+        <w:t xml:space="preserve">The designs will be generated, randomized and analysed under SOP-1002. The design file, the raw response data and the analysis script for each design will be retained together, so that every table and figure in PCR-003 can be traced back to the runs that produced it. Any exclusion of a run from an analysis will be documented with its justification before the analysis is re-run.</w:t>
+      </w:r>
+    </w:p>
+    <w:p>
+      <w:pPr>
+        <w:pStyle w:val="BodyText"/>
+      </w:pPr>
+      <w:r>
+        <w:t xml:space="preserve">Instruments used to set or measure a studied parameter will have their calibration verified before execution and confirmed after it. A calibration failure found after execution will be treated as a deviation, and the impact on the runs performed since the last successful verification will be assessed and reported.</w:t>
+      </w:r>
+    </w:p>
+    <w:p>
+      <w:pPr>
+        <w:pStyle w:val="BodyText"/>
+      </w:pPr>
+      <w:r>
+        <w:t xml:space="preserve">All data and analyses will be subject to second person review before they are used in PCR-003. The reviewer will confirm that the recorded settings match the design, that the reported results match the raw data, and that the analysis follows §5.5 of this plan.</w:t>
+      </w:r>
+    </w:p>
+    <w:bookmarkEnd w:id="39"/>
+    <w:bookmarkStart w:id="41" w:name="roles-and-responsibilities"/>
+    <w:p>
+      <w:pPr>
+        <w:pStyle w:val="Heading1"/>
+      </w:pPr>
+      <w:r>
+        <w:t xml:space="preserve">10. Roles and responsibilities</w:t>
+      </w:r>
+    </w:p>
+    <w:p>
+      <w:pPr>
+        <w:pStyle w:val="FirstParagraph"/>
+      </w:pPr>
+      <w:r>
+        <w:t xml:space="preserve">The functions in</w:t>
       </w:r>
       <w:r>
         <w:t xml:space="preserve"> </w:t>
       </w:r>
-      <w:hyperlink w:anchor="tbl-params">
+      <w:hyperlink w:anchor="tbl-roles">
         <w:r>
           <w:rPr>
             <w:rStyle w:val="Hyperlink"/>
           </w:rPr>
-          <w:t xml:space="preserve">Table 5</w:t>
+          <w:t xml:space="preserve">Table 9</w:t>
         </w:r>
       </w:hyperlink>
       <w:r>
-        <w:t xml:space="preserve">. Response columns</w:t>
-      </w:r>
-      <w:r>
         <w:t xml:space="preserve"> </w:t>
       </w:r>
       <w:r>
-        <w:t xml:space="preserve">are absent because no run has been executed.</w:t>
+        <w:t xml:space="preserve">carry the responsibilities listed against them. The approval of this plan by those functions is recorded in</w:t>
+      </w:r>
+      <w:r>
+        <w:t xml:space="preserve"> </w:t>
+      </w:r>
+      <w:hyperlink w:anchor="tbl-appr">
+        <w:r>
+          <w:rPr>
+            <w:rStyle w:val="Hyperlink"/>
+          </w:rPr>
+          <w:t xml:space="preserve">Table 1</w:t>
+        </w:r>
+      </w:hyperlink>
+      <w:r>
+        <w:t xml:space="preserve">.</w:t>
       </w:r>
     </w:p>
     <w:tbl>
@@ -7082,7 +6132,7 @@
       <w:tr>
         <w:tc>
           <w:tcPr/>
-          <w:bookmarkStart w:id="49" w:name="tbl-scr"/>
+          <w:bookmarkStart w:id="40" w:name="tbl-roles"/>
           <w:p>
             <w:pPr>
               <w:jc w:val="center"/>
@@ -7093,7 +6143,755 @@
               <w:pStyle w:val="ImageCaption"/>
             </w:pPr>
             <w:r>
-              <w:t xml:space="preserve">Table 7: Planned screening design matrix, coded.</w:t>
+              <w:t xml:space="preserve">Table 9: Functions and their responsibilities for this study.</w:t>
+            </w:r>
+          </w:p>
+          <w:tbl>
+            <w:tblPr>
+              <w:tblStyle w:val="Table"/>
+              <w:tblW w:type="pct" w:w="5000"/>
+              <w:tblLayout w:type="fixed"/>
+              <w:tblLook w:firstRow="1" w:lastRow="0" w:firstColumn="0" w:lastColumn="0" w:noHBand="0" w:noVBand="0" w:val="0020"/>
+            </w:tblPr>
+            <w:tblGrid>
+              <w:gridCol w:w="3960"/>
+              <w:gridCol w:w="3960"/>
+            </w:tblGrid>
+            <w:tr>
+              <w:trPr>
+                <w:tblHeader w:val="on"/>
+              </w:trPr>
+              <w:tc>
+                <w:tcPr/>
+                <w:p>
+                  <w:pPr>
+                    <w:pStyle w:val="Compact"/>
+                    <w:jc w:val="center"/>
+                  </w:pPr>
+                  <w:r>
+                    <w:t xml:space="preserve">Function</w:t>
+                  </w:r>
+                </w:p>
+              </w:tc>
+              <w:tc>
+                <w:tcPr/>
+                <w:p>
+                  <w:pPr>
+                    <w:pStyle w:val="Compact"/>
+                    <w:jc w:val="center"/>
+                  </w:pPr>
+                  <w:r>
+                    <w:t xml:space="preserve">Responsibility</w:t>
+                  </w:r>
+                </w:p>
+              </w:tc>
+            </w:tr>
+            <w:tr>
+              <w:tc>
+                <w:tcPr/>
+                <w:p>
+                  <w:pPr>
+                    <w:pStyle w:val="Compact"/>
+                    <w:jc w:val="center"/>
+                  </w:pPr>
+                  <w:r>
+                    <w:t xml:space="preserve">Process Development / MSAT</w:t>
+                  </w:r>
+                </w:p>
+              </w:tc>
+              <w:tc>
+                <w:tcPr/>
+                <w:p>
+                  <w:pPr>
+                    <w:pStyle w:val="Compact"/>
+                    <w:jc w:val="center"/>
+                  </w:pPr>
+                  <w:r>
+                    <w:t xml:space="preserve">Owns this plan. Executes the studies on the scale-down model, analyses the data and writes PCR-003.</w:t>
+                  </w:r>
+                </w:p>
+              </w:tc>
+            </w:tr>
+            <w:tr>
+              <w:tc>
+                <w:tcPr/>
+                <w:p>
+                  <w:pPr>
+                    <w:pStyle w:val="Compact"/>
+                    <w:jc w:val="center"/>
+                  </w:pPr>
+                  <w:r>
+                    <w:t xml:space="preserve">Manufacturing Science</w:t>
+                  </w:r>
+                </w:p>
+              </w:tc>
+              <w:tc>
+                <w:tcPr/>
+                <w:p>
+                  <w:pPr>
+                    <w:pStyle w:val="Compact"/>
+                    <w:jc w:val="center"/>
+                  </w:pPr>
+                  <w:r>
+                    <w:t xml:space="preserve">Confirms that the scale-down conditions and the set-points represent commercial operation, and reviews the operating region against the control capability of the commercial equipment.</w:t>
+                  </w:r>
+                </w:p>
+              </w:tc>
+            </w:tr>
+            <w:tr>
+              <w:tc>
+                <w:tcPr/>
+                <w:p>
+                  <w:pPr>
+                    <w:pStyle w:val="Compact"/>
+                    <w:jc w:val="center"/>
+                  </w:pPr>
+                  <w:r>
+                    <w:t xml:space="preserve">Analytical Development</w:t>
+                  </w:r>
+                </w:p>
+              </w:tc>
+              <w:tc>
+                <w:tcPr/>
+                <w:p>
+                  <w:pPr>
+                    <w:pStyle w:val="Compact"/>
+                    <w:jc w:val="center"/>
+                  </w:pPr>
+                  <w:r>
+                    <w:t xml:space="preserve">Provides the validated methods, releases the analytical data, and assesses method performance where a result falls near an acceptance criterion.</w:t>
+                  </w:r>
+                </w:p>
+              </w:tc>
+            </w:tr>
+            <w:tr>
+              <w:tc>
+                <w:tcPr/>
+                <w:p>
+                  <w:pPr>
+                    <w:pStyle w:val="Compact"/>
+                    <w:jc w:val="center"/>
+                  </w:pPr>
+                  <w:r>
+                    <w:t xml:space="preserve">Statistics</w:t>
+                  </w:r>
+                </w:p>
+              </w:tc>
+              <w:tc>
+                <w:tcPr/>
+                <w:p>
+                  <w:pPr>
+                    <w:pStyle w:val="Compact"/>
+                    <w:jc w:val="center"/>
+                  </w:pPr>
+                  <w:r>
+                    <w:t xml:space="preserve">Approves the designs before execution, performs or reviews the model fitting and the capability simulation, and confirms model adequacy against §7.</w:t>
+                  </w:r>
+                </w:p>
+              </w:tc>
+            </w:tr>
+            <w:tr>
+              <w:tc>
+                <w:tcPr/>
+                <w:p>
+                  <w:pPr>
+                    <w:pStyle w:val="Compact"/>
+                    <w:jc w:val="center"/>
+                  </w:pPr>
+                  <w:r>
+                    <w:t xml:space="preserve">Quality Assurance</w:t>
+                  </w:r>
+                </w:p>
+              </w:tc>
+              <w:tc>
+                <w:tcPr/>
+                <w:p>
+                  <w:pPr>
+                    <w:pStyle w:val="Compact"/>
+                    <w:jc w:val="center"/>
+                  </w:pPr>
+                  <w:r>
+                    <w:t xml:space="preserve">Approves this plan and PCR-003, and dispositions any deviation raised during execution.</w:t>
+                  </w:r>
+                </w:p>
+              </w:tc>
+            </w:tr>
+          </w:tbl>
+          <w:bookmarkEnd w:id="40"/>
+          <w:p/>
+        </w:tc>
+      </w:tr>
+    </w:tbl>
+    <w:bookmarkEnd w:id="41"/>
+    <w:bookmarkStart w:id="43" w:name="deliverables-and-schedule"/>
+    <w:p>
+      <w:pPr>
+        <w:pStyle w:val="Heading1"/>
+      </w:pPr>
+      <w:r>
+        <w:t xml:space="preserve">11. Deliverables and schedule</w:t>
+      </w:r>
+    </w:p>
+    <w:p>
+      <w:pPr>
+        <w:pStyle w:val="FirstParagraph"/>
+      </w:pPr>
+      <w:r>
+        <w:t xml:space="preserve">The deliverable of this plan is PCR-003, the process characterization report for the production bioreactor. It will report the executed designs, the fitted models and their adequacy, the operating region, the proven acceptable ranges, the capability estimate, the classification of every parameter in</w:t>
+      </w:r>
+      <w:r>
+        <w:t xml:space="preserve"> </w:t>
+      </w:r>
+      <w:hyperlink w:anchor="tbl-params">
+        <w:r>
+          <w:rPr>
+            <w:rStyle w:val="Hyperlink"/>
+          </w:rPr>
+          <w:t xml:space="preserve">Table 7</w:t>
+        </w:r>
+      </w:hyperlink>
+      <w:r>
+        <w:t xml:space="preserve"> </w:t>
+      </w:r>
+      <w:r>
+        <w:t xml:space="preserve">and any deviation raised during execution. PCR-003 rolls up into PCMR-001, which consolidates the campaign across the whole drug substance train.</w:t>
+      </w:r>
+    </w:p>
+    <w:p>
+      <w:pPr>
+        <w:pStyle w:val="BodyText"/>
+      </w:pPr>
+      <w:hyperlink w:anchor="tbl-deliv">
+        <w:r>
+          <w:rPr>
+            <w:rStyle w:val="Hyperlink"/>
+          </w:rPr>
+          <w:t xml:space="preserve">Table 10</w:t>
+        </w:r>
+      </w:hyperlink>
+      <w:r>
+        <w:t xml:space="preserve"> </w:t>
+      </w:r>
+      <w:r>
+        <w:t xml:space="preserve">gives the sequence of activities. The screening design cannot be executed until the scale-down model is qualified, and the parameters of the response surface design are chosen from the screening result, so the phases run in the order shown. No dates are set in this plan. The schedule is held in the campaign plan under PCMP-001.</w:t>
+      </w:r>
+    </w:p>
+    <w:tbl>
+      <w:tblPr>
+        <w:tblStyle w:val="Table"/>
+        <w:tblW w:type="pct" w:w="5000"/>
+        <w:tblLayout w:type="fixed"/>
+        <w:tblLook w:firstRow="0" w:lastRow="0" w:firstColumn="0" w:lastColumn="0" w:noHBand="0" w:noVBand="0" w:val="0000"/>
+      </w:tblPr>
+      <w:tblGrid>
+        <w:gridCol w:w="7920"/>
+      </w:tblGrid>
+      <w:tr>
+        <w:tc>
+          <w:tcPr/>
+          <w:bookmarkStart w:id="42" w:name="tbl-deliv"/>
+          <w:p>
+            <w:pPr>
+              <w:jc w:val="center"/>
+            </w:pPr>
+            <w:pPr>
+              <w:jc w:val="left"/>
+              <w:spacing w:before="200"/>
+              <w:pStyle w:val="ImageCaption"/>
+            </w:pPr>
+            <w:r>
+              <w:t xml:space="preserve">Table 10: Planned phases and their outputs.</w:t>
+            </w:r>
+          </w:p>
+          <w:tbl>
+            <w:tblPr>
+              <w:tblStyle w:val="Table"/>
+              <w:tblW w:type="pct" w:w="5000"/>
+              <w:tblLayout w:type="fixed"/>
+              <w:tblLook w:firstRow="1" w:lastRow="0" w:firstColumn="0" w:lastColumn="0" w:noHBand="0" w:noVBand="0" w:val="0020"/>
+            </w:tblPr>
+            <w:tblGrid>
+              <w:gridCol w:w="2640"/>
+              <w:gridCol w:w="2640"/>
+              <w:gridCol w:w="2640"/>
+            </w:tblGrid>
+            <w:tr>
+              <w:trPr>
+                <w:tblHeader w:val="on"/>
+              </w:trPr>
+              <w:tc>
+                <w:tcPr/>
+                <w:p>
+                  <w:pPr>
+                    <w:pStyle w:val="Compact"/>
+                    <w:jc w:val="center"/>
+                  </w:pPr>
+                  <w:r>
+                    <w:t xml:space="preserve">Phase</w:t>
+                  </w:r>
+                </w:p>
+              </w:tc>
+              <w:tc>
+                <w:tcPr/>
+                <w:p>
+                  <w:pPr>
+                    <w:pStyle w:val="Compact"/>
+                    <w:jc w:val="center"/>
+                  </w:pPr>
+                  <w:r>
+                    <w:t xml:space="preserve">Activity</w:t>
+                  </w:r>
+                </w:p>
+              </w:tc>
+              <w:tc>
+                <w:tcPr/>
+                <w:p>
+                  <w:pPr>
+                    <w:pStyle w:val="Compact"/>
+                    <w:jc w:val="center"/>
+                  </w:pPr>
+                  <w:r>
+                    <w:t xml:space="preserve">Output</w:t>
+                  </w:r>
+                </w:p>
+              </w:tc>
+            </w:tr>
+            <w:tr>
+              <w:tc>
+                <w:tcPr/>
+                <w:p>
+                  <w:pPr>
+                    <w:pStyle w:val="Compact"/>
+                    <w:jc w:val="center"/>
+                  </w:pPr>
+                  <w:r>
+                    <w:t xml:space="preserve">1</w:t>
+                  </w:r>
+                </w:p>
+              </w:tc>
+              <w:tc>
+                <w:tcPr/>
+                <w:p>
+                  <w:pPr>
+                    <w:pStyle w:val="Compact"/>
+                    <w:jc w:val="center"/>
+                  </w:pPr>
+                  <w:r>
+                    <w:t xml:space="preserve">Qualification of the scale-down bioreactor model against at-scale data</w:t>
+                  </w:r>
+                </w:p>
+              </w:tc>
+              <w:tc>
+                <w:tcPr/>
+                <w:p>
+                  <w:pPr>
+                    <w:pStyle w:val="Compact"/>
+                    <w:jc w:val="center"/>
+                  </w:pPr>
+                  <w:r>
+                    <w:t xml:space="preserve">Qualification record, referenced in PCR-003</w:t>
+                  </w:r>
+                </w:p>
+              </w:tc>
+            </w:tr>
+            <w:tr>
+              <w:tc>
+                <w:tcPr/>
+                <w:p>
+                  <w:pPr>
+                    <w:pStyle w:val="Compact"/>
+                    <w:jc w:val="center"/>
+                  </w:pPr>
+                  <w:r>
+                    <w:t xml:space="preserve">2</w:t>
+                  </w:r>
+                </w:p>
+              </w:tc>
+              <w:tc>
+                <w:tcPr/>
+                <w:p>
+                  <w:pPr>
+                    <w:pStyle w:val="Compact"/>
+                    <w:jc w:val="center"/>
+                  </w:pPr>
+                  <w:r>
+                    <w:t xml:space="preserve">Execution of the screening design</w:t>
+                  </w:r>
+                </w:p>
+              </w:tc>
+              <w:tc>
+                <w:tcPr/>
+                <w:p>
+                  <w:pPr>
+                    <w:pStyle w:val="Compact"/>
+                    <w:jc w:val="center"/>
+                  </w:pPr>
+                  <w:r>
+                    <w:t xml:space="preserve">Screening dataset and effect estimates</w:t>
+                  </w:r>
+                </w:p>
+              </w:tc>
+            </w:tr>
+            <w:tr>
+              <w:tc>
+                <w:tcPr/>
+                <w:p>
+                  <w:pPr>
+                    <w:pStyle w:val="Compact"/>
+                    <w:jc w:val="center"/>
+                  </w:pPr>
+                  <w:r>
+                    <w:t xml:space="preserve">3</w:t>
+                  </w:r>
+                </w:p>
+              </w:tc>
+              <w:tc>
+                <w:tcPr/>
+                <w:p>
+                  <w:pPr>
+                    <w:pStyle w:val="Compact"/>
+                    <w:jc w:val="center"/>
+                  </w:pPr>
+                  <w:r>
+                    <w:t xml:space="preserve">Execution of the response surface design</w:t>
+                  </w:r>
+                </w:p>
+              </w:tc>
+              <w:tc>
+                <w:tcPr/>
+                <w:p>
+                  <w:pPr>
+                    <w:pStyle w:val="Compact"/>
+                    <w:jc w:val="center"/>
+                  </w:pPr>
+                  <w:r>
+                    <w:t xml:space="preserve">Response surface dataset and fitted models</w:t>
+                  </w:r>
+                </w:p>
+              </w:tc>
+            </w:tr>
+            <w:tr>
+              <w:tc>
+                <w:tcPr/>
+                <w:p>
+                  <w:pPr>
+                    <w:pStyle w:val="Compact"/>
+                    <w:jc w:val="center"/>
+                  </w:pPr>
+                  <w:r>
+                    <w:t xml:space="preserve">4</w:t>
+                  </w:r>
+                </w:p>
+              </w:tc>
+              <w:tc>
+                <w:tcPr/>
+                <w:p>
+                  <w:pPr>
+                    <w:pStyle w:val="Compact"/>
+                    <w:jc w:val="center"/>
+                  </w:pPr>
+                  <w:r>
+                    <w:t xml:space="preserve">Execution of the univariate assessments</w:t>
+                  </w:r>
+                </w:p>
+              </w:tc>
+              <w:tc>
+                <w:tcPr/>
+                <w:p>
+                  <w:pPr>
+                    <w:pStyle w:val="Compact"/>
+                    <w:jc w:val="center"/>
+                  </w:pPr>
+                  <w:r>
+                    <w:t xml:space="preserve">Univariate dataset</w:t>
+                  </w:r>
+                </w:p>
+              </w:tc>
+            </w:tr>
+            <w:tr>
+              <w:tc>
+                <w:tcPr/>
+                <w:p>
+                  <w:pPr>
+                    <w:pStyle w:val="Compact"/>
+                    <w:jc w:val="center"/>
+                  </w:pPr>
+                  <w:r>
+                    <w:t xml:space="preserve">5</w:t>
+                  </w:r>
+                </w:p>
+              </w:tc>
+              <w:tc>
+                <w:tcPr/>
+                <w:p>
+                  <w:pPr>
+                    <w:pStyle w:val="Compact"/>
+                    <w:jc w:val="center"/>
+                  </w:pPr>
+                  <w:r>
+                    <w:t xml:space="preserve">Analysis, capability simulation and parameter classification</w:t>
+                  </w:r>
+                </w:p>
+              </w:tc>
+              <w:tc>
+                <w:tcPr/>
+                <w:p>
+                  <w:pPr>
+                    <w:pStyle w:val="Compact"/>
+                    <w:jc w:val="center"/>
+                  </w:pPr>
+                  <w:r>
+                    <w:t xml:space="preserve">Operating region, proven acceptable ranges, parameter classification</w:t>
+                  </w:r>
+                </w:p>
+              </w:tc>
+            </w:tr>
+            <w:tr>
+              <w:tc>
+                <w:tcPr/>
+                <w:p>
+                  <w:pPr>
+                    <w:pStyle w:val="Compact"/>
+                    <w:jc w:val="center"/>
+                  </w:pPr>
+                  <w:r>
+                    <w:t xml:space="preserve">6</w:t>
+                  </w:r>
+                </w:p>
+              </w:tc>
+              <w:tc>
+                <w:tcPr/>
+                <w:p>
+                  <w:pPr>
+                    <w:pStyle w:val="Compact"/>
+                    <w:jc w:val="center"/>
+                  </w:pPr>
+                  <w:r>
+                    <w:t xml:space="preserve">Reporting</w:t>
+                  </w:r>
+                </w:p>
+              </w:tc>
+              <w:tc>
+                <w:tcPr/>
+                <w:p>
+                  <w:pPr>
+                    <w:pStyle w:val="Compact"/>
+                    <w:jc w:val="center"/>
+                  </w:pPr>
+                  <w:r>
+                    <w:t xml:space="preserve">PCR-003</w:t>
+                  </w:r>
+                </w:p>
+              </w:tc>
+            </w:tr>
+          </w:tbl>
+          <w:bookmarkEnd w:id="42"/>
+          <w:p/>
+        </w:tc>
+      </w:tr>
+    </w:tbl>
+    <w:p>
+      <w:pPr>
+        <w:pStyle w:val="BodyText"/>
+      </w:pPr>
+      <w:r>
+        <w:t xml:space="preserve">Confirmation of the ranges at commercial scale is not a deliverable of this plan. It will be performed during the process performance qualification campaign of 5 batches at the receiving site, under the plan referenced in PTP-001</w:t>
+      </w:r>
+      <w:r>
+        <w:t xml:space="preserve"> </w:t>
+      </w:r>
+      <w:r>
+        <w:t xml:space="preserve">(U.S. Food and Drug Administration 2011)</w:t>
+      </w:r>
+      <w:r>
+        <w:t xml:space="preserve">.</w:t>
+      </w:r>
+    </w:p>
+    <w:bookmarkEnd w:id="43"/>
+    <w:bookmarkStart w:id="44" w:name="risks-and-assumptions"/>
+    <w:p>
+      <w:pPr>
+        <w:pStyle w:val="Heading1"/>
+      </w:pPr>
+      <w:r>
+        <w:t xml:space="preserve">12. Risks and assumptions</w:t>
+      </w:r>
+    </w:p>
+    <w:p>
+      <w:pPr>
+        <w:pStyle w:val="FirstParagraph"/>
+      </w:pPr>
+      <w:r>
+        <w:t xml:space="preserve">The principal risk to the study is that the scale-down model does not represent the commercial vessel for one of the attributes it is used to claim. The qualification of §5.1 addresses that risk for the attributes it compares, and the criterion in §7 is what the model must meet. The risk that remains after qualification is that the model represents mean performance without representing the variability of the commercial vessel, and it is managed by confirming the ranges at commercial scale during Stage 2.</w:t>
+      </w:r>
+    </w:p>
+    <w:p>
+      <w:pPr>
+        <w:pStyle w:val="BodyText"/>
+      </w:pPr>
+      <w:r>
+        <w:t xml:space="preserve">Material supply is the second risk. The studies require vials of the working cell bank, and lots of basal medium and feed sufficient to execute both designs. A change of medium or feed lot within a design would add a source of variation the design does not model, so lot identity will be recorded with each run and lots will be reserved for the campaign where the quantity allows.</w:t>
+      </w:r>
+    </w:p>
+    <w:p>
+      <w:pPr>
+        <w:pStyle w:val="BodyText"/>
+      </w:pPr>
+      <w:r>
+        <w:t xml:space="preserve">The third risk is analytical. A response measured near the edge of its acceptance criterion carries the precision of its method into every conclusion drawn about it, and an effect smaller than that precision cannot be resolved by any number of runs at this design size. The consequence is stated where it arises in §5.3 and will be stated again in PCR-003 wherever a range is set by a boundary that the method cannot resolve sharply.</w:t>
+      </w:r>
+    </w:p>
+    <w:p>
+      <w:pPr>
+        <w:pStyle w:val="BodyText"/>
+      </w:pPr>
+      <w:r>
+        <w:t xml:space="preserve">The plan rests on three assumptions. It assumes that the platform experience described in §4.1 transfers to A-Mab, which is supported by the shared cell line construction, medium, feed strategy and control scheme, and which the qualification runs test directly. It assumes that the parameter list in</w:t>
+      </w:r>
+      <w:r>
+        <w:t xml:space="preserve"> </w:t>
+      </w:r>
+      <w:hyperlink w:anchor="tbl-params">
+        <w:r>
+          <w:rPr>
+            <w:rStyle w:val="Hyperlink"/>
+          </w:rPr>
+          <w:t xml:space="preserve">Table 7</w:t>
+        </w:r>
+      </w:hyperlink>
+      <w:r>
+        <w:t xml:space="preserve"> </w:t>
+      </w:r>
+      <w:r>
+        <w:t xml:space="preserve">is complete for this step, which RA-001 established and which a univariate result inconsistent with the mechanism would call into question. It assumes that the attributes in</w:t>
+      </w:r>
+      <w:r>
+        <w:t xml:space="preserve"> </w:t>
+      </w:r>
+      <w:hyperlink w:anchor="tbl-cqa">
+        <w:r>
+          <w:rPr>
+            <w:rStyle w:val="Hyperlink"/>
+          </w:rPr>
+          <w:t xml:space="preserve">Table 5</w:t>
+        </w:r>
+      </w:hyperlink>
+      <w:r>
+        <w:t xml:space="preserve"> </w:t>
+      </w:r>
+      <w:r>
+        <w:t xml:space="preserve">are the attributes the culture conditions change, and that the attributes the purification train removes are characterized at the steps that remove them.</w:t>
+      </w:r>
+    </w:p>
+    <w:bookmarkEnd w:id="44"/>
+    <w:bookmarkStart w:id="45" w:name="approvals-1"/>
+    <w:p>
+      <w:pPr>
+        <w:pStyle w:val="Heading1"/>
+      </w:pPr>
+      <w:r>
+        <w:t xml:space="preserve">13. Approvals</w:t>
+      </w:r>
+    </w:p>
+    <w:p>
+      <w:pPr>
+        <w:pStyle w:val="FirstParagraph"/>
+      </w:pPr>
+      <w:r>
+        <w:t xml:space="preserve">This plan will be executed only after it has been approved by the functions recorded in</w:t>
+      </w:r>
+      <w:r>
+        <w:t xml:space="preserve"> </w:t>
+      </w:r>
+      <w:hyperlink w:anchor="tbl-appr">
+        <w:r>
+          <w:rPr>
+            <w:rStyle w:val="Hyperlink"/>
+          </w:rPr>
+          <w:t xml:space="preserve">Table 1</w:t>
+        </w:r>
+      </w:hyperlink>
+      <w:r>
+        <w:t xml:space="preserve">. Any change to the designs, the ranges, the analyses or the acceptance criteria after approval will be documented as an amendment, approved by the same functions, and reported in PCR-003 with the reason for the change.</w:t>
+      </w:r>
+    </w:p>
+    <w:bookmarkEnd w:id="45"/>
+    <w:bookmarkStart w:id="50" w:name="appendices"/>
+    <w:p>
+      <w:pPr>
+        <w:pStyle w:val="Heading1"/>
+      </w:pPr>
+      <w:r>
+        <w:t xml:space="preserve">14. Appendices</w:t>
+      </w:r>
+    </w:p>
+    <w:bookmarkStart w:id="47" w:name="Xed705a931fc11475eebaa20eb48e37c412bfb22"/>
+    <w:p>
+      <w:pPr>
+        <w:pStyle w:val="Heading2"/>
+      </w:pPr>
+      <w:r>
+        <w:t xml:space="preserve">14.1 Appendix A. Planned screening design matrix</w:t>
+      </w:r>
+    </w:p>
+    <w:p>
+      <w:pPr>
+        <w:pStyle w:val="FirstParagraph"/>
+      </w:pPr>
+      <w:hyperlink w:anchor="tbl-appa">
+        <w:r>
+          <w:rPr>
+            <w:rStyle w:val="Hyperlink"/>
+          </w:rPr>
+          <w:t xml:space="preserve">Table 11</w:t>
+        </w:r>
+      </w:hyperlink>
+      <w:r>
+        <w:t xml:space="preserve"> </w:t>
+      </w:r>
+      <w:r>
+        <w:t xml:space="preserve">gives the coded settings of the 19 planned screening runs, in the letter codes of</w:t>
+      </w:r>
+      <w:r>
+        <w:t xml:space="preserve"> </w:t>
+      </w:r>
+      <w:hyperlink w:anchor="tbl-legend">
+        <w:r>
+          <w:rPr>
+            <w:rStyle w:val="Hyperlink"/>
+          </w:rPr>
+          <w:t xml:space="preserve">Table 8</w:t>
+        </w:r>
+      </w:hyperlink>
+      <w:r>
+        <w:t xml:space="preserve">. The order shown is the design order, and execution follows the randomized order generated under SOP-1002. No response column appears, because no run has been executed.</w:t>
+      </w:r>
+    </w:p>
+    <w:tbl>
+      <w:tblPr>
+        <w:tblStyle w:val="Table"/>
+        <w:tblW w:type="pct" w:w="5000"/>
+        <w:tblLayout w:type="fixed"/>
+        <w:tblLook w:firstRow="0" w:lastRow="0" w:firstColumn="0" w:lastColumn="0" w:noHBand="0" w:noVBand="0" w:val="0000"/>
+      </w:tblPr>
+      <w:tblGrid>
+        <w:gridCol w:w="7920"/>
+      </w:tblGrid>
+      <w:tr>
+        <w:tc>
+          <w:tcPr/>
+          <w:bookmarkStart w:id="46" w:name="tbl-appa"/>
+          <w:p>
+            <w:pPr>
+              <w:jc w:val="center"/>
+            </w:pPr>
+            <w:pPr>
+              <w:jc w:val="left"/>
+              <w:spacing w:before="200"/>
+              <w:pStyle w:val="ImageCaption"/>
+            </w:pPr>
+            <w:r>
+              <w:t xml:space="preserve">Table 11: Planned screening design matrix, coded settings.</w:t>
             </w:r>
           </w:p>
           <w:tbl>
@@ -8975,32 +8773,43 @@
               </w:tc>
             </w:tr>
           </w:tbl>
-          <w:bookmarkEnd w:id="49"/>
+          <w:bookmarkEnd w:id="46"/>
           <w:p/>
         </w:tc>
       </w:tr>
     </w:tbl>
-    <w:bookmarkEnd w:id="50"/>
-    <w:bookmarkStart w:id="52" w:name="Xd035249cb2928fc67e6106bc8a61a8b12039d8a"/>
-    <w:p>
-      <w:pPr>
-        <w:pStyle w:val="Heading1"/>
-      </w:pPr>
-      <w:r>
-        <w:t xml:space="preserve">Appendix B — Planned response-surface design matrix</w:t>
+    <w:bookmarkEnd w:id="47"/>
+    <w:bookmarkStart w:id="49" w:name="Xe2b2e0743c03c830a45965d8439f41bc07ed1c1"/>
+    <w:p>
+      <w:pPr>
+        <w:pStyle w:val="Heading2"/>
+      </w:pPr>
+      <w:r>
+        <w:t xml:space="preserve">14.2 Appendix B. Planned response-surface design matrix</w:t>
       </w:r>
     </w:p>
     <w:p>
       <w:pPr>
         <w:pStyle w:val="FirstParagraph"/>
       </w:pPr>
-      <w:r>
-        <w:t xml:space="preserve">The planned response-surface matrix is given in</w:t>
-      </w:r>
+      <w:hyperlink w:anchor="tbl-appb">
+        <w:r>
+          <w:rPr>
+            <w:rStyle w:val="Hyperlink"/>
+          </w:rPr>
+          <w:t xml:space="preserve">Table 12</w:t>
+        </w:r>
+      </w:hyperlink>
       <w:r>
         <w:t xml:space="preserve"> </w:t>
       </w:r>
-      <w:hyperlink w:anchor="tbl-rsm">
+      <w:r>
+        <w:t xml:space="preserve">gives the coded settings of the 28 planned response surface runs, in the letter codes of</w:t>
+      </w:r>
+      <w:r>
+        <w:t xml:space="preserve"> </w:t>
+      </w:r>
+      <w:hyperlink w:anchor="tbl-legend">
         <w:r>
           <w:rPr>
             <w:rStyle w:val="Hyperlink"/>
@@ -9009,19 +8818,7 @@
         </w:r>
       </w:hyperlink>
       <w:r>
-        <w:t xml:space="preserve">, in the same coded form. The</w:t>
-      </w:r>
-      <w:r>
-        <w:t xml:space="preserve"> </w:t>
-      </w:r>
-      <w:r>
-        <w:t xml:space="preserve">factorial runs occupy the corners of the cube, the axial runs sit at the centre of each</w:t>
-      </w:r>
-      <w:r>
-        <w:t xml:space="preserve"> </w:t>
-      </w:r>
-      <w:r>
-        <w:t xml:space="preserve">face and the centre points sit at the set-point condition.</w:t>
+        <w:t xml:space="preserve">. The axial runs are set at −1 and +1, which is what makes the design face centred. The order shown is the design order, and execution follows the randomized order generated under SOP-1002.</w:t>
       </w:r>
     </w:p>
     <w:tbl>
@@ -9037,7 +8834,7 @@
       <w:tr>
         <w:tc>
           <w:tcPr/>
-          <w:bookmarkStart w:id="51" w:name="tbl-rsm"/>
+          <w:bookmarkStart w:id="48" w:name="tbl-appb"/>
           <w:p>
             <w:pPr>
               <w:jc w:val="center"/>
@@ -9048,7 +8845,7 @@
               <w:pStyle w:val="ImageCaption"/>
             </w:pPr>
             <w:r>
-              <w:t xml:space="preserve">Table 8: Planned response-surface design matrix, coded.</w:t>
+              <w:t xml:space="preserve">Table 12: Planned response surface design matrix, coded settings.</w:t>
             </w:r>
           </w:p>
           <w:tbl>
@@ -11389,12 +11186,117 @@
               </w:tc>
             </w:tr>
           </w:tbl>
-          <w:bookmarkEnd w:id="51"/>
+          <w:bookmarkEnd w:id="48"/>
           <w:p/>
         </w:tc>
       </w:tr>
     </w:tbl>
+    <w:bookmarkEnd w:id="49"/>
+    <w:bookmarkEnd w:id="50"/>
+    <w:bookmarkStart w:id="56" w:name="references"/>
+    <w:p>
+      <w:pPr>
+        <w:pStyle w:val="Heading1"/>
+      </w:pPr>
+      <w:r>
+        <w:t xml:space="preserve">References</w:t>
+      </w:r>
+    </w:p>
+    <w:bookmarkStart w:id="55" w:name="refs"/>
+    <w:bookmarkStart w:id="51" w:name="ref-amab2009"/>
+    <w:p>
+      <w:pPr>
+        <w:pStyle w:val="Bibliography"/>
+      </w:pPr>
+      <w:r>
+        <w:t xml:space="preserve">CMC Biotech Working Group. 2009.</w:t>
+      </w:r>
+      <w:r>
+        <w:t xml:space="preserve"> </w:t>
+      </w:r>
+      <w:r>
+        <w:rPr>
+          <w:i/>
+          <w:iCs/>
+        </w:rPr>
+        <w:t xml:space="preserve">A-Mab: A Case Study in Bioprocess Development</w:t>
+      </w:r>
+      <w:r>
+        <w:t xml:space="preserve">. CASSS.</w:t>
+      </w:r>
+    </w:p>
+    <w:bookmarkEnd w:id="51"/>
+    <w:bookmarkStart w:id="52" w:name="ref-ichq8"/>
+    <w:p>
+      <w:pPr>
+        <w:pStyle w:val="Bibliography"/>
+      </w:pPr>
+      <w:r>
+        <w:t xml:space="preserve">International Council for Harmonisation. 2009.</w:t>
+      </w:r>
+      <w:r>
+        <w:t xml:space="preserve"> </w:t>
+      </w:r>
+      <w:r>
+        <w:rPr>
+          <w:i/>
+          <w:iCs/>
+        </w:rPr>
+        <w:t xml:space="preserve">ICH Q8(R2): Pharmaceutical Development</w:t>
+      </w:r>
+      <w:r>
+        <w:t xml:space="preserve">. ICH.</w:t>
+      </w:r>
+    </w:p>
     <w:bookmarkEnd w:id="52"/>
+    <w:bookmarkStart w:id="53" w:name="ref-ichq9"/>
+    <w:p>
+      <w:pPr>
+        <w:pStyle w:val="Bibliography"/>
+      </w:pPr>
+      <w:r>
+        <w:t xml:space="preserve">International Council for Harmonisation. 2023.</w:t>
+      </w:r>
+      <w:r>
+        <w:t xml:space="preserve"> </w:t>
+      </w:r>
+      <w:r>
+        <w:rPr>
+          <w:i/>
+          <w:iCs/>
+        </w:rPr>
+        <w:t xml:space="preserve">ICH Q9(R1): Quality Risk Management</w:t>
+      </w:r>
+      <w:r>
+        <w:t xml:space="preserve">. ICH.</w:t>
+      </w:r>
+    </w:p>
+    <w:bookmarkEnd w:id="53"/>
+    <w:bookmarkStart w:id="54" w:name="ref-fda2011"/>
+    <w:p>
+      <w:pPr>
+        <w:pStyle w:val="Bibliography"/>
+      </w:pPr>
+      <w:r>
+        <w:t xml:space="preserve">U.S. Food and Drug Administration. 2011.</w:t>
+      </w:r>
+      <w:r>
+        <w:t xml:space="preserve"> </w:t>
+      </w:r>
+      <w:r>
+        <w:rPr>
+          <w:i/>
+          <w:iCs/>
+        </w:rPr>
+        <w:t xml:space="preserve">Guidance for Industry: Process Validation — General Principles and Practices</w:t>
+      </w:r>
+      <w:r>
+        <w:t xml:space="preserve">. FDA.</w:t>
+      </w:r>
+    </w:p>
+    <w:bookmarkEnd w:id="54"/>
+    <w:bookmarkEnd w:id="55"/>
+    <w:bookmarkEnd w:id="56"/>
     <w:sectPr>
       <w:footnotePr>
         <w:numRestart w:val="eachSect"/>
